--- a/我的笔记.docx
+++ b/我的笔记.docx
@@ -5,6 +5,10 @@
     <w:p>
       <w:pPr>
         <w:pStyle w:val="Heading2"/>
+        <w:numPr>
+          <w:ilvl w:val="1"/>
+          <w:numId w:val="1"/>
+        </w:numPr>
         <w:bidi w:val="0"/>
         <w:spacing w:before="200" w:after="120"/>
         <w:ind w:hanging="0" w:start="0"/>
@@ -1161,6 +1165,10 @@
     <w:p>
       <w:pPr>
         <w:pStyle w:val="Heading2"/>
+        <w:numPr>
+          <w:ilvl w:val="1"/>
+          <w:numId w:val="1"/>
+        </w:numPr>
         <w:bidi w:val="0"/>
         <w:ind w:hanging="0" w:start="0"/>
         <w:jc w:val="start"/>
@@ -1470,6 +1478,10 @@
     <w:p>
       <w:pPr>
         <w:pStyle w:val="Heading2"/>
+        <w:numPr>
+          <w:ilvl w:val="1"/>
+          <w:numId w:val="1"/>
+        </w:numPr>
         <w:bidi w:val="0"/>
         <w:ind w:hanging="0" w:start="0"/>
         <w:jc w:val="start"/>
@@ -2005,11 +2017,7 @@
       </w:pPr>
       <w:r>
         <w:rPr/>
-        <w:t>不管怎么省略</w:t>
-      </w:r>
-      <w:r>
-        <w:rPr/>
-        <w:t>，生成该</w:t>
+        <w:t>不管怎么省略，生成该</w:t>
       </w:r>
       <w:r>
         <w:rPr/>
@@ -2063,6 +2071,10 @@
     <w:p>
       <w:pPr>
         <w:pStyle w:val="Heading2"/>
+        <w:numPr>
+          <w:ilvl w:val="1"/>
+          <w:numId w:val="1"/>
+        </w:numPr>
         <w:bidi w:val="0"/>
         <w:ind w:hanging="0" w:start="0"/>
         <w:jc w:val="start"/>
@@ -2084,6 +2096,10 @@
     <w:p>
       <w:pPr>
         <w:pStyle w:val="Heading4"/>
+        <w:numPr>
+          <w:ilvl w:val="3"/>
+          <w:numId w:val="1"/>
+        </w:numPr>
         <w:bidi w:val="0"/>
         <w:ind w:hanging="0" w:start="0"/>
         <w:jc w:val="start"/>
@@ -2376,6 +2392,2338 @@
         <w:rPr/>
         <w:tab/>
         <w:t xml:space="preserve">     FILE *ioFile = fopen(filename, "a+");</w:t>
+      </w:r>
+    </w:p>
+    <w:p>
+      <w:pPr>
+        <w:pStyle w:val="Normal"/>
+        <w:bidi w:val="0"/>
+        <w:jc w:val="start"/>
+        <w:rPr/>
+      </w:pPr>
+      <w:r>
+        <w:rPr/>
+      </w:r>
+    </w:p>
+    <w:p>
+      <w:pPr>
+        <w:pStyle w:val="Heading4"/>
+        <w:numPr>
+          <w:ilvl w:val="3"/>
+          <w:numId w:val="1"/>
+        </w:numPr>
+        <w:bidi w:val="0"/>
+        <w:ind w:hanging="0" w:start="0"/>
+        <w:jc w:val="start"/>
+        <w:rPr/>
+      </w:pPr>
+      <w:r>
+        <w:rPr/>
+        <w:t>fclose</w:t>
+      </w:r>
+      <w:r>
+        <w:rPr/>
+        <w:t>函数使用</w:t>
+      </w:r>
+    </w:p>
+    <w:p>
+      <w:pPr>
+        <w:pStyle w:val="Normal"/>
+        <w:bidi w:val="0"/>
+        <w:jc w:val="start"/>
+        <w:rPr/>
+      </w:pPr>
+      <w:r>
+        <w:rPr/>
+        <w:t xml:space="preserve">    </w:t>
+      </w:r>
+      <w:r>
+        <w:rPr/>
+        <w:t>/*</w:t>
+      </w:r>
+    </w:p>
+    <w:p>
+      <w:pPr>
+        <w:pStyle w:val="Normal"/>
+        <w:bidi w:val="0"/>
+        <w:jc w:val="start"/>
+        <w:rPr/>
+      </w:pPr>
+      <w:r>
+        <w:rPr/>
+        <w:t xml:space="preserve">    </w:t>
+      </w:r>
+      <w:r>
+        <w:rPr/>
+        <w:t xml:space="preserve">FILE *__stream: </w:t>
+      </w:r>
+      <w:r>
+        <w:rPr/>
+        <w:t>需要关闭的文件</w:t>
+      </w:r>
+    </w:p>
+    <w:p>
+      <w:pPr>
+        <w:pStyle w:val="Normal"/>
+        <w:bidi w:val="0"/>
+        <w:jc w:val="start"/>
+        <w:rPr/>
+      </w:pPr>
+      <w:r>
+        <w:rPr/>
+        <w:t xml:space="preserve">    </w:t>
+      </w:r>
+      <w:r>
+        <w:rPr/>
+        <w:t xml:space="preserve">return: </w:t>
+      </w:r>
+      <w:r>
+        <w:rPr/>
+        <w:t>成功返回</w:t>
+      </w:r>
+      <w:r>
+        <w:rPr/>
+        <w:t xml:space="preserve">0 </w:t>
+      </w:r>
+      <w:r>
+        <w:rPr/>
+        <w:t>失败返回</w:t>
+      </w:r>
+      <w:r>
+        <w:rPr/>
+        <w:t>EOF(</w:t>
+      </w:r>
+      <w:r>
+        <w:rPr/>
+        <w:t>负数</w:t>
+      </w:r>
+      <w:r>
+        <w:rPr/>
+        <w:t xml:space="preserve">) </w:t>
+      </w:r>
+      <w:r>
+        <w:rPr/>
+        <w:t>通常失败会造成系统崩溃</w:t>
+      </w:r>
+    </w:p>
+    <w:p>
+      <w:pPr>
+        <w:pStyle w:val="Normal"/>
+        <w:bidi w:val="0"/>
+        <w:jc w:val="start"/>
+        <w:rPr/>
+      </w:pPr>
+      <w:r>
+        <w:rPr/>
+        <w:t xml:space="preserve">    </w:t>
+      </w:r>
+      <w:r>
+        <w:rPr/>
+        <w:t>int fclose (FILE *__stream)</w:t>
+      </w:r>
+    </w:p>
+    <w:p>
+      <w:pPr>
+        <w:pStyle w:val="Normal"/>
+        <w:bidi w:val="0"/>
+        <w:jc w:val="start"/>
+        <w:rPr/>
+      </w:pPr>
+      <w:r>
+        <w:rPr/>
+        <w:t xml:space="preserve">    </w:t>
+      </w:r>
+      <w:r>
+        <w:rPr/>
+        <w:t>*/</w:t>
+      </w:r>
+    </w:p>
+    <w:p>
+      <w:pPr>
+        <w:pStyle w:val="Normal"/>
+        <w:bidi w:val="0"/>
+        <w:jc w:val="start"/>
+        <w:rPr/>
+      </w:pPr>
+      <w:r>
+        <w:rPr/>
+        <w:t>例子</w:t>
+      </w:r>
+      <w:r>
+        <w:rPr>
+          <w:rFonts w:eastAsia="Consolas" w:cs="Consolas" w:ascii="Consolas" w:hAnsi="Consolas"/>
+          <w:color w:val="0000FF"/>
+          <w:kern w:val="0"/>
+          <w:szCs w:val="21"/>
+          <w:shd w:fill="ECECEC" w:val="clear"/>
+          <w:lang w:bidi="ar-SA"/>
+        </w:rPr>
+        <w:t>int</w:t>
+      </w:r>
+      <w:r>
+        <w:rPr>
+          <w:rFonts w:eastAsia="Consolas" w:cs="Consolas" w:ascii="Consolas" w:hAnsi="Consolas"/>
+          <w:color w:val="3B3B3B"/>
+          <w:kern w:val="0"/>
+          <w:szCs w:val="21"/>
+          <w:shd w:fill="ECECEC" w:val="clear"/>
+          <w:lang w:bidi="ar-SA"/>
+        </w:rPr>
+        <w:t xml:space="preserve"> </w:t>
+      </w:r>
+      <w:r>
+        <w:rPr>
+          <w:rFonts w:eastAsia="Consolas" w:cs="Consolas" w:ascii="Consolas" w:hAnsi="Consolas"/>
+          <w:color w:val="001080"/>
+          <w:kern w:val="0"/>
+          <w:szCs w:val="21"/>
+          <w:shd w:fill="ECECEC" w:val="clear"/>
+          <w:lang w:bidi="ar-SA"/>
+        </w:rPr>
+        <w:t>result</w:t>
+      </w:r>
+      <w:r>
+        <w:rPr>
+          <w:rFonts w:eastAsia="Consolas" w:cs="Consolas" w:ascii="Consolas" w:hAnsi="Consolas"/>
+          <w:color w:val="3B3B3B"/>
+          <w:kern w:val="0"/>
+          <w:szCs w:val="21"/>
+          <w:shd w:fill="ECECEC" w:val="clear"/>
+          <w:lang w:bidi="ar-SA"/>
+        </w:rPr>
+        <w:t xml:space="preserve"> </w:t>
+      </w:r>
+      <w:r>
+        <w:rPr>
+          <w:rFonts w:eastAsia="Consolas" w:cs="Consolas" w:ascii="Consolas" w:hAnsi="Consolas"/>
+          <w:color w:val="000000"/>
+          <w:kern w:val="0"/>
+          <w:szCs w:val="21"/>
+          <w:shd w:fill="ECECEC" w:val="clear"/>
+          <w:lang w:bidi="ar-SA"/>
+        </w:rPr>
+        <w:t>=</w:t>
+      </w:r>
+      <w:r>
+        <w:rPr>
+          <w:rFonts w:eastAsia="Consolas" w:cs="Consolas" w:ascii="Consolas" w:hAnsi="Consolas"/>
+          <w:color w:val="3B3B3B"/>
+          <w:kern w:val="0"/>
+          <w:szCs w:val="21"/>
+          <w:shd w:fill="ECECEC" w:val="clear"/>
+          <w:lang w:bidi="ar-SA"/>
+        </w:rPr>
+        <w:t xml:space="preserve"> </w:t>
+      </w:r>
+      <w:r>
+        <w:rPr>
+          <w:rFonts w:eastAsia="Consolas" w:cs="Consolas" w:ascii="Consolas" w:hAnsi="Consolas"/>
+          <w:color w:val="795E26"/>
+          <w:kern w:val="0"/>
+          <w:szCs w:val="21"/>
+          <w:shd w:fill="ECECEC" w:val="clear"/>
+          <w:lang w:bidi="ar-SA"/>
+        </w:rPr>
+        <w:t>fclose</w:t>
+      </w:r>
+      <w:r>
+        <w:rPr>
+          <w:rFonts w:eastAsia="Consolas" w:cs="Consolas" w:ascii="Consolas" w:hAnsi="Consolas"/>
+          <w:color w:val="3B3B3B"/>
+          <w:kern w:val="0"/>
+          <w:szCs w:val="21"/>
+          <w:shd w:fill="ECECEC" w:val="clear"/>
+          <w:lang w:bidi="ar-SA"/>
+        </w:rPr>
+        <w:t>(ioFile)</w:t>
+      </w:r>
+    </w:p>
+    <w:p>
+      <w:pPr>
+        <w:pStyle w:val="Normal"/>
+        <w:bidi w:val="0"/>
+        <w:jc w:val="start"/>
+        <w:rPr/>
+      </w:pPr>
+      <w:r>
+        <w:rPr/>
+      </w:r>
+    </w:p>
+    <w:p>
+      <w:pPr>
+        <w:pStyle w:val="Normal"/>
+        <w:bidi w:val="0"/>
+        <w:jc w:val="start"/>
+        <w:rPr/>
+      </w:pPr>
+      <w:r>
+        <w:rPr/>
+      </w:r>
+    </w:p>
+    <w:p>
+      <w:pPr>
+        <w:pStyle w:val="Heading4"/>
+        <w:numPr>
+          <w:ilvl w:val="3"/>
+          <w:numId w:val="1"/>
+        </w:numPr>
+        <w:bidi w:val="0"/>
+        <w:ind w:hanging="0" w:start="0"/>
+        <w:jc w:val="start"/>
+        <w:rPr/>
+      </w:pPr>
+      <w:r>
+        <w:rPr/>
+        <w:t>fputc</w:t>
+      </w:r>
+      <w:r>
+        <w:rPr/>
+        <w:t>函数使用</w:t>
+      </w:r>
+    </w:p>
+    <w:p>
+      <w:pPr>
+        <w:pStyle w:val="Normal"/>
+        <w:bidi w:val="0"/>
+        <w:jc w:val="start"/>
+        <w:rPr/>
+      </w:pPr>
+      <w:r>
+        <w:rPr/>
+        <w:t xml:space="preserve">    </w:t>
+      </w:r>
+      <w:r>
+        <w:rPr/>
+        <w:t>/*</w:t>
+      </w:r>
+    </w:p>
+    <w:p>
+      <w:pPr>
+        <w:pStyle w:val="Normal"/>
+        <w:bidi w:val="0"/>
+        <w:jc w:val="start"/>
+        <w:rPr/>
+      </w:pPr>
+      <w:r>
+        <w:rPr/>
+        <w:t xml:space="preserve">    </w:t>
+      </w:r>
+      <w:r>
+        <w:rPr/>
+        <w:t>写入文件一个字符</w:t>
+      </w:r>
+    </w:p>
+    <w:p>
+      <w:pPr>
+        <w:pStyle w:val="Normal"/>
+        <w:bidi w:val="0"/>
+        <w:jc w:val="start"/>
+        <w:rPr/>
+      </w:pPr>
+      <w:r>
+        <w:rPr/>
+        <w:t xml:space="preserve">    </w:t>
+      </w:r>
+      <w:r>
+        <w:rPr/>
+        <w:t xml:space="preserve">int __c: </w:t>
+      </w:r>
+      <w:r>
+        <w:rPr/>
+        <w:t>写入的</w:t>
+      </w:r>
+      <w:r>
+        <w:rPr/>
+        <w:t>char</w:t>
+      </w:r>
+      <w:r>
+        <w:rPr/>
+        <w:t>按照</w:t>
+      </w:r>
+      <w:r>
+        <w:rPr/>
+        <w:t>AICII</w:t>
+      </w:r>
+      <w:r>
+        <w:rPr/>
+        <w:t>值写入 可提前声明一个</w:t>
+      </w:r>
+      <w:r>
+        <w:rPr/>
+        <w:t>char</w:t>
+      </w:r>
+    </w:p>
+    <w:p>
+      <w:pPr>
+        <w:pStyle w:val="Normal"/>
+        <w:bidi w:val="0"/>
+        <w:jc w:val="start"/>
+        <w:rPr/>
+      </w:pPr>
+      <w:r>
+        <w:rPr/>
+        <w:t xml:space="preserve">    </w:t>
+      </w:r>
+      <w:r>
+        <w:rPr/>
+        <w:t xml:space="preserve">FILE *__stream: </w:t>
+      </w:r>
+      <w:r>
+        <w:rPr/>
+        <w:t>要写入的文件</w:t>
+      </w:r>
+      <w:r>
+        <w:rPr/>
+        <w:t>,</w:t>
+      </w:r>
+      <w:r>
+        <w:rPr/>
+        <w:t>写在哪里取决于访问模式</w:t>
+      </w:r>
+    </w:p>
+    <w:p>
+      <w:pPr>
+        <w:pStyle w:val="Normal"/>
+        <w:bidi w:val="0"/>
+        <w:jc w:val="start"/>
+        <w:rPr/>
+      </w:pPr>
+      <w:r>
+        <w:rPr/>
+        <w:t xml:space="preserve">    </w:t>
+      </w:r>
+      <w:r>
+        <w:rPr/>
+        <w:t xml:space="preserve">return: </w:t>
+      </w:r>
+      <w:r>
+        <w:rPr/>
+        <w:t>成功返回</w:t>
+      </w:r>
+      <w:r>
+        <w:rPr/>
+        <w:t>char</w:t>
+      </w:r>
+      <w:r>
+        <w:rPr/>
+        <w:t>的值 失败返回</w:t>
+      </w:r>
+      <w:r>
+        <w:rPr/>
+        <w:t>EOF</w:t>
+      </w:r>
+    </w:p>
+    <w:p>
+      <w:pPr>
+        <w:pStyle w:val="Normal"/>
+        <w:bidi w:val="0"/>
+        <w:jc w:val="start"/>
+        <w:rPr/>
+      </w:pPr>
+      <w:r>
+        <w:rPr/>
+        <w:t xml:space="preserve">    </w:t>
+      </w:r>
+      <w:r>
+        <w:rPr/>
+        <w:t>int fputc (int __c, FILE *__stream)</w:t>
+      </w:r>
+    </w:p>
+    <w:p>
+      <w:pPr>
+        <w:pStyle w:val="Normal"/>
+        <w:bidi w:val="0"/>
+        <w:jc w:val="start"/>
+        <w:rPr/>
+      </w:pPr>
+      <w:r>
+        <w:rPr/>
+        <w:t xml:space="preserve">    </w:t>
+      </w:r>
+      <w:r>
+        <w:rPr/>
+        <w:t>*/</w:t>
+      </w:r>
+    </w:p>
+    <w:p>
+      <w:pPr>
+        <w:pStyle w:val="Normal"/>
+        <w:bidi w:val="0"/>
+        <w:jc w:val="start"/>
+        <w:rPr/>
+      </w:pPr>
+      <w:r>
+        <w:rPr/>
+        <w:t>例子</w:t>
+      </w:r>
+      <w:r>
+        <w:rPr>
+          <w:rFonts w:eastAsia="Consolas" w:cs="Consolas" w:ascii="Consolas" w:hAnsi="Consolas"/>
+          <w:color w:val="0000FF"/>
+          <w:kern w:val="0"/>
+          <w:szCs w:val="21"/>
+          <w:shd w:fill="ECECEC" w:val="clear"/>
+          <w:lang w:bidi="ar-SA"/>
+        </w:rPr>
+        <w:t>int</w:t>
+      </w:r>
+      <w:r>
+        <w:rPr>
+          <w:rFonts w:eastAsia="Consolas" w:cs="Consolas" w:ascii="Consolas" w:hAnsi="Consolas"/>
+          <w:color w:val="3B3B3B"/>
+          <w:kern w:val="0"/>
+          <w:szCs w:val="21"/>
+          <w:shd w:fill="ECECEC" w:val="clear"/>
+          <w:lang w:bidi="ar-SA"/>
+        </w:rPr>
+        <w:t xml:space="preserve"> </w:t>
+      </w:r>
+      <w:r>
+        <w:rPr>
+          <w:rFonts w:eastAsia="Consolas" w:cs="Consolas" w:ascii="Consolas" w:hAnsi="Consolas"/>
+          <w:color w:val="001080"/>
+          <w:kern w:val="0"/>
+          <w:szCs w:val="21"/>
+          <w:shd w:fill="ECECEC" w:val="clear"/>
+          <w:lang w:bidi="ar-SA"/>
+        </w:rPr>
+        <w:t>result</w:t>
+      </w:r>
+      <w:r>
+        <w:rPr>
+          <w:rFonts w:eastAsia="Consolas" w:cs="Consolas" w:ascii="Consolas" w:hAnsi="Consolas"/>
+          <w:color w:val="3B3B3B"/>
+          <w:kern w:val="0"/>
+          <w:szCs w:val="21"/>
+          <w:shd w:fill="ECECEC" w:val="clear"/>
+          <w:lang w:bidi="ar-SA"/>
+        </w:rPr>
+        <w:t xml:space="preserve"> </w:t>
+      </w:r>
+      <w:r>
+        <w:rPr>
+          <w:rFonts w:eastAsia="Consolas" w:cs="Consolas" w:ascii="Consolas" w:hAnsi="Consolas"/>
+          <w:color w:val="000000"/>
+          <w:kern w:val="0"/>
+          <w:szCs w:val="21"/>
+          <w:shd w:fill="ECECEC" w:val="clear"/>
+          <w:lang w:bidi="ar-SA"/>
+        </w:rPr>
+        <w:t>=</w:t>
+      </w:r>
+      <w:r>
+        <w:rPr>
+          <w:rFonts w:eastAsia="Consolas" w:cs="Consolas" w:ascii="Consolas" w:hAnsi="Consolas"/>
+          <w:color w:val="3B3B3B"/>
+          <w:kern w:val="0"/>
+          <w:szCs w:val="21"/>
+          <w:shd w:fill="ECECEC" w:val="clear"/>
+          <w:lang w:bidi="ar-SA"/>
+        </w:rPr>
+        <w:t xml:space="preserve"> </w:t>
+      </w:r>
+      <w:r>
+        <w:rPr>
+          <w:rFonts w:eastAsia="Consolas" w:cs="Consolas" w:ascii="Consolas" w:hAnsi="Consolas"/>
+          <w:color w:val="795E26"/>
+          <w:kern w:val="0"/>
+          <w:szCs w:val="21"/>
+          <w:shd w:fill="ECECEC" w:val="clear"/>
+          <w:lang w:bidi="ar-SA"/>
+        </w:rPr>
+        <w:t>fputc</w:t>
+      </w:r>
+      <w:r>
+        <w:rPr>
+          <w:rFonts w:eastAsia="Consolas" w:cs="Consolas" w:ascii="Consolas" w:hAnsi="Consolas"/>
+          <w:color w:val="3B3B3B"/>
+          <w:kern w:val="0"/>
+          <w:szCs w:val="21"/>
+          <w:shd w:fill="ECECEC" w:val="clear"/>
+          <w:lang w:bidi="ar-SA"/>
+        </w:rPr>
+        <w:t>(‘a’,ioFile)</w:t>
+      </w:r>
+    </w:p>
+    <w:p>
+      <w:pPr>
+        <w:pStyle w:val="Normal"/>
+        <w:bidi w:val="0"/>
+        <w:jc w:val="start"/>
+        <w:rPr/>
+      </w:pPr>
+      <w:r>
+        <w:rPr/>
+      </w:r>
+    </w:p>
+    <w:p>
+      <w:pPr>
+        <w:pStyle w:val="Heading4"/>
+        <w:numPr>
+          <w:ilvl w:val="3"/>
+          <w:numId w:val="1"/>
+        </w:numPr>
+        <w:bidi w:val="0"/>
+        <w:ind w:hanging="0" w:start="0"/>
+        <w:jc w:val="start"/>
+        <w:rPr/>
+      </w:pPr>
+      <w:r>
+        <w:rPr/>
+        <w:t>fputs</w:t>
+      </w:r>
+      <w:r>
+        <w:rPr/>
+        <w:t>函数使用</w:t>
+      </w:r>
+    </w:p>
+    <w:p>
+      <w:pPr>
+        <w:pStyle w:val="Normal"/>
+        <w:bidi w:val="0"/>
+        <w:jc w:val="start"/>
+        <w:rPr/>
+      </w:pPr>
+      <w:r>
+        <w:rPr/>
+        <w:t xml:space="preserve">    </w:t>
+      </w:r>
+      <w:r>
+        <w:rPr/>
+        <w:t>/*</w:t>
+      </w:r>
+    </w:p>
+    <w:p>
+      <w:pPr>
+        <w:pStyle w:val="Normal"/>
+        <w:bidi w:val="0"/>
+        <w:jc w:val="start"/>
+        <w:rPr/>
+      </w:pPr>
+      <w:r>
+        <w:rPr/>
+        <w:t xml:space="preserve">    </w:t>
+      </w:r>
+      <w:r>
+        <w:rPr/>
+        <w:t>写入文件一个字符串</w:t>
+      </w:r>
+    </w:p>
+    <w:p>
+      <w:pPr>
+        <w:pStyle w:val="Normal"/>
+        <w:bidi w:val="0"/>
+        <w:jc w:val="start"/>
+        <w:rPr/>
+      </w:pPr>
+      <w:r>
+        <w:rPr/>
+        <w:t xml:space="preserve">    </w:t>
+      </w:r>
+      <w:r>
+        <w:rPr/>
+        <w:t xml:space="preserve">char *__restrict __s: </w:t>
+      </w:r>
+      <w:r>
+        <w:rPr/>
+        <w:t>需要写入的字符串</w:t>
+      </w:r>
+    </w:p>
+    <w:p>
+      <w:pPr>
+        <w:pStyle w:val="Normal"/>
+        <w:bidi w:val="0"/>
+        <w:jc w:val="start"/>
+        <w:rPr/>
+      </w:pPr>
+      <w:r>
+        <w:rPr/>
+        <w:t xml:space="preserve">    </w:t>
+      </w:r>
+      <w:r>
+        <w:rPr/>
+        <w:t xml:space="preserve">FILE *__restrict __stream: </w:t>
+      </w:r>
+      <w:r>
+        <w:rPr/>
+        <w:t>要写入的文件</w:t>
+      </w:r>
+      <w:r>
+        <w:rPr/>
+        <w:t>,</w:t>
+      </w:r>
+      <w:r>
+        <w:rPr/>
+        <w:t>写在哪里取决于访问模式</w:t>
+      </w:r>
+    </w:p>
+    <w:p>
+      <w:pPr>
+        <w:pStyle w:val="Normal"/>
+        <w:bidi w:val="0"/>
+        <w:jc w:val="start"/>
+        <w:rPr/>
+      </w:pPr>
+      <w:r>
+        <w:rPr/>
+        <w:t xml:space="preserve">    </w:t>
+      </w:r>
+      <w:r>
+        <w:rPr/>
+        <w:t xml:space="preserve">return: </w:t>
+      </w:r>
+      <w:r>
+        <w:rPr/>
+        <w:t>成功返回非负整数</w:t>
+      </w:r>
+      <w:r>
+        <w:rPr/>
+        <w:t>(</w:t>
+      </w:r>
+      <w:r>
+        <w:rPr/>
+        <w:t>一般是</w:t>
+      </w:r>
+      <w:r>
+        <w:rPr/>
+        <w:t xml:space="preserve">0,1) </w:t>
+      </w:r>
+      <w:r>
+        <w:rPr/>
+        <w:t>失败返回</w:t>
+      </w:r>
+      <w:r>
+        <w:rPr/>
+        <w:t>EOF</w:t>
+      </w:r>
+    </w:p>
+    <w:p>
+      <w:pPr>
+        <w:pStyle w:val="Normal"/>
+        <w:bidi w:val="0"/>
+        <w:jc w:val="start"/>
+        <w:rPr/>
+      </w:pPr>
+      <w:r>
+        <w:rPr/>
+        <w:t xml:space="preserve">    </w:t>
+      </w:r>
+      <w:r>
+        <w:rPr/>
+        <w:t>int fputs (const char *__restrict __s, FILE *__restrict __stream)</w:t>
+      </w:r>
+    </w:p>
+    <w:p>
+      <w:pPr>
+        <w:pStyle w:val="Normal"/>
+        <w:bidi w:val="0"/>
+        <w:jc w:val="start"/>
+        <w:rPr/>
+      </w:pPr>
+      <w:r>
+        <w:rPr/>
+        <w:t xml:space="preserve">    </w:t>
+      </w:r>
+      <w:r>
+        <w:rPr/>
+        <w:t>*/</w:t>
+      </w:r>
+    </w:p>
+    <w:p>
+      <w:pPr>
+        <w:pStyle w:val="Normal"/>
+        <w:bidi w:val="0"/>
+        <w:jc w:val="start"/>
+        <w:rPr/>
+      </w:pPr>
+      <w:r>
+        <w:rPr/>
+        <w:t>例子：</w:t>
+      </w:r>
+      <w:r>
+        <w:rPr/>
+        <w:t>int puts_result = fputs("hello world\n", ioFile);</w:t>
+      </w:r>
+    </w:p>
+    <w:p>
+      <w:pPr>
+        <w:pStyle w:val="Normal"/>
+        <w:bidi w:val="0"/>
+        <w:jc w:val="start"/>
+        <w:rPr/>
+      </w:pPr>
+      <w:r>
+        <w:rPr/>
+        <w:t>只能输入固定字符串</w:t>
+      </w:r>
+    </w:p>
+    <w:p>
+      <w:pPr>
+        <w:pStyle w:val="Normal"/>
+        <w:bidi w:val="0"/>
+        <w:jc w:val="start"/>
+        <w:rPr/>
+      </w:pPr>
+      <w:r>
+        <w:rPr/>
+      </w:r>
+    </w:p>
+    <w:p>
+      <w:pPr>
+        <w:pStyle w:val="Heading4"/>
+        <w:numPr>
+          <w:ilvl w:val="3"/>
+          <w:numId w:val="1"/>
+        </w:numPr>
+        <w:ind w:hanging="0" w:start="0"/>
+        <w:rPr/>
+      </w:pPr>
+      <w:r>
+        <w:rPr/>
+        <w:t>fprintf</w:t>
+      </w:r>
+      <w:r>
+        <w:rPr/>
+        <w:t>函数使用</w:t>
+      </w:r>
+    </w:p>
+    <w:p>
+      <w:pPr>
+        <w:pStyle w:val="Normal"/>
+        <w:bidi w:val="0"/>
+        <w:jc w:val="start"/>
+        <w:rPr/>
+      </w:pPr>
+      <w:r>
+        <w:rPr/>
+        <w:t>/*</w:t>
+      </w:r>
+    </w:p>
+    <w:p>
+      <w:pPr>
+        <w:pStyle w:val="Normal"/>
+        <w:bidi w:val="0"/>
+        <w:jc w:val="start"/>
+        <w:rPr/>
+      </w:pPr>
+      <w:r>
+        <w:rPr/>
+        <w:t xml:space="preserve">    </w:t>
+      </w:r>
+      <w:r>
+        <w:rPr/>
+        <w:t xml:space="preserve">FILE *__restrict __stream: </w:t>
+      </w:r>
+      <w:r>
+        <w:rPr/>
+        <w:t>要写入的文件</w:t>
+      </w:r>
+      <w:r>
+        <w:rPr/>
+        <w:t>,</w:t>
+      </w:r>
+      <w:r>
+        <w:rPr/>
+        <w:t>写在哪里取决于访问模式</w:t>
+      </w:r>
+    </w:p>
+    <w:p>
+      <w:pPr>
+        <w:pStyle w:val="Normal"/>
+        <w:bidi w:val="0"/>
+        <w:jc w:val="start"/>
+        <w:rPr/>
+      </w:pPr>
+      <w:r>
+        <w:rPr/>
+        <w:t xml:space="preserve">    </w:t>
+      </w:r>
+      <w:r>
+        <w:rPr/>
+        <w:t xml:space="preserve">char *__restrict __fmt: </w:t>
+      </w:r>
+      <w:r>
+        <w:rPr/>
+        <w:t>格式化字符串</w:t>
+      </w:r>
+    </w:p>
+    <w:p>
+      <w:pPr>
+        <w:pStyle w:val="Normal"/>
+        <w:bidi w:val="0"/>
+        <w:jc w:val="start"/>
+        <w:rPr/>
+      </w:pPr>
+      <w:r>
+        <w:rPr/>
+        <w:t xml:space="preserve">    </w:t>
+      </w:r>
+      <w:r>
+        <w:rPr/>
+        <w:t xml:space="preserve">...: </w:t>
+      </w:r>
+      <w:r>
+        <w:rPr/>
+        <w:t>变长参数列表</w:t>
+      </w:r>
+    </w:p>
+    <w:p>
+      <w:pPr>
+        <w:pStyle w:val="Normal"/>
+        <w:bidi w:val="0"/>
+        <w:jc w:val="start"/>
+        <w:rPr/>
+      </w:pPr>
+      <w:r>
+        <w:rPr/>
+        <w:t xml:space="preserve">    </w:t>
+      </w:r>
+      <w:r>
+        <w:rPr/>
+        <w:t xml:space="preserve">return: </w:t>
+      </w:r>
+      <w:r>
+        <w:rPr/>
+        <w:t>成功返回正整数</w:t>
+      </w:r>
+      <w:r>
+        <w:rPr/>
+        <w:t>(</w:t>
+      </w:r>
+      <w:r>
+        <w:rPr/>
+        <w:t>写入字符总数不包含换行符</w:t>
+      </w:r>
+      <w:r>
+        <w:rPr/>
+        <w:t xml:space="preserve">) </w:t>
+      </w:r>
+      <w:r>
+        <w:rPr/>
+        <w:t>失败返回</w:t>
+      </w:r>
+      <w:r>
+        <w:rPr/>
+        <w:t>EOF</w:t>
+      </w:r>
+    </w:p>
+    <w:p>
+      <w:pPr>
+        <w:pStyle w:val="Normal"/>
+        <w:bidi w:val="0"/>
+        <w:jc w:val="start"/>
+        <w:rPr/>
+      </w:pPr>
+      <w:r>
+        <w:rPr/>
+        <w:t xml:space="preserve">    </w:t>
+      </w:r>
+      <w:r>
+        <w:rPr/>
+        <w:t>fprintf (FILE *__restrict __stream, const char *__restrict __fmt, ...)</w:t>
+      </w:r>
+    </w:p>
+    <w:p>
+      <w:pPr>
+        <w:pStyle w:val="Normal"/>
+        <w:bidi w:val="0"/>
+        <w:jc w:val="start"/>
+        <w:rPr/>
+      </w:pPr>
+      <w:r>
+        <w:rPr/>
+        <w:t xml:space="preserve">    </w:t>
+      </w:r>
+      <w:r>
+        <w:rPr/>
+        <w:t>*/</w:t>
+      </w:r>
+    </w:p>
+    <w:p>
+      <w:pPr>
+        <w:pStyle w:val="Normal"/>
+        <w:bidi w:val="0"/>
+        <w:jc w:val="start"/>
+        <w:rPr/>
+      </w:pPr>
+      <w:r>
+        <w:rPr/>
+        <w:t>例子：</w:t>
+      </w:r>
+      <w:r>
+        <w:rPr/>
+        <w:t>int puts_result = fprintf(ioFile, "hello world %d\n", 123);</w:t>
+      </w:r>
+    </w:p>
+    <w:p>
+      <w:pPr>
+        <w:pStyle w:val="Normal"/>
+        <w:bidi w:val="0"/>
+        <w:jc w:val="start"/>
+        <w:rPr/>
+      </w:pPr>
+      <w:r>
+        <w:rPr/>
+        <w:t>运行逻辑和</w:t>
+      </w:r>
+      <w:r>
+        <w:rPr/>
+        <w:t>printf</w:t>
+      </w:r>
+      <w:r>
+        <w:rPr/>
+        <w:t>很像，字符串可灵活变更内部数据</w:t>
+      </w:r>
+    </w:p>
+    <w:p>
+      <w:pPr>
+        <w:pStyle w:val="Normal"/>
+        <w:bidi w:val="0"/>
+        <w:jc w:val="start"/>
+        <w:rPr/>
+      </w:pPr>
+      <w:r>
+        <w:rPr/>
+      </w:r>
+    </w:p>
+    <w:p>
+      <w:pPr>
+        <w:pStyle w:val="Heading4"/>
+        <w:numPr>
+          <w:ilvl w:val="3"/>
+          <w:numId w:val="1"/>
+        </w:numPr>
+        <w:ind w:hanging="0" w:start="0"/>
+        <w:rPr/>
+      </w:pPr>
+      <w:r>
+        <w:rPr/>
+        <w:t>fgetc</w:t>
+      </w:r>
+      <w:r>
+        <w:rPr/>
+        <w:t>函数使用</w:t>
+      </w:r>
+    </w:p>
+    <w:p>
+      <w:pPr>
+        <w:pStyle w:val="Normal"/>
+        <w:bidi w:val="0"/>
+        <w:jc w:val="start"/>
+        <w:rPr/>
+      </w:pPr>
+      <w:r>
+        <w:rPr/>
+        <w:t xml:space="preserve">    </w:t>
+      </w:r>
+      <w:r>
+        <w:rPr/>
+        <w:t>/*</w:t>
+      </w:r>
+    </w:p>
+    <w:p>
+      <w:pPr>
+        <w:pStyle w:val="Normal"/>
+        <w:bidi w:val="0"/>
+        <w:jc w:val="start"/>
+        <w:rPr/>
+      </w:pPr>
+      <w:r>
+        <w:rPr/>
+        <w:t xml:space="preserve">    </w:t>
+      </w:r>
+      <w:r>
+        <w:rPr/>
+        <w:t xml:space="preserve">FILE *__stream: </w:t>
+      </w:r>
+      <w:r>
+        <w:rPr/>
+        <w:t>需要读取的文件</w:t>
+      </w:r>
+    </w:p>
+    <w:p>
+      <w:pPr>
+        <w:pStyle w:val="Normal"/>
+        <w:bidi w:val="0"/>
+        <w:jc w:val="start"/>
+        <w:rPr/>
+      </w:pPr>
+      <w:r>
+        <w:rPr/>
+        <w:t xml:space="preserve">    </w:t>
+      </w:r>
+      <w:r>
+        <w:rPr/>
+        <w:t>return</w:t>
+      </w:r>
+      <w:r>
+        <w:rPr/>
+        <w:t>： 读取的一个字节 到文件结尾或出错返回</w:t>
+      </w:r>
+      <w:r>
+        <w:rPr/>
+        <w:t>EOF</w:t>
+      </w:r>
+    </w:p>
+    <w:p>
+      <w:pPr>
+        <w:pStyle w:val="Normal"/>
+        <w:bidi w:val="0"/>
+        <w:jc w:val="start"/>
+        <w:rPr/>
+      </w:pPr>
+      <w:r>
+        <w:rPr/>
+        <w:t xml:space="preserve">    </w:t>
+      </w:r>
+      <w:r>
+        <w:rPr/>
+        <w:t>int fgetc (FILE *__stream)</w:t>
+      </w:r>
+    </w:p>
+    <w:p>
+      <w:pPr>
+        <w:pStyle w:val="Normal"/>
+        <w:bidi w:val="0"/>
+        <w:jc w:val="start"/>
+        <w:rPr/>
+      </w:pPr>
+      <w:r>
+        <w:rPr/>
+        <w:t xml:space="preserve">    </w:t>
+      </w:r>
+      <w:r>
+        <w:rPr/>
+        <w:t>*/</w:t>
+      </w:r>
+    </w:p>
+    <w:p>
+      <w:pPr>
+        <w:pStyle w:val="Normal"/>
+        <w:widowControl/>
+        <w:shd w:val="clear" w:color="auto" w:fill="ECECEC"/>
+        <w:spacing w:lineRule="atLeast" w:line="285"/>
+        <w:rPr>
+          <w:rFonts w:ascii="Consolas" w:hAnsi="Consolas" w:eastAsia="Consolas" w:cs="Consolas"/>
+          <w:color w:val="3B3B3B"/>
+          <w:szCs w:val="21"/>
+        </w:rPr>
+      </w:pPr>
+      <w:r>
+        <w:rPr/>
+        <w:t>例子：</w:t>
+      </w:r>
+      <w:r>
+        <w:rPr>
+          <w:rFonts w:eastAsia="Consolas" w:cs="Consolas" w:ascii="Consolas" w:hAnsi="Consolas"/>
+          <w:color w:val="0000FF"/>
+          <w:kern w:val="0"/>
+          <w:szCs w:val="21"/>
+          <w:shd w:fill="ECECEC" w:val="clear"/>
+          <w:lang w:bidi="ar-SA"/>
+        </w:rPr>
+        <w:t>char</w:t>
+      </w:r>
+      <w:r>
+        <w:rPr>
+          <w:rFonts w:eastAsia="Consolas" w:cs="Consolas" w:ascii="Consolas" w:hAnsi="Consolas"/>
+          <w:color w:val="3B3B3B"/>
+          <w:kern w:val="0"/>
+          <w:szCs w:val="21"/>
+          <w:shd w:fill="ECECEC" w:val="clear"/>
+          <w:lang w:bidi="ar-SA"/>
+        </w:rPr>
+        <w:t xml:space="preserve"> </w:t>
+      </w:r>
+      <w:r>
+        <w:rPr>
+          <w:rFonts w:eastAsia="Consolas" w:cs="Consolas" w:ascii="Consolas" w:hAnsi="Consolas"/>
+          <w:color w:val="001080"/>
+          <w:kern w:val="0"/>
+          <w:szCs w:val="21"/>
+          <w:shd w:fill="ECECEC" w:val="clear"/>
+          <w:lang w:bidi="ar-SA"/>
+        </w:rPr>
+        <w:t>c</w:t>
+      </w:r>
+      <w:r>
+        <w:rPr>
+          <w:rFonts w:eastAsia="Consolas" w:cs="Consolas" w:ascii="Consolas" w:hAnsi="Consolas"/>
+          <w:color w:val="3B3B3B"/>
+          <w:kern w:val="0"/>
+          <w:szCs w:val="21"/>
+          <w:shd w:fill="ECECEC" w:val="clear"/>
+          <w:lang w:bidi="ar-SA"/>
+        </w:rPr>
+        <w:t xml:space="preserve"> </w:t>
+      </w:r>
+      <w:r>
+        <w:rPr>
+          <w:rFonts w:eastAsia="Consolas" w:cs="Consolas" w:ascii="Consolas" w:hAnsi="Consolas"/>
+          <w:color w:val="000000"/>
+          <w:kern w:val="0"/>
+          <w:szCs w:val="21"/>
+          <w:shd w:fill="ECECEC" w:val="clear"/>
+          <w:lang w:bidi="ar-SA"/>
+        </w:rPr>
+        <w:t>=</w:t>
+      </w:r>
+      <w:r>
+        <w:rPr>
+          <w:rFonts w:eastAsia="Consolas" w:cs="Consolas" w:ascii="Consolas" w:hAnsi="Consolas"/>
+          <w:color w:val="3B3B3B"/>
+          <w:kern w:val="0"/>
+          <w:szCs w:val="21"/>
+          <w:shd w:fill="ECECEC" w:val="clear"/>
+          <w:lang w:bidi="ar-SA"/>
+        </w:rPr>
+        <w:t xml:space="preserve"> </w:t>
+      </w:r>
+      <w:r>
+        <w:rPr>
+          <w:rFonts w:eastAsia="Consolas" w:cs="Consolas" w:ascii="Consolas" w:hAnsi="Consolas"/>
+          <w:color w:val="795E26"/>
+          <w:kern w:val="0"/>
+          <w:szCs w:val="21"/>
+          <w:shd w:fill="ECECEC" w:val="clear"/>
+          <w:lang w:bidi="ar-SA"/>
+        </w:rPr>
+        <w:t>fgetc</w:t>
+      </w:r>
+      <w:r>
+        <w:rPr>
+          <w:rFonts w:eastAsia="Consolas" w:cs="Consolas" w:ascii="Consolas" w:hAnsi="Consolas"/>
+          <w:color w:val="3B3B3B"/>
+          <w:kern w:val="0"/>
+          <w:szCs w:val="21"/>
+          <w:shd w:fill="ECECEC" w:val="clear"/>
+          <w:lang w:bidi="ar-SA"/>
+        </w:rPr>
+        <w:t>(ioFile);</w:t>
+      </w:r>
+    </w:p>
+    <w:p>
+      <w:pPr>
+        <w:pStyle w:val="Normal"/>
+        <w:bidi w:val="0"/>
+        <w:jc w:val="start"/>
+        <w:rPr/>
+      </w:pPr>
+      <w:r>
+        <w:rPr/>
+      </w:r>
+    </w:p>
+    <w:p>
+      <w:pPr>
+        <w:pStyle w:val="Normal"/>
+        <w:bidi w:val="0"/>
+        <w:jc w:val="start"/>
+        <w:rPr/>
+      </w:pPr>
+      <w:r>
+        <w:rPr/>
+      </w:r>
+    </w:p>
+    <w:p>
+      <w:pPr>
+        <w:pStyle w:val="Heading4"/>
+        <w:numPr>
+          <w:ilvl w:val="3"/>
+          <w:numId w:val="1"/>
+        </w:numPr>
+        <w:ind w:hanging="0" w:start="0"/>
+        <w:rPr/>
+      </w:pPr>
+      <w:r>
+        <w:rPr/>
+        <w:t>fgets</w:t>
+      </w:r>
+      <w:r>
+        <w:rPr/>
+        <w:t>函数使用</w:t>
+      </w:r>
+    </w:p>
+    <w:p>
+      <w:pPr>
+        <w:pStyle w:val="Normal"/>
+        <w:bidi w:val="0"/>
+        <w:jc w:val="start"/>
+        <w:rPr/>
+      </w:pPr>
+      <w:r>
+        <w:rPr/>
+        <w:t xml:space="preserve">    </w:t>
+      </w:r>
+      <w:r>
+        <w:rPr/>
+        <w:t>/*</w:t>
+      </w:r>
+    </w:p>
+    <w:p>
+      <w:pPr>
+        <w:pStyle w:val="Normal"/>
+        <w:bidi w:val="0"/>
+        <w:jc w:val="start"/>
+        <w:rPr/>
+      </w:pPr>
+      <w:r>
+        <w:rPr/>
+        <w:t xml:space="preserve">    </w:t>
+      </w:r>
+      <w:r>
+        <w:rPr/>
+        <w:t xml:space="preserve">char *__restrict __s: </w:t>
+      </w:r>
+      <w:r>
+        <w:rPr/>
+        <w:t>接收读取的数据字符串</w:t>
+      </w:r>
+    </w:p>
+    <w:p>
+      <w:pPr>
+        <w:pStyle w:val="Normal"/>
+        <w:bidi w:val="0"/>
+        <w:jc w:val="start"/>
+        <w:rPr/>
+      </w:pPr>
+      <w:r>
+        <w:rPr/>
+        <w:t xml:space="preserve">    </w:t>
+      </w:r>
+      <w:r>
+        <w:rPr/>
+        <w:t xml:space="preserve">int __n: </w:t>
+      </w:r>
+      <w:r>
+        <w:rPr/>
+        <w:t>能够接收数据的长度</w:t>
+      </w:r>
+    </w:p>
+    <w:p>
+      <w:pPr>
+        <w:pStyle w:val="Normal"/>
+        <w:bidi w:val="0"/>
+        <w:jc w:val="start"/>
+        <w:rPr/>
+      </w:pPr>
+      <w:r>
+        <w:rPr/>
+        <w:t xml:space="preserve">    </w:t>
+      </w:r>
+      <w:r>
+        <w:rPr/>
+        <w:t xml:space="preserve">FILE *__restrict __stream: </w:t>
+      </w:r>
+      <w:r>
+        <w:rPr/>
+        <w:t>需要读取的文件</w:t>
+      </w:r>
+    </w:p>
+    <w:p>
+      <w:pPr>
+        <w:pStyle w:val="Normal"/>
+        <w:bidi w:val="0"/>
+        <w:jc w:val="start"/>
+        <w:rPr/>
+      </w:pPr>
+      <w:r>
+        <w:rPr/>
+        <w:t xml:space="preserve">    </w:t>
+      </w:r>
+      <w:r>
+        <w:rPr/>
+        <w:t xml:space="preserve">return: </w:t>
+      </w:r>
+      <w:r>
+        <w:rPr/>
+        <w:t>成功返回字符串 失败返回</w:t>
+      </w:r>
+      <w:r>
+        <w:rPr/>
+        <w:t>NULL(</w:t>
+      </w:r>
+      <w:r>
+        <w:rPr/>
+        <w:t>可以直接用于</w:t>
+      </w:r>
+      <w:r>
+        <w:rPr/>
+        <w:t>while)</w:t>
+      </w:r>
+    </w:p>
+    <w:p>
+      <w:pPr>
+        <w:pStyle w:val="Normal"/>
+        <w:bidi w:val="0"/>
+        <w:jc w:val="start"/>
+        <w:rPr/>
+      </w:pPr>
+      <w:r>
+        <w:rPr/>
+        <w:t xml:space="preserve">    </w:t>
+      </w:r>
+      <w:r>
+        <w:rPr/>
+        <w:t>fgets (char *__restrict __s, int __n, FILE *__restrict __stream)</w:t>
+      </w:r>
+    </w:p>
+    <w:p>
+      <w:pPr>
+        <w:pStyle w:val="Normal"/>
+        <w:bidi w:val="0"/>
+        <w:jc w:val="start"/>
+        <w:rPr/>
+      </w:pPr>
+      <w:r>
+        <w:rPr/>
+        <w:t xml:space="preserve">    </w:t>
+      </w:r>
+      <w:r>
+        <w:rPr/>
+        <w:t>*/</w:t>
+      </w:r>
+    </w:p>
+    <w:p>
+      <w:pPr>
+        <w:pStyle w:val="Normal"/>
+        <w:bidi w:val="0"/>
+        <w:jc w:val="start"/>
+        <w:rPr/>
+      </w:pPr>
+      <w:r>
+        <w:rPr/>
+        <w:t>例子：</w:t>
+      </w:r>
+      <w:r>
+        <w:rPr/>
+        <w:t>while(fgets(buffer, 100, ioFile) != NULL)</w:t>
+      </w:r>
+    </w:p>
+    <w:p>
+      <w:pPr>
+        <w:pStyle w:val="Normal"/>
+        <w:bidi w:val="0"/>
+        <w:jc w:val="start"/>
+        <w:rPr/>
+      </w:pPr>
+      <w:r>
+        <w:rPr/>
+        <w:t>该函数执行时会判断以下条件，满足一个就会判定读完一个字符</w:t>
+      </w:r>
+    </w:p>
+    <w:p>
+      <w:pPr>
+        <w:pStyle w:val="Normal"/>
+        <w:numPr>
+          <w:ilvl w:val="0"/>
+          <w:numId w:val="2"/>
+        </w:numPr>
+        <w:tabs>
+          <w:tab w:val="clear" w:pos="420"/>
+          <w:tab w:val="left" w:pos="0" w:leader="none"/>
+        </w:tabs>
+        <w:ind w:hanging="283" w:start="709"/>
+        <w:rPr/>
+      </w:pPr>
+      <w:r>
+        <w:rPr>
+          <w:rStyle w:val="Strong"/>
+          <w:b w:val="false"/>
+          <w:bCs w:val="false"/>
+        </w:rPr>
+        <w:t>检测换行符</w:t>
+      </w:r>
+      <w:r>
+        <w:rPr>
+          <w:b w:val="false"/>
+          <w:bCs w:val="false"/>
+        </w:rPr>
+        <w:t xml:space="preserve"> </w:t>
+      </w:r>
+      <w:r>
+        <w:rPr>
+          <w:rStyle w:val="Style11"/>
+          <w:b w:val="false"/>
+          <w:bCs w:val="false"/>
+        </w:rPr>
+        <w:t>\n</w:t>
+      </w:r>
+      <w:r>
+        <w:rPr>
+          <w:b w:val="false"/>
+          <w:bCs w:val="false"/>
+        </w:rPr>
+        <w:t>。</w:t>
+      </w:r>
+    </w:p>
+    <w:p>
+      <w:pPr>
+        <w:pStyle w:val="Normal"/>
+        <w:numPr>
+          <w:ilvl w:val="0"/>
+          <w:numId w:val="2"/>
+        </w:numPr>
+        <w:tabs>
+          <w:tab w:val="clear" w:pos="420"/>
+          <w:tab w:val="left" w:pos="0" w:leader="none"/>
+        </w:tabs>
+        <w:ind w:hanging="283" w:start="709"/>
+        <w:rPr/>
+      </w:pPr>
+      <w:r>
+        <w:rPr>
+          <w:rStyle w:val="Strong"/>
+          <w:b w:val="false"/>
+          <w:bCs w:val="false"/>
+        </w:rPr>
+        <w:t>检测已读字符数是否达到上限</w:t>
+      </w:r>
+      <w:r>
+        <w:rPr>
+          <w:b w:val="false"/>
+          <w:bCs w:val="false"/>
+        </w:rPr>
+        <w:t>。</w:t>
+      </w:r>
+    </w:p>
+    <w:p>
+      <w:pPr>
+        <w:pStyle w:val="Normal"/>
+        <w:numPr>
+          <w:ilvl w:val="0"/>
+          <w:numId w:val="2"/>
+        </w:numPr>
+        <w:tabs>
+          <w:tab w:val="clear" w:pos="420"/>
+          <w:tab w:val="left" w:pos="0" w:leader="none"/>
+        </w:tabs>
+        <w:ind w:hanging="283" w:start="709"/>
+        <w:rPr/>
+      </w:pPr>
+      <w:r>
+        <w:rPr>
+          <w:rStyle w:val="Strong"/>
+          <w:b w:val="false"/>
+          <w:bCs w:val="false"/>
+        </w:rPr>
+        <w:t>检测文件末尾</w:t>
+      </w:r>
+      <w:r>
+        <w:rPr>
+          <w:b w:val="false"/>
+          <w:bCs w:val="false"/>
+        </w:rPr>
+        <w:t xml:space="preserve"> </w:t>
+      </w:r>
+      <w:r>
+        <w:rPr>
+          <w:b w:val="false"/>
+          <w:bCs w:val="false"/>
+        </w:rPr>
+        <w:t>(End-of-File)</w:t>
+      </w:r>
+      <w:r>
+        <w:rPr>
+          <w:b w:val="false"/>
+          <w:bCs w:val="false"/>
+        </w:rPr>
+        <w:t>。</w:t>
+      </w:r>
+    </w:p>
+    <w:p>
+      <w:pPr>
+        <w:pStyle w:val="Normal"/>
+        <w:rPr>
+          <w:b w:val="false"/>
+          <w:bCs w:val="false"/>
+        </w:rPr>
+      </w:pPr>
+      <w:r>
+        <w:rPr>
+          <w:b w:val="false"/>
+          <w:bCs w:val="false"/>
+        </w:rPr>
+      </w:r>
+    </w:p>
+    <w:p>
+      <w:pPr>
+        <w:pStyle w:val="Normal"/>
+        <w:bidi w:val="0"/>
+        <w:jc w:val="start"/>
+        <w:rPr/>
+      </w:pPr>
+      <w:r>
+        <w:rPr/>
+      </w:r>
+    </w:p>
+    <w:p>
+      <w:pPr>
+        <w:pStyle w:val="Heading4"/>
+        <w:numPr>
+          <w:ilvl w:val="3"/>
+          <w:numId w:val="1"/>
+        </w:numPr>
+        <w:ind w:hanging="0" w:start="0"/>
+        <w:rPr/>
+      </w:pPr>
+      <w:r>
+        <w:rPr/>
+        <w:t>fscanf</w:t>
+      </w:r>
+      <w:r>
+        <w:rPr/>
+        <w:t>函数使用</w:t>
+      </w:r>
+    </w:p>
+    <w:p>
+      <w:pPr>
+        <w:pStyle w:val="Normal"/>
+        <w:bidi w:val="0"/>
+        <w:jc w:val="start"/>
+        <w:rPr/>
+      </w:pPr>
+      <w:r>
+        <w:rPr/>
+        <w:t xml:space="preserve">    </w:t>
+      </w:r>
+      <w:r>
+        <w:rPr/>
+        <w:t>/*</w:t>
+      </w:r>
+    </w:p>
+    <w:p>
+      <w:pPr>
+        <w:pStyle w:val="Normal"/>
+        <w:bidi w:val="0"/>
+        <w:jc w:val="start"/>
+        <w:rPr/>
+      </w:pPr>
+      <w:r>
+        <w:rPr/>
+        <w:t xml:space="preserve">    </w:t>
+      </w:r>
+      <w:r>
+        <w:rPr/>
+        <w:t xml:space="preserve">FILE *__restrict __stream: </w:t>
+      </w:r>
+      <w:r>
+        <w:rPr/>
+        <w:t>读取的文件</w:t>
+      </w:r>
+    </w:p>
+    <w:p>
+      <w:pPr>
+        <w:pStyle w:val="Normal"/>
+        <w:bidi w:val="0"/>
+        <w:jc w:val="start"/>
+        <w:rPr/>
+      </w:pPr>
+      <w:r>
+        <w:rPr/>
+        <w:t xml:space="preserve">    </w:t>
+      </w:r>
+      <w:r>
+        <w:rPr/>
+        <w:t xml:space="preserve">char *__restrict __format: </w:t>
+      </w:r>
+      <w:r>
+        <w:rPr/>
+        <w:t>读取的匹配表达式</w:t>
+      </w:r>
+    </w:p>
+    <w:p>
+      <w:pPr>
+        <w:pStyle w:val="Normal"/>
+        <w:bidi w:val="0"/>
+        <w:jc w:val="start"/>
+        <w:rPr/>
+      </w:pPr>
+      <w:r>
+        <w:rPr/>
+        <w:t xml:space="preserve">    </w:t>
+      </w:r>
+      <w:r>
+        <w:rPr/>
+        <w:t xml:space="preserve">...: </w:t>
+      </w:r>
+      <w:r>
+        <w:rPr/>
+        <w:t>变长参数列表 用于接收匹配的数据</w:t>
+      </w:r>
+    </w:p>
+    <w:p>
+      <w:pPr>
+        <w:pStyle w:val="Normal"/>
+        <w:bidi w:val="0"/>
+        <w:jc w:val="start"/>
+        <w:rPr/>
+      </w:pPr>
+      <w:r>
+        <w:rPr/>
+        <w:t xml:space="preserve">    </w:t>
+      </w:r>
+      <w:r>
+        <w:rPr/>
+        <w:t xml:space="preserve">return: </w:t>
+      </w:r>
+      <w:r>
+        <w:rPr/>
+        <w:t>成功返回参数的个数  失败返回</w:t>
+      </w:r>
+      <w:r>
+        <w:rPr/>
+        <w:t xml:space="preserve">0 </w:t>
+      </w:r>
+      <w:r>
+        <w:rPr/>
+        <w:t>报错或结束返回</w:t>
+      </w:r>
+      <w:r>
+        <w:rPr/>
+        <w:t>EOF</w:t>
+      </w:r>
+    </w:p>
+    <w:p>
+      <w:pPr>
+        <w:pStyle w:val="Normal"/>
+        <w:bidi w:val="0"/>
+        <w:jc w:val="start"/>
+        <w:rPr/>
+      </w:pPr>
+      <w:r>
+        <w:rPr/>
+        <w:t xml:space="preserve">    </w:t>
+      </w:r>
+      <w:r>
+        <w:rPr/>
+        <w:t>int fscanf (FILE *__restrict __stream,  const char *__restrict __format, ...)</w:t>
+      </w:r>
+    </w:p>
+    <w:p>
+      <w:pPr>
+        <w:pStyle w:val="Normal"/>
+        <w:bidi w:val="0"/>
+        <w:jc w:val="start"/>
+        <w:rPr/>
+      </w:pPr>
+      <w:r>
+        <w:rPr/>
+        <w:t xml:space="preserve">    </w:t>
+      </w:r>
+      <w:r>
+        <w:rPr/>
+        <w:t>*/</w:t>
+      </w:r>
+    </w:p>
+    <w:p>
+      <w:pPr>
+        <w:pStyle w:val="Normal"/>
+        <w:bidi w:val="0"/>
+        <w:jc w:val="start"/>
+        <w:rPr/>
+      </w:pPr>
+      <w:r>
+        <w:rPr/>
+        <w:t>例子：</w:t>
+      </w:r>
+      <w:r>
+        <w:rPr/>
+        <w:t>scanFR = fscanf(ioFile, "%s %d %s", name, &amp;age, wife);</w:t>
+      </w:r>
+    </w:p>
+    <w:p>
+      <w:pPr>
+        <w:pStyle w:val="Normal"/>
+        <w:bidi w:val="0"/>
+        <w:jc w:val="start"/>
+        <w:rPr/>
+      </w:pPr>
+      <w:r>
+        <w:rPr/>
+      </w:r>
+    </w:p>
+    <w:p>
+      <w:pPr>
+        <w:pStyle w:val="Normal"/>
+        <w:bidi w:val="0"/>
+        <w:jc w:val="start"/>
+        <w:rPr/>
+      </w:pPr>
+      <w:r>
+        <w:rPr/>
+      </w:r>
+    </w:p>
+    <w:p>
+      <w:pPr>
+        <w:pStyle w:val="Normal"/>
+        <w:bidi w:val="0"/>
+        <w:jc w:val="start"/>
+        <w:rPr/>
+      </w:pPr>
+      <w:r>
+        <w:rPr/>
+      </w:r>
+    </w:p>
+    <w:p>
+      <w:pPr>
+        <w:pStyle w:val="Normal"/>
+        <w:bidi w:val="0"/>
+        <w:jc w:val="start"/>
+        <w:rPr/>
+      </w:pPr>
+      <w:r>
+        <w:rPr/>
+      </w:r>
+    </w:p>
+    <w:p>
+      <w:pPr>
+        <w:pStyle w:val="Normal"/>
+        <w:bidi w:val="0"/>
+        <w:jc w:val="start"/>
+        <w:rPr/>
+      </w:pPr>
+      <w:r>
+        <w:rPr/>
+      </w:r>
+    </w:p>
+    <w:p>
+      <w:pPr>
+        <w:pStyle w:val="Normal"/>
+        <w:bidi w:val="0"/>
+        <w:jc w:val="start"/>
+        <w:rPr/>
+      </w:pPr>
+      <w:r>
+        <w:rPr/>
+      </w:r>
+    </w:p>
+    <w:p>
+      <w:pPr>
+        <w:pStyle w:val="Normal"/>
+        <w:bidi w:val="0"/>
+        <w:jc w:val="start"/>
+        <w:rPr/>
+      </w:pPr>
+      <w:r>
+        <w:rPr/>
+      </w:r>
+    </w:p>
+    <w:p>
+      <w:pPr>
+        <w:pStyle w:val="Normal"/>
+        <w:bidi w:val="0"/>
+        <w:jc w:val="start"/>
+        <w:rPr/>
+      </w:pPr>
+      <w:r>
+        <w:rPr/>
+      </w:r>
+    </w:p>
+    <w:p>
+      <w:pPr>
+        <w:pStyle w:val="Normal"/>
+        <w:bidi w:val="0"/>
+        <w:jc w:val="start"/>
+        <w:rPr/>
+      </w:pPr>
+      <w:r>
+        <w:rPr/>
+      </w:r>
+    </w:p>
+    <w:tbl>
+      <w:tblPr>
+        <w:tblW w:w="9638" w:type="dxa"/>
+        <w:jc w:val="start"/>
+        <w:tblInd w:w="0" w:type="dxa"/>
+        <w:tblLayout w:type="fixed"/>
+        <w:tblCellMar>
+          <w:top w:w="28" w:type="dxa"/>
+          <w:start w:w="28" w:type="dxa"/>
+          <w:bottom w:w="28" w:type="dxa"/>
+          <w:end w:w="28" w:type="dxa"/>
+        </w:tblCellMar>
+      </w:tblPr>
+      <w:tblGrid>
+        <w:gridCol w:w="985"/>
+        <w:gridCol w:w="1033"/>
+        <w:gridCol w:w="3285"/>
+        <w:gridCol w:w="4335"/>
+      </w:tblGrid>
+      <w:tr>
+        <w:trPr>
+          <w:tblHeader w:val="true"/>
+        </w:trPr>
+        <w:tc>
+          <w:tcPr>
+            <w:tcW w:w="985" w:type="dxa"/>
+            <w:tcBorders/>
+            <w:vAlign w:val="center"/>
+          </w:tcPr>
+          <w:p>
+            <w:pPr>
+              <w:pStyle w:val="Style16"/>
+              <w:rPr/>
+            </w:pPr>
+            <w:r>
+              <w:rPr/>
+              <w:t>名字</w:t>
+            </w:r>
+          </w:p>
+        </w:tc>
+        <w:tc>
+          <w:tcPr>
+            <w:tcW w:w="1033" w:type="dxa"/>
+            <w:tcBorders/>
+            <w:vAlign w:val="center"/>
+          </w:tcPr>
+          <w:p>
+            <w:pPr>
+              <w:pStyle w:val="Style16"/>
+              <w:rPr/>
+            </w:pPr>
+            <w:r>
+              <w:rPr/>
+              <w:t>全称</w:t>
+            </w:r>
+          </w:p>
+        </w:tc>
+        <w:tc>
+          <w:tcPr>
+            <w:tcW w:w="3285" w:type="dxa"/>
+            <w:tcBorders/>
+            <w:vAlign w:val="center"/>
+          </w:tcPr>
+          <w:p>
+            <w:pPr>
+              <w:pStyle w:val="Style16"/>
+              <w:rPr/>
+            </w:pPr>
+            <w:r>
+              <w:rPr/>
+              <w:t>输入来源</w:t>
+            </w:r>
+            <w:r>
+              <w:rPr/>
+              <w:t>/</w:t>
+            </w:r>
+            <w:r>
+              <w:rPr/>
+              <w:t>输出位置</w:t>
+            </w:r>
+          </w:p>
+        </w:tc>
+        <w:tc>
+          <w:tcPr>
+            <w:tcW w:w="4335" w:type="dxa"/>
+            <w:tcBorders/>
+            <w:vAlign w:val="center"/>
+          </w:tcPr>
+          <w:p>
+            <w:pPr>
+              <w:pStyle w:val="Style16"/>
+              <w:rPr/>
+            </w:pPr>
+            <w:r>
+              <w:rPr/>
+              <w:t>代码调用</w:t>
+            </w:r>
+          </w:p>
+        </w:tc>
+      </w:tr>
+      <w:tr>
+        <w:trPr/>
+        <w:tc>
+          <w:tcPr>
+            <w:tcW w:w="985" w:type="dxa"/>
+            <w:tcBorders/>
+            <w:vAlign w:val="center"/>
+          </w:tcPr>
+          <w:p>
+            <w:pPr>
+              <w:pStyle w:val="Style15"/>
+              <w:rPr/>
+            </w:pPr>
+            <w:r>
+              <w:rPr>
+                <w:rStyle w:val="Style11"/>
+              </w:rPr>
+              <w:t>stdin</w:t>
+            </w:r>
+          </w:p>
+        </w:tc>
+        <w:tc>
+          <w:tcPr>
+            <w:tcW w:w="1033" w:type="dxa"/>
+            <w:tcBorders/>
+            <w:vAlign w:val="center"/>
+          </w:tcPr>
+          <w:p>
+            <w:pPr>
+              <w:pStyle w:val="Style15"/>
+              <w:rPr/>
+            </w:pPr>
+            <w:r>
+              <w:rPr>
+                <w:rStyle w:val="Strong"/>
+              </w:rPr>
+              <w:t>标准输入</w:t>
+            </w:r>
+          </w:p>
+        </w:tc>
+        <w:tc>
+          <w:tcPr>
+            <w:tcW w:w="3285" w:type="dxa"/>
+            <w:tcBorders/>
+            <w:vAlign w:val="center"/>
+          </w:tcPr>
+          <w:p>
+            <w:pPr>
+              <w:pStyle w:val="Style15"/>
+              <w:rPr/>
+            </w:pPr>
+            <w:r>
+              <w:rPr>
+                <w:rStyle w:val="Strong"/>
+              </w:rPr>
+              <w:t>键盘</w:t>
+            </w:r>
+            <w:r>
+              <w:rPr/>
+              <w:t xml:space="preserve"> （或管道的前一个程序）</w:t>
+            </w:r>
+          </w:p>
+        </w:tc>
+        <w:tc>
+          <w:tcPr>
+            <w:tcW w:w="4335" w:type="dxa"/>
+            <w:tcBorders/>
+            <w:vAlign w:val="center"/>
+          </w:tcPr>
+          <w:p>
+            <w:pPr>
+              <w:pStyle w:val="Style15"/>
+              <w:rPr/>
+            </w:pPr>
+            <w:r>
+              <w:rPr>
+                <w:rStyle w:val="Style11"/>
+              </w:rPr>
+              <w:t>fgets(ch, 100, stdin)</w:t>
+            </w:r>
+            <w:r>
+              <w:rPr/>
+              <w:t xml:space="preserve"> </w:t>
+            </w:r>
+            <w:r>
+              <w:rPr>
+                <w:rStyle w:val="Strong"/>
+              </w:rPr>
+              <w:t>从键盘读</w:t>
+            </w:r>
+          </w:p>
+        </w:tc>
+      </w:tr>
+      <w:tr>
+        <w:trPr/>
+        <w:tc>
+          <w:tcPr>
+            <w:tcW w:w="985" w:type="dxa"/>
+            <w:tcBorders/>
+            <w:vAlign w:val="center"/>
+          </w:tcPr>
+          <w:p>
+            <w:pPr>
+              <w:pStyle w:val="Style15"/>
+              <w:rPr/>
+            </w:pPr>
+            <w:r>
+              <w:rPr>
+                <w:rStyle w:val="Style11"/>
+              </w:rPr>
+              <w:t>stdout</w:t>
+            </w:r>
+          </w:p>
+        </w:tc>
+        <w:tc>
+          <w:tcPr>
+            <w:tcW w:w="1033" w:type="dxa"/>
+            <w:tcBorders/>
+            <w:vAlign w:val="center"/>
+          </w:tcPr>
+          <w:p>
+            <w:pPr>
+              <w:pStyle w:val="Style15"/>
+              <w:rPr/>
+            </w:pPr>
+            <w:r>
+              <w:rPr>
+                <w:rStyle w:val="Strong"/>
+              </w:rPr>
+              <w:t>标准输出</w:t>
+            </w:r>
+          </w:p>
+        </w:tc>
+        <w:tc>
+          <w:tcPr>
+            <w:tcW w:w="3285" w:type="dxa"/>
+            <w:tcBorders/>
+            <w:vAlign w:val="center"/>
+          </w:tcPr>
+          <w:p>
+            <w:pPr>
+              <w:pStyle w:val="Style15"/>
+              <w:rPr/>
+            </w:pPr>
+            <w:r>
+              <w:rPr>
+                <w:rStyle w:val="Strong"/>
+              </w:rPr>
+              <w:t>显示器</w:t>
+            </w:r>
+            <w:r>
+              <w:rPr/>
+              <w:t>（或管道的后一个程序）</w:t>
+            </w:r>
+          </w:p>
+        </w:tc>
+        <w:tc>
+          <w:tcPr>
+            <w:tcW w:w="4335" w:type="dxa"/>
+            <w:tcBorders/>
+            <w:vAlign w:val="center"/>
+          </w:tcPr>
+          <w:p>
+            <w:pPr>
+              <w:pStyle w:val="Style15"/>
+              <w:rPr/>
+            </w:pPr>
+            <w:r>
+              <w:rPr>
+                <w:rStyle w:val="Style11"/>
+              </w:rPr>
+              <w:t>fputs(ch, stdout)</w:t>
+            </w:r>
+            <w:r>
+              <w:rPr/>
+              <w:t xml:space="preserve"> </w:t>
+            </w:r>
+            <w:r>
+              <w:rPr>
+                <w:rStyle w:val="Strong"/>
+              </w:rPr>
+              <w:t>往屏幕写</w:t>
+            </w:r>
+          </w:p>
+        </w:tc>
+      </w:tr>
+      <w:tr>
+        <w:trPr/>
+        <w:tc>
+          <w:tcPr>
+            <w:tcW w:w="985" w:type="dxa"/>
+            <w:tcBorders/>
+            <w:vAlign w:val="center"/>
+          </w:tcPr>
+          <w:p>
+            <w:pPr>
+              <w:pStyle w:val="Style15"/>
+              <w:rPr/>
+            </w:pPr>
+            <w:r>
+              <w:rPr>
+                <w:rStyle w:val="Style11"/>
+              </w:rPr>
+              <w:t>stderr</w:t>
+            </w:r>
+          </w:p>
+        </w:tc>
+        <w:tc>
+          <w:tcPr>
+            <w:tcW w:w="1033" w:type="dxa"/>
+            <w:tcBorders/>
+            <w:vAlign w:val="center"/>
+          </w:tcPr>
+          <w:p>
+            <w:pPr>
+              <w:pStyle w:val="Style15"/>
+              <w:rPr/>
+            </w:pPr>
+            <w:r>
+              <w:rPr>
+                <w:rStyle w:val="Strong"/>
+              </w:rPr>
+              <w:t>标准错误</w:t>
+            </w:r>
+          </w:p>
+        </w:tc>
+        <w:tc>
+          <w:tcPr>
+            <w:tcW w:w="3285" w:type="dxa"/>
+            <w:tcBorders/>
+            <w:vAlign w:val="center"/>
+          </w:tcPr>
+          <w:p>
+            <w:pPr>
+              <w:pStyle w:val="Style15"/>
+              <w:rPr/>
+            </w:pPr>
+            <w:r>
+              <w:rPr>
+                <w:rStyle w:val="Strong"/>
+              </w:rPr>
+              <w:t>显示器</w:t>
+            </w:r>
+            <w:r>
+              <w:rPr/>
+              <w:t>（通常也是屏幕）</w:t>
+            </w:r>
+          </w:p>
+        </w:tc>
+        <w:tc>
+          <w:tcPr>
+            <w:tcW w:w="4335" w:type="dxa"/>
+            <w:tcBorders/>
+            <w:vAlign w:val="center"/>
+          </w:tcPr>
+          <w:p>
+            <w:pPr>
+              <w:pStyle w:val="Style15"/>
+              <w:rPr/>
+            </w:pPr>
+            <w:r>
+              <w:rPr>
+                <w:rStyle w:val="Style11"/>
+              </w:rPr>
+              <w:t>fputs(ch, stderr)</w:t>
+            </w:r>
+            <w:r>
+              <w:rPr/>
+              <w:t xml:space="preserve"> </w:t>
+            </w:r>
+            <w:r>
+              <w:rPr>
+                <w:rStyle w:val="Strong"/>
+              </w:rPr>
+              <w:t>往屏幕写错误信息</w:t>
+            </w:r>
+          </w:p>
+        </w:tc>
+      </w:tr>
+    </w:tbl>
+    <w:p>
+      <w:pPr>
+        <w:pStyle w:val="Normal"/>
+        <w:bidi w:val="0"/>
+        <w:jc w:val="start"/>
+        <w:rPr/>
+      </w:pPr>
+      <w:r>
+        <w:rPr/>
+      </w:r>
+    </w:p>
+    <w:p>
+      <w:pPr>
+        <w:pStyle w:val="Normal"/>
+        <w:bidi w:val="0"/>
+        <w:jc w:val="start"/>
+        <w:rPr/>
+      </w:pPr>
+      <w:r>
+        <w:rPr/>
+      </w:r>
+    </w:p>
+    <w:p>
+      <w:pPr>
+        <w:pStyle w:val="Normal"/>
+        <w:bidi w:val="0"/>
+        <w:jc w:val="start"/>
+        <w:rPr/>
+      </w:pPr>
+      <w:r>
+        <w:rPr/>
+      </w:r>
+    </w:p>
+    <w:p>
+      <w:pPr>
+        <w:pStyle w:val="Normal"/>
+        <w:bidi w:val="0"/>
+        <w:jc w:val="start"/>
+        <w:rPr/>
+      </w:pPr>
+      <w:r>
+        <w:rPr/>
+      </w:r>
+    </w:p>
+    <w:p>
+      <w:pPr>
+        <w:pStyle w:val="Normal"/>
+        <w:bidi w:val="0"/>
+        <w:jc w:val="start"/>
+        <w:rPr>
+          <w:b/>
+          <w:bCs/>
+        </w:rPr>
+      </w:pPr>
+      <w:r>
+        <w:rPr>
+          <w:b/>
+          <w:bCs/>
+        </w:rPr>
+      </w:r>
+    </w:p>
+    <w:p>
+      <w:pPr>
+        <w:pStyle w:val="Normal"/>
+        <w:bidi w:val="0"/>
+        <w:jc w:val="start"/>
+        <w:rPr/>
+      </w:pPr>
+      <w:r>
+        <w:rPr/>
+      </w:r>
+    </w:p>
+    <w:p>
+      <w:pPr>
+        <w:pStyle w:val="Normal"/>
+        <w:bidi w:val="0"/>
+        <w:jc w:val="start"/>
+        <w:rPr/>
+      </w:pPr>
+      <w:r>
+        <w:rPr/>
+      </w:r>
+    </w:p>
+    <w:p>
+      <w:pPr>
+        <w:pStyle w:val="Normal"/>
+        <w:bidi w:val="0"/>
+        <w:jc w:val="start"/>
+        <w:rPr/>
+      </w:pPr>
+      <w:r>
+        <w:rPr/>
+      </w:r>
+    </w:p>
+    <w:p>
+      <w:pPr>
+        <w:pStyle w:val="Normal"/>
+        <w:bidi w:val="0"/>
+        <w:jc w:val="start"/>
+        <w:rPr/>
+      </w:pPr>
+      <w:r>
+        <w:rPr/>
+      </w:r>
+    </w:p>
+    <w:p>
+      <w:pPr>
+        <w:pStyle w:val="Normal"/>
+        <w:bidi w:val="0"/>
+        <w:jc w:val="start"/>
+        <w:rPr/>
+      </w:pPr>
+      <w:r>
+        <w:rPr/>
       </w:r>
     </w:p>
     <w:p>
@@ -2396,6 +4744,7 @@
       <w:pgNumType w:fmt="decimal"/>
       <w:formProt w:val="false"/>
       <w:textDirection w:val="lrTb"/>
+      <w:docGrid w:type="default" w:linePitch="100" w:charSpace="0"/>
     </w:sectPr>
   </w:body>
 </w:document>
@@ -2406,7 +4755,6 @@
   <w:abstractNum w:abstractNumId="1">
     <w:lvl w:ilvl="0">
       <w:start w:val="1"/>
-      <w:pStyle w:val="Heading1"/>
       <w:numFmt w:val="none"/>
       <w:suff w:val="nothing"/>
       <w:lvlText w:val=""/>
@@ -2417,10 +4765,10 @@
         </w:tabs>
         <w:ind w:start="0" w:hanging="0"/>
       </w:pPr>
+      <w:rPr/>
     </w:lvl>
     <w:lvl w:ilvl="1">
       <w:start w:val="1"/>
-      <w:pStyle w:val="Heading2"/>
       <w:numFmt w:val="none"/>
       <w:suff w:val="nothing"/>
       <w:lvlText w:val=""/>
@@ -2431,10 +4779,10 @@
         </w:tabs>
         <w:ind w:start="0" w:hanging="0"/>
       </w:pPr>
+      <w:rPr/>
     </w:lvl>
     <w:lvl w:ilvl="2">
       <w:start w:val="1"/>
-      <w:pStyle w:val="Heading3"/>
       <w:numFmt w:val="none"/>
       <w:suff w:val="nothing"/>
       <w:lvlText w:val=""/>
@@ -2445,10 +4793,10 @@
         </w:tabs>
         <w:ind w:start="0" w:hanging="0"/>
       </w:pPr>
+      <w:rPr/>
     </w:lvl>
     <w:lvl w:ilvl="3">
       <w:start w:val="1"/>
-      <w:pStyle w:val="Heading4"/>
       <w:numFmt w:val="none"/>
       <w:suff w:val="nothing"/>
       <w:lvlText w:val=""/>
@@ -2459,6 +4807,7 @@
         </w:tabs>
         <w:ind w:start="0" w:hanging="0"/>
       </w:pPr>
+      <w:rPr/>
     </w:lvl>
     <w:lvl w:ilvl="4">
       <w:start w:val="1"/>
@@ -2472,6 +4821,7 @@
         </w:tabs>
         <w:ind w:start="0" w:hanging="0"/>
       </w:pPr>
+      <w:rPr/>
     </w:lvl>
     <w:lvl w:ilvl="5">
       <w:start w:val="1"/>
@@ -2485,6 +4835,7 @@
         </w:tabs>
         <w:ind w:start="0" w:hanging="0"/>
       </w:pPr>
+      <w:rPr/>
     </w:lvl>
     <w:lvl w:ilvl="6">
       <w:start w:val="1"/>
@@ -2498,6 +4849,7 @@
         </w:tabs>
         <w:ind w:start="0" w:hanging="0"/>
       </w:pPr>
+      <w:rPr/>
     </w:lvl>
     <w:lvl w:ilvl="7">
       <w:start w:val="1"/>
@@ -2511,6 +4863,7 @@
         </w:tabs>
         <w:ind w:start="0" w:hanging="0"/>
       </w:pPr>
+      <w:rPr/>
     </w:lvl>
     <w:lvl w:ilvl="8">
       <w:start w:val="1"/>
@@ -2524,10 +4877,255 @@
         </w:tabs>
         <w:ind w:start="0" w:hanging="0"/>
       </w:pPr>
+      <w:rPr/>
+    </w:lvl>
+  </w:abstractNum>
+  <w:abstractNum w:abstractNumId="2">
+    <w:lvl w:ilvl="0">
+      <w:start w:val="1"/>
+      <w:numFmt w:val="decimal"/>
+      <w:lvlText w:val="%1."/>
+      <w:lvlJc w:val="start"/>
+      <w:pPr>
+        <w:tabs>
+          <w:tab w:val="num" w:pos="709"/>
+        </w:tabs>
+        <w:ind w:start="709" w:hanging="283"/>
+      </w:pPr>
+      <w:rPr/>
+    </w:lvl>
+    <w:lvl w:ilvl="1">
+      <w:start w:val="1"/>
+      <w:numFmt w:val="decimal"/>
+      <w:lvlText w:val="%2."/>
+      <w:lvlJc w:val="start"/>
+      <w:pPr>
+        <w:tabs>
+          <w:tab w:val="num" w:pos="1418"/>
+        </w:tabs>
+        <w:ind w:start="1418" w:hanging="283"/>
+      </w:pPr>
+      <w:rPr/>
+    </w:lvl>
+    <w:lvl w:ilvl="2">
+      <w:start w:val="1"/>
+      <w:numFmt w:val="decimal"/>
+      <w:lvlText w:val="%3."/>
+      <w:lvlJc w:val="start"/>
+      <w:pPr>
+        <w:tabs>
+          <w:tab w:val="num" w:pos="2127"/>
+        </w:tabs>
+        <w:ind w:start="2127" w:hanging="283"/>
+      </w:pPr>
+      <w:rPr/>
+    </w:lvl>
+    <w:lvl w:ilvl="3">
+      <w:start w:val="1"/>
+      <w:numFmt w:val="decimal"/>
+      <w:lvlText w:val="%4."/>
+      <w:lvlJc w:val="start"/>
+      <w:pPr>
+        <w:tabs>
+          <w:tab w:val="num" w:pos="2836"/>
+        </w:tabs>
+        <w:ind w:start="2836" w:hanging="283"/>
+      </w:pPr>
+      <w:rPr/>
+    </w:lvl>
+    <w:lvl w:ilvl="4">
+      <w:start w:val="1"/>
+      <w:numFmt w:val="decimal"/>
+      <w:lvlText w:val="%5."/>
+      <w:lvlJc w:val="start"/>
+      <w:pPr>
+        <w:tabs>
+          <w:tab w:val="num" w:pos="3545"/>
+        </w:tabs>
+        <w:ind w:start="3545" w:hanging="283"/>
+      </w:pPr>
+      <w:rPr/>
+    </w:lvl>
+    <w:lvl w:ilvl="5">
+      <w:start w:val="1"/>
+      <w:numFmt w:val="decimal"/>
+      <w:lvlText w:val="%6."/>
+      <w:lvlJc w:val="start"/>
+      <w:pPr>
+        <w:tabs>
+          <w:tab w:val="num" w:pos="4254"/>
+        </w:tabs>
+        <w:ind w:start="4254" w:hanging="283"/>
+      </w:pPr>
+      <w:rPr/>
+    </w:lvl>
+    <w:lvl w:ilvl="6">
+      <w:start w:val="1"/>
+      <w:numFmt w:val="decimal"/>
+      <w:lvlText w:val="%7."/>
+      <w:lvlJc w:val="start"/>
+      <w:pPr>
+        <w:tabs>
+          <w:tab w:val="num" w:pos="4963"/>
+        </w:tabs>
+        <w:ind w:start="4963" w:hanging="283"/>
+      </w:pPr>
+      <w:rPr/>
+    </w:lvl>
+    <w:lvl w:ilvl="7">
+      <w:start w:val="1"/>
+      <w:numFmt w:val="decimal"/>
+      <w:lvlText w:val="%8."/>
+      <w:lvlJc w:val="start"/>
+      <w:pPr>
+        <w:tabs>
+          <w:tab w:val="num" w:pos="5672"/>
+        </w:tabs>
+        <w:ind w:start="5672" w:hanging="283"/>
+      </w:pPr>
+      <w:rPr/>
+    </w:lvl>
+    <w:lvl w:ilvl="8">
+      <w:start w:val="1"/>
+      <w:numFmt w:val="decimal"/>
+      <w:lvlText w:val="%9."/>
+      <w:lvlJc w:val="start"/>
+      <w:pPr>
+        <w:tabs>
+          <w:tab w:val="num" w:pos="6381"/>
+        </w:tabs>
+        <w:ind w:start="6381" w:hanging="283"/>
+      </w:pPr>
+      <w:rPr/>
+    </w:lvl>
+  </w:abstractNum>
+  <w:abstractNum w:abstractNumId="3">
+    <w:lvl w:ilvl="0">
+      <w:start w:val="1"/>
+      <w:numFmt w:val="none"/>
+      <w:suff w:val="nothing"/>
+      <w:lvlText w:val=""/>
+      <w:lvlJc w:val="start"/>
+      <w:pPr>
+        <w:tabs>
+          <w:tab w:val="num" w:pos="0"/>
+        </w:tabs>
+        <w:ind w:start="0" w:hanging="0"/>
+      </w:pPr>
+    </w:lvl>
+    <w:lvl w:ilvl="1">
+      <w:start w:val="1"/>
+      <w:numFmt w:val="none"/>
+      <w:suff w:val="nothing"/>
+      <w:lvlText w:val=""/>
+      <w:lvlJc w:val="start"/>
+      <w:pPr>
+        <w:tabs>
+          <w:tab w:val="num" w:pos="0"/>
+        </w:tabs>
+        <w:ind w:start="0" w:hanging="0"/>
+      </w:pPr>
+    </w:lvl>
+    <w:lvl w:ilvl="2">
+      <w:start w:val="1"/>
+      <w:numFmt w:val="none"/>
+      <w:suff w:val="nothing"/>
+      <w:lvlText w:val=""/>
+      <w:lvlJc w:val="start"/>
+      <w:pPr>
+        <w:tabs>
+          <w:tab w:val="num" w:pos="0"/>
+        </w:tabs>
+        <w:ind w:start="0" w:hanging="0"/>
+      </w:pPr>
+    </w:lvl>
+    <w:lvl w:ilvl="3">
+      <w:start w:val="1"/>
+      <w:numFmt w:val="none"/>
+      <w:suff w:val="nothing"/>
+      <w:lvlText w:val=""/>
+      <w:lvlJc w:val="start"/>
+      <w:pPr>
+        <w:tabs>
+          <w:tab w:val="num" w:pos="0"/>
+        </w:tabs>
+        <w:ind w:start="0" w:hanging="0"/>
+      </w:pPr>
+    </w:lvl>
+    <w:lvl w:ilvl="4">
+      <w:start w:val="1"/>
+      <w:numFmt w:val="none"/>
+      <w:suff w:val="nothing"/>
+      <w:lvlText w:val=""/>
+      <w:lvlJc w:val="start"/>
+      <w:pPr>
+        <w:tabs>
+          <w:tab w:val="num" w:pos="0"/>
+        </w:tabs>
+        <w:ind w:start="0" w:hanging="0"/>
+      </w:pPr>
+    </w:lvl>
+    <w:lvl w:ilvl="5">
+      <w:start w:val="1"/>
+      <w:numFmt w:val="none"/>
+      <w:suff w:val="nothing"/>
+      <w:lvlText w:val=""/>
+      <w:lvlJc w:val="start"/>
+      <w:pPr>
+        <w:tabs>
+          <w:tab w:val="num" w:pos="0"/>
+        </w:tabs>
+        <w:ind w:start="0" w:hanging="0"/>
+      </w:pPr>
+    </w:lvl>
+    <w:lvl w:ilvl="6">
+      <w:start w:val="1"/>
+      <w:numFmt w:val="none"/>
+      <w:suff w:val="nothing"/>
+      <w:lvlText w:val=""/>
+      <w:lvlJc w:val="start"/>
+      <w:pPr>
+        <w:tabs>
+          <w:tab w:val="num" w:pos="0"/>
+        </w:tabs>
+        <w:ind w:start="0" w:hanging="0"/>
+      </w:pPr>
+    </w:lvl>
+    <w:lvl w:ilvl="7">
+      <w:start w:val="1"/>
+      <w:numFmt w:val="none"/>
+      <w:suff w:val="nothing"/>
+      <w:lvlText w:val=""/>
+      <w:lvlJc w:val="start"/>
+      <w:pPr>
+        <w:tabs>
+          <w:tab w:val="num" w:pos="0"/>
+        </w:tabs>
+        <w:ind w:start="0" w:hanging="0"/>
+      </w:pPr>
+    </w:lvl>
+    <w:lvl w:ilvl="8">
+      <w:start w:val="1"/>
+      <w:numFmt w:val="none"/>
+      <w:suff w:val="nothing"/>
+      <w:lvlText w:val=""/>
+      <w:lvlJc w:val="start"/>
+      <w:pPr>
+        <w:tabs>
+          <w:tab w:val="num" w:pos="0"/>
+        </w:tabs>
+        <w:ind w:start="0" w:hanging="0"/>
+      </w:pPr>
     </w:lvl>
   </w:abstractNum>
   <w:num w:numId="1">
     <w:abstractNumId w:val="1"/>
+  </w:num>
+  <w:num w:numId="2">
+    <w:abstractNumId w:val="2"/>
+  </w:num>
+  <w:num w:numId="3">
+    <w:abstractNumId w:val="3"/>
   </w:num>
 </w:numbering>
 </file>
@@ -2546,7 +5144,6 @@
     </w:rPrDefault>
     <w:pPrDefault>
       <w:pPr>
-        <w:widowControl/>
         <w:suppressAutoHyphens w:val="true"/>
       </w:pPr>
     </w:pPrDefault>
@@ -2556,7 +5153,10 @@
     <w:qFormat/>
     <w:pPr>
       <w:widowControl/>
+      <w:suppressAutoHyphens w:val="true"/>
       <w:bidi w:val="0"/>
+      <w:spacing w:before="0" w:after="0"/>
+      <w:jc w:val="start"/>
     </w:pPr>
     <w:rPr>
       <w:rFonts w:ascii="Liberation Serif" w:hAnsi="Liberation Serif" w:eastAsia="Noto Serif CJK SC" w:cs="Noto Sans CJK SC"/>
@@ -2569,7 +5169,7 @@
   </w:style>
   <w:style w:type="paragraph" w:styleId="Heading1">
     <w:name w:val="Heading 1"/>
-    <w:basedOn w:val="Style10"/>
+    <w:basedOn w:val="Style12"/>
     <w:next w:val="BodyText"/>
     <w:qFormat/>
     <w:pPr>
@@ -2589,7 +5189,7 @@
   </w:style>
   <w:style w:type="paragraph" w:styleId="Heading2">
     <w:name w:val="Heading 2"/>
-    <w:basedOn w:val="Style10"/>
+    <w:basedOn w:val="Style12"/>
     <w:next w:val="BodyText"/>
     <w:qFormat/>
     <w:pPr>
@@ -2609,7 +5209,7 @@
   </w:style>
   <w:style w:type="paragraph" w:styleId="Heading3">
     <w:name w:val="Heading 3"/>
-    <w:basedOn w:val="Style10"/>
+    <w:basedOn w:val="Style12"/>
     <w:next w:val="BodyText"/>
     <w:qFormat/>
     <w:pPr>
@@ -2629,7 +5229,7 @@
   </w:style>
   <w:style w:type="paragraph" w:styleId="Heading4">
     <w:name w:val="Heading 4"/>
-    <w:basedOn w:val="Style10"/>
+    <w:basedOn w:val="Style12"/>
     <w:next w:val="BodyText"/>
     <w:qFormat/>
     <w:pPr>
@@ -2649,7 +5249,27 @@
       <w:szCs w:val="26"/>
     </w:rPr>
   </w:style>
-  <w:style w:type="paragraph" w:styleId="Style10">
+  <w:style w:type="character" w:styleId="Style10">
+    <w:name w:val="编号符号"/>
+    <w:qFormat/>
+    <w:rPr/>
+  </w:style>
+  <w:style w:type="character" w:styleId="Strong">
+    <w:name w:val="Strong"/>
+    <w:qFormat/>
+    <w:rPr>
+      <w:b/>
+      <w:bCs/>
+    </w:rPr>
+  </w:style>
+  <w:style w:type="character" w:styleId="Style11">
+    <w:name w:val="源文本"/>
+    <w:qFormat/>
+    <w:rPr>
+      <w:rFonts w:ascii="Liberation Mono" w:hAnsi="Liberation Mono" w:eastAsia="Noto Sans Mono CJK SC" w:cs="Liberation Mono"/>
+    </w:rPr>
+  </w:style>
+  <w:style w:type="paragraph" w:styleId="Style12">
     <w:name w:val="标题样式"/>
     <w:basedOn w:val="Normal"/>
     <w:next w:val="BodyText"/>
@@ -2696,7 +5316,7 @@
       <w:szCs w:val="24"/>
     </w:rPr>
   </w:style>
-  <w:style w:type="paragraph" w:styleId="Style11">
+  <w:style w:type="paragraph" w:styleId="Style13">
     <w:name w:val="索引"/>
     <w:basedOn w:val="Normal"/>
     <w:qFormat/>
@@ -2709,7 +5329,7 @@
   </w:style>
   <w:style w:type="paragraph" w:styleId="Title">
     <w:name w:val="Title"/>
-    <w:basedOn w:val="Style10"/>
+    <w:basedOn w:val="Style12"/>
     <w:next w:val="BodyText"/>
     <w:qFormat/>
     <w:pPr>
@@ -2722,7 +5342,7 @@
       <w:szCs w:val="56"/>
     </w:rPr>
   </w:style>
-  <w:style w:type="paragraph" w:styleId="Style12">
+  <w:style w:type="paragraph" w:styleId="Style14">
     <w:name w:val="成段引文"/>
     <w:basedOn w:val="Normal"/>
     <w:qFormat/>
@@ -2731,6 +5351,29 @@
       <w:ind w:hanging="0" w:start="567" w:end="567"/>
     </w:pPr>
     <w:rPr/>
+  </w:style>
+  <w:style w:type="paragraph" w:styleId="Style15">
+    <w:name w:val="表格内容"/>
+    <w:basedOn w:val="Normal"/>
+    <w:qFormat/>
+    <w:pPr>
+      <w:widowControl w:val="false"/>
+      <w:suppressLineNumbers/>
+    </w:pPr>
+    <w:rPr/>
+  </w:style>
+  <w:style w:type="paragraph" w:styleId="Style16">
+    <w:name w:val="表格标题"/>
+    <w:basedOn w:val="Style15"/>
+    <w:qFormat/>
+    <w:pPr>
+      <w:suppressLineNumbers/>
+      <w:jc w:val="center"/>
+    </w:pPr>
+    <w:rPr>
+      <w:b/>
+      <w:bCs/>
+    </w:rPr>
   </w:style>
 </w:styles>
 </file>

--- a/我的笔记.docx
+++ b/我的笔记.docx
@@ -13,14 +13,23 @@
         <w:spacing w:before="200" w:after="120"/>
         <w:ind w:hanging="0" w:start="0"/>
         <w:jc w:val="start"/>
-        <w:rPr/>
-      </w:pPr>
-      <w:r>
-        <w:rPr/>
+        <w:rPr>
+          <w:sz w:val="18"/>
+          <w:szCs w:val="18"/>
+        </w:rPr>
+      </w:pPr>
+      <w:r>
+        <w:rPr>
+          <w:sz w:val="18"/>
+          <w:szCs w:val="18"/>
+        </w:rPr>
         <w:t>linux</w:t>
       </w:r>
       <w:r>
-        <w:rPr/>
+        <w:rPr>
+          <w:sz w:val="18"/>
+          <w:szCs w:val="18"/>
+        </w:rPr>
         <w:t>基本操作</w:t>
       </w:r>
     </w:p>
@@ -29,14 +38,23 @@
         <w:pStyle w:val="Normal"/>
         <w:bidi w:val="0"/>
         <w:jc w:val="start"/>
-        <w:rPr/>
-      </w:pPr>
-      <w:r>
-        <w:rPr/>
+        <w:rPr>
+          <w:sz w:val="18"/>
+          <w:szCs w:val="18"/>
+        </w:rPr>
+      </w:pPr>
+      <w:r>
+        <w:rPr>
+          <w:sz w:val="18"/>
+          <w:szCs w:val="18"/>
+        </w:rPr>
         <w:t xml:space="preserve">📁 </w:t>
       </w:r>
       <w:r>
-        <w:rPr/>
+        <w:rPr>
+          <w:sz w:val="18"/>
+          <w:szCs w:val="18"/>
+        </w:rPr>
         <w:t>目录操作</w:t>
       </w:r>
     </w:p>
@@ -45,10 +63,16 @@
         <w:pStyle w:val="Normal"/>
         <w:bidi w:val="0"/>
         <w:jc w:val="start"/>
-        <w:rPr/>
-      </w:pPr>
-      <w:r>
-        <w:rPr/>
+        <w:rPr>
+          <w:sz w:val="18"/>
+          <w:szCs w:val="18"/>
+        </w:rPr>
+      </w:pPr>
+      <w:r>
+        <w:rPr>
+          <w:sz w:val="18"/>
+          <w:szCs w:val="18"/>
+        </w:rPr>
         <w:t>bash</w:t>
       </w:r>
     </w:p>
@@ -57,25 +81,40 @@
         <w:pStyle w:val="Normal"/>
         <w:bidi w:val="0"/>
         <w:jc w:val="start"/>
-        <w:rPr/>
-      </w:pPr>
-      <w:r>
-        <w:rPr/>
-      </w:r>
-    </w:p>
-    <w:p>
-      <w:pPr>
-        <w:pStyle w:val="Normal"/>
-        <w:bidi w:val="0"/>
-        <w:jc w:val="start"/>
-        <w:rPr/>
-      </w:pPr>
-      <w:r>
-        <w:rPr/>
+        <w:rPr>
+          <w:sz w:val="18"/>
+          <w:szCs w:val="18"/>
+        </w:rPr>
+      </w:pPr>
+      <w:r>
+        <w:rPr>
+          <w:sz w:val="18"/>
+          <w:szCs w:val="18"/>
+        </w:rPr>
+      </w:r>
+    </w:p>
+    <w:p>
+      <w:pPr>
+        <w:pStyle w:val="Normal"/>
+        <w:bidi w:val="0"/>
+        <w:jc w:val="start"/>
+        <w:rPr>
+          <w:sz w:val="18"/>
+          <w:szCs w:val="18"/>
+        </w:rPr>
+      </w:pPr>
+      <w:r>
+        <w:rPr>
+          <w:sz w:val="18"/>
+          <w:szCs w:val="18"/>
+        </w:rPr>
         <w:t xml:space="preserve">pwd                     # </w:t>
       </w:r>
       <w:r>
-        <w:rPr/>
+        <w:rPr>
+          <w:sz w:val="18"/>
+          <w:szCs w:val="18"/>
+        </w:rPr>
         <w:t>显示当前所在目录</w:t>
       </w:r>
     </w:p>
@@ -84,22 +123,37 @@
         <w:pStyle w:val="Normal"/>
         <w:bidi w:val="0"/>
         <w:jc w:val="start"/>
-        <w:rPr/>
-      </w:pPr>
-      <w:r>
-        <w:rPr/>
+        <w:rPr>
+          <w:sz w:val="18"/>
+          <w:szCs w:val="18"/>
+        </w:rPr>
+      </w:pPr>
+      <w:r>
+        <w:rPr>
+          <w:sz w:val="18"/>
+          <w:szCs w:val="18"/>
+        </w:rPr>
         <w:t xml:space="preserve">cd </w:t>
       </w:r>
       <w:r>
-        <w:rPr/>
+        <w:rPr>
+          <w:sz w:val="18"/>
+          <w:szCs w:val="18"/>
+        </w:rPr>
         <w:t xml:space="preserve">目录名               </w:t>
       </w:r>
       <w:r>
-        <w:rPr/>
+        <w:rPr>
+          <w:sz w:val="18"/>
+          <w:szCs w:val="18"/>
+        </w:rPr>
         <w:t xml:space="preserve"># </w:t>
       </w:r>
       <w:r>
-        <w:rPr/>
+        <w:rPr>
+          <w:sz w:val="18"/>
+          <w:szCs w:val="18"/>
+        </w:rPr>
         <w:t>进入目录</w:t>
       </w:r>
     </w:p>
@@ -108,14 +162,23 @@
         <w:pStyle w:val="Normal"/>
         <w:bidi w:val="0"/>
         <w:jc w:val="start"/>
-        <w:rPr/>
-      </w:pPr>
-      <w:r>
-        <w:rPr/>
+        <w:rPr>
+          <w:sz w:val="18"/>
+          <w:szCs w:val="18"/>
+        </w:rPr>
+      </w:pPr>
+      <w:r>
+        <w:rPr>
+          <w:sz w:val="18"/>
+          <w:szCs w:val="18"/>
+        </w:rPr>
         <w:t xml:space="preserve">cd ..                   # </w:t>
       </w:r>
       <w:r>
-        <w:rPr/>
+        <w:rPr>
+          <w:sz w:val="18"/>
+          <w:szCs w:val="18"/>
+        </w:rPr>
         <w:t>退回上一级目录</w:t>
       </w:r>
     </w:p>
@@ -124,14 +187,23 @@
         <w:pStyle w:val="Normal"/>
         <w:bidi w:val="0"/>
         <w:jc w:val="start"/>
-        <w:rPr/>
-      </w:pPr>
-      <w:r>
-        <w:rPr/>
+        <w:rPr>
+          <w:sz w:val="18"/>
+          <w:szCs w:val="18"/>
+        </w:rPr>
+      </w:pPr>
+      <w:r>
+        <w:rPr>
+          <w:sz w:val="18"/>
+          <w:szCs w:val="18"/>
+        </w:rPr>
         <w:t xml:space="preserve">cd ~                    # </w:t>
       </w:r>
       <w:r>
-        <w:rPr/>
+        <w:rPr>
+          <w:sz w:val="18"/>
+          <w:szCs w:val="18"/>
+        </w:rPr>
         <w:t>返回家目录</w:t>
       </w:r>
     </w:p>
@@ -140,14 +212,23 @@
         <w:pStyle w:val="Normal"/>
         <w:bidi w:val="0"/>
         <w:jc w:val="start"/>
-        <w:rPr/>
-      </w:pPr>
-      <w:r>
-        <w:rPr/>
+        <w:rPr>
+          <w:sz w:val="18"/>
+          <w:szCs w:val="18"/>
+        </w:rPr>
+      </w:pPr>
+      <w:r>
+        <w:rPr>
+          <w:sz w:val="18"/>
+          <w:szCs w:val="18"/>
+        </w:rPr>
         <w:t xml:space="preserve">cd -                    # </w:t>
       </w:r>
       <w:r>
-        <w:rPr/>
+        <w:rPr>
+          <w:sz w:val="18"/>
+          <w:szCs w:val="18"/>
+        </w:rPr>
         <w:t>返回上次的目录</w:t>
       </w:r>
     </w:p>
@@ -156,25 +237,40 @@
         <w:pStyle w:val="Normal"/>
         <w:bidi w:val="0"/>
         <w:jc w:val="start"/>
-        <w:rPr/>
-      </w:pPr>
-      <w:r>
-        <w:rPr/>
-      </w:r>
-    </w:p>
-    <w:p>
-      <w:pPr>
-        <w:pStyle w:val="Normal"/>
-        <w:bidi w:val="0"/>
-        <w:jc w:val="start"/>
-        <w:rPr/>
-      </w:pPr>
-      <w:r>
-        <w:rPr/>
+        <w:rPr>
+          <w:sz w:val="18"/>
+          <w:szCs w:val="18"/>
+        </w:rPr>
+      </w:pPr>
+      <w:r>
+        <w:rPr>
+          <w:sz w:val="18"/>
+          <w:szCs w:val="18"/>
+        </w:rPr>
+      </w:r>
+    </w:p>
+    <w:p>
+      <w:pPr>
+        <w:pStyle w:val="Normal"/>
+        <w:bidi w:val="0"/>
+        <w:jc w:val="start"/>
+        <w:rPr>
+          <w:sz w:val="18"/>
+          <w:szCs w:val="18"/>
+        </w:rPr>
+      </w:pPr>
+      <w:r>
+        <w:rPr>
+          <w:sz w:val="18"/>
+          <w:szCs w:val="18"/>
+        </w:rPr>
         <w:t xml:space="preserve">📂 </w:t>
       </w:r>
       <w:r>
-        <w:rPr/>
+        <w:rPr>
+          <w:sz w:val="18"/>
+          <w:szCs w:val="18"/>
+        </w:rPr>
         <w:t>查看文件列表</w:t>
       </w:r>
     </w:p>
@@ -183,10 +279,16 @@
         <w:pStyle w:val="Normal"/>
         <w:bidi w:val="0"/>
         <w:jc w:val="start"/>
-        <w:rPr/>
-      </w:pPr>
-      <w:r>
-        <w:rPr/>
+        <w:rPr>
+          <w:sz w:val="18"/>
+          <w:szCs w:val="18"/>
+        </w:rPr>
+      </w:pPr>
+      <w:r>
+        <w:rPr>
+          <w:sz w:val="18"/>
+          <w:szCs w:val="18"/>
+        </w:rPr>
         <w:t>bash</w:t>
       </w:r>
     </w:p>
@@ -195,33 +297,54 @@
         <w:pStyle w:val="Normal"/>
         <w:bidi w:val="0"/>
         <w:jc w:val="start"/>
-        <w:rPr/>
-      </w:pPr>
-      <w:r>
-        <w:rPr/>
-      </w:r>
-    </w:p>
-    <w:p>
-      <w:pPr>
-        <w:pStyle w:val="Normal"/>
-        <w:bidi w:val="0"/>
-        <w:jc w:val="start"/>
-        <w:rPr/>
-      </w:pPr>
-      <w:r>
-        <w:rPr/>
+        <w:rPr>
+          <w:sz w:val="18"/>
+          <w:szCs w:val="18"/>
+        </w:rPr>
+      </w:pPr>
+      <w:r>
+        <w:rPr>
+          <w:sz w:val="18"/>
+          <w:szCs w:val="18"/>
+        </w:rPr>
+      </w:r>
+    </w:p>
+    <w:p>
+      <w:pPr>
+        <w:pStyle w:val="Normal"/>
+        <w:bidi w:val="0"/>
+        <w:jc w:val="start"/>
+        <w:rPr>
+          <w:sz w:val="18"/>
+          <w:szCs w:val="18"/>
+        </w:rPr>
+      </w:pPr>
+      <w:r>
+        <w:rPr>
+          <w:sz w:val="18"/>
+          <w:szCs w:val="18"/>
+        </w:rPr>
         <w:t xml:space="preserve">ls                      # </w:t>
       </w:r>
       <w:r>
-        <w:rPr/>
+        <w:rPr>
+          <w:sz w:val="18"/>
+          <w:szCs w:val="18"/>
+        </w:rPr>
         <w:t>列出当前目录文件</w:t>
       </w:r>
       <w:r>
-        <w:rPr/>
+        <w:rPr>
+          <w:sz w:val="18"/>
+          <w:szCs w:val="18"/>
+        </w:rPr>
         <w:t>/</w:t>
       </w:r>
       <w:r>
-        <w:rPr/>
+        <w:rPr>
+          <w:sz w:val="18"/>
+          <w:szCs w:val="18"/>
+        </w:rPr>
         <w:t>文件夹</w:t>
       </w:r>
     </w:p>
@@ -230,22 +353,37 @@
         <w:pStyle w:val="Normal"/>
         <w:bidi w:val="0"/>
         <w:jc w:val="start"/>
-        <w:rPr/>
-      </w:pPr>
-      <w:r>
-        <w:rPr/>
+        <w:rPr>
+          <w:sz w:val="18"/>
+          <w:szCs w:val="18"/>
+        </w:rPr>
+      </w:pPr>
+      <w:r>
+        <w:rPr>
+          <w:sz w:val="18"/>
+          <w:szCs w:val="18"/>
+        </w:rPr>
         <w:t xml:space="preserve">ll                      # </w:t>
       </w:r>
       <w:r>
-        <w:rPr/>
+        <w:rPr>
+          <w:sz w:val="18"/>
+          <w:szCs w:val="18"/>
+        </w:rPr>
         <w:t xml:space="preserve">等于 </w:t>
       </w:r>
       <w:r>
-        <w:rPr/>
+        <w:rPr>
+          <w:sz w:val="18"/>
+          <w:szCs w:val="18"/>
+        </w:rPr>
         <w:t>ls -l</w:t>
       </w:r>
       <w:r>
-        <w:rPr/>
+        <w:rPr>
+          <w:sz w:val="18"/>
+          <w:szCs w:val="18"/>
+        </w:rPr>
         <w:t>，详细列表（含权限、大小、时间）</w:t>
       </w:r>
     </w:p>
@@ -254,22 +392,37 @@
         <w:pStyle w:val="Normal"/>
         <w:bidi w:val="0"/>
         <w:jc w:val="start"/>
-        <w:rPr/>
-      </w:pPr>
-      <w:r>
-        <w:rPr/>
+        <w:rPr>
+          <w:sz w:val="18"/>
+          <w:szCs w:val="18"/>
+        </w:rPr>
+      </w:pPr>
+      <w:r>
+        <w:rPr>
+          <w:sz w:val="18"/>
+          <w:szCs w:val="18"/>
+        </w:rPr>
         <w:t xml:space="preserve">ls -a                   # </w:t>
       </w:r>
       <w:r>
-        <w:rPr/>
+        <w:rPr>
+          <w:sz w:val="18"/>
+          <w:szCs w:val="18"/>
+        </w:rPr>
         <w:t>显示隐藏文件（</w:t>
       </w:r>
       <w:r>
-        <w:rPr/>
+        <w:rPr>
+          <w:sz w:val="18"/>
+          <w:szCs w:val="18"/>
+        </w:rPr>
         <w:t>.</w:t>
       </w:r>
       <w:r>
-        <w:rPr/>
+        <w:rPr>
+          <w:sz w:val="18"/>
+          <w:szCs w:val="18"/>
+        </w:rPr>
         <w:t>开头）</w:t>
       </w:r>
     </w:p>
@@ -278,22 +431,37 @@
         <w:pStyle w:val="Normal"/>
         <w:bidi w:val="0"/>
         <w:jc w:val="start"/>
-        <w:rPr/>
-      </w:pPr>
-      <w:r>
-        <w:rPr/>
+        <w:rPr>
+          <w:sz w:val="18"/>
+          <w:szCs w:val="18"/>
+        </w:rPr>
+      </w:pPr>
+      <w:r>
+        <w:rPr>
+          <w:sz w:val="18"/>
+          <w:szCs w:val="18"/>
+        </w:rPr>
         <w:t xml:space="preserve">ls -la                  # </w:t>
       </w:r>
       <w:r>
-        <w:rPr/>
+        <w:rPr>
+          <w:sz w:val="18"/>
+          <w:szCs w:val="18"/>
+        </w:rPr>
         <w:t xml:space="preserve">详细列表 </w:t>
       </w:r>
       <w:r>
-        <w:rPr/>
+        <w:rPr>
+          <w:sz w:val="18"/>
+          <w:szCs w:val="18"/>
+        </w:rPr>
         <w:t xml:space="preserve">+ </w:t>
       </w:r>
       <w:r>
-        <w:rPr/>
+        <w:rPr>
+          <w:sz w:val="18"/>
+          <w:szCs w:val="18"/>
+        </w:rPr>
         <w:t>隐藏文件</w:t>
       </w:r>
     </w:p>
@@ -302,33 +470,54 @@
         <w:pStyle w:val="Normal"/>
         <w:bidi w:val="0"/>
         <w:jc w:val="start"/>
-        <w:rPr/>
-      </w:pPr>
-      <w:r>
-        <w:rPr/>
-      </w:r>
-    </w:p>
-    <w:p>
-      <w:pPr>
-        <w:pStyle w:val="Normal"/>
-        <w:bidi w:val="0"/>
-        <w:jc w:val="start"/>
-        <w:rPr/>
-      </w:pPr>
-      <w:r>
-        <w:rPr/>
+        <w:rPr>
+          <w:sz w:val="18"/>
+          <w:szCs w:val="18"/>
+        </w:rPr>
+      </w:pPr>
+      <w:r>
+        <w:rPr>
+          <w:sz w:val="18"/>
+          <w:szCs w:val="18"/>
+        </w:rPr>
+      </w:r>
+    </w:p>
+    <w:p>
+      <w:pPr>
+        <w:pStyle w:val="Normal"/>
+        <w:bidi w:val="0"/>
+        <w:jc w:val="start"/>
+        <w:rPr>
+          <w:sz w:val="18"/>
+          <w:szCs w:val="18"/>
+        </w:rPr>
+      </w:pPr>
+      <w:r>
+        <w:rPr>
+          <w:sz w:val="18"/>
+          <w:szCs w:val="18"/>
+        </w:rPr>
         <w:t xml:space="preserve">📄 </w:t>
       </w:r>
       <w:r>
-        <w:rPr/>
+        <w:rPr>
+          <w:sz w:val="18"/>
+          <w:szCs w:val="18"/>
+        </w:rPr>
         <w:t>文件</w:t>
       </w:r>
       <w:r>
-        <w:rPr/>
+        <w:rPr>
+          <w:sz w:val="18"/>
+          <w:szCs w:val="18"/>
+        </w:rPr>
         <w:t>/</w:t>
       </w:r>
       <w:r>
-        <w:rPr/>
+        <w:rPr>
+          <w:sz w:val="18"/>
+          <w:szCs w:val="18"/>
+        </w:rPr>
         <w:t>目录操作</w:t>
       </w:r>
     </w:p>
@@ -337,10 +526,16 @@
         <w:pStyle w:val="Normal"/>
         <w:bidi w:val="0"/>
         <w:jc w:val="start"/>
-        <w:rPr/>
-      </w:pPr>
-      <w:r>
-        <w:rPr/>
+        <w:rPr>
+          <w:sz w:val="18"/>
+          <w:szCs w:val="18"/>
+        </w:rPr>
+      </w:pPr>
+      <w:r>
+        <w:rPr>
+          <w:sz w:val="18"/>
+          <w:szCs w:val="18"/>
+        </w:rPr>
         <w:t>bash</w:t>
       </w:r>
     </w:p>
@@ -349,22 +544,37 @@
         <w:pStyle w:val="Normal"/>
         <w:bidi w:val="0"/>
         <w:jc w:val="start"/>
-        <w:rPr/>
-      </w:pPr>
-      <w:r>
-        <w:rPr/>
+        <w:rPr>
+          <w:sz w:val="18"/>
+          <w:szCs w:val="18"/>
+        </w:rPr>
+      </w:pPr>
+      <w:r>
+        <w:rPr>
+          <w:sz w:val="18"/>
+          <w:szCs w:val="18"/>
+        </w:rPr>
         <w:t xml:space="preserve">- </w:t>
       </w:r>
       <w:r>
-        <w:rPr/>
+        <w:rPr>
+          <w:sz w:val="18"/>
+          <w:szCs w:val="18"/>
+        </w:rPr>
         <w:t xml:space="preserve">（命令前的短横线）   </w:t>
       </w:r>
       <w:r>
-        <w:rPr/>
+        <w:rPr>
+          <w:sz w:val="18"/>
+          <w:szCs w:val="18"/>
+        </w:rPr>
         <w:t>#</w:t>
       </w:r>
       <w:r>
-        <w:rPr/>
+        <w:rPr>
+          <w:sz w:val="18"/>
+          <w:szCs w:val="18"/>
+        </w:rPr>
         <w:t>无视该条命令执行失败，继续执行下面命令</w:t>
       </w:r>
     </w:p>
@@ -373,22 +583,37 @@
         <w:pStyle w:val="Normal"/>
         <w:bidi w:val="0"/>
         <w:jc w:val="start"/>
-        <w:rPr/>
-      </w:pPr>
-      <w:r>
-        <w:rPr/>
+        <w:rPr>
+          <w:sz w:val="18"/>
+          <w:szCs w:val="18"/>
+        </w:rPr>
+      </w:pPr>
+      <w:r>
+        <w:rPr>
+          <w:sz w:val="18"/>
+          <w:szCs w:val="18"/>
+        </w:rPr>
         <w:t xml:space="preserve">mkdir </w:t>
       </w:r>
       <w:r>
-        <w:rPr/>
+        <w:rPr>
+          <w:sz w:val="18"/>
+          <w:szCs w:val="18"/>
+        </w:rPr>
         <w:t xml:space="preserve">文件夹名          </w:t>
       </w:r>
       <w:r>
-        <w:rPr/>
+        <w:rPr>
+          <w:sz w:val="18"/>
+          <w:szCs w:val="18"/>
+        </w:rPr>
         <w:t xml:space="preserve"># </w:t>
       </w:r>
       <w:r>
-        <w:rPr/>
+        <w:rPr>
+          <w:sz w:val="18"/>
+          <w:szCs w:val="18"/>
+        </w:rPr>
         <w:t>创建目录</w:t>
       </w:r>
     </w:p>
@@ -397,14 +622,23 @@
         <w:pStyle w:val="Normal"/>
         <w:bidi w:val="0"/>
         <w:jc w:val="start"/>
-        <w:rPr/>
-      </w:pPr>
-      <w:r>
-        <w:rPr/>
+        <w:rPr>
+          <w:sz w:val="18"/>
+          <w:szCs w:val="18"/>
+        </w:rPr>
+      </w:pPr>
+      <w:r>
+        <w:rPr>
+          <w:sz w:val="18"/>
+          <w:szCs w:val="18"/>
+        </w:rPr>
         <w:t xml:space="preserve">mkdir -p a/b/c          # </w:t>
       </w:r>
       <w:r>
-        <w:rPr/>
+        <w:rPr>
+          <w:sz w:val="18"/>
+          <w:szCs w:val="18"/>
+        </w:rPr>
         <w:t>递归创建多级目录</w:t>
       </w:r>
     </w:p>
@@ -413,22 +647,37 @@
         <w:pStyle w:val="Normal"/>
         <w:bidi w:val="0"/>
         <w:jc w:val="start"/>
-        <w:rPr/>
-      </w:pPr>
-      <w:r>
-        <w:rPr/>
+        <w:rPr>
+          <w:sz w:val="18"/>
+          <w:szCs w:val="18"/>
+        </w:rPr>
+      </w:pPr>
+      <w:r>
+        <w:rPr>
+          <w:sz w:val="18"/>
+          <w:szCs w:val="18"/>
+        </w:rPr>
         <w:t xml:space="preserve">touch </w:t>
       </w:r>
       <w:r>
-        <w:rPr/>
+        <w:rPr>
+          <w:sz w:val="18"/>
+          <w:szCs w:val="18"/>
+        </w:rPr>
         <w:t xml:space="preserve">文件名            </w:t>
       </w:r>
       <w:r>
-        <w:rPr/>
+        <w:rPr>
+          <w:sz w:val="18"/>
+          <w:szCs w:val="18"/>
+        </w:rPr>
         <w:t xml:space="preserve"># </w:t>
       </w:r>
       <w:r>
-        <w:rPr/>
+        <w:rPr>
+          <w:sz w:val="18"/>
+          <w:szCs w:val="18"/>
+        </w:rPr>
         <w:t>创建空文件</w:t>
       </w:r>
     </w:p>
@@ -437,22 +686,37 @@
         <w:pStyle w:val="Normal"/>
         <w:bidi w:val="0"/>
         <w:jc w:val="start"/>
-        <w:rPr/>
-      </w:pPr>
-      <w:r>
-        <w:rPr/>
+        <w:rPr>
+          <w:sz w:val="18"/>
+          <w:szCs w:val="18"/>
+        </w:rPr>
+      </w:pPr>
+      <w:r>
+        <w:rPr>
+          <w:sz w:val="18"/>
+          <w:szCs w:val="18"/>
+        </w:rPr>
         <w:t xml:space="preserve">cp </w:t>
       </w:r>
       <w:r>
-        <w:rPr/>
+        <w:rPr>
+          <w:sz w:val="18"/>
+          <w:szCs w:val="18"/>
+        </w:rPr>
         <w:t xml:space="preserve">源文件 目标文件      </w:t>
       </w:r>
       <w:r>
-        <w:rPr/>
+        <w:rPr>
+          <w:sz w:val="18"/>
+          <w:szCs w:val="18"/>
+        </w:rPr>
         <w:t xml:space="preserve"># </w:t>
       </w:r>
       <w:r>
-        <w:rPr/>
+        <w:rPr>
+          <w:sz w:val="18"/>
+          <w:szCs w:val="18"/>
+        </w:rPr>
         <w:t>复制文件</w:t>
       </w:r>
     </w:p>
@@ -461,22 +725,37 @@
         <w:pStyle w:val="Normal"/>
         <w:bidi w:val="0"/>
         <w:jc w:val="start"/>
-        <w:rPr/>
-      </w:pPr>
-      <w:r>
-        <w:rPr/>
+        <w:rPr>
+          <w:sz w:val="18"/>
+          <w:szCs w:val="18"/>
+        </w:rPr>
+      </w:pPr>
+      <w:r>
+        <w:rPr>
+          <w:sz w:val="18"/>
+          <w:szCs w:val="18"/>
+        </w:rPr>
         <w:t xml:space="preserve">cp -r </w:t>
       </w:r>
       <w:r>
-        <w:rPr/>
+        <w:rPr>
+          <w:sz w:val="18"/>
+          <w:szCs w:val="18"/>
+        </w:rPr>
         <w:t xml:space="preserve">源目录 目标目录   </w:t>
       </w:r>
       <w:r>
-        <w:rPr/>
+        <w:rPr>
+          <w:sz w:val="18"/>
+          <w:szCs w:val="18"/>
+        </w:rPr>
         <w:t xml:space="preserve"># </w:t>
       </w:r>
       <w:r>
-        <w:rPr/>
+        <w:rPr>
+          <w:sz w:val="18"/>
+          <w:szCs w:val="18"/>
+        </w:rPr>
         <w:t>复制整个目录</w:t>
       </w:r>
     </w:p>
@@ -485,22 +764,37 @@
         <w:pStyle w:val="Normal"/>
         <w:bidi w:val="0"/>
         <w:jc w:val="start"/>
-        <w:rPr/>
-      </w:pPr>
-      <w:r>
-        <w:rPr/>
+        <w:rPr>
+          <w:sz w:val="18"/>
+          <w:szCs w:val="18"/>
+        </w:rPr>
+      </w:pPr>
+      <w:r>
+        <w:rPr>
+          <w:sz w:val="18"/>
+          <w:szCs w:val="18"/>
+        </w:rPr>
         <w:t xml:space="preserve">mv </w:t>
       </w:r>
       <w:r>
-        <w:rPr/>
+        <w:rPr>
+          <w:sz w:val="18"/>
+          <w:szCs w:val="18"/>
+        </w:rPr>
         <w:t xml:space="preserve">源文件 目标          </w:t>
       </w:r>
       <w:r>
-        <w:rPr/>
+        <w:rPr>
+          <w:sz w:val="18"/>
+          <w:szCs w:val="18"/>
+        </w:rPr>
         <w:t xml:space="preserve"># </w:t>
       </w:r>
       <w:r>
-        <w:rPr/>
+        <w:rPr>
+          <w:sz w:val="18"/>
+          <w:szCs w:val="18"/>
+        </w:rPr>
         <w:t>移动文件，或重命名</w:t>
       </w:r>
     </w:p>
@@ -509,30 +803,51 @@
         <w:pStyle w:val="Normal"/>
         <w:bidi w:val="0"/>
         <w:jc w:val="start"/>
-        <w:rPr/>
-      </w:pPr>
-      <w:r>
-        <w:rPr/>
+        <w:rPr>
+          <w:sz w:val="18"/>
+          <w:szCs w:val="18"/>
+        </w:rPr>
+      </w:pPr>
+      <w:r>
+        <w:rPr>
+          <w:sz w:val="18"/>
+          <w:szCs w:val="18"/>
+        </w:rPr>
         <w:t xml:space="preserve">rm </w:t>
       </w:r>
       <w:r>
-        <w:rPr/>
+        <w:rPr>
+          <w:sz w:val="18"/>
+          <w:szCs w:val="18"/>
+        </w:rPr>
         <w:t xml:space="preserve">文件名               </w:t>
       </w:r>
       <w:r>
-        <w:rPr/>
+        <w:rPr>
+          <w:sz w:val="18"/>
+          <w:szCs w:val="18"/>
+        </w:rPr>
         <w:t xml:space="preserve"># </w:t>
       </w:r>
       <w:r>
-        <w:rPr/>
+        <w:rPr>
+          <w:sz w:val="18"/>
+          <w:szCs w:val="18"/>
+        </w:rPr>
         <w:t xml:space="preserve">删除文件（删不掉可加 </w:t>
       </w:r>
       <w:r>
-        <w:rPr/>
+        <w:rPr>
+          <w:sz w:val="18"/>
+          <w:szCs w:val="18"/>
+        </w:rPr>
         <w:t>-f</w:t>
       </w:r>
       <w:r>
-        <w:rPr/>
+        <w:rPr>
+          <w:sz w:val="18"/>
+          <w:szCs w:val="18"/>
+        </w:rPr>
         <w:t>）</w:t>
       </w:r>
     </w:p>
@@ -541,22 +856,37 @@
         <w:pStyle w:val="Normal"/>
         <w:bidi w:val="0"/>
         <w:jc w:val="start"/>
-        <w:rPr/>
-      </w:pPr>
-      <w:r>
-        <w:rPr/>
+        <w:rPr>
+          <w:sz w:val="18"/>
+          <w:szCs w:val="18"/>
+        </w:rPr>
+      </w:pPr>
+      <w:r>
+        <w:rPr>
+          <w:sz w:val="18"/>
+          <w:szCs w:val="18"/>
+        </w:rPr>
         <w:t xml:space="preserve">rm -r </w:t>
       </w:r>
       <w:r>
-        <w:rPr/>
+        <w:rPr>
+          <w:sz w:val="18"/>
+          <w:szCs w:val="18"/>
+        </w:rPr>
         <w:t xml:space="preserve">目录名            </w:t>
       </w:r>
       <w:r>
-        <w:rPr/>
+        <w:rPr>
+          <w:sz w:val="18"/>
+          <w:szCs w:val="18"/>
+        </w:rPr>
         <w:t xml:space="preserve"># </w:t>
       </w:r>
       <w:r>
-        <w:rPr/>
+        <w:rPr>
+          <w:sz w:val="18"/>
+          <w:szCs w:val="18"/>
+        </w:rPr>
         <w:t>删除目录</w:t>
       </w:r>
     </w:p>
@@ -565,22 +895,37 @@
         <w:pStyle w:val="Normal"/>
         <w:bidi w:val="0"/>
         <w:jc w:val="start"/>
-        <w:rPr/>
-      </w:pPr>
-      <w:r>
-        <w:rPr/>
+        <w:rPr>
+          <w:sz w:val="18"/>
+          <w:szCs w:val="18"/>
+        </w:rPr>
+      </w:pPr>
+      <w:r>
+        <w:rPr>
+          <w:sz w:val="18"/>
+          <w:szCs w:val="18"/>
+        </w:rPr>
         <w:t xml:space="preserve">cat </w:t>
       </w:r>
       <w:r>
-        <w:rPr/>
+        <w:rPr>
+          <w:sz w:val="18"/>
+          <w:szCs w:val="18"/>
+        </w:rPr>
         <w:t xml:space="preserve">文件名              </w:t>
       </w:r>
       <w:r>
-        <w:rPr/>
+        <w:rPr>
+          <w:sz w:val="18"/>
+          <w:szCs w:val="18"/>
+        </w:rPr>
         <w:t xml:space="preserve"># </w:t>
       </w:r>
       <w:r>
-        <w:rPr/>
+        <w:rPr>
+          <w:sz w:val="18"/>
+          <w:szCs w:val="18"/>
+        </w:rPr>
         <w:t>查看文件全部内容</w:t>
       </w:r>
     </w:p>
@@ -589,30 +934,51 @@
         <w:pStyle w:val="Normal"/>
         <w:bidi w:val="0"/>
         <w:jc w:val="start"/>
-        <w:rPr/>
-      </w:pPr>
-      <w:r>
-        <w:rPr/>
+        <w:rPr>
+          <w:sz w:val="18"/>
+          <w:szCs w:val="18"/>
+        </w:rPr>
+      </w:pPr>
+      <w:r>
+        <w:rPr>
+          <w:sz w:val="18"/>
+          <w:szCs w:val="18"/>
+        </w:rPr>
         <w:t xml:space="preserve">less </w:t>
       </w:r>
       <w:r>
-        <w:rPr/>
+        <w:rPr>
+          <w:sz w:val="18"/>
+          <w:szCs w:val="18"/>
+        </w:rPr>
         <w:t xml:space="preserve">文件名             </w:t>
       </w:r>
       <w:r>
-        <w:rPr/>
+        <w:rPr>
+          <w:sz w:val="18"/>
+          <w:szCs w:val="18"/>
+        </w:rPr>
         <w:t xml:space="preserve"># </w:t>
       </w:r>
       <w:r>
-        <w:rPr/>
+        <w:rPr>
+          <w:sz w:val="18"/>
+          <w:szCs w:val="18"/>
+        </w:rPr>
         <w:t>分页查看长文件（</w:t>
       </w:r>
       <w:r>
-        <w:rPr/>
+        <w:rPr>
+          <w:sz w:val="18"/>
+          <w:szCs w:val="18"/>
+        </w:rPr>
         <w:t xml:space="preserve">q </w:t>
       </w:r>
       <w:r>
-        <w:rPr/>
+        <w:rPr>
+          <w:sz w:val="18"/>
+          <w:szCs w:val="18"/>
+        </w:rPr>
         <w:t>退出）</w:t>
       </w:r>
     </w:p>
@@ -621,25 +987,40 @@
         <w:pStyle w:val="Normal"/>
         <w:bidi w:val="0"/>
         <w:jc w:val="start"/>
-        <w:rPr/>
-      </w:pPr>
-      <w:r>
-        <w:rPr/>
-      </w:r>
-    </w:p>
-    <w:p>
-      <w:pPr>
-        <w:pStyle w:val="Normal"/>
-        <w:bidi w:val="0"/>
-        <w:jc w:val="start"/>
-        <w:rPr/>
-      </w:pPr>
-      <w:r>
-        <w:rPr/>
+        <w:rPr>
+          <w:sz w:val="18"/>
+          <w:szCs w:val="18"/>
+        </w:rPr>
+      </w:pPr>
+      <w:r>
+        <w:rPr>
+          <w:sz w:val="18"/>
+          <w:szCs w:val="18"/>
+        </w:rPr>
+      </w:r>
+    </w:p>
+    <w:p>
+      <w:pPr>
+        <w:pStyle w:val="Normal"/>
+        <w:bidi w:val="0"/>
+        <w:jc w:val="start"/>
+        <w:rPr>
+          <w:sz w:val="18"/>
+          <w:szCs w:val="18"/>
+        </w:rPr>
+      </w:pPr>
+      <w:r>
+        <w:rPr>
+          <w:sz w:val="18"/>
+          <w:szCs w:val="18"/>
+        </w:rPr>
         <w:t xml:space="preserve">✏️ </w:t>
       </w:r>
       <w:r>
-        <w:rPr/>
+        <w:rPr>
+          <w:sz w:val="18"/>
+          <w:szCs w:val="18"/>
+        </w:rPr>
         <w:t>简单编辑（命令行里写文件）</w:t>
       </w:r>
     </w:p>
@@ -648,10 +1029,16 @@
         <w:pStyle w:val="Normal"/>
         <w:bidi w:val="0"/>
         <w:jc w:val="start"/>
-        <w:rPr/>
-      </w:pPr>
-      <w:r>
-        <w:rPr/>
+        <w:rPr>
+          <w:sz w:val="18"/>
+          <w:szCs w:val="18"/>
+        </w:rPr>
+      </w:pPr>
+      <w:r>
+        <w:rPr>
+          <w:sz w:val="18"/>
+          <w:szCs w:val="18"/>
+        </w:rPr>
         <w:t>bash</w:t>
       </w:r>
     </w:p>
@@ -660,57 +1047,96 @@
         <w:pStyle w:val="Normal"/>
         <w:bidi w:val="0"/>
         <w:jc w:val="start"/>
-        <w:rPr/>
-      </w:pPr>
-      <w:r>
-        <w:rPr/>
-      </w:r>
-    </w:p>
-    <w:p>
-      <w:pPr>
-        <w:pStyle w:val="Normal"/>
-        <w:bidi w:val="0"/>
-        <w:jc w:val="start"/>
-        <w:rPr/>
-      </w:pPr>
-      <w:r>
-        <w:rPr/>
+        <w:rPr>
+          <w:sz w:val="18"/>
+          <w:szCs w:val="18"/>
+        </w:rPr>
+      </w:pPr>
+      <w:r>
+        <w:rPr>
+          <w:sz w:val="18"/>
+          <w:szCs w:val="18"/>
+        </w:rPr>
+      </w:r>
+    </w:p>
+    <w:p>
+      <w:pPr>
+        <w:pStyle w:val="Normal"/>
+        <w:bidi w:val="0"/>
+        <w:jc w:val="start"/>
+        <w:rPr>
+          <w:sz w:val="18"/>
+          <w:szCs w:val="18"/>
+        </w:rPr>
+      </w:pPr>
+      <w:r>
+        <w:rPr>
+          <w:sz w:val="18"/>
+          <w:szCs w:val="18"/>
+        </w:rPr>
         <w:t xml:space="preserve">nano </w:t>
       </w:r>
       <w:r>
-        <w:rPr/>
+        <w:rPr>
+          <w:sz w:val="18"/>
+          <w:szCs w:val="18"/>
+        </w:rPr>
         <w:t xml:space="preserve">文件名             </w:t>
       </w:r>
       <w:r>
-        <w:rPr/>
+        <w:rPr>
+          <w:sz w:val="18"/>
+          <w:szCs w:val="18"/>
+        </w:rPr>
         <w:t xml:space="preserve"># </w:t>
       </w:r>
       <w:r>
-        <w:rPr/>
+        <w:rPr>
+          <w:sz w:val="18"/>
+          <w:szCs w:val="18"/>
+        </w:rPr>
         <w:t>简易文本编辑器，</w:t>
       </w:r>
       <w:r>
-        <w:rPr/>
+        <w:rPr>
+          <w:sz w:val="18"/>
+          <w:szCs w:val="18"/>
+        </w:rPr>
         <w:t xml:space="preserve">Ctrl+X </w:t>
       </w:r>
       <w:r>
-        <w:rPr/>
+        <w:rPr>
+          <w:sz w:val="18"/>
+          <w:szCs w:val="18"/>
+        </w:rPr>
         <w:t>退出，</w:t>
       </w:r>
       <w:r>
-        <w:rPr/>
+        <w:rPr>
+          <w:sz w:val="18"/>
+          <w:szCs w:val="18"/>
+        </w:rPr>
         <w:t xml:space="preserve">Y </w:t>
       </w:r>
       <w:r>
-        <w:rPr/>
+        <w:rPr>
+          <w:sz w:val="18"/>
+          <w:szCs w:val="18"/>
+        </w:rPr>
         <w:t>保存，</w:t>
       </w:r>
       <w:r>
-        <w:rPr/>
+        <w:rPr>
+          <w:sz w:val="18"/>
+          <w:szCs w:val="18"/>
+        </w:rPr>
         <w:t xml:space="preserve">Enter </w:t>
       </w:r>
       <w:r>
-        <w:rPr/>
+        <w:rPr>
+          <w:sz w:val="18"/>
+          <w:szCs w:val="18"/>
+        </w:rPr>
         <w:t>确认</w:t>
       </w:r>
     </w:p>
@@ -719,30 +1145,51 @@
         <w:pStyle w:val="Normal"/>
         <w:bidi w:val="0"/>
         <w:jc w:val="start"/>
-        <w:rPr/>
-      </w:pPr>
-      <w:r>
-        <w:rPr/>
+        <w:rPr>
+          <w:sz w:val="18"/>
+          <w:szCs w:val="18"/>
+        </w:rPr>
+      </w:pPr>
+      <w:r>
+        <w:rPr>
+          <w:sz w:val="18"/>
+          <w:szCs w:val="18"/>
+        </w:rPr>
         <w:t xml:space="preserve">vim  </w:t>
       </w:r>
       <w:r>
-        <w:rPr/>
+        <w:rPr>
+          <w:sz w:val="18"/>
+          <w:szCs w:val="18"/>
+        </w:rPr>
         <w:t xml:space="preserve">文件名             </w:t>
       </w:r>
       <w:r>
-        <w:rPr/>
+        <w:rPr>
+          <w:sz w:val="18"/>
+          <w:szCs w:val="18"/>
+        </w:rPr>
         <w:t xml:space="preserve"># </w:t>
       </w:r>
       <w:r>
-        <w:rPr/>
+        <w:rPr>
+          <w:sz w:val="18"/>
+          <w:szCs w:val="18"/>
+        </w:rPr>
         <w:t xml:space="preserve">更强大的编辑器（初期可先不学，用 </w:t>
       </w:r>
       <w:r>
-        <w:rPr/>
+        <w:rPr>
+          <w:sz w:val="18"/>
+          <w:szCs w:val="18"/>
+        </w:rPr>
         <w:t xml:space="preserve">nano </w:t>
       </w:r>
       <w:r>
-        <w:rPr/>
+        <w:rPr>
+          <w:sz w:val="18"/>
+          <w:szCs w:val="18"/>
+        </w:rPr>
         <w:t>代替）</w:t>
       </w:r>
     </w:p>
@@ -751,25 +1198,40 @@
         <w:pStyle w:val="Normal"/>
         <w:bidi w:val="0"/>
         <w:jc w:val="start"/>
-        <w:rPr/>
-      </w:pPr>
-      <w:r>
-        <w:rPr/>
-      </w:r>
-    </w:p>
-    <w:p>
-      <w:pPr>
-        <w:pStyle w:val="Normal"/>
-        <w:bidi w:val="0"/>
-        <w:jc w:val="start"/>
-        <w:rPr/>
-      </w:pPr>
-      <w:r>
-        <w:rPr/>
+        <w:rPr>
+          <w:sz w:val="18"/>
+          <w:szCs w:val="18"/>
+        </w:rPr>
+      </w:pPr>
+      <w:r>
+        <w:rPr>
+          <w:sz w:val="18"/>
+          <w:szCs w:val="18"/>
+        </w:rPr>
+      </w:r>
+    </w:p>
+    <w:p>
+      <w:pPr>
+        <w:pStyle w:val="Normal"/>
+        <w:bidi w:val="0"/>
+        <w:jc w:val="start"/>
+        <w:rPr>
+          <w:sz w:val="18"/>
+          <w:szCs w:val="18"/>
+        </w:rPr>
+      </w:pPr>
+      <w:r>
+        <w:rPr>
+          <w:sz w:val="18"/>
+          <w:szCs w:val="18"/>
+        </w:rPr>
         <w:t xml:space="preserve">🔐 </w:t>
       </w:r>
       <w:r>
-        <w:rPr/>
+        <w:rPr>
+          <w:sz w:val="18"/>
+          <w:szCs w:val="18"/>
+        </w:rPr>
         <w:t>权限（常见情况：程序需要执行权限）</w:t>
       </w:r>
     </w:p>
@@ -778,10 +1240,16 @@
         <w:pStyle w:val="Normal"/>
         <w:bidi w:val="0"/>
         <w:jc w:val="start"/>
-        <w:rPr/>
-      </w:pPr>
-      <w:r>
-        <w:rPr/>
+        <w:rPr>
+          <w:sz w:val="18"/>
+          <w:szCs w:val="18"/>
+        </w:rPr>
+      </w:pPr>
+      <w:r>
+        <w:rPr>
+          <w:sz w:val="18"/>
+          <w:szCs w:val="18"/>
+        </w:rPr>
         <w:t>bash</w:t>
       </w:r>
     </w:p>
@@ -790,30 +1258,51 @@
         <w:pStyle w:val="Normal"/>
         <w:bidi w:val="0"/>
         <w:jc w:val="start"/>
-        <w:rPr/>
-      </w:pPr>
-      <w:r>
-        <w:rPr/>
+        <w:rPr>
+          <w:sz w:val="18"/>
+          <w:szCs w:val="18"/>
+        </w:rPr>
+      </w:pPr>
+      <w:r>
+        <w:rPr>
+          <w:sz w:val="18"/>
+          <w:szCs w:val="18"/>
+        </w:rPr>
         <w:t xml:space="preserve">chmod +x </w:t>
       </w:r>
       <w:r>
-        <w:rPr/>
+        <w:rPr>
+          <w:sz w:val="18"/>
+          <w:szCs w:val="18"/>
+        </w:rPr>
         <w:t xml:space="preserve">文件名         </w:t>
       </w:r>
       <w:r>
-        <w:rPr/>
+        <w:rPr>
+          <w:sz w:val="18"/>
+          <w:szCs w:val="18"/>
+        </w:rPr>
         <w:t xml:space="preserve"># </w:t>
       </w:r>
       <w:r>
-        <w:rPr/>
+        <w:rPr>
+          <w:sz w:val="18"/>
+          <w:szCs w:val="18"/>
+        </w:rPr>
         <w:t xml:space="preserve">添加可执行权限，之后就可以 </w:t>
       </w:r>
       <w:r>
-        <w:rPr/>
+        <w:rPr>
+          <w:sz w:val="18"/>
+          <w:szCs w:val="18"/>
+        </w:rPr>
         <w:t>./</w:t>
       </w:r>
       <w:r>
-        <w:rPr/>
+        <w:rPr>
+          <w:sz w:val="18"/>
+          <w:szCs w:val="18"/>
+        </w:rPr>
         <w:t>文件名 运行</w:t>
       </w:r>
     </w:p>
@@ -822,76 +1311,288 @@
         <w:pStyle w:val="Normal"/>
         <w:bidi w:val="0"/>
         <w:jc w:val="start"/>
-        <w:rPr/>
-      </w:pPr>
-      <w:r>
-        <w:rPr/>
-      </w:r>
-    </w:p>
-    <w:p>
-      <w:pPr>
-        <w:pStyle w:val="Normal"/>
-        <w:bidi w:val="0"/>
-        <w:jc w:val="start"/>
-        <w:rPr/>
-      </w:pPr>
-      <w:r>
-        <w:rPr/>
-      </w:r>
-    </w:p>
-    <w:p>
-      <w:pPr>
-        <w:pStyle w:val="Normal"/>
-        <w:bidi w:val="0"/>
-        <w:jc w:val="start"/>
-        <w:rPr/>
-      </w:pPr>
-      <w:r>
-        <w:rPr/>
-      </w:r>
-    </w:p>
-    <w:p>
-      <w:pPr>
-        <w:pStyle w:val="Normal"/>
-        <w:bidi w:val="0"/>
-        <w:jc w:val="start"/>
-        <w:rPr/>
-      </w:pPr>
-      <w:r>
-        <w:rPr/>
-      </w:r>
-    </w:p>
-    <w:p>
-      <w:pPr>
-        <w:pStyle w:val="Normal"/>
-        <w:bidi w:val="0"/>
-        <w:jc w:val="start"/>
-        <w:rPr/>
-      </w:pPr>
-      <w:r>
-        <w:rPr/>
-      </w:r>
-    </w:p>
-    <w:p>
-      <w:pPr>
-        <w:pStyle w:val="Normal"/>
-        <w:bidi w:val="0"/>
-        <w:jc w:val="start"/>
-        <w:rPr/>
-      </w:pPr>
-      <w:r>
-        <w:rPr/>
-      </w:r>
-    </w:p>
-    <w:p>
-      <w:pPr>
-        <w:pStyle w:val="Normal"/>
-        <w:bidi w:val="0"/>
-        <w:jc w:val="start"/>
-        <w:rPr/>
-      </w:pPr>
-      <w:r>
-        <w:rPr/>
+        <w:rPr>
+          <w:sz w:val="18"/>
+          <w:szCs w:val="18"/>
+        </w:rPr>
+      </w:pPr>
+      <w:r>
+        <w:rPr>
+          <w:sz w:val="18"/>
+          <w:szCs w:val="18"/>
+        </w:rPr>
+      </w:r>
+    </w:p>
+    <w:p>
+      <w:pPr>
+        <w:pStyle w:val="Normal"/>
+        <w:bidi w:val="0"/>
+        <w:jc w:val="start"/>
+        <w:rPr>
+          <w:sz w:val="18"/>
+          <w:szCs w:val="18"/>
+        </w:rPr>
+      </w:pPr>
+      <w:r>
+        <w:rPr>
+          <w:sz w:val="18"/>
+          <w:szCs w:val="18"/>
+        </w:rPr>
+      </w:r>
+    </w:p>
+    <w:p>
+      <w:pPr>
+        <w:pStyle w:val="Normal"/>
+        <w:bidi w:val="0"/>
+        <w:jc w:val="start"/>
+        <w:rPr>
+          <w:sz w:val="18"/>
+          <w:szCs w:val="18"/>
+        </w:rPr>
+      </w:pPr>
+      <w:r>
+        <w:rPr>
+          <w:sz w:val="18"/>
+          <w:szCs w:val="18"/>
+        </w:rPr>
+      </w:r>
+    </w:p>
+    <w:p>
+      <w:pPr>
+        <w:pStyle w:val="Normal"/>
+        <w:bidi w:val="0"/>
+        <w:jc w:val="start"/>
+        <w:rPr>
+          <w:sz w:val="18"/>
+          <w:szCs w:val="18"/>
+        </w:rPr>
+      </w:pPr>
+      <w:r>
+        <w:rPr>
+          <w:sz w:val="18"/>
+          <w:szCs w:val="18"/>
+        </w:rPr>
+      </w:r>
+    </w:p>
+    <w:p>
+      <w:pPr>
+        <w:pStyle w:val="Normal"/>
+        <w:bidi w:val="0"/>
+        <w:jc w:val="start"/>
+        <w:rPr>
+          <w:sz w:val="18"/>
+          <w:szCs w:val="18"/>
+        </w:rPr>
+      </w:pPr>
+      <w:r>
+        <w:rPr>
+          <w:sz w:val="18"/>
+          <w:szCs w:val="18"/>
+        </w:rPr>
+      </w:r>
+    </w:p>
+    <w:p>
+      <w:pPr>
+        <w:pStyle w:val="Normal"/>
+        <w:bidi w:val="0"/>
+        <w:jc w:val="start"/>
+        <w:rPr>
+          <w:sz w:val="18"/>
+          <w:szCs w:val="18"/>
+        </w:rPr>
+      </w:pPr>
+      <w:r>
+        <w:rPr>
+          <w:sz w:val="18"/>
+          <w:szCs w:val="18"/>
+        </w:rPr>
+      </w:r>
+    </w:p>
+    <w:p>
+      <w:pPr>
+        <w:pStyle w:val="Normal"/>
+        <w:bidi w:val="0"/>
+        <w:jc w:val="start"/>
+        <w:rPr>
+          <w:sz w:val="18"/>
+          <w:szCs w:val="18"/>
+        </w:rPr>
+      </w:pPr>
+      <w:r>
+        <w:rPr>
+          <w:sz w:val="18"/>
+          <w:szCs w:val="18"/>
+        </w:rPr>
+      </w:r>
+    </w:p>
+    <w:p>
+      <w:pPr>
+        <w:pStyle w:val="Normal"/>
+        <w:bidi w:val="0"/>
+        <w:jc w:val="start"/>
+        <w:rPr>
+          <w:sz w:val="18"/>
+          <w:szCs w:val="18"/>
+        </w:rPr>
+      </w:pPr>
+      <w:r>
+        <w:rPr>
+          <w:sz w:val="18"/>
+          <w:szCs w:val="18"/>
+        </w:rPr>
+      </w:r>
+    </w:p>
+    <w:p>
+      <w:pPr>
+        <w:pStyle w:val="Normal"/>
+        <w:bidi w:val="0"/>
+        <w:jc w:val="start"/>
+        <w:rPr>
+          <w:sz w:val="18"/>
+          <w:szCs w:val="18"/>
+        </w:rPr>
+      </w:pPr>
+      <w:r>
+        <w:rPr>
+          <w:sz w:val="18"/>
+          <w:szCs w:val="18"/>
+        </w:rPr>
+      </w:r>
+    </w:p>
+    <w:p>
+      <w:pPr>
+        <w:pStyle w:val="Normal"/>
+        <w:bidi w:val="0"/>
+        <w:jc w:val="start"/>
+        <w:rPr>
+          <w:sz w:val="18"/>
+          <w:szCs w:val="18"/>
+        </w:rPr>
+      </w:pPr>
+      <w:r>
+        <w:rPr>
+          <w:sz w:val="18"/>
+          <w:szCs w:val="18"/>
+        </w:rPr>
+      </w:r>
+    </w:p>
+    <w:p>
+      <w:pPr>
+        <w:pStyle w:val="Normal"/>
+        <w:bidi w:val="0"/>
+        <w:jc w:val="start"/>
+        <w:rPr>
+          <w:sz w:val="18"/>
+          <w:szCs w:val="18"/>
+        </w:rPr>
+      </w:pPr>
+      <w:r>
+        <w:rPr>
+          <w:sz w:val="18"/>
+          <w:szCs w:val="18"/>
+        </w:rPr>
+      </w:r>
+    </w:p>
+    <w:p>
+      <w:pPr>
+        <w:pStyle w:val="Normal"/>
+        <w:bidi w:val="0"/>
+        <w:jc w:val="start"/>
+        <w:rPr>
+          <w:sz w:val="18"/>
+          <w:szCs w:val="18"/>
+        </w:rPr>
+      </w:pPr>
+      <w:r>
+        <w:rPr>
+          <w:sz w:val="18"/>
+          <w:szCs w:val="18"/>
+        </w:rPr>
+      </w:r>
+    </w:p>
+    <w:p>
+      <w:pPr>
+        <w:pStyle w:val="Normal"/>
+        <w:bidi w:val="0"/>
+        <w:jc w:val="start"/>
+        <w:rPr>
+          <w:sz w:val="18"/>
+          <w:szCs w:val="18"/>
+        </w:rPr>
+      </w:pPr>
+      <w:r>
+        <w:rPr>
+          <w:sz w:val="18"/>
+          <w:szCs w:val="18"/>
+        </w:rPr>
+      </w:r>
+    </w:p>
+    <w:p>
+      <w:pPr>
+        <w:pStyle w:val="Normal"/>
+        <w:bidi w:val="0"/>
+        <w:jc w:val="start"/>
+        <w:rPr>
+          <w:sz w:val="18"/>
+          <w:szCs w:val="18"/>
+        </w:rPr>
+      </w:pPr>
+      <w:r>
+        <w:rPr>
+          <w:sz w:val="18"/>
+          <w:szCs w:val="18"/>
+        </w:rPr>
+      </w:r>
+    </w:p>
+    <w:p>
+      <w:pPr>
+        <w:pStyle w:val="Normal"/>
+        <w:bidi w:val="0"/>
+        <w:jc w:val="start"/>
+        <w:rPr>
+          <w:sz w:val="18"/>
+          <w:szCs w:val="18"/>
+        </w:rPr>
+      </w:pPr>
+      <w:r>
+        <w:rPr>
+          <w:sz w:val="18"/>
+          <w:szCs w:val="18"/>
+        </w:rPr>
+      </w:r>
+    </w:p>
+    <w:p>
+      <w:pPr>
+        <w:pStyle w:val="Normal"/>
+        <w:bidi w:val="0"/>
+        <w:jc w:val="start"/>
+        <w:rPr>
+          <w:sz w:val="18"/>
+          <w:szCs w:val="18"/>
+        </w:rPr>
+      </w:pPr>
+      <w:r>
+        <w:rPr>
+          <w:sz w:val="18"/>
+          <w:szCs w:val="18"/>
+        </w:rPr>
+      </w:r>
+    </w:p>
+    <w:p>
+      <w:pPr>
+        <w:pStyle w:val="Normal"/>
+        <w:bidi w:val="0"/>
+        <w:jc w:val="start"/>
+        <w:rPr>
+          <w:sz w:val="18"/>
+          <w:szCs w:val="18"/>
+        </w:rPr>
+      </w:pPr>
+      <w:r>
+        <w:rPr>
+          <w:sz w:val="18"/>
+          <w:szCs w:val="18"/>
+        </w:rPr>
       </w:r>
     </w:p>
     <w:p>
@@ -904,10 +1605,16 @@
         <w:bidi w:val="0"/>
         <w:ind w:hanging="0" w:start="0"/>
         <w:jc w:val="start"/>
-        <w:rPr/>
-      </w:pPr>
-      <w:r>
-        <w:rPr/>
+        <w:rPr>
+          <w:sz w:val="18"/>
+          <w:szCs w:val="18"/>
+        </w:rPr>
+      </w:pPr>
+      <w:r>
+        <w:rPr>
+          <w:sz w:val="18"/>
+          <w:szCs w:val="18"/>
+        </w:rPr>
         <w:t>自动变量</w:t>
       </w:r>
     </w:p>
@@ -916,10 +1623,16 @@
         <w:pStyle w:val="BodyText"/>
         <w:bidi w:val="0"/>
         <w:jc w:val="start"/>
-        <w:rPr/>
-      </w:pPr>
-      <w:r>
-        <w:rPr/>
+        <w:rPr>
+          <w:sz w:val="18"/>
+          <w:szCs w:val="18"/>
+        </w:rPr>
+      </w:pPr>
+      <w:r>
+        <w:rPr>
+          <w:sz w:val="18"/>
+          <w:szCs w:val="18"/>
+        </w:rPr>
         <w:t>常见的自动变量如下：</w:t>
       </w:r>
     </w:p>
@@ -928,24 +1641,39 @@
         <w:pStyle w:val="Normal"/>
         <w:bidi w:val="0"/>
         <w:jc w:val="start"/>
-        <w:rPr/>
-      </w:pPr>
-      <w:r>
-        <w:rPr/>
+        <w:rPr>
+          <w:sz w:val="18"/>
+          <w:szCs w:val="18"/>
+        </w:rPr>
+      </w:pPr>
+      <w:r>
+        <w:rPr>
+          <w:sz w:val="18"/>
+          <w:szCs w:val="18"/>
+        </w:rPr>
         <w:t>写法</w:t>
       </w:r>
       <w:r>
-        <w:rPr/>
+        <w:rPr>
+          <w:sz w:val="18"/>
+          <w:szCs w:val="18"/>
+        </w:rPr>
         <w:tab/>
         <w:tab/>
         <w:tab/>
       </w:r>
       <w:r>
-        <w:rPr/>
+        <w:rPr>
+          <w:sz w:val="18"/>
+          <w:szCs w:val="18"/>
+        </w:rPr>
         <w:t>含义</w:t>
       </w:r>
       <w:r>
-        <w:rPr/>
+        <w:rPr>
+          <w:sz w:val="18"/>
+          <w:szCs w:val="18"/>
+        </w:rPr>
         <w:tab/>
       </w:r>
     </w:p>
@@ -954,24 +1682,39 @@
         <w:pStyle w:val="Normal"/>
         <w:bidi w:val="0"/>
         <w:jc w:val="start"/>
-        <w:rPr/>
-      </w:pPr>
-      <w:r>
-        <w:rPr/>
+        <w:rPr>
+          <w:sz w:val="18"/>
+          <w:szCs w:val="18"/>
+        </w:rPr>
+      </w:pPr>
+      <w:r>
+        <w:rPr>
+          <w:sz w:val="18"/>
+          <w:szCs w:val="18"/>
+        </w:rPr>
         <w:t xml:space="preserve"> </w:t>
       </w:r>
       <w:r>
-        <w:rPr/>
+        <w:rPr>
+          <w:sz w:val="18"/>
+          <w:szCs w:val="18"/>
+        </w:rPr>
         <w:t>$@</w:t>
         <w:tab/>
         <w:tab/>
       </w:r>
       <w:r>
-        <w:rPr/>
+        <w:rPr>
+          <w:sz w:val="18"/>
+          <w:szCs w:val="18"/>
+        </w:rPr>
         <w:t>当前规则的目标文件名</w:t>
       </w:r>
       <w:r>
-        <w:rPr/>
+        <w:rPr>
+          <w:sz w:val="18"/>
+          <w:szCs w:val="18"/>
+        </w:rPr>
         <w:tab/>
       </w:r>
     </w:p>
@@ -980,24 +1723,39 @@
         <w:pStyle w:val="Normal"/>
         <w:bidi w:val="0"/>
         <w:jc w:val="start"/>
-        <w:rPr/>
-      </w:pPr>
-      <w:r>
-        <w:rPr/>
+        <w:rPr>
+          <w:sz w:val="18"/>
+          <w:szCs w:val="18"/>
+        </w:rPr>
+      </w:pPr>
+      <w:r>
+        <w:rPr>
+          <w:sz w:val="18"/>
+          <w:szCs w:val="18"/>
+        </w:rPr>
         <w:t xml:space="preserve"> </w:t>
       </w:r>
       <w:r>
-        <w:rPr/>
+        <w:rPr>
+          <w:sz w:val="18"/>
+          <w:szCs w:val="18"/>
+        </w:rPr>
         <w:t>$^</w:t>
         <w:tab/>
         <w:tab/>
       </w:r>
       <w:r>
-        <w:rPr/>
+        <w:rPr>
+          <w:sz w:val="18"/>
+          <w:szCs w:val="18"/>
+        </w:rPr>
         <w:t>当前规则的所有依赖文件</w:t>
       </w:r>
       <w:r>
-        <w:rPr/>
+        <w:rPr>
+          <w:sz w:val="18"/>
+          <w:szCs w:val="18"/>
+        </w:rPr>
         <w:tab/>
       </w:r>
     </w:p>
@@ -1006,24 +1764,39 @@
         <w:pStyle w:val="Normal"/>
         <w:bidi w:val="0"/>
         <w:jc w:val="start"/>
-        <w:rPr/>
-      </w:pPr>
-      <w:r>
-        <w:rPr/>
+        <w:rPr>
+          <w:sz w:val="18"/>
+          <w:szCs w:val="18"/>
+        </w:rPr>
+      </w:pPr>
+      <w:r>
+        <w:rPr>
+          <w:sz w:val="18"/>
+          <w:szCs w:val="18"/>
+        </w:rPr>
         <w:t xml:space="preserve"> </w:t>
       </w:r>
       <w:r>
-        <w:rPr/>
+        <w:rPr>
+          <w:sz w:val="18"/>
+          <w:szCs w:val="18"/>
+        </w:rPr>
         <w:t>$&lt;</w:t>
         <w:tab/>
         <w:tab/>
       </w:r>
       <w:r>
-        <w:rPr/>
+        <w:rPr>
+          <w:sz w:val="18"/>
+          <w:szCs w:val="18"/>
+        </w:rPr>
         <w:t>第一个依赖文件</w:t>
       </w:r>
       <w:r>
-        <w:rPr/>
+        <w:rPr>
+          <w:sz w:val="18"/>
+          <w:szCs w:val="18"/>
+        </w:rPr>
         <w:tab/>
       </w:r>
     </w:p>
@@ -1032,14 +1805,23 @@
         <w:pStyle w:val="Normal"/>
         <w:bidi w:val="0"/>
         <w:jc w:val="start"/>
-        <w:rPr/>
-      </w:pPr>
-      <w:r>
-        <w:rPr/>
+        <w:rPr>
+          <w:sz w:val="18"/>
+          <w:szCs w:val="18"/>
+        </w:rPr>
+      </w:pPr>
+      <w:r>
+        <w:rPr>
+          <w:sz w:val="18"/>
+          <w:szCs w:val="18"/>
+        </w:rPr>
         <w:t>例子：</w:t>
       </w:r>
       <w:r>
-        <w:rPr/>
+        <w:rPr>
+          <w:sz w:val="18"/>
+          <w:szCs w:val="18"/>
+        </w:rPr>
         <w:t>fopen_test: fopen_test.c</w:t>
       </w:r>
     </w:p>
@@ -1048,10 +1830,16 @@
         <w:pStyle w:val="Normal"/>
         <w:bidi w:val="0"/>
         <w:jc w:val="start"/>
-        <w:rPr/>
-      </w:pPr>
-      <w:r>
-        <w:rPr/>
+        <w:rPr>
+          <w:sz w:val="18"/>
+          <w:szCs w:val="18"/>
+        </w:rPr>
+      </w:pPr>
+      <w:r>
+        <w:rPr>
+          <w:sz w:val="18"/>
+          <w:szCs w:val="18"/>
+        </w:rPr>
         <w:tab/>
         <w:t>-gcc -o $@ $^</w:t>
       </w:r>
@@ -1061,10 +1849,16 @@
         <w:pStyle w:val="Normal"/>
         <w:bidi w:val="0"/>
         <w:jc w:val="start"/>
-        <w:rPr/>
-      </w:pPr>
-      <w:r>
-        <w:rPr/>
+        <w:rPr>
+          <w:sz w:val="18"/>
+          <w:szCs w:val="18"/>
+        </w:rPr>
+      </w:pPr>
+      <w:r>
+        <w:rPr>
+          <w:sz w:val="18"/>
+          <w:szCs w:val="18"/>
+        </w:rPr>
         <w:tab/>
         <w:t>-./$@</w:t>
         <w:tab/>
@@ -1078,10 +1872,16 @@
         <w:pStyle w:val="Normal"/>
         <w:bidi w:val="0"/>
         <w:jc w:val="start"/>
-        <w:rPr/>
-      </w:pPr>
-      <w:r>
-        <w:rPr/>
+        <w:rPr>
+          <w:sz w:val="18"/>
+          <w:szCs w:val="18"/>
+        </w:rPr>
+      </w:pPr>
+      <w:r>
+        <w:rPr>
+          <w:sz w:val="18"/>
+          <w:szCs w:val="18"/>
+        </w:rPr>
         <w:tab/>
         <w:t>-rm ./$@</w:t>
         <w:tab/>
@@ -1092,50 +1892,76 @@
         <w:pStyle w:val="Normal"/>
         <w:bidi w:val="0"/>
         <w:jc w:val="start"/>
-        <w:rPr/>
-      </w:pPr>
-      <w:r>
-        <w:rPr/>
+        <w:rPr>
+          <w:sz w:val="18"/>
+          <w:szCs w:val="18"/>
+        </w:rPr>
+      </w:pPr>
+      <w:r>
+        <w:rPr>
+          <w:sz w:val="18"/>
+          <w:szCs w:val="18"/>
+        </w:rPr>
         <w:t>其中：</w:t>
       </w:r>
       <w:r>
-        <w:rPr/>
+        <w:rPr>
+          <w:sz w:val="18"/>
+          <w:szCs w:val="18"/>
+        </w:rPr>
         <w:t xml:space="preserve">-gcc -o </w:t>
       </w:r>
       <w:r>
         <w:rPr>
           <w:color w:val="C9211E"/>
+          <w:sz w:val="18"/>
+          <w:szCs w:val="18"/>
         </w:rPr>
         <w:t>$@</w:t>
       </w:r>
       <w:r>
-        <w:rPr/>
+        <w:rPr>
+          <w:sz w:val="18"/>
+          <w:szCs w:val="18"/>
+        </w:rPr>
         <w:t xml:space="preserve"> </w:t>
       </w:r>
       <w:r>
         <w:rPr>
           <w:color w:val="2A6099"/>
+          <w:sz w:val="18"/>
+          <w:szCs w:val="18"/>
         </w:rPr>
         <w:t>$^</w:t>
       </w:r>
       <w:r>
-        <w:rPr/>
+        <w:rPr>
+          <w:sz w:val="18"/>
+          <w:szCs w:val="18"/>
+        </w:rPr>
         <w:tab/>
         <w:t xml:space="preserve">   ---&gt;   -gcc -o </w:t>
       </w:r>
       <w:r>
         <w:rPr>
           <w:color w:val="C9211E"/>
+          <w:sz w:val="18"/>
+          <w:szCs w:val="18"/>
         </w:rPr>
         <w:t>fopen_test</w:t>
       </w:r>
       <w:r>
-        <w:rPr/>
+        <w:rPr>
+          <w:sz w:val="18"/>
+          <w:szCs w:val="18"/>
+        </w:rPr>
         <w:t xml:space="preserve"> </w:t>
       </w:r>
       <w:r>
         <w:rPr>
           <w:color w:val="2A6099"/>
+          <w:sz w:val="18"/>
+          <w:szCs w:val="18"/>
         </w:rPr>
         <w:t>fopen_test.c</w:t>
       </w:r>
@@ -1145,21 +1971,33 @@
         <w:pStyle w:val="Normal"/>
         <w:bidi w:val="0"/>
         <w:jc w:val="start"/>
-        <w:rPr/>
-      </w:pPr>
-      <w:r>
-        <w:rPr/>
-      </w:r>
-    </w:p>
-    <w:p>
-      <w:pPr>
-        <w:pStyle w:val="Normal"/>
-        <w:bidi w:val="0"/>
-        <w:jc w:val="start"/>
-        <w:rPr/>
-      </w:pPr>
-      <w:r>
-        <w:rPr/>
+        <w:rPr>
+          <w:sz w:val="18"/>
+          <w:szCs w:val="18"/>
+        </w:rPr>
+      </w:pPr>
+      <w:r>
+        <w:rPr>
+          <w:sz w:val="18"/>
+          <w:szCs w:val="18"/>
+        </w:rPr>
+      </w:r>
+    </w:p>
+    <w:p>
+      <w:pPr>
+        <w:pStyle w:val="Normal"/>
+        <w:bidi w:val="0"/>
+        <w:jc w:val="start"/>
+        <w:rPr>
+          <w:sz w:val="18"/>
+          <w:szCs w:val="18"/>
+        </w:rPr>
+      </w:pPr>
+      <w:r>
+        <w:rPr>
+          <w:sz w:val="18"/>
+          <w:szCs w:val="18"/>
+        </w:rPr>
       </w:r>
     </w:p>
     <w:p>
@@ -1172,34 +2010,58 @@
         <w:bidi w:val="0"/>
         <w:ind w:hanging="0" w:start="0"/>
         <w:jc w:val="start"/>
-        <w:rPr/>
-      </w:pPr>
-      <w:r>
-        <w:rPr/>
+        <w:rPr>
+          <w:sz w:val="18"/>
+          <w:szCs w:val="18"/>
+        </w:rPr>
+      </w:pPr>
+      <w:r>
+        <w:rPr>
+          <w:sz w:val="18"/>
+          <w:szCs w:val="18"/>
+        </w:rPr>
         <w:t xml:space="preserve">编译并生成可执行程序 </w:t>
       </w:r>
       <w:r>
-        <w:rPr/>
+        <w:rPr>
+          <w:sz w:val="18"/>
+          <w:szCs w:val="18"/>
+        </w:rPr>
         <w:t xml:space="preserve">gcc </w:t>
       </w:r>
       <w:r>
-        <w:rPr/>
+        <w:rPr>
+          <w:sz w:val="18"/>
+          <w:szCs w:val="18"/>
+        </w:rPr>
         <w:t>文件</w:t>
       </w:r>
       <w:r>
-        <w:rPr/>
+        <w:rPr>
+          <w:sz w:val="18"/>
+          <w:szCs w:val="18"/>
+        </w:rPr>
         <w:t xml:space="preserve">1.c </w:t>
       </w:r>
       <w:r>
-        <w:rPr/>
+        <w:rPr>
+          <w:sz w:val="18"/>
+          <w:szCs w:val="18"/>
+        </w:rPr>
         <w:t>文件</w:t>
       </w:r>
       <w:r>
-        <w:rPr/>
+        <w:rPr>
+          <w:sz w:val="18"/>
+          <w:szCs w:val="18"/>
+        </w:rPr>
         <w:t xml:space="preserve">2.c -o </w:t>
       </w:r>
       <w:r>
-        <w:rPr/>
+        <w:rPr>
+          <w:sz w:val="18"/>
+          <w:szCs w:val="18"/>
+        </w:rPr>
         <w:t>可执行文件名</w:t>
       </w:r>
     </w:p>
@@ -1208,54 +2070,93 @@
         <w:pStyle w:val="Normal"/>
         <w:bidi w:val="0"/>
         <w:jc w:val="start"/>
-        <w:rPr/>
-      </w:pPr>
-      <w:r>
-        <w:rPr/>
+        <w:rPr>
+          <w:sz w:val="18"/>
+          <w:szCs w:val="18"/>
+        </w:rPr>
+      </w:pPr>
+      <w:r>
+        <w:rPr>
+          <w:sz w:val="18"/>
+          <w:szCs w:val="18"/>
+        </w:rPr>
         <w:t>将</w:t>
       </w:r>
       <w:r>
-        <w:rPr/>
+        <w:rPr>
+          <w:sz w:val="18"/>
+          <w:szCs w:val="18"/>
+        </w:rPr>
         <w:t>c</w:t>
       </w:r>
       <w:r>
-        <w:rPr/>
+        <w:rPr>
+          <w:sz w:val="18"/>
+          <w:szCs w:val="18"/>
+        </w:rPr>
         <w:t>文件</w:t>
       </w:r>
       <w:r>
-        <w:rPr/>
+        <w:rPr>
+          <w:sz w:val="18"/>
+          <w:szCs w:val="18"/>
+        </w:rPr>
         <w:t>1</w:t>
       </w:r>
       <w:r>
-        <w:rPr/>
+        <w:rPr>
+          <w:sz w:val="18"/>
+          <w:szCs w:val="18"/>
+        </w:rPr>
         <w:t>和</w:t>
       </w:r>
       <w:r>
-        <w:rPr/>
+        <w:rPr>
+          <w:sz w:val="18"/>
+          <w:szCs w:val="18"/>
+        </w:rPr>
         <w:t>2</w:t>
       </w:r>
       <w:r>
-        <w:rPr/>
+        <w:rPr>
+          <w:sz w:val="18"/>
+          <w:szCs w:val="18"/>
+        </w:rPr>
         <w:t>编译成可被</w:t>
       </w:r>
       <w:r>
-        <w:rPr/>
+        <w:rPr>
+          <w:sz w:val="18"/>
+          <w:szCs w:val="18"/>
+        </w:rPr>
         <w:t>linux</w:t>
       </w:r>
       <w:r>
-        <w:rPr/>
+        <w:rPr>
+          <w:sz w:val="18"/>
+          <w:szCs w:val="18"/>
+        </w:rPr>
         <w:t>系统执行的文件，其中</w:t>
       </w:r>
       <w:r>
-        <w:rPr/>
+        <w:rPr>
+          <w:sz w:val="18"/>
+          <w:szCs w:val="18"/>
+        </w:rPr>
         <w:t>o</w:t>
       </w:r>
       <w:r>
-        <w:rPr/>
+        <w:rPr>
+          <w:sz w:val="18"/>
+          <w:szCs w:val="18"/>
+        </w:rPr>
         <w:t>代表</w:t>
       </w:r>
       <w:r>
-        <w:rPr/>
+        <w:rPr>
+          <w:sz w:val="18"/>
+          <w:szCs w:val="18"/>
+        </w:rPr>
         <w:t>output</w:t>
       </w:r>
     </w:p>
@@ -1264,21 +2165,33 @@
         <w:pStyle w:val="Normal"/>
         <w:bidi w:val="0"/>
         <w:jc w:val="start"/>
-        <w:rPr/>
-      </w:pPr>
-      <w:r>
-        <w:rPr/>
-      </w:r>
-    </w:p>
-    <w:p>
-      <w:pPr>
-        <w:pStyle w:val="Normal"/>
-        <w:bidi w:val="0"/>
-        <w:jc w:val="start"/>
-        <w:rPr/>
-      </w:pPr>
-      <w:r>
-        <w:rPr/>
+        <w:rPr>
+          <w:sz w:val="18"/>
+          <w:szCs w:val="18"/>
+        </w:rPr>
+      </w:pPr>
+      <w:r>
+        <w:rPr>
+          <w:sz w:val="18"/>
+          <w:szCs w:val="18"/>
+        </w:rPr>
+      </w:r>
+    </w:p>
+    <w:p>
+      <w:pPr>
+        <w:pStyle w:val="Normal"/>
+        <w:bidi w:val="0"/>
+        <w:jc w:val="start"/>
+        <w:rPr>
+          <w:sz w:val="18"/>
+          <w:szCs w:val="18"/>
+        </w:rPr>
+      </w:pPr>
+      <w:r>
+        <w:rPr>
+          <w:sz w:val="18"/>
+          <w:szCs w:val="18"/>
+        </w:rPr>
         <w:t>上面的生成过程可详细分为以下四个步骤（即编译选项）</w:t>
       </w:r>
     </w:p>
@@ -1287,26 +2200,44 @@
         <w:pStyle w:val="Normal"/>
         <w:bidi w:val="0"/>
         <w:jc w:val="start"/>
-        <w:rPr/>
-      </w:pPr>
-      <w:r>
-        <w:rPr/>
+        <w:rPr>
+          <w:sz w:val="18"/>
+          <w:szCs w:val="18"/>
+        </w:rPr>
+      </w:pPr>
+      <w:r>
+        <w:rPr>
+          <w:sz w:val="18"/>
+          <w:szCs w:val="18"/>
+        </w:rPr>
         <w:t>1.</w:t>
       </w:r>
       <w:r>
-        <w:rPr/>
+        <w:rPr>
+          <w:sz w:val="18"/>
+          <w:szCs w:val="18"/>
+        </w:rPr>
         <w:t>预处理</w:t>
       </w:r>
       <w:r>
-        <w:rPr/>
+        <w:rPr>
+          <w:sz w:val="18"/>
+          <w:szCs w:val="18"/>
+        </w:rPr>
         <w:t>: -E (</w:t>
       </w:r>
       <w:r>
-        <w:rPr/>
+        <w:rPr>
+          <w:sz w:val="18"/>
+          <w:szCs w:val="18"/>
+        </w:rPr>
         <w:t xml:space="preserve">生成 </w:t>
       </w:r>
       <w:r>
-        <w:rPr/>
+        <w:rPr>
+          <w:sz w:val="18"/>
+          <w:szCs w:val="18"/>
+        </w:rPr>
         <w:t>.i)</w:t>
       </w:r>
     </w:p>
@@ -1315,30 +2246,51 @@
         <w:pStyle w:val="Normal"/>
         <w:bidi w:val="0"/>
         <w:jc w:val="start"/>
-        <w:rPr/>
-      </w:pPr>
-      <w:r>
-        <w:rPr/>
+        <w:rPr>
+          <w:sz w:val="18"/>
+          <w:szCs w:val="18"/>
+        </w:rPr>
+      </w:pPr>
+      <w:r>
+        <w:rPr>
+          <w:sz w:val="18"/>
+          <w:szCs w:val="18"/>
+        </w:rPr>
         <w:t>2.</w:t>
       </w:r>
       <w:r>
-        <w:rPr/>
+        <w:rPr>
+          <w:sz w:val="18"/>
+          <w:szCs w:val="18"/>
+        </w:rPr>
         <w:t>编译</w:t>
       </w:r>
       <w:r>
-        <w:rPr/>
+        <w:rPr>
+          <w:sz w:val="18"/>
+          <w:szCs w:val="18"/>
+        </w:rPr>
         <w:t>: -S (</w:t>
       </w:r>
       <w:r>
-        <w:rPr/>
+        <w:rPr>
+          <w:sz w:val="18"/>
+          <w:szCs w:val="18"/>
+        </w:rPr>
         <w:t xml:space="preserve">生成 </w:t>
       </w:r>
       <w:r>
-        <w:rPr/>
+        <w:rPr>
+          <w:sz w:val="18"/>
+          <w:szCs w:val="18"/>
+        </w:rPr>
         <w:t>.s)</w:t>
       </w:r>
       <w:r>
-        <w:rPr/>
+        <w:rPr>
+          <w:sz w:val="18"/>
+          <w:szCs w:val="18"/>
+        </w:rPr>
         <w:t>。</w:t>
       </w:r>
     </w:p>
@@ -1347,30 +2299,51 @@
         <w:pStyle w:val="Normal"/>
         <w:bidi w:val="0"/>
         <w:jc w:val="start"/>
-        <w:rPr/>
-      </w:pPr>
-      <w:r>
-        <w:rPr/>
+        <w:rPr>
+          <w:sz w:val="18"/>
+          <w:szCs w:val="18"/>
+        </w:rPr>
+      </w:pPr>
+      <w:r>
+        <w:rPr>
+          <w:sz w:val="18"/>
+          <w:szCs w:val="18"/>
+        </w:rPr>
         <w:t>3.</w:t>
       </w:r>
       <w:r>
-        <w:rPr/>
+        <w:rPr>
+          <w:sz w:val="18"/>
+          <w:szCs w:val="18"/>
+        </w:rPr>
         <w:t>汇编</w:t>
       </w:r>
       <w:r>
-        <w:rPr/>
+        <w:rPr>
+          <w:sz w:val="18"/>
+          <w:szCs w:val="18"/>
+        </w:rPr>
         <w:t>: -c (</w:t>
       </w:r>
       <w:r>
-        <w:rPr/>
+        <w:rPr>
+          <w:sz w:val="18"/>
+          <w:szCs w:val="18"/>
+        </w:rPr>
         <w:t xml:space="preserve">生成 </w:t>
       </w:r>
       <w:r>
-        <w:rPr/>
+        <w:rPr>
+          <w:sz w:val="18"/>
+          <w:szCs w:val="18"/>
+        </w:rPr>
         <w:t>.o)</w:t>
       </w:r>
       <w:r>
-        <w:rPr/>
+        <w:rPr>
+          <w:sz w:val="18"/>
+          <w:szCs w:val="18"/>
+        </w:rPr>
         <w:t>。</w:t>
       </w:r>
     </w:p>
@@ -1379,22 +2352,37 @@
         <w:pStyle w:val="Normal"/>
         <w:bidi w:val="0"/>
         <w:jc w:val="start"/>
-        <w:rPr/>
-      </w:pPr>
-      <w:r>
-        <w:rPr/>
+        <w:rPr>
+          <w:sz w:val="18"/>
+          <w:szCs w:val="18"/>
+        </w:rPr>
+      </w:pPr>
+      <w:r>
+        <w:rPr>
+          <w:sz w:val="18"/>
+          <w:szCs w:val="18"/>
+        </w:rPr>
         <w:t>4.</w:t>
       </w:r>
       <w:r>
-        <w:rPr/>
+        <w:rPr>
+          <w:sz w:val="18"/>
+          <w:szCs w:val="18"/>
+        </w:rPr>
         <w:t>链接</w:t>
       </w:r>
       <w:r>
-        <w:rPr/>
+        <w:rPr>
+          <w:sz w:val="18"/>
+          <w:szCs w:val="18"/>
+        </w:rPr>
         <w:t xml:space="preserve">: gcc *.o -o </w:t>
       </w:r>
       <w:r>
-        <w:rPr/>
+        <w:rPr>
+          <w:sz w:val="18"/>
+          <w:szCs w:val="18"/>
+        </w:rPr>
         <w:t>程序</w:t>
       </w:r>
     </w:p>
@@ -1403,42 +2391,72 @@
         <w:pStyle w:val="Normal"/>
         <w:bidi w:val="0"/>
         <w:jc w:val="start"/>
-        <w:rPr/>
-      </w:pPr>
-      <w:r>
-        <w:rPr/>
+        <w:rPr>
+          <w:sz w:val="18"/>
+          <w:szCs w:val="18"/>
+        </w:rPr>
+      </w:pPr>
+      <w:r>
+        <w:rPr>
+          <w:sz w:val="18"/>
+          <w:szCs w:val="18"/>
+        </w:rPr>
         <w:t>例子：</w:t>
       </w:r>
       <w:r>
-        <w:rPr/>
+        <w:rPr>
+          <w:sz w:val="18"/>
+          <w:szCs w:val="18"/>
+        </w:rPr>
         <w:t xml:space="preserve">gcc -E </w:t>
       </w:r>
       <w:r>
-        <w:rPr/>
+        <w:rPr>
+          <w:sz w:val="18"/>
+          <w:szCs w:val="18"/>
+        </w:rPr>
         <w:t>文件</w:t>
       </w:r>
       <w:r>
-        <w:rPr/>
+        <w:rPr>
+          <w:sz w:val="18"/>
+          <w:szCs w:val="18"/>
+        </w:rPr>
         <w:t xml:space="preserve">1.c -o </w:t>
       </w:r>
       <w:r>
-        <w:rPr/>
+        <w:rPr>
+          <w:sz w:val="18"/>
+          <w:szCs w:val="18"/>
+        </w:rPr>
         <w:t>可执行文件名</w:t>
       </w:r>
       <w:r>
-        <w:rPr/>
+        <w:rPr>
+          <w:sz w:val="18"/>
+          <w:szCs w:val="18"/>
+        </w:rPr>
         <w:t xml:space="preserve">.i    </w:t>
       </w:r>
       <w:r>
-        <w:rPr/>
+        <w:rPr>
+          <w:sz w:val="18"/>
+          <w:szCs w:val="18"/>
+        </w:rPr>
         <w:t>将文件</w:t>
       </w:r>
       <w:r>
-        <w:rPr/>
+        <w:rPr>
+          <w:sz w:val="18"/>
+          <w:szCs w:val="18"/>
+        </w:rPr>
         <w:t>1</w:t>
       </w:r>
       <w:r>
-        <w:rPr/>
+        <w:rPr>
+          <w:sz w:val="18"/>
+          <w:szCs w:val="18"/>
+        </w:rPr>
         <w:t>进行预处理</w:t>
       </w:r>
     </w:p>
@@ -1447,32 +2465,50 @@
         <w:pStyle w:val="Normal"/>
         <w:bidi w:val="0"/>
         <w:jc w:val="start"/>
-        <w:rPr/>
-      </w:pPr>
-      <w:r>
-        <w:rPr/>
-      </w:r>
-    </w:p>
-    <w:p>
-      <w:pPr>
-        <w:pStyle w:val="Normal"/>
-        <w:bidi w:val="0"/>
-        <w:jc w:val="start"/>
-        <w:rPr/>
-      </w:pPr>
-      <w:r>
-        <w:rPr/>
-      </w:r>
-    </w:p>
-    <w:p>
-      <w:pPr>
-        <w:pStyle w:val="Normal"/>
-        <w:bidi w:val="0"/>
-        <w:jc w:val="start"/>
-        <w:rPr/>
-      </w:pPr>
-      <w:r>
-        <w:rPr/>
+        <w:rPr>
+          <w:sz w:val="18"/>
+          <w:szCs w:val="18"/>
+        </w:rPr>
+      </w:pPr>
+      <w:r>
+        <w:rPr>
+          <w:sz w:val="18"/>
+          <w:szCs w:val="18"/>
+        </w:rPr>
+      </w:r>
+    </w:p>
+    <w:p>
+      <w:pPr>
+        <w:pStyle w:val="Normal"/>
+        <w:bidi w:val="0"/>
+        <w:jc w:val="start"/>
+        <w:rPr>
+          <w:sz w:val="18"/>
+          <w:szCs w:val="18"/>
+        </w:rPr>
+      </w:pPr>
+      <w:r>
+        <w:rPr>
+          <w:sz w:val="18"/>
+          <w:szCs w:val="18"/>
+        </w:rPr>
+      </w:r>
+    </w:p>
+    <w:p>
+      <w:pPr>
+        <w:pStyle w:val="Normal"/>
+        <w:bidi w:val="0"/>
+        <w:jc w:val="start"/>
+        <w:rPr>
+          <w:sz w:val="18"/>
+          <w:szCs w:val="18"/>
+        </w:rPr>
+      </w:pPr>
+      <w:r>
+        <w:rPr>
+          <w:sz w:val="18"/>
+          <w:szCs w:val="18"/>
+        </w:rPr>
       </w:r>
     </w:p>
     <w:p>
@@ -1485,14 +2521,23 @@
         <w:bidi w:val="0"/>
         <w:ind w:hanging="0" w:start="0"/>
         <w:jc w:val="start"/>
-        <w:rPr/>
-      </w:pPr>
-      <w:r>
-        <w:rPr/>
+        <w:rPr>
+          <w:sz w:val="18"/>
+          <w:szCs w:val="18"/>
+        </w:rPr>
+      </w:pPr>
+      <w:r>
+        <w:rPr>
+          <w:sz w:val="18"/>
+          <w:szCs w:val="18"/>
+        </w:rPr>
         <w:t>Makefile</w:t>
       </w:r>
       <w:r>
-        <w:rPr/>
+        <w:rPr>
+          <w:sz w:val="18"/>
+          <w:szCs w:val="18"/>
+        </w:rPr>
         <w:t>使用手册</w:t>
       </w:r>
     </w:p>
@@ -1501,26 +2546,44 @@
         <w:pStyle w:val="Normal"/>
         <w:bidi w:val="0"/>
         <w:jc w:val="start"/>
-        <w:rPr/>
-      </w:pPr>
-      <w:r>
-        <w:rPr/>
+        <w:rPr>
+          <w:sz w:val="18"/>
+          <w:szCs w:val="18"/>
+        </w:rPr>
+      </w:pPr>
+      <w:r>
+        <w:rPr>
+          <w:sz w:val="18"/>
+          <w:szCs w:val="18"/>
+        </w:rPr>
         <w:t>在项目文件下直接创建名为“</w:t>
       </w:r>
       <w:r>
-        <w:rPr/>
+        <w:rPr>
+          <w:sz w:val="18"/>
+          <w:szCs w:val="18"/>
+        </w:rPr>
         <w:t>Makefile”</w:t>
       </w:r>
       <w:r>
-        <w:rPr/>
+        <w:rPr>
+          <w:sz w:val="18"/>
+          <w:szCs w:val="18"/>
+        </w:rPr>
         <w:t>的文件，可在根目录下执行</w:t>
       </w:r>
       <w:r>
-        <w:rPr/>
+        <w:rPr>
+          <w:sz w:val="18"/>
+          <w:szCs w:val="18"/>
+        </w:rPr>
         <w:t>make</w:t>
       </w:r>
       <w:r>
-        <w:rPr/>
+        <w:rPr>
+          <w:sz w:val="18"/>
+          <w:szCs w:val="18"/>
+        </w:rPr>
         <w:t>指令调用</w:t>
       </w:r>
     </w:p>
@@ -1529,14 +2592,23 @@
         <w:pStyle w:val="Normal"/>
         <w:bidi w:val="0"/>
         <w:jc w:val="start"/>
-        <w:rPr/>
-      </w:pPr>
-      <w:r>
-        <w:rPr/>
+        <w:rPr>
+          <w:sz w:val="18"/>
+          <w:szCs w:val="18"/>
+        </w:rPr>
+      </w:pPr>
+      <w:r>
+        <w:rPr>
+          <w:sz w:val="18"/>
+          <w:szCs w:val="18"/>
+        </w:rPr>
         <w:t>Makefile</w:t>
       </w:r>
       <w:r>
-        <w:rPr/>
+        <w:rPr>
+          <w:sz w:val="18"/>
+          <w:szCs w:val="18"/>
+        </w:rPr>
         <w:t>组成一般分三部分：</w:t>
       </w:r>
     </w:p>
@@ -1545,26 +2617,44 @@
         <w:pStyle w:val="Normal"/>
         <w:bidi w:val="0"/>
         <w:jc w:val="start"/>
-        <w:rPr/>
-      </w:pPr>
-      <w:r>
-        <w:rPr/>
+        <w:rPr>
+          <w:sz w:val="18"/>
+          <w:szCs w:val="18"/>
+        </w:rPr>
+      </w:pPr>
+      <w:r>
+        <w:rPr>
+          <w:sz w:val="18"/>
+          <w:szCs w:val="18"/>
+        </w:rPr>
         <w:t>&lt;</w:t>
       </w:r>
       <w:r>
-        <w:rPr/>
+        <w:rPr>
+          <w:sz w:val="18"/>
+          <w:szCs w:val="18"/>
+        </w:rPr>
         <w:t>目标名称</w:t>
       </w:r>
       <w:r>
-        <w:rPr/>
+        <w:rPr>
+          <w:sz w:val="18"/>
+          <w:szCs w:val="18"/>
+        </w:rPr>
         <w:t>&gt;:&lt;</w:t>
       </w:r>
       <w:r>
-        <w:rPr/>
+        <w:rPr>
+          <w:sz w:val="18"/>
+          <w:szCs w:val="18"/>
+        </w:rPr>
         <w:t>前置依赖</w:t>
       </w:r>
       <w:r>
-        <w:rPr/>
+        <w:rPr>
+          <w:sz w:val="18"/>
+          <w:szCs w:val="18"/>
+        </w:rPr>
         <w:t>&gt;</w:t>
       </w:r>
     </w:p>
@@ -1573,26 +2663,44 @@
         <w:pStyle w:val="Normal"/>
         <w:bidi w:val="0"/>
         <w:jc w:val="start"/>
-        <w:rPr/>
-      </w:pPr>
-      <w:r>
-        <w:rPr/>
+        <w:rPr>
+          <w:sz w:val="18"/>
+          <w:szCs w:val="18"/>
+        </w:rPr>
+      </w:pPr>
+      <w:r>
+        <w:rPr>
+          <w:sz w:val="18"/>
+          <w:szCs w:val="18"/>
+        </w:rPr>
         <w:t>(</w:t>
       </w:r>
       <w:r>
-        <w:rPr/>
+        <w:rPr>
+          <w:sz w:val="18"/>
+          <w:szCs w:val="18"/>
+        </w:rPr>
         <w:t>这里要输入一个</w:t>
       </w:r>
       <w:r>
-        <w:rPr/>
+        <w:rPr>
+          <w:sz w:val="18"/>
+          <w:szCs w:val="18"/>
+        </w:rPr>
         <w:t>tab)&lt;</w:t>
       </w:r>
       <w:r>
-        <w:rPr/>
+        <w:rPr>
+          <w:sz w:val="18"/>
+          <w:szCs w:val="18"/>
+        </w:rPr>
         <w:t>需要执行命令</w:t>
       </w:r>
       <w:r>
-        <w:rPr/>
+        <w:rPr>
+          <w:sz w:val="18"/>
+          <w:szCs w:val="18"/>
+        </w:rPr>
         <w:t>&gt;</w:t>
       </w:r>
     </w:p>
@@ -1601,10 +2709,16 @@
         <w:pStyle w:val="Normal"/>
         <w:bidi w:val="0"/>
         <w:jc w:val="start"/>
-        <w:rPr/>
-      </w:pPr>
-      <w:r>
-        <w:rPr/>
+        <w:rPr>
+          <w:sz w:val="18"/>
+          <w:szCs w:val="18"/>
+        </w:rPr>
+      </w:pPr>
+      <w:r>
+        <w:rPr>
+          <w:sz w:val="18"/>
+          <w:szCs w:val="18"/>
+        </w:rPr>
         <w:t>例子：</w:t>
       </w:r>
     </w:p>
@@ -1613,10 +2727,16 @@
         <w:pStyle w:val="Normal"/>
         <w:bidi w:val="0"/>
         <w:jc w:val="start"/>
-        <w:rPr/>
-      </w:pPr>
-      <w:r>
-        <w:rPr/>
+        <w:rPr>
+          <w:sz w:val="18"/>
+          <w:szCs w:val="18"/>
+        </w:rPr>
+      </w:pPr>
+      <w:r>
+        <w:rPr>
+          <w:sz w:val="18"/>
+          <w:szCs w:val="18"/>
+        </w:rPr>
         <w:t>demo: my_function.o demo.o</w:t>
       </w:r>
     </w:p>
@@ -1625,10 +2745,16 @@
         <w:pStyle w:val="Normal"/>
         <w:bidi w:val="0"/>
         <w:jc w:val="start"/>
-        <w:rPr/>
-      </w:pPr>
-      <w:r>
-        <w:rPr/>
+        <w:rPr>
+          <w:sz w:val="18"/>
+          <w:szCs w:val="18"/>
+        </w:rPr>
+      </w:pPr>
+      <w:r>
+        <w:rPr>
+          <w:sz w:val="18"/>
+          <w:szCs w:val="18"/>
+        </w:rPr>
         <w:tab/>
         <w:t>gcc my_function.o demo.o -o demo</w:t>
         <w:tab/>
@@ -1639,21 +2765,33 @@
         <w:pStyle w:val="Normal"/>
         <w:bidi w:val="0"/>
         <w:jc w:val="start"/>
-        <w:rPr/>
-      </w:pPr>
-      <w:r>
-        <w:rPr/>
-      </w:r>
-    </w:p>
-    <w:p>
-      <w:pPr>
-        <w:pStyle w:val="Normal"/>
-        <w:bidi w:val="0"/>
-        <w:jc w:val="start"/>
-        <w:rPr/>
-      </w:pPr>
-      <w:r>
-        <w:rPr/>
+        <w:rPr>
+          <w:sz w:val="18"/>
+          <w:szCs w:val="18"/>
+        </w:rPr>
+      </w:pPr>
+      <w:r>
+        <w:rPr>
+          <w:sz w:val="18"/>
+          <w:szCs w:val="18"/>
+        </w:rPr>
+      </w:r>
+    </w:p>
+    <w:p>
+      <w:pPr>
+        <w:pStyle w:val="Normal"/>
+        <w:bidi w:val="0"/>
+        <w:jc w:val="start"/>
+        <w:rPr>
+          <w:sz w:val="18"/>
+          <w:szCs w:val="18"/>
+        </w:rPr>
+      </w:pPr>
+      <w:r>
+        <w:rPr>
+          <w:sz w:val="18"/>
+          <w:szCs w:val="18"/>
+        </w:rPr>
         <w:t>demo.o: demo.c my_function.h</w:t>
       </w:r>
     </w:p>
@@ -1662,10 +2800,16 @@
         <w:pStyle w:val="Normal"/>
         <w:bidi w:val="0"/>
         <w:jc w:val="start"/>
-        <w:rPr/>
-      </w:pPr>
-      <w:r>
-        <w:rPr/>
+        <w:rPr>
+          <w:sz w:val="18"/>
+          <w:szCs w:val="18"/>
+        </w:rPr>
+      </w:pPr>
+      <w:r>
+        <w:rPr>
+          <w:sz w:val="18"/>
+          <w:szCs w:val="18"/>
+        </w:rPr>
         <w:tab/>
         <w:t>gcc -c demo.c -o demo.o</w:t>
       </w:r>
@@ -1675,21 +2819,33 @@
         <w:pStyle w:val="Normal"/>
         <w:bidi w:val="0"/>
         <w:jc w:val="start"/>
-        <w:rPr/>
-      </w:pPr>
-      <w:r>
-        <w:rPr/>
-      </w:r>
-    </w:p>
-    <w:p>
-      <w:pPr>
-        <w:pStyle w:val="Normal"/>
-        <w:bidi w:val="0"/>
-        <w:jc w:val="start"/>
-        <w:rPr/>
-      </w:pPr>
-      <w:r>
-        <w:rPr/>
+        <w:rPr>
+          <w:sz w:val="18"/>
+          <w:szCs w:val="18"/>
+        </w:rPr>
+      </w:pPr>
+      <w:r>
+        <w:rPr>
+          <w:sz w:val="18"/>
+          <w:szCs w:val="18"/>
+        </w:rPr>
+      </w:r>
+    </w:p>
+    <w:p>
+      <w:pPr>
+        <w:pStyle w:val="Normal"/>
+        <w:bidi w:val="0"/>
+        <w:jc w:val="start"/>
+        <w:rPr>
+          <w:sz w:val="18"/>
+          <w:szCs w:val="18"/>
+        </w:rPr>
+      </w:pPr>
+      <w:r>
+        <w:rPr>
+          <w:sz w:val="18"/>
+          <w:szCs w:val="18"/>
+        </w:rPr>
         <w:t>my_function.o: my_function.c my_function.h</w:t>
       </w:r>
     </w:p>
@@ -1698,10 +2854,16 @@
         <w:pStyle w:val="Normal"/>
         <w:bidi w:val="0"/>
         <w:jc w:val="start"/>
-        <w:rPr/>
-      </w:pPr>
-      <w:r>
-        <w:rPr/>
+        <w:rPr>
+          <w:sz w:val="18"/>
+          <w:szCs w:val="18"/>
+        </w:rPr>
+      </w:pPr>
+      <w:r>
+        <w:rPr>
+          <w:sz w:val="18"/>
+          <w:szCs w:val="18"/>
+        </w:rPr>
         <w:tab/>
         <w:t>gcc -c my_function.c -o my_function.o</w:t>
       </w:r>
@@ -1711,21 +2873,33 @@
         <w:pStyle w:val="Normal"/>
         <w:bidi w:val="0"/>
         <w:jc w:val="start"/>
-        <w:rPr/>
-      </w:pPr>
-      <w:r>
-        <w:rPr/>
-      </w:r>
-    </w:p>
-    <w:p>
-      <w:pPr>
-        <w:pStyle w:val="Normal"/>
-        <w:bidi w:val="0"/>
-        <w:jc w:val="start"/>
-        <w:rPr/>
-      </w:pPr>
-      <w:r>
-        <w:rPr/>
+        <w:rPr>
+          <w:sz w:val="18"/>
+          <w:szCs w:val="18"/>
+        </w:rPr>
+      </w:pPr>
+      <w:r>
+        <w:rPr>
+          <w:sz w:val="18"/>
+          <w:szCs w:val="18"/>
+        </w:rPr>
+      </w:r>
+    </w:p>
+    <w:p>
+      <w:pPr>
+        <w:pStyle w:val="Normal"/>
+        <w:bidi w:val="0"/>
+        <w:jc w:val="start"/>
+        <w:rPr>
+          <w:sz w:val="18"/>
+          <w:szCs w:val="18"/>
+        </w:rPr>
+      </w:pPr>
+      <w:r>
+        <w:rPr>
+          <w:sz w:val="18"/>
+          <w:szCs w:val="18"/>
+        </w:rPr>
         <w:t>clean:</w:t>
       </w:r>
     </w:p>
@@ -1734,10 +2908,16 @@
         <w:pStyle w:val="Normal"/>
         <w:bidi w:val="0"/>
         <w:jc w:val="start"/>
-        <w:rPr/>
-      </w:pPr>
-      <w:r>
-        <w:rPr/>
+        <w:rPr>
+          <w:sz w:val="18"/>
+          <w:szCs w:val="18"/>
+        </w:rPr>
+      </w:pPr>
+      <w:r>
+        <w:rPr>
+          <w:sz w:val="18"/>
+          <w:szCs w:val="18"/>
+        </w:rPr>
         <w:tab/>
         <w:t xml:space="preserve">rm demo.o my_function.o </w:t>
       </w:r>
@@ -1747,43 +2927,67 @@
         <w:pStyle w:val="Normal"/>
         <w:bidi w:val="0"/>
         <w:jc w:val="start"/>
-        <w:rPr/>
-      </w:pPr>
-      <w:r>
-        <w:rPr/>
-      </w:r>
-    </w:p>
-    <w:p>
-      <w:pPr>
-        <w:pStyle w:val="Normal"/>
-        <w:bidi w:val="0"/>
-        <w:jc w:val="start"/>
-        <w:rPr/>
-      </w:pPr>
-      <w:r>
-        <w:rPr/>
-      </w:r>
-    </w:p>
-    <w:p>
-      <w:pPr>
-        <w:pStyle w:val="Normal"/>
-        <w:bidi w:val="0"/>
-        <w:jc w:val="start"/>
-        <w:rPr/>
-      </w:pPr>
-      <w:r>
-        <w:rPr/>
-      </w:r>
-    </w:p>
-    <w:p>
-      <w:pPr>
-        <w:pStyle w:val="Normal"/>
-        <w:bidi w:val="0"/>
-        <w:jc w:val="start"/>
-        <w:rPr/>
-      </w:pPr>
-      <w:r>
-        <w:rPr/>
+        <w:rPr>
+          <w:sz w:val="18"/>
+          <w:szCs w:val="18"/>
+        </w:rPr>
+      </w:pPr>
+      <w:r>
+        <w:rPr>
+          <w:sz w:val="18"/>
+          <w:szCs w:val="18"/>
+        </w:rPr>
+      </w:r>
+    </w:p>
+    <w:p>
+      <w:pPr>
+        <w:pStyle w:val="Normal"/>
+        <w:bidi w:val="0"/>
+        <w:jc w:val="start"/>
+        <w:rPr>
+          <w:sz w:val="18"/>
+          <w:szCs w:val="18"/>
+        </w:rPr>
+      </w:pPr>
+      <w:r>
+        <w:rPr>
+          <w:sz w:val="18"/>
+          <w:szCs w:val="18"/>
+        </w:rPr>
+      </w:r>
+    </w:p>
+    <w:p>
+      <w:pPr>
+        <w:pStyle w:val="Normal"/>
+        <w:bidi w:val="0"/>
+        <w:jc w:val="start"/>
+        <w:rPr>
+          <w:sz w:val="18"/>
+          <w:szCs w:val="18"/>
+        </w:rPr>
+      </w:pPr>
+      <w:r>
+        <w:rPr>
+          <w:sz w:val="18"/>
+          <w:szCs w:val="18"/>
+        </w:rPr>
+      </w:r>
+    </w:p>
+    <w:p>
+      <w:pPr>
+        <w:pStyle w:val="Normal"/>
+        <w:bidi w:val="0"/>
+        <w:jc w:val="start"/>
+        <w:rPr>
+          <w:sz w:val="18"/>
+          <w:szCs w:val="18"/>
+        </w:rPr>
+      </w:pPr>
+      <w:r>
+        <w:rPr>
+          <w:sz w:val="18"/>
+          <w:szCs w:val="18"/>
+        </w:rPr>
         <w:t>可以理解为</w:t>
       </w:r>
     </w:p>
@@ -1792,18 +2996,30 @@
         <w:pStyle w:val="Normal"/>
         <w:bidi w:val="0"/>
         <w:jc w:val="start"/>
-        <w:rPr/>
-      </w:pPr>
-      <w:r>
-        <w:rPr/>
+        <w:rPr>
+          <w:sz w:val="18"/>
+          <w:szCs w:val="18"/>
+        </w:rPr>
+      </w:pPr>
+      <w:r>
+        <w:rPr>
+          <w:sz w:val="18"/>
+          <w:szCs w:val="18"/>
+        </w:rPr>
         <w:t>函数名：传入参数（即</w:t>
       </w:r>
       <w:r>
-        <w:rPr/>
+        <w:rPr>
+          <w:sz w:val="18"/>
+          <w:szCs w:val="18"/>
+        </w:rPr>
         <w:t>o</w:t>
       </w:r>
       <w:r>
-        <w:rPr/>
+        <w:rPr>
+          <w:sz w:val="18"/>
+          <w:szCs w:val="18"/>
+        </w:rPr>
         <w:t>文件）</w:t>
       </w:r>
     </w:p>
@@ -1812,14 +3028,23 @@
         <w:pStyle w:val="Normal"/>
         <w:bidi w:val="0"/>
         <w:jc w:val="start"/>
-        <w:rPr/>
-      </w:pPr>
-      <w:r>
-        <w:rPr/>
+        <w:rPr>
+          <w:sz w:val="18"/>
+          <w:szCs w:val="18"/>
+        </w:rPr>
+      </w:pPr>
+      <w:r>
+        <w:rPr>
+          <w:sz w:val="18"/>
+          <w:szCs w:val="18"/>
+        </w:rPr>
         <w:tab/>
       </w:r>
       <w:r>
-        <w:rPr/>
+        <w:rPr>
+          <w:sz w:val="18"/>
+          <w:szCs w:val="18"/>
+        </w:rPr>
         <w:t>执行的指令</w:t>
       </w:r>
     </w:p>
@@ -1828,44 +3053,71 @@
         <w:pStyle w:val="Normal"/>
         <w:bidi w:val="0"/>
         <w:jc w:val="start"/>
-        <w:rPr/>
-      </w:pPr>
-      <w:r>
-        <w:rPr/>
-      </w:r>
-    </w:p>
-    <w:p>
-      <w:pPr>
-        <w:pStyle w:val="Normal"/>
-        <w:bidi w:val="0"/>
-        <w:jc w:val="start"/>
-        <w:rPr/>
-      </w:pPr>
-      <w:r>
-        <w:rPr/>
-      </w:r>
-    </w:p>
-    <w:p>
-      <w:pPr>
-        <w:pStyle w:val="Normal"/>
-        <w:bidi w:val="0"/>
-        <w:jc w:val="start"/>
-        <w:rPr/>
-      </w:pPr>
-      <w:r>
-        <w:rPr/>
+        <w:rPr>
+          <w:sz w:val="18"/>
+          <w:szCs w:val="18"/>
+        </w:rPr>
+      </w:pPr>
+      <w:r>
+        <w:rPr>
+          <w:sz w:val="18"/>
+          <w:szCs w:val="18"/>
+        </w:rPr>
+      </w:r>
+    </w:p>
+    <w:p>
+      <w:pPr>
+        <w:pStyle w:val="Normal"/>
+        <w:bidi w:val="0"/>
+        <w:jc w:val="start"/>
+        <w:rPr>
+          <w:sz w:val="18"/>
+          <w:szCs w:val="18"/>
+        </w:rPr>
+      </w:pPr>
+      <w:r>
+        <w:rPr>
+          <w:sz w:val="18"/>
+          <w:szCs w:val="18"/>
+        </w:rPr>
+      </w:r>
+    </w:p>
+    <w:p>
+      <w:pPr>
+        <w:pStyle w:val="Normal"/>
+        <w:bidi w:val="0"/>
+        <w:jc w:val="start"/>
+        <w:rPr>
+          <w:sz w:val="18"/>
+          <w:szCs w:val="18"/>
+        </w:rPr>
+      </w:pPr>
+      <w:r>
+        <w:rPr>
+          <w:sz w:val="18"/>
+          <w:szCs w:val="18"/>
+        </w:rPr>
         <w:t>这里并非真的函数名，这是</w:t>
       </w:r>
       <w:r>
-        <w:rPr/>
+        <w:rPr>
+          <w:sz w:val="18"/>
+          <w:szCs w:val="18"/>
+        </w:rPr>
         <w:t>makefile</w:t>
       </w:r>
       <w:r>
-        <w:rPr/>
+        <w:rPr>
+          <w:sz w:val="18"/>
+          <w:szCs w:val="18"/>
+        </w:rPr>
         <w:t>的引用目标生成名字，应保证目标名字和执行指令实际生成的名字一致，如下开头和结尾均为</w:t>
       </w:r>
       <w:r>
-        <w:rPr/>
+        <w:rPr>
+          <w:sz w:val="18"/>
+          <w:szCs w:val="18"/>
+        </w:rPr>
         <w:t>demo</w:t>
       </w:r>
     </w:p>
@@ -1874,16 +3126,24 @@
         <w:pStyle w:val="Normal"/>
         <w:bidi w:val="0"/>
         <w:jc w:val="start"/>
-        <w:rPr/>
-      </w:pPr>
-      <w:r>
-        <w:rPr>
+        <w:rPr>
+          <w:sz w:val="18"/>
+          <w:szCs w:val="18"/>
+        </w:rPr>
+      </w:pPr>
+      <w:r>
+        <w:rPr>
+          <w:sz w:val="18"/>
+          <w:szCs w:val="18"/>
           <w:shd w:fill="FFFF00" w:val="clear"/>
         </w:rPr>
         <w:t>demo</w:t>
       </w:r>
       <w:r>
-        <w:rPr/>
+        <w:rPr>
+          <w:sz w:val="18"/>
+          <w:szCs w:val="18"/>
+        </w:rPr>
         <w:t>: my_function.o demo.o</w:t>
       </w:r>
     </w:p>
@@ -1892,15 +3152,23 @@
         <w:pStyle w:val="Normal"/>
         <w:bidi w:val="0"/>
         <w:jc w:val="start"/>
-        <w:rPr/>
-      </w:pPr>
-      <w:r>
-        <w:rPr/>
+        <w:rPr>
+          <w:sz w:val="18"/>
+          <w:szCs w:val="18"/>
+        </w:rPr>
+      </w:pPr>
+      <w:r>
+        <w:rPr>
+          <w:sz w:val="18"/>
+          <w:szCs w:val="18"/>
+        </w:rPr>
         <w:tab/>
         <w:t xml:space="preserve">gcc my_function.o demo.o -o </w:t>
       </w:r>
       <w:r>
         <w:rPr>
+          <w:sz w:val="18"/>
+          <w:szCs w:val="18"/>
           <w:shd w:fill="FFFF00" w:val="clear"/>
         </w:rPr>
         <w:t>demo</w:t>
@@ -1911,45 +3179,75 @@
         <w:pStyle w:val="Normal"/>
         <w:bidi w:val="0"/>
         <w:jc w:val="start"/>
-        <w:rPr/>
-      </w:pPr>
-      <w:r>
-        <w:rPr/>
-      </w:r>
-    </w:p>
-    <w:p>
-      <w:pPr>
-        <w:pStyle w:val="Normal"/>
-        <w:bidi w:val="0"/>
-        <w:jc w:val="start"/>
-        <w:rPr/>
-      </w:pPr>
-      <w:r>
-        <w:rPr/>
+        <w:rPr>
+          <w:sz w:val="18"/>
+          <w:szCs w:val="18"/>
+        </w:rPr>
+      </w:pPr>
+      <w:r>
+        <w:rPr>
+          <w:sz w:val="18"/>
+          <w:szCs w:val="18"/>
+        </w:rPr>
+      </w:r>
+    </w:p>
+    <w:p>
+      <w:pPr>
+        <w:pStyle w:val="Normal"/>
+        <w:bidi w:val="0"/>
+        <w:jc w:val="start"/>
+        <w:rPr>
+          <w:sz w:val="18"/>
+          <w:szCs w:val="18"/>
+        </w:rPr>
+      </w:pPr>
+      <w:r>
+        <w:rPr>
+          <w:sz w:val="18"/>
+          <w:szCs w:val="18"/>
+        </w:rPr>
         <w:t xml:space="preserve">需要执行什么就在终端调用 </w:t>
       </w:r>
       <w:r>
-        <w:rPr/>
+        <w:rPr>
+          <w:sz w:val="18"/>
+          <w:szCs w:val="18"/>
+        </w:rPr>
         <w:t>make+“</w:t>
       </w:r>
       <w:r>
-        <w:rPr/>
+        <w:rPr>
+          <w:sz w:val="18"/>
+          <w:szCs w:val="18"/>
+        </w:rPr>
         <w:t>函数名” ，单纯的“</w:t>
       </w:r>
       <w:r>
-        <w:rPr/>
+        <w:rPr>
+          <w:sz w:val="18"/>
+          <w:szCs w:val="18"/>
+        </w:rPr>
         <w:t>make”</w:t>
       </w:r>
       <w:r>
-        <w:rPr/>
+        <w:rPr>
+          <w:sz w:val="18"/>
+          <w:szCs w:val="18"/>
+        </w:rPr>
         <w:t>就是调用</w:t>
       </w:r>
       <w:r>
-        <w:rPr/>
+        <w:rPr>
+          <w:sz w:val="18"/>
+          <w:szCs w:val="18"/>
+        </w:rPr>
         <w:t>makefile</w:t>
       </w:r>
       <w:r>
-        <w:rPr/>
+        <w:rPr>
+          <w:sz w:val="18"/>
+          <w:szCs w:val="18"/>
+        </w:rPr>
         <w:t>文件第一个函数</w:t>
       </w:r>
     </w:p>
@@ -1958,29 +3256,47 @@
         <w:pStyle w:val="Normal"/>
         <w:bidi w:val="0"/>
         <w:jc w:val="start"/>
-        <w:rPr/>
-      </w:pPr>
-      <w:r>
-        <w:rPr/>
-      </w:r>
-    </w:p>
-    <w:p>
-      <w:pPr>
-        <w:pStyle w:val="Normal"/>
-        <w:bidi w:val="0"/>
-        <w:jc w:val="start"/>
-        <w:rPr/>
-      </w:pPr>
-      <w:r>
-        <w:rPr/>
+        <w:rPr>
+          <w:sz w:val="18"/>
+          <w:szCs w:val="18"/>
+        </w:rPr>
+      </w:pPr>
+      <w:r>
+        <w:rPr>
+          <w:sz w:val="18"/>
+          <w:szCs w:val="18"/>
+        </w:rPr>
+      </w:r>
+    </w:p>
+    <w:p>
+      <w:pPr>
+        <w:pStyle w:val="Normal"/>
+        <w:bidi w:val="0"/>
+        <w:jc w:val="start"/>
+        <w:rPr>
+          <w:sz w:val="18"/>
+          <w:szCs w:val="18"/>
+        </w:rPr>
+      </w:pPr>
+      <w:r>
+        <w:rPr>
+          <w:sz w:val="18"/>
+          <w:szCs w:val="18"/>
+        </w:rPr>
         <w:t>对于</w:t>
       </w:r>
       <w:r>
-        <w:rPr/>
+        <w:rPr>
+          <w:sz w:val="18"/>
+          <w:szCs w:val="18"/>
+        </w:rPr>
         <w:t>o</w:t>
       </w:r>
       <w:r>
-        <w:rPr/>
+        <w:rPr>
+          <w:sz w:val="18"/>
+          <w:szCs w:val="18"/>
+        </w:rPr>
         <w:t>文件的生成可以省略成这样</w:t>
       </w:r>
     </w:p>
@@ -1989,10 +3305,16 @@
         <w:pStyle w:val="Normal"/>
         <w:bidi w:val="0"/>
         <w:jc w:val="start"/>
-        <w:rPr/>
-      </w:pPr>
-      <w:r>
-        <w:rPr/>
+        <w:rPr>
+          <w:sz w:val="18"/>
+          <w:szCs w:val="18"/>
+        </w:rPr>
+      </w:pPr>
+      <w:r>
+        <w:rPr>
+          <w:sz w:val="18"/>
+          <w:szCs w:val="18"/>
+        </w:rPr>
         <w:t xml:space="preserve">demo.o: my_function.h </w:t>
       </w:r>
     </w:p>
@@ -2001,10 +3323,16 @@
         <w:pStyle w:val="Normal"/>
         <w:bidi w:val="0"/>
         <w:jc w:val="start"/>
-        <w:rPr/>
-      </w:pPr>
-      <w:r>
-        <w:rPr/>
+        <w:rPr>
+          <w:sz w:val="18"/>
+          <w:szCs w:val="18"/>
+        </w:rPr>
+      </w:pPr>
+      <w:r>
+        <w:rPr>
+          <w:sz w:val="18"/>
+          <w:szCs w:val="18"/>
+        </w:rPr>
         <w:t xml:space="preserve">my_function.o: my_function.h </w:t>
       </w:r>
     </w:p>
@@ -2013,31 +3341,51 @@
         <w:pStyle w:val="Normal"/>
         <w:bidi w:val="0"/>
         <w:jc w:val="start"/>
-        <w:rPr/>
-      </w:pPr>
-      <w:r>
-        <w:rPr/>
+        <w:rPr>
+          <w:sz w:val="18"/>
+          <w:szCs w:val="18"/>
+        </w:rPr>
+      </w:pPr>
+      <w:r>
+        <w:rPr>
+          <w:sz w:val="18"/>
+          <w:szCs w:val="18"/>
+        </w:rPr>
         <w:t>不管怎么省略，生成该</w:t>
       </w:r>
       <w:r>
-        <w:rPr/>
+        <w:rPr>
+          <w:sz w:val="18"/>
+          <w:szCs w:val="18"/>
+        </w:rPr>
         <w:t>o</w:t>
       </w:r>
       <w:r>
-        <w:rPr/>
+        <w:rPr>
+          <w:sz w:val="18"/>
+          <w:szCs w:val="18"/>
+        </w:rPr>
         <w:t>文件所依赖的</w:t>
       </w:r>
       <w:r>
-        <w:rPr/>
+        <w:rPr>
+          <w:sz w:val="18"/>
+          <w:szCs w:val="18"/>
+        </w:rPr>
         <w:t>c</w:t>
       </w:r>
       <w:r>
-        <w:rPr/>
+        <w:rPr>
+          <w:sz w:val="18"/>
+          <w:szCs w:val="18"/>
+        </w:rPr>
         <w:t>文件里，</w:t>
       </w:r>
       <w:r>
         <w:rPr>
           <w:color w:val="FF4000"/>
+          <w:sz w:val="18"/>
+          <w:szCs w:val="18"/>
           <w:shd w:fill="auto" w:val="clear"/>
         </w:rPr>
         <w:t>所调用的所有</w:t>
@@ -2045,6 +3393,8 @@
       <w:r>
         <w:rPr>
           <w:color w:val="FF4000"/>
+          <w:sz w:val="18"/>
+          <w:szCs w:val="18"/>
           <w:shd w:fill="auto" w:val="clear"/>
         </w:rPr>
         <w:t>h</w:t>
@@ -2052,6 +3402,8 @@
       <w:r>
         <w:rPr>
           <w:color w:val="FF4000"/>
+          <w:sz w:val="18"/>
+          <w:szCs w:val="18"/>
           <w:shd w:fill="auto" w:val="clear"/>
         </w:rPr>
         <w:t>文件都要写在冒号后面</w:t>
@@ -2062,10 +3414,16 @@
         <w:pStyle w:val="Normal"/>
         <w:bidi w:val="0"/>
         <w:jc w:val="start"/>
-        <w:rPr/>
-      </w:pPr>
-      <w:r>
-        <w:rPr/>
+        <w:rPr>
+          <w:sz w:val="18"/>
+          <w:szCs w:val="18"/>
+        </w:rPr>
+      </w:pPr>
+      <w:r>
+        <w:rPr>
+          <w:sz w:val="18"/>
+          <w:szCs w:val="18"/>
+        </w:rPr>
       </w:r>
     </w:p>
     <w:p>
@@ -2078,18 +3436,30 @@
         <w:bidi w:val="0"/>
         <w:ind w:hanging="0" w:start="0"/>
         <w:jc w:val="start"/>
-        <w:rPr/>
-      </w:pPr>
-      <w:r>
-        <w:rPr/>
+        <w:rPr>
+          <w:sz w:val="18"/>
+          <w:szCs w:val="18"/>
+        </w:rPr>
+      </w:pPr>
+      <w:r>
+        <w:rPr>
+          <w:sz w:val="18"/>
+          <w:szCs w:val="18"/>
+        </w:rPr>
         <w:t>文件</w:t>
       </w:r>
       <w:r>
-        <w:rPr/>
+        <w:rPr>
+          <w:sz w:val="18"/>
+          <w:szCs w:val="18"/>
+        </w:rPr>
         <w:t>IO</w:t>
       </w:r>
       <w:r>
-        <w:rPr/>
+        <w:rPr>
+          <w:sz w:val="18"/>
+          <w:szCs w:val="18"/>
+        </w:rPr>
         <w:t>操作</w:t>
       </w:r>
     </w:p>
@@ -2103,14 +3473,23 @@
         <w:bidi w:val="0"/>
         <w:ind w:hanging="0" w:start="0"/>
         <w:jc w:val="start"/>
-        <w:rPr/>
-      </w:pPr>
-      <w:r>
-        <w:rPr/>
+        <w:rPr>
+          <w:sz w:val="18"/>
+          <w:szCs w:val="18"/>
+        </w:rPr>
+      </w:pPr>
+      <w:r>
+        <w:rPr>
+          <w:sz w:val="18"/>
+          <w:szCs w:val="18"/>
+        </w:rPr>
         <w:t>fopen</w:t>
       </w:r>
       <w:r>
-        <w:rPr/>
+        <w:rPr>
+          <w:sz w:val="18"/>
+          <w:szCs w:val="18"/>
+        </w:rPr>
         <w:t>函数使用</w:t>
       </w:r>
     </w:p>
@@ -2119,14 +3498,23 @@
         <w:pStyle w:val="Normal"/>
         <w:bidi w:val="0"/>
         <w:jc w:val="start"/>
-        <w:rPr/>
-      </w:pPr>
-      <w:r>
-        <w:rPr/>
+        <w:rPr>
+          <w:sz w:val="18"/>
+          <w:szCs w:val="18"/>
+        </w:rPr>
+      </w:pPr>
+      <w:r>
+        <w:rPr>
+          <w:sz w:val="18"/>
+          <w:szCs w:val="18"/>
+        </w:rPr>
         <w:t>原函数：</w:t>
       </w:r>
       <w:r>
-        <w:rPr/>
+        <w:rPr>
+          <w:sz w:val="18"/>
+          <w:szCs w:val="18"/>
+        </w:rPr>
         <w:t>FILE *fopen (const char *__restrict __filename,</w:t>
       </w:r>
     </w:p>
@@ -2135,14 +3523,23 @@
         <w:pStyle w:val="Normal"/>
         <w:bidi w:val="0"/>
         <w:jc w:val="start"/>
-        <w:rPr/>
-      </w:pPr>
-      <w:r>
-        <w:rPr/>
+        <w:rPr>
+          <w:sz w:val="18"/>
+          <w:szCs w:val="18"/>
+        </w:rPr>
+      </w:pPr>
+      <w:r>
+        <w:rPr>
+          <w:sz w:val="18"/>
+          <w:szCs w:val="18"/>
+        </w:rPr>
         <w:t xml:space="preserve">            </w:t>
       </w:r>
       <w:r>
-        <w:rPr/>
+        <w:rPr>
+          <w:sz w:val="18"/>
+          <w:szCs w:val="18"/>
+        </w:rPr>
         <w:t>const char *__restrict __modes)</w:t>
       </w:r>
     </w:p>
@@ -2151,18 +3548,30 @@
         <w:pStyle w:val="Normal"/>
         <w:bidi w:val="0"/>
         <w:jc w:val="start"/>
-        <w:rPr/>
-      </w:pPr>
-      <w:r>
-        <w:rPr/>
+        <w:rPr>
+          <w:sz w:val="18"/>
+          <w:szCs w:val="18"/>
+        </w:rPr>
+      </w:pPr>
+      <w:r>
+        <w:rPr>
+          <w:sz w:val="18"/>
+          <w:szCs w:val="18"/>
+        </w:rPr>
         <w:t xml:space="preserve">解析：    </w:t>
       </w:r>
       <w:r>
-        <w:rPr/>
+        <w:rPr>
+          <w:sz w:val="18"/>
+          <w:szCs w:val="18"/>
+        </w:rPr>
         <w:t xml:space="preserve">char *__restrict __filename: </w:t>
       </w:r>
       <w:r>
-        <w:rPr/>
+        <w:rPr>
+          <w:sz w:val="18"/>
+          <w:szCs w:val="18"/>
+        </w:rPr>
         <w:t>字符串表示要打开文件的路径和名称</w:t>
       </w:r>
     </w:p>
@@ -2171,18 +3580,30 @@
         <w:pStyle w:val="Normal"/>
         <w:bidi w:val="0"/>
         <w:jc w:val="start"/>
-        <w:rPr/>
-      </w:pPr>
-      <w:r>
-        <w:rPr/>
+        <w:rPr>
+          <w:sz w:val="18"/>
+          <w:szCs w:val="18"/>
+        </w:rPr>
+      </w:pPr>
+      <w:r>
+        <w:rPr>
+          <w:sz w:val="18"/>
+          <w:szCs w:val="18"/>
+        </w:rPr>
         <w:t xml:space="preserve">    </w:t>
       </w:r>
       <w:r>
-        <w:rPr/>
+        <w:rPr>
+          <w:sz w:val="18"/>
+          <w:szCs w:val="18"/>
+        </w:rPr>
         <w:t xml:space="preserve">char *__restrict __modes: </w:t>
       </w:r>
       <w:r>
-        <w:rPr/>
+        <w:rPr>
+          <w:sz w:val="18"/>
+          <w:szCs w:val="18"/>
+        </w:rPr>
         <w:t>字符串表示访问模式</w:t>
       </w:r>
     </w:p>
@@ -2191,18 +3612,30 @@
         <w:pStyle w:val="Normal"/>
         <w:bidi w:val="0"/>
         <w:jc w:val="start"/>
-        <w:rPr/>
-      </w:pPr>
-      <w:r>
-        <w:rPr/>
+        <w:rPr>
+          <w:sz w:val="18"/>
+          <w:szCs w:val="18"/>
+        </w:rPr>
+      </w:pPr>
+      <w:r>
+        <w:rPr>
+          <w:sz w:val="18"/>
+          <w:szCs w:val="18"/>
+        </w:rPr>
         <w:t xml:space="preserve">        </w:t>
       </w:r>
       <w:r>
-        <w:rPr/>
+        <w:rPr>
+          <w:sz w:val="18"/>
+          <w:szCs w:val="18"/>
+        </w:rPr>
         <w:t xml:space="preserve">(1)"r": </w:t>
       </w:r>
       <w:r>
-        <w:rPr/>
+        <w:rPr>
+          <w:sz w:val="18"/>
+          <w:szCs w:val="18"/>
+        </w:rPr>
         <w:t>只读模式 没有文件打开失败</w:t>
       </w:r>
     </w:p>
@@ -2211,26 +3644,44 @@
         <w:pStyle w:val="Normal"/>
         <w:bidi w:val="0"/>
         <w:jc w:val="start"/>
-        <w:rPr/>
-      </w:pPr>
-      <w:r>
-        <w:rPr/>
+        <w:rPr>
+          <w:sz w:val="18"/>
+          <w:szCs w:val="18"/>
+        </w:rPr>
+      </w:pPr>
+      <w:r>
+        <w:rPr>
+          <w:sz w:val="18"/>
+          <w:szCs w:val="18"/>
+        </w:rPr>
         <w:t xml:space="preserve">        </w:t>
       </w:r>
       <w:r>
-        <w:rPr/>
+        <w:rPr>
+          <w:sz w:val="18"/>
+          <w:szCs w:val="18"/>
+        </w:rPr>
         <w:t xml:space="preserve">(2)"w": </w:t>
       </w:r>
       <w:r>
-        <w:rPr/>
+        <w:rPr>
+          <w:sz w:val="18"/>
+          <w:szCs w:val="18"/>
+        </w:rPr>
         <w:t>只写模式 存在文件写入会清空文件</w:t>
       </w:r>
       <w:r>
-        <w:rPr/>
+        <w:rPr>
+          <w:sz w:val="18"/>
+          <w:szCs w:val="18"/>
+        </w:rPr>
         <w:t>,</w:t>
       </w:r>
       <w:r>
-        <w:rPr/>
+        <w:rPr>
+          <w:sz w:val="18"/>
+          <w:szCs w:val="18"/>
+        </w:rPr>
         <w:t>不存在文件则创建新文件</w:t>
       </w:r>
     </w:p>
@@ -2239,18 +3690,30 @@
         <w:pStyle w:val="Normal"/>
         <w:bidi w:val="0"/>
         <w:jc w:val="start"/>
-        <w:rPr/>
-      </w:pPr>
-      <w:r>
-        <w:rPr/>
+        <w:rPr>
+          <w:sz w:val="18"/>
+          <w:szCs w:val="18"/>
+        </w:rPr>
+      </w:pPr>
+      <w:r>
+        <w:rPr>
+          <w:sz w:val="18"/>
+          <w:szCs w:val="18"/>
+        </w:rPr>
         <w:t xml:space="preserve">        </w:t>
       </w:r>
       <w:r>
-        <w:rPr/>
+        <w:rPr>
+          <w:sz w:val="18"/>
+          <w:szCs w:val="18"/>
+        </w:rPr>
         <w:t xml:space="preserve">(3)"a": </w:t>
       </w:r>
       <w:r>
-        <w:rPr/>
+        <w:rPr>
+          <w:sz w:val="18"/>
+          <w:szCs w:val="18"/>
+        </w:rPr>
         <w:t>只追加写模式 不会覆盖原有内容 新内容写到末尾，如果文件不存在则创建</w:t>
       </w:r>
     </w:p>
@@ -2259,18 +3722,30 @@
         <w:pStyle w:val="Normal"/>
         <w:bidi w:val="0"/>
         <w:jc w:val="start"/>
-        <w:rPr/>
-      </w:pPr>
-      <w:r>
-        <w:rPr/>
+        <w:rPr>
+          <w:sz w:val="18"/>
+          <w:szCs w:val="18"/>
+        </w:rPr>
+      </w:pPr>
+      <w:r>
+        <w:rPr>
+          <w:sz w:val="18"/>
+          <w:szCs w:val="18"/>
+        </w:rPr>
         <w:t xml:space="preserve">        </w:t>
       </w:r>
       <w:r>
-        <w:rPr/>
+        <w:rPr>
+          <w:sz w:val="18"/>
+          <w:szCs w:val="18"/>
+        </w:rPr>
         <w:t xml:space="preserve">(4)"r+": </w:t>
       </w:r>
       <w:r>
-        <w:rPr/>
+        <w:rPr>
+          <w:sz w:val="18"/>
+          <w:szCs w:val="18"/>
+        </w:rPr>
         <w:t>读写模式 文件必须存在 写入是从头一个一个覆盖</w:t>
       </w:r>
     </w:p>
@@ -2279,26 +3754,44 @@
         <w:pStyle w:val="Normal"/>
         <w:bidi w:val="0"/>
         <w:jc w:val="start"/>
-        <w:rPr/>
-      </w:pPr>
-      <w:r>
-        <w:rPr/>
+        <w:rPr>
+          <w:sz w:val="18"/>
+          <w:szCs w:val="18"/>
+        </w:rPr>
+      </w:pPr>
+      <w:r>
+        <w:rPr>
+          <w:sz w:val="18"/>
+          <w:szCs w:val="18"/>
+        </w:rPr>
         <w:t xml:space="preserve">        </w:t>
       </w:r>
       <w:r>
-        <w:rPr/>
+        <w:rPr>
+          <w:sz w:val="18"/>
+          <w:szCs w:val="18"/>
+        </w:rPr>
         <w:t xml:space="preserve">(5)"w+": </w:t>
       </w:r>
       <w:r>
-        <w:rPr/>
+        <w:rPr>
+          <w:sz w:val="18"/>
+          <w:szCs w:val="18"/>
+        </w:rPr>
         <w:t>读写模式 可读取</w:t>
       </w:r>
       <w:r>
-        <w:rPr/>
+        <w:rPr>
+          <w:sz w:val="18"/>
+          <w:szCs w:val="18"/>
+        </w:rPr>
         <w:t>,</w:t>
       </w:r>
       <w:r>
-        <w:rPr/>
+        <w:rPr>
+          <w:sz w:val="18"/>
+          <w:szCs w:val="18"/>
+        </w:rPr>
         <w:t>写入同样会清空文件内容，不存在则创建新文件</w:t>
       </w:r>
     </w:p>
@@ -2307,26 +3800,44 @@
         <w:pStyle w:val="Normal"/>
         <w:bidi w:val="0"/>
         <w:jc w:val="start"/>
-        <w:rPr/>
-      </w:pPr>
-      <w:r>
-        <w:rPr/>
+        <w:rPr>
+          <w:sz w:val="18"/>
+          <w:szCs w:val="18"/>
+        </w:rPr>
+      </w:pPr>
+      <w:r>
+        <w:rPr>
+          <w:sz w:val="18"/>
+          <w:szCs w:val="18"/>
+        </w:rPr>
         <w:t xml:space="preserve">        </w:t>
       </w:r>
       <w:r>
-        <w:rPr/>
+        <w:rPr>
+          <w:sz w:val="18"/>
+          <w:szCs w:val="18"/>
+        </w:rPr>
         <w:t xml:space="preserve">(6)"a+": </w:t>
       </w:r>
       <w:r>
-        <w:rPr/>
+        <w:rPr>
+          <w:sz w:val="18"/>
+          <w:szCs w:val="18"/>
+        </w:rPr>
         <w:t>读写追加模式 可读取</w:t>
       </w:r>
       <w:r>
-        <w:rPr/>
+        <w:rPr>
+          <w:sz w:val="18"/>
+          <w:szCs w:val="18"/>
+        </w:rPr>
         <w:t>,</w:t>
       </w:r>
       <w:r>
-        <w:rPr/>
+        <w:rPr>
+          <w:sz w:val="18"/>
+          <w:szCs w:val="18"/>
+        </w:rPr>
         <w:t>写入从文件末尾开始，如果文件不存在则创建</w:t>
       </w:r>
     </w:p>
@@ -2335,18 +3846,30 @@
         <w:pStyle w:val="Normal"/>
         <w:bidi w:val="0"/>
         <w:jc w:val="start"/>
-        <w:rPr/>
-      </w:pPr>
-      <w:r>
-        <w:rPr/>
+        <w:rPr>
+          <w:sz w:val="18"/>
+          <w:szCs w:val="18"/>
+        </w:rPr>
+      </w:pPr>
+      <w:r>
+        <w:rPr>
+          <w:sz w:val="18"/>
+          <w:szCs w:val="18"/>
+        </w:rPr>
         <w:t xml:space="preserve">    </w:t>
       </w:r>
       <w:r>
-        <w:rPr/>
+        <w:rPr>
+          <w:sz w:val="18"/>
+          <w:szCs w:val="18"/>
+        </w:rPr>
         <w:t xml:space="preserve">return: FILE * </w:t>
       </w:r>
       <w:r>
-        <w:rPr/>
+        <w:rPr>
+          <w:sz w:val="18"/>
+          <w:szCs w:val="18"/>
+        </w:rPr>
         <w:t>结构体指针 表示一个文件</w:t>
       </w:r>
     </w:p>
@@ -2355,25 +3878,40 @@
         <w:pStyle w:val="Normal"/>
         <w:bidi w:val="0"/>
         <w:jc w:val="start"/>
-        <w:rPr/>
-      </w:pPr>
-      <w:r>
-        <w:rPr/>
-      </w:r>
-    </w:p>
-    <w:p>
-      <w:pPr>
-        <w:pStyle w:val="Normal"/>
-        <w:bidi w:val="0"/>
-        <w:jc w:val="start"/>
-        <w:rPr/>
-      </w:pPr>
-      <w:r>
-        <w:rPr/>
+        <w:rPr>
+          <w:sz w:val="18"/>
+          <w:szCs w:val="18"/>
+        </w:rPr>
+      </w:pPr>
+      <w:r>
+        <w:rPr>
+          <w:sz w:val="18"/>
+          <w:szCs w:val="18"/>
+        </w:rPr>
+      </w:r>
+    </w:p>
+    <w:p>
+      <w:pPr>
+        <w:pStyle w:val="Normal"/>
+        <w:bidi w:val="0"/>
+        <w:jc w:val="start"/>
+        <w:rPr>
+          <w:sz w:val="18"/>
+          <w:szCs w:val="18"/>
+        </w:rPr>
+      </w:pPr>
+      <w:r>
+        <w:rPr>
+          <w:sz w:val="18"/>
+          <w:szCs w:val="18"/>
+        </w:rPr>
         <w:t>例子</w:t>
       </w:r>
       <w:r>
-        <w:rPr/>
+        <w:rPr>
+          <w:sz w:val="18"/>
+          <w:szCs w:val="18"/>
+        </w:rPr>
         <w:t>:    char *filename = "io.txt";</w:t>
       </w:r>
     </w:p>
@@ -2382,14 +3920,23 @@
         <w:pStyle w:val="Normal"/>
         <w:bidi w:val="0"/>
         <w:jc w:val="start"/>
-        <w:rPr/>
-      </w:pPr>
-      <w:r>
-        <w:rPr/>
+        <w:rPr>
+          <w:sz w:val="18"/>
+          <w:szCs w:val="18"/>
+        </w:rPr>
+      </w:pPr>
+      <w:r>
+        <w:rPr>
+          <w:sz w:val="18"/>
+          <w:szCs w:val="18"/>
+        </w:rPr>
         <w:t xml:space="preserve">  </w:t>
       </w:r>
       <w:r>
-        <w:rPr/>
+        <w:rPr>
+          <w:sz w:val="18"/>
+          <w:szCs w:val="18"/>
+        </w:rPr>
         <w:tab/>
         <w:t xml:space="preserve">     FILE *ioFile = fopen(filename, "a+");</w:t>
       </w:r>
@@ -2399,10 +3946,16 @@
         <w:pStyle w:val="Normal"/>
         <w:bidi w:val="0"/>
         <w:jc w:val="start"/>
-        <w:rPr/>
-      </w:pPr>
-      <w:r>
-        <w:rPr/>
+        <w:rPr>
+          <w:sz w:val="18"/>
+          <w:szCs w:val="18"/>
+        </w:rPr>
+      </w:pPr>
+      <w:r>
+        <w:rPr>
+          <w:sz w:val="18"/>
+          <w:szCs w:val="18"/>
+        </w:rPr>
       </w:r>
     </w:p>
     <w:p>
@@ -2415,14 +3968,23 @@
         <w:bidi w:val="0"/>
         <w:ind w:hanging="0" w:start="0"/>
         <w:jc w:val="start"/>
-        <w:rPr/>
-      </w:pPr>
-      <w:r>
-        <w:rPr/>
+        <w:rPr>
+          <w:sz w:val="18"/>
+          <w:szCs w:val="18"/>
+        </w:rPr>
+      </w:pPr>
+      <w:r>
+        <w:rPr>
+          <w:sz w:val="18"/>
+          <w:szCs w:val="18"/>
+        </w:rPr>
         <w:t>fclose</w:t>
       </w:r>
       <w:r>
-        <w:rPr/>
+        <w:rPr>
+          <w:sz w:val="18"/>
+          <w:szCs w:val="18"/>
+        </w:rPr>
         <w:t>函数使用</w:t>
       </w:r>
     </w:p>
@@ -2431,14 +3993,23 @@
         <w:pStyle w:val="Normal"/>
         <w:bidi w:val="0"/>
         <w:jc w:val="start"/>
-        <w:rPr/>
-      </w:pPr>
-      <w:r>
-        <w:rPr/>
+        <w:rPr>
+          <w:sz w:val="18"/>
+          <w:szCs w:val="18"/>
+        </w:rPr>
+      </w:pPr>
+      <w:r>
+        <w:rPr>
+          <w:sz w:val="18"/>
+          <w:szCs w:val="18"/>
+        </w:rPr>
         <w:t xml:space="preserve">    </w:t>
       </w:r>
       <w:r>
-        <w:rPr/>
+        <w:rPr>
+          <w:sz w:val="18"/>
+          <w:szCs w:val="18"/>
+        </w:rPr>
         <w:t>/*</w:t>
       </w:r>
     </w:p>
@@ -2447,18 +4018,30 @@
         <w:pStyle w:val="Normal"/>
         <w:bidi w:val="0"/>
         <w:jc w:val="start"/>
-        <w:rPr/>
-      </w:pPr>
-      <w:r>
-        <w:rPr/>
+        <w:rPr>
+          <w:sz w:val="18"/>
+          <w:szCs w:val="18"/>
+        </w:rPr>
+      </w:pPr>
+      <w:r>
+        <w:rPr>
+          <w:sz w:val="18"/>
+          <w:szCs w:val="18"/>
+        </w:rPr>
         <w:t xml:space="preserve">    </w:t>
       </w:r>
       <w:r>
-        <w:rPr/>
+        <w:rPr>
+          <w:sz w:val="18"/>
+          <w:szCs w:val="18"/>
+        </w:rPr>
         <w:t xml:space="preserve">FILE *__stream: </w:t>
       </w:r>
       <w:r>
-        <w:rPr/>
+        <w:rPr>
+          <w:sz w:val="18"/>
+          <w:szCs w:val="18"/>
+        </w:rPr>
         <w:t>需要关闭的文件</w:t>
       </w:r>
     </w:p>
@@ -2467,42 +4050,72 @@
         <w:pStyle w:val="Normal"/>
         <w:bidi w:val="0"/>
         <w:jc w:val="start"/>
-        <w:rPr/>
-      </w:pPr>
-      <w:r>
-        <w:rPr/>
+        <w:rPr>
+          <w:sz w:val="18"/>
+          <w:szCs w:val="18"/>
+        </w:rPr>
+      </w:pPr>
+      <w:r>
+        <w:rPr>
+          <w:sz w:val="18"/>
+          <w:szCs w:val="18"/>
+        </w:rPr>
         <w:t xml:space="preserve">    </w:t>
       </w:r>
       <w:r>
-        <w:rPr/>
+        <w:rPr>
+          <w:sz w:val="18"/>
+          <w:szCs w:val="18"/>
+        </w:rPr>
         <w:t xml:space="preserve">return: </w:t>
       </w:r>
       <w:r>
-        <w:rPr/>
+        <w:rPr>
+          <w:sz w:val="18"/>
+          <w:szCs w:val="18"/>
+        </w:rPr>
         <w:t>成功返回</w:t>
       </w:r>
       <w:r>
-        <w:rPr/>
+        <w:rPr>
+          <w:sz w:val="18"/>
+          <w:szCs w:val="18"/>
+        </w:rPr>
         <w:t xml:space="preserve">0 </w:t>
       </w:r>
       <w:r>
-        <w:rPr/>
+        <w:rPr>
+          <w:sz w:val="18"/>
+          <w:szCs w:val="18"/>
+        </w:rPr>
         <w:t>失败返回</w:t>
       </w:r>
       <w:r>
-        <w:rPr/>
+        <w:rPr>
+          <w:sz w:val="18"/>
+          <w:szCs w:val="18"/>
+        </w:rPr>
         <w:t>EOF(</w:t>
       </w:r>
       <w:r>
-        <w:rPr/>
+        <w:rPr>
+          <w:sz w:val="18"/>
+          <w:szCs w:val="18"/>
+        </w:rPr>
         <w:t>负数</w:t>
       </w:r>
       <w:r>
-        <w:rPr/>
+        <w:rPr>
+          <w:sz w:val="18"/>
+          <w:szCs w:val="18"/>
+        </w:rPr>
         <w:t xml:space="preserve">) </w:t>
       </w:r>
       <w:r>
-        <w:rPr/>
+        <w:rPr>
+          <w:sz w:val="18"/>
+          <w:szCs w:val="18"/>
+        </w:rPr>
         <w:t>通常失败会造成系统崩溃</w:t>
       </w:r>
     </w:p>
@@ -2511,14 +4124,23 @@
         <w:pStyle w:val="Normal"/>
         <w:bidi w:val="0"/>
         <w:jc w:val="start"/>
-        <w:rPr/>
-      </w:pPr>
-      <w:r>
-        <w:rPr/>
+        <w:rPr>
+          <w:sz w:val="18"/>
+          <w:szCs w:val="18"/>
+        </w:rPr>
+      </w:pPr>
+      <w:r>
+        <w:rPr>
+          <w:sz w:val="18"/>
+          <w:szCs w:val="18"/>
+        </w:rPr>
         <w:t xml:space="preserve">    </w:t>
       </w:r>
       <w:r>
-        <w:rPr/>
+        <w:rPr>
+          <w:sz w:val="18"/>
+          <w:szCs w:val="18"/>
+        </w:rPr>
         <w:t>int fclose (FILE *__stream)</w:t>
       </w:r>
     </w:p>
@@ -2527,14 +4149,23 @@
         <w:pStyle w:val="Normal"/>
         <w:bidi w:val="0"/>
         <w:jc w:val="start"/>
-        <w:rPr/>
-      </w:pPr>
-      <w:r>
-        <w:rPr/>
+        <w:rPr>
+          <w:sz w:val="18"/>
+          <w:szCs w:val="18"/>
+        </w:rPr>
+      </w:pPr>
+      <w:r>
+        <w:rPr>
+          <w:sz w:val="18"/>
+          <w:szCs w:val="18"/>
+        </w:rPr>
         <w:t xml:space="preserve">    </w:t>
       </w:r>
       <w:r>
-        <w:rPr/>
+        <w:rPr>
+          <w:sz w:val="18"/>
+          <w:szCs w:val="18"/>
+        </w:rPr>
         <w:t>*/</w:t>
       </w:r>
     </w:p>
@@ -2543,10 +4174,16 @@
         <w:pStyle w:val="Normal"/>
         <w:bidi w:val="0"/>
         <w:jc w:val="start"/>
-        <w:rPr/>
-      </w:pPr>
-      <w:r>
-        <w:rPr/>
+        <w:rPr>
+          <w:sz w:val="18"/>
+          <w:szCs w:val="18"/>
+        </w:rPr>
+      </w:pPr>
+      <w:r>
+        <w:rPr>
+          <w:sz w:val="18"/>
+          <w:szCs w:val="18"/>
+        </w:rPr>
         <w:t>例子</w:t>
       </w:r>
       <w:r>
@@ -2554,7 +4191,8 @@
           <w:rFonts w:eastAsia="Consolas" w:cs="Consolas" w:ascii="Consolas" w:hAnsi="Consolas"/>
           <w:color w:val="0000FF"/>
           <w:kern w:val="0"/>
-          <w:szCs w:val="21"/>
+          <w:sz w:val="18"/>
+          <w:szCs w:val="18"/>
           <w:shd w:fill="ECECEC" w:val="clear"/>
           <w:lang w:bidi="ar-SA"/>
         </w:rPr>
@@ -2565,7 +4203,8 @@
           <w:rFonts w:eastAsia="Consolas" w:cs="Consolas" w:ascii="Consolas" w:hAnsi="Consolas"/>
           <w:color w:val="3B3B3B"/>
           <w:kern w:val="0"/>
-          <w:szCs w:val="21"/>
+          <w:sz w:val="18"/>
+          <w:szCs w:val="18"/>
           <w:shd w:fill="ECECEC" w:val="clear"/>
           <w:lang w:bidi="ar-SA"/>
         </w:rPr>
@@ -2576,7 +4215,8 @@
           <w:rFonts w:eastAsia="Consolas" w:cs="Consolas" w:ascii="Consolas" w:hAnsi="Consolas"/>
           <w:color w:val="001080"/>
           <w:kern w:val="0"/>
-          <w:szCs w:val="21"/>
+          <w:sz w:val="18"/>
+          <w:szCs w:val="18"/>
           <w:shd w:fill="ECECEC" w:val="clear"/>
           <w:lang w:bidi="ar-SA"/>
         </w:rPr>
@@ -2587,7 +4227,8 @@
           <w:rFonts w:eastAsia="Consolas" w:cs="Consolas" w:ascii="Consolas" w:hAnsi="Consolas"/>
           <w:color w:val="3B3B3B"/>
           <w:kern w:val="0"/>
-          <w:szCs w:val="21"/>
+          <w:sz w:val="18"/>
+          <w:szCs w:val="18"/>
           <w:shd w:fill="ECECEC" w:val="clear"/>
           <w:lang w:bidi="ar-SA"/>
         </w:rPr>
@@ -2598,7 +4239,8 @@
           <w:rFonts w:eastAsia="Consolas" w:cs="Consolas" w:ascii="Consolas" w:hAnsi="Consolas"/>
           <w:color w:val="000000"/>
           <w:kern w:val="0"/>
-          <w:szCs w:val="21"/>
+          <w:sz w:val="18"/>
+          <w:szCs w:val="18"/>
           <w:shd w:fill="ECECEC" w:val="clear"/>
           <w:lang w:bidi="ar-SA"/>
         </w:rPr>
@@ -2609,7 +4251,8 @@
           <w:rFonts w:eastAsia="Consolas" w:cs="Consolas" w:ascii="Consolas" w:hAnsi="Consolas"/>
           <w:color w:val="3B3B3B"/>
           <w:kern w:val="0"/>
-          <w:szCs w:val="21"/>
+          <w:sz w:val="18"/>
+          <w:szCs w:val="18"/>
           <w:shd w:fill="ECECEC" w:val="clear"/>
           <w:lang w:bidi="ar-SA"/>
         </w:rPr>
@@ -2620,7 +4263,8 @@
           <w:rFonts w:eastAsia="Consolas" w:cs="Consolas" w:ascii="Consolas" w:hAnsi="Consolas"/>
           <w:color w:val="795E26"/>
           <w:kern w:val="0"/>
-          <w:szCs w:val="21"/>
+          <w:sz w:val="18"/>
+          <w:szCs w:val="18"/>
           <w:shd w:fill="ECECEC" w:val="clear"/>
           <w:lang w:bidi="ar-SA"/>
         </w:rPr>
@@ -2631,7 +4275,8 @@
           <w:rFonts w:eastAsia="Consolas" w:cs="Consolas" w:ascii="Consolas" w:hAnsi="Consolas"/>
           <w:color w:val="3B3B3B"/>
           <w:kern w:val="0"/>
-          <w:szCs w:val="21"/>
+          <w:sz w:val="18"/>
+          <w:szCs w:val="18"/>
           <w:shd w:fill="ECECEC" w:val="clear"/>
           <w:lang w:bidi="ar-SA"/>
         </w:rPr>
@@ -2643,21 +4288,33 @@
         <w:pStyle w:val="Normal"/>
         <w:bidi w:val="0"/>
         <w:jc w:val="start"/>
-        <w:rPr/>
-      </w:pPr>
-      <w:r>
-        <w:rPr/>
-      </w:r>
-    </w:p>
-    <w:p>
-      <w:pPr>
-        <w:pStyle w:val="Normal"/>
-        <w:bidi w:val="0"/>
-        <w:jc w:val="start"/>
-        <w:rPr/>
-      </w:pPr>
-      <w:r>
-        <w:rPr/>
+        <w:rPr>
+          <w:sz w:val="18"/>
+          <w:szCs w:val="18"/>
+        </w:rPr>
+      </w:pPr>
+      <w:r>
+        <w:rPr>
+          <w:sz w:val="18"/>
+          <w:szCs w:val="18"/>
+        </w:rPr>
+      </w:r>
+    </w:p>
+    <w:p>
+      <w:pPr>
+        <w:pStyle w:val="Normal"/>
+        <w:bidi w:val="0"/>
+        <w:jc w:val="start"/>
+        <w:rPr>
+          <w:sz w:val="18"/>
+          <w:szCs w:val="18"/>
+        </w:rPr>
+      </w:pPr>
+      <w:r>
+        <w:rPr>
+          <w:sz w:val="18"/>
+          <w:szCs w:val="18"/>
+        </w:rPr>
       </w:r>
     </w:p>
     <w:p>
@@ -2670,14 +4327,23 @@
         <w:bidi w:val="0"/>
         <w:ind w:hanging="0" w:start="0"/>
         <w:jc w:val="start"/>
-        <w:rPr/>
-      </w:pPr>
-      <w:r>
-        <w:rPr/>
+        <w:rPr>
+          <w:sz w:val="18"/>
+          <w:szCs w:val="18"/>
+        </w:rPr>
+      </w:pPr>
+      <w:r>
+        <w:rPr>
+          <w:sz w:val="18"/>
+          <w:szCs w:val="18"/>
+        </w:rPr>
         <w:t>fputc</w:t>
       </w:r>
       <w:r>
-        <w:rPr/>
+        <w:rPr>
+          <w:sz w:val="18"/>
+          <w:szCs w:val="18"/>
+        </w:rPr>
         <w:t>函数使用</w:t>
       </w:r>
     </w:p>
@@ -2686,14 +4352,23 @@
         <w:pStyle w:val="Normal"/>
         <w:bidi w:val="0"/>
         <w:jc w:val="start"/>
-        <w:rPr/>
-      </w:pPr>
-      <w:r>
-        <w:rPr/>
+        <w:rPr>
+          <w:sz w:val="18"/>
+          <w:szCs w:val="18"/>
+        </w:rPr>
+      </w:pPr>
+      <w:r>
+        <w:rPr>
+          <w:sz w:val="18"/>
+          <w:szCs w:val="18"/>
+        </w:rPr>
         <w:t xml:space="preserve">    </w:t>
       </w:r>
       <w:r>
-        <w:rPr/>
+        <w:rPr>
+          <w:sz w:val="18"/>
+          <w:szCs w:val="18"/>
+        </w:rPr>
         <w:t>/*</w:t>
       </w:r>
     </w:p>
@@ -2702,14 +4377,23 @@
         <w:pStyle w:val="Normal"/>
         <w:bidi w:val="0"/>
         <w:jc w:val="start"/>
-        <w:rPr/>
-      </w:pPr>
-      <w:r>
-        <w:rPr/>
+        <w:rPr>
+          <w:sz w:val="18"/>
+          <w:szCs w:val="18"/>
+        </w:rPr>
+      </w:pPr>
+      <w:r>
+        <w:rPr>
+          <w:sz w:val="18"/>
+          <w:szCs w:val="18"/>
+        </w:rPr>
         <w:t xml:space="preserve">    </w:t>
       </w:r>
       <w:r>
-        <w:rPr/>
+        <w:rPr>
+          <w:sz w:val="18"/>
+          <w:szCs w:val="18"/>
+        </w:rPr>
         <w:t>写入文件一个字符</w:t>
       </w:r>
     </w:p>
@@ -2718,38 +4402,65 @@
         <w:pStyle w:val="Normal"/>
         <w:bidi w:val="0"/>
         <w:jc w:val="start"/>
-        <w:rPr/>
-      </w:pPr>
-      <w:r>
-        <w:rPr/>
+        <w:rPr>
+          <w:sz w:val="18"/>
+          <w:szCs w:val="18"/>
+        </w:rPr>
+      </w:pPr>
+      <w:r>
+        <w:rPr>
+          <w:sz w:val="18"/>
+          <w:szCs w:val="18"/>
+        </w:rPr>
         <w:t xml:space="preserve">    </w:t>
       </w:r>
       <w:r>
-        <w:rPr/>
+        <w:rPr>
+          <w:sz w:val="18"/>
+          <w:szCs w:val="18"/>
+        </w:rPr>
         <w:t xml:space="preserve">int __c: </w:t>
       </w:r>
       <w:r>
-        <w:rPr/>
+        <w:rPr>
+          <w:sz w:val="18"/>
+          <w:szCs w:val="18"/>
+        </w:rPr>
         <w:t>写入的</w:t>
       </w:r>
       <w:r>
-        <w:rPr/>
+        <w:rPr>
+          <w:sz w:val="18"/>
+          <w:szCs w:val="18"/>
+        </w:rPr>
         <w:t>char</w:t>
       </w:r>
       <w:r>
-        <w:rPr/>
+        <w:rPr>
+          <w:sz w:val="18"/>
+          <w:szCs w:val="18"/>
+        </w:rPr>
         <w:t>按照</w:t>
       </w:r>
       <w:r>
-        <w:rPr/>
+        <w:rPr>
+          <w:sz w:val="18"/>
+          <w:szCs w:val="18"/>
+        </w:rPr>
         <w:t>AICII</w:t>
       </w:r>
       <w:r>
-        <w:rPr/>
+        <w:rPr>
+          <w:sz w:val="18"/>
+          <w:szCs w:val="18"/>
+        </w:rPr>
         <w:t>值写入 可提前声明一个</w:t>
       </w:r>
       <w:r>
-        <w:rPr/>
+        <w:rPr>
+          <w:sz w:val="18"/>
+          <w:szCs w:val="18"/>
+        </w:rPr>
         <w:t>char</w:t>
       </w:r>
     </w:p>
@@ -2758,26 +4469,44 @@
         <w:pStyle w:val="Normal"/>
         <w:bidi w:val="0"/>
         <w:jc w:val="start"/>
-        <w:rPr/>
-      </w:pPr>
-      <w:r>
-        <w:rPr/>
+        <w:rPr>
+          <w:sz w:val="18"/>
+          <w:szCs w:val="18"/>
+        </w:rPr>
+      </w:pPr>
+      <w:r>
+        <w:rPr>
+          <w:sz w:val="18"/>
+          <w:szCs w:val="18"/>
+        </w:rPr>
         <w:t xml:space="preserve">    </w:t>
       </w:r>
       <w:r>
-        <w:rPr/>
+        <w:rPr>
+          <w:sz w:val="18"/>
+          <w:szCs w:val="18"/>
+        </w:rPr>
         <w:t xml:space="preserve">FILE *__stream: </w:t>
       </w:r>
       <w:r>
-        <w:rPr/>
+        <w:rPr>
+          <w:sz w:val="18"/>
+          <w:szCs w:val="18"/>
+        </w:rPr>
         <w:t>要写入的文件</w:t>
       </w:r>
       <w:r>
-        <w:rPr/>
+        <w:rPr>
+          <w:sz w:val="18"/>
+          <w:szCs w:val="18"/>
+        </w:rPr>
         <w:t>,</w:t>
       </w:r>
       <w:r>
-        <w:rPr/>
+        <w:rPr>
+          <w:sz w:val="18"/>
+          <w:szCs w:val="18"/>
+        </w:rPr>
         <w:t>写在哪里取决于访问模式</w:t>
       </w:r>
     </w:p>
@@ -2786,30 +4515,51 @@
         <w:pStyle w:val="Normal"/>
         <w:bidi w:val="0"/>
         <w:jc w:val="start"/>
-        <w:rPr/>
-      </w:pPr>
-      <w:r>
-        <w:rPr/>
+        <w:rPr>
+          <w:sz w:val="18"/>
+          <w:szCs w:val="18"/>
+        </w:rPr>
+      </w:pPr>
+      <w:r>
+        <w:rPr>
+          <w:sz w:val="18"/>
+          <w:szCs w:val="18"/>
+        </w:rPr>
         <w:t xml:space="preserve">    </w:t>
       </w:r>
       <w:r>
-        <w:rPr/>
+        <w:rPr>
+          <w:sz w:val="18"/>
+          <w:szCs w:val="18"/>
+        </w:rPr>
         <w:t xml:space="preserve">return: </w:t>
       </w:r>
       <w:r>
-        <w:rPr/>
+        <w:rPr>
+          <w:sz w:val="18"/>
+          <w:szCs w:val="18"/>
+        </w:rPr>
         <w:t>成功返回</w:t>
       </w:r>
       <w:r>
-        <w:rPr/>
+        <w:rPr>
+          <w:sz w:val="18"/>
+          <w:szCs w:val="18"/>
+        </w:rPr>
         <w:t>char</w:t>
       </w:r>
       <w:r>
-        <w:rPr/>
+        <w:rPr>
+          <w:sz w:val="18"/>
+          <w:szCs w:val="18"/>
+        </w:rPr>
         <w:t>的值 失败返回</w:t>
       </w:r>
       <w:r>
-        <w:rPr/>
+        <w:rPr>
+          <w:sz w:val="18"/>
+          <w:szCs w:val="18"/>
+        </w:rPr>
         <w:t>EOF</w:t>
       </w:r>
     </w:p>
@@ -2818,14 +4568,23 @@
         <w:pStyle w:val="Normal"/>
         <w:bidi w:val="0"/>
         <w:jc w:val="start"/>
-        <w:rPr/>
-      </w:pPr>
-      <w:r>
-        <w:rPr/>
+        <w:rPr>
+          <w:sz w:val="18"/>
+          <w:szCs w:val="18"/>
+        </w:rPr>
+      </w:pPr>
+      <w:r>
+        <w:rPr>
+          <w:sz w:val="18"/>
+          <w:szCs w:val="18"/>
+        </w:rPr>
         <w:t xml:space="preserve">    </w:t>
       </w:r>
       <w:r>
-        <w:rPr/>
+        <w:rPr>
+          <w:sz w:val="18"/>
+          <w:szCs w:val="18"/>
+        </w:rPr>
         <w:t>int fputc (int __c, FILE *__stream)</w:t>
       </w:r>
     </w:p>
@@ -2834,14 +4593,23 @@
         <w:pStyle w:val="Normal"/>
         <w:bidi w:val="0"/>
         <w:jc w:val="start"/>
-        <w:rPr/>
-      </w:pPr>
-      <w:r>
-        <w:rPr/>
+        <w:rPr>
+          <w:sz w:val="18"/>
+          <w:szCs w:val="18"/>
+        </w:rPr>
+      </w:pPr>
+      <w:r>
+        <w:rPr>
+          <w:sz w:val="18"/>
+          <w:szCs w:val="18"/>
+        </w:rPr>
         <w:t xml:space="preserve">    </w:t>
       </w:r>
       <w:r>
-        <w:rPr/>
+        <w:rPr>
+          <w:sz w:val="18"/>
+          <w:szCs w:val="18"/>
+        </w:rPr>
         <w:t>*/</w:t>
       </w:r>
     </w:p>
@@ -2850,10 +4618,16 @@
         <w:pStyle w:val="Normal"/>
         <w:bidi w:val="0"/>
         <w:jc w:val="start"/>
-        <w:rPr/>
-      </w:pPr>
-      <w:r>
-        <w:rPr/>
+        <w:rPr>
+          <w:sz w:val="18"/>
+          <w:szCs w:val="18"/>
+        </w:rPr>
+      </w:pPr>
+      <w:r>
+        <w:rPr>
+          <w:sz w:val="18"/>
+          <w:szCs w:val="18"/>
+        </w:rPr>
         <w:t>例子</w:t>
       </w:r>
       <w:r>
@@ -2861,7 +4635,8 @@
           <w:rFonts w:eastAsia="Consolas" w:cs="Consolas" w:ascii="Consolas" w:hAnsi="Consolas"/>
           <w:color w:val="0000FF"/>
           <w:kern w:val="0"/>
-          <w:szCs w:val="21"/>
+          <w:sz w:val="18"/>
+          <w:szCs w:val="18"/>
           <w:shd w:fill="ECECEC" w:val="clear"/>
           <w:lang w:bidi="ar-SA"/>
         </w:rPr>
@@ -2872,7 +4647,8 @@
           <w:rFonts w:eastAsia="Consolas" w:cs="Consolas" w:ascii="Consolas" w:hAnsi="Consolas"/>
           <w:color w:val="3B3B3B"/>
           <w:kern w:val="0"/>
-          <w:szCs w:val="21"/>
+          <w:sz w:val="18"/>
+          <w:szCs w:val="18"/>
           <w:shd w:fill="ECECEC" w:val="clear"/>
           <w:lang w:bidi="ar-SA"/>
         </w:rPr>
@@ -2883,7 +4659,8 @@
           <w:rFonts w:eastAsia="Consolas" w:cs="Consolas" w:ascii="Consolas" w:hAnsi="Consolas"/>
           <w:color w:val="001080"/>
           <w:kern w:val="0"/>
-          <w:szCs w:val="21"/>
+          <w:sz w:val="18"/>
+          <w:szCs w:val="18"/>
           <w:shd w:fill="ECECEC" w:val="clear"/>
           <w:lang w:bidi="ar-SA"/>
         </w:rPr>
@@ -2894,7 +4671,8 @@
           <w:rFonts w:eastAsia="Consolas" w:cs="Consolas" w:ascii="Consolas" w:hAnsi="Consolas"/>
           <w:color w:val="3B3B3B"/>
           <w:kern w:val="0"/>
-          <w:szCs w:val="21"/>
+          <w:sz w:val="18"/>
+          <w:szCs w:val="18"/>
           <w:shd w:fill="ECECEC" w:val="clear"/>
           <w:lang w:bidi="ar-SA"/>
         </w:rPr>
@@ -2905,7 +4683,8 @@
           <w:rFonts w:eastAsia="Consolas" w:cs="Consolas" w:ascii="Consolas" w:hAnsi="Consolas"/>
           <w:color w:val="000000"/>
           <w:kern w:val="0"/>
-          <w:szCs w:val="21"/>
+          <w:sz w:val="18"/>
+          <w:szCs w:val="18"/>
           <w:shd w:fill="ECECEC" w:val="clear"/>
           <w:lang w:bidi="ar-SA"/>
         </w:rPr>
@@ -2916,7 +4695,8 @@
           <w:rFonts w:eastAsia="Consolas" w:cs="Consolas" w:ascii="Consolas" w:hAnsi="Consolas"/>
           <w:color w:val="3B3B3B"/>
           <w:kern w:val="0"/>
-          <w:szCs w:val="21"/>
+          <w:sz w:val="18"/>
+          <w:szCs w:val="18"/>
           <w:shd w:fill="ECECEC" w:val="clear"/>
           <w:lang w:bidi="ar-SA"/>
         </w:rPr>
@@ -2927,7 +4707,8 @@
           <w:rFonts w:eastAsia="Consolas" w:cs="Consolas" w:ascii="Consolas" w:hAnsi="Consolas"/>
           <w:color w:val="795E26"/>
           <w:kern w:val="0"/>
-          <w:szCs w:val="21"/>
+          <w:sz w:val="18"/>
+          <w:szCs w:val="18"/>
           <w:shd w:fill="ECECEC" w:val="clear"/>
           <w:lang w:bidi="ar-SA"/>
         </w:rPr>
@@ -2938,7 +4719,8 @@
           <w:rFonts w:eastAsia="Consolas" w:cs="Consolas" w:ascii="Consolas" w:hAnsi="Consolas"/>
           <w:color w:val="3B3B3B"/>
           <w:kern w:val="0"/>
-          <w:szCs w:val="21"/>
+          <w:sz w:val="18"/>
+          <w:szCs w:val="18"/>
           <w:shd w:fill="ECECEC" w:val="clear"/>
           <w:lang w:bidi="ar-SA"/>
         </w:rPr>
@@ -2950,10 +4732,16 @@
         <w:pStyle w:val="Normal"/>
         <w:bidi w:val="0"/>
         <w:jc w:val="start"/>
-        <w:rPr/>
-      </w:pPr>
-      <w:r>
-        <w:rPr/>
+        <w:rPr>
+          <w:sz w:val="18"/>
+          <w:szCs w:val="18"/>
+        </w:rPr>
+      </w:pPr>
+      <w:r>
+        <w:rPr>
+          <w:sz w:val="18"/>
+          <w:szCs w:val="18"/>
+        </w:rPr>
       </w:r>
     </w:p>
     <w:p>
@@ -2966,14 +4754,23 @@
         <w:bidi w:val="0"/>
         <w:ind w:hanging="0" w:start="0"/>
         <w:jc w:val="start"/>
-        <w:rPr/>
-      </w:pPr>
-      <w:r>
-        <w:rPr/>
+        <w:rPr>
+          <w:sz w:val="18"/>
+          <w:szCs w:val="18"/>
+        </w:rPr>
+      </w:pPr>
+      <w:r>
+        <w:rPr>
+          <w:sz w:val="18"/>
+          <w:szCs w:val="18"/>
+        </w:rPr>
         <w:t>fputs</w:t>
       </w:r>
       <w:r>
-        <w:rPr/>
+        <w:rPr>
+          <w:sz w:val="18"/>
+          <w:szCs w:val="18"/>
+        </w:rPr>
         <w:t>函数使用</w:t>
       </w:r>
     </w:p>
@@ -2982,14 +4779,23 @@
         <w:pStyle w:val="Normal"/>
         <w:bidi w:val="0"/>
         <w:jc w:val="start"/>
-        <w:rPr/>
-      </w:pPr>
-      <w:r>
-        <w:rPr/>
+        <w:rPr>
+          <w:sz w:val="18"/>
+          <w:szCs w:val="18"/>
+        </w:rPr>
+      </w:pPr>
+      <w:r>
+        <w:rPr>
+          <w:sz w:val="18"/>
+          <w:szCs w:val="18"/>
+        </w:rPr>
         <w:t xml:space="preserve">    </w:t>
       </w:r>
       <w:r>
-        <w:rPr/>
+        <w:rPr>
+          <w:sz w:val="18"/>
+          <w:szCs w:val="18"/>
+        </w:rPr>
         <w:t>/*</w:t>
       </w:r>
     </w:p>
@@ -2998,14 +4804,23 @@
         <w:pStyle w:val="Normal"/>
         <w:bidi w:val="0"/>
         <w:jc w:val="start"/>
-        <w:rPr/>
-      </w:pPr>
-      <w:r>
-        <w:rPr/>
+        <w:rPr>
+          <w:sz w:val="18"/>
+          <w:szCs w:val="18"/>
+        </w:rPr>
+      </w:pPr>
+      <w:r>
+        <w:rPr>
+          <w:sz w:val="18"/>
+          <w:szCs w:val="18"/>
+        </w:rPr>
         <w:t xml:space="preserve">    </w:t>
       </w:r>
       <w:r>
-        <w:rPr/>
+        <w:rPr>
+          <w:sz w:val="18"/>
+          <w:szCs w:val="18"/>
+        </w:rPr>
         <w:t>写入文件一个字符串</w:t>
       </w:r>
     </w:p>
@@ -3014,18 +4829,30 @@
         <w:pStyle w:val="Normal"/>
         <w:bidi w:val="0"/>
         <w:jc w:val="start"/>
-        <w:rPr/>
-      </w:pPr>
-      <w:r>
-        <w:rPr/>
+        <w:rPr>
+          <w:sz w:val="18"/>
+          <w:szCs w:val="18"/>
+        </w:rPr>
+      </w:pPr>
+      <w:r>
+        <w:rPr>
+          <w:sz w:val="18"/>
+          <w:szCs w:val="18"/>
+        </w:rPr>
         <w:t xml:space="preserve">    </w:t>
       </w:r>
       <w:r>
-        <w:rPr/>
+        <w:rPr>
+          <w:sz w:val="18"/>
+          <w:szCs w:val="18"/>
+        </w:rPr>
         <w:t xml:space="preserve">char *__restrict __s: </w:t>
       </w:r>
       <w:r>
-        <w:rPr/>
+        <w:rPr>
+          <w:sz w:val="18"/>
+          <w:szCs w:val="18"/>
+        </w:rPr>
         <w:t>需要写入的字符串</w:t>
       </w:r>
     </w:p>
@@ -3034,26 +4861,44 @@
         <w:pStyle w:val="Normal"/>
         <w:bidi w:val="0"/>
         <w:jc w:val="start"/>
-        <w:rPr/>
-      </w:pPr>
-      <w:r>
-        <w:rPr/>
+        <w:rPr>
+          <w:sz w:val="18"/>
+          <w:szCs w:val="18"/>
+        </w:rPr>
+      </w:pPr>
+      <w:r>
+        <w:rPr>
+          <w:sz w:val="18"/>
+          <w:szCs w:val="18"/>
+        </w:rPr>
         <w:t xml:space="preserve">    </w:t>
       </w:r>
       <w:r>
-        <w:rPr/>
+        <w:rPr>
+          <w:sz w:val="18"/>
+          <w:szCs w:val="18"/>
+        </w:rPr>
         <w:t xml:space="preserve">FILE *__restrict __stream: </w:t>
       </w:r>
       <w:r>
-        <w:rPr/>
+        <w:rPr>
+          <w:sz w:val="18"/>
+          <w:szCs w:val="18"/>
+        </w:rPr>
         <w:t>要写入的文件</w:t>
       </w:r>
       <w:r>
-        <w:rPr/>
+        <w:rPr>
+          <w:sz w:val="18"/>
+          <w:szCs w:val="18"/>
+        </w:rPr>
         <w:t>,</w:t>
       </w:r>
       <w:r>
-        <w:rPr/>
+        <w:rPr>
+          <w:sz w:val="18"/>
+          <w:szCs w:val="18"/>
+        </w:rPr>
         <w:t>写在哪里取决于访问模式</w:t>
       </w:r>
     </w:p>
@@ -3062,38 +4907,65 @@
         <w:pStyle w:val="Normal"/>
         <w:bidi w:val="0"/>
         <w:jc w:val="start"/>
-        <w:rPr/>
-      </w:pPr>
-      <w:r>
-        <w:rPr/>
+        <w:rPr>
+          <w:sz w:val="18"/>
+          <w:szCs w:val="18"/>
+        </w:rPr>
+      </w:pPr>
+      <w:r>
+        <w:rPr>
+          <w:sz w:val="18"/>
+          <w:szCs w:val="18"/>
+        </w:rPr>
         <w:t xml:space="preserve">    </w:t>
       </w:r>
       <w:r>
-        <w:rPr/>
+        <w:rPr>
+          <w:sz w:val="18"/>
+          <w:szCs w:val="18"/>
+        </w:rPr>
         <w:t xml:space="preserve">return: </w:t>
       </w:r>
       <w:r>
-        <w:rPr/>
+        <w:rPr>
+          <w:sz w:val="18"/>
+          <w:szCs w:val="18"/>
+        </w:rPr>
         <w:t>成功返回非负整数</w:t>
       </w:r>
       <w:r>
-        <w:rPr/>
+        <w:rPr>
+          <w:sz w:val="18"/>
+          <w:szCs w:val="18"/>
+        </w:rPr>
         <w:t>(</w:t>
       </w:r>
       <w:r>
-        <w:rPr/>
+        <w:rPr>
+          <w:sz w:val="18"/>
+          <w:szCs w:val="18"/>
+        </w:rPr>
         <w:t>一般是</w:t>
       </w:r>
       <w:r>
-        <w:rPr/>
+        <w:rPr>
+          <w:sz w:val="18"/>
+          <w:szCs w:val="18"/>
+        </w:rPr>
         <w:t xml:space="preserve">0,1) </w:t>
       </w:r>
       <w:r>
-        <w:rPr/>
+        <w:rPr>
+          <w:sz w:val="18"/>
+          <w:szCs w:val="18"/>
+        </w:rPr>
         <w:t>失败返回</w:t>
       </w:r>
       <w:r>
-        <w:rPr/>
+        <w:rPr>
+          <w:sz w:val="18"/>
+          <w:szCs w:val="18"/>
+        </w:rPr>
         <w:t>EOF</w:t>
       </w:r>
     </w:p>
@@ -3102,14 +4974,23 @@
         <w:pStyle w:val="Normal"/>
         <w:bidi w:val="0"/>
         <w:jc w:val="start"/>
-        <w:rPr/>
-      </w:pPr>
-      <w:r>
-        <w:rPr/>
+        <w:rPr>
+          <w:sz w:val="18"/>
+          <w:szCs w:val="18"/>
+        </w:rPr>
+      </w:pPr>
+      <w:r>
+        <w:rPr>
+          <w:sz w:val="18"/>
+          <w:szCs w:val="18"/>
+        </w:rPr>
         <w:t xml:space="preserve">    </w:t>
       </w:r>
       <w:r>
-        <w:rPr/>
+        <w:rPr>
+          <w:sz w:val="18"/>
+          <w:szCs w:val="18"/>
+        </w:rPr>
         <w:t>int fputs (const char *__restrict __s, FILE *__restrict __stream)</w:t>
       </w:r>
     </w:p>
@@ -3118,14 +4999,23 @@
         <w:pStyle w:val="Normal"/>
         <w:bidi w:val="0"/>
         <w:jc w:val="start"/>
-        <w:rPr/>
-      </w:pPr>
-      <w:r>
-        <w:rPr/>
+        <w:rPr>
+          <w:sz w:val="18"/>
+          <w:szCs w:val="18"/>
+        </w:rPr>
+      </w:pPr>
+      <w:r>
+        <w:rPr>
+          <w:sz w:val="18"/>
+          <w:szCs w:val="18"/>
+        </w:rPr>
         <w:t xml:space="preserve">    </w:t>
       </w:r>
       <w:r>
-        <w:rPr/>
+        <w:rPr>
+          <w:sz w:val="18"/>
+          <w:szCs w:val="18"/>
+        </w:rPr>
         <w:t>*/</w:t>
       </w:r>
     </w:p>
@@ -3134,14 +5024,23 @@
         <w:pStyle w:val="Normal"/>
         <w:bidi w:val="0"/>
         <w:jc w:val="start"/>
-        <w:rPr/>
-      </w:pPr>
-      <w:r>
-        <w:rPr/>
+        <w:rPr>
+          <w:sz w:val="18"/>
+          <w:szCs w:val="18"/>
+        </w:rPr>
+      </w:pPr>
+      <w:r>
+        <w:rPr>
+          <w:sz w:val="18"/>
+          <w:szCs w:val="18"/>
+        </w:rPr>
         <w:t>例子：</w:t>
       </w:r>
       <w:r>
-        <w:rPr/>
+        <w:rPr>
+          <w:sz w:val="18"/>
+          <w:szCs w:val="18"/>
+        </w:rPr>
         <w:t>int puts_result = fputs("hello world\n", ioFile);</w:t>
       </w:r>
     </w:p>
@@ -3150,10 +5049,16 @@
         <w:pStyle w:val="Normal"/>
         <w:bidi w:val="0"/>
         <w:jc w:val="start"/>
-        <w:rPr/>
-      </w:pPr>
-      <w:r>
-        <w:rPr/>
+        <w:rPr>
+          <w:sz w:val="18"/>
+          <w:szCs w:val="18"/>
+        </w:rPr>
+      </w:pPr>
+      <w:r>
+        <w:rPr>
+          <w:sz w:val="18"/>
+          <w:szCs w:val="18"/>
+        </w:rPr>
         <w:t>只能输入固定字符串</w:t>
       </w:r>
     </w:p>
@@ -3162,10 +5067,33 @@
         <w:pStyle w:val="Normal"/>
         <w:bidi w:val="0"/>
         <w:jc w:val="start"/>
-        <w:rPr/>
-      </w:pPr>
-      <w:r>
-        <w:rPr/>
+        <w:rPr>
+          <w:sz w:val="18"/>
+          <w:szCs w:val="18"/>
+        </w:rPr>
+      </w:pPr>
+      <w:r>
+        <w:rPr>
+          <w:sz w:val="18"/>
+          <w:szCs w:val="18"/>
+        </w:rPr>
+      </w:r>
+    </w:p>
+    <w:p>
+      <w:pPr>
+        <w:pStyle w:val="Normal"/>
+        <w:bidi w:val="0"/>
+        <w:jc w:val="start"/>
+        <w:rPr>
+          <w:sz w:val="18"/>
+          <w:szCs w:val="18"/>
+        </w:rPr>
+      </w:pPr>
+      <w:r>
+        <w:rPr>
+          <w:sz w:val="18"/>
+          <w:szCs w:val="18"/>
+        </w:rPr>
       </w:r>
     </w:p>
     <w:p>
@@ -3176,14 +5104,23 @@
           <w:numId w:val="1"/>
         </w:numPr>
         <w:ind w:hanging="0" w:start="0"/>
-        <w:rPr/>
-      </w:pPr>
-      <w:r>
-        <w:rPr/>
+        <w:rPr>
+          <w:sz w:val="18"/>
+          <w:szCs w:val="18"/>
+        </w:rPr>
+      </w:pPr>
+      <w:r>
+        <w:rPr>
+          <w:sz w:val="18"/>
+          <w:szCs w:val="18"/>
+        </w:rPr>
         <w:t>fprintf</w:t>
       </w:r>
       <w:r>
-        <w:rPr/>
+        <w:rPr>
+          <w:sz w:val="18"/>
+          <w:szCs w:val="18"/>
+        </w:rPr>
         <w:t>函数使用</w:t>
       </w:r>
     </w:p>
@@ -3192,10 +5129,16 @@
         <w:pStyle w:val="Normal"/>
         <w:bidi w:val="0"/>
         <w:jc w:val="start"/>
-        <w:rPr/>
-      </w:pPr>
-      <w:r>
-        <w:rPr/>
+        <w:rPr>
+          <w:sz w:val="18"/>
+          <w:szCs w:val="18"/>
+        </w:rPr>
+      </w:pPr>
+      <w:r>
+        <w:rPr>
+          <w:sz w:val="18"/>
+          <w:szCs w:val="18"/>
+        </w:rPr>
         <w:t>/*</w:t>
       </w:r>
     </w:p>
@@ -3204,26 +5147,44 @@
         <w:pStyle w:val="Normal"/>
         <w:bidi w:val="0"/>
         <w:jc w:val="start"/>
-        <w:rPr/>
-      </w:pPr>
-      <w:r>
-        <w:rPr/>
+        <w:rPr>
+          <w:sz w:val="18"/>
+          <w:szCs w:val="18"/>
+        </w:rPr>
+      </w:pPr>
+      <w:r>
+        <w:rPr>
+          <w:sz w:val="18"/>
+          <w:szCs w:val="18"/>
+        </w:rPr>
         <w:t xml:space="preserve">    </w:t>
       </w:r>
       <w:r>
-        <w:rPr/>
+        <w:rPr>
+          <w:sz w:val="18"/>
+          <w:szCs w:val="18"/>
+        </w:rPr>
         <w:t xml:space="preserve">FILE *__restrict __stream: </w:t>
       </w:r>
       <w:r>
-        <w:rPr/>
+        <w:rPr>
+          <w:sz w:val="18"/>
+          <w:szCs w:val="18"/>
+        </w:rPr>
         <w:t>要写入的文件</w:t>
       </w:r>
       <w:r>
-        <w:rPr/>
+        <w:rPr>
+          <w:sz w:val="18"/>
+          <w:szCs w:val="18"/>
+        </w:rPr>
         <w:t>,</w:t>
       </w:r>
       <w:r>
-        <w:rPr/>
+        <w:rPr>
+          <w:sz w:val="18"/>
+          <w:szCs w:val="18"/>
+        </w:rPr>
         <w:t>写在哪里取决于访问模式</w:t>
       </w:r>
     </w:p>
@@ -3232,18 +5193,30 @@
         <w:pStyle w:val="Normal"/>
         <w:bidi w:val="0"/>
         <w:jc w:val="start"/>
-        <w:rPr/>
-      </w:pPr>
-      <w:r>
-        <w:rPr/>
+        <w:rPr>
+          <w:sz w:val="18"/>
+          <w:szCs w:val="18"/>
+        </w:rPr>
+      </w:pPr>
+      <w:r>
+        <w:rPr>
+          <w:sz w:val="18"/>
+          <w:szCs w:val="18"/>
+        </w:rPr>
         <w:t xml:space="preserve">    </w:t>
       </w:r>
       <w:r>
-        <w:rPr/>
+        <w:rPr>
+          <w:sz w:val="18"/>
+          <w:szCs w:val="18"/>
+        </w:rPr>
         <w:t xml:space="preserve">char *__restrict __fmt: </w:t>
       </w:r>
       <w:r>
-        <w:rPr/>
+        <w:rPr>
+          <w:sz w:val="18"/>
+          <w:szCs w:val="18"/>
+        </w:rPr>
         <w:t>格式化字符串</w:t>
       </w:r>
     </w:p>
@@ -3252,18 +5225,30 @@
         <w:pStyle w:val="Normal"/>
         <w:bidi w:val="0"/>
         <w:jc w:val="start"/>
-        <w:rPr/>
-      </w:pPr>
-      <w:r>
-        <w:rPr/>
+        <w:rPr>
+          <w:sz w:val="18"/>
+          <w:szCs w:val="18"/>
+        </w:rPr>
+      </w:pPr>
+      <w:r>
+        <w:rPr>
+          <w:sz w:val="18"/>
+          <w:szCs w:val="18"/>
+        </w:rPr>
         <w:t xml:space="preserve">    </w:t>
       </w:r>
       <w:r>
-        <w:rPr/>
+        <w:rPr>
+          <w:sz w:val="18"/>
+          <w:szCs w:val="18"/>
+        </w:rPr>
         <w:t xml:space="preserve">...: </w:t>
       </w:r>
       <w:r>
-        <w:rPr/>
+        <w:rPr>
+          <w:sz w:val="18"/>
+          <w:szCs w:val="18"/>
+        </w:rPr>
         <w:t>变长参数列表</w:t>
       </w:r>
     </w:p>
@@ -3272,38 +5257,65 @@
         <w:pStyle w:val="Normal"/>
         <w:bidi w:val="0"/>
         <w:jc w:val="start"/>
-        <w:rPr/>
-      </w:pPr>
-      <w:r>
-        <w:rPr/>
+        <w:rPr>
+          <w:sz w:val="18"/>
+          <w:szCs w:val="18"/>
+        </w:rPr>
+      </w:pPr>
+      <w:r>
+        <w:rPr>
+          <w:sz w:val="18"/>
+          <w:szCs w:val="18"/>
+        </w:rPr>
         <w:t xml:space="preserve">    </w:t>
       </w:r>
       <w:r>
-        <w:rPr/>
+        <w:rPr>
+          <w:sz w:val="18"/>
+          <w:szCs w:val="18"/>
+        </w:rPr>
         <w:t xml:space="preserve">return: </w:t>
       </w:r>
       <w:r>
-        <w:rPr/>
+        <w:rPr>
+          <w:sz w:val="18"/>
+          <w:szCs w:val="18"/>
+        </w:rPr>
         <w:t>成功返回正整数</w:t>
       </w:r>
       <w:r>
-        <w:rPr/>
+        <w:rPr>
+          <w:sz w:val="18"/>
+          <w:szCs w:val="18"/>
+        </w:rPr>
         <w:t>(</w:t>
       </w:r>
       <w:r>
-        <w:rPr/>
+        <w:rPr>
+          <w:sz w:val="18"/>
+          <w:szCs w:val="18"/>
+        </w:rPr>
         <w:t>写入字符总数不包含换行符</w:t>
       </w:r>
       <w:r>
-        <w:rPr/>
+        <w:rPr>
+          <w:sz w:val="18"/>
+          <w:szCs w:val="18"/>
+        </w:rPr>
         <w:t xml:space="preserve">) </w:t>
       </w:r>
       <w:r>
-        <w:rPr/>
+        <w:rPr>
+          <w:sz w:val="18"/>
+          <w:szCs w:val="18"/>
+        </w:rPr>
         <w:t>失败返回</w:t>
       </w:r>
       <w:r>
-        <w:rPr/>
+        <w:rPr>
+          <w:sz w:val="18"/>
+          <w:szCs w:val="18"/>
+        </w:rPr>
         <w:t>EOF</w:t>
       </w:r>
     </w:p>
@@ -3312,14 +5324,23 @@
         <w:pStyle w:val="Normal"/>
         <w:bidi w:val="0"/>
         <w:jc w:val="start"/>
-        <w:rPr/>
-      </w:pPr>
-      <w:r>
-        <w:rPr/>
+        <w:rPr>
+          <w:sz w:val="18"/>
+          <w:szCs w:val="18"/>
+        </w:rPr>
+      </w:pPr>
+      <w:r>
+        <w:rPr>
+          <w:sz w:val="18"/>
+          <w:szCs w:val="18"/>
+        </w:rPr>
         <w:t xml:space="preserve">    </w:t>
       </w:r>
       <w:r>
-        <w:rPr/>
+        <w:rPr>
+          <w:sz w:val="18"/>
+          <w:szCs w:val="18"/>
+        </w:rPr>
         <w:t>fprintf (FILE *__restrict __stream, const char *__restrict __fmt, ...)</w:t>
       </w:r>
     </w:p>
@@ -3328,14 +5349,23 @@
         <w:pStyle w:val="Normal"/>
         <w:bidi w:val="0"/>
         <w:jc w:val="start"/>
-        <w:rPr/>
-      </w:pPr>
-      <w:r>
-        <w:rPr/>
+        <w:rPr>
+          <w:sz w:val="18"/>
+          <w:szCs w:val="18"/>
+        </w:rPr>
+      </w:pPr>
+      <w:r>
+        <w:rPr>
+          <w:sz w:val="18"/>
+          <w:szCs w:val="18"/>
+        </w:rPr>
         <w:t xml:space="preserve">    </w:t>
       </w:r>
       <w:r>
-        <w:rPr/>
+        <w:rPr>
+          <w:sz w:val="18"/>
+          <w:szCs w:val="18"/>
+        </w:rPr>
         <w:t>*/</w:t>
       </w:r>
     </w:p>
@@ -3344,14 +5374,23 @@
         <w:pStyle w:val="Normal"/>
         <w:bidi w:val="0"/>
         <w:jc w:val="start"/>
-        <w:rPr/>
-      </w:pPr>
-      <w:r>
-        <w:rPr/>
+        <w:rPr>
+          <w:sz w:val="18"/>
+          <w:szCs w:val="18"/>
+        </w:rPr>
+      </w:pPr>
+      <w:r>
+        <w:rPr>
+          <w:sz w:val="18"/>
+          <w:szCs w:val="18"/>
+        </w:rPr>
         <w:t>例子：</w:t>
       </w:r>
       <w:r>
-        <w:rPr/>
+        <w:rPr>
+          <w:sz w:val="18"/>
+          <w:szCs w:val="18"/>
+        </w:rPr>
         <w:t>int puts_result = fprintf(ioFile, "hello world %d\n", 123);</w:t>
       </w:r>
     </w:p>
@@ -3360,18 +5399,30 @@
         <w:pStyle w:val="Normal"/>
         <w:bidi w:val="0"/>
         <w:jc w:val="start"/>
-        <w:rPr/>
-      </w:pPr>
-      <w:r>
-        <w:rPr/>
+        <w:rPr>
+          <w:sz w:val="18"/>
+          <w:szCs w:val="18"/>
+        </w:rPr>
+      </w:pPr>
+      <w:r>
+        <w:rPr>
+          <w:sz w:val="18"/>
+          <w:szCs w:val="18"/>
+        </w:rPr>
         <w:t>运行逻辑和</w:t>
       </w:r>
       <w:r>
-        <w:rPr/>
+        <w:rPr>
+          <w:sz w:val="18"/>
+          <w:szCs w:val="18"/>
+        </w:rPr>
         <w:t>printf</w:t>
       </w:r>
       <w:r>
-        <w:rPr/>
+        <w:rPr>
+          <w:sz w:val="18"/>
+          <w:szCs w:val="18"/>
+        </w:rPr>
         <w:t>很像，字符串可灵活变更内部数据</w:t>
       </w:r>
     </w:p>
@@ -3380,10 +5431,16 @@
         <w:pStyle w:val="Normal"/>
         <w:bidi w:val="0"/>
         <w:jc w:val="start"/>
-        <w:rPr/>
-      </w:pPr>
-      <w:r>
-        <w:rPr/>
+        <w:rPr>
+          <w:sz w:val="18"/>
+          <w:szCs w:val="18"/>
+        </w:rPr>
+      </w:pPr>
+      <w:r>
+        <w:rPr>
+          <w:sz w:val="18"/>
+          <w:szCs w:val="18"/>
+        </w:rPr>
       </w:r>
     </w:p>
     <w:p>
@@ -3394,14 +5451,23 @@
           <w:numId w:val="1"/>
         </w:numPr>
         <w:ind w:hanging="0" w:start="0"/>
-        <w:rPr/>
-      </w:pPr>
-      <w:r>
-        <w:rPr/>
+        <w:rPr>
+          <w:sz w:val="18"/>
+          <w:szCs w:val="18"/>
+        </w:rPr>
+      </w:pPr>
+      <w:r>
+        <w:rPr>
+          <w:sz w:val="18"/>
+          <w:szCs w:val="18"/>
+        </w:rPr>
         <w:t>fgetc</w:t>
       </w:r>
       <w:r>
-        <w:rPr/>
+        <w:rPr>
+          <w:sz w:val="18"/>
+          <w:szCs w:val="18"/>
+        </w:rPr>
         <w:t>函数使用</w:t>
       </w:r>
     </w:p>
@@ -3410,14 +5476,23 @@
         <w:pStyle w:val="Normal"/>
         <w:bidi w:val="0"/>
         <w:jc w:val="start"/>
-        <w:rPr/>
-      </w:pPr>
-      <w:r>
-        <w:rPr/>
+        <w:rPr>
+          <w:sz w:val="18"/>
+          <w:szCs w:val="18"/>
+        </w:rPr>
+      </w:pPr>
+      <w:r>
+        <w:rPr>
+          <w:sz w:val="18"/>
+          <w:szCs w:val="18"/>
+        </w:rPr>
         <w:t xml:space="preserve">    </w:t>
       </w:r>
       <w:r>
-        <w:rPr/>
+        <w:rPr>
+          <w:sz w:val="18"/>
+          <w:szCs w:val="18"/>
+        </w:rPr>
         <w:t>/*</w:t>
       </w:r>
     </w:p>
@@ -3426,18 +5501,30 @@
         <w:pStyle w:val="Normal"/>
         <w:bidi w:val="0"/>
         <w:jc w:val="start"/>
-        <w:rPr/>
-      </w:pPr>
-      <w:r>
-        <w:rPr/>
+        <w:rPr>
+          <w:sz w:val="18"/>
+          <w:szCs w:val="18"/>
+        </w:rPr>
+      </w:pPr>
+      <w:r>
+        <w:rPr>
+          <w:sz w:val="18"/>
+          <w:szCs w:val="18"/>
+        </w:rPr>
         <w:t xml:space="preserve">    </w:t>
       </w:r>
       <w:r>
-        <w:rPr/>
+        <w:rPr>
+          <w:sz w:val="18"/>
+          <w:szCs w:val="18"/>
+        </w:rPr>
         <w:t xml:space="preserve">FILE *__stream: </w:t>
       </w:r>
       <w:r>
-        <w:rPr/>
+        <w:rPr>
+          <w:sz w:val="18"/>
+          <w:szCs w:val="18"/>
+        </w:rPr>
         <w:t>需要读取的文件</w:t>
       </w:r>
     </w:p>
@@ -3446,22 +5533,37 @@
         <w:pStyle w:val="Normal"/>
         <w:bidi w:val="0"/>
         <w:jc w:val="start"/>
-        <w:rPr/>
-      </w:pPr>
-      <w:r>
-        <w:rPr/>
+        <w:rPr>
+          <w:sz w:val="18"/>
+          <w:szCs w:val="18"/>
+        </w:rPr>
+      </w:pPr>
+      <w:r>
+        <w:rPr>
+          <w:sz w:val="18"/>
+          <w:szCs w:val="18"/>
+        </w:rPr>
         <w:t xml:space="preserve">    </w:t>
       </w:r>
       <w:r>
-        <w:rPr/>
+        <w:rPr>
+          <w:sz w:val="18"/>
+          <w:szCs w:val="18"/>
+        </w:rPr>
         <w:t>return</w:t>
       </w:r>
       <w:r>
-        <w:rPr/>
+        <w:rPr>
+          <w:sz w:val="18"/>
+          <w:szCs w:val="18"/>
+        </w:rPr>
         <w:t>： 读取的一个字节 到文件结尾或出错返回</w:t>
       </w:r>
       <w:r>
-        <w:rPr/>
+        <w:rPr>
+          <w:sz w:val="18"/>
+          <w:szCs w:val="18"/>
+        </w:rPr>
         <w:t>EOF</w:t>
       </w:r>
     </w:p>
@@ -3470,14 +5572,23 @@
         <w:pStyle w:val="Normal"/>
         <w:bidi w:val="0"/>
         <w:jc w:val="start"/>
-        <w:rPr/>
-      </w:pPr>
-      <w:r>
-        <w:rPr/>
+        <w:rPr>
+          <w:sz w:val="18"/>
+          <w:szCs w:val="18"/>
+        </w:rPr>
+      </w:pPr>
+      <w:r>
+        <w:rPr>
+          <w:sz w:val="18"/>
+          <w:szCs w:val="18"/>
+        </w:rPr>
         <w:t xml:space="preserve">    </w:t>
       </w:r>
       <w:r>
-        <w:rPr/>
+        <w:rPr>
+          <w:sz w:val="18"/>
+          <w:szCs w:val="18"/>
+        </w:rPr>
         <w:t>int fgetc (FILE *__stream)</w:t>
       </w:r>
     </w:p>
@@ -3486,14 +5597,23 @@
         <w:pStyle w:val="Normal"/>
         <w:bidi w:val="0"/>
         <w:jc w:val="start"/>
-        <w:rPr/>
-      </w:pPr>
-      <w:r>
-        <w:rPr/>
+        <w:rPr>
+          <w:sz w:val="18"/>
+          <w:szCs w:val="18"/>
+        </w:rPr>
+      </w:pPr>
+      <w:r>
+        <w:rPr>
+          <w:sz w:val="18"/>
+          <w:szCs w:val="18"/>
+        </w:rPr>
         <w:t xml:space="preserve">    </w:t>
       </w:r>
       <w:r>
-        <w:rPr/>
+        <w:rPr>
+          <w:sz w:val="18"/>
+          <w:szCs w:val="18"/>
+        </w:rPr>
         <w:t>*/</w:t>
       </w:r>
     </w:p>
@@ -3504,13 +5624,15 @@
         <w:shd w:val="clear" w:color="auto" w:fill="ECECEC"/>
         <w:spacing w:lineRule="atLeast" w:line="285"/>
         <w:rPr>
-          <w:rFonts w:ascii="Consolas" w:hAnsi="Consolas" w:eastAsia="Consolas" w:cs="Consolas"/>
-          <w:color w:val="3B3B3B"/>
-          <w:szCs w:val="21"/>
-        </w:rPr>
-      </w:pPr>
-      <w:r>
-        <w:rPr/>
+          <w:sz w:val="18"/>
+          <w:szCs w:val="18"/>
+        </w:rPr>
+      </w:pPr>
+      <w:r>
+        <w:rPr>
+          <w:sz w:val="18"/>
+          <w:szCs w:val="18"/>
+        </w:rPr>
         <w:t>例子：</w:t>
       </w:r>
       <w:r>
@@ -3518,7 +5640,8 @@
           <w:rFonts w:eastAsia="Consolas" w:cs="Consolas" w:ascii="Consolas" w:hAnsi="Consolas"/>
           <w:color w:val="0000FF"/>
           <w:kern w:val="0"/>
-          <w:szCs w:val="21"/>
+          <w:sz w:val="18"/>
+          <w:szCs w:val="18"/>
           <w:shd w:fill="ECECEC" w:val="clear"/>
           <w:lang w:bidi="ar-SA"/>
         </w:rPr>
@@ -3529,7 +5652,8 @@
           <w:rFonts w:eastAsia="Consolas" w:cs="Consolas" w:ascii="Consolas" w:hAnsi="Consolas"/>
           <w:color w:val="3B3B3B"/>
           <w:kern w:val="0"/>
-          <w:szCs w:val="21"/>
+          <w:sz w:val="18"/>
+          <w:szCs w:val="18"/>
           <w:shd w:fill="ECECEC" w:val="clear"/>
           <w:lang w:bidi="ar-SA"/>
         </w:rPr>
@@ -3540,7 +5664,8 @@
           <w:rFonts w:eastAsia="Consolas" w:cs="Consolas" w:ascii="Consolas" w:hAnsi="Consolas"/>
           <w:color w:val="001080"/>
           <w:kern w:val="0"/>
-          <w:szCs w:val="21"/>
+          <w:sz w:val="18"/>
+          <w:szCs w:val="18"/>
           <w:shd w:fill="ECECEC" w:val="clear"/>
           <w:lang w:bidi="ar-SA"/>
         </w:rPr>
@@ -3551,7 +5676,8 @@
           <w:rFonts w:eastAsia="Consolas" w:cs="Consolas" w:ascii="Consolas" w:hAnsi="Consolas"/>
           <w:color w:val="3B3B3B"/>
           <w:kern w:val="0"/>
-          <w:szCs w:val="21"/>
+          <w:sz w:val="18"/>
+          <w:szCs w:val="18"/>
           <w:shd w:fill="ECECEC" w:val="clear"/>
           <w:lang w:bidi="ar-SA"/>
         </w:rPr>
@@ -3562,7 +5688,8 @@
           <w:rFonts w:eastAsia="Consolas" w:cs="Consolas" w:ascii="Consolas" w:hAnsi="Consolas"/>
           <w:color w:val="000000"/>
           <w:kern w:val="0"/>
-          <w:szCs w:val="21"/>
+          <w:sz w:val="18"/>
+          <w:szCs w:val="18"/>
           <w:shd w:fill="ECECEC" w:val="clear"/>
           <w:lang w:bidi="ar-SA"/>
         </w:rPr>
@@ -3573,7 +5700,8 @@
           <w:rFonts w:eastAsia="Consolas" w:cs="Consolas" w:ascii="Consolas" w:hAnsi="Consolas"/>
           <w:color w:val="3B3B3B"/>
           <w:kern w:val="0"/>
-          <w:szCs w:val="21"/>
+          <w:sz w:val="18"/>
+          <w:szCs w:val="18"/>
           <w:shd w:fill="ECECEC" w:val="clear"/>
           <w:lang w:bidi="ar-SA"/>
         </w:rPr>
@@ -3584,7 +5712,8 @@
           <w:rFonts w:eastAsia="Consolas" w:cs="Consolas" w:ascii="Consolas" w:hAnsi="Consolas"/>
           <w:color w:val="795E26"/>
           <w:kern w:val="0"/>
-          <w:szCs w:val="21"/>
+          <w:sz w:val="18"/>
+          <w:szCs w:val="18"/>
           <w:shd w:fill="ECECEC" w:val="clear"/>
           <w:lang w:bidi="ar-SA"/>
         </w:rPr>
@@ -3595,7 +5724,8 @@
           <w:rFonts w:eastAsia="Consolas" w:cs="Consolas" w:ascii="Consolas" w:hAnsi="Consolas"/>
           <w:color w:val="3B3B3B"/>
           <w:kern w:val="0"/>
-          <w:szCs w:val="21"/>
+          <w:sz w:val="18"/>
+          <w:szCs w:val="18"/>
           <w:shd w:fill="ECECEC" w:val="clear"/>
           <w:lang w:bidi="ar-SA"/>
         </w:rPr>
@@ -3607,21 +5737,33 @@
         <w:pStyle w:val="Normal"/>
         <w:bidi w:val="0"/>
         <w:jc w:val="start"/>
-        <w:rPr/>
-      </w:pPr>
-      <w:r>
-        <w:rPr/>
-      </w:r>
-    </w:p>
-    <w:p>
-      <w:pPr>
-        <w:pStyle w:val="Normal"/>
-        <w:bidi w:val="0"/>
-        <w:jc w:val="start"/>
-        <w:rPr/>
-      </w:pPr>
-      <w:r>
-        <w:rPr/>
+        <w:rPr>
+          <w:sz w:val="18"/>
+          <w:szCs w:val="18"/>
+        </w:rPr>
+      </w:pPr>
+      <w:r>
+        <w:rPr>
+          <w:sz w:val="18"/>
+          <w:szCs w:val="18"/>
+        </w:rPr>
+      </w:r>
+    </w:p>
+    <w:p>
+      <w:pPr>
+        <w:pStyle w:val="Normal"/>
+        <w:bidi w:val="0"/>
+        <w:jc w:val="start"/>
+        <w:rPr>
+          <w:sz w:val="18"/>
+          <w:szCs w:val="18"/>
+        </w:rPr>
+      </w:pPr>
+      <w:r>
+        <w:rPr>
+          <w:sz w:val="18"/>
+          <w:szCs w:val="18"/>
+        </w:rPr>
       </w:r>
     </w:p>
     <w:p>
@@ -3632,14 +5774,23 @@
           <w:numId w:val="1"/>
         </w:numPr>
         <w:ind w:hanging="0" w:start="0"/>
-        <w:rPr/>
-      </w:pPr>
-      <w:r>
-        <w:rPr/>
+        <w:rPr>
+          <w:sz w:val="18"/>
+          <w:szCs w:val="18"/>
+        </w:rPr>
+      </w:pPr>
+      <w:r>
+        <w:rPr>
+          <w:sz w:val="18"/>
+          <w:szCs w:val="18"/>
+        </w:rPr>
         <w:t>fgets</w:t>
       </w:r>
       <w:r>
-        <w:rPr/>
+        <w:rPr>
+          <w:sz w:val="18"/>
+          <w:szCs w:val="18"/>
+        </w:rPr>
         <w:t>函数使用</w:t>
       </w:r>
     </w:p>
@@ -3648,14 +5799,23 @@
         <w:pStyle w:val="Normal"/>
         <w:bidi w:val="0"/>
         <w:jc w:val="start"/>
-        <w:rPr/>
-      </w:pPr>
-      <w:r>
-        <w:rPr/>
+        <w:rPr>
+          <w:sz w:val="18"/>
+          <w:szCs w:val="18"/>
+        </w:rPr>
+      </w:pPr>
+      <w:r>
+        <w:rPr>
+          <w:sz w:val="18"/>
+          <w:szCs w:val="18"/>
+        </w:rPr>
         <w:t xml:space="preserve">    </w:t>
       </w:r>
       <w:r>
-        <w:rPr/>
+        <w:rPr>
+          <w:sz w:val="18"/>
+          <w:szCs w:val="18"/>
+        </w:rPr>
         <w:t>/*</w:t>
       </w:r>
     </w:p>
@@ -3664,18 +5824,30 @@
         <w:pStyle w:val="Normal"/>
         <w:bidi w:val="0"/>
         <w:jc w:val="start"/>
-        <w:rPr/>
-      </w:pPr>
-      <w:r>
-        <w:rPr/>
+        <w:rPr>
+          <w:sz w:val="18"/>
+          <w:szCs w:val="18"/>
+        </w:rPr>
+      </w:pPr>
+      <w:r>
+        <w:rPr>
+          <w:sz w:val="18"/>
+          <w:szCs w:val="18"/>
+        </w:rPr>
         <w:t xml:space="preserve">    </w:t>
       </w:r>
       <w:r>
-        <w:rPr/>
+        <w:rPr>
+          <w:sz w:val="18"/>
+          <w:szCs w:val="18"/>
+        </w:rPr>
         <w:t xml:space="preserve">char *__restrict __s: </w:t>
       </w:r>
       <w:r>
-        <w:rPr/>
+        <w:rPr>
+          <w:sz w:val="18"/>
+          <w:szCs w:val="18"/>
+        </w:rPr>
         <w:t>接收读取的数据字符串</w:t>
       </w:r>
     </w:p>
@@ -3684,18 +5856,30 @@
         <w:pStyle w:val="Normal"/>
         <w:bidi w:val="0"/>
         <w:jc w:val="start"/>
-        <w:rPr/>
-      </w:pPr>
-      <w:r>
-        <w:rPr/>
+        <w:rPr>
+          <w:sz w:val="18"/>
+          <w:szCs w:val="18"/>
+        </w:rPr>
+      </w:pPr>
+      <w:r>
+        <w:rPr>
+          <w:sz w:val="18"/>
+          <w:szCs w:val="18"/>
+        </w:rPr>
         <w:t xml:space="preserve">    </w:t>
       </w:r>
       <w:r>
-        <w:rPr/>
+        <w:rPr>
+          <w:sz w:val="18"/>
+          <w:szCs w:val="18"/>
+        </w:rPr>
         <w:t xml:space="preserve">int __n: </w:t>
       </w:r>
       <w:r>
-        <w:rPr/>
+        <w:rPr>
+          <w:sz w:val="18"/>
+          <w:szCs w:val="18"/>
+        </w:rPr>
         <w:t>能够接收数据的长度</w:t>
       </w:r>
     </w:p>
@@ -3704,18 +5888,30 @@
         <w:pStyle w:val="Normal"/>
         <w:bidi w:val="0"/>
         <w:jc w:val="start"/>
-        <w:rPr/>
-      </w:pPr>
-      <w:r>
-        <w:rPr/>
+        <w:rPr>
+          <w:sz w:val="18"/>
+          <w:szCs w:val="18"/>
+        </w:rPr>
+      </w:pPr>
+      <w:r>
+        <w:rPr>
+          <w:sz w:val="18"/>
+          <w:szCs w:val="18"/>
+        </w:rPr>
         <w:t xml:space="preserve">    </w:t>
       </w:r>
       <w:r>
-        <w:rPr/>
+        <w:rPr>
+          <w:sz w:val="18"/>
+          <w:szCs w:val="18"/>
+        </w:rPr>
         <w:t xml:space="preserve">FILE *__restrict __stream: </w:t>
       </w:r>
       <w:r>
-        <w:rPr/>
+        <w:rPr>
+          <w:sz w:val="18"/>
+          <w:szCs w:val="18"/>
+        </w:rPr>
         <w:t>需要读取的文件</w:t>
       </w:r>
     </w:p>
@@ -3724,30 +5920,51 @@
         <w:pStyle w:val="Normal"/>
         <w:bidi w:val="0"/>
         <w:jc w:val="start"/>
-        <w:rPr/>
-      </w:pPr>
-      <w:r>
-        <w:rPr/>
+        <w:rPr>
+          <w:sz w:val="18"/>
+          <w:szCs w:val="18"/>
+        </w:rPr>
+      </w:pPr>
+      <w:r>
+        <w:rPr>
+          <w:sz w:val="18"/>
+          <w:szCs w:val="18"/>
+        </w:rPr>
         <w:t xml:space="preserve">    </w:t>
       </w:r>
       <w:r>
-        <w:rPr/>
+        <w:rPr>
+          <w:sz w:val="18"/>
+          <w:szCs w:val="18"/>
+        </w:rPr>
         <w:t xml:space="preserve">return: </w:t>
       </w:r>
       <w:r>
-        <w:rPr/>
+        <w:rPr>
+          <w:sz w:val="18"/>
+          <w:szCs w:val="18"/>
+        </w:rPr>
         <w:t>成功返回字符串 失败返回</w:t>
       </w:r>
       <w:r>
-        <w:rPr/>
+        <w:rPr>
+          <w:sz w:val="18"/>
+          <w:szCs w:val="18"/>
+        </w:rPr>
         <w:t>NULL(</w:t>
       </w:r>
       <w:r>
-        <w:rPr/>
+        <w:rPr>
+          <w:sz w:val="18"/>
+          <w:szCs w:val="18"/>
+        </w:rPr>
         <w:t>可以直接用于</w:t>
       </w:r>
       <w:r>
-        <w:rPr/>
+        <w:rPr>
+          <w:sz w:val="18"/>
+          <w:szCs w:val="18"/>
+        </w:rPr>
         <w:t>while)</w:t>
       </w:r>
     </w:p>
@@ -3756,14 +5973,23 @@
         <w:pStyle w:val="Normal"/>
         <w:bidi w:val="0"/>
         <w:jc w:val="start"/>
-        <w:rPr/>
-      </w:pPr>
-      <w:r>
-        <w:rPr/>
+        <w:rPr>
+          <w:sz w:val="18"/>
+          <w:szCs w:val="18"/>
+        </w:rPr>
+      </w:pPr>
+      <w:r>
+        <w:rPr>
+          <w:sz w:val="18"/>
+          <w:szCs w:val="18"/>
+        </w:rPr>
         <w:t xml:space="preserve">    </w:t>
       </w:r>
       <w:r>
-        <w:rPr/>
+        <w:rPr>
+          <w:sz w:val="18"/>
+          <w:szCs w:val="18"/>
+        </w:rPr>
         <w:t>fgets (char *__restrict __s, int __n, FILE *__restrict __stream)</w:t>
       </w:r>
     </w:p>
@@ -3772,14 +5998,23 @@
         <w:pStyle w:val="Normal"/>
         <w:bidi w:val="0"/>
         <w:jc w:val="start"/>
-        <w:rPr/>
-      </w:pPr>
-      <w:r>
-        <w:rPr/>
+        <w:rPr>
+          <w:sz w:val="18"/>
+          <w:szCs w:val="18"/>
+        </w:rPr>
+      </w:pPr>
+      <w:r>
+        <w:rPr>
+          <w:sz w:val="18"/>
+          <w:szCs w:val="18"/>
+        </w:rPr>
         <w:t xml:space="preserve">    </w:t>
       </w:r>
       <w:r>
-        <w:rPr/>
+        <w:rPr>
+          <w:sz w:val="18"/>
+          <w:szCs w:val="18"/>
+        </w:rPr>
         <w:t>*/</w:t>
       </w:r>
     </w:p>
@@ -3788,14 +6023,23 @@
         <w:pStyle w:val="Normal"/>
         <w:bidi w:val="0"/>
         <w:jc w:val="start"/>
-        <w:rPr/>
-      </w:pPr>
-      <w:r>
-        <w:rPr/>
+        <w:rPr>
+          <w:sz w:val="18"/>
+          <w:szCs w:val="18"/>
+        </w:rPr>
+      </w:pPr>
+      <w:r>
+        <w:rPr>
+          <w:sz w:val="18"/>
+          <w:szCs w:val="18"/>
+        </w:rPr>
         <w:t>例子：</w:t>
       </w:r>
       <w:r>
-        <w:rPr/>
+        <w:rPr>
+          <w:sz w:val="18"/>
+          <w:szCs w:val="18"/>
+        </w:rPr>
         <w:t>while(fgets(buffer, 100, ioFile) != NULL)</w:t>
       </w:r>
     </w:p>
@@ -3804,10 +6048,16 @@
         <w:pStyle w:val="Normal"/>
         <w:bidi w:val="0"/>
         <w:jc w:val="start"/>
-        <w:rPr/>
-      </w:pPr>
-      <w:r>
-        <w:rPr/>
+        <w:rPr>
+          <w:sz w:val="18"/>
+          <w:szCs w:val="18"/>
+        </w:rPr>
+      </w:pPr>
+      <w:r>
+        <w:rPr>
+          <w:sz w:val="18"/>
+          <w:szCs w:val="18"/>
+        </w:rPr>
         <w:t>该函数执行时会判断以下条件，满足一个就会判定读完一个字符</w:t>
       </w:r>
     </w:p>
@@ -3830,6 +6080,8 @@
           <w:rStyle w:val="Strong"/>
           <w:b w:val="false"/>
           <w:bCs w:val="false"/>
+          <w:sz w:val="18"/>
+          <w:szCs w:val="18"/>
         </w:rPr>
         <w:t>检测换行符</w:t>
       </w:r>
@@ -3837,6 +6089,8 @@
         <w:rPr>
           <w:b w:val="false"/>
           <w:bCs w:val="false"/>
+          <w:sz w:val="18"/>
+          <w:szCs w:val="18"/>
         </w:rPr>
         <w:t xml:space="preserve"> </w:t>
       </w:r>
@@ -3845,6 +6099,8 @@
           <w:rStyle w:val="Style11"/>
           <w:b w:val="false"/>
           <w:bCs w:val="false"/>
+          <w:sz w:val="18"/>
+          <w:szCs w:val="18"/>
         </w:rPr>
         <w:t>\n</w:t>
       </w:r>
@@ -3852,6 +6108,8 @@
         <w:rPr>
           <w:b w:val="false"/>
           <w:bCs w:val="false"/>
+          <w:sz w:val="18"/>
+          <w:szCs w:val="18"/>
         </w:rPr>
         <w:t>。</w:t>
       </w:r>
@@ -3875,6 +6133,8 @@
           <w:rStyle w:val="Strong"/>
           <w:b w:val="false"/>
           <w:bCs w:val="false"/>
+          <w:sz w:val="18"/>
+          <w:szCs w:val="18"/>
         </w:rPr>
         <w:t>检测已读字符数是否达到上限</w:t>
       </w:r>
@@ -3882,6 +6142,8 @@
         <w:rPr>
           <w:b w:val="false"/>
           <w:bCs w:val="false"/>
+          <w:sz w:val="18"/>
+          <w:szCs w:val="18"/>
         </w:rPr>
         <w:t>。</w:t>
       </w:r>
@@ -3905,6 +6167,8 @@
           <w:rStyle w:val="Strong"/>
           <w:b w:val="false"/>
           <w:bCs w:val="false"/>
+          <w:sz w:val="18"/>
+          <w:szCs w:val="18"/>
         </w:rPr>
         <w:t>检测文件末尾</w:t>
       </w:r>
@@ -3912,6 +6176,8 @@
         <w:rPr>
           <w:b w:val="false"/>
           <w:bCs w:val="false"/>
+          <w:sz w:val="18"/>
+          <w:szCs w:val="18"/>
         </w:rPr>
         <w:t xml:space="preserve"> </w:t>
       </w:r>
@@ -3919,6 +6185,8 @@
         <w:rPr>
           <w:b w:val="false"/>
           <w:bCs w:val="false"/>
+          <w:sz w:val="18"/>
+          <w:szCs w:val="18"/>
         </w:rPr>
         <w:t>(End-of-File)</w:t>
       </w:r>
@@ -3926,6 +6194,8 @@
         <w:rPr>
           <w:b w:val="false"/>
           <w:bCs w:val="false"/>
+          <w:sz w:val="18"/>
+          <w:szCs w:val="18"/>
         </w:rPr>
         <w:t>。</w:t>
       </w:r>
@@ -3936,24 +6206,34 @@
         <w:rPr>
           <w:b w:val="false"/>
           <w:bCs w:val="false"/>
+          <w:sz w:val="18"/>
+          <w:szCs w:val="18"/>
         </w:rPr>
       </w:pPr>
       <w:r>
         <w:rPr>
           <w:b w:val="false"/>
           <w:bCs w:val="false"/>
-        </w:rPr>
-      </w:r>
-    </w:p>
-    <w:p>
-      <w:pPr>
-        <w:pStyle w:val="Normal"/>
-        <w:bidi w:val="0"/>
-        <w:jc w:val="start"/>
-        <w:rPr/>
-      </w:pPr>
-      <w:r>
-        <w:rPr/>
+          <w:sz w:val="18"/>
+          <w:szCs w:val="18"/>
+        </w:rPr>
+      </w:r>
+    </w:p>
+    <w:p>
+      <w:pPr>
+        <w:pStyle w:val="Normal"/>
+        <w:bidi w:val="0"/>
+        <w:jc w:val="start"/>
+        <w:rPr>
+          <w:sz w:val="18"/>
+          <w:szCs w:val="18"/>
+        </w:rPr>
+      </w:pPr>
+      <w:r>
+        <w:rPr>
+          <w:sz w:val="18"/>
+          <w:szCs w:val="18"/>
+        </w:rPr>
       </w:r>
     </w:p>
     <w:p>
@@ -3964,14 +6244,23 @@
           <w:numId w:val="1"/>
         </w:numPr>
         <w:ind w:hanging="0" w:start="0"/>
-        <w:rPr/>
-      </w:pPr>
-      <w:r>
-        <w:rPr/>
+        <w:rPr>
+          <w:sz w:val="18"/>
+          <w:szCs w:val="18"/>
+        </w:rPr>
+      </w:pPr>
+      <w:r>
+        <w:rPr>
+          <w:sz w:val="18"/>
+          <w:szCs w:val="18"/>
+        </w:rPr>
         <w:t>fscanf</w:t>
       </w:r>
       <w:r>
-        <w:rPr/>
+        <w:rPr>
+          <w:sz w:val="18"/>
+          <w:szCs w:val="18"/>
+        </w:rPr>
         <w:t>函数使用</w:t>
       </w:r>
     </w:p>
@@ -3980,14 +6269,23 @@
         <w:pStyle w:val="Normal"/>
         <w:bidi w:val="0"/>
         <w:jc w:val="start"/>
-        <w:rPr/>
-      </w:pPr>
-      <w:r>
-        <w:rPr/>
+        <w:rPr>
+          <w:sz w:val="18"/>
+          <w:szCs w:val="18"/>
+        </w:rPr>
+      </w:pPr>
+      <w:r>
+        <w:rPr>
+          <w:sz w:val="18"/>
+          <w:szCs w:val="18"/>
+        </w:rPr>
         <w:t xml:space="preserve">    </w:t>
       </w:r>
       <w:r>
-        <w:rPr/>
+        <w:rPr>
+          <w:sz w:val="18"/>
+          <w:szCs w:val="18"/>
+        </w:rPr>
         <w:t>/*</w:t>
       </w:r>
     </w:p>
@@ -3996,18 +6294,30 @@
         <w:pStyle w:val="Normal"/>
         <w:bidi w:val="0"/>
         <w:jc w:val="start"/>
-        <w:rPr/>
-      </w:pPr>
-      <w:r>
-        <w:rPr/>
+        <w:rPr>
+          <w:sz w:val="18"/>
+          <w:szCs w:val="18"/>
+        </w:rPr>
+      </w:pPr>
+      <w:r>
+        <w:rPr>
+          <w:sz w:val="18"/>
+          <w:szCs w:val="18"/>
+        </w:rPr>
         <w:t xml:space="preserve">    </w:t>
       </w:r>
       <w:r>
-        <w:rPr/>
+        <w:rPr>
+          <w:sz w:val="18"/>
+          <w:szCs w:val="18"/>
+        </w:rPr>
         <w:t xml:space="preserve">FILE *__restrict __stream: </w:t>
       </w:r>
       <w:r>
-        <w:rPr/>
+        <w:rPr>
+          <w:sz w:val="18"/>
+          <w:szCs w:val="18"/>
+        </w:rPr>
         <w:t>读取的文件</w:t>
       </w:r>
     </w:p>
@@ -4016,18 +6326,30 @@
         <w:pStyle w:val="Normal"/>
         <w:bidi w:val="0"/>
         <w:jc w:val="start"/>
-        <w:rPr/>
-      </w:pPr>
-      <w:r>
-        <w:rPr/>
+        <w:rPr>
+          <w:sz w:val="18"/>
+          <w:szCs w:val="18"/>
+        </w:rPr>
+      </w:pPr>
+      <w:r>
+        <w:rPr>
+          <w:sz w:val="18"/>
+          <w:szCs w:val="18"/>
+        </w:rPr>
         <w:t xml:space="preserve">    </w:t>
       </w:r>
       <w:r>
-        <w:rPr/>
+        <w:rPr>
+          <w:sz w:val="18"/>
+          <w:szCs w:val="18"/>
+        </w:rPr>
         <w:t xml:space="preserve">char *__restrict __format: </w:t>
       </w:r>
       <w:r>
-        <w:rPr/>
+        <w:rPr>
+          <w:sz w:val="18"/>
+          <w:szCs w:val="18"/>
+        </w:rPr>
         <w:t>读取的匹配表达式</w:t>
       </w:r>
     </w:p>
@@ -4036,18 +6358,30 @@
         <w:pStyle w:val="Normal"/>
         <w:bidi w:val="0"/>
         <w:jc w:val="start"/>
-        <w:rPr/>
-      </w:pPr>
-      <w:r>
-        <w:rPr/>
+        <w:rPr>
+          <w:sz w:val="18"/>
+          <w:szCs w:val="18"/>
+        </w:rPr>
+      </w:pPr>
+      <w:r>
+        <w:rPr>
+          <w:sz w:val="18"/>
+          <w:szCs w:val="18"/>
+        </w:rPr>
         <w:t xml:space="preserve">    </w:t>
       </w:r>
       <w:r>
-        <w:rPr/>
+        <w:rPr>
+          <w:sz w:val="18"/>
+          <w:szCs w:val="18"/>
+        </w:rPr>
         <w:t xml:space="preserve">...: </w:t>
       </w:r>
       <w:r>
-        <w:rPr/>
+        <w:rPr>
+          <w:sz w:val="18"/>
+          <w:szCs w:val="18"/>
+        </w:rPr>
         <w:t>变长参数列表 用于接收匹配的数据</w:t>
       </w:r>
     </w:p>
@@ -4056,30 +6390,51 @@
         <w:pStyle w:val="Normal"/>
         <w:bidi w:val="0"/>
         <w:jc w:val="start"/>
-        <w:rPr/>
-      </w:pPr>
-      <w:r>
-        <w:rPr/>
+        <w:rPr>
+          <w:sz w:val="18"/>
+          <w:szCs w:val="18"/>
+        </w:rPr>
+      </w:pPr>
+      <w:r>
+        <w:rPr>
+          <w:sz w:val="18"/>
+          <w:szCs w:val="18"/>
+        </w:rPr>
         <w:t xml:space="preserve">    </w:t>
       </w:r>
       <w:r>
-        <w:rPr/>
+        <w:rPr>
+          <w:sz w:val="18"/>
+          <w:szCs w:val="18"/>
+        </w:rPr>
         <w:t xml:space="preserve">return: </w:t>
       </w:r>
       <w:r>
-        <w:rPr/>
+        <w:rPr>
+          <w:sz w:val="18"/>
+          <w:szCs w:val="18"/>
+        </w:rPr>
         <w:t>成功返回参数的个数  失败返回</w:t>
       </w:r>
       <w:r>
-        <w:rPr/>
+        <w:rPr>
+          <w:sz w:val="18"/>
+          <w:szCs w:val="18"/>
+        </w:rPr>
         <w:t xml:space="preserve">0 </w:t>
       </w:r>
       <w:r>
-        <w:rPr/>
+        <w:rPr>
+          <w:sz w:val="18"/>
+          <w:szCs w:val="18"/>
+        </w:rPr>
         <w:t>报错或结束返回</w:t>
       </w:r>
       <w:r>
-        <w:rPr/>
+        <w:rPr>
+          <w:sz w:val="18"/>
+          <w:szCs w:val="18"/>
+        </w:rPr>
         <w:t>EOF</w:t>
       </w:r>
     </w:p>
@@ -4088,14 +6443,23 @@
         <w:pStyle w:val="Normal"/>
         <w:bidi w:val="0"/>
         <w:jc w:val="start"/>
-        <w:rPr/>
-      </w:pPr>
-      <w:r>
-        <w:rPr/>
+        <w:rPr>
+          <w:sz w:val="18"/>
+          <w:szCs w:val="18"/>
+        </w:rPr>
+      </w:pPr>
+      <w:r>
+        <w:rPr>
+          <w:sz w:val="18"/>
+          <w:szCs w:val="18"/>
+        </w:rPr>
         <w:t xml:space="preserve">    </w:t>
       </w:r>
       <w:r>
-        <w:rPr/>
+        <w:rPr>
+          <w:sz w:val="18"/>
+          <w:szCs w:val="18"/>
+        </w:rPr>
         <w:t>int fscanf (FILE *__restrict __stream,  const char *__restrict __format, ...)</w:t>
       </w:r>
     </w:p>
@@ -4104,14 +6468,23 @@
         <w:pStyle w:val="Normal"/>
         <w:bidi w:val="0"/>
         <w:jc w:val="start"/>
-        <w:rPr/>
-      </w:pPr>
-      <w:r>
-        <w:rPr/>
+        <w:rPr>
+          <w:sz w:val="18"/>
+          <w:szCs w:val="18"/>
+        </w:rPr>
+      </w:pPr>
+      <w:r>
+        <w:rPr>
+          <w:sz w:val="18"/>
+          <w:szCs w:val="18"/>
+        </w:rPr>
         <w:t xml:space="preserve">    </w:t>
       </w:r>
       <w:r>
-        <w:rPr/>
+        <w:rPr>
+          <w:sz w:val="18"/>
+          <w:szCs w:val="18"/>
+        </w:rPr>
         <w:t>*/</w:t>
       </w:r>
     </w:p>
@@ -4120,14 +6493,23 @@
         <w:pStyle w:val="Normal"/>
         <w:bidi w:val="0"/>
         <w:jc w:val="start"/>
-        <w:rPr/>
-      </w:pPr>
-      <w:r>
-        <w:rPr/>
+        <w:rPr>
+          <w:sz w:val="18"/>
+          <w:szCs w:val="18"/>
+        </w:rPr>
+      </w:pPr>
+      <w:r>
+        <w:rPr>
+          <w:sz w:val="18"/>
+          <w:szCs w:val="18"/>
+        </w:rPr>
         <w:t>例子：</w:t>
       </w:r>
       <w:r>
-        <w:rPr/>
+        <w:rPr>
+          <w:sz w:val="18"/>
+          <w:szCs w:val="18"/>
+        </w:rPr>
         <w:t>scanFR = fscanf(ioFile, "%s %d %s", name, &amp;age, wife);</w:t>
       </w:r>
     </w:p>
@@ -4136,98 +6518,67 @@
         <w:pStyle w:val="Normal"/>
         <w:bidi w:val="0"/>
         <w:jc w:val="start"/>
-        <w:rPr/>
-      </w:pPr>
-      <w:r>
-        <w:rPr/>
-      </w:r>
-    </w:p>
-    <w:p>
-      <w:pPr>
-        <w:pStyle w:val="Normal"/>
-        <w:bidi w:val="0"/>
-        <w:jc w:val="start"/>
-        <w:rPr/>
-      </w:pPr>
-      <w:r>
-        <w:rPr/>
-      </w:r>
-    </w:p>
-    <w:p>
-      <w:pPr>
-        <w:pStyle w:val="Normal"/>
-        <w:bidi w:val="0"/>
-        <w:jc w:val="start"/>
-        <w:rPr/>
-      </w:pPr>
-      <w:r>
-        <w:rPr/>
-      </w:r>
-    </w:p>
-    <w:p>
-      <w:pPr>
-        <w:pStyle w:val="Normal"/>
-        <w:bidi w:val="0"/>
-        <w:jc w:val="start"/>
-        <w:rPr/>
-      </w:pPr>
-      <w:r>
-        <w:rPr/>
-      </w:r>
-    </w:p>
-    <w:p>
-      <w:pPr>
-        <w:pStyle w:val="Normal"/>
-        <w:bidi w:val="0"/>
-        <w:jc w:val="start"/>
-        <w:rPr/>
-      </w:pPr>
-      <w:r>
-        <w:rPr/>
-      </w:r>
-    </w:p>
-    <w:p>
-      <w:pPr>
-        <w:pStyle w:val="Normal"/>
-        <w:bidi w:val="0"/>
-        <w:jc w:val="start"/>
-        <w:rPr/>
-      </w:pPr>
-      <w:r>
-        <w:rPr/>
-      </w:r>
-    </w:p>
-    <w:p>
-      <w:pPr>
-        <w:pStyle w:val="Normal"/>
-        <w:bidi w:val="0"/>
-        <w:jc w:val="start"/>
-        <w:rPr/>
-      </w:pPr>
-      <w:r>
-        <w:rPr/>
-      </w:r>
-    </w:p>
-    <w:p>
-      <w:pPr>
-        <w:pStyle w:val="Normal"/>
-        <w:bidi w:val="0"/>
-        <w:jc w:val="start"/>
-        <w:rPr/>
-      </w:pPr>
-      <w:r>
-        <w:rPr/>
-      </w:r>
-    </w:p>
-    <w:p>
-      <w:pPr>
-        <w:pStyle w:val="Normal"/>
-        <w:bidi w:val="0"/>
-        <w:jc w:val="start"/>
-        <w:rPr/>
-      </w:pPr>
-      <w:r>
-        <w:rPr/>
+        <w:rPr>
+          <w:sz w:val="18"/>
+          <w:szCs w:val="18"/>
+        </w:rPr>
+      </w:pPr>
+      <w:r>
+        <w:rPr>
+          <w:sz w:val="18"/>
+          <w:szCs w:val="18"/>
+        </w:rPr>
+      </w:r>
+    </w:p>
+    <w:p>
+      <w:pPr>
+        <w:pStyle w:val="Normal"/>
+        <w:bidi w:val="0"/>
+        <w:jc w:val="start"/>
+        <w:rPr>
+          <w:sz w:val="18"/>
+          <w:szCs w:val="18"/>
+        </w:rPr>
+      </w:pPr>
+      <w:r>
+        <w:rPr>
+          <w:sz w:val="18"/>
+          <w:szCs w:val="18"/>
+        </w:rPr>
+      </w:r>
+    </w:p>
+    <w:p>
+      <w:pPr>
+        <w:pStyle w:val="Normal"/>
+        <w:bidi w:val="0"/>
+        <w:jc w:val="start"/>
+        <w:rPr>
+          <w:sz w:val="18"/>
+          <w:szCs w:val="18"/>
+        </w:rPr>
+      </w:pPr>
+      <w:r>
+        <w:rPr>
+          <w:sz w:val="18"/>
+          <w:szCs w:val="18"/>
+        </w:rPr>
+      </w:r>
+    </w:p>
+    <w:p>
+      <w:pPr>
+        <w:pStyle w:val="Normal"/>
+        <w:bidi w:val="0"/>
+        <w:jc w:val="start"/>
+        <w:rPr>
+          <w:sz w:val="18"/>
+          <w:szCs w:val="18"/>
+        </w:rPr>
+      </w:pPr>
+      <w:r>
+        <w:rPr>
+          <w:sz w:val="18"/>
+          <w:szCs w:val="18"/>
+        </w:rPr>
       </w:r>
     </w:p>
     <w:tbl>
@@ -4246,7 +6597,7 @@
       <w:tblGrid>
         <w:gridCol w:w="985"/>
         <w:gridCol w:w="1033"/>
-        <w:gridCol w:w="3285"/>
+        <w:gridCol w:w="3284"/>
         <w:gridCol w:w="4335"/>
       </w:tblGrid>
       <w:tr>
@@ -4262,11 +6613,17 @@
           <w:p>
             <w:pPr>
               <w:pStyle w:val="Style16"/>
-              <w:rPr/>
+              <w:rPr>
+                <w:sz w:val="18"/>
+                <w:szCs w:val="18"/>
+              </w:rPr>
             </w:pPr>
             <w:r>
-              <w:rPr/>
-              <w:t>名字</w:t>
+              <w:rPr>
+                <w:sz w:val="18"/>
+                <w:szCs w:val="18"/>
+              </w:rPr>
+              <w:t>文件描述符</w:t>
             </w:r>
           </w:p>
         </w:tc>
@@ -4279,35 +6636,53 @@
           <w:p>
             <w:pPr>
               <w:pStyle w:val="Style16"/>
-              <w:rPr/>
+              <w:rPr>
+                <w:sz w:val="18"/>
+                <w:szCs w:val="18"/>
+              </w:rPr>
             </w:pPr>
             <w:r>
-              <w:rPr/>
+              <w:rPr>
+                <w:sz w:val="18"/>
+                <w:szCs w:val="18"/>
+              </w:rPr>
               <w:t>全称</w:t>
             </w:r>
           </w:p>
         </w:tc>
         <w:tc>
           <w:tcPr>
-            <w:tcW w:w="3285" w:type="dxa"/>
+            <w:tcW w:w="3284" w:type="dxa"/>
             <w:tcBorders/>
             <w:vAlign w:val="center"/>
           </w:tcPr>
           <w:p>
             <w:pPr>
               <w:pStyle w:val="Style16"/>
-              <w:rPr/>
+              <w:rPr>
+                <w:sz w:val="18"/>
+                <w:szCs w:val="18"/>
+              </w:rPr>
             </w:pPr>
             <w:r>
-              <w:rPr/>
+              <w:rPr>
+                <w:sz w:val="18"/>
+                <w:szCs w:val="18"/>
+              </w:rPr>
               <w:t>输入来源</w:t>
             </w:r>
             <w:r>
-              <w:rPr/>
+              <w:rPr>
+                <w:sz w:val="18"/>
+                <w:szCs w:val="18"/>
+              </w:rPr>
               <w:t>/</w:t>
             </w:r>
             <w:r>
-              <w:rPr/>
+              <w:rPr>
+                <w:sz w:val="18"/>
+                <w:szCs w:val="18"/>
+              </w:rPr>
               <w:t>输出位置</w:t>
             </w:r>
           </w:p>
@@ -4321,10 +6696,16 @@
           <w:p>
             <w:pPr>
               <w:pStyle w:val="Style16"/>
-              <w:rPr/>
+              <w:rPr>
+                <w:sz w:val="18"/>
+                <w:szCs w:val="18"/>
+              </w:rPr>
             </w:pPr>
             <w:r>
-              <w:rPr/>
+              <w:rPr>
+                <w:sz w:val="18"/>
+                <w:szCs w:val="18"/>
+              </w:rPr>
               <w:t>代码调用</w:t>
             </w:r>
           </w:p>
@@ -4346,6 +6727,8 @@
             <w:r>
               <w:rPr>
                 <w:rStyle w:val="Style11"/>
+                <w:sz w:val="18"/>
+                <w:szCs w:val="18"/>
               </w:rPr>
               <w:t>stdin</w:t>
             </w:r>
@@ -4365,6 +6748,8 @@
             <w:r>
               <w:rPr>
                 <w:rStyle w:val="Strong"/>
+                <w:sz w:val="18"/>
+                <w:szCs w:val="18"/>
               </w:rPr>
               <w:t>标准输入</w:t>
             </w:r>
@@ -4372,7 +6757,7 @@
         </w:tc>
         <w:tc>
           <w:tcPr>
-            <w:tcW w:w="3285" w:type="dxa"/>
+            <w:tcW w:w="3284" w:type="dxa"/>
             <w:tcBorders/>
             <w:vAlign w:val="center"/>
           </w:tcPr>
@@ -4384,11 +6769,16 @@
             <w:r>
               <w:rPr>
                 <w:rStyle w:val="Strong"/>
+                <w:sz w:val="18"/>
+                <w:szCs w:val="18"/>
               </w:rPr>
               <w:t>键盘</w:t>
             </w:r>
             <w:r>
-              <w:rPr/>
+              <w:rPr>
+                <w:sz w:val="18"/>
+                <w:szCs w:val="18"/>
+              </w:rPr>
               <w:t xml:space="preserve"> （或管道的前一个程序）</w:t>
             </w:r>
           </w:p>
@@ -4407,16 +6797,23 @@
             <w:r>
               <w:rPr>
                 <w:rStyle w:val="Style11"/>
+                <w:sz w:val="18"/>
+                <w:szCs w:val="18"/>
               </w:rPr>
               <w:t>fgets(ch, 100, stdin)</w:t>
             </w:r>
             <w:r>
-              <w:rPr/>
+              <w:rPr>
+                <w:sz w:val="18"/>
+                <w:szCs w:val="18"/>
+              </w:rPr>
               <w:t xml:space="preserve"> </w:t>
             </w:r>
             <w:r>
               <w:rPr>
                 <w:rStyle w:val="Strong"/>
+                <w:sz w:val="18"/>
+                <w:szCs w:val="18"/>
               </w:rPr>
               <w:t>从键盘读</w:t>
             </w:r>
@@ -4439,6 +6836,8 @@
             <w:r>
               <w:rPr>
                 <w:rStyle w:val="Style11"/>
+                <w:sz w:val="18"/>
+                <w:szCs w:val="18"/>
               </w:rPr>
               <w:t>stdout</w:t>
             </w:r>
@@ -4458,6 +6857,8 @@
             <w:r>
               <w:rPr>
                 <w:rStyle w:val="Strong"/>
+                <w:sz w:val="18"/>
+                <w:szCs w:val="18"/>
               </w:rPr>
               <w:t>标准输出</w:t>
             </w:r>
@@ -4465,7 +6866,7 @@
         </w:tc>
         <w:tc>
           <w:tcPr>
-            <w:tcW w:w="3285" w:type="dxa"/>
+            <w:tcW w:w="3284" w:type="dxa"/>
             <w:tcBorders/>
             <w:vAlign w:val="center"/>
           </w:tcPr>
@@ -4477,11 +6878,16 @@
             <w:r>
               <w:rPr>
                 <w:rStyle w:val="Strong"/>
+                <w:sz w:val="18"/>
+                <w:szCs w:val="18"/>
               </w:rPr>
               <w:t>显示器</w:t>
             </w:r>
             <w:r>
-              <w:rPr/>
+              <w:rPr>
+                <w:sz w:val="18"/>
+                <w:szCs w:val="18"/>
+              </w:rPr>
               <w:t>（或管道的后一个程序）</w:t>
             </w:r>
           </w:p>
@@ -4500,16 +6906,23 @@
             <w:r>
               <w:rPr>
                 <w:rStyle w:val="Style11"/>
+                <w:sz w:val="18"/>
+                <w:szCs w:val="18"/>
               </w:rPr>
               <w:t>fputs(ch, stdout)</w:t>
             </w:r>
             <w:r>
-              <w:rPr/>
+              <w:rPr>
+                <w:sz w:val="18"/>
+                <w:szCs w:val="18"/>
+              </w:rPr>
               <w:t xml:space="preserve"> </w:t>
             </w:r>
             <w:r>
               <w:rPr>
                 <w:rStyle w:val="Strong"/>
+                <w:sz w:val="18"/>
+                <w:szCs w:val="18"/>
               </w:rPr>
               <w:t>往屏幕写</w:t>
             </w:r>
@@ -4532,6 +6945,8 @@
             <w:r>
               <w:rPr>
                 <w:rStyle w:val="Style11"/>
+                <w:sz w:val="18"/>
+                <w:szCs w:val="18"/>
               </w:rPr>
               <w:t>stderr</w:t>
             </w:r>
@@ -4551,6 +6966,8 @@
             <w:r>
               <w:rPr>
                 <w:rStyle w:val="Strong"/>
+                <w:sz w:val="18"/>
+                <w:szCs w:val="18"/>
               </w:rPr>
               <w:t>标准错误</w:t>
             </w:r>
@@ -4558,7 +6975,7 @@
         </w:tc>
         <w:tc>
           <w:tcPr>
-            <w:tcW w:w="3285" w:type="dxa"/>
+            <w:tcW w:w="3284" w:type="dxa"/>
             <w:tcBorders/>
             <w:vAlign w:val="center"/>
           </w:tcPr>
@@ -4570,11 +6987,16 @@
             <w:r>
               <w:rPr>
                 <w:rStyle w:val="Strong"/>
+                <w:sz w:val="18"/>
+                <w:szCs w:val="18"/>
               </w:rPr>
               <w:t>显示器</w:t>
             </w:r>
             <w:r>
-              <w:rPr/>
+              <w:rPr>
+                <w:sz w:val="18"/>
+                <w:szCs w:val="18"/>
+              </w:rPr>
               <w:t>（通常也是屏幕）</w:t>
             </w:r>
           </w:p>
@@ -4593,16 +7015,23 @@
             <w:r>
               <w:rPr>
                 <w:rStyle w:val="Style11"/>
+                <w:sz w:val="18"/>
+                <w:szCs w:val="18"/>
               </w:rPr>
               <w:t>fputs(ch, stderr)</w:t>
             </w:r>
             <w:r>
-              <w:rPr/>
+              <w:rPr>
+                <w:sz w:val="18"/>
+                <w:szCs w:val="18"/>
+              </w:rPr>
               <w:t xml:space="preserve"> </w:t>
             </w:r>
             <w:r>
               <w:rPr>
                 <w:rStyle w:val="Strong"/>
+                <w:sz w:val="18"/>
+                <w:szCs w:val="18"/>
               </w:rPr>
               <w:t>往屏幕写错误信息</w:t>
             </w:r>
@@ -4615,43 +7044,1336 @@
         <w:pStyle w:val="Normal"/>
         <w:bidi w:val="0"/>
         <w:jc w:val="start"/>
-        <w:rPr/>
-      </w:pPr>
-      <w:r>
-        <w:rPr/>
-      </w:r>
-    </w:p>
-    <w:p>
-      <w:pPr>
-        <w:pStyle w:val="Normal"/>
-        <w:bidi w:val="0"/>
-        <w:jc w:val="start"/>
-        <w:rPr/>
-      </w:pPr>
-      <w:r>
-        <w:rPr/>
-      </w:r>
-    </w:p>
-    <w:p>
-      <w:pPr>
-        <w:pStyle w:val="Normal"/>
-        <w:bidi w:val="0"/>
-        <w:jc w:val="start"/>
-        <w:rPr/>
-      </w:pPr>
-      <w:r>
-        <w:rPr/>
-      </w:r>
-    </w:p>
-    <w:p>
-      <w:pPr>
-        <w:pStyle w:val="Normal"/>
-        <w:bidi w:val="0"/>
-        <w:jc w:val="start"/>
-        <w:rPr/>
-      </w:pPr>
-      <w:r>
-        <w:rPr/>
+        <w:rPr>
+          <w:sz w:val="18"/>
+          <w:szCs w:val="18"/>
+        </w:rPr>
+      </w:pPr>
+      <w:r>
+        <w:rPr>
+          <w:sz w:val="18"/>
+          <w:szCs w:val="18"/>
+        </w:rPr>
+      </w:r>
+    </w:p>
+    <w:p>
+      <w:pPr>
+        <w:pStyle w:val="Normal"/>
+        <w:bidi w:val="0"/>
+        <w:jc w:val="start"/>
+        <w:rPr>
+          <w:sz w:val="18"/>
+          <w:szCs w:val="18"/>
+        </w:rPr>
+      </w:pPr>
+      <w:r>
+        <w:rPr>
+          <w:sz w:val="18"/>
+          <w:szCs w:val="18"/>
+        </w:rPr>
+      </w:r>
+    </w:p>
+    <w:p>
+      <w:pPr>
+        <w:pStyle w:val="Normal"/>
+        <w:bidi w:val="0"/>
+        <w:jc w:val="start"/>
+        <w:rPr>
+          <w:sz w:val="18"/>
+          <w:szCs w:val="18"/>
+        </w:rPr>
+      </w:pPr>
+      <w:r>
+        <w:rPr>
+          <w:sz w:val="18"/>
+          <w:szCs w:val="18"/>
+        </w:rPr>
+        <w:t>上面用的是</w:t>
+      </w:r>
+      <w:r>
+        <w:rPr>
+          <w:sz w:val="18"/>
+          <w:szCs w:val="18"/>
+        </w:rPr>
+        <w:t>c</w:t>
+      </w:r>
+      <w:r>
+        <w:rPr>
+          <w:sz w:val="18"/>
+          <w:szCs w:val="18"/>
+        </w:rPr>
+        <w:t>库函数，本质底层调用的是系统调用函数，如下：</w:t>
+      </w:r>
+    </w:p>
+    <w:p>
+      <w:pPr>
+        <w:pStyle w:val="Heading4"/>
+        <w:numPr>
+          <w:ilvl w:val="0"/>
+          <w:numId w:val="0"/>
+        </w:numPr>
+        <w:ind w:hanging="0" w:start="0"/>
+        <w:rPr>
+          <w:sz w:val="18"/>
+          <w:szCs w:val="18"/>
+        </w:rPr>
+      </w:pPr>
+      <w:r>
+        <w:rPr>
+          <w:sz w:val="18"/>
+          <w:szCs w:val="18"/>
+        </w:rPr>
+        <w:t>open</w:t>
+      </w:r>
+      <w:r>
+        <w:rPr>
+          <w:sz w:val="18"/>
+          <w:szCs w:val="18"/>
+        </w:rPr>
+        <w:t>函数使用</w:t>
+      </w:r>
+    </w:p>
+    <w:p>
+      <w:pPr>
+        <w:pStyle w:val="Normal"/>
+        <w:bidi w:val="0"/>
+        <w:jc w:val="start"/>
+        <w:rPr>
+          <w:sz w:val="18"/>
+          <w:szCs w:val="18"/>
+        </w:rPr>
+      </w:pPr>
+      <w:r>
+        <w:rPr>
+          <w:sz w:val="18"/>
+          <w:szCs w:val="18"/>
+        </w:rPr>
+        <w:t>原函数：</w:t>
+      </w:r>
+      <w:r>
+        <w:rPr>
+          <w:sz w:val="18"/>
+          <w:szCs w:val="18"/>
+        </w:rPr>
+        <w:t>int open(const char *pathname, int flags, mode_t mode);</w:t>
+        <w:tab/>
+        <w:t>//</w:t>
+      </w:r>
+      <w:r>
+        <w:rPr>
+          <w:sz w:val="18"/>
+          <w:szCs w:val="18"/>
+        </w:rPr>
+        <w:t>第三个参数可省略，详情见参数解析</w:t>
+      </w:r>
+    </w:p>
+    <w:p>
+      <w:pPr>
+        <w:pStyle w:val="Normal"/>
+        <w:bidi w:val="0"/>
+        <w:jc w:val="start"/>
+        <w:rPr>
+          <w:sz w:val="18"/>
+          <w:szCs w:val="18"/>
+        </w:rPr>
+      </w:pPr>
+      <w:r>
+        <w:rPr>
+          <w:sz w:val="18"/>
+          <w:szCs w:val="18"/>
+        </w:rPr>
+      </w:r>
+    </w:p>
+    <w:p>
+      <w:pPr>
+        <w:pStyle w:val="Normal"/>
+        <w:bidi w:val="0"/>
+        <w:jc w:val="start"/>
+        <w:rPr>
+          <w:sz w:val="18"/>
+          <w:szCs w:val="18"/>
+        </w:rPr>
+      </w:pPr>
+      <w:r>
+        <w:rPr>
+          <w:sz w:val="18"/>
+          <w:szCs w:val="18"/>
+        </w:rPr>
+        <w:t>需要引用头文件：</w:t>
+      </w:r>
+      <w:r>
+        <w:rPr>
+          <w:sz w:val="18"/>
+          <w:szCs w:val="18"/>
+        </w:rPr>
+        <w:tab/>
+        <w:t>#include &lt;sys/types.h&gt;</w:t>
+      </w:r>
+    </w:p>
+    <w:p>
+      <w:pPr>
+        <w:pStyle w:val="Normal"/>
+        <w:bidi w:val="0"/>
+        <w:jc w:val="start"/>
+        <w:rPr>
+          <w:sz w:val="18"/>
+          <w:szCs w:val="18"/>
+        </w:rPr>
+      </w:pPr>
+      <w:r>
+        <w:rPr>
+          <w:sz w:val="18"/>
+          <w:szCs w:val="18"/>
+        </w:rPr>
+        <w:t xml:space="preserve">        </w:t>
+      </w:r>
+      <w:r>
+        <w:rPr>
+          <w:sz w:val="18"/>
+          <w:szCs w:val="18"/>
+        </w:rPr>
+        <w:tab/>
+        <w:tab/>
+        <w:tab/>
+        <w:tab/>
+        <w:t>#include &lt;sys/stat.h&gt;</w:t>
+      </w:r>
+    </w:p>
+    <w:p>
+      <w:pPr>
+        <w:pStyle w:val="Normal"/>
+        <w:bidi w:val="0"/>
+        <w:jc w:val="start"/>
+        <w:rPr>
+          <w:sz w:val="18"/>
+          <w:szCs w:val="18"/>
+        </w:rPr>
+      </w:pPr>
+      <w:r>
+        <w:rPr>
+          <w:sz w:val="18"/>
+          <w:szCs w:val="18"/>
+        </w:rPr>
+        <w:t xml:space="preserve">        </w:t>
+      </w:r>
+      <w:r>
+        <w:rPr>
+          <w:sz w:val="18"/>
+          <w:szCs w:val="18"/>
+        </w:rPr>
+        <w:tab/>
+        <w:tab/>
+        <w:tab/>
+        <w:tab/>
+        <w:t>#include &lt;fcntl.h&gt;</w:t>
+      </w:r>
+    </w:p>
+    <w:p>
+      <w:pPr>
+        <w:pStyle w:val="Normal"/>
+        <w:bidi w:val="0"/>
+        <w:jc w:val="start"/>
+        <w:rPr>
+          <w:sz w:val="18"/>
+          <w:szCs w:val="18"/>
+        </w:rPr>
+      </w:pPr>
+      <w:r>
+        <w:rPr>
+          <w:sz w:val="18"/>
+          <w:szCs w:val="18"/>
+        </w:rPr>
+        <w:t xml:space="preserve">参数解析：  </w:t>
+      </w:r>
+    </w:p>
+    <w:p>
+      <w:pPr>
+        <w:pStyle w:val="Normal"/>
+        <w:bidi w:val="0"/>
+        <w:jc w:val="start"/>
+        <w:rPr>
+          <w:sz w:val="18"/>
+          <w:szCs w:val="18"/>
+        </w:rPr>
+      </w:pPr>
+      <w:r>
+        <w:rPr>
+          <w:sz w:val="18"/>
+          <w:szCs w:val="18"/>
+        </w:rPr>
+        <w:tab/>
+        <w:t xml:space="preserve">const char *pathname: </w:t>
+      </w:r>
+      <w:r>
+        <w:rPr>
+          <w:sz w:val="18"/>
+          <w:szCs w:val="18"/>
+        </w:rPr>
+        <w:t>字符串表示要打开文件的路径和名称</w:t>
+      </w:r>
+    </w:p>
+    <w:p>
+      <w:pPr>
+        <w:pStyle w:val="Normal"/>
+        <w:bidi w:val="0"/>
+        <w:jc w:val="start"/>
+        <w:rPr>
+          <w:sz w:val="18"/>
+          <w:szCs w:val="18"/>
+        </w:rPr>
+      </w:pPr>
+      <w:r>
+        <w:rPr>
+          <w:sz w:val="18"/>
+          <w:szCs w:val="18"/>
+        </w:rPr>
+        <w:tab/>
+        <w:t xml:space="preserve">int flags: </w:t>
+      </w:r>
+      <w:r>
+        <w:rPr>
+          <w:sz w:val="18"/>
+          <w:szCs w:val="18"/>
+        </w:rPr>
+        <w:t xml:space="preserve">打开方式标志，用 </w:t>
+      </w:r>
+      <w:r>
+        <w:rPr>
+          <w:sz w:val="18"/>
+          <w:szCs w:val="18"/>
+        </w:rPr>
+        <w:t xml:space="preserve">| </w:t>
+      </w:r>
+      <w:r>
+        <w:rPr>
+          <w:sz w:val="18"/>
+          <w:szCs w:val="18"/>
+        </w:rPr>
+        <w:t>组合</w:t>
+      </w:r>
+    </w:p>
+    <w:p>
+      <w:pPr>
+        <w:pStyle w:val="Normal"/>
+        <w:bidi w:val="0"/>
+        <w:jc w:val="start"/>
+        <w:rPr>
+          <w:sz w:val="18"/>
+          <w:szCs w:val="18"/>
+        </w:rPr>
+      </w:pPr>
+      <w:r>
+        <w:rPr>
+          <w:sz w:val="18"/>
+          <w:szCs w:val="18"/>
+        </w:rPr>
+        <w:t xml:space="preserve">            </w:t>
+      </w:r>
+      <w:r>
+        <w:rPr>
+          <w:sz w:val="18"/>
+          <w:szCs w:val="18"/>
+        </w:rPr>
+        <w:t>(</w:t>
+      </w:r>
+      <w:r>
+        <w:rPr>
+          <w:sz w:val="18"/>
+          <w:szCs w:val="18"/>
+        </w:rPr>
+        <w:t>必选其一</w:t>
+      </w:r>
+      <w:r>
+        <w:rPr>
+          <w:sz w:val="18"/>
+          <w:szCs w:val="18"/>
+        </w:rPr>
+        <w:t>)</w:t>
+      </w:r>
+    </w:p>
+    <w:p>
+      <w:pPr>
+        <w:pStyle w:val="Normal"/>
+        <w:bidi w:val="0"/>
+        <w:jc w:val="start"/>
+        <w:rPr>
+          <w:sz w:val="18"/>
+          <w:szCs w:val="18"/>
+        </w:rPr>
+      </w:pPr>
+      <w:r>
+        <w:rPr>
+          <w:sz w:val="18"/>
+          <w:szCs w:val="18"/>
+        </w:rPr>
+        <w:t xml:space="preserve">            </w:t>
+      </w:r>
+      <w:r>
+        <w:rPr>
+          <w:sz w:val="18"/>
+          <w:szCs w:val="18"/>
+        </w:rPr>
+        <w:t xml:space="preserve">O_RDONLY: </w:t>
+      </w:r>
+      <w:r>
+        <w:rPr>
+          <w:sz w:val="18"/>
+          <w:szCs w:val="18"/>
+        </w:rPr>
+        <w:t>只读</w:t>
+      </w:r>
+    </w:p>
+    <w:p>
+      <w:pPr>
+        <w:pStyle w:val="Normal"/>
+        <w:bidi w:val="0"/>
+        <w:jc w:val="start"/>
+        <w:rPr>
+          <w:sz w:val="18"/>
+          <w:szCs w:val="18"/>
+        </w:rPr>
+      </w:pPr>
+      <w:r>
+        <w:rPr>
+          <w:sz w:val="18"/>
+          <w:szCs w:val="18"/>
+        </w:rPr>
+        <w:t xml:space="preserve">            </w:t>
+      </w:r>
+      <w:r>
+        <w:rPr>
+          <w:sz w:val="18"/>
+          <w:szCs w:val="18"/>
+        </w:rPr>
+        <w:t xml:space="preserve">O_WRONLY: </w:t>
+      </w:r>
+      <w:r>
+        <w:rPr>
+          <w:sz w:val="18"/>
+          <w:szCs w:val="18"/>
+        </w:rPr>
+        <w:t>只写</w:t>
+      </w:r>
+    </w:p>
+    <w:p>
+      <w:pPr>
+        <w:pStyle w:val="Normal"/>
+        <w:bidi w:val="0"/>
+        <w:jc w:val="start"/>
+        <w:rPr>
+          <w:sz w:val="18"/>
+          <w:szCs w:val="18"/>
+        </w:rPr>
+      </w:pPr>
+      <w:r>
+        <w:rPr>
+          <w:sz w:val="18"/>
+          <w:szCs w:val="18"/>
+        </w:rPr>
+        <w:t xml:space="preserve">            </w:t>
+      </w:r>
+      <w:r>
+        <w:rPr>
+          <w:sz w:val="18"/>
+          <w:szCs w:val="18"/>
+        </w:rPr>
+        <w:t xml:space="preserve">O_RDWR:   </w:t>
+      </w:r>
+      <w:r>
+        <w:rPr>
+          <w:sz w:val="18"/>
+          <w:szCs w:val="18"/>
+        </w:rPr>
+        <w:t>读写</w:t>
+      </w:r>
+    </w:p>
+    <w:p>
+      <w:pPr>
+        <w:pStyle w:val="Normal"/>
+        <w:bidi w:val="0"/>
+        <w:jc w:val="start"/>
+        <w:rPr>
+          <w:sz w:val="18"/>
+          <w:szCs w:val="18"/>
+        </w:rPr>
+      </w:pPr>
+      <w:r>
+        <w:rPr>
+          <w:sz w:val="18"/>
+          <w:szCs w:val="18"/>
+        </w:rPr>
+        <w:t xml:space="preserve">            </w:t>
+      </w:r>
+      <w:r>
+        <w:rPr>
+          <w:sz w:val="18"/>
+          <w:szCs w:val="18"/>
+        </w:rPr>
+        <w:t>(</w:t>
+      </w:r>
+      <w:r>
+        <w:rPr>
+          <w:sz w:val="18"/>
+          <w:szCs w:val="18"/>
+        </w:rPr>
+        <w:t>可选附加</w:t>
+      </w:r>
+      <w:r>
+        <w:rPr>
+          <w:sz w:val="18"/>
+          <w:szCs w:val="18"/>
+        </w:rPr>
+        <w:t>)</w:t>
+      </w:r>
+    </w:p>
+    <w:p>
+      <w:pPr>
+        <w:pStyle w:val="Normal"/>
+        <w:bidi w:val="0"/>
+        <w:jc w:val="start"/>
+        <w:rPr>
+          <w:sz w:val="18"/>
+          <w:szCs w:val="18"/>
+        </w:rPr>
+      </w:pPr>
+      <w:r>
+        <w:rPr>
+          <w:sz w:val="18"/>
+          <w:szCs w:val="18"/>
+        </w:rPr>
+        <w:t xml:space="preserve">            </w:t>
+      </w:r>
+      <w:r>
+        <w:rPr>
+          <w:sz w:val="18"/>
+          <w:szCs w:val="18"/>
+        </w:rPr>
+        <w:t xml:space="preserve">O_CREAT:  </w:t>
+      </w:r>
+      <w:r>
+        <w:rPr>
+          <w:sz w:val="18"/>
+          <w:szCs w:val="18"/>
+        </w:rPr>
+        <w:t>文件不存在则创建</w:t>
+      </w:r>
+      <w:r>
+        <w:rPr>
+          <w:sz w:val="18"/>
+          <w:szCs w:val="18"/>
+        </w:rPr>
+        <w:t>(</w:t>
+      </w:r>
+      <w:r>
+        <w:rPr>
+          <w:sz w:val="18"/>
+          <w:szCs w:val="18"/>
+        </w:rPr>
+        <w:t>用了它才需要第三个参数</w:t>
+      </w:r>
+      <w:r>
+        <w:rPr>
+          <w:sz w:val="18"/>
+          <w:szCs w:val="18"/>
+        </w:rPr>
+        <w:t>mode)</w:t>
+      </w:r>
+    </w:p>
+    <w:p>
+      <w:pPr>
+        <w:pStyle w:val="Normal"/>
+        <w:bidi w:val="0"/>
+        <w:jc w:val="start"/>
+        <w:rPr>
+          <w:sz w:val="18"/>
+          <w:szCs w:val="18"/>
+        </w:rPr>
+      </w:pPr>
+      <w:r>
+        <w:rPr>
+          <w:sz w:val="18"/>
+          <w:szCs w:val="18"/>
+        </w:rPr>
+        <w:t xml:space="preserve">            </w:t>
+      </w:r>
+      <w:r>
+        <w:rPr>
+          <w:sz w:val="18"/>
+          <w:szCs w:val="18"/>
+        </w:rPr>
+        <w:t xml:space="preserve">O_TRUNC:  </w:t>
+      </w:r>
+      <w:r>
+        <w:rPr>
+          <w:sz w:val="18"/>
+          <w:szCs w:val="18"/>
+        </w:rPr>
+        <w:t>文件存在则清空内容</w:t>
+      </w:r>
+    </w:p>
+    <w:p>
+      <w:pPr>
+        <w:pStyle w:val="Normal"/>
+        <w:bidi w:val="0"/>
+        <w:jc w:val="start"/>
+        <w:rPr>
+          <w:sz w:val="18"/>
+          <w:szCs w:val="18"/>
+        </w:rPr>
+      </w:pPr>
+      <w:r>
+        <w:rPr>
+          <w:sz w:val="18"/>
+          <w:szCs w:val="18"/>
+        </w:rPr>
+        <w:t xml:space="preserve">            </w:t>
+      </w:r>
+      <w:r>
+        <w:rPr>
+          <w:sz w:val="18"/>
+          <w:szCs w:val="18"/>
+        </w:rPr>
+        <w:t xml:space="preserve">O_APPEND: </w:t>
+      </w:r>
+      <w:r>
+        <w:rPr>
+          <w:sz w:val="18"/>
+          <w:szCs w:val="18"/>
+        </w:rPr>
+        <w:t>追加模式</w:t>
+      </w:r>
+      <w:r>
+        <w:rPr>
+          <w:sz w:val="18"/>
+          <w:szCs w:val="18"/>
+        </w:rPr>
+        <w:t>,</w:t>
+      </w:r>
+      <w:r>
+        <w:rPr>
+          <w:sz w:val="18"/>
+          <w:szCs w:val="18"/>
+        </w:rPr>
+        <w:t>写入自动到末尾</w:t>
+      </w:r>
+    </w:p>
+    <w:p>
+      <w:pPr>
+        <w:pStyle w:val="Normal"/>
+        <w:bidi w:val="0"/>
+        <w:jc w:val="start"/>
+        <w:rPr>
+          <w:sz w:val="18"/>
+          <w:szCs w:val="18"/>
+        </w:rPr>
+      </w:pPr>
+      <w:r>
+        <w:rPr>
+          <w:sz w:val="18"/>
+          <w:szCs w:val="18"/>
+        </w:rPr>
+        <w:t xml:space="preserve">            </w:t>
+      </w:r>
+      <w:r>
+        <w:rPr>
+          <w:sz w:val="18"/>
+          <w:szCs w:val="18"/>
+        </w:rPr>
+        <w:t xml:space="preserve">O_EXCL:   </w:t>
+      </w:r>
+      <w:r>
+        <w:rPr>
+          <w:sz w:val="18"/>
+          <w:szCs w:val="18"/>
+        </w:rPr>
+        <w:t>配合</w:t>
+      </w:r>
+      <w:r>
+        <w:rPr>
+          <w:sz w:val="18"/>
+          <w:szCs w:val="18"/>
+        </w:rPr>
+        <w:t>O_CREAT,</w:t>
+      </w:r>
+      <w:r>
+        <w:rPr>
+          <w:sz w:val="18"/>
+          <w:szCs w:val="18"/>
+        </w:rPr>
+        <w:t>文件已存在则报错</w:t>
+      </w:r>
+    </w:p>
+    <w:p>
+      <w:pPr>
+        <w:pStyle w:val="Normal"/>
+        <w:bidi w:val="0"/>
+        <w:jc w:val="start"/>
+        <w:rPr>
+          <w:sz w:val="18"/>
+          <w:szCs w:val="18"/>
+        </w:rPr>
+      </w:pPr>
+      <w:r>
+        <w:rPr>
+          <w:sz w:val="18"/>
+          <w:szCs w:val="18"/>
+        </w:rPr>
+        <w:tab/>
+        <w:t xml:space="preserve">mode_t mode: </w:t>
+      </w:r>
+      <w:r>
+        <w:rPr>
+          <w:sz w:val="18"/>
+          <w:szCs w:val="18"/>
+        </w:rPr>
+        <w:t>文件权限</w:t>
+      </w:r>
+      <w:r>
+        <w:rPr>
+          <w:sz w:val="18"/>
+          <w:szCs w:val="18"/>
+        </w:rPr>
+        <w:t>,</w:t>
+      </w:r>
+      <w:r>
+        <w:rPr>
+          <w:sz w:val="18"/>
+          <w:szCs w:val="18"/>
+        </w:rPr>
+        <w:t>仅创建文件时需要</w:t>
+      </w:r>
+      <w:r>
+        <w:rPr>
+          <w:sz w:val="18"/>
+          <w:szCs w:val="18"/>
+        </w:rPr>
+        <w:t>,</w:t>
+      </w:r>
+      <w:r>
+        <w:rPr>
+          <w:sz w:val="18"/>
+          <w:szCs w:val="18"/>
+        </w:rPr>
+        <w:t>如</w:t>
+      </w:r>
+      <w:r>
+        <w:rPr>
+          <w:sz w:val="18"/>
+          <w:szCs w:val="18"/>
+        </w:rPr>
+        <w:t>0666(rw-rw-rw-)</w:t>
+      </w:r>
+      <w:r>
+        <w:rPr>
+          <w:sz w:val="18"/>
+          <w:szCs w:val="18"/>
+        </w:rPr>
+        <w:t>，该参数在第二个参数有</w:t>
+      </w:r>
+      <w:r>
+        <w:rPr>
+          <w:sz w:val="18"/>
+          <w:szCs w:val="18"/>
+        </w:rPr>
+        <w:t>O_CREAT</w:t>
+      </w:r>
+      <w:r>
+        <w:rPr>
+          <w:sz w:val="18"/>
+          <w:szCs w:val="18"/>
+        </w:rPr>
+        <w:t>不可省略，对已有文件进行操作时可以省略</w:t>
+      </w:r>
+    </w:p>
+    <w:p>
+      <w:pPr>
+        <w:pStyle w:val="Normal"/>
+        <w:bidi w:val="0"/>
+        <w:jc w:val="start"/>
+        <w:rPr>
+          <w:sz w:val="18"/>
+          <w:szCs w:val="18"/>
+        </w:rPr>
+      </w:pPr>
+      <w:r>
+        <w:rPr>
+          <w:sz w:val="18"/>
+          <w:szCs w:val="18"/>
+        </w:rPr>
+        <w:t>填写方式</w:t>
+      </w:r>
+      <w:r>
+        <w:rPr>
+          <w:sz w:val="18"/>
+          <w:szCs w:val="18"/>
+        </w:rPr>
+        <w:t>0xxx</w:t>
+      </w:r>
+      <w:r>
+        <w:rPr>
+          <w:sz w:val="18"/>
+          <w:szCs w:val="18"/>
+        </w:rPr>
+        <w:t>：</w:t>
+      </w:r>
+      <w:r>
+        <w:rPr>
+          <w:sz w:val="18"/>
+          <w:szCs w:val="18"/>
+        </w:rPr>
+        <w:t>0</w:t>
+      </w:r>
+      <w:r>
+        <w:rPr>
+          <w:sz w:val="18"/>
+          <w:szCs w:val="18"/>
+        </w:rPr>
+        <w:t>为凑</w:t>
+      </w:r>
+      <w:r>
+        <w:rPr>
+          <w:sz w:val="18"/>
+          <w:szCs w:val="18"/>
+        </w:rPr>
+        <w:t>8</w:t>
+      </w:r>
+      <w:r>
+        <w:rPr>
+          <w:sz w:val="18"/>
+          <w:szCs w:val="18"/>
+        </w:rPr>
+        <w:t>字节用的，后面三位分别为主人权限，同组权限，他人权限，计算方式如下</w:t>
+      </w:r>
+      <w:r>
+        <w:rPr>
+          <w:sz w:val="18"/>
+          <w:szCs w:val="18"/>
+        </w:rPr>
+        <w:t>:</w:t>
+      </w:r>
+    </w:p>
+    <w:p>
+      <w:pPr>
+        <w:pStyle w:val="Normal"/>
+        <w:bidi w:val="0"/>
+        <w:jc w:val="start"/>
+        <w:rPr>
+          <w:sz w:val="18"/>
+          <w:szCs w:val="18"/>
+        </w:rPr>
+      </w:pPr>
+      <w:r>
+        <w:rPr>
+          <w:sz w:val="18"/>
+          <w:szCs w:val="18"/>
+        </w:rPr>
+        <w:tab/>
+        <w:t xml:space="preserve">4 = </w:t>
+      </w:r>
+      <w:r>
+        <w:rPr>
+          <w:sz w:val="18"/>
+          <w:szCs w:val="18"/>
+        </w:rPr>
+        <w:t xml:space="preserve">读   </w:t>
+      </w:r>
+      <w:r>
+        <w:rPr>
+          <w:sz w:val="18"/>
+          <w:szCs w:val="18"/>
+        </w:rPr>
+        <w:t>(read,  r)</w:t>
+        <w:tab/>
+        <w:tab/>
+        <w:t xml:space="preserve">2 = </w:t>
+      </w:r>
+      <w:r>
+        <w:rPr>
+          <w:sz w:val="18"/>
+          <w:szCs w:val="18"/>
+        </w:rPr>
+        <w:t xml:space="preserve">写   </w:t>
+      </w:r>
+      <w:r>
+        <w:rPr>
+          <w:sz w:val="18"/>
+          <w:szCs w:val="18"/>
+        </w:rPr>
+        <w:t>(write, w)</w:t>
+        <w:tab/>
+        <w:t xml:space="preserve">1 = </w:t>
+      </w:r>
+      <w:r>
+        <w:rPr>
+          <w:sz w:val="18"/>
+          <w:szCs w:val="18"/>
+        </w:rPr>
+        <w:t xml:space="preserve">执行 </w:t>
+      </w:r>
+      <w:r>
+        <w:rPr>
+          <w:sz w:val="18"/>
+          <w:szCs w:val="18"/>
+        </w:rPr>
+        <w:t>(execute, x)</w:t>
+        <w:tab/>
+      </w:r>
+      <w:r>
+        <w:rPr>
+          <w:sz w:val="18"/>
+          <w:szCs w:val="18"/>
+        </w:rPr>
+        <w:t>，这几个权限都需要就相加，比如读写就是</w:t>
+      </w:r>
+      <w:r>
+        <w:rPr>
+          <w:sz w:val="18"/>
+          <w:szCs w:val="18"/>
+        </w:rPr>
+        <w:t>4+2=6</w:t>
+      </w:r>
+    </w:p>
+    <w:p>
+      <w:pPr>
+        <w:pStyle w:val="Normal"/>
+        <w:bidi w:val="0"/>
+        <w:jc w:val="start"/>
+        <w:rPr>
+          <w:sz w:val="18"/>
+          <w:szCs w:val="18"/>
+        </w:rPr>
+      </w:pPr>
+      <w:r>
+        <w:rPr>
+          <w:sz w:val="18"/>
+          <w:szCs w:val="18"/>
+        </w:rPr>
+        <w:tab/>
+        <w:tab/>
+      </w:r>
+    </w:p>
+    <w:p>
+      <w:pPr>
+        <w:pStyle w:val="Normal"/>
+        <w:bidi w:val="0"/>
+        <w:jc w:val="start"/>
+        <w:rPr>
+          <w:sz w:val="18"/>
+          <w:szCs w:val="18"/>
+        </w:rPr>
+      </w:pPr>
+      <w:r>
+        <w:rPr>
+          <w:sz w:val="18"/>
+          <w:szCs w:val="18"/>
+        </w:rPr>
+        <w:t>返回值</w:t>
+      </w:r>
+      <w:r>
+        <w:rPr>
+          <w:sz w:val="18"/>
+          <w:szCs w:val="18"/>
+        </w:rPr>
+        <w:t xml:space="preserve">return: </w:t>
+      </w:r>
+      <w:r>
+        <w:rPr>
+          <w:sz w:val="18"/>
+          <w:szCs w:val="18"/>
+        </w:rPr>
+        <w:t>成功返回文件描述符</w:t>
+      </w:r>
+      <w:r>
+        <w:rPr>
+          <w:sz w:val="18"/>
+          <w:szCs w:val="18"/>
+        </w:rPr>
+        <w:t>fd(</w:t>
+      </w:r>
+      <w:r>
+        <w:rPr>
+          <w:sz w:val="18"/>
+          <w:szCs w:val="18"/>
+        </w:rPr>
+        <w:t>非负整数</w:t>
+      </w:r>
+      <w:r>
+        <w:rPr>
+          <w:sz w:val="18"/>
+          <w:szCs w:val="18"/>
+        </w:rPr>
+        <w:t>,</w:t>
+      </w:r>
+      <w:r>
+        <w:rPr>
+          <w:sz w:val="18"/>
+          <w:szCs w:val="18"/>
+        </w:rPr>
+        <w:t>通常</w:t>
+      </w:r>
+      <w:r>
+        <w:rPr>
+          <w:sz w:val="18"/>
+          <w:szCs w:val="18"/>
+        </w:rPr>
+        <w:t xml:space="preserve">&gt;=3) </w:t>
+      </w:r>
+      <w:r>
+        <w:rPr>
+          <w:sz w:val="18"/>
+          <w:szCs w:val="18"/>
+        </w:rPr>
+        <w:t>失败返回</w:t>
+      </w:r>
+      <w:r>
+        <w:rPr>
+          <w:sz w:val="18"/>
+          <w:szCs w:val="18"/>
+        </w:rPr>
+        <w:t>-1</w:t>
+      </w:r>
+    </w:p>
+    <w:p>
+      <w:pPr>
+        <w:pStyle w:val="Normal"/>
+        <w:bidi w:val="0"/>
+        <w:jc w:val="start"/>
+        <w:rPr>
+          <w:sz w:val="18"/>
+          <w:szCs w:val="18"/>
+        </w:rPr>
+      </w:pPr>
+      <w:r>
+        <w:rPr>
+          <w:sz w:val="18"/>
+          <w:szCs w:val="18"/>
+        </w:rPr>
+      </w:r>
+    </w:p>
+    <w:p>
+      <w:pPr>
+        <w:pStyle w:val="Normal"/>
+        <w:bidi w:val="0"/>
+        <w:jc w:val="start"/>
+        <w:rPr>
+          <w:sz w:val="18"/>
+          <w:szCs w:val="18"/>
+        </w:rPr>
+      </w:pPr>
+      <w:r>
+        <w:rPr>
+          <w:sz w:val="18"/>
+          <w:szCs w:val="18"/>
+        </w:rPr>
+        <w:t>例子</w:t>
+      </w:r>
+      <w:r>
+        <w:rPr>
+          <w:sz w:val="18"/>
+          <w:szCs w:val="18"/>
+        </w:rPr>
+        <w:t>:   int fd = open("test", O_WRONLY | O_CREAT, 0666);</w:t>
+      </w:r>
+    </w:p>
+    <w:p>
+      <w:pPr>
+        <w:pStyle w:val="Normal"/>
+        <w:bidi w:val="0"/>
+        <w:jc w:val="start"/>
+        <w:rPr>
+          <w:sz w:val="18"/>
+          <w:szCs w:val="18"/>
+        </w:rPr>
+      </w:pPr>
+      <w:r>
+        <w:rPr>
+          <w:sz w:val="18"/>
+          <w:szCs w:val="18"/>
+        </w:rPr>
+      </w:r>
+    </w:p>
+    <w:p>
+      <w:pPr>
+        <w:pStyle w:val="Normal"/>
+        <w:bidi w:val="0"/>
+        <w:jc w:val="start"/>
+        <w:rPr>
+          <w:sz w:val="18"/>
+          <w:szCs w:val="18"/>
+        </w:rPr>
+      </w:pPr>
+      <w:r>
+        <w:rPr>
+          <w:sz w:val="18"/>
+          <w:szCs w:val="18"/>
+        </w:rPr>
+      </w:r>
+    </w:p>
+    <w:p>
+      <w:pPr>
+        <w:pStyle w:val="Heading4"/>
+        <w:numPr>
+          <w:ilvl w:val="3"/>
+          <w:numId w:val="1"/>
+        </w:numPr>
+        <w:ind w:hanging="0" w:start="0"/>
+        <w:rPr>
+          <w:sz w:val="18"/>
+          <w:szCs w:val="18"/>
+        </w:rPr>
+      </w:pPr>
+      <w:r>
+        <w:rPr>
+          <w:sz w:val="18"/>
+          <w:szCs w:val="18"/>
+        </w:rPr>
+        <w:t>close</w:t>
+      </w:r>
+      <w:r>
+        <w:rPr>
+          <w:sz w:val="18"/>
+          <w:szCs w:val="18"/>
+        </w:rPr>
+        <w:t>函数使用</w:t>
+      </w:r>
+    </w:p>
+    <w:p>
+      <w:pPr>
+        <w:pStyle w:val="Normal"/>
+        <w:bidi w:val="0"/>
+        <w:jc w:val="start"/>
+        <w:rPr>
+          <w:sz w:val="18"/>
+          <w:szCs w:val="18"/>
+        </w:rPr>
+      </w:pPr>
+      <w:r>
+        <w:rPr>
+          <w:sz w:val="18"/>
+          <w:szCs w:val="18"/>
+        </w:rPr>
+        <w:t>原函数：</w:t>
+      </w:r>
+      <w:r>
+        <w:rPr>
+          <w:sz w:val="18"/>
+          <w:szCs w:val="18"/>
+        </w:rPr>
+        <w:t>int close(int fd);</w:t>
+      </w:r>
+    </w:p>
+    <w:p>
+      <w:pPr>
+        <w:pStyle w:val="Normal"/>
+        <w:bidi w:val="0"/>
+        <w:jc w:val="start"/>
+        <w:rPr>
+          <w:sz w:val="18"/>
+          <w:szCs w:val="18"/>
+        </w:rPr>
+      </w:pPr>
+      <w:r>
+        <w:rPr>
+          <w:sz w:val="18"/>
+          <w:szCs w:val="18"/>
+        </w:rPr>
+        <w:t>头文件：</w:t>
+      </w:r>
+      <w:r>
+        <w:rPr>
+          <w:sz w:val="18"/>
+          <w:szCs w:val="18"/>
+        </w:rPr>
+        <w:t>#include &lt;unistd.h&gt;</w:t>
+      </w:r>
+    </w:p>
+    <w:p>
+      <w:pPr>
+        <w:pStyle w:val="Normal"/>
+        <w:bidi w:val="0"/>
+        <w:jc w:val="start"/>
+        <w:rPr>
+          <w:sz w:val="18"/>
+          <w:szCs w:val="18"/>
+        </w:rPr>
+      </w:pPr>
+      <w:r>
+        <w:rPr>
+          <w:sz w:val="18"/>
+          <w:szCs w:val="18"/>
+        </w:rPr>
+        <w:t>参数</w:t>
+      </w:r>
+      <w:r>
+        <w:rPr>
+          <w:sz w:val="18"/>
+          <w:szCs w:val="18"/>
+        </w:rPr>
+        <w:t xml:space="preserve">解析：  </w:t>
+      </w:r>
+      <w:r>
+        <w:rPr>
+          <w:sz w:val="18"/>
+          <w:szCs w:val="18"/>
+        </w:rPr>
+        <w:t xml:space="preserve">int fd: </w:t>
+      </w:r>
+      <w:r>
+        <w:rPr>
+          <w:sz w:val="18"/>
+          <w:szCs w:val="18"/>
+        </w:rPr>
+        <w:t>需要关闭的文件描述符</w:t>
+      </w:r>
+      <w:r>
+        <w:rPr>
+          <w:sz w:val="18"/>
+          <w:szCs w:val="18"/>
+        </w:rPr>
+        <w:t>(open</w:t>
+      </w:r>
+      <w:r>
+        <w:rPr>
+          <w:sz w:val="18"/>
+          <w:szCs w:val="18"/>
+        </w:rPr>
+        <w:t>返回的那个</w:t>
+      </w:r>
+      <w:r>
+        <w:rPr>
+          <w:sz w:val="18"/>
+          <w:szCs w:val="18"/>
+        </w:rPr>
+        <w:t>)</w:t>
+      </w:r>
+    </w:p>
+    <w:p>
+      <w:pPr>
+        <w:pStyle w:val="Normal"/>
+        <w:bidi w:val="0"/>
+        <w:jc w:val="start"/>
+        <w:rPr>
+          <w:sz w:val="18"/>
+          <w:szCs w:val="18"/>
+        </w:rPr>
+      </w:pPr>
+      <w:r>
+        <w:rPr>
+          <w:sz w:val="18"/>
+          <w:szCs w:val="18"/>
+        </w:rPr>
+        <w:t>返回值</w:t>
+      </w:r>
+      <w:r>
+        <w:rPr>
+          <w:sz w:val="18"/>
+          <w:szCs w:val="18"/>
+        </w:rPr>
+        <w:t xml:space="preserve">return: </w:t>
+      </w:r>
+      <w:r>
+        <w:rPr>
+          <w:sz w:val="18"/>
+          <w:szCs w:val="18"/>
+        </w:rPr>
+        <w:t>成功返回</w:t>
+      </w:r>
+      <w:r>
+        <w:rPr>
+          <w:sz w:val="18"/>
+          <w:szCs w:val="18"/>
+        </w:rPr>
+        <w:t xml:space="preserve">0 </w:t>
+      </w:r>
+      <w:r>
+        <w:rPr>
+          <w:sz w:val="18"/>
+          <w:szCs w:val="18"/>
+        </w:rPr>
+        <w:t>失败返回</w:t>
+      </w:r>
+      <w:r>
+        <w:rPr>
+          <w:sz w:val="18"/>
+          <w:szCs w:val="18"/>
+        </w:rPr>
+        <w:t>-1</w:t>
+      </w:r>
+    </w:p>
+    <w:p>
+      <w:pPr>
+        <w:pStyle w:val="Normal"/>
+        <w:bidi w:val="0"/>
+        <w:jc w:val="start"/>
+        <w:rPr>
+          <w:sz w:val="18"/>
+          <w:szCs w:val="18"/>
+        </w:rPr>
+      </w:pPr>
+      <w:r>
+        <w:rPr>
+          <w:sz w:val="18"/>
+          <w:szCs w:val="18"/>
+        </w:rPr>
+      </w:r>
+    </w:p>
+    <w:p>
+      <w:pPr>
+        <w:pStyle w:val="Normal"/>
+        <w:bidi w:val="0"/>
+        <w:jc w:val="start"/>
+        <w:rPr>
+          <w:sz w:val="18"/>
+          <w:szCs w:val="18"/>
+        </w:rPr>
+      </w:pPr>
+      <w:r>
+        <w:rPr>
+          <w:sz w:val="18"/>
+          <w:szCs w:val="18"/>
+        </w:rPr>
+        <w:t>例子</w:t>
+      </w:r>
+      <w:r>
+        <w:rPr>
+          <w:sz w:val="18"/>
+          <w:szCs w:val="18"/>
+        </w:rPr>
+        <w:t>:   int result = close(fd);</w:t>
+      </w:r>
+    </w:p>
+    <w:p>
+      <w:pPr>
+        <w:pStyle w:val="Normal"/>
+        <w:bidi w:val="0"/>
+        <w:jc w:val="start"/>
+        <w:rPr>
+          <w:sz w:val="18"/>
+          <w:szCs w:val="18"/>
+        </w:rPr>
+      </w:pPr>
+      <w:r>
+        <w:rPr>
+          <w:sz w:val="18"/>
+          <w:szCs w:val="18"/>
+        </w:rPr>
+      </w:r>
+    </w:p>
+    <w:p>
+      <w:pPr>
+        <w:pStyle w:val="Normal"/>
+        <w:bidi w:val="0"/>
+        <w:jc w:val="start"/>
+        <w:rPr>
+          <w:sz w:val="18"/>
+          <w:szCs w:val="18"/>
+        </w:rPr>
+      </w:pPr>
+      <w:r>
+        <w:rPr>
+          <w:sz w:val="18"/>
+          <w:szCs w:val="18"/>
+        </w:rPr>
       </w:r>
     </w:p>
     <w:p>
@@ -4662,79 +8384,119 @@
         <w:rPr>
           <w:b/>
           <w:bCs/>
+          <w:sz w:val="18"/>
+          <w:szCs w:val="18"/>
         </w:rPr>
       </w:pPr>
       <w:r>
         <w:rPr>
           <w:b/>
           <w:bCs/>
-        </w:rPr>
-      </w:r>
-    </w:p>
-    <w:p>
-      <w:pPr>
-        <w:pStyle w:val="Normal"/>
-        <w:bidi w:val="0"/>
-        <w:jc w:val="start"/>
-        <w:rPr/>
-      </w:pPr>
-      <w:r>
-        <w:rPr/>
-      </w:r>
-    </w:p>
-    <w:p>
-      <w:pPr>
-        <w:pStyle w:val="Normal"/>
-        <w:bidi w:val="0"/>
-        <w:jc w:val="start"/>
-        <w:rPr/>
-      </w:pPr>
-      <w:r>
-        <w:rPr/>
-      </w:r>
-    </w:p>
-    <w:p>
-      <w:pPr>
-        <w:pStyle w:val="Normal"/>
-        <w:bidi w:val="0"/>
-        <w:jc w:val="start"/>
-        <w:rPr/>
-      </w:pPr>
-      <w:r>
-        <w:rPr/>
-      </w:r>
-    </w:p>
-    <w:p>
-      <w:pPr>
-        <w:pStyle w:val="Normal"/>
-        <w:bidi w:val="0"/>
-        <w:jc w:val="start"/>
-        <w:rPr/>
-      </w:pPr>
-      <w:r>
-        <w:rPr/>
-      </w:r>
-    </w:p>
-    <w:p>
-      <w:pPr>
-        <w:pStyle w:val="Normal"/>
-        <w:bidi w:val="0"/>
-        <w:jc w:val="start"/>
-        <w:rPr/>
-      </w:pPr>
-      <w:r>
-        <w:rPr/>
-      </w:r>
-    </w:p>
-    <w:p>
-      <w:pPr>
-        <w:pStyle w:val="Normal"/>
-        <w:bidi w:val="0"/>
-        <w:jc w:val="start"/>
-        <w:rPr/>
-      </w:pPr>
-      <w:r>
-        <w:rPr/>
+          <w:sz w:val="18"/>
+          <w:szCs w:val="18"/>
+        </w:rPr>
+      </w:r>
+    </w:p>
+    <w:p>
+      <w:pPr>
+        <w:pStyle w:val="Normal"/>
+        <w:bidi w:val="0"/>
+        <w:jc w:val="start"/>
+        <w:rPr>
+          <w:sz w:val="18"/>
+          <w:szCs w:val="18"/>
+        </w:rPr>
+      </w:pPr>
+      <w:r>
+        <w:rPr>
+          <w:sz w:val="18"/>
+          <w:szCs w:val="18"/>
+        </w:rPr>
+      </w:r>
+    </w:p>
+    <w:p>
+      <w:pPr>
+        <w:pStyle w:val="Normal"/>
+        <w:bidi w:val="0"/>
+        <w:jc w:val="start"/>
+        <w:rPr>
+          <w:sz w:val="18"/>
+          <w:szCs w:val="18"/>
+        </w:rPr>
+      </w:pPr>
+      <w:r>
+        <w:rPr>
+          <w:sz w:val="18"/>
+          <w:szCs w:val="18"/>
+        </w:rPr>
+      </w:r>
+    </w:p>
+    <w:p>
+      <w:pPr>
+        <w:pStyle w:val="Normal"/>
+        <w:bidi w:val="0"/>
+        <w:jc w:val="start"/>
+        <w:rPr>
+          <w:sz w:val="18"/>
+          <w:szCs w:val="18"/>
+        </w:rPr>
+      </w:pPr>
+      <w:r>
+        <w:rPr>
+          <w:sz w:val="18"/>
+          <w:szCs w:val="18"/>
+        </w:rPr>
+      </w:r>
+    </w:p>
+    <w:p>
+      <w:pPr>
+        <w:pStyle w:val="Normal"/>
+        <w:bidi w:val="0"/>
+        <w:jc w:val="start"/>
+        <w:rPr>
+          <w:sz w:val="18"/>
+          <w:szCs w:val="18"/>
+        </w:rPr>
+      </w:pPr>
+      <w:r>
+        <w:rPr>
+          <w:sz w:val="18"/>
+          <w:szCs w:val="18"/>
+        </w:rPr>
+      </w:r>
+    </w:p>
+    <w:p>
+      <w:pPr>
+        <w:pStyle w:val="Normal"/>
+        <w:bidi w:val="0"/>
+        <w:jc w:val="start"/>
+        <w:rPr>
+          <w:sz w:val="18"/>
+          <w:szCs w:val="18"/>
+        </w:rPr>
+      </w:pPr>
+      <w:r>
+        <w:rPr>
+          <w:sz w:val="18"/>
+          <w:szCs w:val="18"/>
+        </w:rPr>
+      </w:r>
+    </w:p>
+    <w:p>
+      <w:pPr>
+        <w:pStyle w:val="Normal"/>
+        <w:bidi w:val="0"/>
+        <w:jc w:val="start"/>
+        <w:rPr>
+          <w:sz w:val="18"/>
+          <w:szCs w:val="18"/>
+        </w:rPr>
+      </w:pPr>
+      <w:r>
+        <w:rPr>
+          <w:sz w:val="18"/>
+          <w:szCs w:val="18"/>
+        </w:rPr>
       </w:r>
     </w:p>
     <w:sectPr>

--- a/我的笔记.docx
+++ b/我的笔记.docx
@@ -4,14 +4,14 @@
   <w:body>
     <w:p>
       <w:pPr>
-        <w:pStyle w:val="Heading2"/>
+        <w:pStyle w:val="2"/>
         <w:numPr>
           <w:ilvl w:val="1"/>
           <w:numId w:val="1"/>
         </w:numPr>
         <w:bidi w:val="0"/>
         <w:spacing w:before="200" w:after="120"/>
-        <w:ind w:hanging="0" w:start="0"/>
+        <w:ind w:start="0" w:hanging="0"/>
         <w:jc w:val="start"/>
         <w:rPr>
           <w:sz w:val="18"/>
@@ -1597,13 +1597,13 @@
     </w:p>
     <w:p>
       <w:pPr>
-        <w:pStyle w:val="Heading2"/>
+        <w:pStyle w:val="2"/>
         <w:numPr>
           <w:ilvl w:val="0"/>
           <w:numId w:val="0"/>
         </w:numPr>
         <w:bidi w:val="0"/>
-        <w:ind w:hanging="0" w:start="0"/>
+        <w:ind w:start="0" w:hanging="0"/>
         <w:jc w:val="start"/>
         <w:rPr>
           <w:sz w:val="18"/>
@@ -1620,7 +1620,7 @@
     </w:p>
     <w:p>
       <w:pPr>
-        <w:pStyle w:val="BodyText"/>
+        <w:pStyle w:val="Style13"/>
         <w:bidi w:val="0"/>
         <w:jc w:val="start"/>
         <w:rPr>
@@ -2002,13 +2002,13 @@
     </w:p>
     <w:p>
       <w:pPr>
-        <w:pStyle w:val="Heading2"/>
+        <w:pStyle w:val="2"/>
         <w:numPr>
           <w:ilvl w:val="1"/>
           <w:numId w:val="1"/>
         </w:numPr>
         <w:bidi w:val="0"/>
-        <w:ind w:hanging="0" w:start="0"/>
+        <w:ind w:start="0" w:hanging="0"/>
         <w:jc w:val="start"/>
         <w:rPr>
           <w:sz w:val="18"/>
@@ -2513,13 +2513,13 @@
     </w:p>
     <w:p>
       <w:pPr>
-        <w:pStyle w:val="Heading2"/>
+        <w:pStyle w:val="2"/>
         <w:numPr>
           <w:ilvl w:val="1"/>
           <w:numId w:val="1"/>
         </w:numPr>
         <w:bidi w:val="0"/>
-        <w:ind w:hanging="0" w:start="0"/>
+        <w:ind w:start="0" w:hanging="0"/>
         <w:jc w:val="start"/>
         <w:rPr>
           <w:sz w:val="18"/>
@@ -3428,13 +3428,13 @@
     </w:p>
     <w:p>
       <w:pPr>
-        <w:pStyle w:val="Heading2"/>
+        <w:pStyle w:val="2"/>
         <w:numPr>
           <w:ilvl w:val="1"/>
           <w:numId w:val="1"/>
         </w:numPr>
         <w:bidi w:val="0"/>
-        <w:ind w:hanging="0" w:start="0"/>
+        <w:ind w:start="0" w:hanging="0"/>
         <w:jc w:val="start"/>
         <w:rPr>
           <w:sz w:val="18"/>
@@ -3465,13 +3465,13 @@
     </w:p>
     <w:p>
       <w:pPr>
-        <w:pStyle w:val="Heading4"/>
+        <w:pStyle w:val="4"/>
         <w:numPr>
           <w:ilvl w:val="3"/>
           <w:numId w:val="1"/>
         </w:numPr>
         <w:bidi w:val="0"/>
-        <w:ind w:hanging="0" w:start="0"/>
+        <w:ind w:start="0" w:hanging="0"/>
         <w:jc w:val="start"/>
         <w:rPr>
           <w:sz w:val="18"/>
@@ -3960,13 +3960,13 @@
     </w:p>
     <w:p>
       <w:pPr>
-        <w:pStyle w:val="Heading4"/>
+        <w:pStyle w:val="4"/>
         <w:numPr>
           <w:ilvl w:val="3"/>
           <w:numId w:val="1"/>
         </w:numPr>
         <w:bidi w:val="0"/>
-        <w:ind w:hanging="0" w:start="0"/>
+        <w:ind w:start="0" w:hanging="0"/>
         <w:jc w:val="start"/>
         <w:rPr>
           <w:sz w:val="18"/>
@@ -4319,13 +4319,13 @@
     </w:p>
     <w:p>
       <w:pPr>
-        <w:pStyle w:val="Heading4"/>
+        <w:pStyle w:val="4"/>
         <w:numPr>
           <w:ilvl w:val="3"/>
           <w:numId w:val="1"/>
         </w:numPr>
         <w:bidi w:val="0"/>
-        <w:ind w:hanging="0" w:start="0"/>
+        <w:ind w:start="0" w:hanging="0"/>
         <w:jc w:val="start"/>
         <w:rPr>
           <w:sz w:val="18"/>
@@ -4746,13 +4746,13 @@
     </w:p>
     <w:p>
       <w:pPr>
-        <w:pStyle w:val="Heading4"/>
+        <w:pStyle w:val="4"/>
         <w:numPr>
           <w:ilvl w:val="3"/>
           <w:numId w:val="1"/>
         </w:numPr>
         <w:bidi w:val="0"/>
-        <w:ind w:hanging="0" w:start="0"/>
+        <w:ind w:start="0" w:hanging="0"/>
         <w:jc w:val="start"/>
         <w:rPr>
           <w:sz w:val="18"/>
@@ -5098,12 +5098,12 @@
     </w:p>
     <w:p>
       <w:pPr>
-        <w:pStyle w:val="Heading4"/>
+        <w:pStyle w:val="4"/>
         <w:numPr>
           <w:ilvl w:val="3"/>
           <w:numId w:val="1"/>
         </w:numPr>
-        <w:ind w:hanging="0" w:start="0"/>
+        <w:ind w:start="0" w:hanging="0"/>
         <w:rPr>
           <w:sz w:val="18"/>
           <w:szCs w:val="18"/>
@@ -5445,12 +5445,12 @@
     </w:p>
     <w:p>
       <w:pPr>
-        <w:pStyle w:val="Heading4"/>
+        <w:pStyle w:val="4"/>
         <w:numPr>
           <w:ilvl w:val="3"/>
           <w:numId w:val="1"/>
         </w:numPr>
-        <w:ind w:hanging="0" w:start="0"/>
+        <w:ind w:start="0" w:hanging="0"/>
         <w:rPr>
           <w:sz w:val="18"/>
           <w:szCs w:val="18"/>
@@ -5768,12 +5768,12 @@
     </w:p>
     <w:p>
       <w:pPr>
-        <w:pStyle w:val="Heading4"/>
+        <w:pStyle w:val="4"/>
         <w:numPr>
           <w:ilvl w:val="3"/>
           <w:numId w:val="1"/>
         </w:numPr>
-        <w:ind w:hanging="0" w:start="0"/>
+        <w:ind w:start="0" w:hanging="0"/>
         <w:rPr>
           <w:sz w:val="18"/>
           <w:szCs w:val="18"/>
@@ -6072,7 +6072,7 @@
           <w:tab w:val="clear" w:pos="420"/>
           <w:tab w:val="left" w:pos="0" w:leader="none"/>
         </w:tabs>
-        <w:ind w:hanging="283" w:start="709"/>
+        <w:ind w:start="709" w:hanging="283"/>
         <w:rPr/>
       </w:pPr>
       <w:r>
@@ -6125,7 +6125,7 @@
           <w:tab w:val="clear" w:pos="420"/>
           <w:tab w:val="left" w:pos="0" w:leader="none"/>
         </w:tabs>
-        <w:ind w:hanging="283" w:start="709"/>
+        <w:ind w:start="709" w:hanging="283"/>
         <w:rPr/>
       </w:pPr>
       <w:r>
@@ -6159,7 +6159,7 @@
           <w:tab w:val="clear" w:pos="420"/>
           <w:tab w:val="left" w:pos="0" w:leader="none"/>
         </w:tabs>
-        <w:ind w:hanging="283" w:start="709"/>
+        <w:ind w:start="709" w:hanging="283"/>
         <w:rPr/>
       </w:pPr>
       <w:r>
@@ -6205,45 +6205,46 @@
         <w:pStyle w:val="Normal"/>
         <w:rPr>
           <w:b w:val="false"/>
-          <w:bCs w:val="false"/>
-          <w:sz w:val="18"/>
-          <w:szCs w:val="18"/>
-        </w:rPr>
-      </w:pPr>
-      <w:r>
-        <w:rPr>
           <w:b w:val="false"/>
           <w:bCs w:val="false"/>
           <w:sz w:val="18"/>
           <w:szCs w:val="18"/>
         </w:rPr>
-      </w:r>
-    </w:p>
-    <w:p>
-      <w:pPr>
-        <w:pStyle w:val="Normal"/>
-        <w:bidi w:val="0"/>
-        <w:jc w:val="start"/>
-        <w:rPr>
-          <w:sz w:val="18"/>
-          <w:szCs w:val="18"/>
-        </w:rPr>
-      </w:pPr>
-      <w:r>
-        <w:rPr>
-          <w:sz w:val="18"/>
-          <w:szCs w:val="18"/>
-        </w:rPr>
-      </w:r>
-    </w:p>
-    <w:p>
-      <w:pPr>
-        <w:pStyle w:val="Heading4"/>
+      </w:pPr>
+      <w:r>
+        <w:rPr>
+          <w:b w:val="false"/>
+          <w:bCs w:val="false"/>
+          <w:sz w:val="18"/>
+          <w:szCs w:val="18"/>
+        </w:rPr>
+      </w:r>
+    </w:p>
+    <w:p>
+      <w:pPr>
+        <w:pStyle w:val="Normal"/>
+        <w:bidi w:val="0"/>
+        <w:jc w:val="start"/>
+        <w:rPr>
+          <w:sz w:val="18"/>
+          <w:szCs w:val="18"/>
+        </w:rPr>
+      </w:pPr>
+      <w:r>
+        <w:rPr>
+          <w:sz w:val="18"/>
+          <w:szCs w:val="18"/>
+        </w:rPr>
+      </w:r>
+    </w:p>
+    <w:p>
+      <w:pPr>
+        <w:pStyle w:val="4"/>
         <w:numPr>
           <w:ilvl w:val="3"/>
           <w:numId w:val="1"/>
         </w:numPr>
-        <w:ind w:hanging="0" w:start="0"/>
+        <w:ind w:start="0" w:hanging="0"/>
         <w:rPr>
           <w:sz w:val="18"/>
           <w:szCs w:val="18"/>
@@ -6595,10 +6596,11 @@
         </w:tblCellMar>
       </w:tblPr>
       <w:tblGrid>
-        <w:gridCol w:w="985"/>
-        <w:gridCol w:w="1033"/>
-        <w:gridCol w:w="3284"/>
-        <w:gridCol w:w="4335"/>
+        <w:gridCol w:w="1022"/>
+        <w:gridCol w:w="619"/>
+        <w:gridCol w:w="1083"/>
+        <w:gridCol w:w="2657"/>
+        <w:gridCol w:w="4256"/>
       </w:tblGrid>
       <w:tr>
         <w:trPr>
@@ -6606,17 +6608,16 @@
         </w:trPr>
         <w:tc>
           <w:tcPr>
-            <w:tcW w:w="985" w:type="dxa"/>
+            <w:tcW w:w="1022" w:type="dxa"/>
             <w:tcBorders/>
             <w:vAlign w:val="center"/>
           </w:tcPr>
           <w:p>
             <w:pPr>
-              <w:pStyle w:val="Style16"/>
-              <w:rPr>
-                <w:sz w:val="18"/>
-                <w:szCs w:val="18"/>
-              </w:rPr>
+              <w:pStyle w:val="Style20"/>
+              <w:widowControl w:val="false"/>
+              <w:jc w:val="center"/>
+              <w:rPr/>
             </w:pPr>
             <w:r>
               <w:rPr>
@@ -6629,17 +6630,44 @@
         </w:tc>
         <w:tc>
           <w:tcPr>
-            <w:tcW w:w="1033" w:type="dxa"/>
+            <w:tcW w:w="619" w:type="dxa"/>
             <w:tcBorders/>
             <w:vAlign w:val="center"/>
           </w:tcPr>
           <w:p>
             <w:pPr>
-              <w:pStyle w:val="Style16"/>
+              <w:pStyle w:val="Style20"/>
+              <w:widowControl w:val="false"/>
+              <w:jc w:val="center"/>
+              <w:rPr/>
+            </w:pPr>
+            <w:r>
               <w:rPr>
+                <w:rFonts w:eastAsia="Noto Serif CJK SC" w:cs="Noto Sans CJK SC"/>
+                <w:b/>
+                <w:bCs/>
+                <w:color w:val="auto"/>
+                <w:kern w:val="2"/>
                 <w:sz w:val="18"/>
                 <w:szCs w:val="18"/>
+                <w:lang w:val="en-US" w:eastAsia="zh-CN" w:bidi="hi-IN"/>
               </w:rPr>
+              <w:t>fd</w:t>
+            </w:r>
+          </w:p>
+        </w:tc>
+        <w:tc>
+          <w:tcPr>
+            <w:tcW w:w="1083" w:type="dxa"/>
+            <w:tcBorders/>
+            <w:vAlign w:val="center"/>
+          </w:tcPr>
+          <w:p>
+            <w:pPr>
+              <w:pStyle w:val="Style20"/>
+              <w:widowControl w:val="false"/>
+              <w:jc w:val="center"/>
+              <w:rPr/>
             </w:pPr>
             <w:r>
               <w:rPr>
@@ -6652,17 +6680,16 @@
         </w:tc>
         <w:tc>
           <w:tcPr>
-            <w:tcW w:w="3284" w:type="dxa"/>
+            <w:tcW w:w="2657" w:type="dxa"/>
             <w:tcBorders/>
             <w:vAlign w:val="center"/>
           </w:tcPr>
           <w:p>
             <w:pPr>
-              <w:pStyle w:val="Style16"/>
-              <w:rPr>
-                <w:sz w:val="18"/>
-                <w:szCs w:val="18"/>
-              </w:rPr>
+              <w:pStyle w:val="Style20"/>
+              <w:widowControl w:val="false"/>
+              <w:jc w:val="center"/>
+              <w:rPr/>
             </w:pPr>
             <w:r>
               <w:rPr>
@@ -6689,17 +6716,16 @@
         </w:tc>
         <w:tc>
           <w:tcPr>
-            <w:tcW w:w="4335" w:type="dxa"/>
+            <w:tcW w:w="4256" w:type="dxa"/>
             <w:tcBorders/>
             <w:vAlign w:val="center"/>
           </w:tcPr>
           <w:p>
             <w:pPr>
-              <w:pStyle w:val="Style16"/>
-              <w:rPr>
-                <w:sz w:val="18"/>
-                <w:szCs w:val="18"/>
-              </w:rPr>
+              <w:pStyle w:val="Style20"/>
+              <w:widowControl w:val="false"/>
+              <w:jc w:val="center"/>
+              <w:rPr/>
             </w:pPr>
             <w:r>
               <w:rPr>
@@ -6715,13 +6741,15 @@
         <w:trPr/>
         <w:tc>
           <w:tcPr>
-            <w:tcW w:w="985" w:type="dxa"/>
+            <w:tcW w:w="1022" w:type="dxa"/>
             <w:tcBorders/>
             <w:vAlign w:val="center"/>
           </w:tcPr>
           <w:p>
             <w:pPr>
-              <w:pStyle w:val="Style15"/>
+              <w:pStyle w:val="Style19"/>
+              <w:widowControl w:val="false"/>
+              <w:jc w:val="center"/>
               <w:rPr/>
             </w:pPr>
             <w:r>
@@ -6736,13 +6764,38 @@
         </w:tc>
         <w:tc>
           <w:tcPr>
-            <w:tcW w:w="1033" w:type="dxa"/>
+            <w:tcW w:w="619" w:type="dxa"/>
             <w:tcBorders/>
             <w:vAlign w:val="center"/>
           </w:tcPr>
           <w:p>
             <w:pPr>
-              <w:pStyle w:val="Style15"/>
+              <w:pStyle w:val="Style19"/>
+              <w:widowControl w:val="false"/>
+              <w:jc w:val="center"/>
+              <w:rPr/>
+            </w:pPr>
+            <w:r>
+              <w:rPr>
+                <w:rStyle w:val="Style11"/>
+                <w:sz w:val="18"/>
+                <w:szCs w:val="18"/>
+              </w:rPr>
+              <w:t>0</w:t>
+            </w:r>
+          </w:p>
+        </w:tc>
+        <w:tc>
+          <w:tcPr>
+            <w:tcW w:w="1083" w:type="dxa"/>
+            <w:tcBorders/>
+            <w:vAlign w:val="center"/>
+          </w:tcPr>
+          <w:p>
+            <w:pPr>
+              <w:pStyle w:val="Style19"/>
+              <w:widowControl w:val="false"/>
+              <w:jc w:val="center"/>
               <w:rPr/>
             </w:pPr>
             <w:r>
@@ -6757,13 +6810,15 @@
         </w:tc>
         <w:tc>
           <w:tcPr>
-            <w:tcW w:w="3284" w:type="dxa"/>
+            <w:tcW w:w="2657" w:type="dxa"/>
             <w:tcBorders/>
             <w:vAlign w:val="center"/>
           </w:tcPr>
           <w:p>
             <w:pPr>
-              <w:pStyle w:val="Style15"/>
+              <w:pStyle w:val="Style19"/>
+              <w:widowControl w:val="false"/>
+              <w:jc w:val="center"/>
               <w:rPr/>
             </w:pPr>
             <w:r>
@@ -6785,13 +6840,15 @@
         </w:tc>
         <w:tc>
           <w:tcPr>
-            <w:tcW w:w="4335" w:type="dxa"/>
+            <w:tcW w:w="4256" w:type="dxa"/>
             <w:tcBorders/>
             <w:vAlign w:val="center"/>
           </w:tcPr>
           <w:p>
             <w:pPr>
-              <w:pStyle w:val="Style15"/>
+              <w:pStyle w:val="Style19"/>
+              <w:widowControl w:val="false"/>
+              <w:jc w:val="center"/>
               <w:rPr/>
             </w:pPr>
             <w:r>
@@ -6824,13 +6881,15 @@
         <w:trPr/>
         <w:tc>
           <w:tcPr>
-            <w:tcW w:w="985" w:type="dxa"/>
+            <w:tcW w:w="1022" w:type="dxa"/>
             <w:tcBorders/>
             <w:vAlign w:val="center"/>
           </w:tcPr>
           <w:p>
             <w:pPr>
-              <w:pStyle w:val="Style15"/>
+              <w:pStyle w:val="Style19"/>
+              <w:widowControl w:val="false"/>
+              <w:jc w:val="center"/>
               <w:rPr/>
             </w:pPr>
             <w:r>
@@ -6845,13 +6904,38 @@
         </w:tc>
         <w:tc>
           <w:tcPr>
-            <w:tcW w:w="1033" w:type="dxa"/>
+            <w:tcW w:w="619" w:type="dxa"/>
             <w:tcBorders/>
             <w:vAlign w:val="center"/>
           </w:tcPr>
           <w:p>
             <w:pPr>
-              <w:pStyle w:val="Style15"/>
+              <w:pStyle w:val="Style19"/>
+              <w:widowControl w:val="false"/>
+              <w:jc w:val="center"/>
+              <w:rPr/>
+            </w:pPr>
+            <w:r>
+              <w:rPr>
+                <w:rStyle w:val="Style11"/>
+                <w:sz w:val="18"/>
+                <w:szCs w:val="18"/>
+              </w:rPr>
+              <w:t>1</w:t>
+            </w:r>
+          </w:p>
+        </w:tc>
+        <w:tc>
+          <w:tcPr>
+            <w:tcW w:w="1083" w:type="dxa"/>
+            <w:tcBorders/>
+            <w:vAlign w:val="center"/>
+          </w:tcPr>
+          <w:p>
+            <w:pPr>
+              <w:pStyle w:val="Style19"/>
+              <w:widowControl w:val="false"/>
+              <w:jc w:val="center"/>
               <w:rPr/>
             </w:pPr>
             <w:r>
@@ -6866,13 +6950,15 @@
         </w:tc>
         <w:tc>
           <w:tcPr>
-            <w:tcW w:w="3284" w:type="dxa"/>
+            <w:tcW w:w="2657" w:type="dxa"/>
             <w:tcBorders/>
             <w:vAlign w:val="center"/>
           </w:tcPr>
           <w:p>
             <w:pPr>
-              <w:pStyle w:val="Style15"/>
+              <w:pStyle w:val="Style19"/>
+              <w:widowControl w:val="false"/>
+              <w:jc w:val="center"/>
               <w:rPr/>
             </w:pPr>
             <w:r>
@@ -6894,13 +6980,15 @@
         </w:tc>
         <w:tc>
           <w:tcPr>
-            <w:tcW w:w="4335" w:type="dxa"/>
+            <w:tcW w:w="4256" w:type="dxa"/>
             <w:tcBorders/>
             <w:vAlign w:val="center"/>
           </w:tcPr>
           <w:p>
             <w:pPr>
-              <w:pStyle w:val="Style15"/>
+              <w:pStyle w:val="Style19"/>
+              <w:widowControl w:val="false"/>
+              <w:jc w:val="center"/>
               <w:rPr/>
             </w:pPr>
             <w:r>
@@ -6933,13 +7021,15 @@
         <w:trPr/>
         <w:tc>
           <w:tcPr>
-            <w:tcW w:w="985" w:type="dxa"/>
+            <w:tcW w:w="1022" w:type="dxa"/>
             <w:tcBorders/>
             <w:vAlign w:val="center"/>
           </w:tcPr>
           <w:p>
             <w:pPr>
-              <w:pStyle w:val="Style15"/>
+              <w:pStyle w:val="Style19"/>
+              <w:widowControl w:val="false"/>
+              <w:jc w:val="center"/>
               <w:rPr/>
             </w:pPr>
             <w:r>
@@ -6954,13 +7044,38 @@
         </w:tc>
         <w:tc>
           <w:tcPr>
-            <w:tcW w:w="1033" w:type="dxa"/>
+            <w:tcW w:w="619" w:type="dxa"/>
             <w:tcBorders/>
             <w:vAlign w:val="center"/>
           </w:tcPr>
           <w:p>
             <w:pPr>
-              <w:pStyle w:val="Style15"/>
+              <w:pStyle w:val="Style19"/>
+              <w:widowControl w:val="false"/>
+              <w:jc w:val="center"/>
+              <w:rPr/>
+            </w:pPr>
+            <w:r>
+              <w:rPr>
+                <w:rStyle w:val="Style11"/>
+                <w:sz w:val="18"/>
+                <w:szCs w:val="18"/>
+              </w:rPr>
+              <w:t>2</w:t>
+            </w:r>
+          </w:p>
+        </w:tc>
+        <w:tc>
+          <w:tcPr>
+            <w:tcW w:w="1083" w:type="dxa"/>
+            <w:tcBorders/>
+            <w:vAlign w:val="center"/>
+          </w:tcPr>
+          <w:p>
+            <w:pPr>
+              <w:pStyle w:val="Style19"/>
+              <w:widowControl w:val="false"/>
+              <w:jc w:val="center"/>
               <w:rPr/>
             </w:pPr>
             <w:r>
@@ -6975,13 +7090,15 @@
         </w:tc>
         <w:tc>
           <w:tcPr>
-            <w:tcW w:w="3284" w:type="dxa"/>
+            <w:tcW w:w="2657" w:type="dxa"/>
             <w:tcBorders/>
             <w:vAlign w:val="center"/>
           </w:tcPr>
           <w:p>
             <w:pPr>
-              <w:pStyle w:val="Style15"/>
+              <w:pStyle w:val="Style19"/>
+              <w:widowControl w:val="false"/>
+              <w:jc w:val="center"/>
               <w:rPr/>
             </w:pPr>
             <w:r>
@@ -7003,13 +7120,15 @@
         </w:tc>
         <w:tc>
           <w:tcPr>
-            <w:tcW w:w="4335" w:type="dxa"/>
+            <w:tcW w:w="4256" w:type="dxa"/>
             <w:tcBorders/>
             <w:vAlign w:val="center"/>
           </w:tcPr>
           <w:p>
             <w:pPr>
-              <w:pStyle w:val="Style15"/>
+              <w:pStyle w:val="Style19"/>
+              <w:widowControl w:val="false"/>
+              <w:jc w:val="center"/>
               <w:rPr/>
             </w:pPr>
             <w:r>
@@ -7079,6 +7198,29 @@
         <w:bidi w:val="0"/>
         <w:jc w:val="start"/>
         <w:rPr>
+          <w:b/>
+          <w:b/>
+          <w:bCs/>
+          <w:sz w:val="28"/>
+          <w:szCs w:val="28"/>
+        </w:rPr>
+      </w:pPr>
+      <w:r>
+        <w:rPr>
+          <w:b/>
+          <w:bCs/>
+          <w:sz w:val="28"/>
+          <w:szCs w:val="28"/>
+        </w:rPr>
+        <w:t>系统调用函数</w:t>
+      </w:r>
+    </w:p>
+    <w:p>
+      <w:pPr>
+        <w:pStyle w:val="Normal"/>
+        <w:bidi w:val="0"/>
+        <w:jc w:val="start"/>
+        <w:rPr>
           <w:sz w:val="18"/>
           <w:szCs w:val="18"/>
         </w:rPr>
@@ -7107,12 +7249,12 @@
     </w:p>
     <w:p>
       <w:pPr>
-        <w:pStyle w:val="Heading4"/>
+        <w:pStyle w:val="4"/>
         <w:numPr>
           <w:ilvl w:val="0"/>
           <w:numId w:val="0"/>
         </w:numPr>
-        <w:ind w:hanging="0" w:start="0"/>
+        <w:ind w:start="0" w:hanging="0"/>
         <w:rPr>
           <w:sz w:val="18"/>
           <w:szCs w:val="18"/>
@@ -7367,7 +7509,159 @@
           <w:sz w:val="18"/>
           <w:szCs w:val="18"/>
         </w:rPr>
-        <w:t xml:space="preserve">            </w:t>
+        <w:tab/>
+        <w:t xml:space="preserve">            (</w:t>
+      </w:r>
+      <w:r>
+        <w:rPr>
+          <w:sz w:val="18"/>
+          <w:szCs w:val="18"/>
+        </w:rPr>
+        <w:t>必选其一</w:t>
+      </w:r>
+      <w:r>
+        <w:rPr>
+          <w:sz w:val="18"/>
+          <w:szCs w:val="18"/>
+        </w:rPr>
+        <w:t>)</w:t>
+      </w:r>
+    </w:p>
+    <w:p>
+      <w:pPr>
+        <w:pStyle w:val="Normal"/>
+        <w:bidi w:val="0"/>
+        <w:jc w:val="start"/>
+        <w:rPr>
+          <w:sz w:val="18"/>
+          <w:szCs w:val="18"/>
+        </w:rPr>
+      </w:pPr>
+      <w:r>
+        <w:rPr>
+          <w:sz w:val="18"/>
+          <w:szCs w:val="18"/>
+        </w:rPr>
+        <w:tab/>
+        <w:t xml:space="preserve">            O_RDONLY: </w:t>
+      </w:r>
+      <w:r>
+        <w:rPr>
+          <w:sz w:val="18"/>
+          <w:szCs w:val="18"/>
+        </w:rPr>
+        <w:t>只读</w:t>
+      </w:r>
+    </w:p>
+    <w:p>
+      <w:pPr>
+        <w:pStyle w:val="Normal"/>
+        <w:bidi w:val="0"/>
+        <w:jc w:val="start"/>
+        <w:rPr>
+          <w:sz w:val="18"/>
+          <w:szCs w:val="18"/>
+        </w:rPr>
+      </w:pPr>
+      <w:r>
+        <w:rPr>
+          <w:sz w:val="18"/>
+          <w:szCs w:val="18"/>
+        </w:rPr>
+        <w:tab/>
+        <w:t xml:space="preserve">            O_WRONLY: </w:t>
+      </w:r>
+      <w:r>
+        <w:rPr>
+          <w:sz w:val="18"/>
+          <w:szCs w:val="18"/>
+        </w:rPr>
+        <w:t>只写</w:t>
+      </w:r>
+    </w:p>
+    <w:p>
+      <w:pPr>
+        <w:pStyle w:val="Normal"/>
+        <w:bidi w:val="0"/>
+        <w:jc w:val="start"/>
+        <w:rPr>
+          <w:sz w:val="18"/>
+          <w:szCs w:val="18"/>
+        </w:rPr>
+      </w:pPr>
+      <w:r>
+        <w:rPr>
+          <w:sz w:val="18"/>
+          <w:szCs w:val="18"/>
+        </w:rPr>
+        <w:tab/>
+        <w:t xml:space="preserve">            O_RDWR:   </w:t>
+      </w:r>
+      <w:r>
+        <w:rPr>
+          <w:sz w:val="18"/>
+          <w:szCs w:val="18"/>
+        </w:rPr>
+        <w:t>读写</w:t>
+      </w:r>
+    </w:p>
+    <w:p>
+      <w:pPr>
+        <w:pStyle w:val="Normal"/>
+        <w:bidi w:val="0"/>
+        <w:jc w:val="start"/>
+        <w:rPr>
+          <w:sz w:val="18"/>
+          <w:szCs w:val="18"/>
+        </w:rPr>
+      </w:pPr>
+      <w:r>
+        <w:rPr>
+          <w:sz w:val="18"/>
+          <w:szCs w:val="18"/>
+        </w:rPr>
+        <w:tab/>
+        <w:t xml:space="preserve">            (</w:t>
+      </w:r>
+      <w:r>
+        <w:rPr>
+          <w:sz w:val="18"/>
+          <w:szCs w:val="18"/>
+        </w:rPr>
+        <w:t>可选附加</w:t>
+      </w:r>
+      <w:r>
+        <w:rPr>
+          <w:sz w:val="18"/>
+          <w:szCs w:val="18"/>
+        </w:rPr>
+        <w:t>)</w:t>
+      </w:r>
+    </w:p>
+    <w:p>
+      <w:pPr>
+        <w:pStyle w:val="Normal"/>
+        <w:bidi w:val="0"/>
+        <w:jc w:val="start"/>
+        <w:rPr>
+          <w:sz w:val="18"/>
+          <w:szCs w:val="18"/>
+        </w:rPr>
+      </w:pPr>
+      <w:r>
+        <w:rPr>
+          <w:sz w:val="18"/>
+          <w:szCs w:val="18"/>
+        </w:rPr>
+        <w:tab/>
+        <w:t xml:space="preserve">            O_CREAT:  </w:t>
+      </w:r>
+      <w:r>
+        <w:rPr>
+          <w:sz w:val="18"/>
+          <w:szCs w:val="18"/>
+        </w:rPr>
+        <w:t>文件不存在则创建</w:t>
       </w:r>
       <w:r>
         <w:rPr>
@@ -7381,194 +7675,6 @@
           <w:sz w:val="18"/>
           <w:szCs w:val="18"/>
         </w:rPr>
-        <w:t>必选其一</w:t>
-      </w:r>
-      <w:r>
-        <w:rPr>
-          <w:sz w:val="18"/>
-          <w:szCs w:val="18"/>
-        </w:rPr>
-        <w:t>)</w:t>
-      </w:r>
-    </w:p>
-    <w:p>
-      <w:pPr>
-        <w:pStyle w:val="Normal"/>
-        <w:bidi w:val="0"/>
-        <w:jc w:val="start"/>
-        <w:rPr>
-          <w:sz w:val="18"/>
-          <w:szCs w:val="18"/>
-        </w:rPr>
-      </w:pPr>
-      <w:r>
-        <w:rPr>
-          <w:sz w:val="18"/>
-          <w:szCs w:val="18"/>
-        </w:rPr>
-        <w:t xml:space="preserve">            </w:t>
-      </w:r>
-      <w:r>
-        <w:rPr>
-          <w:sz w:val="18"/>
-          <w:szCs w:val="18"/>
-        </w:rPr>
-        <w:t xml:space="preserve">O_RDONLY: </w:t>
-      </w:r>
-      <w:r>
-        <w:rPr>
-          <w:sz w:val="18"/>
-          <w:szCs w:val="18"/>
-        </w:rPr>
-        <w:t>只读</w:t>
-      </w:r>
-    </w:p>
-    <w:p>
-      <w:pPr>
-        <w:pStyle w:val="Normal"/>
-        <w:bidi w:val="0"/>
-        <w:jc w:val="start"/>
-        <w:rPr>
-          <w:sz w:val="18"/>
-          <w:szCs w:val="18"/>
-        </w:rPr>
-      </w:pPr>
-      <w:r>
-        <w:rPr>
-          <w:sz w:val="18"/>
-          <w:szCs w:val="18"/>
-        </w:rPr>
-        <w:t xml:space="preserve">            </w:t>
-      </w:r>
-      <w:r>
-        <w:rPr>
-          <w:sz w:val="18"/>
-          <w:szCs w:val="18"/>
-        </w:rPr>
-        <w:t xml:space="preserve">O_WRONLY: </w:t>
-      </w:r>
-      <w:r>
-        <w:rPr>
-          <w:sz w:val="18"/>
-          <w:szCs w:val="18"/>
-        </w:rPr>
-        <w:t>只写</w:t>
-      </w:r>
-    </w:p>
-    <w:p>
-      <w:pPr>
-        <w:pStyle w:val="Normal"/>
-        <w:bidi w:val="0"/>
-        <w:jc w:val="start"/>
-        <w:rPr>
-          <w:sz w:val="18"/>
-          <w:szCs w:val="18"/>
-        </w:rPr>
-      </w:pPr>
-      <w:r>
-        <w:rPr>
-          <w:sz w:val="18"/>
-          <w:szCs w:val="18"/>
-        </w:rPr>
-        <w:t xml:space="preserve">            </w:t>
-      </w:r>
-      <w:r>
-        <w:rPr>
-          <w:sz w:val="18"/>
-          <w:szCs w:val="18"/>
-        </w:rPr>
-        <w:t xml:space="preserve">O_RDWR:   </w:t>
-      </w:r>
-      <w:r>
-        <w:rPr>
-          <w:sz w:val="18"/>
-          <w:szCs w:val="18"/>
-        </w:rPr>
-        <w:t>读写</w:t>
-      </w:r>
-    </w:p>
-    <w:p>
-      <w:pPr>
-        <w:pStyle w:val="Normal"/>
-        <w:bidi w:val="0"/>
-        <w:jc w:val="start"/>
-        <w:rPr>
-          <w:sz w:val="18"/>
-          <w:szCs w:val="18"/>
-        </w:rPr>
-      </w:pPr>
-      <w:r>
-        <w:rPr>
-          <w:sz w:val="18"/>
-          <w:szCs w:val="18"/>
-        </w:rPr>
-        <w:t xml:space="preserve">            </w:t>
-      </w:r>
-      <w:r>
-        <w:rPr>
-          <w:sz w:val="18"/>
-          <w:szCs w:val="18"/>
-        </w:rPr>
-        <w:t>(</w:t>
-      </w:r>
-      <w:r>
-        <w:rPr>
-          <w:sz w:val="18"/>
-          <w:szCs w:val="18"/>
-        </w:rPr>
-        <w:t>可选附加</w:t>
-      </w:r>
-      <w:r>
-        <w:rPr>
-          <w:sz w:val="18"/>
-          <w:szCs w:val="18"/>
-        </w:rPr>
-        <w:t>)</w:t>
-      </w:r>
-    </w:p>
-    <w:p>
-      <w:pPr>
-        <w:pStyle w:val="Normal"/>
-        <w:bidi w:val="0"/>
-        <w:jc w:val="start"/>
-        <w:rPr>
-          <w:sz w:val="18"/>
-          <w:szCs w:val="18"/>
-        </w:rPr>
-      </w:pPr>
-      <w:r>
-        <w:rPr>
-          <w:sz w:val="18"/>
-          <w:szCs w:val="18"/>
-        </w:rPr>
-        <w:t xml:space="preserve">            </w:t>
-      </w:r>
-      <w:r>
-        <w:rPr>
-          <w:sz w:val="18"/>
-          <w:szCs w:val="18"/>
-        </w:rPr>
-        <w:t xml:space="preserve">O_CREAT:  </w:t>
-      </w:r>
-      <w:r>
-        <w:rPr>
-          <w:sz w:val="18"/>
-          <w:szCs w:val="18"/>
-        </w:rPr>
-        <w:t>文件不存在则创建</w:t>
-      </w:r>
-      <w:r>
-        <w:rPr>
-          <w:sz w:val="18"/>
-          <w:szCs w:val="18"/>
-        </w:rPr>
-        <w:t>(</w:t>
-      </w:r>
-      <w:r>
-        <w:rPr>
-          <w:sz w:val="18"/>
-          <w:szCs w:val="18"/>
-        </w:rPr>
         <w:t>用了它才需要第三个参数</w:t>
       </w:r>
       <w:r>
@@ -7594,14 +7700,8 @@
           <w:sz w:val="18"/>
           <w:szCs w:val="18"/>
         </w:rPr>
-        <w:t xml:space="preserve">            </w:t>
-      </w:r>
-      <w:r>
-        <w:rPr>
-          <w:sz w:val="18"/>
-          <w:szCs w:val="18"/>
-        </w:rPr>
-        <w:t xml:space="preserve">O_TRUNC:  </w:t>
+        <w:tab/>
+        <w:t xml:space="preserve">            O_TRUNC:  </w:t>
       </w:r>
       <w:r>
         <w:rPr>
@@ -7626,14 +7726,15 @@
           <w:sz w:val="18"/>
           <w:szCs w:val="18"/>
         </w:rPr>
-        <w:t xml:space="preserve">            </w:t>
-      </w:r>
-      <w:r>
-        <w:rPr>
-          <w:sz w:val="18"/>
-          <w:szCs w:val="18"/>
-        </w:rPr>
-        <w:t xml:space="preserve">O_APPEND: </w:t>
+        <w:t xml:space="preserve">  </w:t>
+      </w:r>
+      <w:r>
+        <w:rPr>
+          <w:sz w:val="18"/>
+          <w:szCs w:val="18"/>
+        </w:rPr>
+        <w:tab/>
+        <w:t xml:space="preserve">          O_APPEND: </w:t>
       </w:r>
       <w:r>
         <w:rPr>
@@ -7672,14 +7773,15 @@
           <w:sz w:val="18"/>
           <w:szCs w:val="18"/>
         </w:rPr>
-        <w:t xml:space="preserve">            </w:t>
-      </w:r>
-      <w:r>
-        <w:rPr>
-          <w:sz w:val="18"/>
-          <w:szCs w:val="18"/>
-        </w:rPr>
-        <w:t xml:space="preserve">O_EXCL:   </w:t>
+        <w:t xml:space="preserve">  </w:t>
+      </w:r>
+      <w:r>
+        <w:rPr>
+          <w:sz w:val="18"/>
+          <w:szCs w:val="18"/>
+        </w:rPr>
+        <w:tab/>
+        <w:t xml:space="preserve">          O_EXCL:   </w:t>
       </w:r>
       <w:r>
         <w:rPr>
@@ -8111,12 +8213,12 @@
     </w:p>
     <w:p>
       <w:pPr>
-        <w:pStyle w:val="Heading4"/>
+        <w:pStyle w:val="4"/>
         <w:numPr>
           <w:ilvl w:val="3"/>
           <w:numId w:val="1"/>
         </w:numPr>
-        <w:ind w:hanging="0" w:start="0"/>
+        <w:ind w:start="0" w:hanging="0"/>
         <w:rPr>
           <w:sz w:val="18"/>
           <w:szCs w:val="18"/>
@@ -8202,14 +8304,7 @@
           <w:sz w:val="18"/>
           <w:szCs w:val="18"/>
         </w:rPr>
-        <w:t>参数</w:t>
-      </w:r>
-      <w:r>
-        <w:rPr>
-          <w:sz w:val="18"/>
-          <w:szCs w:val="18"/>
-        </w:rPr>
-        <w:t xml:space="preserve">解析：  </w:t>
+        <w:t xml:space="preserve">参数解析：  </w:t>
       </w:r>
       <w:r>
         <w:rPr>
@@ -8361,33 +8456,28 @@
     </w:p>
     <w:p>
       <w:pPr>
-        <w:pStyle w:val="Normal"/>
-        <w:bidi w:val="0"/>
-        <w:jc w:val="start"/>
-        <w:rPr>
-          <w:sz w:val="18"/>
-          <w:szCs w:val="18"/>
-        </w:rPr>
-      </w:pPr>
-      <w:r>
-        <w:rPr>
-          <w:sz w:val="18"/>
-          <w:szCs w:val="18"/>
-        </w:rPr>
-      </w:r>
-    </w:p>
-    <w:p>
-      <w:pPr>
-        <w:pStyle w:val="Normal"/>
-        <w:bidi w:val="0"/>
-        <w:jc w:val="start"/>
+        <w:pStyle w:val="4"/>
+        <w:numPr>
+          <w:ilvl w:val="3"/>
+          <w:numId w:val="1"/>
+        </w:numPr>
+        <w:bidi w:val="0"/>
+        <w:ind w:start="0" w:hanging="0"/>
+        <w:jc w:val="start"/>
+        <w:rPr>
+          <w:sz w:val="18"/>
+          <w:szCs w:val="18"/>
+        </w:rPr>
+      </w:pPr>
+      <w:r>
         <w:rPr>
           <w:b/>
           <w:bCs/>
           <w:sz w:val="18"/>
           <w:szCs w:val="18"/>
         </w:rPr>
-      </w:pPr>
+        <w:t>read</w:t>
+      </w:r>
       <w:r>
         <w:rPr>
           <w:b/>
@@ -8395,107 +8485,1962 @@
           <w:sz w:val="18"/>
           <w:szCs w:val="18"/>
         </w:rPr>
-      </w:r>
-    </w:p>
-    <w:p>
-      <w:pPr>
-        <w:pStyle w:val="Normal"/>
-        <w:bidi w:val="0"/>
-        <w:jc w:val="start"/>
-        <w:rPr>
-          <w:sz w:val="18"/>
-          <w:szCs w:val="18"/>
-        </w:rPr>
-      </w:pPr>
-      <w:r>
-        <w:rPr>
-          <w:sz w:val="18"/>
-          <w:szCs w:val="18"/>
-        </w:rPr>
-      </w:r>
-    </w:p>
-    <w:p>
-      <w:pPr>
-        <w:pStyle w:val="Normal"/>
-        <w:bidi w:val="0"/>
-        <w:jc w:val="start"/>
-        <w:rPr>
-          <w:sz w:val="18"/>
-          <w:szCs w:val="18"/>
-        </w:rPr>
-      </w:pPr>
-      <w:r>
-        <w:rPr>
-          <w:sz w:val="18"/>
-          <w:szCs w:val="18"/>
-        </w:rPr>
-      </w:r>
-    </w:p>
-    <w:p>
-      <w:pPr>
-        <w:pStyle w:val="Normal"/>
-        <w:bidi w:val="0"/>
-        <w:jc w:val="start"/>
-        <w:rPr>
-          <w:sz w:val="18"/>
-          <w:szCs w:val="18"/>
-        </w:rPr>
-      </w:pPr>
-      <w:r>
-        <w:rPr>
-          <w:sz w:val="18"/>
-          <w:szCs w:val="18"/>
-        </w:rPr>
-      </w:r>
-    </w:p>
-    <w:p>
-      <w:pPr>
-        <w:pStyle w:val="Normal"/>
-        <w:bidi w:val="0"/>
-        <w:jc w:val="start"/>
-        <w:rPr>
-          <w:sz w:val="18"/>
-          <w:szCs w:val="18"/>
-        </w:rPr>
-      </w:pPr>
-      <w:r>
-        <w:rPr>
-          <w:sz w:val="18"/>
-          <w:szCs w:val="18"/>
-        </w:rPr>
-      </w:r>
-    </w:p>
-    <w:p>
-      <w:pPr>
-        <w:pStyle w:val="Normal"/>
-        <w:bidi w:val="0"/>
-        <w:jc w:val="start"/>
-        <w:rPr>
-          <w:sz w:val="18"/>
-          <w:szCs w:val="18"/>
-        </w:rPr>
-      </w:pPr>
-      <w:r>
-        <w:rPr>
-          <w:sz w:val="18"/>
-          <w:szCs w:val="18"/>
-        </w:rPr>
-      </w:r>
-    </w:p>
-    <w:p>
-      <w:pPr>
-        <w:pStyle w:val="Normal"/>
-        <w:bidi w:val="0"/>
-        <w:jc w:val="start"/>
-        <w:rPr>
-          <w:sz w:val="18"/>
-          <w:szCs w:val="18"/>
-        </w:rPr>
-      </w:pPr>
-      <w:r>
-        <w:rPr>
-          <w:sz w:val="18"/>
-          <w:szCs w:val="18"/>
+        <w:t>函数使用</w:t>
+      </w:r>
+    </w:p>
+    <w:p>
+      <w:pPr>
+        <w:pStyle w:val="Normal"/>
+        <w:bidi w:val="0"/>
+        <w:jc w:val="start"/>
+        <w:rPr>
+          <w:sz w:val="18"/>
+          <w:szCs w:val="18"/>
+        </w:rPr>
+      </w:pPr>
+      <w:r>
+        <w:rPr>
+          <w:rFonts w:ascii="Liberation Serif" w:hAnsi="Liberation Serif" w:cs="Noto Sans CJK SC"/>
+          <w:color w:val="auto"/>
+          <w:kern w:val="2"/>
+          <w:sz w:val="18"/>
+          <w:szCs w:val="18"/>
+          <w:lang w:val="en-US" w:eastAsia="zh-CN" w:bidi="hi-IN"/>
+        </w:rPr>
+        <w:t>原函数：</w:t>
+      </w:r>
+      <w:r>
+        <w:rPr>
+          <w:rFonts w:eastAsia="Noto Serif CJK SC" w:cs="Noto Sans CJK SC"/>
+          <w:color w:val="auto"/>
+          <w:kern w:val="2"/>
+          <w:sz w:val="18"/>
+          <w:szCs w:val="18"/>
+          <w:lang w:val="en-US" w:eastAsia="zh-CN" w:bidi="hi-IN"/>
+        </w:rPr>
+        <w:t>ssize_t read(int fd, void *buf, size_t count);</w:t>
+      </w:r>
+    </w:p>
+    <w:p>
+      <w:pPr>
+        <w:pStyle w:val="Normal"/>
+        <w:bidi w:val="0"/>
+        <w:jc w:val="start"/>
+        <w:rPr>
+          <w:sz w:val="18"/>
+          <w:szCs w:val="18"/>
+        </w:rPr>
+      </w:pPr>
+      <w:r>
+        <w:rPr>
+          <w:sz w:val="18"/>
+          <w:szCs w:val="18"/>
+        </w:rPr>
+        <w:t>参数解析：</w:t>
+      </w:r>
+    </w:p>
+    <w:p>
+      <w:pPr>
+        <w:pStyle w:val="Normal"/>
+        <w:bidi w:val="0"/>
+        <w:jc w:val="start"/>
+        <w:rPr>
+          <w:sz w:val="18"/>
+          <w:szCs w:val="18"/>
+        </w:rPr>
+      </w:pPr>
+      <w:r>
+        <w:rPr>
+          <w:sz w:val="18"/>
+          <w:szCs w:val="18"/>
+        </w:rPr>
+        <w:tab/>
+        <w:t xml:space="preserve">fd     </w:t>
+      </w:r>
+      <w:r>
+        <w:rPr>
+          <w:sz w:val="18"/>
+          <w:szCs w:val="18"/>
+        </w:rPr>
+        <w:t>：文件编号，</w:t>
+      </w:r>
+      <w:r>
+        <w:rPr>
+          <w:sz w:val="18"/>
+          <w:szCs w:val="18"/>
+        </w:rPr>
+        <w:t xml:space="preserve">open </w:t>
+      </w:r>
+      <w:r>
+        <w:rPr>
+          <w:sz w:val="18"/>
+          <w:szCs w:val="18"/>
+        </w:rPr>
+        <w:t>返回的那个，告诉它</w:t>
+      </w:r>
+      <w:r>
+        <w:rPr>
+          <w:sz w:val="18"/>
+          <w:szCs w:val="18"/>
+        </w:rPr>
+        <w:t>"</w:t>
+      </w:r>
+      <w:r>
+        <w:rPr>
+          <w:sz w:val="18"/>
+          <w:szCs w:val="18"/>
+        </w:rPr>
+        <w:t>读哪个文件</w:t>
+      </w:r>
+      <w:r>
+        <w:rPr>
+          <w:sz w:val="18"/>
+          <w:szCs w:val="18"/>
+        </w:rPr>
+        <w:t>"</w:t>
+      </w:r>
+    </w:p>
+    <w:p>
+      <w:pPr>
+        <w:pStyle w:val="Normal"/>
+        <w:bidi w:val="0"/>
+        <w:jc w:val="start"/>
+        <w:rPr>
+          <w:sz w:val="18"/>
+          <w:szCs w:val="18"/>
+        </w:rPr>
+      </w:pPr>
+      <w:r>
+        <w:rPr>
+          <w:sz w:val="18"/>
+          <w:szCs w:val="18"/>
+        </w:rPr>
+        <w:tab/>
+        <w:t xml:space="preserve">buf    </w:t>
+      </w:r>
+      <w:r>
+        <w:rPr>
+          <w:sz w:val="18"/>
+          <w:szCs w:val="18"/>
+        </w:rPr>
+        <w:t>：一块内存（数组），读出来的数据放这里，</w:t>
+      </w:r>
+      <w:r>
+        <w:rPr>
+          <w:sz w:val="18"/>
+          <w:szCs w:val="18"/>
+        </w:rPr>
+        <w:t>"</w:t>
+      </w:r>
+      <w:r>
+        <w:rPr>
+          <w:sz w:val="18"/>
+          <w:szCs w:val="18"/>
+        </w:rPr>
+        <w:t>放哪里</w:t>
+      </w:r>
+      <w:r>
+        <w:rPr>
+          <w:sz w:val="18"/>
+          <w:szCs w:val="18"/>
+        </w:rPr>
+        <w:t>"</w:t>
+      </w:r>
+    </w:p>
+    <w:p>
+      <w:pPr>
+        <w:pStyle w:val="Normal"/>
+        <w:bidi w:val="0"/>
+        <w:jc w:val="start"/>
+        <w:rPr>
+          <w:sz w:val="18"/>
+          <w:szCs w:val="18"/>
+        </w:rPr>
+      </w:pPr>
+      <w:r>
+        <w:rPr>
+          <w:sz w:val="18"/>
+          <w:szCs w:val="18"/>
+        </w:rPr>
+        <w:tab/>
+        <w:t xml:space="preserve">count  </w:t>
+      </w:r>
+      <w:r>
+        <w:rPr>
+          <w:sz w:val="18"/>
+          <w:szCs w:val="18"/>
+        </w:rPr>
+        <w:t>：你最多想读多少个字节，</w:t>
+      </w:r>
+      <w:r>
+        <w:rPr>
+          <w:sz w:val="18"/>
+          <w:szCs w:val="18"/>
+        </w:rPr>
+        <w:t>"</w:t>
+      </w:r>
+      <w:r>
+        <w:rPr>
+          <w:sz w:val="18"/>
+          <w:szCs w:val="18"/>
+        </w:rPr>
+        <w:t>读多少</w:t>
+      </w:r>
+      <w:r>
+        <w:rPr>
+          <w:sz w:val="18"/>
+          <w:szCs w:val="18"/>
+        </w:rPr>
+        <w:t>"</w:t>
+      </w:r>
+    </w:p>
+    <w:p>
+      <w:pPr>
+        <w:pStyle w:val="Normal"/>
+        <w:bidi w:val="0"/>
+        <w:jc w:val="start"/>
+        <w:rPr>
+          <w:sz w:val="18"/>
+          <w:szCs w:val="18"/>
+        </w:rPr>
+      </w:pPr>
+      <w:r>
+        <w:rPr>
+          <w:sz w:val="18"/>
+          <w:szCs w:val="18"/>
+        </w:rPr>
+        <w:t>返回值</w:t>
+      </w:r>
+      <w:r>
+        <w:rPr>
+          <w:rFonts w:eastAsia="Noto Serif CJK SC" w:cs="Noto Sans CJK SC"/>
+          <w:color w:val="auto"/>
+          <w:kern w:val="2"/>
+          <w:sz w:val="18"/>
+          <w:szCs w:val="18"/>
+          <w:lang w:val="en-US" w:eastAsia="zh-CN" w:bidi="hi-IN"/>
+        </w:rPr>
+        <w:t>return</w:t>
+      </w:r>
+      <w:r>
+        <w:rPr>
+          <w:sz w:val="18"/>
+          <w:szCs w:val="18"/>
+        </w:rPr>
+        <w:t xml:space="preserve"> </w:t>
+      </w:r>
+      <w:r>
+        <w:rPr>
+          <w:rFonts w:ascii="Liberation Serif" w:hAnsi="Liberation Serif" w:cs="Noto Sans CJK SC"/>
+          <w:color w:val="auto"/>
+          <w:kern w:val="2"/>
+          <w:sz w:val="18"/>
+          <w:szCs w:val="18"/>
+          <w:lang w:val="en-US" w:eastAsia="zh-CN" w:bidi="hi-IN"/>
+        </w:rPr>
+        <w:t>：</w:t>
+      </w:r>
+      <w:r>
+        <w:rPr>
+          <w:sz w:val="18"/>
+          <w:szCs w:val="18"/>
+        </w:rPr>
+        <w:t xml:space="preserve"> 实际读到了字节</w:t>
+      </w:r>
+      <w:r>
+        <w:rPr>
+          <w:rFonts w:ascii="Liberation Serif" w:hAnsi="Liberation Serif" w:cs="Noto Sans CJK SC"/>
+          <w:color w:val="auto"/>
+          <w:kern w:val="2"/>
+          <w:sz w:val="18"/>
+          <w:szCs w:val="18"/>
+          <w:lang w:val="en-US" w:eastAsia="zh-CN" w:bidi="hi-IN"/>
+        </w:rPr>
+        <w:t>数</w:t>
+      </w:r>
+    </w:p>
+    <w:p>
+      <w:pPr>
+        <w:pStyle w:val="Normal"/>
+        <w:bidi w:val="0"/>
+        <w:jc w:val="start"/>
+        <w:rPr>
+          <w:sz w:val="18"/>
+          <w:szCs w:val="18"/>
+          <w:highlight w:val="none"/>
+          <w:shd w:fill="auto" w:val="clear"/>
+        </w:rPr>
+      </w:pPr>
+      <w:r>
+        <w:rPr>
+          <w:rFonts w:ascii="Liberation Serif" w:hAnsi="Liberation Serif" w:cs="Noto Sans CJK SC"/>
+          <w:color w:val="000000"/>
+          <w:kern w:val="2"/>
+          <w:sz w:val="18"/>
+          <w:szCs w:val="18"/>
+          <w:shd w:fill="auto" w:val="clear"/>
+          <w:lang w:val="en-US" w:eastAsia="zh-CN" w:bidi="hi-IN"/>
+        </w:rPr>
+        <w:t>例子：</w:t>
+      </w:r>
+      <w:r>
+        <w:rPr>
+          <w:rFonts w:eastAsia="Noto Serif CJK SC" w:cs="Noto Sans CJK SC"/>
+          <w:b w:val="false"/>
+          <w:color w:val="000000"/>
+          <w:kern w:val="2"/>
+          <w:sz w:val="18"/>
+          <w:szCs w:val="18"/>
+          <w:shd w:fill="auto" w:val="clear"/>
+          <w:lang w:val="en-US" w:eastAsia="zh-CN" w:bidi="hi-IN"/>
+        </w:rPr>
+        <w:t>ssize_t n = read(fd, buf, 99);</w:t>
+      </w:r>
+    </w:p>
+    <w:p>
+      <w:pPr>
+        <w:pStyle w:val="Normal"/>
+        <w:bidi w:val="0"/>
+        <w:jc w:val="start"/>
+        <w:rPr>
+          <w:sz w:val="18"/>
+          <w:szCs w:val="18"/>
+          <w:highlight w:val="none"/>
+          <w:shd w:fill="auto" w:val="clear"/>
+        </w:rPr>
+      </w:pPr>
+      <w:r>
+        <w:rPr>
+          <w:rFonts w:ascii="Liberation Serif" w:hAnsi="Liberation Serif" w:cs="Noto Sans CJK SC"/>
+          <w:color w:val="000000"/>
+          <w:kern w:val="2"/>
+          <w:sz w:val="18"/>
+          <w:szCs w:val="18"/>
+          <w:shd w:fill="auto" w:val="clear"/>
+          <w:lang w:val="en-US" w:eastAsia="zh-CN" w:bidi="hi-IN"/>
+        </w:rPr>
+        <w:t xml:space="preserve">注： </w:t>
+      </w:r>
+      <w:r>
+        <w:rPr>
+          <w:rFonts w:eastAsia="Noto Serif CJK SC" w:cs="Noto Sans CJK SC"/>
+          <w:b w:val="false"/>
+          <w:color w:val="000000"/>
+          <w:kern w:val="2"/>
+          <w:sz w:val="18"/>
+          <w:szCs w:val="18"/>
+          <w:shd w:fill="auto" w:val="clear"/>
+          <w:lang w:val="en-US" w:eastAsia="zh-CN" w:bidi="hi-IN"/>
+        </w:rPr>
+        <w:t>ssize_t</w:t>
+      </w:r>
+      <w:r>
+        <w:rPr>
+          <w:rFonts w:ascii="Liberation Serif" w:hAnsi="Liberation Serif" w:cs="Noto Sans CJK SC"/>
+          <w:color w:val="000000"/>
+          <w:kern w:val="2"/>
+          <w:sz w:val="18"/>
+          <w:szCs w:val="18"/>
+          <w:shd w:fill="auto" w:val="clear"/>
+          <w:lang w:val="en-US" w:eastAsia="zh-CN" w:bidi="hi-IN"/>
+        </w:rPr>
+        <w:t>在</w:t>
+      </w:r>
+      <w:r>
+        <w:rPr>
+          <w:rFonts w:eastAsia="Noto Serif CJK SC" w:cs="Noto Sans CJK SC"/>
+          <w:b w:val="false"/>
+          <w:color w:val="000000"/>
+          <w:kern w:val="2"/>
+          <w:sz w:val="18"/>
+          <w:szCs w:val="18"/>
+          <w:shd w:fill="auto" w:val="clear"/>
+          <w:lang w:val="en-US" w:eastAsia="zh-CN" w:bidi="hi-IN"/>
+        </w:rPr>
+        <w:t>linux</w:t>
+      </w:r>
+      <w:r>
+        <w:rPr>
+          <w:rFonts w:ascii="Liberation Serif" w:hAnsi="Liberation Serif" w:cs="Noto Sans CJK SC"/>
+          <w:color w:val="000000"/>
+          <w:kern w:val="2"/>
+          <w:sz w:val="18"/>
+          <w:szCs w:val="18"/>
+          <w:shd w:fill="auto" w:val="clear"/>
+          <w:lang w:val="en-US" w:eastAsia="zh-CN" w:bidi="hi-IN"/>
+        </w:rPr>
+        <w:t>系统里可以看成</w:t>
+      </w:r>
+      <w:r>
+        <w:rPr>
+          <w:rFonts w:eastAsia="Noto Serif CJK SC" w:cs="Noto Sans CJK SC"/>
+          <w:b w:val="false"/>
+          <w:color w:val="000000"/>
+          <w:kern w:val="2"/>
+          <w:sz w:val="18"/>
+          <w:szCs w:val="18"/>
+          <w:shd w:fill="auto" w:val="clear"/>
+          <w:lang w:val="en-US" w:eastAsia="zh-CN" w:bidi="hi-IN"/>
+        </w:rPr>
+        <w:t>long</w:t>
+      </w:r>
+    </w:p>
+    <w:p>
+      <w:pPr>
+        <w:pStyle w:val="Normal"/>
+        <w:bidi w:val="0"/>
+        <w:jc w:val="start"/>
+        <w:rPr>
+          <w:rFonts w:ascii="Liberation Serif" w:hAnsi="Liberation Serif" w:eastAsia="Noto Serif CJK SC" w:cs="Noto Sans CJK SC"/>
+          <w:b w:val="false"/>
+          <w:color w:val="auto"/>
+          <w:kern w:val="2"/>
+          <w:lang w:val="en-US" w:eastAsia="zh-CN" w:bidi="hi-IN"/>
+        </w:rPr>
+      </w:pPr>
+      <w:r>
+        <w:rPr>
+          <w:sz w:val="18"/>
+          <w:szCs w:val="18"/>
+          <w:shd w:fill="auto" w:val="clear"/>
+        </w:rPr>
+      </w:r>
+    </w:p>
+    <w:p>
+      <w:pPr>
+        <w:pStyle w:val="4"/>
+        <w:numPr>
+          <w:ilvl w:val="3"/>
+          <w:numId w:val="1"/>
+        </w:numPr>
+        <w:bidi w:val="0"/>
+        <w:ind w:start="0" w:hanging="0"/>
+        <w:jc w:val="start"/>
+        <w:rPr>
+          <w:sz w:val="18"/>
+          <w:szCs w:val="18"/>
+        </w:rPr>
+      </w:pPr>
+      <w:r>
+        <w:rPr>
+          <w:rFonts w:eastAsia="Noto Serif CJK SC" w:cs="Noto Sans CJK SC" w:ascii="Liberation Serif" w:hAnsi="Liberation Serif"/>
+          <w:b/>
+          <w:bCs/>
+          <w:i/>
+          <w:iCs/>
+          <w:color w:val="000000"/>
+          <w:kern w:val="2"/>
+          <w:sz w:val="18"/>
+          <w:szCs w:val="18"/>
+          <w:shd w:fill="auto" w:val="clear"/>
+          <w:lang w:val="en-US" w:eastAsia="zh-CN" w:bidi="hi-IN"/>
+        </w:rPr>
+        <w:t>write</w:t>
+      </w:r>
+      <w:r>
+        <w:rPr>
+          <w:rFonts w:ascii="Liberation Serif" w:hAnsi="Liberation Serif" w:cs="Noto Sans CJK SC" w:eastAsia="Noto Serif CJK SC"/>
+          <w:b/>
+          <w:bCs/>
+          <w:color w:val="000000"/>
+          <w:kern w:val="2"/>
+          <w:sz w:val="18"/>
+          <w:szCs w:val="18"/>
+          <w:shd w:fill="auto" w:val="clear"/>
+          <w:lang w:val="en-US" w:eastAsia="zh-CN" w:bidi="hi-IN"/>
+        </w:rPr>
+        <w:t>函数使用</w:t>
+      </w:r>
+    </w:p>
+    <w:p>
+      <w:pPr>
+        <w:pStyle w:val="Normal"/>
+        <w:bidi w:val="0"/>
+        <w:jc w:val="start"/>
+        <w:rPr>
+          <w:sz w:val="18"/>
+          <w:szCs w:val="18"/>
+          <w:highlight w:val="none"/>
+          <w:shd w:fill="auto" w:val="clear"/>
+        </w:rPr>
+      </w:pPr>
+      <w:r>
+        <w:rPr>
+          <w:rFonts w:ascii="Liberation Serif" w:hAnsi="Liberation Serif" w:cs="Noto Sans CJK SC"/>
+          <w:color w:val="000000"/>
+          <w:kern w:val="2"/>
+          <w:sz w:val="18"/>
+          <w:szCs w:val="18"/>
+          <w:shd w:fill="auto" w:val="clear"/>
+          <w:lang w:val="en-US" w:eastAsia="zh-CN" w:bidi="hi-IN"/>
+        </w:rPr>
+        <w:t>原函数：</w:t>
+      </w:r>
+      <w:r>
+        <w:rPr>
+          <w:rFonts w:eastAsia="Noto Serif CJK SC" w:cs="Noto Sans CJK SC"/>
+          <w:b w:val="false"/>
+          <w:color w:val="000000"/>
+          <w:kern w:val="2"/>
+          <w:sz w:val="18"/>
+          <w:szCs w:val="18"/>
+          <w:shd w:fill="auto" w:val="clear"/>
+          <w:lang w:val="en-US" w:eastAsia="zh-CN" w:bidi="hi-IN"/>
+        </w:rPr>
+        <w:t>ssize_t write(int fd, const void *buf, size_t count);</w:t>
+      </w:r>
+    </w:p>
+    <w:p>
+      <w:pPr>
+        <w:pStyle w:val="Normal"/>
+        <w:bidi w:val="0"/>
+        <w:jc w:val="start"/>
+        <w:rPr>
+          <w:sz w:val="18"/>
+          <w:szCs w:val="18"/>
+        </w:rPr>
+      </w:pPr>
+      <w:r>
+        <w:rPr>
+          <w:rFonts w:ascii="Liberation Serif" w:hAnsi="Liberation Serif" w:cs="Noto Sans CJK SC"/>
+          <w:color w:val="000000"/>
+          <w:kern w:val="2"/>
+          <w:sz w:val="18"/>
+          <w:szCs w:val="18"/>
+          <w:shd w:fill="auto" w:val="clear"/>
+          <w:lang w:val="en-US" w:eastAsia="zh-CN" w:bidi="hi-IN"/>
+        </w:rPr>
+        <w:t>参数解析：</w:t>
+      </w:r>
+    </w:p>
+    <w:p>
+      <w:pPr>
+        <w:pStyle w:val="Normal"/>
+        <w:bidi w:val="0"/>
+        <w:jc w:val="start"/>
+        <w:rPr>
+          <w:sz w:val="18"/>
+          <w:szCs w:val="18"/>
+          <w:highlight w:val="none"/>
+          <w:shd w:fill="auto" w:val="clear"/>
+        </w:rPr>
+      </w:pPr>
+      <w:r>
+        <w:rPr>
+          <w:rFonts w:eastAsia="Noto Serif CJK SC" w:cs="Noto Sans CJK SC"/>
+          <w:b w:val="false"/>
+          <w:color w:val="000000"/>
+          <w:kern w:val="2"/>
+          <w:sz w:val="18"/>
+          <w:szCs w:val="18"/>
+          <w:shd w:fill="auto" w:val="clear"/>
+          <w:lang w:val="en-US" w:eastAsia="zh-CN" w:bidi="hi-IN"/>
+        </w:rPr>
+        <w:tab/>
+        <w:t xml:space="preserve">fd     </w:t>
+      </w:r>
+      <w:r>
+        <w:rPr>
+          <w:rFonts w:ascii="Liberation Serif" w:hAnsi="Liberation Serif" w:cs="Noto Sans CJK SC"/>
+          <w:color w:val="000000"/>
+          <w:kern w:val="2"/>
+          <w:sz w:val="18"/>
+          <w:szCs w:val="18"/>
+          <w:shd w:fill="auto" w:val="clear"/>
+          <w:lang w:val="en-US" w:eastAsia="zh-CN" w:bidi="hi-IN"/>
+        </w:rPr>
+        <w:t>：文件编号（</w:t>
+      </w:r>
+      <w:r>
+        <w:rPr>
+          <w:rFonts w:eastAsia="Noto Serif CJK SC" w:cs="Noto Sans CJK SC"/>
+          <w:b w:val="false"/>
+          <w:color w:val="000000"/>
+          <w:kern w:val="2"/>
+          <w:sz w:val="18"/>
+          <w:szCs w:val="18"/>
+          <w:shd w:fill="auto" w:val="clear"/>
+          <w:lang w:val="en-US" w:eastAsia="zh-CN" w:bidi="hi-IN"/>
+        </w:rPr>
+        <w:t xml:space="preserve">open </w:t>
+      </w:r>
+      <w:r>
+        <w:rPr>
+          <w:rFonts w:ascii="Liberation Serif" w:hAnsi="Liberation Serif" w:cs="Noto Sans CJK SC"/>
+          <w:color w:val="000000"/>
+          <w:kern w:val="2"/>
+          <w:sz w:val="18"/>
+          <w:szCs w:val="18"/>
+          <w:shd w:fill="auto" w:val="clear"/>
+          <w:lang w:val="en-US" w:eastAsia="zh-CN" w:bidi="hi-IN"/>
+        </w:rPr>
+        <w:t>返回的），写到哪个文件</w:t>
+      </w:r>
+    </w:p>
+    <w:p>
+      <w:pPr>
+        <w:pStyle w:val="Normal"/>
+        <w:bidi w:val="0"/>
+        <w:jc w:val="start"/>
+        <w:rPr>
+          <w:sz w:val="18"/>
+          <w:szCs w:val="18"/>
+          <w:highlight w:val="none"/>
+          <w:shd w:fill="auto" w:val="clear"/>
+        </w:rPr>
+      </w:pPr>
+      <w:r>
+        <w:rPr>
+          <w:rFonts w:eastAsia="Noto Serif CJK SC" w:cs="Noto Sans CJK SC"/>
+          <w:b w:val="false"/>
+          <w:color w:val="000000"/>
+          <w:kern w:val="2"/>
+          <w:sz w:val="18"/>
+          <w:szCs w:val="18"/>
+          <w:shd w:fill="auto" w:val="clear"/>
+          <w:lang w:val="en-US" w:eastAsia="zh-CN" w:bidi="hi-IN"/>
+        </w:rPr>
+        <w:tab/>
+        <w:t xml:space="preserve">buf    </w:t>
+      </w:r>
+      <w:r>
+        <w:rPr>
+          <w:rFonts w:ascii="Liberation Serif" w:hAnsi="Liberation Serif" w:cs="Noto Sans CJK SC"/>
+          <w:color w:val="000000"/>
+          <w:kern w:val="2"/>
+          <w:sz w:val="18"/>
+          <w:szCs w:val="18"/>
+          <w:shd w:fill="auto" w:val="clear"/>
+          <w:lang w:val="en-US" w:eastAsia="zh-CN" w:bidi="hi-IN"/>
+        </w:rPr>
+        <w:t>：你要写出去的数据放在这块内存里，写什么</w:t>
+      </w:r>
+    </w:p>
+    <w:p>
+      <w:pPr>
+        <w:pStyle w:val="Normal"/>
+        <w:bidi w:val="0"/>
+        <w:jc w:val="start"/>
+        <w:rPr>
+          <w:sz w:val="18"/>
+          <w:szCs w:val="18"/>
+          <w:highlight w:val="none"/>
+          <w:shd w:fill="auto" w:val="clear"/>
+        </w:rPr>
+      </w:pPr>
+      <w:r>
+        <w:rPr>
+          <w:rFonts w:eastAsia="Noto Serif CJK SC" w:cs="Noto Sans CJK SC"/>
+          <w:b w:val="false"/>
+          <w:color w:val="000000"/>
+          <w:kern w:val="2"/>
+          <w:sz w:val="18"/>
+          <w:szCs w:val="18"/>
+          <w:shd w:fill="auto" w:val="clear"/>
+          <w:lang w:val="en-US" w:eastAsia="zh-CN" w:bidi="hi-IN"/>
+        </w:rPr>
+        <w:tab/>
+        <w:t xml:space="preserve">count  </w:t>
+      </w:r>
+      <w:r>
+        <w:rPr>
+          <w:rFonts w:ascii="Liberation Serif" w:hAnsi="Liberation Serif" w:cs="Noto Sans CJK SC"/>
+          <w:color w:val="000000"/>
+          <w:kern w:val="2"/>
+          <w:sz w:val="18"/>
+          <w:szCs w:val="18"/>
+          <w:shd w:fill="auto" w:val="clear"/>
+          <w:lang w:val="en-US" w:eastAsia="zh-CN" w:bidi="hi-IN"/>
+        </w:rPr>
+        <w:t>：你想写多少个字节，写多少</w:t>
+      </w:r>
+    </w:p>
+    <w:p>
+      <w:pPr>
+        <w:pStyle w:val="Normal"/>
+        <w:bidi w:val="0"/>
+        <w:jc w:val="start"/>
+        <w:rPr>
+          <w:sz w:val="18"/>
+          <w:szCs w:val="18"/>
+        </w:rPr>
+      </w:pPr>
+      <w:r>
+        <w:rPr>
+          <w:rFonts w:ascii="Liberation Serif" w:hAnsi="Liberation Serif" w:cs="Noto Sans CJK SC"/>
+          <w:color w:val="000000"/>
+          <w:kern w:val="2"/>
+          <w:sz w:val="18"/>
+          <w:szCs w:val="18"/>
+          <w:shd w:fill="auto" w:val="clear"/>
+          <w:lang w:val="en-US" w:eastAsia="zh-CN" w:bidi="hi-IN"/>
+        </w:rPr>
+        <w:t>返回值</w:t>
+      </w:r>
+      <w:r>
+        <w:rPr>
+          <w:rFonts w:eastAsia="Noto Serif CJK SC" w:cs="Noto Sans CJK SC"/>
+          <w:b w:val="false"/>
+          <w:color w:val="000000"/>
+          <w:kern w:val="2"/>
+          <w:sz w:val="18"/>
+          <w:szCs w:val="18"/>
+          <w:shd w:fill="auto" w:val="clear"/>
+          <w:lang w:val="en-US" w:eastAsia="zh-CN" w:bidi="hi-IN"/>
+        </w:rPr>
+        <w:t xml:space="preserve">return: </w:t>
+      </w:r>
+      <w:r>
+        <w:rPr>
+          <w:rFonts w:ascii="Liberation Serif" w:hAnsi="Liberation Serif" w:cs="Noto Sans CJK SC"/>
+          <w:color w:val="000000"/>
+          <w:kern w:val="2"/>
+          <w:sz w:val="18"/>
+          <w:szCs w:val="18"/>
+          <w:shd w:fill="auto" w:val="clear"/>
+          <w:lang w:val="en-US" w:eastAsia="zh-CN" w:bidi="hi-IN"/>
+        </w:rPr>
+        <w:t>返回写入了字节数</w:t>
+      </w:r>
+    </w:p>
+    <w:p>
+      <w:pPr>
+        <w:pStyle w:val="Normal"/>
+        <w:bidi w:val="0"/>
+        <w:jc w:val="start"/>
+        <w:rPr>
+          <w:sz w:val="18"/>
+          <w:szCs w:val="18"/>
+          <w:highlight w:val="none"/>
+          <w:shd w:fill="auto" w:val="clear"/>
+        </w:rPr>
+      </w:pPr>
+      <w:r>
+        <w:rPr>
+          <w:rFonts w:ascii="Liberation Serif" w:hAnsi="Liberation Serif" w:cs="Noto Sans CJK SC"/>
+          <w:color w:val="000000"/>
+          <w:kern w:val="2"/>
+          <w:sz w:val="18"/>
+          <w:szCs w:val="18"/>
+          <w:shd w:fill="auto" w:val="clear"/>
+          <w:lang w:val="en-US" w:eastAsia="zh-CN" w:bidi="hi-IN"/>
+        </w:rPr>
+        <w:t>例子：</w:t>
+      </w:r>
+      <w:r>
+        <w:rPr>
+          <w:sz w:val="18"/>
+          <w:szCs w:val="18"/>
+          <w:shd w:fill="auto" w:val="clear"/>
+        </w:rPr>
+        <w:t>ssize_t n = write(fd, buf, strlen(buf));</w:t>
+      </w:r>
+    </w:p>
+    <w:p>
+      <w:pPr>
+        <w:pStyle w:val="Normal"/>
+        <w:bidi w:val="0"/>
+        <w:jc w:val="start"/>
+        <w:rPr>
+          <w:sz w:val="18"/>
+          <w:szCs w:val="18"/>
+          <w:highlight w:val="none"/>
+          <w:shd w:fill="auto" w:val="clear"/>
+        </w:rPr>
+      </w:pPr>
+      <w:r>
+        <w:rPr>
+          <w:rFonts w:ascii="Liberation Serif" w:hAnsi="Liberation Serif" w:cs="Noto Sans CJK SC"/>
+          <w:color w:val="000000"/>
+          <w:kern w:val="2"/>
+          <w:sz w:val="18"/>
+          <w:szCs w:val="18"/>
+          <w:shd w:fill="auto" w:val="clear"/>
+          <w:lang w:val="en-US" w:eastAsia="zh-CN" w:bidi="hi-IN"/>
+        </w:rPr>
+        <w:t xml:space="preserve">注：写入字符串的时候尽量用 </w:t>
+      </w:r>
+      <w:r>
+        <w:rPr>
+          <w:rFonts w:eastAsia="Noto Serif CJK SC" w:cs="Noto Sans CJK SC"/>
+          <w:color w:val="000000"/>
+          <w:kern w:val="2"/>
+          <w:sz w:val="18"/>
+          <w:szCs w:val="18"/>
+          <w:shd w:fill="auto" w:val="clear"/>
+          <w:lang w:val="en-US" w:eastAsia="zh-CN" w:bidi="hi-IN"/>
+        </w:rPr>
+        <w:t>strlen</w:t>
+      </w:r>
+      <w:r>
+        <w:rPr>
+          <w:rFonts w:ascii="Liberation Serif" w:hAnsi="Liberation Serif" w:cs="Noto Sans CJK SC"/>
+          <w:color w:val="000000"/>
+          <w:kern w:val="2"/>
+          <w:sz w:val="18"/>
+          <w:szCs w:val="18"/>
+          <w:shd w:fill="auto" w:val="clear"/>
+          <w:lang w:val="en-US" w:eastAsia="zh-CN" w:bidi="hi-IN"/>
+        </w:rPr>
+        <w:t xml:space="preserve">，  </w:t>
+      </w:r>
+      <w:r>
+        <w:rPr>
+          <w:rFonts w:eastAsia="Noto Serif CJK SC" w:cs="Noto Sans CJK SC"/>
+          <w:color w:val="000000"/>
+          <w:kern w:val="2"/>
+          <w:sz w:val="18"/>
+          <w:szCs w:val="18"/>
+          <w:shd w:fill="auto" w:val="clear"/>
+          <w:lang w:val="en-US" w:eastAsia="zh-CN" w:bidi="hi-IN"/>
+        </w:rPr>
+        <w:t>strlen</w:t>
+      </w:r>
+      <w:r>
+        <w:rPr>
+          <w:rFonts w:ascii="Liberation Serif" w:hAnsi="Liberation Serif" w:cs="Noto Sans CJK SC"/>
+          <w:color w:val="000000"/>
+          <w:kern w:val="2"/>
+          <w:sz w:val="18"/>
+          <w:szCs w:val="18"/>
+          <w:shd w:fill="auto" w:val="clear"/>
+          <w:lang w:val="en-US" w:eastAsia="zh-CN" w:bidi="hi-IN"/>
+        </w:rPr>
+        <w:t>本身不会计算字符串末位的</w:t>
+      </w:r>
+      <w:r>
+        <w:rPr>
+          <w:rFonts w:eastAsia="Noto Serif CJK SC" w:cs="Noto Sans CJK SC"/>
+          <w:color w:val="000000"/>
+          <w:kern w:val="2"/>
+          <w:sz w:val="18"/>
+          <w:szCs w:val="18"/>
+          <w:shd w:fill="auto" w:val="clear"/>
+          <w:lang w:val="en-US" w:eastAsia="zh-CN" w:bidi="hi-IN"/>
+        </w:rPr>
+        <w:t>\0</w:t>
+      </w:r>
+      <w:r>
+        <w:rPr>
+          <w:rFonts w:ascii="Liberation Serif" w:hAnsi="Liberation Serif" w:cs="Noto Sans CJK SC"/>
+          <w:color w:val="000000"/>
+          <w:kern w:val="2"/>
+          <w:sz w:val="18"/>
+          <w:szCs w:val="18"/>
+          <w:shd w:fill="auto" w:val="clear"/>
+          <w:lang w:val="en-US" w:eastAsia="zh-CN" w:bidi="hi-IN"/>
+        </w:rPr>
+        <w:t>，另一个</w:t>
+      </w:r>
+      <w:r>
+        <w:rPr>
+          <w:rFonts w:eastAsia="Noto Serif CJK SC" w:cs="Noto Sans CJK SC"/>
+          <w:color w:val="000000"/>
+          <w:kern w:val="2"/>
+          <w:sz w:val="18"/>
+          <w:szCs w:val="18"/>
+          <w:shd w:fill="auto" w:val="clear"/>
+          <w:lang w:val="en-US" w:eastAsia="zh-CN" w:bidi="hi-IN"/>
+        </w:rPr>
+        <w:t>sizeof</w:t>
+      </w:r>
+      <w:r>
+        <w:rPr>
+          <w:rFonts w:ascii="Liberation Serif" w:hAnsi="Liberation Serif" w:cs="Noto Sans CJK SC"/>
+          <w:color w:val="000000"/>
+          <w:kern w:val="2"/>
+          <w:sz w:val="18"/>
+          <w:szCs w:val="18"/>
+          <w:shd w:fill="auto" w:val="clear"/>
+          <w:lang w:val="en-US" w:eastAsia="zh-CN" w:bidi="hi-IN"/>
+        </w:rPr>
+        <w:t>则会计算，会导致写入的末位会乱码</w:t>
+      </w:r>
+    </w:p>
+    <w:p>
+      <w:pPr>
+        <w:pStyle w:val="Normal"/>
+        <w:bidi w:val="0"/>
+        <w:jc w:val="start"/>
+        <w:rPr>
+          <w:rFonts w:ascii="Liberation Serif" w:hAnsi="Liberation Serif" w:eastAsia="Noto Serif CJK SC" w:cs="Noto Sans CJK SC"/>
+          <w:color w:val="auto"/>
+          <w:kern w:val="2"/>
+          <w:lang w:val="en-US" w:eastAsia="zh-CN" w:bidi="hi-IN"/>
+        </w:rPr>
+      </w:pPr>
+      <w:r>
+        <w:rPr>
+          <w:sz w:val="18"/>
+          <w:szCs w:val="18"/>
+          <w:shd w:fill="auto" w:val="clear"/>
+        </w:rPr>
+      </w:r>
+    </w:p>
+    <w:p>
+      <w:pPr>
+        <w:pStyle w:val="4"/>
+        <w:numPr>
+          <w:ilvl w:val="3"/>
+          <w:numId w:val="1"/>
+        </w:numPr>
+        <w:bidi w:val="0"/>
+        <w:ind w:start="0" w:hanging="0"/>
+        <w:jc w:val="start"/>
+        <w:rPr>
+          <w:sz w:val="18"/>
+          <w:szCs w:val="18"/>
+        </w:rPr>
+      </w:pPr>
+      <w:r>
+        <w:rPr>
+          <w:rFonts w:eastAsia="Noto Serif CJK SC" w:cs="Noto Sans CJK SC" w:ascii="Liberation Serif" w:hAnsi="Liberation Serif"/>
+          <w:b/>
+          <w:bCs/>
+          <w:i/>
+          <w:iCs/>
+          <w:color w:val="000000"/>
+          <w:kern w:val="2"/>
+          <w:sz w:val="18"/>
+          <w:szCs w:val="18"/>
+          <w:shd w:fill="auto" w:val="clear"/>
+          <w:lang w:val="en-US" w:eastAsia="zh-CN" w:bidi="hi-IN"/>
+        </w:rPr>
+        <w:t>access</w:t>
+      </w:r>
+      <w:r>
+        <w:rPr>
+          <w:rFonts w:ascii="Liberation Serif" w:hAnsi="Liberation Serif" w:cs="Noto Sans CJK SC" w:eastAsia="Noto Serif CJK SC"/>
+          <w:b/>
+          <w:bCs/>
+          <w:color w:val="000000"/>
+          <w:kern w:val="2"/>
+          <w:sz w:val="18"/>
+          <w:szCs w:val="18"/>
+          <w:shd w:fill="auto" w:val="clear"/>
+          <w:lang w:val="en-US" w:eastAsia="zh-CN" w:bidi="hi-IN"/>
+        </w:rPr>
+        <w:t>函数使用</w:t>
+      </w:r>
+    </w:p>
+    <w:p>
+      <w:pPr>
+        <w:pStyle w:val="Normal"/>
+        <w:bidi w:val="0"/>
+        <w:jc w:val="start"/>
+        <w:rPr>
+          <w:sz w:val="18"/>
+          <w:szCs w:val="18"/>
+          <w:highlight w:val="none"/>
+          <w:shd w:fill="auto" w:val="clear"/>
+        </w:rPr>
+      </w:pPr>
+      <w:r>
+        <w:rPr>
+          <w:rFonts w:ascii="Liberation Serif" w:hAnsi="Liberation Serif" w:cs="Noto Sans CJK SC"/>
+          <w:color w:val="000000"/>
+          <w:kern w:val="2"/>
+          <w:sz w:val="18"/>
+          <w:szCs w:val="18"/>
+          <w:shd w:fill="auto" w:val="clear"/>
+          <w:lang w:val="en-US" w:eastAsia="zh-CN" w:bidi="hi-IN"/>
+        </w:rPr>
+        <w:t>原函数：</w:t>
+      </w:r>
+      <w:r>
+        <w:rPr>
+          <w:rFonts w:eastAsia="Noto Serif CJK SC" w:cs="Noto Sans CJK SC"/>
+          <w:b w:val="false"/>
+          <w:color w:val="000000"/>
+          <w:kern w:val="2"/>
+          <w:sz w:val="18"/>
+          <w:szCs w:val="18"/>
+          <w:shd w:fill="auto" w:val="clear"/>
+          <w:lang w:val="en-US" w:eastAsia="zh-CN" w:bidi="hi-IN"/>
+        </w:rPr>
+        <w:t>int access(const char *pathname, int mode);</w:t>
+      </w:r>
+    </w:p>
+    <w:p>
+      <w:pPr>
+        <w:pStyle w:val="Normal"/>
+        <w:bidi w:val="0"/>
+        <w:jc w:val="start"/>
+        <w:rPr>
+          <w:sz w:val="18"/>
+          <w:szCs w:val="18"/>
+        </w:rPr>
+      </w:pPr>
+      <w:r>
+        <w:rPr>
+          <w:rFonts w:ascii="Liberation Serif" w:hAnsi="Liberation Serif" w:cs="Noto Sans CJK SC"/>
+          <w:color w:val="000000"/>
+          <w:kern w:val="2"/>
+          <w:sz w:val="18"/>
+          <w:szCs w:val="18"/>
+          <w:shd w:fill="auto" w:val="clear"/>
+          <w:lang w:val="en-US" w:eastAsia="zh-CN" w:bidi="hi-IN"/>
+        </w:rPr>
+        <w:t>参数解析：</w:t>
+      </w:r>
+    </w:p>
+    <w:p>
+      <w:pPr>
+        <w:pStyle w:val="Normal"/>
+        <w:bidi w:val="0"/>
+        <w:jc w:val="start"/>
+        <w:rPr>
+          <w:sz w:val="18"/>
+          <w:szCs w:val="18"/>
+          <w:highlight w:val="none"/>
+          <w:shd w:fill="auto" w:val="clear"/>
+        </w:rPr>
+      </w:pPr>
+      <w:r>
+        <w:rPr>
+          <w:rFonts w:eastAsia="Noto Serif CJK SC" w:cs="Noto Sans CJK SC"/>
+          <w:b w:val="false"/>
+          <w:color w:val="000000"/>
+          <w:kern w:val="2"/>
+          <w:sz w:val="18"/>
+          <w:szCs w:val="18"/>
+          <w:shd w:fill="auto" w:val="clear"/>
+          <w:lang w:val="en-US" w:eastAsia="zh-CN" w:bidi="hi-IN"/>
+        </w:rPr>
+        <w:tab/>
+        <w:t xml:space="preserve">pathname </w:t>
+      </w:r>
+      <w:r>
+        <w:rPr>
+          <w:rFonts w:ascii="Liberation Serif" w:hAnsi="Liberation Serif" w:cs="Noto Sans CJK SC"/>
+          <w:color w:val="000000"/>
+          <w:kern w:val="2"/>
+          <w:sz w:val="18"/>
+          <w:szCs w:val="18"/>
+          <w:shd w:fill="auto" w:val="clear"/>
+          <w:lang w:val="en-US" w:eastAsia="zh-CN" w:bidi="hi-IN"/>
+        </w:rPr>
+        <w:t>：文件的路径</w:t>
+      </w:r>
+      <w:r>
+        <w:rPr>
+          <w:rFonts w:eastAsia="Noto Serif CJK SC" w:cs="Noto Sans CJK SC"/>
+          <w:b w:val="false"/>
+          <w:color w:val="000000"/>
+          <w:kern w:val="2"/>
+          <w:sz w:val="18"/>
+          <w:szCs w:val="18"/>
+          <w:shd w:fill="auto" w:val="clear"/>
+          <w:lang w:val="en-US" w:eastAsia="zh-CN" w:bidi="hi-IN"/>
+        </w:rPr>
+        <w:t>/</w:t>
+      </w:r>
+      <w:r>
+        <w:rPr>
+          <w:rFonts w:ascii="Liberation Serif" w:hAnsi="Liberation Serif" w:cs="Noto Sans CJK SC"/>
+          <w:color w:val="000000"/>
+          <w:kern w:val="2"/>
+          <w:sz w:val="18"/>
+          <w:szCs w:val="18"/>
+          <w:shd w:fill="auto" w:val="clear"/>
+          <w:lang w:val="en-US" w:eastAsia="zh-CN" w:bidi="hi-IN"/>
+        </w:rPr>
+        <w:t>名字，检查哪个文件</w:t>
+      </w:r>
+    </w:p>
+    <w:p>
+      <w:pPr>
+        <w:pStyle w:val="Normal"/>
+        <w:bidi w:val="0"/>
+        <w:jc w:val="start"/>
+        <w:rPr>
+          <w:sz w:val="18"/>
+          <w:szCs w:val="18"/>
+          <w:highlight w:val="none"/>
+          <w:shd w:fill="auto" w:val="clear"/>
+        </w:rPr>
+      </w:pPr>
+      <w:r>
+        <w:rPr>
+          <w:rFonts w:eastAsia="Noto Serif CJK SC" w:cs="Noto Sans CJK SC"/>
+          <w:b w:val="false"/>
+          <w:color w:val="000000"/>
+          <w:kern w:val="2"/>
+          <w:sz w:val="18"/>
+          <w:szCs w:val="18"/>
+          <w:shd w:fill="auto" w:val="clear"/>
+          <w:lang w:val="en-US" w:eastAsia="zh-CN" w:bidi="hi-IN"/>
+        </w:rPr>
+        <w:tab/>
+        <w:t xml:space="preserve">mode     </w:t>
+      </w:r>
+      <w:r>
+        <w:rPr>
+          <w:rFonts w:ascii="Liberation Serif" w:hAnsi="Liberation Serif" w:cs="Noto Sans CJK SC"/>
+          <w:color w:val="000000"/>
+          <w:kern w:val="2"/>
+          <w:sz w:val="18"/>
+          <w:szCs w:val="18"/>
+          <w:shd w:fill="auto" w:val="clear"/>
+          <w:lang w:val="en-US" w:eastAsia="zh-CN" w:bidi="hi-IN"/>
+        </w:rPr>
+        <w:t>：你想检查</w:t>
+      </w:r>
+      <w:r>
+        <w:rPr>
+          <w:rFonts w:eastAsia="Noto Serif CJK SC" w:cs="Noto Sans CJK SC"/>
+          <w:b w:val="false"/>
+          <w:color w:val="000000"/>
+          <w:kern w:val="2"/>
+          <w:sz w:val="18"/>
+          <w:szCs w:val="18"/>
+          <w:shd w:fill="auto" w:val="clear"/>
+          <w:lang w:val="en-US" w:eastAsia="zh-CN" w:bidi="hi-IN"/>
+        </w:rPr>
+        <w:t>"</w:t>
+      </w:r>
+      <w:r>
+        <w:rPr>
+          <w:rFonts w:ascii="Liberation Serif" w:hAnsi="Liberation Serif" w:cs="Noto Sans CJK SC"/>
+          <w:color w:val="000000"/>
+          <w:kern w:val="2"/>
+          <w:sz w:val="18"/>
+          <w:szCs w:val="18"/>
+          <w:shd w:fill="auto" w:val="clear"/>
+          <w:lang w:val="en-US" w:eastAsia="zh-CN" w:bidi="hi-IN"/>
+        </w:rPr>
+        <w:t>哪种能力</w:t>
+      </w:r>
+      <w:r>
+        <w:rPr>
+          <w:rFonts w:eastAsia="Noto Serif CJK SC" w:cs="Noto Sans CJK SC"/>
+          <w:b w:val="false"/>
+          <w:color w:val="000000"/>
+          <w:kern w:val="2"/>
+          <w:sz w:val="18"/>
+          <w:szCs w:val="18"/>
+          <w:shd w:fill="auto" w:val="clear"/>
+          <w:lang w:val="en-US" w:eastAsia="zh-CN" w:bidi="hi-IN"/>
+        </w:rPr>
+        <w:t>"</w:t>
+      </w:r>
+      <w:r>
+        <w:rPr>
+          <w:rFonts w:ascii="Liberation Serif" w:hAnsi="Liberation Serif" w:cs="Noto Sans CJK SC"/>
+          <w:color w:val="000000"/>
+          <w:kern w:val="2"/>
+          <w:sz w:val="18"/>
+          <w:szCs w:val="18"/>
+          <w:shd w:fill="auto" w:val="clear"/>
+          <w:lang w:val="en-US" w:eastAsia="zh-CN" w:bidi="hi-IN"/>
+        </w:rPr>
+        <w:t>，见下面</w:t>
+      </w:r>
+    </w:p>
+    <w:p>
+      <w:pPr>
+        <w:pStyle w:val="Normal"/>
+        <w:bidi w:val="0"/>
+        <w:jc w:val="start"/>
+        <w:rPr>
+          <w:sz w:val="18"/>
+          <w:szCs w:val="18"/>
+          <w:highlight w:val="none"/>
+          <w:shd w:fill="auto" w:val="clear"/>
+        </w:rPr>
+      </w:pPr>
+      <w:r>
+        <w:rPr>
+          <w:rFonts w:eastAsia="Noto Serif CJK SC" w:cs="Noto Sans CJK SC"/>
+          <w:b w:val="false"/>
+          <w:color w:val="000000"/>
+          <w:kern w:val="2"/>
+          <w:sz w:val="18"/>
+          <w:szCs w:val="18"/>
+          <w:shd w:fill="auto" w:val="clear"/>
+          <w:lang w:val="en-US" w:eastAsia="zh-CN" w:bidi="hi-IN"/>
+        </w:rPr>
+        <w:tab/>
+        <w:tab/>
+        <w:t xml:space="preserve">F_OK  </w:t>
+      </w:r>
+      <w:r>
+        <w:rPr>
+          <w:rFonts w:ascii="Liberation Serif" w:hAnsi="Liberation Serif" w:cs="Noto Sans CJK SC"/>
+          <w:color w:val="000000"/>
+          <w:kern w:val="2"/>
+          <w:sz w:val="18"/>
+          <w:szCs w:val="18"/>
+          <w:shd w:fill="auto" w:val="clear"/>
+          <w:lang w:val="en-US" w:eastAsia="zh-CN" w:bidi="hi-IN"/>
+        </w:rPr>
+        <w:t>：检查文件</w:t>
+      </w:r>
+      <w:r>
+        <w:rPr>
+          <w:rFonts w:eastAsia="Noto Serif CJK SC" w:cs="Noto Sans CJK SC"/>
+          <w:b w:val="false"/>
+          <w:color w:val="000000"/>
+          <w:kern w:val="2"/>
+          <w:sz w:val="18"/>
+          <w:szCs w:val="18"/>
+          <w:shd w:fill="auto" w:val="clear"/>
+          <w:lang w:val="en-US" w:eastAsia="zh-CN" w:bidi="hi-IN"/>
+        </w:rPr>
+        <w:t>"</w:t>
+      </w:r>
+      <w:r>
+        <w:rPr>
+          <w:rFonts w:ascii="Liberation Serif" w:hAnsi="Liberation Serif" w:cs="Noto Sans CJK SC"/>
+          <w:color w:val="000000"/>
+          <w:kern w:val="2"/>
+          <w:sz w:val="18"/>
+          <w:szCs w:val="18"/>
+          <w:shd w:fill="auto" w:val="clear"/>
+          <w:lang w:val="en-US" w:eastAsia="zh-CN" w:bidi="hi-IN"/>
+        </w:rPr>
+        <w:t>是否存在</w:t>
+      </w:r>
+      <w:r>
+        <w:rPr>
+          <w:rFonts w:eastAsia="Noto Serif CJK SC" w:cs="Noto Sans CJK SC"/>
+          <w:b w:val="false"/>
+          <w:color w:val="000000"/>
+          <w:kern w:val="2"/>
+          <w:sz w:val="18"/>
+          <w:szCs w:val="18"/>
+          <w:shd w:fill="auto" w:val="clear"/>
+          <w:lang w:val="en-US" w:eastAsia="zh-CN" w:bidi="hi-IN"/>
+        </w:rPr>
+        <w:t>"</w:t>
+      </w:r>
+    </w:p>
+    <w:p>
+      <w:pPr>
+        <w:pStyle w:val="Normal"/>
+        <w:bidi w:val="0"/>
+        <w:jc w:val="start"/>
+        <w:rPr>
+          <w:sz w:val="18"/>
+          <w:szCs w:val="18"/>
+          <w:highlight w:val="none"/>
+          <w:shd w:fill="auto" w:val="clear"/>
+        </w:rPr>
+      </w:pPr>
+      <w:r>
+        <w:rPr>
+          <w:rFonts w:eastAsia="Noto Serif CJK SC" w:cs="Noto Sans CJK SC"/>
+          <w:b w:val="false"/>
+          <w:color w:val="000000"/>
+          <w:kern w:val="2"/>
+          <w:sz w:val="18"/>
+          <w:szCs w:val="18"/>
+          <w:shd w:fill="auto" w:val="clear"/>
+          <w:lang w:val="en-US" w:eastAsia="zh-CN" w:bidi="hi-IN"/>
+        </w:rPr>
+        <w:tab/>
+        <w:tab/>
+        <w:t xml:space="preserve">R_OK  </w:t>
+      </w:r>
+      <w:r>
+        <w:rPr>
+          <w:rFonts w:ascii="Liberation Serif" w:hAnsi="Liberation Serif" w:cs="Noto Sans CJK SC"/>
+          <w:color w:val="000000"/>
+          <w:kern w:val="2"/>
+          <w:sz w:val="18"/>
+          <w:szCs w:val="18"/>
+          <w:shd w:fill="auto" w:val="clear"/>
+          <w:lang w:val="en-US" w:eastAsia="zh-CN" w:bidi="hi-IN"/>
+        </w:rPr>
+        <w:t>：检查是否</w:t>
+      </w:r>
+      <w:r>
+        <w:rPr>
+          <w:rFonts w:eastAsia="Noto Serif CJK SC" w:cs="Noto Sans CJK SC"/>
+          <w:b w:val="false"/>
+          <w:color w:val="000000"/>
+          <w:kern w:val="2"/>
+          <w:sz w:val="18"/>
+          <w:szCs w:val="18"/>
+          <w:shd w:fill="auto" w:val="clear"/>
+          <w:lang w:val="en-US" w:eastAsia="zh-CN" w:bidi="hi-IN"/>
+        </w:rPr>
+        <w:t>"</w:t>
+      </w:r>
+      <w:r>
+        <w:rPr>
+          <w:rFonts w:ascii="Liberation Serif" w:hAnsi="Liberation Serif" w:cs="Noto Sans CJK SC"/>
+          <w:color w:val="000000"/>
+          <w:kern w:val="2"/>
+          <w:sz w:val="18"/>
+          <w:szCs w:val="18"/>
+          <w:shd w:fill="auto" w:val="clear"/>
+          <w:lang w:val="en-US" w:eastAsia="zh-CN" w:bidi="hi-IN"/>
+        </w:rPr>
+        <w:t>可读</w:t>
+      </w:r>
+      <w:r>
+        <w:rPr>
+          <w:rFonts w:eastAsia="Noto Serif CJK SC" w:cs="Noto Sans CJK SC"/>
+          <w:b w:val="false"/>
+          <w:color w:val="000000"/>
+          <w:kern w:val="2"/>
+          <w:sz w:val="18"/>
+          <w:szCs w:val="18"/>
+          <w:shd w:fill="auto" w:val="clear"/>
+          <w:lang w:val="en-US" w:eastAsia="zh-CN" w:bidi="hi-IN"/>
+        </w:rPr>
+        <w:t>"</w:t>
+      </w:r>
+    </w:p>
+    <w:p>
+      <w:pPr>
+        <w:pStyle w:val="Normal"/>
+        <w:bidi w:val="0"/>
+        <w:jc w:val="start"/>
+        <w:rPr>
+          <w:sz w:val="18"/>
+          <w:szCs w:val="18"/>
+          <w:highlight w:val="none"/>
+          <w:shd w:fill="auto" w:val="clear"/>
+        </w:rPr>
+      </w:pPr>
+      <w:r>
+        <w:rPr>
+          <w:rFonts w:eastAsia="Noto Serif CJK SC" w:cs="Noto Sans CJK SC"/>
+          <w:b w:val="false"/>
+          <w:color w:val="000000"/>
+          <w:kern w:val="2"/>
+          <w:sz w:val="18"/>
+          <w:szCs w:val="18"/>
+          <w:shd w:fill="auto" w:val="clear"/>
+          <w:lang w:val="en-US" w:eastAsia="zh-CN" w:bidi="hi-IN"/>
+        </w:rPr>
+        <w:tab/>
+        <w:tab/>
+        <w:t xml:space="preserve">W_OK  </w:t>
+      </w:r>
+      <w:r>
+        <w:rPr>
+          <w:rFonts w:ascii="Liberation Serif" w:hAnsi="Liberation Serif" w:cs="Noto Sans CJK SC"/>
+          <w:color w:val="000000"/>
+          <w:kern w:val="2"/>
+          <w:sz w:val="18"/>
+          <w:szCs w:val="18"/>
+          <w:shd w:fill="auto" w:val="clear"/>
+          <w:lang w:val="en-US" w:eastAsia="zh-CN" w:bidi="hi-IN"/>
+        </w:rPr>
+        <w:t>：检查是否</w:t>
+      </w:r>
+      <w:r>
+        <w:rPr>
+          <w:rFonts w:eastAsia="Noto Serif CJK SC" w:cs="Noto Sans CJK SC"/>
+          <w:b w:val="false"/>
+          <w:color w:val="000000"/>
+          <w:kern w:val="2"/>
+          <w:sz w:val="18"/>
+          <w:szCs w:val="18"/>
+          <w:shd w:fill="auto" w:val="clear"/>
+          <w:lang w:val="en-US" w:eastAsia="zh-CN" w:bidi="hi-IN"/>
+        </w:rPr>
+        <w:t>"</w:t>
+      </w:r>
+      <w:r>
+        <w:rPr>
+          <w:rFonts w:ascii="Liberation Serif" w:hAnsi="Liberation Serif" w:cs="Noto Sans CJK SC"/>
+          <w:color w:val="000000"/>
+          <w:kern w:val="2"/>
+          <w:sz w:val="18"/>
+          <w:szCs w:val="18"/>
+          <w:shd w:fill="auto" w:val="clear"/>
+          <w:lang w:val="en-US" w:eastAsia="zh-CN" w:bidi="hi-IN"/>
+        </w:rPr>
+        <w:t>可写</w:t>
+      </w:r>
+      <w:r>
+        <w:rPr>
+          <w:rFonts w:eastAsia="Noto Serif CJK SC" w:cs="Noto Sans CJK SC"/>
+          <w:b w:val="false"/>
+          <w:color w:val="000000"/>
+          <w:kern w:val="2"/>
+          <w:sz w:val="18"/>
+          <w:szCs w:val="18"/>
+          <w:shd w:fill="auto" w:val="clear"/>
+          <w:lang w:val="en-US" w:eastAsia="zh-CN" w:bidi="hi-IN"/>
+        </w:rPr>
+        <w:t>"</w:t>
+      </w:r>
+    </w:p>
+    <w:p>
+      <w:pPr>
+        <w:pStyle w:val="Normal"/>
+        <w:bidi w:val="0"/>
+        <w:jc w:val="start"/>
+        <w:rPr>
+          <w:sz w:val="18"/>
+          <w:szCs w:val="18"/>
+          <w:highlight w:val="none"/>
+          <w:shd w:fill="auto" w:val="clear"/>
+        </w:rPr>
+      </w:pPr>
+      <w:r>
+        <w:rPr>
+          <w:rFonts w:eastAsia="Noto Serif CJK SC" w:cs="Noto Sans CJK SC"/>
+          <w:b w:val="false"/>
+          <w:color w:val="000000"/>
+          <w:kern w:val="2"/>
+          <w:sz w:val="18"/>
+          <w:szCs w:val="18"/>
+          <w:shd w:fill="auto" w:val="clear"/>
+          <w:lang w:val="en-US" w:eastAsia="zh-CN" w:bidi="hi-IN"/>
+        </w:rPr>
+        <w:tab/>
+        <w:tab/>
+        <w:t xml:space="preserve">X_OK  </w:t>
+      </w:r>
+      <w:r>
+        <w:rPr>
+          <w:rFonts w:ascii="Liberation Serif" w:hAnsi="Liberation Serif" w:cs="Noto Sans CJK SC"/>
+          <w:color w:val="000000"/>
+          <w:kern w:val="2"/>
+          <w:sz w:val="18"/>
+          <w:szCs w:val="18"/>
+          <w:shd w:fill="auto" w:val="clear"/>
+          <w:lang w:val="en-US" w:eastAsia="zh-CN" w:bidi="hi-IN"/>
+        </w:rPr>
+        <w:t>：检查是否</w:t>
+      </w:r>
+      <w:r>
+        <w:rPr>
+          <w:rFonts w:eastAsia="Noto Serif CJK SC" w:cs="Noto Sans CJK SC"/>
+          <w:b w:val="false"/>
+          <w:color w:val="000000"/>
+          <w:kern w:val="2"/>
+          <w:sz w:val="18"/>
+          <w:szCs w:val="18"/>
+          <w:shd w:fill="auto" w:val="clear"/>
+          <w:lang w:val="en-US" w:eastAsia="zh-CN" w:bidi="hi-IN"/>
+        </w:rPr>
+        <w:t>"</w:t>
+      </w:r>
+      <w:r>
+        <w:rPr>
+          <w:rFonts w:ascii="Liberation Serif" w:hAnsi="Liberation Serif" w:cs="Noto Sans CJK SC"/>
+          <w:color w:val="000000"/>
+          <w:kern w:val="2"/>
+          <w:sz w:val="18"/>
+          <w:szCs w:val="18"/>
+          <w:shd w:fill="auto" w:val="clear"/>
+          <w:lang w:val="en-US" w:eastAsia="zh-CN" w:bidi="hi-IN"/>
+        </w:rPr>
+        <w:t>可执行</w:t>
+      </w:r>
+      <w:r>
+        <w:rPr>
+          <w:rFonts w:eastAsia="Noto Serif CJK SC" w:cs="Noto Sans CJK SC"/>
+          <w:b w:val="false"/>
+          <w:color w:val="000000"/>
+          <w:kern w:val="2"/>
+          <w:sz w:val="18"/>
+          <w:szCs w:val="18"/>
+          <w:shd w:fill="auto" w:val="clear"/>
+          <w:lang w:val="en-US" w:eastAsia="zh-CN" w:bidi="hi-IN"/>
+        </w:rPr>
+        <w:t>"</w:t>
+      </w:r>
+    </w:p>
+    <w:p>
+      <w:pPr>
+        <w:pStyle w:val="Normal"/>
+        <w:bidi w:val="0"/>
+        <w:jc w:val="start"/>
+        <w:rPr>
+          <w:sz w:val="18"/>
+          <w:szCs w:val="18"/>
+        </w:rPr>
+      </w:pPr>
+      <w:r>
+        <w:rPr>
+          <w:rFonts w:ascii="Liberation Serif" w:hAnsi="Liberation Serif" w:cs="Noto Sans CJK SC"/>
+          <w:color w:val="000000"/>
+          <w:kern w:val="2"/>
+          <w:sz w:val="18"/>
+          <w:szCs w:val="18"/>
+          <w:shd w:fill="auto" w:val="clear"/>
+          <w:lang w:val="en-US" w:eastAsia="zh-CN" w:bidi="hi-IN"/>
+        </w:rPr>
+        <w:t>返回值</w:t>
+      </w:r>
+      <w:r>
+        <w:rPr>
+          <w:rFonts w:eastAsia="Noto Serif CJK SC" w:cs="Noto Sans CJK SC"/>
+          <w:b w:val="false"/>
+          <w:color w:val="000000"/>
+          <w:kern w:val="2"/>
+          <w:sz w:val="18"/>
+          <w:szCs w:val="18"/>
+          <w:shd w:fill="auto" w:val="clear"/>
+          <w:lang w:val="en-US" w:eastAsia="zh-CN" w:bidi="hi-IN"/>
+        </w:rPr>
+        <w:t xml:space="preserve">return: </w:t>
+      </w:r>
+    </w:p>
+    <w:p>
+      <w:pPr>
+        <w:pStyle w:val="Normal"/>
+        <w:bidi w:val="0"/>
+        <w:jc w:val="start"/>
+        <w:rPr>
+          <w:sz w:val="18"/>
+          <w:szCs w:val="18"/>
+          <w:highlight w:val="none"/>
+          <w:shd w:fill="auto" w:val="clear"/>
+        </w:rPr>
+      </w:pPr>
+      <w:r>
+        <w:rPr>
+          <w:rFonts w:eastAsia="Noto Serif CJK SC" w:cs="Noto Sans CJK SC"/>
+          <w:b w:val="false"/>
+          <w:color w:val="000000"/>
+          <w:kern w:val="2"/>
+          <w:sz w:val="18"/>
+          <w:szCs w:val="18"/>
+          <w:shd w:fill="auto" w:val="clear"/>
+          <w:lang w:val="en-US" w:eastAsia="zh-CN" w:bidi="hi-IN"/>
+        </w:rPr>
+        <w:tab/>
+      </w:r>
+      <w:r>
+        <w:rPr>
+          <w:rFonts w:ascii="Liberation Serif" w:hAnsi="Liberation Serif" w:cs="Noto Sans CJK SC"/>
+          <w:color w:val="000000"/>
+          <w:kern w:val="2"/>
+          <w:sz w:val="18"/>
+          <w:szCs w:val="18"/>
+          <w:shd w:fill="auto" w:val="clear"/>
+          <w:lang w:val="en-US" w:eastAsia="zh-CN" w:bidi="hi-IN"/>
+        </w:rPr>
+        <w:t xml:space="preserve">返回 </w:t>
+      </w:r>
+      <w:r>
+        <w:rPr>
+          <w:rFonts w:eastAsia="Noto Serif CJK SC" w:cs="Noto Sans CJK SC"/>
+          <w:b w:val="false"/>
+          <w:color w:val="000000"/>
+          <w:kern w:val="2"/>
+          <w:sz w:val="18"/>
+          <w:szCs w:val="18"/>
+          <w:shd w:fill="auto" w:val="clear"/>
+          <w:lang w:val="en-US" w:eastAsia="zh-CN" w:bidi="hi-IN"/>
+        </w:rPr>
+        <w:t xml:space="preserve">0   </w:t>
+      </w:r>
+      <w:r>
+        <w:rPr>
+          <w:rFonts w:ascii="Liberation Serif" w:hAnsi="Liberation Serif" w:cs="Noto Sans CJK SC"/>
+          <w:color w:val="000000"/>
+          <w:kern w:val="2"/>
+          <w:sz w:val="18"/>
+          <w:szCs w:val="18"/>
+          <w:shd w:fill="auto" w:val="clear"/>
+          <w:lang w:val="en-US" w:eastAsia="zh-CN" w:bidi="hi-IN"/>
+        </w:rPr>
+        <w:t xml:space="preserve">：检查通过（存在 </w:t>
+      </w:r>
+      <w:r>
+        <w:rPr>
+          <w:rFonts w:eastAsia="Noto Serif CJK SC" w:cs="Noto Sans CJK SC"/>
+          <w:b w:val="false"/>
+          <w:color w:val="000000"/>
+          <w:kern w:val="2"/>
+          <w:sz w:val="18"/>
+          <w:szCs w:val="18"/>
+          <w:shd w:fill="auto" w:val="clear"/>
+          <w:lang w:val="en-US" w:eastAsia="zh-CN" w:bidi="hi-IN"/>
+        </w:rPr>
+        <w:t xml:space="preserve">/ </w:t>
+      </w:r>
+      <w:r>
+        <w:rPr>
+          <w:rFonts w:ascii="Liberation Serif" w:hAnsi="Liberation Serif" w:cs="Noto Sans CJK SC"/>
+          <w:color w:val="000000"/>
+          <w:kern w:val="2"/>
+          <w:sz w:val="18"/>
+          <w:szCs w:val="18"/>
+          <w:shd w:fill="auto" w:val="clear"/>
+          <w:lang w:val="en-US" w:eastAsia="zh-CN" w:bidi="hi-IN"/>
+        </w:rPr>
+        <w:t xml:space="preserve">有权限）  </w:t>
+      </w:r>
+    </w:p>
+    <w:p>
+      <w:pPr>
+        <w:pStyle w:val="Normal"/>
+        <w:bidi w:val="0"/>
+        <w:jc w:val="start"/>
+        <w:rPr>
+          <w:sz w:val="18"/>
+          <w:szCs w:val="18"/>
+          <w:highlight w:val="none"/>
+          <w:shd w:fill="auto" w:val="clear"/>
+        </w:rPr>
+      </w:pPr>
+      <w:r>
+        <w:rPr>
+          <w:rFonts w:eastAsia="Noto Serif CJK SC" w:cs="Noto Sans CJK SC"/>
+          <w:b w:val="false"/>
+          <w:color w:val="000000"/>
+          <w:kern w:val="2"/>
+          <w:sz w:val="18"/>
+          <w:szCs w:val="18"/>
+          <w:shd w:fill="auto" w:val="clear"/>
+          <w:lang w:val="en-US" w:eastAsia="zh-CN" w:bidi="hi-IN"/>
+        </w:rPr>
+        <w:tab/>
+      </w:r>
+      <w:r>
+        <w:rPr>
+          <w:rFonts w:ascii="Liberation Serif" w:hAnsi="Liberation Serif" w:cs="Noto Sans CJK SC"/>
+          <w:color w:val="000000"/>
+          <w:kern w:val="2"/>
+          <w:sz w:val="18"/>
+          <w:szCs w:val="18"/>
+          <w:shd w:fill="auto" w:val="clear"/>
+          <w:lang w:val="en-US" w:eastAsia="zh-CN" w:bidi="hi-IN"/>
+        </w:rPr>
+        <w:t xml:space="preserve">返回 </w:t>
+      </w:r>
+      <w:r>
+        <w:rPr>
+          <w:rFonts w:eastAsia="Noto Serif CJK SC" w:cs="Noto Sans CJK SC"/>
+          <w:b w:val="false"/>
+          <w:color w:val="000000"/>
+          <w:kern w:val="2"/>
+          <w:sz w:val="18"/>
+          <w:szCs w:val="18"/>
+          <w:shd w:fill="auto" w:val="clear"/>
+          <w:lang w:val="en-US" w:eastAsia="zh-CN" w:bidi="hi-IN"/>
+        </w:rPr>
+        <w:t xml:space="preserve">-1  </w:t>
+      </w:r>
+      <w:r>
+        <w:rPr>
+          <w:rFonts w:ascii="Liberation Serif" w:hAnsi="Liberation Serif" w:cs="Noto Sans CJK SC"/>
+          <w:color w:val="000000"/>
+          <w:kern w:val="2"/>
+          <w:sz w:val="18"/>
+          <w:szCs w:val="18"/>
+          <w:shd w:fill="auto" w:val="clear"/>
+          <w:lang w:val="en-US" w:eastAsia="zh-CN" w:bidi="hi-IN"/>
+        </w:rPr>
+        <w:t xml:space="preserve">：检查不通过（不存在 </w:t>
+      </w:r>
+      <w:r>
+        <w:rPr>
+          <w:rFonts w:eastAsia="Noto Serif CJK SC" w:cs="Noto Sans CJK SC"/>
+          <w:b w:val="false"/>
+          <w:color w:val="000000"/>
+          <w:kern w:val="2"/>
+          <w:sz w:val="18"/>
+          <w:szCs w:val="18"/>
+          <w:shd w:fill="auto" w:val="clear"/>
+          <w:lang w:val="en-US" w:eastAsia="zh-CN" w:bidi="hi-IN"/>
+        </w:rPr>
+        <w:t xml:space="preserve">/ </w:t>
+      </w:r>
+      <w:r>
+        <w:rPr>
+          <w:rFonts w:ascii="Liberation Serif" w:hAnsi="Liberation Serif" w:cs="Noto Sans CJK SC"/>
+          <w:color w:val="000000"/>
+          <w:kern w:val="2"/>
+          <w:sz w:val="18"/>
+          <w:szCs w:val="18"/>
+          <w:shd w:fill="auto" w:val="clear"/>
+          <w:lang w:val="en-US" w:eastAsia="zh-CN" w:bidi="hi-IN"/>
+        </w:rPr>
+        <w:t>没权限）</w:t>
+      </w:r>
+    </w:p>
+    <w:p>
+      <w:pPr>
+        <w:pStyle w:val="Normal"/>
+        <w:bidi w:val="0"/>
+        <w:jc w:val="start"/>
+        <w:rPr>
+          <w:rFonts w:ascii="Liberation Serif" w:hAnsi="Liberation Serif" w:eastAsia="Noto Serif CJK SC" w:cs="Noto Sans CJK SC"/>
+          <w:b w:val="false"/>
+          <w:color w:val="auto"/>
+          <w:kern w:val="2"/>
+          <w:lang w:val="en-US" w:eastAsia="zh-CN" w:bidi="hi-IN"/>
+        </w:rPr>
+      </w:pPr>
+      <w:r>
+        <w:rPr>
+          <w:sz w:val="18"/>
+          <w:szCs w:val="18"/>
+          <w:shd w:fill="auto" w:val="clear"/>
+        </w:rPr>
+      </w:r>
+    </w:p>
+    <w:p>
+      <w:pPr>
+        <w:pStyle w:val="Normal"/>
+        <w:bidi w:val="0"/>
+        <w:jc w:val="start"/>
+        <w:rPr>
+          <w:sz w:val="18"/>
+          <w:szCs w:val="18"/>
+          <w:highlight w:val="none"/>
+          <w:shd w:fill="auto" w:val="clear"/>
+        </w:rPr>
+      </w:pPr>
+      <w:r>
+        <w:rPr>
+          <w:rFonts w:ascii="Liberation Serif" w:hAnsi="Liberation Serif" w:cs="Noto Sans CJK SC"/>
+          <w:color w:val="000000"/>
+          <w:kern w:val="2"/>
+          <w:sz w:val="18"/>
+          <w:szCs w:val="18"/>
+          <w:shd w:fill="auto" w:val="clear"/>
+          <w:lang w:val="en-US" w:eastAsia="zh-CN" w:bidi="hi-IN"/>
+        </w:rPr>
+        <w:t>相关指令扩展：</w:t>
+      </w:r>
+      <w:r>
+        <w:rPr>
+          <w:rFonts w:eastAsia="Noto Serif CJK SC" w:cs="Noto Sans CJK SC"/>
+          <w:b w:val="false"/>
+          <w:color w:val="000000"/>
+          <w:kern w:val="2"/>
+          <w:sz w:val="18"/>
+          <w:szCs w:val="18"/>
+          <w:shd w:fill="auto" w:val="clear"/>
+          <w:lang w:val="en-US" w:eastAsia="zh-CN" w:bidi="hi-IN"/>
+        </w:rPr>
+        <w:t xml:space="preserve">chmod </w:t>
+      </w:r>
+      <w:r>
+        <w:rPr>
+          <w:rFonts w:eastAsia="Noto Serif CJK SC" w:cs="Noto Sans CJK SC"/>
+          <w:b w:val="false"/>
+          <w:color w:val="000000"/>
+          <w:kern w:val="2"/>
+          <w:sz w:val="18"/>
+          <w:szCs w:val="18"/>
+          <w:shd w:fill="auto" w:val="clear"/>
+          <w:lang w:val="en-US" w:eastAsia="zh-CN" w:bidi="hi-IN"/>
+        </w:rPr>
+        <w:t>(</w:t>
+      </w:r>
+      <w:r>
+        <w:rPr>
+          <w:rFonts w:ascii="Liberation Serif" w:hAnsi="Liberation Serif" w:cs="Noto Sans CJK SC"/>
+          <w:color w:val="000000"/>
+          <w:kern w:val="2"/>
+          <w:sz w:val="18"/>
+          <w:szCs w:val="18"/>
+          <w:shd w:fill="auto" w:val="clear"/>
+          <w:lang w:val="en-US" w:eastAsia="zh-CN" w:bidi="hi-IN"/>
+        </w:rPr>
+        <w:t>权限数字</w:t>
+      </w:r>
+      <w:r>
+        <w:rPr>
+          <w:rFonts w:eastAsia="Noto Serif CJK SC" w:cs="Noto Sans CJK SC"/>
+          <w:b w:val="false"/>
+          <w:color w:val="000000"/>
+          <w:kern w:val="2"/>
+          <w:sz w:val="18"/>
+          <w:szCs w:val="18"/>
+          <w:shd w:fill="auto" w:val="clear"/>
+          <w:lang w:val="en-US" w:eastAsia="zh-CN" w:bidi="hi-IN"/>
+        </w:rPr>
+        <w:t>) (</w:t>
+      </w:r>
+      <w:r>
+        <w:rPr>
+          <w:rFonts w:ascii="Liberation Serif" w:hAnsi="Liberation Serif" w:cs="Noto Sans CJK SC"/>
+          <w:color w:val="000000"/>
+          <w:kern w:val="2"/>
+          <w:sz w:val="18"/>
+          <w:szCs w:val="18"/>
+          <w:shd w:fill="auto" w:val="clear"/>
+          <w:lang w:val="en-US" w:eastAsia="zh-CN" w:bidi="hi-IN"/>
+        </w:rPr>
+        <w:t>文件名</w:t>
+      </w:r>
+      <w:r>
+        <w:rPr>
+          <w:rFonts w:eastAsia="Noto Serif CJK SC" w:cs="Noto Sans CJK SC"/>
+          <w:b w:val="false"/>
+          <w:color w:val="000000"/>
+          <w:kern w:val="2"/>
+          <w:sz w:val="18"/>
+          <w:szCs w:val="18"/>
+          <w:shd w:fill="auto" w:val="clear"/>
+          <w:lang w:val="en-US" w:eastAsia="zh-CN" w:bidi="hi-IN"/>
+        </w:rPr>
+        <w:t>)</w:t>
+        <w:tab/>
+        <w:tab/>
+      </w:r>
+      <w:r>
+        <w:rPr>
+          <w:rFonts w:ascii="Liberation Serif" w:hAnsi="Liberation Serif" w:cs="Noto Sans CJK SC"/>
+          <w:color w:val="000000"/>
+          <w:kern w:val="2"/>
+          <w:sz w:val="18"/>
+          <w:szCs w:val="18"/>
+          <w:shd w:fill="auto" w:val="clear"/>
+          <w:lang w:val="en-US" w:eastAsia="zh-CN" w:bidi="hi-IN"/>
+        </w:rPr>
+        <w:t>这条指令可以修改对应文件的权限</w:t>
+      </w:r>
+    </w:p>
+    <w:p>
+      <w:pPr>
+        <w:pStyle w:val="Normal"/>
+        <w:bidi w:val="0"/>
+        <w:jc w:val="start"/>
+        <w:rPr>
+          <w:rFonts w:ascii="Liberation Serif" w:hAnsi="Liberation Serif" w:eastAsia="Noto Serif CJK SC" w:cs="Noto Sans CJK SC"/>
+          <w:b w:val="false"/>
+          <w:color w:val="auto"/>
+          <w:kern w:val="2"/>
+          <w:lang w:val="en-US" w:eastAsia="zh-CN" w:bidi="hi-IN"/>
+        </w:rPr>
+      </w:pPr>
+      <w:r>
+        <w:rPr>
+          <w:sz w:val="18"/>
+          <w:szCs w:val="18"/>
+          <w:shd w:fill="auto" w:val="clear"/>
+        </w:rPr>
+      </w:r>
+    </w:p>
+    <w:p>
+      <w:pPr>
+        <w:pStyle w:val="Normal"/>
+        <w:bidi w:val="0"/>
+        <w:jc w:val="start"/>
+        <w:rPr>
+          <w:rFonts w:ascii="Liberation Serif" w:hAnsi="Liberation Serif" w:eastAsia="Noto Serif CJK SC" w:cs="Noto Sans CJK SC"/>
+          <w:b w:val="false"/>
+          <w:color w:val="auto"/>
+          <w:kern w:val="2"/>
+          <w:lang w:val="en-US" w:eastAsia="zh-CN" w:bidi="hi-IN"/>
+        </w:rPr>
+      </w:pPr>
+      <w:r>
+        <w:rPr>
+          <w:sz w:val="18"/>
+          <w:szCs w:val="18"/>
+          <w:shd w:fill="auto" w:val="clear"/>
+        </w:rPr>
+      </w:r>
+    </w:p>
+    <w:p>
+      <w:pPr>
+        <w:pStyle w:val="Normal"/>
+        <w:bidi w:val="0"/>
+        <w:jc w:val="start"/>
+        <w:rPr>
+          <w:rFonts w:ascii="Liberation Serif" w:hAnsi="Liberation Serif" w:eastAsia="Noto Serif CJK SC" w:cs="Noto Sans CJK SC"/>
+          <w:b w:val="false"/>
+          <w:color w:val="auto"/>
+          <w:kern w:val="2"/>
+          <w:lang w:val="en-US" w:eastAsia="zh-CN" w:bidi="hi-IN"/>
+        </w:rPr>
+      </w:pPr>
+      <w:r>
+        <w:rPr>
+          <w:sz w:val="18"/>
+          <w:szCs w:val="18"/>
+          <w:shd w:fill="auto" w:val="clear"/>
+        </w:rPr>
+      </w:r>
+    </w:p>
+    <w:p>
+      <w:pPr>
+        <w:pStyle w:val="Normal"/>
+        <w:bidi w:val="0"/>
+        <w:jc w:val="start"/>
+        <w:rPr>
+          <w:rFonts w:ascii="Liberation Serif" w:hAnsi="Liberation Serif" w:eastAsia="Noto Serif CJK SC" w:cs="Noto Sans CJK SC"/>
+          <w:b w:val="false"/>
+          <w:color w:val="auto"/>
+          <w:kern w:val="2"/>
+          <w:lang w:val="en-US" w:eastAsia="zh-CN" w:bidi="hi-IN"/>
+        </w:rPr>
+      </w:pPr>
+      <w:r>
+        <w:rPr>
+          <w:sz w:val="18"/>
+          <w:szCs w:val="18"/>
+          <w:shd w:fill="auto" w:val="clear"/>
+        </w:rPr>
+      </w:r>
+    </w:p>
+    <w:p>
+      <w:pPr>
+        <w:pStyle w:val="Normal"/>
+        <w:bidi w:val="0"/>
+        <w:jc w:val="start"/>
+        <w:rPr>
+          <w:rFonts w:ascii="Liberation Serif" w:hAnsi="Liberation Serif" w:eastAsia="Noto Serif CJK SC" w:cs="Noto Sans CJK SC"/>
+          <w:b w:val="false"/>
+          <w:color w:val="auto"/>
+          <w:kern w:val="2"/>
+          <w:lang w:val="en-US" w:eastAsia="zh-CN" w:bidi="hi-IN"/>
+        </w:rPr>
+      </w:pPr>
+      <w:r>
+        <w:rPr>
+          <w:sz w:val="18"/>
+          <w:szCs w:val="18"/>
+          <w:shd w:fill="auto" w:val="clear"/>
+        </w:rPr>
+      </w:r>
+    </w:p>
+    <w:p>
+      <w:pPr>
+        <w:pStyle w:val="Normal"/>
+        <w:bidi w:val="0"/>
+        <w:jc w:val="start"/>
+        <w:rPr>
+          <w:rFonts w:ascii="Liberation Serif" w:hAnsi="Liberation Serif" w:eastAsia="Noto Serif CJK SC" w:cs="Noto Sans CJK SC"/>
+          <w:b w:val="false"/>
+          <w:color w:val="auto"/>
+          <w:kern w:val="2"/>
+          <w:lang w:val="en-US" w:eastAsia="zh-CN" w:bidi="hi-IN"/>
+        </w:rPr>
+      </w:pPr>
+      <w:r>
+        <w:rPr>
+          <w:sz w:val="18"/>
+          <w:szCs w:val="18"/>
+          <w:shd w:fill="auto" w:val="clear"/>
+        </w:rPr>
+      </w:r>
+    </w:p>
+    <w:p>
+      <w:pPr>
+        <w:pStyle w:val="Normal"/>
+        <w:bidi w:val="0"/>
+        <w:jc w:val="start"/>
+        <w:rPr>
+          <w:rFonts w:ascii="Liberation Serif" w:hAnsi="Liberation Serif" w:eastAsia="Noto Serif CJK SC" w:cs="Noto Sans CJK SC"/>
+          <w:b w:val="false"/>
+          <w:color w:val="auto"/>
+          <w:kern w:val="2"/>
+          <w:lang w:val="en-US" w:eastAsia="zh-CN" w:bidi="hi-IN"/>
+        </w:rPr>
+      </w:pPr>
+      <w:r>
+        <w:rPr>
+          <w:sz w:val="18"/>
+          <w:szCs w:val="18"/>
+          <w:shd w:fill="auto" w:val="clear"/>
         </w:rPr>
       </w:r>
     </w:p>
@@ -8929,10 +10874,10 @@
       <w:lang w:val="en-US" w:eastAsia="zh-CN" w:bidi="hi-IN"/>
     </w:rPr>
   </w:style>
-  <w:style w:type="paragraph" w:styleId="Heading1">
+  <w:style w:type="paragraph" w:styleId="1">
     <w:name w:val="Heading 1"/>
     <w:basedOn w:val="Style12"/>
-    <w:next w:val="BodyText"/>
+    <w:next w:val="Style13"/>
     <w:qFormat/>
     <w:pPr>
       <w:numPr>
@@ -8949,10 +10894,10 @@
       <w:szCs w:val="36"/>
     </w:rPr>
   </w:style>
-  <w:style w:type="paragraph" w:styleId="Heading2">
+  <w:style w:type="paragraph" w:styleId="2">
     <w:name w:val="Heading 2"/>
     <w:basedOn w:val="Style12"/>
-    <w:next w:val="BodyText"/>
+    <w:next w:val="Style13"/>
     <w:qFormat/>
     <w:pPr>
       <w:numPr>
@@ -8969,10 +10914,10 @@
       <w:szCs w:val="32"/>
     </w:rPr>
   </w:style>
-  <w:style w:type="paragraph" w:styleId="Heading3">
+  <w:style w:type="paragraph" w:styleId="3">
     <w:name w:val="Heading 3"/>
     <w:basedOn w:val="Style12"/>
-    <w:next w:val="BodyText"/>
+    <w:next w:val="Style13"/>
     <w:qFormat/>
     <w:pPr>
       <w:numPr>
@@ -8989,10 +10934,10 @@
       <w:szCs w:val="28"/>
     </w:rPr>
   </w:style>
-  <w:style w:type="paragraph" w:styleId="Heading4">
+  <w:style w:type="paragraph" w:styleId="4">
     <w:name w:val="Heading 4"/>
     <w:basedOn w:val="Style12"/>
-    <w:next w:val="BodyText"/>
+    <w:next w:val="Style13"/>
     <w:qFormat/>
     <w:pPr>
       <w:numPr>
@@ -9034,7 +10979,7 @@
   <w:style w:type="paragraph" w:styleId="Style12">
     <w:name w:val="标题样式"/>
     <w:basedOn w:val="Normal"/>
-    <w:next w:val="BodyText"/>
+    <w:next w:val="Style13"/>
     <w:qFormat/>
     <w:pPr>
       <w:keepNext w:val="true"/>
@@ -9046,7 +10991,7 @@
       <w:szCs w:val="28"/>
     </w:rPr>
   </w:style>
-  <w:style w:type="paragraph" w:styleId="BodyText">
+  <w:style w:type="paragraph" w:styleId="Style13">
     <w:name w:val="Body Text"/>
     <w:basedOn w:val="Normal"/>
     <w:pPr>
@@ -9054,15 +10999,15 @@
     </w:pPr>
     <w:rPr/>
   </w:style>
-  <w:style w:type="paragraph" w:styleId="List">
+  <w:style w:type="paragraph" w:styleId="Style14">
     <w:name w:val="List"/>
-    <w:basedOn w:val="BodyText"/>
+    <w:basedOn w:val="Style13"/>
     <w:pPr/>
     <w:rPr>
       <w:rFonts w:cs="Noto Sans CJK SC"/>
     </w:rPr>
   </w:style>
-  <w:style w:type="paragraph" w:styleId="Caption">
+  <w:style w:type="paragraph" w:styleId="Style15">
     <w:name w:val="Caption"/>
     <w:basedOn w:val="Normal"/>
     <w:qFormat/>
@@ -9078,7 +11023,7 @@
       <w:szCs w:val="24"/>
     </w:rPr>
   </w:style>
-  <w:style w:type="paragraph" w:styleId="Style13">
+  <w:style w:type="paragraph" w:styleId="Style16">
     <w:name w:val="索引"/>
     <w:basedOn w:val="Normal"/>
     <w:qFormat/>
@@ -9089,10 +11034,10 @@
       <w:rFonts w:cs="Noto Sans CJK SC"/>
     </w:rPr>
   </w:style>
-  <w:style w:type="paragraph" w:styleId="Title">
+  <w:style w:type="paragraph" w:styleId="Style17">
     <w:name w:val="Title"/>
     <w:basedOn w:val="Style12"/>
-    <w:next w:val="BodyText"/>
+    <w:next w:val="Style13"/>
     <w:qFormat/>
     <w:pPr>
       <w:jc w:val="center"/>
@@ -9104,17 +11049,17 @@
       <w:szCs w:val="56"/>
     </w:rPr>
   </w:style>
-  <w:style w:type="paragraph" w:styleId="Style14">
+  <w:style w:type="paragraph" w:styleId="Style18">
     <w:name w:val="成段引文"/>
     <w:basedOn w:val="Normal"/>
     <w:qFormat/>
     <w:pPr>
       <w:spacing w:before="0" w:after="283"/>
-      <w:ind w:hanging="0" w:start="567" w:end="567"/>
+      <w:ind w:start="567" w:end="567" w:hanging="0"/>
     </w:pPr>
     <w:rPr/>
   </w:style>
-  <w:style w:type="paragraph" w:styleId="Style15">
+  <w:style w:type="paragraph" w:styleId="Style19">
     <w:name w:val="表格内容"/>
     <w:basedOn w:val="Normal"/>
     <w:qFormat/>
@@ -9124,9 +11069,9 @@
     </w:pPr>
     <w:rPr/>
   </w:style>
-  <w:style w:type="paragraph" w:styleId="Style16">
+  <w:style w:type="paragraph" w:styleId="Style20">
     <w:name w:val="表格标题"/>
-    <w:basedOn w:val="Style15"/>
+    <w:basedOn w:val="Style19"/>
     <w:qFormat/>
     <w:pPr>
       <w:suppressLineNumbers/>

--- a/我的笔记.docx
+++ b/我的笔记.docx
@@ -7,11 +7,11 @@
         <w:pStyle w:val="2"/>
         <w:numPr>
           <w:ilvl w:val="1"/>
-          <w:numId w:val="1"/>
+          <w:numId w:val="2"/>
         </w:numPr>
         <w:bidi w:val="0"/>
         <w:spacing w:before="200" w:after="120"/>
-        <w:ind w:start="0" w:hanging="0"/>
+        <w:ind w:start="0" w:end="0" w:hanging="0"/>
         <w:jc w:val="start"/>
         <w:rPr>
           <w:sz w:val="18"/>
@@ -1603,7 +1603,7 @@
           <w:numId w:val="0"/>
         </w:numPr>
         <w:bidi w:val="0"/>
-        <w:ind w:start="0" w:hanging="0"/>
+        <w:ind w:start="0" w:end="0" w:hanging="0"/>
         <w:jc w:val="start"/>
         <w:rPr>
           <w:sz w:val="18"/>
@@ -1892,10 +1892,7 @@
         <w:pStyle w:val="Normal"/>
         <w:bidi w:val="0"/>
         <w:jc w:val="start"/>
-        <w:rPr>
-          <w:sz w:val="18"/>
-          <w:szCs w:val="18"/>
-        </w:rPr>
+        <w:rPr/>
       </w:pPr>
       <w:r>
         <w:rPr>
@@ -2005,10 +2002,10 @@
         <w:pStyle w:val="2"/>
         <w:numPr>
           <w:ilvl w:val="1"/>
-          <w:numId w:val="1"/>
+          <w:numId w:val="2"/>
         </w:numPr>
         <w:bidi w:val="0"/>
-        <w:ind w:start="0" w:hanging="0"/>
+        <w:ind w:start="0" w:end="0" w:hanging="0"/>
         <w:jc w:val="start"/>
         <w:rPr>
           <w:sz w:val="18"/>
@@ -2516,10 +2513,10 @@
         <w:pStyle w:val="2"/>
         <w:numPr>
           <w:ilvl w:val="1"/>
-          <w:numId w:val="1"/>
+          <w:numId w:val="2"/>
         </w:numPr>
         <w:bidi w:val="0"/>
-        <w:ind w:start="0" w:hanging="0"/>
+        <w:ind w:start="0" w:end="0" w:hanging="0"/>
         <w:jc w:val="start"/>
         <w:rPr>
           <w:sz w:val="18"/>
@@ -3126,10 +3123,7 @@
         <w:pStyle w:val="Normal"/>
         <w:bidi w:val="0"/>
         <w:jc w:val="start"/>
-        <w:rPr>
-          <w:sz w:val="18"/>
-          <w:szCs w:val="18"/>
-        </w:rPr>
+        <w:rPr/>
       </w:pPr>
       <w:r>
         <w:rPr>
@@ -3152,10 +3146,7 @@
         <w:pStyle w:val="Normal"/>
         <w:bidi w:val="0"/>
         <w:jc w:val="start"/>
-        <w:rPr>
-          <w:sz w:val="18"/>
-          <w:szCs w:val="18"/>
-        </w:rPr>
+        <w:rPr/>
       </w:pPr>
       <w:r>
         <w:rPr>
@@ -3341,10 +3332,7 @@
         <w:pStyle w:val="Normal"/>
         <w:bidi w:val="0"/>
         <w:jc w:val="start"/>
-        <w:rPr>
-          <w:sz w:val="18"/>
-          <w:szCs w:val="18"/>
-        </w:rPr>
+        <w:rPr/>
       </w:pPr>
       <w:r>
         <w:rPr>
@@ -3431,10 +3419,10 @@
         <w:pStyle w:val="2"/>
         <w:numPr>
           <w:ilvl w:val="1"/>
-          <w:numId w:val="1"/>
+          <w:numId w:val="2"/>
         </w:numPr>
         <w:bidi w:val="0"/>
-        <w:ind w:start="0" w:hanging="0"/>
+        <w:ind w:start="0" w:end="0" w:hanging="0"/>
         <w:jc w:val="start"/>
         <w:rPr>
           <w:sz w:val="18"/>
@@ -3468,10 +3456,10 @@
         <w:pStyle w:val="4"/>
         <w:numPr>
           <w:ilvl w:val="3"/>
-          <w:numId w:val="1"/>
+          <w:numId w:val="2"/>
         </w:numPr>
         <w:bidi w:val="0"/>
-        <w:ind w:start="0" w:hanging="0"/>
+        <w:ind w:start="0" w:end="0" w:hanging="0"/>
         <w:jc w:val="start"/>
         <w:rPr>
           <w:sz w:val="18"/>
@@ -3963,10 +3951,10 @@
         <w:pStyle w:val="4"/>
         <w:numPr>
           <w:ilvl w:val="3"/>
-          <w:numId w:val="1"/>
+          <w:numId w:val="2"/>
         </w:numPr>
         <w:bidi w:val="0"/>
-        <w:ind w:start="0" w:hanging="0"/>
+        <w:ind w:start="0" w:end="0" w:hanging="0"/>
         <w:jc w:val="start"/>
         <w:rPr>
           <w:sz w:val="18"/>
@@ -4174,10 +4162,7 @@
         <w:pStyle w:val="Normal"/>
         <w:bidi w:val="0"/>
         <w:jc w:val="start"/>
-        <w:rPr>
-          <w:sz w:val="18"/>
-          <w:szCs w:val="18"/>
-        </w:rPr>
+        <w:rPr/>
       </w:pPr>
       <w:r>
         <w:rPr>
@@ -4322,10 +4307,10 @@
         <w:pStyle w:val="4"/>
         <w:numPr>
           <w:ilvl w:val="3"/>
-          <w:numId w:val="1"/>
+          <w:numId w:val="2"/>
         </w:numPr>
         <w:bidi w:val="0"/>
-        <w:ind w:start="0" w:hanging="0"/>
+        <w:ind w:start="0" w:end="0" w:hanging="0"/>
         <w:jc w:val="start"/>
         <w:rPr>
           <w:sz w:val="18"/>
@@ -4618,10 +4603,7 @@
         <w:pStyle w:val="Normal"/>
         <w:bidi w:val="0"/>
         <w:jc w:val="start"/>
-        <w:rPr>
-          <w:sz w:val="18"/>
-          <w:szCs w:val="18"/>
-        </w:rPr>
+        <w:rPr/>
       </w:pPr>
       <w:r>
         <w:rPr>
@@ -4749,10 +4731,10 @@
         <w:pStyle w:val="4"/>
         <w:numPr>
           <w:ilvl w:val="3"/>
-          <w:numId w:val="1"/>
+          <w:numId w:val="2"/>
         </w:numPr>
         <w:bidi w:val="0"/>
-        <w:ind w:start="0" w:hanging="0"/>
+        <w:ind w:start="0" w:end="0" w:hanging="0"/>
         <w:jc w:val="start"/>
         <w:rPr>
           <w:sz w:val="18"/>
@@ -5101,9 +5083,9 @@
         <w:pStyle w:val="4"/>
         <w:numPr>
           <w:ilvl w:val="3"/>
-          <w:numId w:val="1"/>
+          <w:numId w:val="2"/>
         </w:numPr>
-        <w:ind w:start="0" w:hanging="0"/>
+        <w:ind w:start="0" w:end="0" w:hanging="0"/>
         <w:rPr>
           <w:sz w:val="18"/>
           <w:szCs w:val="18"/>
@@ -5448,9 +5430,9 @@
         <w:pStyle w:val="4"/>
         <w:numPr>
           <w:ilvl w:val="3"/>
-          <w:numId w:val="1"/>
+          <w:numId w:val="2"/>
         </w:numPr>
-        <w:ind w:start="0" w:hanging="0"/>
+        <w:ind w:start="0" w:end="0" w:hanging="0"/>
         <w:rPr>
           <w:sz w:val="18"/>
           <w:szCs w:val="18"/>
@@ -5621,12 +5603,9 @@
       <w:pPr>
         <w:pStyle w:val="Normal"/>
         <w:widowControl/>
-        <w:shd w:val="clear" w:color="auto" w:fill="ECECEC"/>
+        <w:shd w:fill="ECECEC" w:val="clear"/>
         <w:spacing w:lineRule="atLeast" w:line="285"/>
-        <w:rPr>
-          <w:sz w:val="18"/>
-          <w:szCs w:val="18"/>
-        </w:rPr>
+        <w:rPr/>
       </w:pPr>
       <w:r>
         <w:rPr>
@@ -5771,9 +5750,9 @@
         <w:pStyle w:val="4"/>
         <w:numPr>
           <w:ilvl w:val="3"/>
-          <w:numId w:val="1"/>
+          <w:numId w:val="2"/>
         </w:numPr>
-        <w:ind w:start="0" w:hanging="0"/>
+        <w:ind w:start="0" w:end="0" w:hanging="0"/>
         <w:rPr>
           <w:sz w:val="18"/>
           <w:szCs w:val="18"/>
@@ -6066,13 +6045,13 @@
         <w:pStyle w:val="Normal"/>
         <w:numPr>
           <w:ilvl w:val="0"/>
-          <w:numId w:val="2"/>
+          <w:numId w:val="3"/>
         </w:numPr>
         <w:tabs>
           <w:tab w:val="clear" w:pos="420"/>
           <w:tab w:val="left" w:pos="0" w:leader="none"/>
         </w:tabs>
-        <w:ind w:start="709" w:hanging="283"/>
+        <w:ind w:start="709" w:end="0" w:hanging="283"/>
         <w:rPr/>
       </w:pPr>
       <w:r>
@@ -6119,13 +6098,13 @@
         <w:pStyle w:val="Normal"/>
         <w:numPr>
           <w:ilvl w:val="0"/>
-          <w:numId w:val="2"/>
+          <w:numId w:val="3"/>
         </w:numPr>
         <w:tabs>
           <w:tab w:val="clear" w:pos="420"/>
           <w:tab w:val="left" w:pos="0" w:leader="none"/>
         </w:tabs>
-        <w:ind w:start="709" w:hanging="283"/>
+        <w:ind w:start="709" w:end="0" w:hanging="283"/>
         <w:rPr/>
       </w:pPr>
       <w:r>
@@ -6153,13 +6132,13 @@
         <w:pStyle w:val="Normal"/>
         <w:numPr>
           <w:ilvl w:val="0"/>
-          <w:numId w:val="2"/>
+          <w:numId w:val="3"/>
         </w:numPr>
         <w:tabs>
           <w:tab w:val="clear" w:pos="420"/>
           <w:tab w:val="left" w:pos="0" w:leader="none"/>
         </w:tabs>
-        <w:ind w:start="709" w:hanging="283"/>
+        <w:ind w:start="709" w:end="0" w:hanging="283"/>
         <w:rPr/>
       </w:pPr>
       <w:r>
@@ -6242,9 +6221,9 @@
         <w:pStyle w:val="4"/>
         <w:numPr>
           <w:ilvl w:val="3"/>
-          <w:numId w:val="1"/>
+          <w:numId w:val="2"/>
         </w:numPr>
-        <w:ind w:start="0" w:hanging="0"/>
+        <w:ind w:start="0" w:end="0" w:hanging="0"/>
         <w:rPr>
           <w:sz w:val="18"/>
           <w:szCs w:val="18"/>
@@ -6596,11 +6575,11 @@
         </w:tblCellMar>
       </w:tblPr>
       <w:tblGrid>
-        <w:gridCol w:w="1022"/>
-        <w:gridCol w:w="619"/>
-        <w:gridCol w:w="1083"/>
+        <w:gridCol w:w="1020"/>
+        <w:gridCol w:w="621"/>
+        <w:gridCol w:w="1082"/>
         <w:gridCol w:w="2657"/>
-        <w:gridCol w:w="4256"/>
+        <w:gridCol w:w="4258"/>
       </w:tblGrid>
       <w:tr>
         <w:trPr>
@@ -6608,7 +6587,7 @@
         </w:trPr>
         <w:tc>
           <w:tcPr>
-            <w:tcW w:w="1022" w:type="dxa"/>
+            <w:tcW w:w="1020" w:type="dxa"/>
             <w:tcBorders/>
             <w:vAlign w:val="center"/>
           </w:tcPr>
@@ -6617,7 +6596,10 @@
               <w:pStyle w:val="Style20"/>
               <w:widowControl w:val="false"/>
               <w:jc w:val="center"/>
-              <w:rPr/>
+              <w:rPr>
+                <w:sz w:val="18"/>
+                <w:szCs w:val="18"/>
+              </w:rPr>
             </w:pPr>
             <w:r>
               <w:rPr>
@@ -6630,7 +6612,7 @@
         </w:tc>
         <w:tc>
           <w:tcPr>
-            <w:tcW w:w="619" w:type="dxa"/>
+            <w:tcW w:w="621" w:type="dxa"/>
             <w:tcBorders/>
             <w:vAlign w:val="center"/>
           </w:tcPr>
@@ -6639,7 +6621,17 @@
               <w:pStyle w:val="Style20"/>
               <w:widowControl w:val="false"/>
               <w:jc w:val="center"/>
-              <w:rPr/>
+              <w:rPr>
+                <w:rFonts w:eastAsia="Noto Serif CJK SC" w:cs="Noto Sans CJK SC"/>
+                <w:b/>
+                <w:b/>
+                <w:bCs/>
+                <w:color w:val="auto"/>
+                <w:kern w:val="2"/>
+                <w:sz w:val="18"/>
+                <w:szCs w:val="18"/>
+                <w:lang w:val="en-US" w:eastAsia="zh-CN" w:bidi="hi-IN"/>
+              </w:rPr>
             </w:pPr>
             <w:r>
               <w:rPr>
@@ -6658,7 +6650,7 @@
         </w:tc>
         <w:tc>
           <w:tcPr>
-            <w:tcW w:w="1083" w:type="dxa"/>
+            <w:tcW w:w="1082" w:type="dxa"/>
             <w:tcBorders/>
             <w:vAlign w:val="center"/>
           </w:tcPr>
@@ -6667,7 +6659,10 @@
               <w:pStyle w:val="Style20"/>
               <w:widowControl w:val="false"/>
               <w:jc w:val="center"/>
-              <w:rPr/>
+              <w:rPr>
+                <w:sz w:val="18"/>
+                <w:szCs w:val="18"/>
+              </w:rPr>
             </w:pPr>
             <w:r>
               <w:rPr>
@@ -6689,7 +6684,10 @@
               <w:pStyle w:val="Style20"/>
               <w:widowControl w:val="false"/>
               <w:jc w:val="center"/>
-              <w:rPr/>
+              <w:rPr>
+                <w:sz w:val="18"/>
+                <w:szCs w:val="18"/>
+              </w:rPr>
             </w:pPr>
             <w:r>
               <w:rPr>
@@ -6716,7 +6714,7 @@
         </w:tc>
         <w:tc>
           <w:tcPr>
-            <w:tcW w:w="4256" w:type="dxa"/>
+            <w:tcW w:w="4258" w:type="dxa"/>
             <w:tcBorders/>
             <w:vAlign w:val="center"/>
           </w:tcPr>
@@ -6725,7 +6723,10 @@
               <w:pStyle w:val="Style20"/>
               <w:widowControl w:val="false"/>
               <w:jc w:val="center"/>
-              <w:rPr/>
+              <w:rPr>
+                <w:sz w:val="18"/>
+                <w:szCs w:val="18"/>
+              </w:rPr>
             </w:pPr>
             <w:r>
               <w:rPr>
@@ -6741,7 +6742,7 @@
         <w:trPr/>
         <w:tc>
           <w:tcPr>
-            <w:tcW w:w="1022" w:type="dxa"/>
+            <w:tcW w:w="1020" w:type="dxa"/>
             <w:tcBorders/>
             <w:vAlign w:val="center"/>
           </w:tcPr>
@@ -6764,7 +6765,7 @@
         </w:tc>
         <w:tc>
           <w:tcPr>
-            <w:tcW w:w="619" w:type="dxa"/>
+            <w:tcW w:w="621" w:type="dxa"/>
             <w:tcBorders/>
             <w:vAlign w:val="center"/>
           </w:tcPr>
@@ -6787,7 +6788,7 @@
         </w:tc>
         <w:tc>
           <w:tcPr>
-            <w:tcW w:w="1083" w:type="dxa"/>
+            <w:tcW w:w="1082" w:type="dxa"/>
             <w:tcBorders/>
             <w:vAlign w:val="center"/>
           </w:tcPr>
@@ -6840,7 +6841,7 @@
         </w:tc>
         <w:tc>
           <w:tcPr>
-            <w:tcW w:w="4256" w:type="dxa"/>
+            <w:tcW w:w="4258" w:type="dxa"/>
             <w:tcBorders/>
             <w:vAlign w:val="center"/>
           </w:tcPr>
@@ -6881,7 +6882,7 @@
         <w:trPr/>
         <w:tc>
           <w:tcPr>
-            <w:tcW w:w="1022" w:type="dxa"/>
+            <w:tcW w:w="1020" w:type="dxa"/>
             <w:tcBorders/>
             <w:vAlign w:val="center"/>
           </w:tcPr>
@@ -6904,7 +6905,7 @@
         </w:tc>
         <w:tc>
           <w:tcPr>
-            <w:tcW w:w="619" w:type="dxa"/>
+            <w:tcW w:w="621" w:type="dxa"/>
             <w:tcBorders/>
             <w:vAlign w:val="center"/>
           </w:tcPr>
@@ -6927,7 +6928,7 @@
         </w:tc>
         <w:tc>
           <w:tcPr>
-            <w:tcW w:w="1083" w:type="dxa"/>
+            <w:tcW w:w="1082" w:type="dxa"/>
             <w:tcBorders/>
             <w:vAlign w:val="center"/>
           </w:tcPr>
@@ -6980,7 +6981,7 @@
         </w:tc>
         <w:tc>
           <w:tcPr>
-            <w:tcW w:w="4256" w:type="dxa"/>
+            <w:tcW w:w="4258" w:type="dxa"/>
             <w:tcBorders/>
             <w:vAlign w:val="center"/>
           </w:tcPr>
@@ -7021,7 +7022,7 @@
         <w:trPr/>
         <w:tc>
           <w:tcPr>
-            <w:tcW w:w="1022" w:type="dxa"/>
+            <w:tcW w:w="1020" w:type="dxa"/>
             <w:tcBorders/>
             <w:vAlign w:val="center"/>
           </w:tcPr>
@@ -7044,7 +7045,7 @@
         </w:tc>
         <w:tc>
           <w:tcPr>
-            <w:tcW w:w="619" w:type="dxa"/>
+            <w:tcW w:w="621" w:type="dxa"/>
             <w:tcBorders/>
             <w:vAlign w:val="center"/>
           </w:tcPr>
@@ -7067,7 +7068,7 @@
         </w:tc>
         <w:tc>
           <w:tcPr>
-            <w:tcW w:w="1083" w:type="dxa"/>
+            <w:tcW w:w="1082" w:type="dxa"/>
             <w:tcBorders/>
             <w:vAlign w:val="center"/>
           </w:tcPr>
@@ -7120,7 +7121,7 @@
         </w:tc>
         <w:tc>
           <w:tcPr>
-            <w:tcW w:w="4256" w:type="dxa"/>
+            <w:tcW w:w="4258" w:type="dxa"/>
             <w:tcBorders/>
             <w:vAlign w:val="center"/>
           </w:tcPr>
@@ -7254,7 +7255,7 @@
           <w:ilvl w:val="0"/>
           <w:numId w:val="0"/>
         </w:numPr>
-        <w:ind w:start="0" w:hanging="0"/>
+        <w:ind w:start="0" w:end="0" w:hanging="0"/>
         <w:rPr>
           <w:sz w:val="18"/>
           <w:szCs w:val="18"/>
@@ -7499,10 +7500,7 @@
         <w:pStyle w:val="Normal"/>
         <w:bidi w:val="0"/>
         <w:jc w:val="start"/>
-        <w:rPr>
-          <w:sz w:val="18"/>
-          <w:szCs w:val="18"/>
-        </w:rPr>
+        <w:rPr/>
       </w:pPr>
       <w:r>
         <w:rPr>
@@ -7514,6 +7512,17 @@
       </w:r>
       <w:r>
         <w:rPr>
+          <w:rFonts w:ascii="Liberation Serif" w:hAnsi="Liberation Serif" w:cs="Noto Sans CJK SC"/>
+          <w:color w:val="auto"/>
+          <w:kern w:val="2"/>
+          <w:sz w:val="18"/>
+          <w:szCs w:val="18"/>
+          <w:lang w:val="en-US" w:eastAsia="zh-CN" w:bidi="hi-IN"/>
+        </w:rPr>
+        <w:t>以下三</w:t>
+      </w:r>
+      <w:r>
+        <w:rPr>
           <w:sz w:val="18"/>
           <w:szCs w:val="18"/>
         </w:rPr>
@@ -7610,10 +7619,7 @@
         <w:pStyle w:val="Normal"/>
         <w:bidi w:val="0"/>
         <w:jc w:val="start"/>
-        <w:rPr>
-          <w:sz w:val="18"/>
-          <w:szCs w:val="18"/>
-        </w:rPr>
+        <w:rPr/>
       </w:pPr>
       <w:r>
         <w:rPr>
@@ -7622,6 +7628,17 @@
         </w:rPr>
         <w:tab/>
         <w:t xml:space="preserve">            (</w:t>
+      </w:r>
+      <w:r>
+        <w:rPr>
+          <w:rFonts w:ascii="Liberation Serif" w:hAnsi="Liberation Serif" w:cs="Noto Sans CJK SC"/>
+          <w:color w:val="auto"/>
+          <w:kern w:val="2"/>
+          <w:sz w:val="18"/>
+          <w:szCs w:val="18"/>
+          <w:lang w:val="en-US" w:eastAsia="zh-CN" w:bidi="hi-IN"/>
+        </w:rPr>
+        <w:t>以下</w:t>
       </w:r>
       <w:r>
         <w:rPr>
@@ -8216,9 +8233,9 @@
         <w:pStyle w:val="4"/>
         <w:numPr>
           <w:ilvl w:val="3"/>
-          <w:numId w:val="1"/>
+          <w:numId w:val="2"/>
         </w:numPr>
-        <w:ind w:start="0" w:hanging="0"/>
+        <w:ind w:start="0" w:end="0" w:hanging="0"/>
         <w:rPr>
           <w:sz w:val="18"/>
           <w:szCs w:val="18"/>
@@ -8459,25 +8476,19 @@
         <w:pStyle w:val="4"/>
         <w:numPr>
           <w:ilvl w:val="3"/>
-          <w:numId w:val="1"/>
+          <w:numId w:val="2"/>
         </w:numPr>
         <w:bidi w:val="0"/>
-        <w:ind w:start="0" w:hanging="0"/>
-        <w:jc w:val="start"/>
-        <w:rPr>
-          <w:sz w:val="18"/>
-          <w:szCs w:val="18"/>
-        </w:rPr>
-      </w:pPr>
-      <w:r>
-        <w:rPr>
+        <w:ind w:start="0" w:end="0" w:hanging="0"/>
+        <w:jc w:val="start"/>
+        <w:rPr>
+          <w:b/>
           <w:b/>
           <w:bCs/>
           <w:sz w:val="18"/>
           <w:szCs w:val="18"/>
         </w:rPr>
-        <w:t>read</w:t>
-      </w:r>
+      </w:pPr>
       <w:r>
         <w:rPr>
           <w:b/>
@@ -8485,6 +8496,15 @@
           <w:sz w:val="18"/>
           <w:szCs w:val="18"/>
         </w:rPr>
+        <w:t>read</w:t>
+      </w:r>
+      <w:r>
+        <w:rPr>
+          <w:b/>
+          <w:bCs/>
+          <w:sz w:val="18"/>
+          <w:szCs w:val="18"/>
+        </w:rPr>
         <w:t>函数使用</w:t>
       </w:r>
     </w:p>
@@ -8493,10 +8513,7 @@
         <w:pStyle w:val="Normal"/>
         <w:bidi w:val="0"/>
         <w:jc w:val="start"/>
-        <w:rPr>
-          <w:sz w:val="18"/>
-          <w:szCs w:val="18"/>
-        </w:rPr>
+        <w:rPr/>
       </w:pPr>
       <w:r>
         <w:rPr>
@@ -8699,10 +8716,7 @@
         <w:pStyle w:val="Normal"/>
         <w:bidi w:val="0"/>
         <w:jc w:val="start"/>
-        <w:rPr>
-          <w:sz w:val="18"/>
-          <w:szCs w:val="18"/>
-        </w:rPr>
+        <w:rPr/>
       </w:pPr>
       <w:r>
         <w:rPr>
@@ -8764,12 +8778,7 @@
         <w:pStyle w:val="Normal"/>
         <w:bidi w:val="0"/>
         <w:jc w:val="start"/>
-        <w:rPr>
-          <w:sz w:val="18"/>
-          <w:szCs w:val="18"/>
-          <w:highlight w:val="none"/>
-          <w:shd w:fill="auto" w:val="clear"/>
-        </w:rPr>
+        <w:rPr/>
       </w:pPr>
       <w:r>
         <w:rPr>
@@ -8802,12 +8811,7 @@
         <w:pStyle w:val="Normal"/>
         <w:bidi w:val="0"/>
         <w:jc w:val="start"/>
-        <w:rPr>
-          <w:sz w:val="18"/>
-          <w:szCs w:val="18"/>
-          <w:highlight w:val="none"/>
-          <w:shd w:fill="auto" w:val="clear"/>
-        </w:rPr>
+        <w:rPr/>
       </w:pPr>
       <w:r>
         <w:rPr>
@@ -8893,6 +8897,7 @@
         <w:rPr>
           <w:rFonts w:ascii="Liberation Serif" w:hAnsi="Liberation Serif" w:eastAsia="Noto Serif CJK SC" w:cs="Noto Sans CJK SC"/>
           <w:b w:val="false"/>
+          <w:b w:val="false"/>
           <w:color w:val="auto"/>
           <w:kern w:val="2"/>
           <w:lang w:val="en-US" w:eastAsia="zh-CN" w:bidi="hi-IN"/>
@@ -8900,9 +8905,11 @@
       </w:pPr>
       <w:r>
         <w:rPr>
-          <w:sz w:val="18"/>
-          <w:szCs w:val="18"/>
-          <w:shd w:fill="auto" w:val="clear"/>
+          <w:rFonts w:eastAsia="Noto Serif CJK SC" w:cs="Noto Sans CJK SC"/>
+          <w:b w:val="false"/>
+          <w:color w:val="auto"/>
+          <w:kern w:val="2"/>
+          <w:lang w:val="en-US" w:eastAsia="zh-CN" w:bidi="hi-IN"/>
         </w:rPr>
       </w:r>
     </w:p>
@@ -8911,15 +8918,12 @@
         <w:pStyle w:val="4"/>
         <w:numPr>
           <w:ilvl w:val="3"/>
-          <w:numId w:val="1"/>
+          <w:numId w:val="2"/>
         </w:numPr>
         <w:bidi w:val="0"/>
-        <w:ind w:start="0" w:hanging="0"/>
-        <w:jc w:val="start"/>
-        <w:rPr>
-          <w:sz w:val="18"/>
-          <w:szCs w:val="18"/>
-        </w:rPr>
+        <w:ind w:start="0" w:end="0" w:hanging="0"/>
+        <w:jc w:val="start"/>
+        <w:rPr/>
       </w:pPr>
       <w:r>
         <w:rPr>
@@ -8957,12 +8961,7 @@
         <w:pStyle w:val="Normal"/>
         <w:bidi w:val="0"/>
         <w:jc w:val="start"/>
-        <w:rPr>
-          <w:sz w:val="18"/>
-          <w:szCs w:val="18"/>
-          <w:highlight w:val="none"/>
-          <w:shd w:fill="auto" w:val="clear"/>
-        </w:rPr>
+        <w:rPr/>
       </w:pPr>
       <w:r>
         <w:rPr>
@@ -8996,8 +8995,13 @@
         <w:bidi w:val="0"/>
         <w:jc w:val="start"/>
         <w:rPr>
-          <w:sz w:val="18"/>
-          <w:szCs w:val="18"/>
+          <w:rFonts w:ascii="Liberation Serif" w:hAnsi="Liberation Serif" w:cs="Noto Sans CJK SC"/>
+          <w:color w:val="000000"/>
+          <w:kern w:val="2"/>
+          <w:sz w:val="18"/>
+          <w:szCs w:val="18"/>
+          <w:shd w:fill="auto" w:val="clear"/>
+          <w:lang w:val="en-US" w:eastAsia="zh-CN" w:bidi="hi-IN"/>
         </w:rPr>
       </w:pPr>
       <w:r>
@@ -9018,12 +9022,7 @@
         <w:pStyle w:val="Normal"/>
         <w:bidi w:val="0"/>
         <w:jc w:val="start"/>
-        <w:rPr>
-          <w:sz w:val="18"/>
-          <w:szCs w:val="18"/>
-          <w:highlight w:val="none"/>
-          <w:shd w:fill="auto" w:val="clear"/>
-        </w:rPr>
+        <w:rPr/>
       </w:pPr>
       <w:r>
         <w:rPr>
@@ -9082,12 +9081,7 @@
         <w:pStyle w:val="Normal"/>
         <w:bidi w:val="0"/>
         <w:jc w:val="start"/>
-        <w:rPr>
-          <w:sz w:val="18"/>
-          <w:szCs w:val="18"/>
-          <w:highlight w:val="none"/>
-          <w:shd w:fill="auto" w:val="clear"/>
-        </w:rPr>
+        <w:rPr/>
       </w:pPr>
       <w:r>
         <w:rPr>
@@ -9121,12 +9115,7 @@
         <w:pStyle w:val="Normal"/>
         <w:bidi w:val="0"/>
         <w:jc w:val="start"/>
-        <w:rPr>
-          <w:sz w:val="18"/>
-          <w:szCs w:val="18"/>
-          <w:highlight w:val="none"/>
-          <w:shd w:fill="auto" w:val="clear"/>
-        </w:rPr>
+        <w:rPr/>
       </w:pPr>
       <w:r>
         <w:rPr>
@@ -9160,10 +9149,7 @@
         <w:pStyle w:val="Normal"/>
         <w:bidi w:val="0"/>
         <w:jc w:val="start"/>
-        <w:rPr>
-          <w:sz w:val="18"/>
-          <w:szCs w:val="18"/>
-        </w:rPr>
+        <w:rPr/>
       </w:pPr>
       <w:r>
         <w:rPr>
@@ -9208,12 +9194,7 @@
         <w:pStyle w:val="Normal"/>
         <w:bidi w:val="0"/>
         <w:jc w:val="start"/>
-        <w:rPr>
-          <w:sz w:val="18"/>
-          <w:szCs w:val="18"/>
-          <w:highlight w:val="none"/>
-          <w:shd w:fill="auto" w:val="clear"/>
-        </w:rPr>
+        <w:rPr/>
       </w:pPr>
       <w:r>
         <w:rPr>
@@ -9241,12 +9222,7 @@
         <w:pStyle w:val="Normal"/>
         <w:bidi w:val="0"/>
         <w:jc w:val="start"/>
-        <w:rPr>
-          <w:sz w:val="18"/>
-          <w:szCs w:val="18"/>
-          <w:highlight w:val="none"/>
-          <w:shd w:fill="auto" w:val="clear"/>
-        </w:rPr>
+        <w:rPr/>
       </w:pPr>
       <w:r>
         <w:rPr>
@@ -9371,9 +9347,10 @@
       </w:pPr>
       <w:r>
         <w:rPr>
-          <w:sz w:val="18"/>
-          <w:szCs w:val="18"/>
-          <w:shd w:fill="auto" w:val="clear"/>
+          <w:rFonts w:eastAsia="Noto Serif CJK SC" w:cs="Noto Sans CJK SC"/>
+          <w:color w:val="auto"/>
+          <w:kern w:val="2"/>
+          <w:lang w:val="en-US" w:eastAsia="zh-CN" w:bidi="hi-IN"/>
         </w:rPr>
       </w:r>
     </w:p>
@@ -9382,15 +9359,12 @@
         <w:pStyle w:val="4"/>
         <w:numPr>
           <w:ilvl w:val="3"/>
-          <w:numId w:val="1"/>
+          <w:numId w:val="2"/>
         </w:numPr>
         <w:bidi w:val="0"/>
-        <w:ind w:start="0" w:hanging="0"/>
-        <w:jc w:val="start"/>
-        <w:rPr>
-          <w:sz w:val="18"/>
-          <w:szCs w:val="18"/>
-        </w:rPr>
+        <w:ind w:start="0" w:end="0" w:hanging="0"/>
+        <w:jc w:val="start"/>
+        <w:rPr/>
       </w:pPr>
       <w:r>
         <w:rPr>
@@ -9428,12 +9402,7 @@
         <w:pStyle w:val="Normal"/>
         <w:bidi w:val="0"/>
         <w:jc w:val="start"/>
-        <w:rPr>
-          <w:sz w:val="18"/>
-          <w:szCs w:val="18"/>
-          <w:highlight w:val="none"/>
-          <w:shd w:fill="auto" w:val="clear"/>
-        </w:rPr>
+        <w:rPr/>
       </w:pPr>
       <w:r>
         <w:rPr>
@@ -9467,8 +9436,13 @@
         <w:bidi w:val="0"/>
         <w:jc w:val="start"/>
         <w:rPr>
-          <w:sz w:val="18"/>
-          <w:szCs w:val="18"/>
+          <w:rFonts w:ascii="Liberation Serif" w:hAnsi="Liberation Serif" w:cs="Noto Sans CJK SC"/>
+          <w:color w:val="000000"/>
+          <w:kern w:val="2"/>
+          <w:sz w:val="18"/>
+          <w:szCs w:val="18"/>
+          <w:shd w:fill="auto" w:val="clear"/>
+          <w:lang w:val="en-US" w:eastAsia="zh-CN" w:bidi="hi-IN"/>
         </w:rPr>
       </w:pPr>
       <w:r>
@@ -9489,12 +9463,7 @@
         <w:pStyle w:val="Normal"/>
         <w:bidi w:val="0"/>
         <w:jc w:val="start"/>
-        <w:rPr>
-          <w:sz w:val="18"/>
-          <w:szCs w:val="18"/>
-          <w:highlight w:val="none"/>
-          <w:shd w:fill="auto" w:val="clear"/>
-        </w:rPr>
+        <w:rPr/>
       </w:pPr>
       <w:r>
         <w:rPr>
@@ -9553,12 +9522,7 @@
         <w:pStyle w:val="Normal"/>
         <w:bidi w:val="0"/>
         <w:jc w:val="start"/>
-        <w:rPr>
-          <w:sz w:val="18"/>
-          <w:szCs w:val="18"/>
-          <w:highlight w:val="none"/>
-          <w:shd w:fill="auto" w:val="clear"/>
-        </w:rPr>
+        <w:rPr/>
       </w:pPr>
       <w:r>
         <w:rPr>
@@ -9642,12 +9606,7 @@
         <w:pStyle w:val="Normal"/>
         <w:bidi w:val="0"/>
         <w:jc w:val="start"/>
-        <w:rPr>
-          <w:sz w:val="18"/>
-          <w:szCs w:val="18"/>
-          <w:highlight w:val="none"/>
-          <w:shd w:fill="auto" w:val="clear"/>
-        </w:rPr>
+        <w:rPr/>
       </w:pPr>
       <w:r>
         <w:rPr>
@@ -9720,12 +9679,7 @@
         <w:pStyle w:val="Normal"/>
         <w:bidi w:val="0"/>
         <w:jc w:val="start"/>
-        <w:rPr>
-          <w:sz w:val="18"/>
-          <w:szCs w:val="18"/>
-          <w:highlight w:val="none"/>
-          <w:shd w:fill="auto" w:val="clear"/>
-        </w:rPr>
+        <w:rPr/>
       </w:pPr>
       <w:r>
         <w:rPr>
@@ -9798,12 +9752,7 @@
         <w:pStyle w:val="Normal"/>
         <w:bidi w:val="0"/>
         <w:jc w:val="start"/>
-        <w:rPr>
-          <w:sz w:val="18"/>
-          <w:szCs w:val="18"/>
-          <w:highlight w:val="none"/>
-          <w:shd w:fill="auto" w:val="clear"/>
-        </w:rPr>
+        <w:rPr/>
       </w:pPr>
       <w:r>
         <w:rPr>
@@ -9876,12 +9825,7 @@
         <w:pStyle w:val="Normal"/>
         <w:bidi w:val="0"/>
         <w:jc w:val="start"/>
-        <w:rPr>
-          <w:sz w:val="18"/>
-          <w:szCs w:val="18"/>
-          <w:highlight w:val="none"/>
-          <w:shd w:fill="auto" w:val="clear"/>
-        </w:rPr>
+        <w:rPr/>
       </w:pPr>
       <w:r>
         <w:rPr>
@@ -9954,10 +9898,7 @@
         <w:pStyle w:val="Normal"/>
         <w:bidi w:val="0"/>
         <w:jc w:val="start"/>
-        <w:rPr>
-          <w:sz w:val="18"/>
-          <w:szCs w:val="18"/>
-        </w:rPr>
+        <w:rPr/>
       </w:pPr>
       <w:r>
         <w:rPr>
@@ -9990,12 +9931,7 @@
         <w:pStyle w:val="Normal"/>
         <w:bidi w:val="0"/>
         <w:jc w:val="start"/>
-        <w:rPr>
-          <w:sz w:val="18"/>
-          <w:szCs w:val="18"/>
-          <w:highlight w:val="none"/>
-          <w:shd w:fill="auto" w:val="clear"/>
-        </w:rPr>
+        <w:rPr/>
       </w:pPr>
       <w:r>
         <w:rPr>
@@ -10078,12 +10014,7 @@
         <w:pStyle w:val="Normal"/>
         <w:bidi w:val="0"/>
         <w:jc w:val="start"/>
-        <w:rPr>
-          <w:sz w:val="18"/>
-          <w:szCs w:val="18"/>
-          <w:highlight w:val="none"/>
-          <w:shd w:fill="auto" w:val="clear"/>
-        </w:rPr>
+        <w:rPr/>
       </w:pPr>
       <w:r>
         <w:rPr>
@@ -10169,6 +10100,7 @@
         <w:rPr>
           <w:rFonts w:ascii="Liberation Serif" w:hAnsi="Liberation Serif" w:eastAsia="Noto Serif CJK SC" w:cs="Noto Sans CJK SC"/>
           <w:b w:val="false"/>
+          <w:b w:val="false"/>
           <w:color w:val="auto"/>
           <w:kern w:val="2"/>
           <w:lang w:val="en-US" w:eastAsia="zh-CN" w:bidi="hi-IN"/>
@@ -10176,28 +10108,25 @@
       </w:pPr>
       <w:r>
         <w:rPr>
-          <w:sz w:val="18"/>
-          <w:szCs w:val="18"/>
-          <w:shd w:fill="auto" w:val="clear"/>
-        </w:rPr>
-      </w:r>
-    </w:p>
-    <w:p>
-      <w:pPr>
-        <w:pStyle w:val="Normal"/>
-        <w:bidi w:val="0"/>
-        <w:jc w:val="start"/>
-        <w:rPr>
-          <w:sz w:val="18"/>
-          <w:szCs w:val="18"/>
-          <w:highlight w:val="none"/>
-          <w:shd w:fill="auto" w:val="clear"/>
-        </w:rPr>
-      </w:pPr>
-      <w:r>
-        <w:rPr>
-          <w:rFonts w:ascii="Liberation Serif" w:hAnsi="Liberation Serif" w:cs="Noto Sans CJK SC"/>
-          <w:color w:val="000000"/>
+          <w:rFonts w:eastAsia="Noto Serif CJK SC" w:cs="Noto Sans CJK SC"/>
+          <w:b w:val="false"/>
+          <w:color w:val="auto"/>
+          <w:kern w:val="2"/>
+          <w:lang w:val="en-US" w:eastAsia="zh-CN" w:bidi="hi-IN"/>
+        </w:rPr>
+      </w:r>
+    </w:p>
+    <w:p>
+      <w:pPr>
+        <w:pStyle w:val="Normal"/>
+        <w:bidi w:val="0"/>
+        <w:jc w:val="start"/>
+        <w:rPr/>
+      </w:pPr>
+      <w:r>
+        <w:rPr>
+          <w:rFonts w:ascii="Liberation Serif" w:hAnsi="Liberation Serif" w:cs="Noto Sans CJK SC"/>
+          <w:color w:val="C9211E"/>
           <w:kern w:val="2"/>
           <w:sz w:val="18"/>
           <w:szCs w:val="18"/>
@@ -10210,32 +10139,19 @@
         <w:rPr>
           <w:rFonts w:eastAsia="Noto Serif CJK SC" w:cs="Noto Sans CJK SC"/>
           <w:b w:val="false"/>
-          <w:color w:val="000000"/>
-          <w:kern w:val="2"/>
-          <w:sz w:val="18"/>
-          <w:szCs w:val="18"/>
-          <w:shd w:fill="auto" w:val="clear"/>
-          <w:lang w:val="en-US" w:eastAsia="zh-CN" w:bidi="hi-IN"/>
-        </w:rPr>
-        <w:t xml:space="preserve">chmod </w:t>
-      </w:r>
-      <w:r>
-        <w:rPr>
-          <w:rFonts w:eastAsia="Noto Serif CJK SC" w:cs="Noto Sans CJK SC"/>
-          <w:b w:val="false"/>
-          <w:color w:val="000000"/>
-          <w:kern w:val="2"/>
-          <w:sz w:val="18"/>
-          <w:szCs w:val="18"/>
-          <w:shd w:fill="auto" w:val="clear"/>
-          <w:lang w:val="en-US" w:eastAsia="zh-CN" w:bidi="hi-IN"/>
-        </w:rPr>
-        <w:t>(</w:t>
-      </w:r>
-      <w:r>
-        <w:rPr>
-          <w:rFonts w:ascii="Liberation Serif" w:hAnsi="Liberation Serif" w:cs="Noto Sans CJK SC"/>
-          <w:color w:val="000000"/>
+          <w:color w:val="C9211E"/>
+          <w:kern w:val="2"/>
+          <w:sz w:val="18"/>
+          <w:szCs w:val="18"/>
+          <w:shd w:fill="auto" w:val="clear"/>
+          <w:lang w:val="en-US" w:eastAsia="zh-CN" w:bidi="hi-IN"/>
+        </w:rPr>
+        <w:t>chmod (</w:t>
+      </w:r>
+      <w:r>
+        <w:rPr>
+          <w:rFonts w:ascii="Liberation Serif" w:hAnsi="Liberation Serif" w:cs="Noto Sans CJK SC"/>
+          <w:color w:val="C9211E"/>
           <w:kern w:val="2"/>
           <w:sz w:val="18"/>
           <w:szCs w:val="18"/>
@@ -10248,7 +10164,7 @@
         <w:rPr>
           <w:rFonts w:eastAsia="Noto Serif CJK SC" w:cs="Noto Sans CJK SC"/>
           <w:b w:val="false"/>
-          <w:color w:val="000000"/>
+          <w:color w:val="C9211E"/>
           <w:kern w:val="2"/>
           <w:sz w:val="18"/>
           <w:szCs w:val="18"/>
@@ -10260,7 +10176,7 @@
       <w:r>
         <w:rPr>
           <w:rFonts w:ascii="Liberation Serif" w:hAnsi="Liberation Serif" w:cs="Noto Sans CJK SC"/>
-          <w:color w:val="000000"/>
+          <w:color w:val="C9211E"/>
           <w:kern w:val="2"/>
           <w:sz w:val="18"/>
           <w:szCs w:val="18"/>
@@ -10273,7 +10189,7 @@
         <w:rPr>
           <w:rFonts w:eastAsia="Noto Serif CJK SC" w:cs="Noto Sans CJK SC"/>
           <w:b w:val="false"/>
-          <w:color w:val="000000"/>
+          <w:color w:val="C9211E"/>
           <w:kern w:val="2"/>
           <w:sz w:val="18"/>
           <w:szCs w:val="18"/>
@@ -10287,7 +10203,7 @@
       <w:r>
         <w:rPr>
           <w:rFonts w:ascii="Liberation Serif" w:hAnsi="Liberation Serif" w:cs="Noto Sans CJK SC"/>
-          <w:color w:val="000000"/>
+          <w:color w:val="C9211E"/>
           <w:kern w:val="2"/>
           <w:sz w:val="18"/>
           <w:szCs w:val="18"/>
@@ -10302,20 +10218,262 @@
         <w:pStyle w:val="Normal"/>
         <w:bidi w:val="0"/>
         <w:jc w:val="start"/>
+        <w:rPr/>
+      </w:pPr>
+      <w:r>
+        <w:rPr>
+          <w:rFonts w:cs="Noto Sans CJK SC"/>
+          <w:color w:val="C9211E"/>
+          <w:kern w:val="2"/>
+          <w:sz w:val="18"/>
+          <w:szCs w:val="18"/>
+          <w:shd w:fill="auto" w:val="clear"/>
+          <w:lang w:val="en-US" w:eastAsia="zh-CN" w:bidi="hi-IN"/>
+        </w:rPr>
+        <w:tab/>
+        <w:tab/>
+        <w:tab/>
+        <w:t xml:space="preserve">ls -l </w:t>
+      </w:r>
+      <w:r>
+        <w:rPr>
+          <w:rFonts w:ascii="Liberation Serif" w:hAnsi="Liberation Serif" w:cs="Noto Sans CJK SC"/>
+          <w:color w:val="C9211E"/>
+          <w:kern w:val="2"/>
+          <w:sz w:val="18"/>
+          <w:szCs w:val="18"/>
+          <w:shd w:fill="auto" w:val="clear"/>
+          <w:lang w:val="en-US" w:eastAsia="zh-CN" w:bidi="hi-IN"/>
+        </w:rPr>
+        <w:t>（文件名）</w:t>
+      </w:r>
+      <w:r>
+        <w:rPr>
+          <w:rFonts w:eastAsia="Noto Serif CJK SC" w:cs="Noto Sans CJK SC"/>
+          <w:color w:val="C9211E"/>
+          <w:kern w:val="2"/>
+          <w:sz w:val="18"/>
+          <w:szCs w:val="18"/>
+          <w:shd w:fill="auto" w:val="clear"/>
+          <w:lang w:val="en-US" w:eastAsia="zh-CN" w:bidi="hi-IN"/>
+        </w:rPr>
+        <w:tab/>
+        <w:tab/>
+        <w:tab/>
+        <w:tab/>
+      </w:r>
+      <w:r>
+        <w:rPr>
+          <w:rFonts w:ascii="Liberation Serif" w:hAnsi="Liberation Serif" w:cs="Noto Sans CJK SC"/>
+          <w:color w:val="C9211E"/>
+          <w:kern w:val="2"/>
+          <w:sz w:val="18"/>
+          <w:szCs w:val="18"/>
+          <w:shd w:fill="auto" w:val="clear"/>
+          <w:lang w:val="en-US" w:eastAsia="zh-CN" w:bidi="hi-IN"/>
+        </w:rPr>
+        <w:t>这条指令可以查询当前文件的权限</w:t>
+      </w:r>
+    </w:p>
+    <w:p>
+      <w:pPr>
+        <w:pStyle w:val="Normal"/>
+        <w:bidi w:val="0"/>
+        <w:jc w:val="start"/>
         <w:rPr>
           <w:rFonts w:ascii="Liberation Serif" w:hAnsi="Liberation Serif" w:eastAsia="Noto Serif CJK SC" w:cs="Noto Sans CJK SC"/>
           <w:b w:val="false"/>
+          <w:b w:val="false"/>
           <w:color w:val="auto"/>
           <w:kern w:val="2"/>
-          <w:lang w:val="en-US" w:eastAsia="zh-CN" w:bidi="hi-IN"/>
-        </w:rPr>
-      </w:pPr>
-      <w:r>
-        <w:rPr>
-          <w:sz w:val="18"/>
-          <w:szCs w:val="18"/>
-          <w:shd w:fill="auto" w:val="clear"/>
-        </w:rPr>
+          <w:sz w:val="18"/>
+          <w:szCs w:val="18"/>
+          <w:lang w:val="en-US" w:eastAsia="zh-CN" w:bidi="hi-IN"/>
+        </w:rPr>
+      </w:pPr>
+      <w:r>
+        <w:rPr>
+          <w:rFonts w:eastAsia="Noto Serif CJK SC" w:cs="Noto Sans CJK SC"/>
+          <w:b w:val="false"/>
+          <w:color w:val="auto"/>
+          <w:kern w:val="2"/>
+          <w:sz w:val="18"/>
+          <w:szCs w:val="18"/>
+          <w:lang w:val="en-US" w:eastAsia="zh-CN" w:bidi="hi-IN"/>
+        </w:rPr>
+      </w:r>
+    </w:p>
+    <w:p>
+      <w:pPr>
+        <w:pStyle w:val="Normal"/>
+        <w:bidi w:val="0"/>
+        <w:jc w:val="start"/>
+        <w:rPr>
+          <w:rFonts w:ascii="Liberation Serif" w:hAnsi="Liberation Serif" w:cs="Noto Sans CJK SC"/>
+          <w:b w:val="false"/>
+          <w:b w:val="false"/>
+          <w:color w:val="auto"/>
+          <w:kern w:val="2"/>
+          <w:sz w:val="28"/>
+          <w:szCs w:val="28"/>
+          <w:lang w:val="en-US" w:eastAsia="zh-CN" w:bidi="hi-IN"/>
+        </w:rPr>
+      </w:pPr>
+      <w:r>
+        <w:rPr>
+          <w:rFonts w:ascii="Liberation Serif" w:hAnsi="Liberation Serif" w:cs="Noto Sans CJK SC"/>
+          <w:b w:val="false"/>
+          <w:color w:val="auto"/>
+          <w:kern w:val="2"/>
+          <w:sz w:val="28"/>
+          <w:szCs w:val="28"/>
+          <w:lang w:val="en-US" w:eastAsia="zh-CN" w:bidi="hi-IN"/>
+        </w:rPr>
+        <w:t>外设控制</w:t>
+      </w:r>
+    </w:p>
+    <w:p>
+      <w:pPr>
+        <w:pStyle w:val="Normal"/>
+        <w:bidi w:val="0"/>
+        <w:jc w:val="start"/>
+        <w:rPr/>
+      </w:pPr>
+      <w:r>
+        <w:rPr>
+          <w:rFonts w:ascii="Liberation Serif" w:hAnsi="Liberation Serif" w:cs="Noto Sans CJK SC"/>
+          <w:b w:val="false"/>
+          <w:color w:val="auto"/>
+          <w:kern w:val="2"/>
+          <w:sz w:val="18"/>
+          <w:szCs w:val="18"/>
+          <w:lang w:val="en-US" w:eastAsia="zh-CN" w:bidi="hi-IN"/>
+        </w:rPr>
+        <w:t xml:space="preserve">嵌入式 </w:t>
+      </w:r>
+      <w:r>
+        <w:rPr>
+          <w:rFonts w:eastAsia="Noto Serif CJK SC" w:cs="Noto Sans CJK SC"/>
+          <w:b w:val="false"/>
+          <w:color w:val="auto"/>
+          <w:kern w:val="2"/>
+          <w:sz w:val="18"/>
+          <w:szCs w:val="18"/>
+          <w:lang w:val="en-US" w:eastAsia="zh-CN" w:bidi="hi-IN"/>
+        </w:rPr>
+        <w:t xml:space="preserve">Linux </w:t>
+      </w:r>
+      <w:r>
+        <w:rPr>
+          <w:rFonts w:ascii="Liberation Serif" w:hAnsi="Liberation Serif" w:cs="Noto Sans CJK SC"/>
+          <w:b w:val="false"/>
+          <w:color w:val="auto"/>
+          <w:kern w:val="2"/>
+          <w:sz w:val="18"/>
+          <w:szCs w:val="18"/>
+          <w:lang w:val="en-US" w:eastAsia="zh-CN" w:bidi="hi-IN"/>
+        </w:rPr>
+        <w:t xml:space="preserve">中，用户程序通常不会直接操作寄存器，而是通过 </w:t>
+      </w:r>
+      <w:r>
+        <w:rPr>
+          <w:rFonts w:eastAsia="Noto Serif CJK SC" w:cs="Noto Sans CJK SC"/>
+          <w:b w:val="false"/>
+          <w:color w:val="auto"/>
+          <w:kern w:val="2"/>
+          <w:sz w:val="18"/>
+          <w:szCs w:val="18"/>
+          <w:lang w:val="en-US" w:eastAsia="zh-CN" w:bidi="hi-IN"/>
+        </w:rPr>
+        <w:t xml:space="preserve">Linux </w:t>
+      </w:r>
+      <w:r>
+        <w:rPr>
+          <w:rFonts w:ascii="Liberation Serif" w:hAnsi="Liberation Serif" w:cs="Noto Sans CJK SC"/>
+          <w:b w:val="false"/>
+          <w:color w:val="auto"/>
+          <w:kern w:val="2"/>
+          <w:sz w:val="18"/>
+          <w:szCs w:val="18"/>
+          <w:lang w:val="en-US" w:eastAsia="zh-CN" w:bidi="hi-IN"/>
+        </w:rPr>
+        <w:t>内核提供的设备接口来控制硬件。</w:t>
+      </w:r>
+    </w:p>
+    <w:p>
+      <w:pPr>
+        <w:pStyle w:val="Normal"/>
+        <w:bidi w:val="0"/>
+        <w:jc w:val="start"/>
+        <w:rPr/>
+      </w:pPr>
+      <w:r>
+        <w:rPr>
+          <w:rFonts w:eastAsia="Noto Serif CJK SC" w:cs="Noto Sans CJK SC"/>
+          <w:b w:val="false"/>
+          <w:color w:val="auto"/>
+          <w:kern w:val="2"/>
+          <w:sz w:val="18"/>
+          <w:szCs w:val="18"/>
+          <w:lang w:val="en-US" w:eastAsia="zh-CN" w:bidi="hi-IN"/>
+        </w:rPr>
+        <w:t xml:space="preserve">Linux </w:t>
+      </w:r>
+      <w:r>
+        <w:rPr>
+          <w:rFonts w:ascii="Liberation Serif" w:hAnsi="Liberation Serif" w:cs="Noto Sans CJK SC"/>
+          <w:b w:val="false"/>
+          <w:color w:val="auto"/>
+          <w:kern w:val="2"/>
+          <w:sz w:val="18"/>
+          <w:szCs w:val="18"/>
+          <w:lang w:val="en-US" w:eastAsia="zh-CN" w:bidi="hi-IN"/>
+        </w:rPr>
+        <w:t>把硬件抽象成文件接口，用户层通过读写这些文件来控制硬件</w:t>
+      </w:r>
+    </w:p>
+    <w:p>
+      <w:pPr>
+        <w:pStyle w:val="Normal"/>
+        <w:bidi w:val="0"/>
+        <w:jc w:val="start"/>
+        <w:rPr/>
+      </w:pPr>
+      <w:r>
+        <w:rPr>
+          <w:rFonts w:ascii="Liberation Serif" w:hAnsi="Liberation Serif" w:cs="Noto Sans CJK SC"/>
+          <w:b w:val="false"/>
+          <w:color w:val="auto"/>
+          <w:kern w:val="2"/>
+          <w:sz w:val="18"/>
+          <w:szCs w:val="18"/>
+          <w:lang w:val="en-US" w:eastAsia="zh-CN" w:bidi="hi-IN"/>
+        </w:rPr>
+        <w:t>每个芯片对应的外设控制文件不一定一致，以下拿</w:t>
+      </w:r>
+      <w:r>
+        <w:rPr>
+          <w:rFonts w:eastAsia="Noto Serif CJK SC" w:cs="Noto Sans CJK SC"/>
+          <w:b w:val="false"/>
+          <w:color w:val="auto"/>
+          <w:kern w:val="2"/>
+          <w:sz w:val="18"/>
+          <w:szCs w:val="18"/>
+          <w:lang w:val="en-US" w:eastAsia="zh-CN" w:bidi="hi-IN"/>
+        </w:rPr>
+        <w:t>RK3588</w:t>
+      </w:r>
+      <w:r>
+        <w:rPr>
+          <w:rFonts w:ascii="Liberation Serif" w:hAnsi="Liberation Serif" w:cs="Noto Sans CJK SC"/>
+          <w:b w:val="false"/>
+          <w:color w:val="auto"/>
+          <w:kern w:val="2"/>
+          <w:sz w:val="18"/>
+          <w:szCs w:val="18"/>
+          <w:lang w:val="en-US" w:eastAsia="zh-CN" w:bidi="hi-IN"/>
+        </w:rPr>
+        <w:t>举例讲解</w:t>
       </w:r>
     </w:p>
     <w:p>
@@ -10326,6 +10484,7 @@
         <w:rPr>
           <w:rFonts w:ascii="Liberation Serif" w:hAnsi="Liberation Serif" w:eastAsia="Noto Serif CJK SC" w:cs="Noto Sans CJK SC"/>
           <w:b w:val="false"/>
+          <w:b w:val="false"/>
           <w:color w:val="auto"/>
           <w:kern w:val="2"/>
           <w:lang w:val="en-US" w:eastAsia="zh-CN" w:bidi="hi-IN"/>
@@ -10333,10 +10492,746 @@
       </w:pPr>
       <w:r>
         <w:rPr>
-          <w:sz w:val="18"/>
-          <w:szCs w:val="18"/>
-          <w:shd w:fill="auto" w:val="clear"/>
-        </w:rPr>
+          <w:rFonts w:eastAsia="Noto Serif CJK SC" w:cs="Noto Sans CJK SC"/>
+          <w:b w:val="false"/>
+          <w:color w:val="auto"/>
+          <w:kern w:val="2"/>
+          <w:lang w:val="en-US" w:eastAsia="zh-CN" w:bidi="hi-IN"/>
+        </w:rPr>
+      </w:r>
+    </w:p>
+    <w:p>
+      <w:pPr>
+        <w:pStyle w:val="Normal"/>
+        <w:bidi w:val="0"/>
+        <w:jc w:val="start"/>
+        <w:rPr/>
+      </w:pPr>
+      <w:r>
+        <w:rPr>
+          <w:rFonts w:eastAsia="Noto Serif CJK SC" w:cs="Noto Sans CJK SC"/>
+          <w:b w:val="false"/>
+          <w:color w:val="auto"/>
+          <w:kern w:val="2"/>
+          <w:lang w:val="en-US" w:eastAsia="zh-CN" w:bidi="hi-IN"/>
+        </w:rPr>
+        <w:t>LED</w:t>
+      </w:r>
+      <w:r>
+        <w:rPr>
+          <w:rFonts w:ascii="Liberation Serif" w:hAnsi="Liberation Serif" w:cs="Noto Sans CJK SC"/>
+          <w:b w:val="false"/>
+          <w:color w:val="auto"/>
+          <w:kern w:val="2"/>
+          <w:sz w:val="24"/>
+          <w:szCs w:val="24"/>
+          <w:lang w:val="en-US" w:eastAsia="zh-CN" w:bidi="hi-IN"/>
+        </w:rPr>
+        <w:t>控制</w:t>
+      </w:r>
+    </w:p>
+    <w:p>
+      <w:pPr>
+        <w:pStyle w:val="Normal"/>
+        <w:bidi w:val="0"/>
+        <w:jc w:val="start"/>
+        <w:rPr>
+          <w:rFonts w:ascii="Liberation Serif" w:hAnsi="Liberation Serif" w:cs="Noto Sans CJK SC"/>
+          <w:b w:val="false"/>
+          <w:b w:val="false"/>
+          <w:color w:val="auto"/>
+          <w:kern w:val="2"/>
+          <w:sz w:val="18"/>
+          <w:szCs w:val="18"/>
+          <w:lang w:val="en-US" w:eastAsia="zh-CN" w:bidi="hi-IN"/>
+        </w:rPr>
+      </w:pPr>
+      <w:r>
+        <w:rPr>
+          <w:rFonts w:ascii="Liberation Serif" w:hAnsi="Liberation Serif" w:cs="Noto Sans CJK SC"/>
+          <w:b w:val="false"/>
+          <w:color w:val="auto"/>
+          <w:kern w:val="2"/>
+          <w:sz w:val="18"/>
+          <w:szCs w:val="18"/>
+          <w:lang w:val="en-US" w:eastAsia="zh-CN" w:bidi="hi-IN"/>
+        </w:rPr>
+        <w:t>指令控制：</w:t>
+      </w:r>
+    </w:p>
+    <w:p>
+      <w:pPr>
+        <w:pStyle w:val="Normal"/>
+        <w:bidi w:val="0"/>
+        <w:jc w:val="start"/>
+        <w:rPr/>
+      </w:pPr>
+      <w:r>
+        <w:rPr>
+          <w:rFonts w:ascii="Liberation Serif" w:hAnsi="Liberation Serif" w:cs="Noto Sans CJK SC"/>
+          <w:b w:val="false"/>
+          <w:color w:val="auto"/>
+          <w:kern w:val="2"/>
+          <w:sz w:val="18"/>
+          <w:szCs w:val="18"/>
+          <w:lang w:val="en-US" w:eastAsia="zh-CN" w:bidi="hi-IN"/>
+        </w:rPr>
+        <w:t>先打开文件</w:t>
+      </w:r>
+      <w:r>
+        <w:rPr>
+          <w:rFonts w:eastAsia="Noto Serif CJK SC" w:cs="Noto Sans CJK SC"/>
+          <w:b w:val="false"/>
+          <w:color w:val="auto"/>
+          <w:kern w:val="2"/>
+          <w:sz w:val="18"/>
+          <w:szCs w:val="18"/>
+          <w:lang w:val="en-US" w:eastAsia="zh-CN" w:bidi="hi-IN"/>
+        </w:rPr>
+        <w:t>/sys/class/leds/work/trigger</w:t>
+      </w:r>
+    </w:p>
+    <w:p>
+      <w:pPr>
+        <w:pStyle w:val="Normal"/>
+        <w:bidi w:val="0"/>
+        <w:jc w:val="start"/>
+        <w:rPr/>
+      </w:pPr>
+      <w:r>
+        <w:rPr>
+          <w:rFonts w:ascii="Liberation Serif" w:hAnsi="Liberation Serif" w:cs="Noto Sans CJK SC"/>
+          <w:b w:val="false"/>
+          <w:color w:val="auto"/>
+          <w:kern w:val="2"/>
+          <w:sz w:val="18"/>
+          <w:szCs w:val="18"/>
+          <w:lang w:val="en-US" w:eastAsia="zh-CN" w:bidi="hi-IN"/>
+        </w:rPr>
+        <w:t>输入指令</w:t>
+      </w:r>
+      <w:r>
+        <w:rPr>
+          <w:rFonts w:eastAsia="Noto Serif CJK SC" w:cs="Noto Sans CJK SC"/>
+          <w:b w:val="false"/>
+          <w:color w:val="auto"/>
+          <w:kern w:val="2"/>
+          <w:sz w:val="18"/>
+          <w:szCs w:val="18"/>
+          <w:lang w:val="en-US" w:eastAsia="zh-CN" w:bidi="hi-IN"/>
+        </w:rPr>
+        <w:t>echo none &gt; /sys/class/leds/work/trigger</w:t>
+      </w:r>
+      <w:r>
+        <w:rPr>
+          <w:rFonts w:ascii="Liberation Serif" w:hAnsi="Liberation Serif" w:cs="Noto Sans CJK SC"/>
+          <w:b w:val="false"/>
+          <w:color w:val="auto"/>
+          <w:kern w:val="2"/>
+          <w:sz w:val="18"/>
+          <w:szCs w:val="18"/>
+          <w:lang w:val="en-US" w:eastAsia="zh-CN" w:bidi="hi-IN"/>
+        </w:rPr>
+        <w:t>，意思是将</w:t>
+      </w:r>
+      <w:r>
+        <w:rPr>
+          <w:rFonts w:eastAsia="Noto Serif CJK SC" w:cs="Noto Sans CJK SC"/>
+          <w:b w:val="false"/>
+          <w:color w:val="auto"/>
+          <w:kern w:val="2"/>
+          <w:sz w:val="18"/>
+          <w:szCs w:val="18"/>
+          <w:lang w:val="en-US" w:eastAsia="zh-CN" w:bidi="hi-IN"/>
+        </w:rPr>
+        <w:t xml:space="preserve">LED </w:t>
+      </w:r>
+      <w:r>
+        <w:rPr>
+          <w:rFonts w:ascii="Liberation Serif" w:hAnsi="Liberation Serif" w:cs="Noto Sans CJK SC"/>
+          <w:b w:val="false"/>
+          <w:color w:val="auto"/>
+          <w:kern w:val="2"/>
+          <w:sz w:val="18"/>
+          <w:szCs w:val="18"/>
+          <w:lang w:val="en-US" w:eastAsia="zh-CN" w:bidi="hi-IN"/>
+        </w:rPr>
+        <w:t>灯切换成手动控制，</w:t>
+      </w:r>
+    </w:p>
+    <w:p>
+      <w:pPr>
+        <w:pStyle w:val="Normal"/>
+        <w:bidi w:val="0"/>
+        <w:jc w:val="start"/>
+        <w:rPr/>
+      </w:pPr>
+      <w:r>
+        <w:rPr>
+          <w:rFonts w:ascii="Liberation Serif" w:hAnsi="Liberation Serif" w:cs="Noto Sans CJK SC"/>
+          <w:b w:val="false"/>
+          <w:color w:val="auto"/>
+          <w:kern w:val="2"/>
+          <w:sz w:val="18"/>
+          <w:szCs w:val="18"/>
+          <w:lang w:val="en-US" w:eastAsia="zh-CN" w:bidi="hi-IN"/>
+        </w:rPr>
+        <w:t>然后打开文件</w:t>
+      </w:r>
+      <w:r>
+        <w:rPr>
+          <w:rFonts w:eastAsia="Noto Serif CJK SC" w:cs="Noto Sans CJK SC"/>
+          <w:b w:val="false"/>
+          <w:color w:val="auto"/>
+          <w:kern w:val="2"/>
+          <w:sz w:val="18"/>
+          <w:szCs w:val="18"/>
+          <w:lang w:val="en-US" w:eastAsia="zh-CN" w:bidi="hi-IN"/>
+        </w:rPr>
+        <w:t>/sys/class/leds/work/brightness</w:t>
+      </w:r>
+    </w:p>
+    <w:p>
+      <w:pPr>
+        <w:pStyle w:val="Normal"/>
+        <w:bidi w:val="0"/>
+        <w:jc w:val="start"/>
+        <w:rPr/>
+      </w:pPr>
+      <w:r>
+        <w:rPr>
+          <w:rFonts w:ascii="Liberation Serif" w:hAnsi="Liberation Serif" w:cs="Noto Sans CJK SC"/>
+          <w:b w:val="false"/>
+          <w:color w:val="auto"/>
+          <w:kern w:val="2"/>
+          <w:sz w:val="18"/>
+          <w:szCs w:val="18"/>
+          <w:lang w:val="en-US" w:eastAsia="zh-CN" w:bidi="hi-IN"/>
+        </w:rPr>
+        <w:t>输入指令</w:t>
+      </w:r>
+      <w:r>
+        <w:rPr>
+          <w:rFonts w:eastAsia="Noto Serif CJK SC" w:cs="Noto Sans CJK SC"/>
+          <w:b w:val="false"/>
+          <w:color w:val="auto"/>
+          <w:kern w:val="2"/>
+          <w:sz w:val="18"/>
+          <w:szCs w:val="18"/>
+          <w:lang w:val="en-US" w:eastAsia="zh-CN" w:bidi="hi-IN"/>
+        </w:rPr>
+        <w:t>echo 0 &gt; /sys/class/leds/work/brightness</w:t>
+      </w:r>
+      <w:r>
+        <w:rPr>
+          <w:rFonts w:ascii="Liberation Serif" w:hAnsi="Liberation Serif" w:cs="Noto Sans CJK SC"/>
+          <w:b w:val="false"/>
+          <w:color w:val="auto"/>
+          <w:kern w:val="2"/>
+          <w:sz w:val="18"/>
+          <w:szCs w:val="18"/>
+          <w:lang w:val="en-US" w:eastAsia="zh-CN" w:bidi="hi-IN"/>
+        </w:rPr>
+        <w:t xml:space="preserve">，意思是将 </w:t>
+      </w:r>
+      <w:r>
+        <w:rPr>
+          <w:rFonts w:eastAsia="Noto Serif CJK SC" w:cs="Noto Sans CJK SC"/>
+          <w:b w:val="false"/>
+          <w:color w:val="auto"/>
+          <w:kern w:val="2"/>
+          <w:sz w:val="18"/>
+          <w:szCs w:val="18"/>
+          <w:lang w:val="en-US" w:eastAsia="zh-CN" w:bidi="hi-IN"/>
+        </w:rPr>
+        <w:t xml:space="preserve">LED </w:t>
+      </w:r>
+      <w:r>
+        <w:rPr>
+          <w:rFonts w:ascii="Liberation Serif" w:hAnsi="Liberation Serif" w:cs="Noto Sans CJK SC"/>
+          <w:b w:val="false"/>
+          <w:color w:val="auto"/>
+          <w:kern w:val="2"/>
+          <w:sz w:val="18"/>
+          <w:szCs w:val="18"/>
+          <w:lang w:val="en-US" w:eastAsia="zh-CN" w:bidi="hi-IN"/>
+        </w:rPr>
+        <w:t>灯熄灭</w:t>
+      </w:r>
+    </w:p>
+    <w:p>
+      <w:pPr>
+        <w:pStyle w:val="Normal"/>
+        <w:bidi w:val="0"/>
+        <w:jc w:val="start"/>
+        <w:rPr>
+          <w:sz w:val="18"/>
+          <w:szCs w:val="18"/>
+        </w:rPr>
+      </w:pPr>
+      <w:r>
+        <w:rPr>
+          <w:sz w:val="18"/>
+          <w:szCs w:val="18"/>
+        </w:rPr>
+      </w:r>
+    </w:p>
+    <w:p>
+      <w:pPr>
+        <w:pStyle w:val="Normal"/>
+        <w:bidi w:val="0"/>
+        <w:jc w:val="start"/>
+        <w:rPr>
+          <w:sz w:val="18"/>
+          <w:szCs w:val="18"/>
+        </w:rPr>
+      </w:pPr>
+      <w:r>
+        <w:rPr>
+          <w:sz w:val="18"/>
+          <w:szCs w:val="18"/>
+        </w:rPr>
+      </w:r>
+    </w:p>
+    <w:p>
+      <w:pPr>
+        <w:pStyle w:val="Normal"/>
+        <w:bidi w:val="0"/>
+        <w:jc w:val="start"/>
+        <w:rPr/>
+      </w:pPr>
+      <w:r>
+        <w:rPr>
+          <w:rFonts w:ascii="Liberation Serif" w:hAnsi="Liberation Serif" w:cs="Noto Sans CJK SC"/>
+          <w:color w:val="auto"/>
+          <w:kern w:val="2"/>
+          <w:sz w:val="18"/>
+          <w:szCs w:val="18"/>
+          <w:lang w:val="en-US" w:eastAsia="zh-CN" w:bidi="hi-IN"/>
+        </w:rPr>
+        <w:t>对应的</w:t>
+      </w:r>
+      <w:r>
+        <w:rPr>
+          <w:rFonts w:eastAsia="Noto Serif CJK SC" w:cs="Noto Sans CJK SC"/>
+          <w:color w:val="auto"/>
+          <w:kern w:val="2"/>
+          <w:sz w:val="18"/>
+          <w:szCs w:val="18"/>
+          <w:lang w:val="en-US" w:eastAsia="zh-CN" w:bidi="hi-IN"/>
+        </w:rPr>
+        <w:t>c</w:t>
+      </w:r>
+      <w:r>
+        <w:rPr>
+          <w:rFonts w:ascii="Liberation Serif" w:hAnsi="Liberation Serif" w:cs="Noto Sans CJK SC"/>
+          <w:color w:val="auto"/>
+          <w:kern w:val="2"/>
+          <w:sz w:val="18"/>
+          <w:szCs w:val="18"/>
+          <w:lang w:val="en-US" w:eastAsia="zh-CN" w:bidi="hi-IN"/>
+        </w:rPr>
+        <w:t>程序步骤：先打开文件</w:t>
+      </w:r>
+      <w:r>
+        <w:rPr>
+          <w:rFonts w:eastAsia="Noto Serif CJK SC" w:cs="Noto Sans CJK SC"/>
+          <w:color w:val="auto"/>
+          <w:kern w:val="2"/>
+          <w:sz w:val="18"/>
+          <w:szCs w:val="18"/>
+          <w:lang w:val="en-US" w:eastAsia="zh-CN" w:bidi="hi-IN"/>
+        </w:rPr>
+        <w:t>fd = open(</w:t>
+      </w:r>
+      <w:r>
+        <w:rPr>
+          <w:rFonts w:ascii="Liberation Serif" w:hAnsi="Liberation Serif" w:cs="Noto Sans CJK SC"/>
+          <w:color w:val="auto"/>
+          <w:kern w:val="2"/>
+          <w:sz w:val="18"/>
+          <w:szCs w:val="18"/>
+          <w:lang w:val="en-US" w:eastAsia="zh-CN" w:bidi="hi-IN"/>
+        </w:rPr>
+        <w:t>对应文件</w:t>
+      </w:r>
+      <w:r>
+        <w:rPr>
+          <w:rFonts w:eastAsia="Noto Serif CJK SC" w:cs="Noto Sans CJK SC"/>
+          <w:color w:val="auto"/>
+          <w:kern w:val="2"/>
+          <w:sz w:val="18"/>
+          <w:szCs w:val="18"/>
+          <w:lang w:val="en-US" w:eastAsia="zh-CN" w:bidi="hi-IN"/>
+        </w:rPr>
+        <w:t>)</w:t>
+      </w:r>
+      <w:r>
+        <w:rPr>
+          <w:rFonts w:ascii="Liberation Serif" w:hAnsi="Liberation Serif" w:cs="Noto Sans CJK SC"/>
+          <w:color w:val="auto"/>
+          <w:kern w:val="2"/>
+          <w:sz w:val="18"/>
+          <w:szCs w:val="18"/>
+          <w:lang w:val="en-US" w:eastAsia="zh-CN" w:bidi="hi-IN"/>
+        </w:rPr>
+        <w:t>，然后写入对应字符，最后关闭</w:t>
+      </w:r>
+    </w:p>
+    <w:p>
+      <w:pPr>
+        <w:pStyle w:val="Normal"/>
+        <w:bidi w:val="0"/>
+        <w:jc w:val="start"/>
+        <w:rPr/>
+      </w:pPr>
+      <w:r>
+        <w:rPr>
+          <w:rFonts w:ascii="Liberation Serif" w:hAnsi="Liberation Serif" w:cs="Noto Sans CJK SC"/>
+          <w:color w:val="auto"/>
+          <w:kern w:val="2"/>
+          <w:sz w:val="18"/>
+          <w:szCs w:val="18"/>
+          <w:lang w:val="en-US" w:eastAsia="zh-CN" w:bidi="hi-IN"/>
+        </w:rPr>
+        <w:t>举例：</w:t>
+      </w:r>
+      <w:r>
+        <w:rPr>
+          <w:rFonts w:eastAsia="Noto Serif CJK SC" w:cs="Noto Sans CJK SC"/>
+          <w:color w:val="auto"/>
+          <w:kern w:val="2"/>
+          <w:sz w:val="18"/>
+          <w:szCs w:val="18"/>
+          <w:lang w:val="en-US" w:eastAsia="zh-CN" w:bidi="hi-IN"/>
+        </w:rPr>
+        <w:br/>
+      </w:r>
+      <w:r>
+        <w:rPr>
+          <w:rFonts w:eastAsia="Noto Serif CJK SC" w:cs="Noto Sans CJK SC"/>
+          <w:b w:val="false"/>
+          <w:color w:val="000000"/>
+          <w:kern w:val="2"/>
+          <w:sz w:val="20"/>
+          <w:szCs w:val="18"/>
+          <w:shd w:fill="auto" w:val="clear"/>
+          <w:lang w:val="en-US" w:eastAsia="zh-CN" w:bidi="hi-IN"/>
+        </w:rPr>
+        <w:t xml:space="preserve">    fd = open("/sys/class/leds/work/brightness", O_WRONLY);</w:t>
+      </w:r>
+    </w:p>
+    <w:p>
+      <w:pPr>
+        <w:pStyle w:val="Normal"/>
+        <w:bidi w:val="0"/>
+        <w:jc w:val="start"/>
+        <w:rPr/>
+      </w:pPr>
+      <w:r>
+        <w:rPr>
+          <w:rFonts w:ascii="Liberation Serif" w:hAnsi="Liberation Serif" w:cs="Noto Sans CJK SC"/>
+          <w:b w:val="false"/>
+          <w:color w:val="000000"/>
+          <w:kern w:val="2"/>
+          <w:sz w:val="20"/>
+          <w:szCs w:val="18"/>
+          <w:shd w:fill="auto" w:val="clear"/>
+          <w:lang w:val="en-US" w:eastAsia="zh-CN" w:bidi="hi-IN"/>
+        </w:rPr>
+        <w:t xml:space="preserve">    </w:t>
+      </w:r>
+      <w:r>
+        <w:rPr>
+          <w:rFonts w:eastAsia="Noto Serif CJK SC" w:cs="Noto Sans CJK SC"/>
+          <w:b w:val="false"/>
+          <w:color w:val="000000"/>
+          <w:kern w:val="2"/>
+          <w:sz w:val="20"/>
+          <w:szCs w:val="18"/>
+          <w:shd w:fill="auto" w:val="clear"/>
+          <w:lang w:val="en-US" w:eastAsia="zh-CN" w:bidi="hi-IN"/>
+        </w:rPr>
+        <w:t>if(strcmp(argv[1], "1") == 0)</w:t>
+      </w:r>
+    </w:p>
+    <w:p>
+      <w:pPr>
+        <w:pStyle w:val="Normal"/>
+        <w:bidi w:val="0"/>
+        <w:jc w:val="start"/>
+        <w:rPr/>
+      </w:pPr>
+      <w:r>
+        <w:rPr>
+          <w:rFonts w:ascii="Liberation Serif" w:hAnsi="Liberation Serif" w:cs="Noto Sans CJK SC"/>
+          <w:b w:val="false"/>
+          <w:color w:val="000000"/>
+          <w:kern w:val="2"/>
+          <w:sz w:val="20"/>
+          <w:szCs w:val="18"/>
+          <w:shd w:fill="auto" w:val="clear"/>
+          <w:lang w:val="en-US" w:eastAsia="zh-CN" w:bidi="hi-IN"/>
+        </w:rPr>
+        <w:t xml:space="preserve">    </w:t>
+      </w:r>
+      <w:r>
+        <w:rPr>
+          <w:rFonts w:eastAsia="Noto Serif CJK SC" w:cs="Noto Sans CJK SC"/>
+          <w:b w:val="false"/>
+          <w:color w:val="000000"/>
+          <w:kern w:val="2"/>
+          <w:sz w:val="20"/>
+          <w:szCs w:val="18"/>
+          <w:shd w:fill="auto" w:val="clear"/>
+          <w:lang w:val="en-US" w:eastAsia="zh-CN" w:bidi="hi-IN"/>
+        </w:rPr>
+        <w:t>{</w:t>
+      </w:r>
+    </w:p>
+    <w:p>
+      <w:pPr>
+        <w:pStyle w:val="Normal"/>
+        <w:bidi w:val="0"/>
+        <w:jc w:val="start"/>
+        <w:rPr/>
+      </w:pPr>
+      <w:r>
+        <w:rPr>
+          <w:rFonts w:ascii="Liberation Serif" w:hAnsi="Liberation Serif" w:cs="Noto Sans CJK SC"/>
+          <w:b w:val="false"/>
+          <w:color w:val="000000"/>
+          <w:kern w:val="2"/>
+          <w:sz w:val="20"/>
+          <w:szCs w:val="18"/>
+          <w:shd w:fill="auto" w:val="clear"/>
+          <w:lang w:val="en-US" w:eastAsia="zh-CN" w:bidi="hi-IN"/>
+        </w:rPr>
+        <w:t xml:space="preserve">        </w:t>
+      </w:r>
+      <w:r>
+        <w:rPr>
+          <w:rFonts w:eastAsia="Noto Serif CJK SC" w:cs="Noto Sans CJK SC"/>
+          <w:b w:val="false"/>
+          <w:color w:val="000000"/>
+          <w:kern w:val="2"/>
+          <w:sz w:val="20"/>
+          <w:szCs w:val="18"/>
+          <w:shd w:fill="auto" w:val="clear"/>
+          <w:lang w:val="en-US" w:eastAsia="zh-CN" w:bidi="hi-IN"/>
+        </w:rPr>
+        <w:t>write(fd, "1", 1);</w:t>
+      </w:r>
+    </w:p>
+    <w:p>
+      <w:pPr>
+        <w:pStyle w:val="Normal"/>
+        <w:bidi w:val="0"/>
+        <w:jc w:val="start"/>
+        <w:rPr/>
+      </w:pPr>
+      <w:r>
+        <w:rPr>
+          <w:rFonts w:ascii="Liberation Serif" w:hAnsi="Liberation Serif" w:cs="Noto Sans CJK SC"/>
+          <w:b w:val="false"/>
+          <w:color w:val="000000"/>
+          <w:kern w:val="2"/>
+          <w:sz w:val="20"/>
+          <w:szCs w:val="18"/>
+          <w:shd w:fill="auto" w:val="clear"/>
+          <w:lang w:val="en-US" w:eastAsia="zh-CN" w:bidi="hi-IN"/>
+        </w:rPr>
+        <w:t xml:space="preserve">    </w:t>
+      </w:r>
+      <w:r>
+        <w:rPr>
+          <w:rFonts w:eastAsia="Noto Serif CJK SC" w:cs="Noto Sans CJK SC"/>
+          <w:b w:val="false"/>
+          <w:color w:val="000000"/>
+          <w:kern w:val="2"/>
+          <w:sz w:val="20"/>
+          <w:szCs w:val="18"/>
+          <w:shd w:fill="auto" w:val="clear"/>
+          <w:lang w:val="en-US" w:eastAsia="zh-CN" w:bidi="hi-IN"/>
+        </w:rPr>
+        <w:t>}</w:t>
+      </w:r>
+    </w:p>
+    <w:p>
+      <w:pPr>
+        <w:pStyle w:val="Normal"/>
+        <w:bidi w:val="0"/>
+        <w:jc w:val="start"/>
+        <w:rPr/>
+      </w:pPr>
+      <w:r>
+        <w:rPr>
+          <w:rFonts w:ascii="Liberation Serif" w:hAnsi="Liberation Serif" w:cs="Noto Sans CJK SC"/>
+          <w:b w:val="false"/>
+          <w:color w:val="000000"/>
+          <w:kern w:val="2"/>
+          <w:sz w:val="20"/>
+          <w:szCs w:val="18"/>
+          <w:shd w:fill="auto" w:val="clear"/>
+          <w:lang w:val="en-US" w:eastAsia="zh-CN" w:bidi="hi-IN"/>
+        </w:rPr>
+        <w:t xml:space="preserve">    </w:t>
+      </w:r>
+      <w:r>
+        <w:rPr>
+          <w:rFonts w:eastAsia="Noto Serif CJK SC" w:cs="Noto Sans CJK SC"/>
+          <w:b w:val="false"/>
+          <w:color w:val="000000"/>
+          <w:kern w:val="2"/>
+          <w:sz w:val="20"/>
+          <w:szCs w:val="18"/>
+          <w:shd w:fill="auto" w:val="clear"/>
+          <w:lang w:val="en-US" w:eastAsia="zh-CN" w:bidi="hi-IN"/>
+        </w:rPr>
+        <w:t>else if(strcmp(argv[1], "0") == 0)</w:t>
+      </w:r>
+    </w:p>
+    <w:p>
+      <w:pPr>
+        <w:pStyle w:val="Normal"/>
+        <w:bidi w:val="0"/>
+        <w:jc w:val="start"/>
+        <w:rPr/>
+      </w:pPr>
+      <w:r>
+        <w:rPr>
+          <w:rFonts w:ascii="Liberation Serif" w:hAnsi="Liberation Serif" w:cs="Noto Sans CJK SC"/>
+          <w:b w:val="false"/>
+          <w:color w:val="000000"/>
+          <w:kern w:val="2"/>
+          <w:sz w:val="20"/>
+          <w:szCs w:val="18"/>
+          <w:shd w:fill="auto" w:val="clear"/>
+          <w:lang w:val="en-US" w:eastAsia="zh-CN" w:bidi="hi-IN"/>
+        </w:rPr>
+        <w:t xml:space="preserve">    </w:t>
+      </w:r>
+      <w:r>
+        <w:rPr>
+          <w:rFonts w:eastAsia="Noto Serif CJK SC" w:cs="Noto Sans CJK SC"/>
+          <w:b w:val="false"/>
+          <w:color w:val="000000"/>
+          <w:kern w:val="2"/>
+          <w:sz w:val="20"/>
+          <w:szCs w:val="18"/>
+          <w:shd w:fill="auto" w:val="clear"/>
+          <w:lang w:val="en-US" w:eastAsia="zh-CN" w:bidi="hi-IN"/>
+        </w:rPr>
+        <w:t>{</w:t>
+      </w:r>
+    </w:p>
+    <w:p>
+      <w:pPr>
+        <w:pStyle w:val="Normal"/>
+        <w:bidi w:val="0"/>
+        <w:jc w:val="start"/>
+        <w:rPr/>
+      </w:pPr>
+      <w:r>
+        <w:rPr>
+          <w:rFonts w:ascii="Liberation Serif" w:hAnsi="Liberation Serif" w:cs="Noto Sans CJK SC"/>
+          <w:b w:val="false"/>
+          <w:color w:val="000000"/>
+          <w:kern w:val="2"/>
+          <w:sz w:val="20"/>
+          <w:szCs w:val="18"/>
+          <w:shd w:fill="auto" w:val="clear"/>
+          <w:lang w:val="en-US" w:eastAsia="zh-CN" w:bidi="hi-IN"/>
+        </w:rPr>
+        <w:t xml:space="preserve">        </w:t>
+      </w:r>
+      <w:r>
+        <w:rPr>
+          <w:rFonts w:eastAsia="Noto Serif CJK SC" w:cs="Noto Sans CJK SC"/>
+          <w:b w:val="false"/>
+          <w:color w:val="000000"/>
+          <w:kern w:val="2"/>
+          <w:sz w:val="20"/>
+          <w:szCs w:val="18"/>
+          <w:shd w:fill="auto" w:val="clear"/>
+          <w:lang w:val="en-US" w:eastAsia="zh-CN" w:bidi="hi-IN"/>
+        </w:rPr>
+        <w:t>write(fd, "0", 1);</w:t>
+      </w:r>
+    </w:p>
+    <w:p>
+      <w:pPr>
+        <w:pStyle w:val="Normal"/>
+        <w:bidi w:val="0"/>
+        <w:jc w:val="start"/>
+        <w:rPr/>
+      </w:pPr>
+      <w:r>
+        <w:rPr>
+          <w:rFonts w:ascii="Liberation Serif" w:hAnsi="Liberation Serif" w:cs="Noto Sans CJK SC"/>
+          <w:b w:val="false"/>
+          <w:color w:val="000000"/>
+          <w:kern w:val="2"/>
+          <w:sz w:val="20"/>
+          <w:szCs w:val="18"/>
+          <w:shd w:fill="auto" w:val="clear"/>
+          <w:lang w:val="en-US" w:eastAsia="zh-CN" w:bidi="hi-IN"/>
+        </w:rPr>
+        <w:t xml:space="preserve">    </w:t>
+      </w:r>
+      <w:r>
+        <w:rPr>
+          <w:rFonts w:eastAsia="Noto Serif CJK SC" w:cs="Noto Sans CJK SC"/>
+          <w:b w:val="false"/>
+          <w:color w:val="000000"/>
+          <w:kern w:val="2"/>
+          <w:sz w:val="20"/>
+          <w:szCs w:val="18"/>
+          <w:shd w:fill="auto" w:val="clear"/>
+          <w:lang w:val="en-US" w:eastAsia="zh-CN" w:bidi="hi-IN"/>
+        </w:rPr>
+        <w:t>}</w:t>
+      </w:r>
+    </w:p>
+    <w:p>
+      <w:pPr>
+        <w:pStyle w:val="Normal"/>
+        <w:bidi w:val="0"/>
+        <w:jc w:val="start"/>
+        <w:rPr/>
+      </w:pPr>
+      <w:r>
+        <w:rPr>
+          <w:sz w:val="18"/>
+          <w:szCs w:val="18"/>
+          <w:shd w:fill="auto" w:val="clear"/>
+        </w:rPr>
+        <w:t xml:space="preserve">    </w:t>
+      </w:r>
+      <w:r>
+        <w:rPr>
+          <w:rFonts w:eastAsia="Noto Serif CJK SC" w:cs="Noto Sans CJK SC"/>
+          <w:color w:val="000000"/>
+          <w:kern w:val="2"/>
+          <w:sz w:val="18"/>
+          <w:szCs w:val="18"/>
+          <w:shd w:fill="auto" w:val="clear"/>
+          <w:lang w:val="en-US" w:eastAsia="zh-CN" w:bidi="hi-IN"/>
+        </w:rPr>
+        <w:t>close(fd)</w:t>
+      </w:r>
+      <w:r>
+        <w:rPr>
+          <w:rFonts w:eastAsia="Noto Serif CJK SC" w:cs="Noto Sans CJK SC"/>
+          <w:b w:val="false"/>
+          <w:color w:val="000000"/>
+          <w:kern w:val="2"/>
+          <w:sz w:val="20"/>
+          <w:szCs w:val="18"/>
+          <w:shd w:fill="auto" w:val="clear"/>
+          <w:lang w:val="en-US" w:eastAsia="zh-CN" w:bidi="hi-IN"/>
+        </w:rPr>
+        <w:t>;</w:t>
       </w:r>
     </w:p>
     <w:p>
@@ -10346,7 +11241,6 @@
         <w:jc w:val="start"/>
         <w:rPr>
           <w:rFonts w:ascii="Liberation Serif" w:hAnsi="Liberation Serif" w:eastAsia="Noto Serif CJK SC" w:cs="Noto Sans CJK SC"/>
-          <w:b w:val="false"/>
           <w:color w:val="auto"/>
           <w:kern w:val="2"/>
           <w:lang w:val="en-US" w:eastAsia="zh-CN" w:bidi="hi-IN"/>
@@ -10354,10 +11248,270 @@
       </w:pPr>
       <w:r>
         <w:rPr>
-          <w:sz w:val="18"/>
-          <w:szCs w:val="18"/>
-          <w:shd w:fill="auto" w:val="clear"/>
-        </w:rPr>
+          <w:rFonts w:eastAsia="Noto Serif CJK SC" w:cs="Noto Sans CJK SC"/>
+          <w:color w:val="auto"/>
+          <w:kern w:val="2"/>
+          <w:lang w:val="en-US" w:eastAsia="zh-CN" w:bidi="hi-IN"/>
+        </w:rPr>
+      </w:r>
+    </w:p>
+    <w:p>
+      <w:pPr>
+        <w:pStyle w:val="Normal"/>
+        <w:bidi w:val="0"/>
+        <w:jc w:val="start"/>
+        <w:rPr/>
+      </w:pPr>
+      <w:r>
+        <w:rPr>
+          <w:rFonts w:ascii="Liberation Serif" w:hAnsi="Liberation Serif" w:cs="Noto Sans CJK SC"/>
+          <w:color w:val="auto"/>
+          <w:kern w:val="2"/>
+          <w:sz w:val="18"/>
+          <w:szCs w:val="18"/>
+          <w:lang w:val="en-US" w:eastAsia="zh-CN" w:bidi="hi-IN"/>
+        </w:rPr>
+        <w:t xml:space="preserve">注： </w:t>
+      </w:r>
+      <w:r>
+        <w:rPr>
+          <w:rFonts w:eastAsia="Noto Serif CJK SC" w:cs="Noto Sans CJK SC"/>
+          <w:b w:val="false"/>
+          <w:color w:val="000000"/>
+          <w:kern w:val="2"/>
+          <w:sz w:val="20"/>
+          <w:szCs w:val="18"/>
+          <w:shd w:fill="auto" w:val="clear"/>
+          <w:lang w:val="en-US" w:eastAsia="zh-CN" w:bidi="hi-IN"/>
+        </w:rPr>
+        <w:t>argc</w:t>
+      </w:r>
+      <w:r>
+        <w:rPr>
+          <w:rFonts w:ascii="Liberation Serif" w:hAnsi="Liberation Serif" w:cs="Noto Sans CJK SC"/>
+          <w:color w:val="000000"/>
+          <w:kern w:val="2"/>
+          <w:sz w:val="18"/>
+          <w:szCs w:val="18"/>
+          <w:shd w:fill="auto" w:val="clear"/>
+          <w:lang w:val="en-US" w:eastAsia="zh-CN" w:bidi="hi-IN"/>
+        </w:rPr>
+        <w:t>和</w:t>
+      </w:r>
+      <w:r>
+        <w:rPr>
+          <w:rFonts w:eastAsia="Noto Serif CJK SC" w:cs="Noto Sans CJK SC"/>
+          <w:b w:val="false"/>
+          <w:color w:val="000000"/>
+          <w:kern w:val="2"/>
+          <w:sz w:val="20"/>
+          <w:szCs w:val="18"/>
+          <w:shd w:fill="auto" w:val="clear"/>
+          <w:lang w:val="en-US" w:eastAsia="zh-CN" w:bidi="hi-IN"/>
+        </w:rPr>
+        <w:t>argv</w:t>
+      </w:r>
+      <w:r>
+        <w:rPr>
+          <w:rFonts w:ascii="Liberation Serif" w:hAnsi="Liberation Serif" w:cs="Noto Sans CJK SC"/>
+          <w:color w:val="000000"/>
+          <w:kern w:val="2"/>
+          <w:sz w:val="18"/>
+          <w:szCs w:val="18"/>
+          <w:shd w:fill="auto" w:val="clear"/>
+          <w:lang w:val="en-US" w:eastAsia="zh-CN" w:bidi="hi-IN"/>
+        </w:rPr>
+        <w:t>分别来自</w:t>
+      </w:r>
+      <w:r>
+        <w:rPr>
+          <w:rFonts w:eastAsia="Noto Serif CJK SC" w:cs="Noto Sans CJK SC"/>
+          <w:b w:val="false"/>
+          <w:color w:val="000000"/>
+          <w:kern w:val="2"/>
+          <w:sz w:val="20"/>
+          <w:szCs w:val="18"/>
+          <w:shd w:fill="auto" w:val="clear"/>
+          <w:lang w:val="en-US" w:eastAsia="zh-CN" w:bidi="hi-IN"/>
+        </w:rPr>
+        <w:t>int main(int argc, char *argv[])</w:t>
+      </w:r>
+      <w:r>
+        <w:rPr>
+          <w:rFonts w:ascii="Liberation Serif" w:hAnsi="Liberation Serif" w:cs="Noto Sans CJK SC"/>
+          <w:color w:val="000000"/>
+          <w:kern w:val="2"/>
+          <w:sz w:val="18"/>
+          <w:szCs w:val="18"/>
+          <w:shd w:fill="auto" w:val="clear"/>
+          <w:lang w:val="en-US" w:eastAsia="zh-CN" w:bidi="hi-IN"/>
+        </w:rPr>
+        <w:t>，</w:t>
+      </w:r>
+      <w:r>
+        <w:rPr>
+          <w:rFonts w:eastAsia="Noto Serif CJK SC" w:cs="Noto Sans CJK SC"/>
+          <w:b w:val="false"/>
+          <w:color w:val="000000"/>
+          <w:kern w:val="2"/>
+          <w:sz w:val="20"/>
+          <w:szCs w:val="18"/>
+          <w:shd w:fill="auto" w:val="clear"/>
+          <w:lang w:val="en-US" w:eastAsia="zh-CN" w:bidi="hi-IN"/>
+        </w:rPr>
+        <w:t>argc</w:t>
+      </w:r>
+      <w:r>
+        <w:rPr>
+          <w:rFonts w:ascii="Liberation Serif" w:hAnsi="Liberation Serif" w:cs="Noto Sans CJK SC"/>
+          <w:color w:val="000000"/>
+          <w:kern w:val="2"/>
+          <w:sz w:val="18"/>
+          <w:szCs w:val="18"/>
+          <w:shd w:fill="auto" w:val="clear"/>
+          <w:lang w:val="en-US" w:eastAsia="zh-CN" w:bidi="hi-IN"/>
+        </w:rPr>
+        <w:t>表示命令行参数的个数，</w:t>
+      </w:r>
+      <w:r>
+        <w:rPr>
+          <w:rFonts w:eastAsia="Noto Serif CJK SC" w:cs="Noto Sans CJK SC"/>
+          <w:b w:val="false"/>
+          <w:color w:val="000000"/>
+          <w:kern w:val="2"/>
+          <w:sz w:val="20"/>
+          <w:szCs w:val="18"/>
+          <w:shd w:fill="auto" w:val="clear"/>
+          <w:lang w:val="en-US" w:eastAsia="zh-CN" w:bidi="hi-IN"/>
+        </w:rPr>
+        <w:t>argv</w:t>
+      </w:r>
+      <w:r>
+        <w:rPr>
+          <w:rFonts w:ascii="Liberation Serif" w:hAnsi="Liberation Serif" w:cs="Noto Sans CJK SC"/>
+          <w:color w:val="000000"/>
+          <w:kern w:val="2"/>
+          <w:sz w:val="18"/>
+          <w:szCs w:val="18"/>
+          <w:shd w:fill="auto" w:val="clear"/>
+          <w:lang w:val="en-US" w:eastAsia="zh-CN" w:bidi="hi-IN"/>
+        </w:rPr>
+        <w:t>保存每个命令行参数字符串的数组，比如</w:t>
+      </w:r>
+      <w:r>
+        <w:rPr>
+          <w:rFonts w:eastAsia="Noto Serif CJK SC" w:cs="Noto Sans CJK SC"/>
+          <w:b w:val="false"/>
+          <w:color w:val="000000"/>
+          <w:kern w:val="2"/>
+          <w:sz w:val="20"/>
+          <w:szCs w:val="18"/>
+          <w:shd w:fill="auto" w:val="clear"/>
+          <w:lang w:val="en-US" w:eastAsia="zh-CN" w:bidi="hi-IN"/>
+        </w:rPr>
+        <w:t xml:space="preserve">./led 1 </w:t>
+      </w:r>
+      <w:r>
+        <w:rPr>
+          <w:rFonts w:ascii="Liberation Serif" w:hAnsi="Liberation Serif" w:cs="Noto Sans CJK SC"/>
+          <w:color w:val="000000"/>
+          <w:kern w:val="2"/>
+          <w:sz w:val="18"/>
+          <w:szCs w:val="18"/>
+          <w:shd w:fill="auto" w:val="clear"/>
+          <w:lang w:val="en-US" w:eastAsia="zh-CN" w:bidi="hi-IN"/>
+        </w:rPr>
+        <w:t>，</w:t>
+      </w:r>
+      <w:r>
+        <w:rPr>
+          <w:rFonts w:eastAsia="Noto Serif CJK SC" w:cs="Noto Sans CJK SC"/>
+          <w:b w:val="false"/>
+          <w:color w:val="000000"/>
+          <w:kern w:val="2"/>
+          <w:sz w:val="20"/>
+          <w:szCs w:val="18"/>
+          <w:shd w:fill="auto" w:val="clear"/>
+          <w:lang w:val="en-US" w:eastAsia="zh-CN" w:bidi="hi-IN"/>
+        </w:rPr>
+        <w:t>argc</w:t>
+      </w:r>
+      <w:r>
+        <w:rPr>
+          <w:rFonts w:ascii="Liberation Serif" w:hAnsi="Liberation Serif" w:cs="Noto Sans CJK SC"/>
+          <w:color w:val="000000"/>
+          <w:kern w:val="2"/>
+          <w:sz w:val="18"/>
+          <w:szCs w:val="18"/>
+          <w:shd w:fill="auto" w:val="clear"/>
+          <w:lang w:val="en-US" w:eastAsia="zh-CN" w:bidi="hi-IN"/>
+        </w:rPr>
+        <w:t>为</w:t>
+      </w:r>
+      <w:r>
+        <w:rPr>
+          <w:rFonts w:eastAsia="Noto Serif CJK SC" w:cs="Noto Sans CJK SC"/>
+          <w:b w:val="false"/>
+          <w:color w:val="000000"/>
+          <w:kern w:val="2"/>
+          <w:sz w:val="20"/>
+          <w:szCs w:val="18"/>
+          <w:shd w:fill="auto" w:val="clear"/>
+          <w:lang w:val="en-US" w:eastAsia="zh-CN" w:bidi="hi-IN"/>
+        </w:rPr>
+        <w:t>2</w:t>
+      </w:r>
+      <w:r>
+        <w:rPr>
+          <w:rFonts w:ascii="Liberation Serif" w:hAnsi="Liberation Serif" w:cs="Noto Sans CJK SC"/>
+          <w:color w:val="000000"/>
+          <w:kern w:val="2"/>
+          <w:sz w:val="18"/>
+          <w:szCs w:val="18"/>
+          <w:shd w:fill="auto" w:val="clear"/>
+          <w:lang w:val="en-US" w:eastAsia="zh-CN" w:bidi="hi-IN"/>
+        </w:rPr>
+        <w:t>，</w:t>
+      </w:r>
+      <w:r>
+        <w:rPr>
+          <w:rFonts w:eastAsia="Noto Serif CJK SC" w:cs="Noto Sans CJK SC"/>
+          <w:b w:val="false"/>
+          <w:color w:val="000000"/>
+          <w:kern w:val="2"/>
+          <w:sz w:val="20"/>
+          <w:szCs w:val="18"/>
+          <w:shd w:fill="auto" w:val="clear"/>
+          <w:lang w:val="en-US" w:eastAsia="zh-CN" w:bidi="hi-IN"/>
+        </w:rPr>
+        <w:t>argv</w:t>
+      </w:r>
+      <w:r>
+        <w:rPr>
+          <w:rFonts w:ascii="Liberation Serif" w:hAnsi="Liberation Serif" w:cs="Noto Sans CJK SC"/>
+          <w:color w:val="000000"/>
+          <w:kern w:val="2"/>
+          <w:sz w:val="18"/>
+          <w:szCs w:val="18"/>
+          <w:shd w:fill="auto" w:val="clear"/>
+          <w:lang w:val="en-US" w:eastAsia="zh-CN" w:bidi="hi-IN"/>
+        </w:rPr>
+        <w:t xml:space="preserve">为    </w:t>
+      </w:r>
+      <w:r>
+        <w:rPr>
+          <w:rFonts w:eastAsia="Noto Serif CJK SC" w:cs="Noto Sans CJK SC"/>
+          <w:b w:val="false"/>
+          <w:color w:val="000000"/>
+          <w:kern w:val="2"/>
+          <w:sz w:val="20"/>
+          <w:szCs w:val="18"/>
+          <w:shd w:fill="auto" w:val="clear"/>
+          <w:lang w:val="en-US" w:eastAsia="zh-CN" w:bidi="hi-IN"/>
+        </w:rPr>
+        <w:t>argv[0] = "./led"</w:t>
+        <w:tab/>
+        <w:t>argv[1] = "1"</w:t>
       </w:r>
     </w:p>
     <w:p>
@@ -10368,16 +11522,23 @@
         <w:rPr>
           <w:rFonts w:ascii="Liberation Serif" w:hAnsi="Liberation Serif" w:eastAsia="Noto Serif CJK SC" w:cs="Noto Sans CJK SC"/>
           <w:b w:val="false"/>
+          <w:b w:val="false"/>
           <w:color w:val="auto"/>
           <w:kern w:val="2"/>
-          <w:lang w:val="en-US" w:eastAsia="zh-CN" w:bidi="hi-IN"/>
-        </w:rPr>
-      </w:pPr>
-      <w:r>
-        <w:rPr>
-          <w:sz w:val="18"/>
-          <w:szCs w:val="18"/>
-          <w:shd w:fill="auto" w:val="clear"/>
+          <w:sz w:val="20"/>
+          <w:shd w:fill="auto" w:val="clear"/>
+          <w:lang w:val="en-US" w:eastAsia="zh-CN" w:bidi="hi-IN"/>
+        </w:rPr>
+      </w:pPr>
+      <w:r>
+        <w:rPr>
+          <w:rFonts w:eastAsia="Noto Serif CJK SC" w:cs="Noto Sans CJK SC"/>
+          <w:b w:val="false"/>
+          <w:color w:val="000000"/>
+          <w:kern w:val="2"/>
+          <w:sz w:val="20"/>
+          <w:shd w:fill="auto" w:val="clear"/>
+          <w:lang w:val="en-US" w:eastAsia="zh-CN" w:bidi="hi-IN"/>
         </w:rPr>
       </w:r>
     </w:p>
@@ -10389,16 +11550,23 @@
         <w:rPr>
           <w:rFonts w:ascii="Liberation Serif" w:hAnsi="Liberation Serif" w:eastAsia="Noto Serif CJK SC" w:cs="Noto Sans CJK SC"/>
           <w:b w:val="false"/>
+          <w:b w:val="false"/>
           <w:color w:val="auto"/>
           <w:kern w:val="2"/>
-          <w:lang w:val="en-US" w:eastAsia="zh-CN" w:bidi="hi-IN"/>
-        </w:rPr>
-      </w:pPr>
-      <w:r>
-        <w:rPr>
-          <w:sz w:val="18"/>
-          <w:szCs w:val="18"/>
-          <w:shd w:fill="auto" w:val="clear"/>
+          <w:sz w:val="20"/>
+          <w:shd w:fill="auto" w:val="clear"/>
+          <w:lang w:val="en-US" w:eastAsia="zh-CN" w:bidi="hi-IN"/>
+        </w:rPr>
+      </w:pPr>
+      <w:r>
+        <w:rPr>
+          <w:rFonts w:eastAsia="Noto Serif CJK SC" w:cs="Noto Sans CJK SC"/>
+          <w:b w:val="false"/>
+          <w:color w:val="000000"/>
+          <w:kern w:val="2"/>
+          <w:sz w:val="20"/>
+          <w:shd w:fill="auto" w:val="clear"/>
+          <w:lang w:val="en-US" w:eastAsia="zh-CN" w:bidi="hi-IN"/>
         </w:rPr>
       </w:r>
     </w:p>
@@ -10410,16 +11578,23 @@
         <w:rPr>
           <w:rFonts w:ascii="Liberation Serif" w:hAnsi="Liberation Serif" w:eastAsia="Noto Serif CJK SC" w:cs="Noto Sans CJK SC"/>
           <w:b w:val="false"/>
+          <w:b w:val="false"/>
           <w:color w:val="auto"/>
           <w:kern w:val="2"/>
-          <w:lang w:val="en-US" w:eastAsia="zh-CN" w:bidi="hi-IN"/>
-        </w:rPr>
-      </w:pPr>
-      <w:r>
-        <w:rPr>
-          <w:sz w:val="18"/>
-          <w:szCs w:val="18"/>
-          <w:shd w:fill="auto" w:val="clear"/>
+          <w:sz w:val="20"/>
+          <w:shd w:fill="auto" w:val="clear"/>
+          <w:lang w:val="en-US" w:eastAsia="zh-CN" w:bidi="hi-IN"/>
+        </w:rPr>
+      </w:pPr>
+      <w:r>
+        <w:rPr>
+          <w:rFonts w:eastAsia="Noto Serif CJK SC" w:cs="Noto Sans CJK SC"/>
+          <w:b w:val="false"/>
+          <w:color w:val="000000"/>
+          <w:kern w:val="2"/>
+          <w:sz w:val="20"/>
+          <w:shd w:fill="auto" w:val="clear"/>
+          <w:lang w:val="en-US" w:eastAsia="zh-CN" w:bidi="hi-IN"/>
         </w:rPr>
       </w:r>
     </w:p>
@@ -10431,17 +11606,4822 @@
         <w:rPr>
           <w:rFonts w:ascii="Liberation Serif" w:hAnsi="Liberation Serif" w:eastAsia="Noto Serif CJK SC" w:cs="Noto Sans CJK SC"/>
           <w:b w:val="false"/>
+          <w:b w:val="false"/>
           <w:color w:val="auto"/>
           <w:kern w:val="2"/>
-          <w:lang w:val="en-US" w:eastAsia="zh-CN" w:bidi="hi-IN"/>
-        </w:rPr>
-      </w:pPr>
-      <w:r>
-        <w:rPr>
-          <w:sz w:val="18"/>
-          <w:szCs w:val="18"/>
-          <w:shd w:fill="auto" w:val="clear"/>
-        </w:rPr>
+          <w:sz w:val="20"/>
+          <w:shd w:fill="auto" w:val="clear"/>
+          <w:lang w:val="en-US" w:eastAsia="zh-CN" w:bidi="hi-IN"/>
+        </w:rPr>
+      </w:pPr>
+      <w:r>
+        <w:rPr>
+          <w:rFonts w:eastAsia="Noto Serif CJK SC" w:cs="Noto Sans CJK SC"/>
+          <w:b w:val="false"/>
+          <w:color w:val="000000"/>
+          <w:kern w:val="2"/>
+          <w:sz w:val="20"/>
+          <w:shd w:fill="auto" w:val="clear"/>
+          <w:lang w:val="en-US" w:eastAsia="zh-CN" w:bidi="hi-IN"/>
+        </w:rPr>
+      </w:r>
+    </w:p>
+    <w:p>
+      <w:pPr>
+        <w:pStyle w:val="Normal"/>
+        <w:bidi w:val="0"/>
+        <w:jc w:val="start"/>
+        <w:rPr>
+          <w:rFonts w:ascii="Liberation Serif" w:hAnsi="Liberation Serif" w:eastAsia="Noto Serif CJK SC" w:cs="Noto Sans CJK SC"/>
+          <w:b w:val="false"/>
+          <w:b w:val="false"/>
+          <w:color w:val="auto"/>
+          <w:kern w:val="2"/>
+          <w:sz w:val="20"/>
+          <w:shd w:fill="auto" w:val="clear"/>
+          <w:lang w:val="en-US" w:eastAsia="zh-CN" w:bidi="hi-IN"/>
+        </w:rPr>
+      </w:pPr>
+      <w:r>
+        <w:rPr>
+          <w:rFonts w:eastAsia="Noto Serif CJK SC" w:cs="Noto Sans CJK SC"/>
+          <w:b w:val="false"/>
+          <w:color w:val="000000"/>
+          <w:kern w:val="2"/>
+          <w:sz w:val="20"/>
+          <w:shd w:fill="auto" w:val="clear"/>
+          <w:lang w:val="en-US" w:eastAsia="zh-CN" w:bidi="hi-IN"/>
+        </w:rPr>
+      </w:r>
+    </w:p>
+    <w:p>
+      <w:pPr>
+        <w:pStyle w:val="Normal"/>
+        <w:bidi w:val="0"/>
+        <w:jc w:val="start"/>
+        <w:rPr>
+          <w:rFonts w:ascii="Liberation Serif" w:hAnsi="Liberation Serif" w:eastAsia="Noto Serif CJK SC" w:cs="Noto Sans CJK SC"/>
+          <w:b w:val="false"/>
+          <w:b w:val="false"/>
+          <w:color w:val="auto"/>
+          <w:kern w:val="2"/>
+          <w:sz w:val="20"/>
+          <w:shd w:fill="auto" w:val="clear"/>
+          <w:lang w:val="en-US" w:eastAsia="zh-CN" w:bidi="hi-IN"/>
+        </w:rPr>
+      </w:pPr>
+      <w:r>
+        <w:rPr>
+          <w:rFonts w:eastAsia="Noto Serif CJK SC" w:cs="Noto Sans CJK SC"/>
+          <w:b w:val="false"/>
+          <w:color w:val="000000"/>
+          <w:kern w:val="2"/>
+          <w:sz w:val="20"/>
+          <w:shd w:fill="auto" w:val="clear"/>
+          <w:lang w:val="en-US" w:eastAsia="zh-CN" w:bidi="hi-IN"/>
+        </w:rPr>
+      </w:r>
+    </w:p>
+    <w:p>
+      <w:pPr>
+        <w:pStyle w:val="Normal"/>
+        <w:bidi w:val="0"/>
+        <w:jc w:val="start"/>
+        <w:rPr/>
+      </w:pPr>
+      <w:r>
+        <w:rPr>
+          <w:rFonts w:eastAsia="Noto Serif CJK SC" w:cs="Noto Sans CJK SC"/>
+          <w:b w:val="false"/>
+          <w:color w:val="000000"/>
+          <w:kern w:val="2"/>
+          <w:sz w:val="24"/>
+          <w:szCs w:val="24"/>
+          <w:shd w:fill="auto" w:val="clear"/>
+          <w:lang w:val="en-US" w:eastAsia="zh-CN" w:bidi="hi-IN"/>
+        </w:rPr>
+        <w:t>GPIO</w:t>
+      </w:r>
+      <w:r>
+        <w:rPr>
+          <w:rFonts w:ascii="Liberation Serif" w:hAnsi="Liberation Serif" w:cs="Noto Sans CJK SC"/>
+          <w:color w:val="000000"/>
+          <w:kern w:val="2"/>
+          <w:sz w:val="24"/>
+          <w:szCs w:val="24"/>
+          <w:shd w:fill="auto" w:val="clear"/>
+          <w:lang w:val="en-US" w:eastAsia="zh-CN" w:bidi="hi-IN"/>
+        </w:rPr>
+        <w:t>控制</w:t>
+      </w:r>
+    </w:p>
+    <w:p>
+      <w:pPr>
+        <w:pStyle w:val="Normal"/>
+        <w:bidi w:val="0"/>
+        <w:jc w:val="start"/>
+        <w:rPr/>
+      </w:pPr>
+      <w:r>
+        <w:rPr>
+          <w:rFonts w:ascii="Liberation Serif" w:hAnsi="Liberation Serif" w:cs="Noto Sans CJK SC"/>
+          <w:color w:val="000000"/>
+          <w:kern w:val="2"/>
+          <w:sz w:val="18"/>
+          <w:szCs w:val="18"/>
+          <w:shd w:fill="auto" w:val="clear"/>
+          <w:lang w:val="en-US" w:eastAsia="zh-CN" w:bidi="hi-IN"/>
+        </w:rPr>
+        <w:t>在该</w:t>
+      </w:r>
+      <w:r>
+        <w:rPr>
+          <w:rFonts w:eastAsia="Noto Serif CJK SC" w:cs="Noto Sans CJK SC"/>
+          <w:b w:val="false"/>
+          <w:color w:val="000000"/>
+          <w:kern w:val="2"/>
+          <w:sz w:val="20"/>
+          <w:szCs w:val="18"/>
+          <w:shd w:fill="auto" w:val="clear"/>
+          <w:lang w:val="en-US" w:eastAsia="zh-CN" w:bidi="hi-IN"/>
+        </w:rPr>
+        <w:t>sys/class/gpio</w:t>
+      </w:r>
+      <w:r>
+        <w:rPr>
+          <w:rFonts w:ascii="Liberation Serif" w:hAnsi="Liberation Serif" w:cs="Noto Sans CJK SC"/>
+          <w:color w:val="000000"/>
+          <w:kern w:val="2"/>
+          <w:sz w:val="18"/>
+          <w:szCs w:val="18"/>
+          <w:shd w:fill="auto" w:val="clear"/>
+          <w:lang w:val="en-US" w:eastAsia="zh-CN" w:bidi="hi-IN"/>
+        </w:rPr>
+        <w:t>目录下一般会有以下内容：</w:t>
+      </w:r>
+      <w:r>
+        <w:rPr>
+          <w:rFonts w:eastAsia="Noto Serif CJK SC" w:cs="Noto Sans CJK SC"/>
+          <w:b w:val="false"/>
+          <w:color w:val="000000"/>
+          <w:kern w:val="2"/>
+          <w:sz w:val="20"/>
+          <w:szCs w:val="18"/>
+          <w:shd w:fill="auto" w:val="clear"/>
+          <w:lang w:val="en-US" w:eastAsia="zh-CN" w:bidi="hi-IN"/>
+        </w:rPr>
+        <w:t>export unexport gpiochip0 gpiochip32 gpiochip64 gpiochip96 gpiochip128</w:t>
+      </w:r>
+    </w:p>
+    <w:p>
+      <w:pPr>
+        <w:pStyle w:val="Normal"/>
+        <w:bidi w:val="0"/>
+        <w:jc w:val="start"/>
+        <w:rPr/>
+      </w:pPr>
+      <w:r>
+        <w:rPr>
+          <w:rFonts w:ascii="Liberation Serif" w:hAnsi="Liberation Serif" w:cs="Noto Sans CJK SC"/>
+          <w:color w:val="000000"/>
+          <w:kern w:val="2"/>
+          <w:sz w:val="18"/>
+          <w:szCs w:val="18"/>
+          <w:shd w:fill="auto" w:val="clear"/>
+          <w:lang w:val="en-US" w:eastAsia="zh-CN" w:bidi="hi-IN"/>
+        </w:rPr>
+        <w:t>其中</w:t>
+      </w:r>
+      <w:r>
+        <w:rPr>
+          <w:rFonts w:eastAsia="Noto Serif CJK SC" w:cs="Noto Sans CJK SC"/>
+          <w:b w:val="false"/>
+          <w:color w:val="000000"/>
+          <w:kern w:val="2"/>
+          <w:sz w:val="20"/>
+          <w:szCs w:val="18"/>
+          <w:shd w:fill="auto" w:val="clear"/>
+          <w:lang w:val="en-US" w:eastAsia="zh-CN" w:bidi="hi-IN"/>
+        </w:rPr>
+        <w:t>gpiochipxx</w:t>
+      </w:r>
+      <w:r>
+        <w:rPr>
+          <w:rFonts w:ascii="Liberation Serif" w:hAnsi="Liberation Serif" w:cs="Noto Sans CJK SC"/>
+          <w:color w:val="000000"/>
+          <w:kern w:val="2"/>
+          <w:sz w:val="18"/>
+          <w:szCs w:val="18"/>
+          <w:shd w:fill="auto" w:val="clear"/>
+          <w:lang w:val="en-US" w:eastAsia="zh-CN" w:bidi="hi-IN"/>
+        </w:rPr>
+        <w:t>这种属于</w:t>
+      </w:r>
+      <w:r>
+        <w:rPr>
+          <w:rFonts w:eastAsia="Noto Serif CJK SC" w:cs="Noto Sans CJK SC"/>
+          <w:b w:val="false"/>
+          <w:color w:val="000000"/>
+          <w:kern w:val="2"/>
+          <w:sz w:val="20"/>
+          <w:szCs w:val="18"/>
+          <w:shd w:fill="auto" w:val="clear"/>
+          <w:lang w:val="en-US" w:eastAsia="zh-CN" w:bidi="hi-IN"/>
+        </w:rPr>
+        <w:t>gpio</w:t>
+      </w:r>
+      <w:r>
+        <w:rPr>
+          <w:rFonts w:ascii="Liberation Serif" w:hAnsi="Liberation Serif" w:cs="Noto Sans CJK SC"/>
+          <w:color w:val="000000"/>
+          <w:kern w:val="2"/>
+          <w:sz w:val="18"/>
+          <w:szCs w:val="18"/>
+          <w:shd w:fill="auto" w:val="clear"/>
+          <w:lang w:val="en-US" w:eastAsia="zh-CN" w:bidi="hi-IN"/>
+        </w:rPr>
+        <w:t>组，一组内有</w:t>
+      </w:r>
+      <w:r>
+        <w:rPr>
+          <w:rFonts w:eastAsia="Noto Serif CJK SC" w:cs="Noto Sans CJK SC"/>
+          <w:b w:val="false"/>
+          <w:color w:val="000000"/>
+          <w:kern w:val="2"/>
+          <w:sz w:val="20"/>
+          <w:szCs w:val="18"/>
+          <w:shd w:fill="auto" w:val="clear"/>
+          <w:lang w:val="en-US" w:eastAsia="zh-CN" w:bidi="hi-IN"/>
+        </w:rPr>
+        <w:t>32</w:t>
+      </w:r>
+      <w:r>
+        <w:rPr>
+          <w:rFonts w:ascii="Liberation Serif" w:hAnsi="Liberation Serif" w:cs="Noto Sans CJK SC"/>
+          <w:color w:val="000000"/>
+          <w:kern w:val="2"/>
+          <w:sz w:val="18"/>
+          <w:szCs w:val="18"/>
+          <w:shd w:fill="auto" w:val="clear"/>
+          <w:lang w:val="en-US" w:eastAsia="zh-CN" w:bidi="hi-IN"/>
+        </w:rPr>
+        <w:t>个</w:t>
+      </w:r>
+      <w:r>
+        <w:rPr>
+          <w:rFonts w:eastAsia="Noto Serif CJK SC" w:cs="Noto Sans CJK SC"/>
+          <w:b w:val="false"/>
+          <w:color w:val="000000"/>
+          <w:kern w:val="2"/>
+          <w:sz w:val="20"/>
+          <w:szCs w:val="18"/>
+          <w:shd w:fill="auto" w:val="clear"/>
+          <w:lang w:val="en-US" w:eastAsia="zh-CN" w:bidi="hi-IN"/>
+        </w:rPr>
+        <w:t>gpio</w:t>
+      </w:r>
+      <w:r>
+        <w:rPr>
+          <w:rFonts w:ascii="Liberation Serif" w:hAnsi="Liberation Serif" w:cs="Noto Sans CJK SC"/>
+          <w:color w:val="000000"/>
+          <w:kern w:val="2"/>
+          <w:sz w:val="18"/>
+          <w:szCs w:val="18"/>
+          <w:shd w:fill="auto" w:val="clear"/>
+          <w:lang w:val="en-US" w:eastAsia="zh-CN" w:bidi="hi-IN"/>
+        </w:rPr>
+        <w:t>，</w:t>
+      </w:r>
+      <w:r>
+        <w:rPr>
+          <w:rFonts w:eastAsia="Noto Serif CJK SC" w:cs="Noto Sans CJK SC"/>
+          <w:b w:val="false"/>
+          <w:color w:val="000000"/>
+          <w:kern w:val="2"/>
+          <w:sz w:val="20"/>
+          <w:szCs w:val="18"/>
+          <w:shd w:fill="auto" w:val="clear"/>
+          <w:lang w:val="en-US" w:eastAsia="zh-CN" w:bidi="hi-IN"/>
+        </w:rPr>
+        <w:t>export</w:t>
+      </w:r>
+      <w:r>
+        <w:rPr>
+          <w:rFonts w:ascii="Liberation Serif" w:hAnsi="Liberation Serif" w:cs="Noto Sans CJK SC"/>
+          <w:color w:val="000000"/>
+          <w:kern w:val="2"/>
+          <w:sz w:val="18"/>
+          <w:szCs w:val="18"/>
+          <w:shd w:fill="auto" w:val="clear"/>
+          <w:lang w:val="en-US" w:eastAsia="zh-CN" w:bidi="hi-IN"/>
+        </w:rPr>
+        <w:t>和</w:t>
+      </w:r>
+      <w:r>
+        <w:rPr>
+          <w:rFonts w:eastAsia="Noto Serif CJK SC" w:cs="Noto Sans CJK SC"/>
+          <w:b w:val="false"/>
+          <w:color w:val="000000"/>
+          <w:kern w:val="2"/>
+          <w:sz w:val="20"/>
+          <w:szCs w:val="18"/>
+          <w:shd w:fill="auto" w:val="clear"/>
+          <w:lang w:val="en-US" w:eastAsia="zh-CN" w:bidi="hi-IN"/>
+        </w:rPr>
+        <w:t>unexport</w:t>
+      </w:r>
+      <w:r>
+        <w:rPr>
+          <w:rFonts w:ascii="Liberation Serif" w:hAnsi="Liberation Serif" w:cs="Noto Sans CJK SC"/>
+          <w:color w:val="000000"/>
+          <w:kern w:val="2"/>
+          <w:sz w:val="18"/>
+          <w:szCs w:val="18"/>
+          <w:shd w:fill="auto" w:val="clear"/>
+          <w:lang w:val="en-US" w:eastAsia="zh-CN" w:bidi="hi-IN"/>
+        </w:rPr>
+        <w:t xml:space="preserve">作用分别是：用来导出某个 </w:t>
+      </w:r>
+      <w:r>
+        <w:rPr>
+          <w:rFonts w:eastAsia="Noto Serif CJK SC" w:cs="Noto Sans CJK SC"/>
+          <w:b w:val="false"/>
+          <w:color w:val="000000"/>
+          <w:kern w:val="2"/>
+          <w:sz w:val="20"/>
+          <w:szCs w:val="18"/>
+          <w:shd w:fill="auto" w:val="clear"/>
+          <w:lang w:val="en-US" w:eastAsia="zh-CN" w:bidi="hi-IN"/>
+        </w:rPr>
+        <w:t xml:space="preserve">GPIO  </w:t>
+      </w:r>
+      <w:r>
+        <w:rPr>
+          <w:rFonts w:ascii="Liberation Serif" w:hAnsi="Liberation Serif" w:cs="Noto Sans CJK SC"/>
+          <w:color w:val="000000"/>
+          <w:kern w:val="2"/>
+          <w:sz w:val="18"/>
+          <w:szCs w:val="18"/>
+          <w:shd w:fill="auto" w:val="clear"/>
+          <w:lang w:val="en-US" w:eastAsia="zh-CN" w:bidi="hi-IN"/>
+        </w:rPr>
+        <w:t xml:space="preserve">和  用来取消导出某个 </w:t>
+      </w:r>
+      <w:r>
+        <w:rPr>
+          <w:rFonts w:eastAsia="Noto Serif CJK SC" w:cs="Noto Sans CJK SC"/>
+          <w:b w:val="false"/>
+          <w:color w:val="000000"/>
+          <w:kern w:val="2"/>
+          <w:sz w:val="20"/>
+          <w:szCs w:val="18"/>
+          <w:shd w:fill="auto" w:val="clear"/>
+          <w:lang w:val="en-US" w:eastAsia="zh-CN" w:bidi="hi-IN"/>
+        </w:rPr>
+        <w:t>GPIO</w:t>
+      </w:r>
+    </w:p>
+    <w:p>
+      <w:pPr>
+        <w:pStyle w:val="Normal"/>
+        <w:bidi w:val="0"/>
+        <w:jc w:val="start"/>
+        <w:rPr>
+          <w:rFonts w:ascii="Liberation Serif" w:hAnsi="Liberation Serif" w:eastAsia="Noto Serif CJK SC" w:cs="Noto Sans CJK SC"/>
+          <w:b w:val="false"/>
+          <w:b w:val="false"/>
+          <w:color w:val="auto"/>
+          <w:kern w:val="2"/>
+          <w:sz w:val="20"/>
+          <w:shd w:fill="auto" w:val="clear"/>
+          <w:lang w:val="en-US" w:eastAsia="zh-CN" w:bidi="hi-IN"/>
+        </w:rPr>
+      </w:pPr>
+      <w:r>
+        <w:rPr>
+          <w:rFonts w:eastAsia="Noto Serif CJK SC" w:cs="Noto Sans CJK SC"/>
+          <w:b w:val="false"/>
+          <w:color w:val="000000"/>
+          <w:kern w:val="2"/>
+          <w:sz w:val="20"/>
+          <w:shd w:fill="auto" w:val="clear"/>
+          <w:lang w:val="en-US" w:eastAsia="zh-CN" w:bidi="hi-IN"/>
+        </w:rPr>
+      </w:r>
+    </w:p>
+    <w:p>
+      <w:pPr>
+        <w:pStyle w:val="Normal"/>
+        <w:bidi w:val="0"/>
+        <w:jc w:val="start"/>
+        <w:rPr/>
+      </w:pPr>
+      <w:r>
+        <w:rPr>
+          <w:rFonts w:ascii="Liberation Serif" w:hAnsi="Liberation Serif" w:cs="Noto Sans CJK SC"/>
+          <w:b/>
+          <w:bCs/>
+          <w:color w:val="000000"/>
+          <w:kern w:val="2"/>
+          <w:sz w:val="18"/>
+          <w:szCs w:val="18"/>
+          <w:shd w:fill="auto" w:val="clear"/>
+          <w:lang w:val="en-US" w:eastAsia="zh-CN" w:bidi="hi-IN"/>
+        </w:rPr>
+        <w:t>引脚编号</w:t>
+      </w:r>
+      <w:r>
+        <w:rPr>
+          <w:rFonts w:eastAsia="Noto Serif CJK SC" w:cs="Noto Sans CJK SC"/>
+          <w:b w:val="false"/>
+          <w:color w:val="000000"/>
+          <w:kern w:val="2"/>
+          <w:sz w:val="21"/>
+          <w:szCs w:val="21"/>
+          <w:shd w:fill="auto" w:val="clear"/>
+          <w:lang w:val="en-US" w:eastAsia="zh-CN" w:bidi="hi-IN"/>
+        </w:rPr>
+        <w:tab/>
+      </w:r>
+    </w:p>
+    <w:p>
+      <w:pPr>
+        <w:pStyle w:val="Normal"/>
+        <w:bidi w:val="0"/>
+        <w:jc w:val="start"/>
+        <w:rPr/>
+      </w:pPr>
+      <w:r>
+        <w:rPr>
+          <w:rFonts w:eastAsia="Noto Serif CJK SC" w:cs="Noto Sans CJK SC"/>
+          <w:b w:val="false"/>
+          <w:color w:val="000000"/>
+          <w:kern w:val="2"/>
+          <w:sz w:val="20"/>
+          <w:szCs w:val="18"/>
+          <w:shd w:fill="auto" w:val="clear"/>
+          <w:lang w:val="en-US" w:eastAsia="zh-CN" w:bidi="hi-IN"/>
+        </w:rPr>
+        <w:t xml:space="preserve">RK3568 </w:t>
+      </w:r>
+      <w:r>
+        <w:rPr>
+          <w:rFonts w:ascii="Liberation Serif" w:hAnsi="Liberation Serif" w:cs="Noto Sans CJK SC"/>
+          <w:color w:val="000000"/>
+          <w:kern w:val="2"/>
+          <w:sz w:val="18"/>
+          <w:szCs w:val="18"/>
+          <w:shd w:fill="auto" w:val="clear"/>
+          <w:lang w:val="en-US" w:eastAsia="zh-CN" w:bidi="hi-IN"/>
+        </w:rPr>
+        <w:t xml:space="preserve">的 </w:t>
+      </w:r>
+      <w:r>
+        <w:rPr>
+          <w:rFonts w:eastAsia="Noto Serif CJK SC" w:cs="Noto Sans CJK SC"/>
+          <w:b w:val="false"/>
+          <w:color w:val="000000"/>
+          <w:kern w:val="2"/>
+          <w:sz w:val="20"/>
+          <w:szCs w:val="18"/>
+          <w:shd w:fill="auto" w:val="clear"/>
+          <w:lang w:val="en-US" w:eastAsia="zh-CN" w:bidi="hi-IN"/>
+        </w:rPr>
+        <w:t xml:space="preserve">GPIO </w:t>
+      </w:r>
+      <w:r>
+        <w:rPr>
+          <w:rFonts w:ascii="Liberation Serif" w:hAnsi="Liberation Serif" w:cs="Noto Sans CJK SC"/>
+          <w:color w:val="000000"/>
+          <w:kern w:val="2"/>
+          <w:sz w:val="18"/>
+          <w:szCs w:val="18"/>
+          <w:shd w:fill="auto" w:val="clear"/>
+          <w:lang w:val="en-US" w:eastAsia="zh-CN" w:bidi="hi-IN"/>
+        </w:rPr>
+        <w:t xml:space="preserve">硬件名称通常写成 </w:t>
+      </w:r>
+      <w:r>
+        <w:rPr>
+          <w:rFonts w:eastAsia="Noto Serif CJK SC" w:cs="Noto Sans CJK SC"/>
+          <w:b w:val="false"/>
+          <w:color w:val="000000"/>
+          <w:kern w:val="2"/>
+          <w:sz w:val="20"/>
+          <w:szCs w:val="18"/>
+          <w:shd w:fill="auto" w:val="clear"/>
+          <w:lang w:val="en-US" w:eastAsia="zh-CN" w:bidi="hi-IN"/>
+        </w:rPr>
+        <w:t>GPIOx_A/B/C/Dn</w:t>
+      </w:r>
+      <w:r>
+        <w:rPr>
+          <w:rFonts w:ascii="Liberation Serif" w:hAnsi="Liberation Serif" w:cs="Noto Sans CJK SC"/>
+          <w:color w:val="000000"/>
+          <w:kern w:val="2"/>
+          <w:sz w:val="18"/>
+          <w:szCs w:val="18"/>
+          <w:shd w:fill="auto" w:val="clear"/>
+          <w:lang w:val="en-US" w:eastAsia="zh-CN" w:bidi="hi-IN"/>
+        </w:rPr>
+        <w:t>，而</w:t>
+      </w:r>
+      <w:r>
+        <w:rPr>
+          <w:rFonts w:eastAsia="Noto Serif CJK SC" w:cs="Noto Sans CJK SC"/>
+          <w:b w:val="false"/>
+          <w:color w:val="000000"/>
+          <w:kern w:val="2"/>
+          <w:sz w:val="20"/>
+          <w:szCs w:val="18"/>
+          <w:shd w:fill="auto" w:val="clear"/>
+          <w:lang w:val="en-US" w:eastAsia="zh-CN" w:bidi="hi-IN"/>
+        </w:rPr>
+        <w:t>linux</w:t>
+      </w:r>
+      <w:r>
+        <w:rPr>
+          <w:rFonts w:ascii="Liberation Serif" w:hAnsi="Liberation Serif" w:cs="Noto Sans CJK SC"/>
+          <w:color w:val="000000"/>
+          <w:kern w:val="2"/>
+          <w:sz w:val="18"/>
+          <w:szCs w:val="18"/>
+          <w:shd w:fill="auto" w:val="clear"/>
+          <w:lang w:val="en-US" w:eastAsia="zh-CN" w:bidi="hi-IN"/>
+        </w:rPr>
+        <w:t>内部只有</w:t>
+      </w:r>
+      <w:r>
+        <w:rPr>
+          <w:rFonts w:eastAsia="Noto Serif CJK SC" w:cs="Noto Sans CJK SC"/>
+          <w:b w:val="false"/>
+          <w:color w:val="000000"/>
+          <w:kern w:val="2"/>
+          <w:sz w:val="20"/>
+          <w:szCs w:val="18"/>
+          <w:shd w:fill="auto" w:val="clear"/>
+          <w:lang w:val="en-US" w:eastAsia="zh-CN" w:bidi="hi-IN"/>
+        </w:rPr>
+        <w:t>gpioxx</w:t>
+      </w:r>
+      <w:r>
+        <w:rPr>
+          <w:rFonts w:ascii="Liberation Serif" w:hAnsi="Liberation Serif" w:cs="Noto Sans CJK SC"/>
+          <w:color w:val="000000"/>
+          <w:kern w:val="2"/>
+          <w:sz w:val="18"/>
+          <w:szCs w:val="18"/>
+          <w:shd w:fill="auto" w:val="clear"/>
+          <w:lang w:val="en-US" w:eastAsia="zh-CN" w:bidi="hi-IN"/>
+        </w:rPr>
+        <w:t>的，所以需要进行编号换算</w:t>
+      </w:r>
+    </w:p>
+    <w:p>
+      <w:pPr>
+        <w:pStyle w:val="Normal"/>
+        <w:bidi w:val="0"/>
+        <w:jc w:val="start"/>
+        <w:rPr/>
+      </w:pPr>
+      <w:r>
+        <w:rPr>
+          <w:rFonts w:ascii="Liberation Serif" w:hAnsi="Liberation Serif" w:cs="Noto Sans CJK SC"/>
+          <w:color w:val="000000"/>
+          <w:kern w:val="2"/>
+          <w:sz w:val="18"/>
+          <w:szCs w:val="18"/>
+          <w:shd w:fill="auto" w:val="clear"/>
+          <w:lang w:val="en-US" w:eastAsia="zh-CN" w:bidi="hi-IN"/>
+        </w:rPr>
+        <w:t>编号计算公式：</w:t>
+      </w:r>
+      <w:r>
+        <w:rPr>
+          <w:rFonts w:eastAsia="Noto Serif CJK SC" w:cs="Noto Sans CJK SC"/>
+          <w:b w:val="false"/>
+          <w:color w:val="000000"/>
+          <w:kern w:val="2"/>
+          <w:sz w:val="20"/>
+          <w:szCs w:val="18"/>
+          <w:shd w:fill="auto" w:val="clear"/>
+          <w:lang w:val="en-US" w:eastAsia="zh-CN" w:bidi="hi-IN"/>
+        </w:rPr>
+        <w:tab/>
+        <w:t>GPIO</w:t>
+      </w:r>
+      <w:r>
+        <w:rPr>
+          <w:rFonts w:ascii="Liberation Serif" w:hAnsi="Liberation Serif" w:cs="Noto Sans CJK SC"/>
+          <w:color w:val="000000"/>
+          <w:kern w:val="2"/>
+          <w:sz w:val="18"/>
+          <w:szCs w:val="18"/>
+          <w:shd w:fill="auto" w:val="clear"/>
+          <w:lang w:val="en-US" w:eastAsia="zh-CN" w:bidi="hi-IN"/>
+        </w:rPr>
+        <w:t xml:space="preserve">编号 </w:t>
+      </w:r>
+      <w:r>
+        <w:rPr>
+          <w:rFonts w:eastAsia="Noto Serif CJK SC" w:cs="Noto Sans CJK SC"/>
+          <w:b w:val="false"/>
+          <w:color w:val="000000"/>
+          <w:kern w:val="2"/>
+          <w:sz w:val="20"/>
+          <w:szCs w:val="18"/>
+          <w:shd w:fill="auto" w:val="clear"/>
+          <w:lang w:val="en-US" w:eastAsia="zh-CN" w:bidi="hi-IN"/>
+        </w:rPr>
+        <w:t xml:space="preserve">= bank × 32 + group × 8 + </w:t>
+      </w:r>
+      <w:r>
+        <w:rPr>
+          <w:rFonts w:ascii="Liberation Serif" w:hAnsi="Liberation Serif" w:cs="Noto Sans CJK SC"/>
+          <w:color w:val="000000"/>
+          <w:kern w:val="2"/>
+          <w:sz w:val="18"/>
+          <w:szCs w:val="18"/>
+          <w:shd w:fill="auto" w:val="clear"/>
+          <w:lang w:val="en-US" w:eastAsia="zh-CN" w:bidi="hi-IN"/>
+        </w:rPr>
+        <w:t>引脚序号</w:t>
+      </w:r>
+    </w:p>
+    <w:p>
+      <w:pPr>
+        <w:pStyle w:val="Normal"/>
+        <w:bidi w:val="0"/>
+        <w:jc w:val="start"/>
+        <w:rPr/>
+      </w:pPr>
+      <w:r>
+        <w:rPr>
+          <w:rFonts w:eastAsia="Noto Serif CJK SC" w:cs="Noto Sans CJK SC"/>
+          <w:b w:val="false"/>
+          <w:color w:val="000000"/>
+          <w:kern w:val="2"/>
+          <w:sz w:val="20"/>
+          <w:szCs w:val="18"/>
+          <w:shd w:fill="auto" w:val="clear"/>
+          <w:lang w:val="en-US" w:eastAsia="zh-CN" w:bidi="hi-IN"/>
+        </w:rPr>
+        <w:tab/>
+        <w:tab/>
+        <w:tab/>
+      </w:r>
+      <w:r>
+        <w:rPr>
+          <w:rFonts w:ascii="Liberation Serif" w:hAnsi="Liberation Serif" w:cs="Noto Sans CJK SC"/>
+          <w:color w:val="000000"/>
+          <w:kern w:val="2"/>
+          <w:sz w:val="18"/>
+          <w:szCs w:val="18"/>
+          <w:shd w:fill="auto" w:val="clear"/>
+          <w:lang w:val="en-US" w:eastAsia="zh-CN" w:bidi="hi-IN"/>
+        </w:rPr>
+        <w:t>其中：</w:t>
+      </w:r>
+      <w:r>
+        <w:rPr>
+          <w:rFonts w:eastAsia="Noto Serif CJK SC" w:cs="Noto Sans CJK SC"/>
+          <w:b w:val="false"/>
+          <w:color w:val="000000"/>
+          <w:kern w:val="2"/>
+          <w:sz w:val="20"/>
+          <w:szCs w:val="18"/>
+          <w:shd w:fill="auto" w:val="clear"/>
+          <w:lang w:val="en-US" w:eastAsia="zh-CN" w:bidi="hi-IN"/>
+        </w:rPr>
+        <w:t>A = 0</w:t>
+      </w:r>
+      <w:r>
+        <w:rPr>
+          <w:rFonts w:ascii="Liberation Serif" w:hAnsi="Liberation Serif" w:cs="Noto Sans CJK SC"/>
+          <w:color w:val="000000"/>
+          <w:kern w:val="2"/>
+          <w:sz w:val="18"/>
+          <w:szCs w:val="18"/>
+          <w:shd w:fill="auto" w:val="clear"/>
+          <w:lang w:val="en-US" w:eastAsia="zh-CN" w:bidi="hi-IN"/>
+        </w:rPr>
+        <w:t>，</w:t>
+      </w:r>
+      <w:r>
+        <w:rPr>
+          <w:rFonts w:eastAsia="Noto Serif CJK SC" w:cs="Noto Sans CJK SC"/>
+          <w:b w:val="false"/>
+          <w:color w:val="000000"/>
+          <w:kern w:val="2"/>
+          <w:sz w:val="20"/>
+          <w:szCs w:val="18"/>
+          <w:shd w:fill="auto" w:val="clear"/>
+          <w:lang w:val="en-US" w:eastAsia="zh-CN" w:bidi="hi-IN"/>
+        </w:rPr>
+        <w:t>B = 1</w:t>
+      </w:r>
+      <w:r>
+        <w:rPr>
+          <w:rFonts w:ascii="Liberation Serif" w:hAnsi="Liberation Serif" w:cs="Noto Sans CJK SC"/>
+          <w:color w:val="000000"/>
+          <w:kern w:val="2"/>
+          <w:sz w:val="18"/>
+          <w:szCs w:val="18"/>
+          <w:shd w:fill="auto" w:val="clear"/>
+          <w:lang w:val="en-US" w:eastAsia="zh-CN" w:bidi="hi-IN"/>
+        </w:rPr>
+        <w:t>，</w:t>
+      </w:r>
+      <w:r>
+        <w:rPr>
+          <w:rFonts w:eastAsia="Noto Serif CJK SC" w:cs="Noto Sans CJK SC"/>
+          <w:b w:val="false"/>
+          <w:color w:val="000000"/>
+          <w:kern w:val="2"/>
+          <w:sz w:val="20"/>
+          <w:szCs w:val="18"/>
+          <w:shd w:fill="auto" w:val="clear"/>
+          <w:lang w:val="en-US" w:eastAsia="zh-CN" w:bidi="hi-IN"/>
+        </w:rPr>
+        <w:t>C = 2</w:t>
+      </w:r>
+      <w:r>
+        <w:rPr>
+          <w:rFonts w:ascii="Liberation Serif" w:hAnsi="Liberation Serif" w:cs="Noto Sans CJK SC"/>
+          <w:color w:val="000000"/>
+          <w:kern w:val="2"/>
+          <w:sz w:val="18"/>
+          <w:szCs w:val="18"/>
+          <w:shd w:fill="auto" w:val="clear"/>
+          <w:lang w:val="en-US" w:eastAsia="zh-CN" w:bidi="hi-IN"/>
+        </w:rPr>
+        <w:t>，</w:t>
+      </w:r>
+      <w:r>
+        <w:rPr>
+          <w:rFonts w:eastAsia="Noto Serif CJK SC" w:cs="Noto Sans CJK SC"/>
+          <w:b w:val="false"/>
+          <w:color w:val="000000"/>
+          <w:kern w:val="2"/>
+          <w:sz w:val="20"/>
+          <w:szCs w:val="18"/>
+          <w:shd w:fill="auto" w:val="clear"/>
+          <w:lang w:val="en-US" w:eastAsia="zh-CN" w:bidi="hi-IN"/>
+        </w:rPr>
+        <w:t>D = 3</w:t>
+      </w:r>
+      <w:r>
+        <w:rPr>
+          <w:rFonts w:ascii="Liberation Serif" w:hAnsi="Liberation Serif" w:cs="Noto Sans CJK SC"/>
+          <w:color w:val="000000"/>
+          <w:kern w:val="2"/>
+          <w:sz w:val="18"/>
+          <w:szCs w:val="18"/>
+          <w:shd w:fill="auto" w:val="clear"/>
+          <w:lang w:val="en-US" w:eastAsia="zh-CN" w:bidi="hi-IN"/>
+        </w:rPr>
+        <w:t>。</w:t>
+      </w:r>
+    </w:p>
+    <w:p>
+      <w:pPr>
+        <w:pStyle w:val="Normal"/>
+        <w:bidi w:val="0"/>
+        <w:jc w:val="start"/>
+        <w:rPr/>
+      </w:pPr>
+      <w:r>
+        <w:rPr>
+          <w:rFonts w:ascii="Liberation Serif" w:hAnsi="Liberation Serif" w:cs="Noto Sans CJK SC"/>
+          <w:color w:val="000000"/>
+          <w:kern w:val="2"/>
+          <w:sz w:val="18"/>
+          <w:szCs w:val="18"/>
+          <w:shd w:fill="auto" w:val="clear"/>
+          <w:lang w:val="en-US" w:eastAsia="zh-CN" w:bidi="hi-IN"/>
+        </w:rPr>
+        <w:t>例如：要求导出</w:t>
+      </w:r>
+      <w:r>
+        <w:rPr>
+          <w:rFonts w:eastAsia="Noto Serif CJK SC" w:cs="Noto Sans CJK SC"/>
+          <w:b w:val="false"/>
+          <w:color w:val="000000"/>
+          <w:kern w:val="2"/>
+          <w:sz w:val="20"/>
+          <w:szCs w:val="18"/>
+          <w:shd w:fill="auto" w:val="clear"/>
+          <w:lang w:val="en-US" w:eastAsia="zh-CN" w:bidi="hi-IN"/>
+        </w:rPr>
+        <w:t>GPIO2_D3 = 2 × 32 + 3 × 8 + 3 = 91</w:t>
+      </w:r>
+      <w:r>
+        <w:rPr>
+          <w:rFonts w:ascii="Liberation Serif" w:hAnsi="Liberation Serif" w:cs="Noto Sans CJK SC"/>
+          <w:color w:val="000000"/>
+          <w:kern w:val="2"/>
+          <w:sz w:val="18"/>
+          <w:szCs w:val="18"/>
+          <w:shd w:fill="auto" w:val="clear"/>
+          <w:lang w:val="en-US" w:eastAsia="zh-CN" w:bidi="hi-IN"/>
+        </w:rPr>
+        <w:t>。然后输入指令</w:t>
+      </w:r>
+      <w:r>
+        <w:rPr>
+          <w:rFonts w:eastAsia="Noto Serif CJK SC" w:cs="Noto Sans CJK SC"/>
+          <w:b w:val="false"/>
+          <w:color w:val="000000"/>
+          <w:kern w:val="2"/>
+          <w:sz w:val="20"/>
+          <w:szCs w:val="18"/>
+          <w:shd w:fill="auto" w:val="clear"/>
+          <w:lang w:val="en-US" w:eastAsia="zh-CN" w:bidi="hi-IN"/>
+        </w:rPr>
+        <w:t>echo 91 &gt; /sys/class/gpio/export</w:t>
+      </w:r>
+      <w:r>
+        <w:rPr>
+          <w:rFonts w:ascii="Liberation Serif" w:hAnsi="Liberation Serif" w:cs="Noto Sans CJK SC"/>
+          <w:color w:val="000000"/>
+          <w:kern w:val="2"/>
+          <w:sz w:val="18"/>
+          <w:szCs w:val="18"/>
+          <w:shd w:fill="auto" w:val="clear"/>
+          <w:lang w:val="en-US" w:eastAsia="zh-CN" w:bidi="hi-IN"/>
+        </w:rPr>
+        <w:t>就可以导出引脚</w:t>
+      </w:r>
+    </w:p>
+    <w:p>
+      <w:pPr>
+        <w:pStyle w:val="Normal"/>
+        <w:bidi w:val="0"/>
+        <w:jc w:val="start"/>
+        <w:rPr>
+          <w:rFonts w:ascii="Liberation Serif" w:hAnsi="Liberation Serif" w:eastAsia="Noto Serif CJK SC" w:cs="Noto Sans CJK SC"/>
+          <w:b w:val="false"/>
+          <w:b w:val="false"/>
+          <w:color w:val="auto"/>
+          <w:kern w:val="2"/>
+          <w:sz w:val="20"/>
+          <w:shd w:fill="auto" w:val="clear"/>
+          <w:lang w:val="en-US" w:eastAsia="zh-CN" w:bidi="hi-IN"/>
+        </w:rPr>
+      </w:pPr>
+      <w:r>
+        <w:rPr>
+          <w:rFonts w:eastAsia="Noto Serif CJK SC" w:cs="Noto Sans CJK SC"/>
+          <w:b w:val="false"/>
+          <w:color w:val="000000"/>
+          <w:kern w:val="2"/>
+          <w:sz w:val="20"/>
+          <w:shd w:fill="auto" w:val="clear"/>
+          <w:lang w:val="en-US" w:eastAsia="zh-CN" w:bidi="hi-IN"/>
+        </w:rPr>
+      </w:r>
+    </w:p>
+    <w:p>
+      <w:pPr>
+        <w:pStyle w:val="Normal"/>
+        <w:tabs>
+          <w:tab w:val="clear" w:pos="420"/>
+          <w:tab w:val="left" w:pos="797" w:leader="none"/>
+        </w:tabs>
+        <w:bidi w:val="0"/>
+        <w:jc w:val="start"/>
+        <w:rPr>
+          <w:rFonts w:ascii="Liberation Serif" w:hAnsi="Liberation Serif" w:cs="Noto Sans CJK SC"/>
+          <w:b/>
+          <w:b/>
+          <w:bCs/>
+          <w:color w:val="000000"/>
+          <w:kern w:val="2"/>
+          <w:sz w:val="18"/>
+          <w:szCs w:val="18"/>
+          <w:shd w:fill="auto" w:val="clear"/>
+          <w:lang w:val="en-US" w:eastAsia="zh-CN" w:bidi="hi-IN"/>
+        </w:rPr>
+      </w:pPr>
+      <w:r>
+        <w:rPr>
+          <w:rFonts w:ascii="Liberation Serif" w:hAnsi="Liberation Serif" w:cs="Noto Sans CJK SC"/>
+          <w:b/>
+          <w:bCs/>
+          <w:color w:val="000000"/>
+          <w:kern w:val="2"/>
+          <w:sz w:val="18"/>
+          <w:szCs w:val="18"/>
+          <w:shd w:fill="auto" w:val="clear"/>
+          <w:lang w:val="en-US" w:eastAsia="zh-CN" w:bidi="hi-IN"/>
+        </w:rPr>
+        <w:t xml:space="preserve">引脚属性 </w:t>
+      </w:r>
+    </w:p>
+    <w:p>
+      <w:pPr>
+        <w:pStyle w:val="Normal"/>
+        <w:bidi w:val="0"/>
+        <w:jc w:val="start"/>
+        <w:rPr>
+          <w:rFonts w:ascii="Liberation Serif" w:hAnsi="Liberation Serif" w:cs="Noto Sans CJK SC"/>
+          <w:color w:val="000000"/>
+          <w:kern w:val="2"/>
+          <w:sz w:val="18"/>
+          <w:szCs w:val="18"/>
+          <w:shd w:fill="auto" w:val="clear"/>
+          <w:lang w:val="en-US" w:eastAsia="zh-CN" w:bidi="hi-IN"/>
+        </w:rPr>
+      </w:pPr>
+      <w:r>
+        <w:rPr>
+          <w:rFonts w:ascii="Liberation Serif" w:hAnsi="Liberation Serif" w:cs="Noto Sans CJK SC"/>
+          <w:color w:val="000000"/>
+          <w:kern w:val="2"/>
+          <w:sz w:val="18"/>
+          <w:szCs w:val="18"/>
+          <w:shd w:fill="auto" w:val="clear"/>
+          <w:lang w:val="en-US" w:eastAsia="zh-CN" w:bidi="hi-IN"/>
+        </w:rPr>
+        <w:t>导出引脚后，会产生一个对应的引脚文件，文件里内容如下</w:t>
+      </w:r>
+    </w:p>
+    <w:p>
+      <w:pPr>
+        <w:pStyle w:val="Normal"/>
+        <w:bidi w:val="0"/>
+        <w:jc w:val="start"/>
+        <w:rPr>
+          <w:rFonts w:ascii="Liberation Serif" w:hAnsi="Liberation Serif" w:eastAsia="Noto Serif CJK SC" w:cs="Noto Sans CJK SC"/>
+          <w:b w:val="false"/>
+          <w:b w:val="false"/>
+          <w:color w:val="auto"/>
+          <w:kern w:val="2"/>
+          <w:sz w:val="20"/>
+          <w:shd w:fill="auto" w:val="clear"/>
+          <w:lang w:val="en-US" w:eastAsia="zh-CN" w:bidi="hi-IN"/>
+        </w:rPr>
+      </w:pPr>
+      <w:r>
+        <w:rPr>
+          <w:rFonts w:eastAsia="Noto Serif CJK SC" w:cs="Noto Sans CJK SC"/>
+          <w:b w:val="false"/>
+          <w:color w:val="000000"/>
+          <w:kern w:val="2"/>
+          <w:sz w:val="20"/>
+          <w:shd w:fill="auto" w:val="clear"/>
+          <w:lang w:val="en-US" w:eastAsia="zh-CN" w:bidi="hi-IN"/>
+        </w:rPr>
+        <w:drawing>
+          <wp:anchor behindDoc="0" distT="0" distB="0" distL="0" distR="0" simplePos="0" locked="0" layoutInCell="0" allowOverlap="1" relativeHeight="2">
+            <wp:simplePos x="0" y="0"/>
+            <wp:positionH relativeFrom="column">
+              <wp:posOffset>-83185</wp:posOffset>
+            </wp:positionH>
+            <wp:positionV relativeFrom="paragraph">
+              <wp:posOffset>48895</wp:posOffset>
+            </wp:positionV>
+            <wp:extent cx="4569460" cy="320040"/>
+            <wp:effectExtent l="0" t="0" r="0" b="0"/>
+            <wp:wrapSquare wrapText="largest"/>
+            <wp:docPr id="1" name="图像1" descr="" title=""/>
+            <wp:cNvGraphicFramePr>
+              <a:graphicFrameLocks xmlns:a="http://schemas.openxmlformats.org/drawingml/2006/main" noChangeAspect="1"/>
+            </wp:cNvGraphicFramePr>
+            <a:graphic xmlns:a="http://schemas.openxmlformats.org/drawingml/2006/main">
+              <a:graphicData uri="http://schemas.openxmlformats.org/drawingml/2006/picture">
+                <pic:pic xmlns:pic="http://schemas.openxmlformats.org/drawingml/2006/picture">
+                  <pic:nvPicPr>
+                    <pic:cNvPr id="1" name="图像1" descr="" title=""/>
+                    <pic:cNvPicPr>
+                      <a:picLocks noChangeAspect="1" noChangeArrowheads="1"/>
+                    </pic:cNvPicPr>
+                  </pic:nvPicPr>
+                  <pic:blipFill>
+                    <a:blip r:embed="rId2"/>
+                    <a:stretch>
+                      <a:fillRect/>
+                    </a:stretch>
+                  </pic:blipFill>
+                  <pic:spPr bwMode="auto">
+                    <a:xfrm>
+                      <a:off x="0" y="0"/>
+                      <a:ext cx="4569460" cy="320040"/>
+                    </a:xfrm>
+                    <a:prstGeom prst="rect">
+                      <a:avLst/>
+                    </a:prstGeom>
+                  </pic:spPr>
+                </pic:pic>
+              </a:graphicData>
+            </a:graphic>
+          </wp:anchor>
+        </w:drawing>
+      </w:r>
+    </w:p>
+    <w:p>
+      <w:pPr>
+        <w:pStyle w:val="Normal"/>
+        <w:bidi w:val="0"/>
+        <w:jc w:val="start"/>
+        <w:rPr>
+          <w:rFonts w:ascii="Liberation Serif" w:hAnsi="Liberation Serif" w:eastAsia="Noto Serif CJK SC" w:cs="Noto Sans CJK SC"/>
+          <w:b w:val="false"/>
+          <w:b w:val="false"/>
+          <w:color w:val="auto"/>
+          <w:kern w:val="2"/>
+          <w:sz w:val="20"/>
+          <w:shd w:fill="auto" w:val="clear"/>
+          <w:lang w:val="en-US" w:eastAsia="zh-CN" w:bidi="hi-IN"/>
+        </w:rPr>
+      </w:pPr>
+      <w:r>
+        <w:rPr>
+          <w:rFonts w:eastAsia="Noto Serif CJK SC" w:cs="Noto Sans CJK SC"/>
+          <w:b w:val="false"/>
+          <w:color w:val="000000"/>
+          <w:kern w:val="2"/>
+          <w:sz w:val="20"/>
+          <w:shd w:fill="auto" w:val="clear"/>
+          <w:lang w:val="en-US" w:eastAsia="zh-CN" w:bidi="hi-IN"/>
+        </w:rPr>
+      </w:r>
+    </w:p>
+    <w:p>
+      <w:pPr>
+        <w:pStyle w:val="Normal"/>
+        <w:bidi w:val="0"/>
+        <w:jc w:val="start"/>
+        <w:rPr>
+          <w:rFonts w:ascii="Liberation Serif" w:hAnsi="Liberation Serif" w:eastAsia="Noto Serif CJK SC" w:cs="Noto Sans CJK SC"/>
+          <w:b w:val="false"/>
+          <w:b w:val="false"/>
+          <w:color w:val="auto"/>
+          <w:kern w:val="2"/>
+          <w:sz w:val="20"/>
+          <w:shd w:fill="auto" w:val="clear"/>
+          <w:lang w:val="en-US" w:eastAsia="zh-CN" w:bidi="hi-IN"/>
+        </w:rPr>
+      </w:pPr>
+      <w:r>
+        <w:rPr>
+          <w:rFonts w:eastAsia="Noto Serif CJK SC" w:cs="Noto Sans CJK SC"/>
+          <w:b w:val="false"/>
+          <w:color w:val="000000"/>
+          <w:kern w:val="2"/>
+          <w:sz w:val="20"/>
+          <w:shd w:fill="auto" w:val="clear"/>
+          <w:lang w:val="en-US" w:eastAsia="zh-CN" w:bidi="hi-IN"/>
+        </w:rPr>
+      </w:r>
+    </w:p>
+    <w:p>
+      <w:pPr>
+        <w:pStyle w:val="Normal"/>
+        <w:bidi w:val="0"/>
+        <w:jc w:val="start"/>
+        <w:rPr>
+          <w:rFonts w:ascii="Liberation Serif" w:hAnsi="Liberation Serif" w:eastAsia="Noto Serif CJK SC" w:cs="Noto Sans CJK SC"/>
+          <w:b w:val="false"/>
+          <w:b w:val="false"/>
+          <w:color w:val="auto"/>
+          <w:kern w:val="2"/>
+          <w:sz w:val="20"/>
+          <w:szCs w:val="24"/>
+          <w:shd w:fill="auto" w:val="clear"/>
+          <w:lang w:val="en-US" w:eastAsia="zh-CN" w:bidi="hi-IN"/>
+        </w:rPr>
+      </w:pPr>
+      <w:r>
+        <w:rPr>
+          <w:rFonts w:ascii="Liberation Serif" w:hAnsi="Liberation Serif" w:cs="Noto Sans CJK SC"/>
+          <w:b w:val="false"/>
+          <w:color w:val="000000"/>
+          <w:kern w:val="2"/>
+          <w:sz w:val="20"/>
+          <w:szCs w:val="24"/>
+          <w:shd w:fill="auto" w:val="clear"/>
+          <w:lang w:val="en-US" w:eastAsia="zh-CN" w:bidi="hi-IN"/>
+        </w:rPr>
+        <w:t>其中这四个比较重要</w:t>
+      </w:r>
+      <w:r>
+        <w:rPr>
+          <w:rFonts w:eastAsia="Noto Serif CJK SC" w:cs="Noto Sans CJK SC"/>
+          <w:b w:val="false"/>
+          <w:color w:val="000000"/>
+          <w:kern w:val="2"/>
+          <w:sz w:val="20"/>
+          <w:szCs w:val="24"/>
+          <w:shd w:fill="auto" w:val="clear"/>
+          <w:lang w:val="en-US" w:eastAsia="zh-CN" w:bidi="hi-IN"/>
+        </w:rPr>
+        <w:t>active_low</w:t>
+      </w:r>
+      <w:r>
+        <w:rPr>
+          <w:rFonts w:ascii="Liberation Serif" w:hAnsi="Liberation Serif" w:cs="Noto Sans CJK SC"/>
+          <w:b w:val="false"/>
+          <w:color w:val="000000"/>
+          <w:kern w:val="2"/>
+          <w:sz w:val="20"/>
+          <w:szCs w:val="24"/>
+          <w:shd w:fill="auto" w:val="clear"/>
+          <w:lang w:val="en-US" w:eastAsia="zh-CN" w:bidi="hi-IN"/>
+        </w:rPr>
+        <w:t>，</w:t>
+      </w:r>
+      <w:r>
+        <w:rPr>
+          <w:rFonts w:eastAsia="Noto Serif CJK SC" w:cs="Noto Sans CJK SC"/>
+          <w:b w:val="false"/>
+          <w:color w:val="000000"/>
+          <w:kern w:val="2"/>
+          <w:sz w:val="20"/>
+          <w:szCs w:val="24"/>
+          <w:shd w:fill="auto" w:val="clear"/>
+          <w:lang w:val="en-US" w:eastAsia="zh-CN" w:bidi="hi-IN"/>
+        </w:rPr>
+        <w:t>direction</w:t>
+      </w:r>
+      <w:r>
+        <w:rPr>
+          <w:rFonts w:ascii="Liberation Serif" w:hAnsi="Liberation Serif" w:cs="Noto Sans CJK SC"/>
+          <w:b w:val="false"/>
+          <w:color w:val="000000"/>
+          <w:kern w:val="2"/>
+          <w:sz w:val="20"/>
+          <w:szCs w:val="24"/>
+          <w:shd w:fill="auto" w:val="clear"/>
+          <w:lang w:val="en-US" w:eastAsia="zh-CN" w:bidi="hi-IN"/>
+        </w:rPr>
+        <w:t>，</w:t>
+      </w:r>
+      <w:r>
+        <w:rPr>
+          <w:rFonts w:eastAsia="Noto Serif CJK SC" w:cs="Noto Sans CJK SC"/>
+          <w:b w:val="false"/>
+          <w:color w:val="000000"/>
+          <w:kern w:val="2"/>
+          <w:sz w:val="20"/>
+          <w:szCs w:val="24"/>
+          <w:shd w:fill="auto" w:val="clear"/>
+          <w:lang w:val="en-US" w:eastAsia="zh-CN" w:bidi="hi-IN"/>
+        </w:rPr>
+        <w:t>edge</w:t>
+      </w:r>
+      <w:r>
+        <w:rPr>
+          <w:rFonts w:ascii="Liberation Serif" w:hAnsi="Liberation Serif" w:cs="Noto Sans CJK SC"/>
+          <w:b w:val="false"/>
+          <w:color w:val="000000"/>
+          <w:kern w:val="2"/>
+          <w:sz w:val="20"/>
+          <w:szCs w:val="24"/>
+          <w:shd w:fill="auto" w:val="clear"/>
+          <w:lang w:val="en-US" w:eastAsia="zh-CN" w:bidi="hi-IN"/>
+        </w:rPr>
+        <w:t>，</w:t>
+      </w:r>
+      <w:r>
+        <w:rPr>
+          <w:rFonts w:eastAsia="Noto Serif CJK SC" w:cs="Noto Sans CJK SC"/>
+          <w:b w:val="false"/>
+          <w:color w:val="000000"/>
+          <w:kern w:val="2"/>
+          <w:sz w:val="20"/>
+          <w:szCs w:val="24"/>
+          <w:shd w:fill="auto" w:val="clear"/>
+          <w:lang w:val="en-US" w:eastAsia="zh-CN" w:bidi="hi-IN"/>
+        </w:rPr>
+        <w:t>value</w:t>
+      </w:r>
+    </w:p>
+    <w:p>
+      <w:pPr>
+        <w:pStyle w:val="Normal"/>
+        <w:bidi w:val="0"/>
+        <w:jc w:val="start"/>
+        <w:rPr>
+          <w:rFonts w:ascii="Liberation Serif" w:hAnsi="Liberation Serif" w:eastAsia="Noto Serif CJK SC" w:cs="Noto Sans CJK SC"/>
+          <w:b w:val="false"/>
+          <w:b w:val="false"/>
+          <w:color w:val="auto"/>
+          <w:kern w:val="2"/>
+          <w:sz w:val="20"/>
+          <w:shd w:fill="auto" w:val="clear"/>
+          <w:lang w:val="en-US" w:eastAsia="zh-CN" w:bidi="hi-IN"/>
+        </w:rPr>
+      </w:pPr>
+      <w:r>
+        <w:rPr>
+          <w:rFonts w:eastAsia="Noto Serif CJK SC" w:cs="Noto Sans CJK SC"/>
+          <w:b w:val="false"/>
+          <w:color w:val="000000"/>
+          <w:kern w:val="2"/>
+          <w:sz w:val="20"/>
+          <w:szCs w:val="24"/>
+          <w:shd w:fill="auto" w:val="clear"/>
+          <w:lang w:val="en-US" w:eastAsia="zh-CN" w:bidi="hi-IN"/>
+        </w:rPr>
+        <w:t>active_</w:t>
+      </w:r>
+      <w:r>
+        <w:rPr>
+          <w:rFonts w:eastAsia="Noto Serif CJK SC" w:cs="Noto Sans CJK SC"/>
+          <w:b w:val="false"/>
+          <w:color w:val="000000"/>
+          <w:kern w:val="2"/>
+          <w:sz w:val="20"/>
+          <w:szCs w:val="24"/>
+          <w:shd w:fill="auto" w:val="clear"/>
+          <w:lang w:val="en-US" w:eastAsia="zh-CN" w:bidi="hi-IN"/>
+        </w:rPr>
+        <w:t>low</w:t>
+      </w:r>
+      <w:r>
+        <w:rPr>
+          <w:rFonts w:ascii="Liberation Serif" w:hAnsi="Liberation Serif" w:cs="Noto Sans CJK SC"/>
+          <w:b w:val="false"/>
+          <w:color w:val="000000"/>
+          <w:kern w:val="2"/>
+          <w:sz w:val="20"/>
+          <w:szCs w:val="24"/>
+          <w:shd w:fill="auto" w:val="clear"/>
+          <w:lang w:val="en-US" w:eastAsia="zh-CN" w:bidi="hi-IN"/>
+        </w:rPr>
+        <w:t>：控制极性，即是否反转电平</w:t>
+      </w:r>
+      <w:r>
+        <w:rPr>
+          <w:rFonts w:eastAsia="Noto Serif CJK SC" w:cs="Noto Sans CJK SC"/>
+          <w:b w:val="false"/>
+          <w:color w:val="000000"/>
+          <w:kern w:val="2"/>
+          <w:sz w:val="20"/>
+          <w:szCs w:val="24"/>
+          <w:shd w:fill="auto" w:val="clear"/>
+          <w:lang w:val="en-US" w:eastAsia="zh-CN" w:bidi="hi-IN"/>
+        </w:rPr>
+        <w:tab/>
+        <w:t xml:space="preserve"> </w:t>
+      </w:r>
+    </w:p>
+    <w:p>
+      <w:pPr>
+        <w:pStyle w:val="Normal"/>
+        <w:bidi w:val="0"/>
+        <w:jc w:val="start"/>
+        <w:rPr>
+          <w:rFonts w:ascii="Liberation Serif" w:hAnsi="Liberation Serif" w:eastAsia="Noto Serif CJK SC" w:cs="Noto Sans CJK SC"/>
+          <w:b w:val="false"/>
+          <w:b w:val="false"/>
+          <w:color w:val="auto"/>
+          <w:kern w:val="2"/>
+          <w:sz w:val="20"/>
+          <w:szCs w:val="24"/>
+          <w:shd w:fill="auto" w:val="clear"/>
+          <w:lang w:val="en-US" w:eastAsia="zh-CN" w:bidi="hi-IN"/>
+        </w:rPr>
+      </w:pPr>
+      <w:r>
+        <w:rPr>
+          <w:rFonts w:eastAsia="Noto Serif CJK SC" w:cs="Noto Sans CJK SC"/>
+          <w:b w:val="false"/>
+          <w:color w:val="000000"/>
+          <w:kern w:val="2"/>
+          <w:sz w:val="20"/>
+          <w:szCs w:val="24"/>
+          <w:shd w:fill="auto" w:val="clear"/>
+          <w:lang w:val="en-US" w:eastAsia="zh-CN" w:bidi="hi-IN"/>
+        </w:rPr>
+        <w:t>direction</w:t>
+      </w:r>
+      <w:r>
+        <w:rPr>
+          <w:rFonts w:ascii="Liberation Serif" w:hAnsi="Liberation Serif" w:cs="Noto Sans CJK SC"/>
+          <w:b w:val="false"/>
+          <w:color w:val="000000"/>
+          <w:kern w:val="2"/>
+          <w:sz w:val="20"/>
+          <w:szCs w:val="24"/>
+          <w:shd w:fill="auto" w:val="clear"/>
+          <w:lang w:val="en-US" w:eastAsia="zh-CN" w:bidi="hi-IN"/>
+        </w:rPr>
+        <w:t>：配置引脚输入</w:t>
+      </w:r>
+      <w:r>
+        <w:rPr>
+          <w:rFonts w:eastAsia="Noto Serif CJK SC" w:cs="Noto Sans CJK SC"/>
+          <w:b w:val="false"/>
+          <w:color w:val="000000"/>
+          <w:kern w:val="2"/>
+          <w:sz w:val="20"/>
+          <w:szCs w:val="24"/>
+          <w:shd w:fill="auto" w:val="clear"/>
+          <w:lang w:val="en-US" w:eastAsia="zh-CN" w:bidi="hi-IN"/>
+        </w:rPr>
+        <w:t>/</w:t>
+      </w:r>
+      <w:r>
+        <w:rPr>
+          <w:rFonts w:ascii="Liberation Serif" w:hAnsi="Liberation Serif" w:cs="Noto Sans CJK SC"/>
+          <w:b w:val="false"/>
+          <w:color w:val="000000"/>
+          <w:kern w:val="2"/>
+          <w:sz w:val="20"/>
+          <w:szCs w:val="24"/>
+          <w:shd w:fill="auto" w:val="clear"/>
+          <w:lang w:val="en-US" w:eastAsia="zh-CN" w:bidi="hi-IN"/>
+        </w:rPr>
+        <w:t>输出模式</w:t>
+      </w:r>
+    </w:p>
+    <w:p>
+      <w:pPr>
+        <w:pStyle w:val="Normal"/>
+        <w:bidi w:val="0"/>
+        <w:jc w:val="start"/>
+        <w:rPr>
+          <w:rFonts w:ascii="Liberation Serif" w:hAnsi="Liberation Serif" w:eastAsia="Noto Serif CJK SC" w:cs="Noto Sans CJK SC"/>
+          <w:b w:val="false"/>
+          <w:b w:val="false"/>
+          <w:color w:val="auto"/>
+          <w:kern w:val="2"/>
+          <w:sz w:val="20"/>
+          <w:szCs w:val="24"/>
+          <w:shd w:fill="auto" w:val="clear"/>
+          <w:lang w:val="en-US" w:eastAsia="zh-CN" w:bidi="hi-IN"/>
+        </w:rPr>
+      </w:pPr>
+      <w:r>
+        <w:rPr>
+          <w:rFonts w:eastAsia="Noto Serif CJK SC" w:cs="Noto Sans CJK SC"/>
+          <w:b w:val="false"/>
+          <w:color w:val="000000"/>
+          <w:kern w:val="2"/>
+          <w:sz w:val="20"/>
+          <w:szCs w:val="24"/>
+          <w:shd w:fill="auto" w:val="clear"/>
+          <w:lang w:val="en-US" w:eastAsia="zh-CN" w:bidi="hi-IN"/>
+        </w:rPr>
+        <w:t>edge</w:t>
+      </w:r>
+      <w:r>
+        <w:rPr>
+          <w:rFonts w:ascii="Liberation Serif" w:hAnsi="Liberation Serif" w:cs="Noto Sans CJK SC"/>
+          <w:b w:val="false"/>
+          <w:color w:val="000000"/>
+          <w:kern w:val="2"/>
+          <w:sz w:val="20"/>
+          <w:szCs w:val="24"/>
+          <w:shd w:fill="auto" w:val="clear"/>
+          <w:lang w:val="en-US" w:eastAsia="zh-CN" w:bidi="hi-IN"/>
+        </w:rPr>
+        <w:t>：中断触发方式，包括：</w:t>
+      </w:r>
+      <w:r>
+        <w:rPr>
+          <w:rFonts w:eastAsia="Noto Serif CJK SC" w:cs="Noto Sans CJK SC"/>
+          <w:b w:val="false"/>
+          <w:color w:val="000000"/>
+          <w:kern w:val="2"/>
+          <w:sz w:val="20"/>
+          <w:szCs w:val="24"/>
+          <w:shd w:fill="auto" w:val="clear"/>
+          <w:lang w:val="en-US" w:eastAsia="zh-CN" w:bidi="hi-IN"/>
+        </w:rPr>
+        <w:t>none</w:t>
+      </w:r>
+      <w:r>
+        <w:rPr>
+          <w:rFonts w:ascii="Liberation Serif" w:hAnsi="Liberation Serif" w:cs="Noto Sans CJK SC"/>
+          <w:b w:val="false"/>
+          <w:color w:val="000000"/>
+          <w:kern w:val="2"/>
+          <w:sz w:val="20"/>
+          <w:szCs w:val="24"/>
+          <w:shd w:fill="auto" w:val="clear"/>
+          <w:lang w:val="en-US" w:eastAsia="zh-CN" w:bidi="hi-IN"/>
+        </w:rPr>
+        <w:t>，</w:t>
+      </w:r>
+      <w:r>
+        <w:rPr>
+          <w:rFonts w:eastAsia="Noto Serif CJK SC" w:cs="Noto Sans CJK SC"/>
+          <w:b w:val="false"/>
+          <w:color w:val="000000"/>
+          <w:kern w:val="2"/>
+          <w:sz w:val="20"/>
+          <w:szCs w:val="24"/>
+          <w:shd w:fill="auto" w:val="clear"/>
+          <w:lang w:val="en-US" w:eastAsia="zh-CN" w:bidi="hi-IN"/>
+        </w:rPr>
+        <w:t>rising</w:t>
+      </w:r>
+      <w:r>
+        <w:rPr>
+          <w:rFonts w:ascii="Liberation Serif" w:hAnsi="Liberation Serif" w:cs="Noto Sans CJK SC"/>
+          <w:b w:val="false"/>
+          <w:color w:val="000000"/>
+          <w:kern w:val="2"/>
+          <w:sz w:val="20"/>
+          <w:szCs w:val="24"/>
+          <w:shd w:fill="auto" w:val="clear"/>
+          <w:lang w:val="en-US" w:eastAsia="zh-CN" w:bidi="hi-IN"/>
+        </w:rPr>
+        <w:t>，</w:t>
+      </w:r>
+      <w:r>
+        <w:rPr>
+          <w:rFonts w:eastAsia="Noto Serif CJK SC" w:cs="Noto Sans CJK SC"/>
+          <w:b w:val="false"/>
+          <w:color w:val="000000"/>
+          <w:kern w:val="2"/>
+          <w:sz w:val="20"/>
+          <w:szCs w:val="24"/>
+          <w:shd w:fill="auto" w:val="clear"/>
+          <w:lang w:val="en-US" w:eastAsia="zh-CN" w:bidi="hi-IN"/>
+        </w:rPr>
+        <w:t>falling</w:t>
+      </w:r>
+      <w:r>
+        <w:rPr>
+          <w:rFonts w:ascii="Liberation Serif" w:hAnsi="Liberation Serif" w:cs="Noto Sans CJK SC"/>
+          <w:b w:val="false"/>
+          <w:color w:val="000000"/>
+          <w:kern w:val="2"/>
+          <w:sz w:val="20"/>
+          <w:szCs w:val="24"/>
+          <w:shd w:fill="auto" w:val="clear"/>
+          <w:lang w:val="en-US" w:eastAsia="zh-CN" w:bidi="hi-IN"/>
+        </w:rPr>
+        <w:t>，</w:t>
+      </w:r>
+      <w:r>
+        <w:rPr>
+          <w:rFonts w:eastAsia="Noto Serif CJK SC" w:cs="Noto Sans CJK SC"/>
+          <w:b w:val="false"/>
+          <w:color w:val="000000"/>
+          <w:kern w:val="2"/>
+          <w:sz w:val="20"/>
+          <w:szCs w:val="24"/>
+          <w:shd w:fill="auto" w:val="clear"/>
+          <w:lang w:val="en-US" w:eastAsia="zh-CN" w:bidi="hi-IN"/>
+        </w:rPr>
+        <w:t>both</w:t>
+      </w:r>
+      <w:r>
+        <w:rPr>
+          <w:rFonts w:ascii="Liberation Serif" w:hAnsi="Liberation Serif" w:cs="Noto Sans CJK SC"/>
+          <w:b w:val="false"/>
+          <w:color w:val="000000"/>
+          <w:kern w:val="2"/>
+          <w:sz w:val="20"/>
+          <w:szCs w:val="24"/>
+          <w:shd w:fill="auto" w:val="clear"/>
+          <w:lang w:val="en-US" w:eastAsia="zh-CN" w:bidi="hi-IN"/>
+        </w:rPr>
+        <w:t>（仅在输入模式下才能修改）</w:t>
+      </w:r>
+    </w:p>
+    <w:p>
+      <w:pPr>
+        <w:pStyle w:val="Normal"/>
+        <w:bidi w:val="0"/>
+        <w:jc w:val="start"/>
+        <w:rPr>
+          <w:rFonts w:ascii="Liberation Serif" w:hAnsi="Liberation Serif" w:eastAsia="Noto Serif CJK SC" w:cs="Noto Sans CJK SC"/>
+          <w:b w:val="false"/>
+          <w:b w:val="false"/>
+          <w:color w:val="auto"/>
+          <w:kern w:val="2"/>
+          <w:sz w:val="20"/>
+          <w:szCs w:val="24"/>
+          <w:shd w:fill="auto" w:val="clear"/>
+          <w:lang w:val="en-US" w:eastAsia="zh-CN" w:bidi="hi-IN"/>
+        </w:rPr>
+      </w:pPr>
+      <w:r>
+        <w:rPr>
+          <w:rFonts w:eastAsia="Noto Serif CJK SC" w:cs="Noto Sans CJK SC"/>
+          <w:b w:val="false"/>
+          <w:color w:val="000000"/>
+          <w:kern w:val="2"/>
+          <w:sz w:val="20"/>
+          <w:szCs w:val="24"/>
+          <w:shd w:fill="auto" w:val="clear"/>
+          <w:lang w:val="en-US" w:eastAsia="zh-CN" w:bidi="hi-IN"/>
+        </w:rPr>
+        <w:t>value</w:t>
+      </w:r>
+      <w:r>
+        <w:rPr>
+          <w:rFonts w:ascii="Liberation Serif" w:hAnsi="Liberation Serif" w:cs="Noto Sans CJK SC"/>
+          <w:b w:val="false"/>
+          <w:color w:val="000000"/>
+          <w:kern w:val="2"/>
+          <w:sz w:val="20"/>
+          <w:szCs w:val="24"/>
+          <w:shd w:fill="auto" w:val="clear"/>
+          <w:lang w:val="en-US" w:eastAsia="zh-CN" w:bidi="hi-IN"/>
+        </w:rPr>
+        <w:t>：读取</w:t>
+      </w:r>
+      <w:r>
+        <w:rPr>
+          <w:rFonts w:eastAsia="Noto Serif CJK SC" w:cs="Noto Sans CJK SC"/>
+          <w:b w:val="false"/>
+          <w:color w:val="000000"/>
+          <w:kern w:val="2"/>
+          <w:sz w:val="20"/>
+          <w:szCs w:val="24"/>
+          <w:shd w:fill="auto" w:val="clear"/>
+          <w:lang w:val="en-US" w:eastAsia="zh-CN" w:bidi="hi-IN"/>
+        </w:rPr>
+        <w:t>/</w:t>
+      </w:r>
+      <w:r>
+        <w:rPr>
+          <w:rFonts w:ascii="Liberation Serif" w:hAnsi="Liberation Serif" w:cs="Noto Sans CJK SC"/>
+          <w:b w:val="false"/>
+          <w:color w:val="000000"/>
+          <w:kern w:val="2"/>
+          <w:sz w:val="20"/>
+          <w:szCs w:val="24"/>
+          <w:shd w:fill="auto" w:val="clear"/>
+          <w:lang w:val="en-US" w:eastAsia="zh-CN" w:bidi="hi-IN"/>
+        </w:rPr>
+        <w:t>写入的电平</w:t>
+      </w:r>
+    </w:p>
+    <w:p>
+      <w:pPr>
+        <w:pStyle w:val="Normal"/>
+        <w:bidi w:val="0"/>
+        <w:jc w:val="start"/>
+        <w:rPr>
+          <w:rFonts w:ascii="Liberation Serif" w:hAnsi="Liberation Serif" w:eastAsia="Noto Serif CJK SC" w:cs="Noto Sans CJK SC"/>
+          <w:b w:val="false"/>
+          <w:b w:val="false"/>
+          <w:color w:val="auto"/>
+          <w:kern w:val="2"/>
+          <w:sz w:val="20"/>
+          <w:shd w:fill="auto" w:val="clear"/>
+          <w:lang w:val="en-US" w:eastAsia="zh-CN" w:bidi="hi-IN"/>
+        </w:rPr>
+      </w:pPr>
+      <w:r>
+        <w:rPr>
+          <w:rFonts w:eastAsia="Noto Serif CJK SC" w:cs="Noto Sans CJK SC"/>
+          <w:b w:val="false"/>
+          <w:color w:val="000000"/>
+          <w:kern w:val="2"/>
+          <w:sz w:val="20"/>
+          <w:shd w:fill="auto" w:val="clear"/>
+          <w:lang w:val="en-US" w:eastAsia="zh-CN" w:bidi="hi-IN"/>
+        </w:rPr>
+      </w:r>
+    </w:p>
+    <w:p>
+      <w:pPr>
+        <w:pStyle w:val="Normal"/>
+        <w:bidi w:val="0"/>
+        <w:jc w:val="start"/>
+        <w:rPr>
+          <w:rFonts w:ascii="Liberation Serif" w:hAnsi="Liberation Serif" w:eastAsia="Noto Serif CJK SC" w:cs="Noto Sans CJK SC"/>
+          <w:b w:val="false"/>
+          <w:b w:val="false"/>
+          <w:color w:val="auto"/>
+          <w:kern w:val="2"/>
+          <w:sz w:val="20"/>
+          <w:shd w:fill="auto" w:val="clear"/>
+          <w:lang w:val="en-US" w:eastAsia="zh-CN" w:bidi="hi-IN"/>
+        </w:rPr>
+      </w:pPr>
+      <w:r>
+        <w:rPr>
+          <w:rFonts w:eastAsia="Noto Serif CJK SC" w:cs="Noto Sans CJK SC"/>
+          <w:b w:val="false"/>
+          <w:color w:val="000000"/>
+          <w:kern w:val="2"/>
+          <w:sz w:val="20"/>
+          <w:szCs w:val="24"/>
+          <w:shd w:fill="auto" w:val="clear"/>
+          <w:lang w:val="en-US" w:eastAsia="zh-CN" w:bidi="hi-IN"/>
+        </w:rPr>
+        <w:t>gpio</w:t>
+      </w:r>
+      <w:r>
+        <w:rPr>
+          <w:rFonts w:ascii="Liberation Serif" w:hAnsi="Liberation Serif" w:cs="Noto Sans CJK SC"/>
+          <w:b w:val="false"/>
+          <w:color w:val="000000"/>
+          <w:kern w:val="2"/>
+          <w:sz w:val="20"/>
+          <w:szCs w:val="24"/>
+          <w:shd w:fill="auto" w:val="clear"/>
+          <w:lang w:val="en-US" w:eastAsia="zh-CN" w:bidi="hi-IN"/>
+        </w:rPr>
+        <w:t>输出：先</w:t>
+      </w:r>
+      <w:r>
+        <w:rPr>
+          <w:rFonts w:eastAsia="Noto Serif CJK SC" w:cs="Noto Sans CJK SC"/>
+          <w:b w:val="false"/>
+          <w:color w:val="000000"/>
+          <w:kern w:val="2"/>
+          <w:sz w:val="20"/>
+          <w:szCs w:val="24"/>
+          <w:shd w:fill="auto" w:val="clear"/>
+          <w:lang w:val="en-US" w:eastAsia="zh-CN" w:bidi="hi-IN"/>
+        </w:rPr>
+        <w:t>fd = open("/sys/class/gpio/gpio15/value", O_WRONLY);</w:t>
+      </w:r>
+      <w:r>
+        <w:rPr>
+          <w:rFonts w:ascii="Liberation Serif" w:hAnsi="Liberation Serif" w:cs="Noto Sans CJK SC"/>
+          <w:b w:val="false"/>
+          <w:color w:val="000000"/>
+          <w:kern w:val="2"/>
+          <w:sz w:val="20"/>
+          <w:szCs w:val="24"/>
+          <w:shd w:fill="auto" w:val="clear"/>
+          <w:lang w:val="en-US" w:eastAsia="zh-CN" w:bidi="hi-IN"/>
+        </w:rPr>
+        <w:t>然后</w:t>
+      </w:r>
+      <w:r>
+        <w:rPr>
+          <w:rFonts w:eastAsia="Noto Serif CJK SC" w:cs="Noto Sans CJK SC" w:ascii="JetBrains Mono;Droid Sans Mono;monospace;monospace" w:hAnsi="JetBrains Mono;Droid Sans Mono;monospace;monospace"/>
+          <w:b w:val="false"/>
+          <w:color w:val="000000"/>
+          <w:kern w:val="2"/>
+          <w:sz w:val="18"/>
+          <w:szCs w:val="18"/>
+          <w:shd w:fill="auto" w:val="clear"/>
+          <w:lang w:val="en-US" w:eastAsia="zh-CN" w:bidi="hi-IN"/>
+        </w:rPr>
+        <w:t>write(fd, "1", 1);</w:t>
+      </w:r>
+      <w:r>
+        <w:rPr>
+          <w:rFonts w:ascii="JetBrains Mono;Droid Sans Mono;monospace;monospace" w:hAnsi="JetBrains Mono;Droid Sans Mono;monospace;monospace" w:cs="Noto Sans CJK SC"/>
+          <w:b w:val="false"/>
+          <w:color w:val="000000"/>
+          <w:kern w:val="2"/>
+          <w:sz w:val="18"/>
+          <w:szCs w:val="18"/>
+          <w:shd w:fill="auto" w:val="clear"/>
+          <w:lang w:val="en-US" w:eastAsia="zh-CN" w:bidi="hi-IN"/>
+        </w:rPr>
+        <w:t>或者</w:t>
+      </w:r>
+      <w:r>
+        <w:rPr>
+          <w:rFonts w:eastAsia="Noto Serif CJK SC" w:cs="Noto Sans CJK SC" w:ascii="JetBrains Mono;Droid Sans Mono;monospace;monospace" w:hAnsi="JetBrains Mono;Droid Sans Mono;monospace;monospace"/>
+          <w:b w:val="false"/>
+          <w:color w:val="000000"/>
+          <w:kern w:val="2"/>
+          <w:sz w:val="18"/>
+          <w:szCs w:val="18"/>
+          <w:shd w:fill="auto" w:val="clear"/>
+          <w:lang w:val="en-US" w:eastAsia="zh-CN" w:bidi="hi-IN"/>
+        </w:rPr>
+        <w:t>write(fd, "</w:t>
+      </w:r>
+      <w:r>
+        <w:rPr>
+          <w:rFonts w:eastAsia="Noto Serif CJK SC" w:cs="Noto Sans CJK SC" w:ascii="JetBrains Mono;Droid Sans Mono;monospace;monospace" w:hAnsi="JetBrains Mono;Droid Sans Mono;monospace;monospace"/>
+          <w:b w:val="false"/>
+          <w:color w:val="000000"/>
+          <w:kern w:val="2"/>
+          <w:sz w:val="18"/>
+          <w:szCs w:val="18"/>
+          <w:shd w:fill="auto" w:val="clear"/>
+          <w:lang w:val="en-US" w:eastAsia="zh-CN" w:bidi="hi-IN"/>
+        </w:rPr>
+        <w:t>0</w:t>
+      </w:r>
+      <w:r>
+        <w:rPr>
+          <w:rFonts w:eastAsia="Noto Serif CJK SC" w:cs="Noto Sans CJK SC" w:ascii="JetBrains Mono;Droid Sans Mono;monospace;monospace" w:hAnsi="JetBrains Mono;Droid Sans Mono;monospace;monospace"/>
+          <w:b w:val="false"/>
+          <w:color w:val="000000"/>
+          <w:kern w:val="2"/>
+          <w:sz w:val="18"/>
+          <w:szCs w:val="18"/>
+          <w:shd w:fill="auto" w:val="clear"/>
+          <w:lang w:val="en-US" w:eastAsia="zh-CN" w:bidi="hi-IN"/>
+        </w:rPr>
+        <w:t>", 1);</w:t>
+      </w:r>
+      <w:r>
+        <w:rPr>
+          <w:rFonts w:ascii="JetBrains Mono;Droid Sans Mono;monospace;monospace" w:hAnsi="JetBrains Mono;Droid Sans Mono;monospace;monospace" w:cs="Noto Sans CJK SC"/>
+          <w:b w:val="false"/>
+          <w:color w:val="000000"/>
+          <w:kern w:val="2"/>
+          <w:sz w:val="18"/>
+          <w:szCs w:val="18"/>
+          <w:shd w:fill="auto" w:val="clear"/>
+          <w:lang w:val="en-US" w:eastAsia="zh-CN" w:bidi="hi-IN"/>
+        </w:rPr>
+        <w:t>来控制引脚输出电平</w:t>
+      </w:r>
+    </w:p>
+    <w:p>
+      <w:pPr>
+        <w:pStyle w:val="Normal"/>
+        <w:bidi w:val="0"/>
+        <w:jc w:val="start"/>
+        <w:rPr>
+          <w:rFonts w:ascii="Liberation Serif" w:hAnsi="Liberation Serif" w:eastAsia="Noto Serif CJK SC" w:cs="Noto Sans CJK SC"/>
+          <w:b w:val="false"/>
+          <w:b w:val="false"/>
+          <w:color w:val="auto"/>
+          <w:kern w:val="2"/>
+          <w:sz w:val="20"/>
+          <w:shd w:fill="auto" w:val="clear"/>
+          <w:lang w:val="en-US" w:eastAsia="zh-CN" w:bidi="hi-IN"/>
+        </w:rPr>
+      </w:pPr>
+      <w:r>
+        <w:rPr>
+          <w:rFonts w:eastAsia="Noto Serif CJK SC" w:cs="Noto Sans CJK SC"/>
+          <w:b w:val="false"/>
+          <w:color w:val="000000"/>
+          <w:kern w:val="2"/>
+          <w:sz w:val="20"/>
+          <w:szCs w:val="24"/>
+          <w:shd w:fill="auto" w:val="clear"/>
+          <w:lang w:val="en-US" w:eastAsia="zh-CN" w:bidi="hi-IN"/>
+        </w:rPr>
+        <w:t>gpio</w:t>
+      </w:r>
+      <w:r>
+        <w:rPr>
+          <w:rFonts w:ascii="Liberation Serif" w:hAnsi="Liberation Serif" w:cs="Noto Sans CJK SC"/>
+          <w:b w:val="false"/>
+          <w:color w:val="000000"/>
+          <w:kern w:val="2"/>
+          <w:sz w:val="20"/>
+          <w:szCs w:val="24"/>
+          <w:shd w:fill="auto" w:val="clear"/>
+          <w:lang w:val="en-US" w:eastAsia="zh-CN" w:bidi="hi-IN"/>
+        </w:rPr>
+        <w:t>输入</w:t>
+      </w:r>
+      <w:r>
+        <w:rPr>
+          <w:rFonts w:ascii="Liberation Serif" w:hAnsi="Liberation Serif" w:cs="Noto Sans CJK SC"/>
+          <w:b w:val="false"/>
+          <w:color w:val="000000"/>
+          <w:kern w:val="2"/>
+          <w:sz w:val="20"/>
+          <w:szCs w:val="24"/>
+          <w:shd w:fill="auto" w:val="clear"/>
+          <w:lang w:val="en-US" w:eastAsia="zh-CN" w:bidi="hi-IN"/>
+        </w:rPr>
+        <w:t>：同样打开</w:t>
+      </w:r>
+      <w:r>
+        <w:rPr>
+          <w:rFonts w:eastAsia="Noto Serif CJK SC" w:cs="Noto Sans CJK SC"/>
+          <w:b w:val="false"/>
+          <w:color w:val="000000"/>
+          <w:kern w:val="2"/>
+          <w:sz w:val="20"/>
+          <w:szCs w:val="24"/>
+          <w:shd w:fill="auto" w:val="clear"/>
+          <w:lang w:val="en-US" w:eastAsia="zh-CN" w:bidi="hi-IN"/>
+        </w:rPr>
+        <w:t>value</w:t>
+      </w:r>
+      <w:r>
+        <w:rPr>
+          <w:rFonts w:ascii="Liberation Serif" w:hAnsi="Liberation Serif" w:cs="Noto Sans CJK SC"/>
+          <w:b w:val="false"/>
+          <w:color w:val="000000"/>
+          <w:kern w:val="2"/>
+          <w:sz w:val="20"/>
+          <w:szCs w:val="24"/>
+          <w:shd w:fill="auto" w:val="clear"/>
+          <w:lang w:val="en-US" w:eastAsia="zh-CN" w:bidi="hi-IN"/>
+        </w:rPr>
+        <w:t>文件，然后</w:t>
+      </w:r>
+      <w:r>
+        <w:rPr>
+          <w:rFonts w:eastAsia="Noto Serif CJK SC" w:cs="Noto Sans CJK SC"/>
+          <w:b w:val="false"/>
+          <w:color w:val="000000"/>
+          <w:kern w:val="2"/>
+          <w:sz w:val="20"/>
+          <w:szCs w:val="24"/>
+          <w:shd w:fill="auto" w:val="clear"/>
+          <w:lang w:val="en-US" w:eastAsia="zh-CN" w:bidi="hi-IN"/>
+        </w:rPr>
+        <w:t xml:space="preserve">char buf[2]; </w:t>
+      </w:r>
+      <w:r>
+        <w:rPr>
+          <w:rFonts w:eastAsia="Noto Serif CJK SC" w:cs="Noto Sans CJK SC" w:ascii="JetBrains Mono;Droid Sans Mono;monospace;monospace" w:hAnsi="JetBrains Mono;Droid Sans Mono;monospace;monospace"/>
+          <w:b w:val="false"/>
+          <w:color w:val="000000"/>
+          <w:kern w:val="2"/>
+          <w:sz w:val="18"/>
+          <w:szCs w:val="18"/>
+          <w:shd w:fill="auto" w:val="clear"/>
+          <w:lang w:val="en-US" w:eastAsia="zh-CN" w:bidi="hi-IN"/>
+        </w:rPr>
+        <w:t>read(fd, buf, 2);</w:t>
+      </w:r>
+      <w:r>
+        <w:rPr>
+          <w:rFonts w:ascii="JetBrains Mono;Droid Sans Mono;monospace;monospace" w:hAnsi="JetBrains Mono;Droid Sans Mono;monospace;monospace" w:cs="Noto Sans CJK SC"/>
+          <w:b w:val="false"/>
+          <w:color w:val="000000"/>
+          <w:kern w:val="2"/>
+          <w:sz w:val="18"/>
+          <w:szCs w:val="18"/>
+          <w:shd w:fill="auto" w:val="clear"/>
+          <w:lang w:val="en-US" w:eastAsia="zh-CN" w:bidi="hi-IN"/>
+        </w:rPr>
+        <w:t>，其中</w:t>
+      </w:r>
+      <w:r>
+        <w:rPr>
+          <w:rFonts w:eastAsia="Noto Serif CJK SC" w:cs="Noto Sans CJK SC" w:ascii="JetBrains Mono;Droid Sans Mono;monospace;monospace" w:hAnsi="JetBrains Mono;Droid Sans Mono;monospace;monospace"/>
+          <w:b w:val="false"/>
+          <w:color w:val="000000"/>
+          <w:kern w:val="2"/>
+          <w:sz w:val="18"/>
+          <w:szCs w:val="18"/>
+          <w:shd w:fill="auto" w:val="clear"/>
+          <w:lang w:val="en-US" w:eastAsia="zh-CN" w:bidi="hi-IN"/>
+        </w:rPr>
+        <w:t>buf</w:t>
+      </w:r>
+      <w:r>
+        <w:rPr>
+          <w:rFonts w:ascii="JetBrains Mono;Droid Sans Mono;monospace;monospace" w:hAnsi="JetBrains Mono;Droid Sans Mono;monospace;monospace" w:cs="Noto Sans CJK SC"/>
+          <w:b w:val="false"/>
+          <w:color w:val="000000"/>
+          <w:kern w:val="2"/>
+          <w:sz w:val="18"/>
+          <w:szCs w:val="18"/>
+          <w:shd w:fill="auto" w:val="clear"/>
+          <w:lang w:val="en-US" w:eastAsia="zh-CN" w:bidi="hi-IN"/>
+        </w:rPr>
+        <w:t>保存了当前引脚电平高低（</w:t>
+      </w:r>
+      <w:r>
+        <w:rPr>
+          <w:rFonts w:eastAsia="Noto Serif CJK SC" w:cs="Noto Sans CJK SC" w:ascii="JetBrains Mono;Droid Sans Mono;monospace;monospace" w:hAnsi="JetBrains Mono;Droid Sans Mono;monospace;monospace"/>
+          <w:b w:val="false"/>
+          <w:color w:val="000000"/>
+          <w:kern w:val="2"/>
+          <w:sz w:val="18"/>
+          <w:szCs w:val="18"/>
+          <w:shd w:fill="auto" w:val="clear"/>
+          <w:lang w:val="en-US" w:eastAsia="zh-CN" w:bidi="hi-IN"/>
+        </w:rPr>
+        <w:t>0</w:t>
+      </w:r>
+      <w:r>
+        <w:rPr>
+          <w:rFonts w:ascii="JetBrains Mono;Droid Sans Mono;monospace;monospace" w:hAnsi="JetBrains Mono;Droid Sans Mono;monospace;monospace" w:cs="Noto Sans CJK SC"/>
+          <w:b w:val="false"/>
+          <w:color w:val="000000"/>
+          <w:kern w:val="2"/>
+          <w:sz w:val="18"/>
+          <w:szCs w:val="18"/>
+          <w:shd w:fill="auto" w:val="clear"/>
+          <w:lang w:val="en-US" w:eastAsia="zh-CN" w:bidi="hi-IN"/>
+        </w:rPr>
+        <w:t>或</w:t>
+      </w:r>
+      <w:r>
+        <w:rPr>
+          <w:rFonts w:eastAsia="Noto Serif CJK SC" w:cs="Noto Sans CJK SC" w:ascii="JetBrains Mono;Droid Sans Mono;monospace;monospace" w:hAnsi="JetBrains Mono;Droid Sans Mono;monospace;monospace"/>
+          <w:b w:val="false"/>
+          <w:color w:val="000000"/>
+          <w:kern w:val="2"/>
+          <w:sz w:val="18"/>
+          <w:szCs w:val="18"/>
+          <w:shd w:fill="auto" w:val="clear"/>
+          <w:lang w:val="en-US" w:eastAsia="zh-CN" w:bidi="hi-IN"/>
+        </w:rPr>
+        <w:t>1</w:t>
+      </w:r>
+      <w:r>
+        <w:rPr>
+          <w:rFonts w:ascii="JetBrains Mono;Droid Sans Mono;monospace;monospace" w:hAnsi="JetBrains Mono;Droid Sans Mono;monospace;monospace" w:cs="Noto Sans CJK SC"/>
+          <w:b w:val="false"/>
+          <w:color w:val="000000"/>
+          <w:kern w:val="2"/>
+          <w:sz w:val="18"/>
+          <w:szCs w:val="18"/>
+          <w:shd w:fill="auto" w:val="clear"/>
+          <w:lang w:val="en-US" w:eastAsia="zh-CN" w:bidi="hi-IN"/>
+        </w:rPr>
+        <w:t>）</w:t>
+      </w:r>
+    </w:p>
+    <w:p>
+      <w:pPr>
+        <w:pStyle w:val="Normal"/>
+        <w:bidi w:val="0"/>
+        <w:jc w:val="start"/>
+        <w:rPr>
+          <w:rFonts w:ascii="Liberation Serif" w:hAnsi="Liberation Serif" w:eastAsia="Noto Serif CJK SC" w:cs="Noto Sans CJK SC"/>
+          <w:b w:val="false"/>
+          <w:b w:val="false"/>
+          <w:color w:val="auto"/>
+          <w:kern w:val="2"/>
+          <w:sz w:val="20"/>
+          <w:shd w:fill="auto" w:val="clear"/>
+          <w:lang w:val="en-US" w:eastAsia="zh-CN" w:bidi="hi-IN"/>
+        </w:rPr>
+      </w:pPr>
+      <w:r>
+        <w:rPr>
+          <w:rFonts w:eastAsia="Noto Serif CJK SC" w:cs="Noto Sans CJK SC"/>
+          <w:b w:val="false"/>
+          <w:color w:val="000000"/>
+          <w:kern w:val="2"/>
+          <w:sz w:val="20"/>
+          <w:shd w:fill="auto" w:val="clear"/>
+          <w:lang w:val="en-US" w:eastAsia="zh-CN" w:bidi="hi-IN"/>
+        </w:rPr>
+      </w:r>
+    </w:p>
+    <w:p>
+      <w:pPr>
+        <w:pStyle w:val="Normal"/>
+        <w:bidi w:val="0"/>
+        <w:jc w:val="start"/>
+        <w:rPr>
+          <w:rFonts w:ascii="Liberation Serif" w:hAnsi="Liberation Serif" w:eastAsia="Noto Serif CJK SC" w:cs="Noto Sans CJK SC"/>
+          <w:b/>
+          <w:b/>
+          <w:bCs/>
+          <w:color w:val="auto"/>
+          <w:kern w:val="2"/>
+          <w:sz w:val="24"/>
+          <w:szCs w:val="24"/>
+          <w:shd w:fill="auto" w:val="clear"/>
+          <w:lang w:val="en-US" w:eastAsia="zh-CN" w:bidi="hi-IN"/>
+        </w:rPr>
+      </w:pPr>
+      <w:r>
+        <w:rPr>
+          <w:rFonts w:eastAsia="Noto Serif CJK SC" w:cs="Noto Sans CJK SC"/>
+          <w:b/>
+          <w:bCs/>
+          <w:color w:val="000000"/>
+          <w:kern w:val="2"/>
+          <w:sz w:val="24"/>
+          <w:szCs w:val="24"/>
+          <w:shd w:fill="auto" w:val="clear"/>
+          <w:lang w:val="en-US" w:eastAsia="zh-CN" w:bidi="hi-IN"/>
+        </w:rPr>
+        <w:t>gpio</w:t>
+      </w:r>
+      <w:r>
+        <w:rPr>
+          <w:rFonts w:ascii="Liberation Serif" w:hAnsi="Liberation Serif" w:cs="Noto Sans CJK SC"/>
+          <w:b/>
+          <w:bCs/>
+          <w:color w:val="000000"/>
+          <w:kern w:val="2"/>
+          <w:sz w:val="24"/>
+          <w:szCs w:val="24"/>
+          <w:shd w:fill="auto" w:val="clear"/>
+          <w:lang w:val="en-US" w:eastAsia="zh-CN" w:bidi="hi-IN"/>
+        </w:rPr>
+        <w:t>中断</w:t>
+      </w:r>
+    </w:p>
+    <w:p>
+      <w:pPr>
+        <w:pStyle w:val="Normal"/>
+        <w:bidi w:val="0"/>
+        <w:jc w:val="start"/>
+        <w:rPr>
+          <w:rFonts w:ascii="Liberation Serif" w:hAnsi="Liberation Serif" w:eastAsia="Noto Serif CJK SC" w:cs="Noto Sans CJK SC"/>
+          <w:b w:val="false"/>
+          <w:b w:val="false"/>
+          <w:color w:val="auto"/>
+          <w:kern w:val="2"/>
+          <w:sz w:val="20"/>
+          <w:szCs w:val="24"/>
+          <w:shd w:fill="auto" w:val="clear"/>
+          <w:lang w:val="en-US" w:eastAsia="zh-CN" w:bidi="hi-IN"/>
+        </w:rPr>
+      </w:pPr>
+      <w:r>
+        <w:rPr>
+          <w:rFonts w:ascii="Liberation Serif" w:hAnsi="Liberation Serif" w:cs="Noto Sans CJK SC"/>
+          <w:b w:val="false"/>
+          <w:color w:val="000000"/>
+          <w:kern w:val="2"/>
+          <w:sz w:val="20"/>
+          <w:szCs w:val="24"/>
+          <w:shd w:fill="auto" w:val="clear"/>
+          <w:lang w:val="en-US" w:eastAsia="zh-CN" w:bidi="hi-IN"/>
+        </w:rPr>
+        <w:t>打开</w:t>
+      </w:r>
+      <w:r>
+        <w:rPr>
+          <w:rFonts w:eastAsia="Noto Serif CJK SC" w:cs="Noto Sans CJK SC"/>
+          <w:b w:val="false"/>
+          <w:color w:val="000000"/>
+          <w:kern w:val="2"/>
+          <w:sz w:val="20"/>
+          <w:szCs w:val="24"/>
+          <w:shd w:fill="auto" w:val="clear"/>
+          <w:lang w:val="en-US" w:eastAsia="zh-CN" w:bidi="hi-IN"/>
+        </w:rPr>
+        <w:t>edge</w:t>
+      </w:r>
+      <w:r>
+        <w:rPr>
+          <w:rFonts w:ascii="Liberation Serif" w:hAnsi="Liberation Serif" w:cs="Noto Sans CJK SC"/>
+          <w:b w:val="false"/>
+          <w:color w:val="000000"/>
+          <w:kern w:val="2"/>
+          <w:sz w:val="20"/>
+          <w:szCs w:val="24"/>
+          <w:shd w:fill="auto" w:val="clear"/>
+          <w:lang w:val="en-US" w:eastAsia="zh-CN" w:bidi="hi-IN"/>
+        </w:rPr>
+        <w:t>文件，可以输入</w:t>
+      </w:r>
+      <w:r>
+        <w:rPr>
+          <w:rFonts w:eastAsia="Noto Serif CJK SC" w:cs="Noto Sans CJK SC"/>
+          <w:b w:val="false"/>
+          <w:color w:val="000000"/>
+          <w:kern w:val="2"/>
+          <w:sz w:val="20"/>
+          <w:szCs w:val="24"/>
+          <w:shd w:fill="auto" w:val="clear"/>
+          <w:lang w:val="en-US" w:eastAsia="zh-CN" w:bidi="hi-IN"/>
+        </w:rPr>
+        <w:t>none</w:t>
+      </w:r>
+      <w:r>
+        <w:rPr>
+          <w:rFonts w:ascii="Liberation Serif" w:hAnsi="Liberation Serif" w:cs="Noto Sans CJK SC"/>
+          <w:b w:val="false"/>
+          <w:color w:val="000000"/>
+          <w:kern w:val="2"/>
+          <w:sz w:val="20"/>
+          <w:szCs w:val="24"/>
+          <w:shd w:fill="auto" w:val="clear"/>
+          <w:lang w:val="en-US" w:eastAsia="zh-CN" w:bidi="hi-IN"/>
+        </w:rPr>
+        <w:t>，</w:t>
+      </w:r>
+      <w:r>
+        <w:rPr>
+          <w:rFonts w:eastAsia="Noto Serif CJK SC" w:cs="Noto Sans CJK SC"/>
+          <w:b w:val="false"/>
+          <w:color w:val="000000"/>
+          <w:kern w:val="2"/>
+          <w:sz w:val="20"/>
+          <w:szCs w:val="24"/>
+          <w:shd w:fill="auto" w:val="clear"/>
+          <w:lang w:val="en-US" w:eastAsia="zh-CN" w:bidi="hi-IN"/>
+        </w:rPr>
+        <w:t>rising</w:t>
+      </w:r>
+      <w:r>
+        <w:rPr>
+          <w:rFonts w:ascii="Liberation Serif" w:hAnsi="Liberation Serif" w:cs="Noto Sans CJK SC"/>
+          <w:b w:val="false"/>
+          <w:color w:val="000000"/>
+          <w:kern w:val="2"/>
+          <w:sz w:val="20"/>
+          <w:szCs w:val="24"/>
+          <w:shd w:fill="auto" w:val="clear"/>
+          <w:lang w:val="en-US" w:eastAsia="zh-CN" w:bidi="hi-IN"/>
+        </w:rPr>
+        <w:t>，</w:t>
+      </w:r>
+      <w:r>
+        <w:rPr>
+          <w:rFonts w:eastAsia="Noto Serif CJK SC" w:cs="Noto Sans CJK SC"/>
+          <w:b w:val="false"/>
+          <w:color w:val="000000"/>
+          <w:kern w:val="2"/>
+          <w:sz w:val="20"/>
+          <w:szCs w:val="24"/>
+          <w:shd w:fill="auto" w:val="clear"/>
+          <w:lang w:val="en-US" w:eastAsia="zh-CN" w:bidi="hi-IN"/>
+        </w:rPr>
+        <w:t>falling</w:t>
+      </w:r>
+      <w:r>
+        <w:rPr>
+          <w:rFonts w:ascii="Liberation Serif" w:hAnsi="Liberation Serif" w:cs="Noto Sans CJK SC"/>
+          <w:b w:val="false"/>
+          <w:color w:val="000000"/>
+          <w:kern w:val="2"/>
+          <w:sz w:val="20"/>
+          <w:szCs w:val="24"/>
+          <w:shd w:fill="auto" w:val="clear"/>
+          <w:lang w:val="en-US" w:eastAsia="zh-CN" w:bidi="hi-IN"/>
+        </w:rPr>
+        <w:t>，</w:t>
+      </w:r>
+      <w:r>
+        <w:rPr>
+          <w:rFonts w:eastAsia="Noto Serif CJK SC" w:cs="Noto Sans CJK SC"/>
+          <w:b w:val="false"/>
+          <w:color w:val="000000"/>
+          <w:kern w:val="2"/>
+          <w:sz w:val="20"/>
+          <w:szCs w:val="24"/>
+          <w:shd w:fill="auto" w:val="clear"/>
+          <w:lang w:val="en-US" w:eastAsia="zh-CN" w:bidi="hi-IN"/>
+        </w:rPr>
+        <w:t>both</w:t>
+      </w:r>
+    </w:p>
+    <w:p>
+      <w:pPr>
+        <w:pStyle w:val="Normal"/>
+        <w:bidi w:val="0"/>
+        <w:jc w:val="start"/>
+        <w:rPr>
+          <w:rFonts w:ascii="Liberation Serif" w:hAnsi="Liberation Serif" w:eastAsia="Noto Serif CJK SC" w:cs="Noto Sans CJK SC"/>
+          <w:b w:val="false"/>
+          <w:b w:val="false"/>
+          <w:color w:val="auto"/>
+          <w:kern w:val="2"/>
+          <w:sz w:val="20"/>
+          <w:szCs w:val="24"/>
+          <w:shd w:fill="auto" w:val="clear"/>
+          <w:lang w:val="en-US" w:eastAsia="zh-CN" w:bidi="hi-IN"/>
+        </w:rPr>
+      </w:pPr>
+      <w:r>
+        <w:rPr>
+          <w:rFonts w:ascii="Liberation Serif" w:hAnsi="Liberation Serif" w:cs="Noto Sans CJK SC"/>
+          <w:b w:val="false"/>
+          <w:color w:val="000000"/>
+          <w:kern w:val="2"/>
+          <w:sz w:val="20"/>
+          <w:szCs w:val="24"/>
+          <w:shd w:fill="auto" w:val="clear"/>
+          <w:lang w:val="en-US" w:eastAsia="zh-CN" w:bidi="hi-IN"/>
+        </w:rPr>
+        <w:t>例如：</w:t>
+      </w:r>
+    </w:p>
+    <w:p>
+      <w:pPr>
+        <w:pStyle w:val="Normal"/>
+        <w:bidi w:val="0"/>
+        <w:jc w:val="start"/>
+        <w:rPr>
+          <w:rFonts w:ascii="Liberation Serif" w:hAnsi="Liberation Serif" w:eastAsia="Noto Serif CJK SC" w:cs="Noto Sans CJK SC"/>
+          <w:b w:val="false"/>
+          <w:b w:val="false"/>
+          <w:color w:val="auto"/>
+          <w:kern w:val="2"/>
+          <w:sz w:val="20"/>
+          <w:shd w:fill="auto" w:val="clear"/>
+          <w:lang w:val="en-US" w:eastAsia="zh-CN" w:bidi="hi-IN"/>
+        </w:rPr>
+      </w:pPr>
+      <w:r>
+        <w:rPr>
+          <w:rFonts w:ascii="Liberation Serif" w:hAnsi="Liberation Serif" w:cs="Noto Sans CJK SC"/>
+          <w:b w:val="false"/>
+          <w:color w:val="000000"/>
+          <w:kern w:val="2"/>
+          <w:sz w:val="20"/>
+          <w:shd w:fill="auto" w:val="clear"/>
+          <w:lang w:val="en-US" w:eastAsia="zh-CN" w:bidi="hi-IN"/>
+        </w:rPr>
+        <w:t xml:space="preserve">    </w:t>
+      </w:r>
+      <w:r>
+        <w:rPr>
+          <w:rFonts w:eastAsia="Noto Serif CJK SC" w:cs="Noto Sans CJK SC"/>
+          <w:b w:val="false"/>
+          <w:color w:val="000000"/>
+          <w:kern w:val="2"/>
+          <w:sz w:val="20"/>
+          <w:shd w:fill="auto" w:val="clear"/>
+          <w:lang w:val="en-US" w:eastAsia="zh-CN" w:bidi="hi-IN"/>
+        </w:rPr>
+        <w:t>fd = open("/sys/class/gpio/gpio40/edge", O_WRONLY);   //</w:t>
+      </w:r>
+      <w:r>
+        <w:rPr>
+          <w:rFonts w:ascii="Liberation Serif" w:hAnsi="Liberation Serif" w:cs="Noto Sans CJK SC"/>
+          <w:b w:val="false"/>
+          <w:color w:val="000000"/>
+          <w:kern w:val="2"/>
+          <w:sz w:val="20"/>
+          <w:shd w:fill="auto" w:val="clear"/>
+          <w:lang w:val="en-US" w:eastAsia="zh-CN" w:bidi="hi-IN"/>
+        </w:rPr>
+        <w:t>设置</w:t>
+      </w:r>
+      <w:r>
+        <w:rPr>
+          <w:rFonts w:eastAsia="Noto Serif CJK SC" w:cs="Noto Sans CJK SC"/>
+          <w:b w:val="false"/>
+          <w:color w:val="000000"/>
+          <w:kern w:val="2"/>
+          <w:sz w:val="20"/>
+          <w:shd w:fill="auto" w:val="clear"/>
+          <w:lang w:val="en-US" w:eastAsia="zh-CN" w:bidi="hi-IN"/>
+        </w:rPr>
+        <w:t>gpio40</w:t>
+      </w:r>
+      <w:r>
+        <w:rPr>
+          <w:rFonts w:ascii="Liberation Serif" w:hAnsi="Liberation Serif" w:cs="Noto Sans CJK SC"/>
+          <w:b w:val="false"/>
+          <w:color w:val="000000"/>
+          <w:kern w:val="2"/>
+          <w:sz w:val="20"/>
+          <w:shd w:fill="auto" w:val="clear"/>
+          <w:lang w:val="en-US" w:eastAsia="zh-CN" w:bidi="hi-IN"/>
+        </w:rPr>
+        <w:t>为边沿触发</w:t>
+      </w:r>
+    </w:p>
+    <w:p>
+      <w:pPr>
+        <w:pStyle w:val="Normal"/>
+        <w:bidi w:val="0"/>
+        <w:jc w:val="start"/>
+        <w:rPr>
+          <w:rFonts w:ascii="Liberation Serif" w:hAnsi="Liberation Serif" w:eastAsia="Noto Serif CJK SC" w:cs="Noto Sans CJK SC"/>
+          <w:b w:val="false"/>
+          <w:b w:val="false"/>
+          <w:color w:val="auto"/>
+          <w:kern w:val="2"/>
+          <w:sz w:val="20"/>
+          <w:shd w:fill="auto" w:val="clear"/>
+          <w:lang w:val="en-US" w:eastAsia="zh-CN" w:bidi="hi-IN"/>
+        </w:rPr>
+      </w:pPr>
+      <w:r>
+        <w:rPr>
+          <w:rFonts w:ascii="Liberation Serif" w:hAnsi="Liberation Serif" w:cs="Noto Sans CJK SC"/>
+          <w:b w:val="false"/>
+          <w:color w:val="000000"/>
+          <w:kern w:val="2"/>
+          <w:sz w:val="20"/>
+          <w:shd w:fill="auto" w:val="clear"/>
+          <w:lang w:val="en-US" w:eastAsia="zh-CN" w:bidi="hi-IN"/>
+        </w:rPr>
+        <w:t xml:space="preserve">    </w:t>
+      </w:r>
+      <w:r>
+        <w:rPr>
+          <w:rFonts w:eastAsia="Noto Serif CJK SC" w:cs="Noto Sans CJK SC"/>
+          <w:b w:val="false"/>
+          <w:color w:val="000000"/>
+          <w:kern w:val="2"/>
+          <w:sz w:val="20"/>
+          <w:shd w:fill="auto" w:val="clear"/>
+          <w:lang w:val="en-US" w:eastAsia="zh-CN" w:bidi="hi-IN"/>
+        </w:rPr>
+        <w:t>write(fd, "both", 4);</w:t>
+      </w:r>
+    </w:p>
+    <w:p>
+      <w:pPr>
+        <w:pStyle w:val="Normal"/>
+        <w:bidi w:val="0"/>
+        <w:jc w:val="start"/>
+        <w:rPr>
+          <w:rFonts w:ascii="Liberation Serif" w:hAnsi="Liberation Serif" w:eastAsia="Noto Serif CJK SC" w:cs="Noto Sans CJK SC"/>
+          <w:b w:val="false"/>
+          <w:b w:val="false"/>
+          <w:color w:val="auto"/>
+          <w:kern w:val="2"/>
+          <w:sz w:val="20"/>
+          <w:shd w:fill="auto" w:val="clear"/>
+          <w:lang w:val="en-US" w:eastAsia="zh-CN" w:bidi="hi-IN"/>
+        </w:rPr>
+      </w:pPr>
+      <w:r>
+        <w:rPr>
+          <w:rFonts w:ascii="Liberation Serif" w:hAnsi="Liberation Serif" w:cs="Noto Sans CJK SC"/>
+          <w:b w:val="false"/>
+          <w:color w:val="000000"/>
+          <w:kern w:val="2"/>
+          <w:sz w:val="20"/>
+          <w:shd w:fill="auto" w:val="clear"/>
+          <w:lang w:val="en-US" w:eastAsia="zh-CN" w:bidi="hi-IN"/>
+        </w:rPr>
+        <w:t xml:space="preserve">    </w:t>
+      </w:r>
+      <w:r>
+        <w:rPr>
+          <w:rFonts w:eastAsia="Noto Serif CJK SC" w:cs="Noto Sans CJK SC"/>
+          <w:b w:val="false"/>
+          <w:color w:val="000000"/>
+          <w:kern w:val="2"/>
+          <w:sz w:val="20"/>
+          <w:shd w:fill="auto" w:val="clear"/>
+          <w:lang w:val="en-US" w:eastAsia="zh-CN" w:bidi="hi-IN"/>
+        </w:rPr>
+        <w:t>close(fd);</w:t>
+      </w:r>
+    </w:p>
+    <w:p>
+      <w:pPr>
+        <w:pStyle w:val="Normal"/>
+        <w:bidi w:val="0"/>
+        <w:jc w:val="start"/>
+        <w:rPr>
+          <w:rFonts w:ascii="Liberation Serif" w:hAnsi="Liberation Serif" w:eastAsia="Noto Serif CJK SC" w:cs="Noto Sans CJK SC"/>
+          <w:b w:val="false"/>
+          <w:b w:val="false"/>
+          <w:color w:val="auto"/>
+          <w:kern w:val="2"/>
+          <w:sz w:val="20"/>
+          <w:szCs w:val="24"/>
+          <w:shd w:fill="auto" w:val="clear"/>
+          <w:lang w:val="en-US" w:eastAsia="zh-CN" w:bidi="hi-IN"/>
+        </w:rPr>
+      </w:pPr>
+      <w:r>
+        <w:rPr>
+          <w:rFonts w:ascii="Liberation Serif" w:hAnsi="Liberation Serif" w:cs="Noto Sans CJK SC"/>
+          <w:b w:val="false"/>
+          <w:color w:val="000000"/>
+          <w:kern w:val="2"/>
+          <w:sz w:val="20"/>
+          <w:szCs w:val="24"/>
+          <w:shd w:fill="auto" w:val="clear"/>
+          <w:lang w:val="en-US" w:eastAsia="zh-CN" w:bidi="hi-IN"/>
+        </w:rPr>
+        <w:t>而后使用</w:t>
+      </w:r>
+      <w:r>
+        <w:rPr>
+          <w:rFonts w:eastAsia="Noto Serif CJK SC" w:cs="Noto Sans CJK SC"/>
+          <w:b w:val="false"/>
+          <w:color w:val="000000"/>
+          <w:kern w:val="2"/>
+          <w:sz w:val="20"/>
+          <w:szCs w:val="24"/>
+          <w:shd w:fill="auto" w:val="clear"/>
+          <w:lang w:val="en-US" w:eastAsia="zh-CN" w:bidi="hi-IN"/>
+        </w:rPr>
+        <w:t>poll</w:t>
+      </w:r>
+      <w:r>
+        <w:rPr>
+          <w:rFonts w:ascii="Liberation Serif" w:hAnsi="Liberation Serif" w:cs="Noto Sans CJK SC"/>
+          <w:b w:val="false"/>
+          <w:color w:val="000000"/>
+          <w:kern w:val="2"/>
+          <w:sz w:val="20"/>
+          <w:szCs w:val="24"/>
+          <w:shd w:fill="auto" w:val="clear"/>
+          <w:lang w:val="en-US" w:eastAsia="zh-CN" w:bidi="hi-IN"/>
+        </w:rPr>
+        <w:t>函数检测中断触发。</w:t>
+      </w:r>
+    </w:p>
+    <w:p>
+      <w:pPr>
+        <w:pStyle w:val="Normal"/>
+        <w:bidi w:val="0"/>
+        <w:jc w:val="start"/>
+        <w:rPr>
+          <w:rFonts w:ascii="Liberation Serif" w:hAnsi="Liberation Serif" w:eastAsia="Noto Serif CJK SC" w:cs="Noto Sans CJK SC"/>
+          <w:b w:val="false"/>
+          <w:b w:val="false"/>
+          <w:color w:val="auto"/>
+          <w:kern w:val="2"/>
+          <w:sz w:val="20"/>
+          <w:szCs w:val="24"/>
+          <w:shd w:fill="auto" w:val="clear"/>
+          <w:lang w:val="en-US" w:eastAsia="zh-CN" w:bidi="hi-IN"/>
+        </w:rPr>
+      </w:pPr>
+      <w:r>
+        <w:rPr>
+          <w:rFonts w:eastAsia="Noto Serif CJK SC" w:cs="Noto Sans CJK SC"/>
+          <w:b w:val="false"/>
+          <w:color w:val="000000"/>
+          <w:kern w:val="2"/>
+          <w:sz w:val="20"/>
+          <w:szCs w:val="24"/>
+          <w:shd w:fill="auto" w:val="clear"/>
+          <w:lang w:val="en-US" w:eastAsia="zh-CN" w:bidi="hi-IN"/>
+        </w:rPr>
+      </w:r>
+    </w:p>
+    <w:p>
+      <w:pPr>
+        <w:pStyle w:val="Normal"/>
+        <w:bidi w:val="0"/>
+        <w:jc w:val="start"/>
+        <w:rPr>
+          <w:rFonts w:ascii="Liberation Serif" w:hAnsi="Liberation Serif" w:eastAsia="Noto Serif CJK SC" w:cs="Noto Sans CJK SC"/>
+          <w:b w:val="false"/>
+          <w:b w:val="false"/>
+          <w:color w:val="auto"/>
+          <w:kern w:val="2"/>
+          <w:sz w:val="20"/>
+          <w:shd w:fill="auto" w:val="clear"/>
+          <w:lang w:val="en-US" w:eastAsia="zh-CN" w:bidi="hi-IN"/>
+        </w:rPr>
+      </w:pPr>
+      <w:r>
+        <w:rPr>
+          <w:rFonts w:ascii="Liberation Serif" w:hAnsi="Liberation Serif" w:cs="Noto Sans CJK SC"/>
+          <w:b w:val="false"/>
+          <w:color w:val="000000"/>
+          <w:kern w:val="2"/>
+          <w:sz w:val="20"/>
+          <w:szCs w:val="24"/>
+          <w:shd w:fill="auto" w:val="clear"/>
+          <w:lang w:val="en-US" w:eastAsia="zh-CN" w:bidi="hi-IN"/>
+        </w:rPr>
+        <w:t xml:space="preserve">使用 </w:t>
+      </w:r>
+      <w:r>
+        <w:rPr>
+          <w:rFonts w:eastAsia="Noto Serif CJK SC" w:cs="Noto Sans CJK SC"/>
+          <w:b w:val="false"/>
+          <w:color w:val="000000"/>
+          <w:kern w:val="2"/>
+          <w:sz w:val="20"/>
+          <w:szCs w:val="24"/>
+          <w:shd w:fill="auto" w:val="clear"/>
+          <w:lang w:val="en-US" w:eastAsia="zh-CN" w:bidi="hi-IN"/>
+        </w:rPr>
+        <w:t xml:space="preserve">poll() </w:t>
+      </w:r>
+      <w:r>
+        <w:rPr>
+          <w:rFonts w:ascii="Liberation Serif" w:hAnsi="Liberation Serif" w:cs="Noto Sans CJK SC"/>
+          <w:b w:val="false"/>
+          <w:color w:val="000000"/>
+          <w:kern w:val="2"/>
+          <w:sz w:val="20"/>
+          <w:szCs w:val="24"/>
+          <w:shd w:fill="auto" w:val="clear"/>
+          <w:lang w:val="en-US" w:eastAsia="zh-CN" w:bidi="hi-IN"/>
+        </w:rPr>
+        <w:t>前，需要准备一个结构体数组</w:t>
+      </w:r>
+      <w:r>
+        <w:rPr>
+          <w:rFonts w:eastAsia="Noto Serif CJK SC" w:cs="Noto Sans CJK SC"/>
+          <w:b w:val="false"/>
+          <w:color w:val="FF0000"/>
+          <w:kern w:val="2"/>
+          <w:sz w:val="20"/>
+          <w:szCs w:val="24"/>
+          <w:shd w:fill="auto" w:val="clear"/>
+          <w:lang w:val="en-US" w:eastAsia="zh-CN" w:bidi="hi-IN"/>
+        </w:rPr>
+        <w:t>struct pollfd</w:t>
+      </w:r>
+      <w:r>
+        <w:rPr>
+          <w:rFonts w:eastAsia="Noto Serif CJK SC" w:cs="Noto Sans CJK SC"/>
+          <w:b w:val="false"/>
+          <w:color w:val="000000"/>
+          <w:kern w:val="2"/>
+          <w:sz w:val="20"/>
+          <w:szCs w:val="24"/>
+          <w:shd w:fill="auto" w:val="clear"/>
+          <w:lang w:val="en-US" w:eastAsia="zh-CN" w:bidi="hi-IN"/>
+        </w:rPr>
+        <w:t xml:space="preserve"> </w:t>
+      </w:r>
+      <w:r>
+        <w:rPr>
+          <w:rFonts w:ascii="Liberation Serif" w:hAnsi="Liberation Serif" w:cs="Noto Sans CJK SC"/>
+          <w:b w:val="false"/>
+          <w:color w:val="000000"/>
+          <w:kern w:val="2"/>
+          <w:sz w:val="20"/>
+          <w:szCs w:val="24"/>
+          <w:shd w:fill="auto" w:val="clear"/>
+          <w:lang w:val="en-US" w:eastAsia="zh-CN" w:bidi="hi-IN"/>
+        </w:rPr>
+        <w:t>，该结构体包括以下元素该结构体包括以下元素：</w:t>
+      </w:r>
+    </w:p>
+    <w:p>
+      <w:pPr>
+        <w:pStyle w:val="Normal"/>
+        <w:bidi w:val="0"/>
+        <w:jc w:val="start"/>
+        <w:rPr>
+          <w:rFonts w:ascii="Liberation Serif" w:hAnsi="Liberation Serif" w:eastAsia="Noto Serif CJK SC" w:cs="Noto Sans CJK SC"/>
+          <w:b w:val="false"/>
+          <w:b w:val="false"/>
+          <w:color w:val="auto"/>
+          <w:kern w:val="2"/>
+          <w:sz w:val="20"/>
+          <w:shd w:fill="auto" w:val="clear"/>
+          <w:lang w:val="en-US" w:eastAsia="zh-CN" w:bidi="hi-IN"/>
+        </w:rPr>
+      </w:pPr>
+      <w:r>
+        <w:rPr>
+          <w:rFonts w:eastAsia="Noto Serif CJK SC" w:cs="Noto Sans CJK SC"/>
+          <w:b w:val="false"/>
+          <w:color w:val="000000"/>
+          <w:kern w:val="2"/>
+          <w:sz w:val="20"/>
+          <w:shd w:fill="auto" w:val="clear"/>
+          <w:lang w:val="en-US" w:eastAsia="zh-CN" w:bidi="hi-IN"/>
+        </w:rPr>
+        <w:t>struct pollfd {</w:t>
+      </w:r>
+    </w:p>
+    <w:p>
+      <w:pPr>
+        <w:pStyle w:val="Normal"/>
+        <w:bidi w:val="0"/>
+        <w:jc w:val="start"/>
+        <w:rPr>
+          <w:rFonts w:ascii="Liberation Serif" w:hAnsi="Liberation Serif" w:eastAsia="Noto Serif CJK SC" w:cs="Noto Sans CJK SC"/>
+          <w:b w:val="false"/>
+          <w:b w:val="false"/>
+          <w:color w:val="auto"/>
+          <w:kern w:val="2"/>
+          <w:sz w:val="20"/>
+          <w:shd w:fill="auto" w:val="clear"/>
+          <w:lang w:val="en-US" w:eastAsia="zh-CN" w:bidi="hi-IN"/>
+        </w:rPr>
+      </w:pPr>
+      <w:r>
+        <w:rPr>
+          <w:rFonts w:ascii="Liberation Serif" w:hAnsi="Liberation Serif" w:cs="Noto Sans CJK SC"/>
+          <w:b w:val="false"/>
+          <w:color w:val="000000"/>
+          <w:kern w:val="2"/>
+          <w:sz w:val="20"/>
+          <w:shd w:fill="auto" w:val="clear"/>
+          <w:lang w:val="en-US" w:eastAsia="zh-CN" w:bidi="hi-IN"/>
+        </w:rPr>
+        <w:t xml:space="preserve">    </w:t>
+      </w:r>
+      <w:r>
+        <w:rPr>
+          <w:rFonts w:eastAsia="Noto Serif CJK SC" w:cs="Noto Sans CJK SC"/>
+          <w:b w:val="false"/>
+          <w:color w:val="000000"/>
+          <w:kern w:val="2"/>
+          <w:sz w:val="20"/>
+          <w:shd w:fill="auto" w:val="clear"/>
+          <w:lang w:val="en-US" w:eastAsia="zh-CN" w:bidi="hi-IN"/>
+        </w:rPr>
+        <w:t xml:space="preserve">int fd;          /* </w:t>
+      </w:r>
+      <w:r>
+        <w:rPr>
+          <w:rFonts w:ascii="Liberation Serif" w:hAnsi="Liberation Serif" w:cs="Noto Sans CJK SC"/>
+          <w:b w:val="false"/>
+          <w:color w:val="000000"/>
+          <w:kern w:val="2"/>
+          <w:sz w:val="20"/>
+          <w:shd w:fill="auto" w:val="clear"/>
+          <w:lang w:val="en-US" w:eastAsia="zh-CN" w:bidi="hi-IN"/>
+        </w:rPr>
+        <w:t xml:space="preserve">文件描述符 </w:t>
+      </w:r>
+      <w:r>
+        <w:rPr>
+          <w:rFonts w:eastAsia="Noto Serif CJK SC" w:cs="Noto Sans CJK SC"/>
+          <w:b w:val="false"/>
+          <w:color w:val="000000"/>
+          <w:kern w:val="2"/>
+          <w:sz w:val="20"/>
+          <w:shd w:fill="auto" w:val="clear"/>
+          <w:lang w:val="en-US" w:eastAsia="zh-CN" w:bidi="hi-IN"/>
+        </w:rPr>
+        <w:t>*/</w:t>
+      </w:r>
+    </w:p>
+    <w:p>
+      <w:pPr>
+        <w:pStyle w:val="Normal"/>
+        <w:bidi w:val="0"/>
+        <w:jc w:val="start"/>
+        <w:rPr>
+          <w:rFonts w:ascii="Liberation Serif" w:hAnsi="Liberation Serif" w:eastAsia="Noto Serif CJK SC" w:cs="Noto Sans CJK SC"/>
+          <w:b w:val="false"/>
+          <w:b w:val="false"/>
+          <w:color w:val="auto"/>
+          <w:kern w:val="2"/>
+          <w:sz w:val="20"/>
+          <w:shd w:fill="auto" w:val="clear"/>
+          <w:lang w:val="en-US" w:eastAsia="zh-CN" w:bidi="hi-IN"/>
+        </w:rPr>
+      </w:pPr>
+      <w:r>
+        <w:rPr>
+          <w:rFonts w:ascii="Liberation Serif" w:hAnsi="Liberation Serif" w:cs="Noto Sans CJK SC"/>
+          <w:b w:val="false"/>
+          <w:color w:val="000000"/>
+          <w:kern w:val="2"/>
+          <w:sz w:val="20"/>
+          <w:shd w:fill="auto" w:val="clear"/>
+          <w:lang w:val="en-US" w:eastAsia="zh-CN" w:bidi="hi-IN"/>
+        </w:rPr>
+        <w:t xml:space="preserve">    </w:t>
+      </w:r>
+      <w:r>
+        <w:rPr>
+          <w:rFonts w:eastAsia="Noto Serif CJK SC" w:cs="Noto Sans CJK SC"/>
+          <w:b w:val="false"/>
+          <w:color w:val="000000"/>
+          <w:kern w:val="2"/>
+          <w:sz w:val="20"/>
+          <w:shd w:fill="auto" w:val="clear"/>
+          <w:lang w:val="en-US" w:eastAsia="zh-CN" w:bidi="hi-IN"/>
+        </w:rPr>
+        <w:t xml:space="preserve">short events;    /* </w:t>
+      </w:r>
+      <w:r>
+        <w:rPr>
+          <w:rFonts w:ascii="Liberation Serif" w:hAnsi="Liberation Serif" w:cs="Noto Sans CJK SC"/>
+          <w:b w:val="false"/>
+          <w:color w:val="000000"/>
+          <w:kern w:val="2"/>
+          <w:sz w:val="20"/>
+          <w:shd w:fill="auto" w:val="clear"/>
+          <w:lang w:val="en-US" w:eastAsia="zh-CN" w:bidi="hi-IN"/>
+        </w:rPr>
+        <w:t xml:space="preserve">程序希望监听的事件 </w:t>
+      </w:r>
+      <w:r>
+        <w:rPr>
+          <w:rFonts w:eastAsia="Noto Serif CJK SC" w:cs="Noto Sans CJK SC"/>
+          <w:b w:val="false"/>
+          <w:color w:val="000000"/>
+          <w:kern w:val="2"/>
+          <w:sz w:val="20"/>
+          <w:shd w:fill="auto" w:val="clear"/>
+          <w:lang w:val="en-US" w:eastAsia="zh-CN" w:bidi="hi-IN"/>
+        </w:rPr>
+        <w:t>*/</w:t>
+      </w:r>
+    </w:p>
+    <w:p>
+      <w:pPr>
+        <w:pStyle w:val="Normal"/>
+        <w:bidi w:val="0"/>
+        <w:jc w:val="start"/>
+        <w:rPr>
+          <w:rFonts w:ascii="Liberation Serif" w:hAnsi="Liberation Serif" w:eastAsia="Noto Serif CJK SC" w:cs="Noto Sans CJK SC"/>
+          <w:b w:val="false"/>
+          <w:b w:val="false"/>
+          <w:color w:val="auto"/>
+          <w:kern w:val="2"/>
+          <w:sz w:val="20"/>
+          <w:shd w:fill="auto" w:val="clear"/>
+          <w:lang w:val="en-US" w:eastAsia="zh-CN" w:bidi="hi-IN"/>
+        </w:rPr>
+      </w:pPr>
+      <w:r>
+        <w:rPr>
+          <w:rFonts w:ascii="Liberation Serif" w:hAnsi="Liberation Serif" w:cs="Noto Sans CJK SC"/>
+          <w:b w:val="false"/>
+          <w:color w:val="000000"/>
+          <w:kern w:val="2"/>
+          <w:sz w:val="20"/>
+          <w:shd w:fill="auto" w:val="clear"/>
+          <w:lang w:val="en-US" w:eastAsia="zh-CN" w:bidi="hi-IN"/>
+        </w:rPr>
+        <w:t xml:space="preserve">    </w:t>
+      </w:r>
+      <w:r>
+        <w:rPr>
+          <w:rFonts w:eastAsia="Noto Serif CJK SC" w:cs="Noto Sans CJK SC"/>
+          <w:b w:val="false"/>
+          <w:color w:val="000000"/>
+          <w:kern w:val="2"/>
+          <w:sz w:val="20"/>
+          <w:shd w:fill="auto" w:val="clear"/>
+          <w:lang w:val="en-US" w:eastAsia="zh-CN" w:bidi="hi-IN"/>
+        </w:rPr>
+        <w:t>short revents;   /* poll</w:t>
+      </w:r>
+      <w:r>
+        <w:rPr>
+          <w:rFonts w:ascii="Liberation Serif" w:hAnsi="Liberation Serif" w:cs="Noto Sans CJK SC"/>
+          <w:b w:val="false"/>
+          <w:color w:val="000000"/>
+          <w:kern w:val="2"/>
+          <w:sz w:val="20"/>
+          <w:shd w:fill="auto" w:val="clear"/>
+          <w:lang w:val="en-US" w:eastAsia="zh-CN" w:bidi="hi-IN"/>
+        </w:rPr>
+        <w:t xml:space="preserve">返回后，内核告诉程序实际发生的事件 </w:t>
+      </w:r>
+      <w:r>
+        <w:rPr>
+          <w:rFonts w:eastAsia="Noto Serif CJK SC" w:cs="Noto Sans CJK SC"/>
+          <w:b w:val="false"/>
+          <w:color w:val="000000"/>
+          <w:kern w:val="2"/>
+          <w:sz w:val="20"/>
+          <w:shd w:fill="auto" w:val="clear"/>
+          <w:lang w:val="en-US" w:eastAsia="zh-CN" w:bidi="hi-IN"/>
+        </w:rPr>
+        <w:t>*/</w:t>
+      </w:r>
+    </w:p>
+    <w:p>
+      <w:pPr>
+        <w:pStyle w:val="Normal"/>
+        <w:bidi w:val="0"/>
+        <w:jc w:val="start"/>
+        <w:rPr>
+          <w:rFonts w:ascii="Liberation Serif" w:hAnsi="Liberation Serif" w:eastAsia="Noto Serif CJK SC" w:cs="Noto Sans CJK SC"/>
+          <w:b w:val="false"/>
+          <w:b w:val="false"/>
+          <w:color w:val="auto"/>
+          <w:kern w:val="2"/>
+          <w:sz w:val="20"/>
+          <w:shd w:fill="auto" w:val="clear"/>
+          <w:lang w:val="en-US" w:eastAsia="zh-CN" w:bidi="hi-IN"/>
+        </w:rPr>
+      </w:pPr>
+      <w:r>
+        <w:rPr>
+          <w:rFonts w:eastAsia="Noto Serif CJK SC" w:cs="Noto Sans CJK SC"/>
+          <w:b w:val="false"/>
+          <w:color w:val="000000"/>
+          <w:kern w:val="2"/>
+          <w:sz w:val="20"/>
+          <w:shd w:fill="auto" w:val="clear"/>
+          <w:lang w:val="en-US" w:eastAsia="zh-CN" w:bidi="hi-IN"/>
+        </w:rPr>
+        <w:t>};</w:t>
+      </w:r>
+    </w:p>
+    <w:p>
+      <w:pPr>
+        <w:pStyle w:val="Normal"/>
+        <w:bidi w:val="0"/>
+        <w:jc w:val="start"/>
+        <w:rPr>
+          <w:rFonts w:ascii="Liberation Serif" w:hAnsi="Liberation Serif" w:eastAsia="Noto Serif CJK SC" w:cs="Noto Sans CJK SC"/>
+          <w:b w:val="false"/>
+          <w:b w:val="false"/>
+          <w:color w:val="auto"/>
+          <w:kern w:val="2"/>
+          <w:sz w:val="20"/>
+          <w:szCs w:val="24"/>
+          <w:shd w:fill="auto" w:val="clear"/>
+          <w:lang w:val="en-US" w:eastAsia="zh-CN" w:bidi="hi-IN"/>
+        </w:rPr>
+      </w:pPr>
+      <w:r>
+        <w:rPr>
+          <w:rFonts w:ascii="Liberation Serif" w:hAnsi="Liberation Serif" w:cs="Noto Sans CJK SC"/>
+          <w:b w:val="false"/>
+          <w:color w:val="000000"/>
+          <w:kern w:val="2"/>
+          <w:sz w:val="20"/>
+          <w:szCs w:val="24"/>
+          <w:shd w:fill="auto" w:val="clear"/>
+          <w:lang w:val="en-US" w:eastAsia="zh-CN" w:bidi="hi-IN"/>
+        </w:rPr>
+        <w:t>其中</w:t>
+      </w:r>
+      <w:r>
+        <w:rPr>
+          <w:rFonts w:eastAsia="Noto Serif CJK SC" w:cs="Noto Sans CJK SC"/>
+          <w:b w:val="false"/>
+          <w:color w:val="000000"/>
+          <w:kern w:val="2"/>
+          <w:sz w:val="20"/>
+          <w:szCs w:val="24"/>
+          <w:shd w:fill="auto" w:val="clear"/>
+          <w:lang w:val="en-US" w:eastAsia="zh-CN" w:bidi="hi-IN"/>
+        </w:rPr>
+        <w:t>fd</w:t>
+      </w:r>
+      <w:r>
+        <w:rPr>
+          <w:rFonts w:ascii="Liberation Serif" w:hAnsi="Liberation Serif" w:cs="Noto Sans CJK SC"/>
+          <w:b w:val="false"/>
+          <w:color w:val="000000"/>
+          <w:kern w:val="2"/>
+          <w:sz w:val="20"/>
+          <w:szCs w:val="24"/>
+          <w:shd w:fill="auto" w:val="clear"/>
+          <w:lang w:val="en-US" w:eastAsia="zh-CN" w:bidi="hi-IN"/>
+        </w:rPr>
+        <w:t>为要监控文件，</w:t>
+      </w:r>
+      <w:r>
+        <w:rPr>
+          <w:rFonts w:eastAsia="Noto Serif CJK SC" w:cs="Noto Sans CJK SC"/>
+          <w:b w:val="false"/>
+          <w:color w:val="000000"/>
+          <w:kern w:val="2"/>
+          <w:sz w:val="20"/>
+          <w:szCs w:val="24"/>
+          <w:shd w:fill="auto" w:val="clear"/>
+          <w:lang w:val="en-US" w:eastAsia="zh-CN" w:bidi="hi-IN"/>
+        </w:rPr>
+        <w:t>events</w:t>
+      </w:r>
+      <w:r>
+        <w:rPr>
+          <w:rFonts w:ascii="Liberation Serif" w:hAnsi="Liberation Serif" w:cs="Noto Sans CJK SC"/>
+          <w:b w:val="false"/>
+          <w:color w:val="000000"/>
+          <w:kern w:val="2"/>
+          <w:sz w:val="20"/>
+          <w:szCs w:val="24"/>
+          <w:shd w:fill="auto" w:val="clear"/>
+          <w:lang w:val="en-US" w:eastAsia="zh-CN" w:bidi="hi-IN"/>
+        </w:rPr>
+        <w:t xml:space="preserve">为要监控什么事件， </w:t>
+      </w:r>
+      <w:r>
+        <w:rPr>
+          <w:rFonts w:eastAsia="Noto Serif CJK SC" w:cs="Noto Sans CJK SC"/>
+          <w:b w:val="false"/>
+          <w:color w:val="000000"/>
+          <w:kern w:val="2"/>
+          <w:sz w:val="20"/>
+          <w:szCs w:val="24"/>
+          <w:shd w:fill="auto" w:val="clear"/>
+          <w:lang w:val="en-US" w:eastAsia="zh-CN" w:bidi="hi-IN"/>
+        </w:rPr>
+        <w:t>revents</w:t>
+      </w:r>
+      <w:r>
+        <w:rPr>
+          <w:rFonts w:ascii="Liberation Serif" w:hAnsi="Liberation Serif" w:cs="Noto Sans CJK SC"/>
+          <w:b w:val="false"/>
+          <w:color w:val="000000"/>
+          <w:kern w:val="2"/>
+          <w:sz w:val="20"/>
+          <w:szCs w:val="24"/>
+          <w:shd w:fill="auto" w:val="clear"/>
+          <w:lang w:val="en-US" w:eastAsia="zh-CN" w:bidi="hi-IN"/>
+        </w:rPr>
+        <w:t>实际发生了什么事件（由内核在</w:t>
+      </w:r>
+      <w:r>
+        <w:rPr>
+          <w:rFonts w:eastAsia="Noto Serif CJK SC" w:cs="Noto Sans CJK SC"/>
+          <w:b w:val="false"/>
+          <w:color w:val="000000"/>
+          <w:kern w:val="2"/>
+          <w:sz w:val="20"/>
+          <w:szCs w:val="24"/>
+          <w:shd w:fill="auto" w:val="clear"/>
+          <w:lang w:val="en-US" w:eastAsia="zh-CN" w:bidi="hi-IN"/>
+        </w:rPr>
+        <w:t>poll</w:t>
+      </w:r>
+      <w:r>
+        <w:rPr>
+          <w:rFonts w:ascii="Liberation Serif" w:hAnsi="Liberation Serif" w:cs="Noto Sans CJK SC"/>
+          <w:b w:val="false"/>
+          <w:color w:val="000000"/>
+          <w:kern w:val="2"/>
+          <w:sz w:val="20"/>
+          <w:szCs w:val="24"/>
+          <w:shd w:fill="auto" w:val="clear"/>
+          <w:lang w:val="en-US" w:eastAsia="zh-CN" w:bidi="hi-IN"/>
+        </w:rPr>
+        <w:t>返回时填写，不需要用户填写）</w:t>
+      </w:r>
+    </w:p>
+    <w:p>
+      <w:pPr>
+        <w:pStyle w:val="Normal"/>
+        <w:bidi w:val="0"/>
+        <w:jc w:val="start"/>
+        <w:rPr>
+          <w:rFonts w:ascii="Liberation Serif" w:hAnsi="Liberation Serif" w:eastAsia="Noto Serif CJK SC" w:cs="Noto Sans CJK SC"/>
+          <w:b w:val="false"/>
+          <w:b w:val="false"/>
+          <w:color w:val="auto"/>
+          <w:kern w:val="2"/>
+          <w:sz w:val="20"/>
+          <w:szCs w:val="24"/>
+          <w:shd w:fill="auto" w:val="clear"/>
+          <w:lang w:val="en-US" w:eastAsia="zh-CN" w:bidi="hi-IN"/>
+        </w:rPr>
+      </w:pPr>
+      <w:r>
+        <w:rPr>
+          <w:rFonts w:eastAsia="Noto Serif CJK SC" w:cs="Noto Sans CJK SC"/>
+          <w:b w:val="false"/>
+          <w:color w:val="000000"/>
+          <w:kern w:val="2"/>
+          <w:sz w:val="20"/>
+          <w:szCs w:val="24"/>
+          <w:shd w:fill="auto" w:val="clear"/>
+          <w:lang w:val="en-US" w:eastAsia="zh-CN" w:bidi="hi-IN"/>
+        </w:rPr>
+        <w:t>event</w:t>
+      </w:r>
+      <w:r>
+        <w:rPr>
+          <w:rFonts w:ascii="Liberation Serif" w:hAnsi="Liberation Serif" w:cs="Noto Sans CJK SC"/>
+          <w:b w:val="false"/>
+          <w:color w:val="000000"/>
+          <w:kern w:val="2"/>
+          <w:sz w:val="20"/>
+          <w:szCs w:val="24"/>
+          <w:shd w:fill="auto" w:val="clear"/>
+          <w:lang w:val="en-US" w:eastAsia="zh-CN" w:bidi="hi-IN"/>
+        </w:rPr>
+        <w:t>可使用参数如下：</w:t>
+      </w:r>
+    </w:p>
+    <w:p>
+      <w:pPr>
+        <w:pStyle w:val="Normal"/>
+        <w:bidi w:val="0"/>
+        <w:jc w:val="start"/>
+        <w:rPr>
+          <w:rFonts w:ascii="Liberation Serif" w:hAnsi="Liberation Serif" w:eastAsia="Noto Serif CJK SC" w:cs="Noto Sans CJK SC"/>
+          <w:b w:val="false"/>
+          <w:b w:val="false"/>
+          <w:color w:val="auto"/>
+          <w:kern w:val="2"/>
+          <w:sz w:val="20"/>
+          <w:szCs w:val="24"/>
+          <w:shd w:fill="auto" w:val="clear"/>
+          <w:lang w:val="en-US" w:eastAsia="zh-CN" w:bidi="hi-IN"/>
+        </w:rPr>
+      </w:pPr>
+      <w:r>
+        <w:rPr>
+          <w:rFonts w:eastAsia="Noto Serif CJK SC" w:cs="Noto Sans CJK SC"/>
+          <w:b w:val="false"/>
+          <w:color w:val="000000"/>
+          <w:kern w:val="2"/>
+          <w:sz w:val="20"/>
+          <w:szCs w:val="24"/>
+          <w:shd w:fill="auto" w:val="clear"/>
+          <w:lang w:val="en-US" w:eastAsia="zh-CN" w:bidi="hi-IN"/>
+        </w:rPr>
+        <w:tab/>
+        <w:t>POLLIN</w:t>
+      </w:r>
+      <w:r>
+        <w:rPr>
+          <w:rFonts w:ascii="Liberation Serif" w:hAnsi="Liberation Serif" w:cs="Noto Sans CJK SC"/>
+          <w:b w:val="false"/>
+          <w:color w:val="000000"/>
+          <w:kern w:val="2"/>
+          <w:sz w:val="20"/>
+          <w:szCs w:val="24"/>
+          <w:shd w:fill="auto" w:val="clear"/>
+          <w:lang w:val="en-US" w:eastAsia="zh-CN" w:bidi="hi-IN"/>
+        </w:rPr>
+        <w:t>【常用】</w:t>
+      </w:r>
+      <w:r>
+        <w:rPr>
+          <w:rFonts w:eastAsia="Noto Serif CJK SC" w:cs="Noto Sans CJK SC"/>
+          <w:b w:val="false"/>
+          <w:color w:val="000000"/>
+          <w:kern w:val="2"/>
+          <w:sz w:val="20"/>
+          <w:szCs w:val="24"/>
+          <w:shd w:fill="auto" w:val="clear"/>
+          <w:lang w:val="en-US" w:eastAsia="zh-CN" w:bidi="hi-IN"/>
+        </w:rPr>
+        <w:tab/>
+        <w:tab/>
+      </w:r>
+      <w:r>
+        <w:rPr>
+          <w:rFonts w:ascii="Liberation Serif" w:hAnsi="Liberation Serif" w:cs="Noto Sans CJK SC"/>
+          <w:b w:val="false"/>
+          <w:color w:val="000000"/>
+          <w:kern w:val="2"/>
+          <w:sz w:val="20"/>
+          <w:szCs w:val="24"/>
+          <w:shd w:fill="auto" w:val="clear"/>
+          <w:lang w:val="en-US" w:eastAsia="zh-CN" w:bidi="hi-IN"/>
+        </w:rPr>
+        <w:t>有普通数据可以读取。常用于串口、</w:t>
+      </w:r>
+      <w:r>
+        <w:rPr>
+          <w:rFonts w:eastAsia="Noto Serif CJK SC" w:cs="Noto Sans CJK SC"/>
+          <w:b w:val="false"/>
+          <w:color w:val="000000"/>
+          <w:kern w:val="2"/>
+          <w:sz w:val="20"/>
+          <w:szCs w:val="24"/>
+          <w:shd w:fill="auto" w:val="clear"/>
+          <w:lang w:val="en-US" w:eastAsia="zh-CN" w:bidi="hi-IN"/>
+        </w:rPr>
+        <w:t>socket</w:t>
+      </w:r>
+      <w:r>
+        <w:rPr>
+          <w:rFonts w:ascii="Liberation Serif" w:hAnsi="Liberation Serif" w:cs="Noto Sans CJK SC"/>
+          <w:b w:val="false"/>
+          <w:color w:val="000000"/>
+          <w:kern w:val="2"/>
+          <w:sz w:val="20"/>
+          <w:szCs w:val="24"/>
+          <w:shd w:fill="auto" w:val="clear"/>
+          <w:lang w:val="en-US" w:eastAsia="zh-CN" w:bidi="hi-IN"/>
+        </w:rPr>
+        <w:t>、管道、键盘输入。</w:t>
+      </w:r>
+    </w:p>
+    <w:p>
+      <w:pPr>
+        <w:pStyle w:val="Normal"/>
+        <w:bidi w:val="0"/>
+        <w:jc w:val="start"/>
+        <w:rPr>
+          <w:rFonts w:ascii="Liberation Serif" w:hAnsi="Liberation Serif" w:eastAsia="Noto Serif CJK SC" w:cs="Noto Sans CJK SC"/>
+          <w:b w:val="false"/>
+          <w:b w:val="false"/>
+          <w:color w:val="auto"/>
+          <w:kern w:val="2"/>
+          <w:sz w:val="20"/>
+          <w:shd w:fill="auto" w:val="clear"/>
+          <w:lang w:val="en-US" w:eastAsia="zh-CN" w:bidi="hi-IN"/>
+        </w:rPr>
+      </w:pPr>
+      <w:r>
+        <w:rPr>
+          <w:rFonts w:eastAsia="Noto Serif CJK SC" w:cs="Noto Sans CJK SC"/>
+          <w:b w:val="false"/>
+          <w:color w:val="000000"/>
+          <w:kern w:val="2"/>
+          <w:sz w:val="20"/>
+          <w:shd w:fill="auto" w:val="clear"/>
+          <w:lang w:val="en-US" w:eastAsia="zh-CN" w:bidi="hi-IN"/>
+        </w:rPr>
+        <w:tab/>
+        <w:t>POLLOUT</w:t>
+      </w:r>
+      <w:r>
+        <w:rPr>
+          <w:rFonts w:ascii="Liberation Serif" w:hAnsi="Liberation Serif" w:cs="Noto Sans CJK SC"/>
+          <w:b w:val="false"/>
+          <w:color w:val="000000"/>
+          <w:kern w:val="2"/>
+          <w:sz w:val="20"/>
+          <w:shd w:fill="auto" w:val="clear"/>
+          <w:lang w:val="en-US" w:eastAsia="zh-CN" w:bidi="hi-IN"/>
+        </w:rPr>
+        <w:t>【常用】</w:t>
+      </w:r>
+      <w:r>
+        <w:rPr>
+          <w:rFonts w:eastAsia="Noto Serif CJK SC" w:cs="Noto Sans CJK SC"/>
+          <w:b w:val="false"/>
+          <w:color w:val="000000"/>
+          <w:kern w:val="2"/>
+          <w:sz w:val="20"/>
+          <w:shd w:fill="auto" w:val="clear"/>
+          <w:lang w:val="en-US" w:eastAsia="zh-CN" w:bidi="hi-IN"/>
+        </w:rPr>
+        <w:tab/>
+      </w:r>
+      <w:r>
+        <w:rPr>
+          <w:rFonts w:ascii="Liberation Serif" w:hAnsi="Liberation Serif" w:cs="Noto Sans CJK SC"/>
+          <w:b w:val="false"/>
+          <w:color w:val="000000"/>
+          <w:kern w:val="2"/>
+          <w:sz w:val="20"/>
+          <w:shd w:fill="auto" w:val="clear"/>
+          <w:lang w:val="en-US" w:eastAsia="zh-CN" w:bidi="hi-IN"/>
+        </w:rPr>
+        <w:t xml:space="preserve">当前可以写入数据，调用 </w:t>
+      </w:r>
+      <w:r>
+        <w:rPr>
+          <w:rFonts w:eastAsia="Noto Serif CJK SC" w:cs="Noto Sans CJK SC"/>
+          <w:b w:val="false"/>
+          <w:color w:val="000000"/>
+          <w:kern w:val="2"/>
+          <w:sz w:val="20"/>
+          <w:shd w:fill="auto" w:val="clear"/>
+          <w:lang w:val="en-US" w:eastAsia="zh-CN" w:bidi="hi-IN"/>
+        </w:rPr>
+        <w:t xml:space="preserve">write() </w:t>
+      </w:r>
+      <w:r>
+        <w:rPr>
+          <w:rFonts w:ascii="Liberation Serif" w:hAnsi="Liberation Serif" w:cs="Noto Sans CJK SC"/>
+          <w:b w:val="false"/>
+          <w:color w:val="000000"/>
+          <w:kern w:val="2"/>
+          <w:sz w:val="20"/>
+          <w:shd w:fill="auto" w:val="clear"/>
+          <w:lang w:val="en-US" w:eastAsia="zh-CN" w:bidi="hi-IN"/>
+        </w:rPr>
+        <w:t xml:space="preserve">通常不会阻塞。常用于 </w:t>
+      </w:r>
+      <w:r>
+        <w:rPr>
+          <w:rFonts w:eastAsia="Noto Serif CJK SC" w:cs="Noto Sans CJK SC"/>
+          <w:b w:val="false"/>
+          <w:color w:val="000000"/>
+          <w:kern w:val="2"/>
+          <w:sz w:val="20"/>
+          <w:shd w:fill="auto" w:val="clear"/>
+          <w:lang w:val="en-US" w:eastAsia="zh-CN" w:bidi="hi-IN"/>
+        </w:rPr>
+        <w:t>socket</w:t>
+      </w:r>
+      <w:r>
+        <w:rPr>
+          <w:rFonts w:ascii="Liberation Serif" w:hAnsi="Liberation Serif" w:cs="Noto Sans CJK SC"/>
+          <w:b w:val="false"/>
+          <w:color w:val="000000"/>
+          <w:kern w:val="2"/>
+          <w:sz w:val="20"/>
+          <w:shd w:fill="auto" w:val="clear"/>
+          <w:lang w:val="en-US" w:eastAsia="zh-CN" w:bidi="hi-IN"/>
+        </w:rPr>
+        <w:t>、管道。</w:t>
+      </w:r>
+    </w:p>
+    <w:p>
+      <w:pPr>
+        <w:pStyle w:val="Normal"/>
+        <w:bidi w:val="0"/>
+        <w:jc w:val="start"/>
+        <w:rPr>
+          <w:rFonts w:ascii="Liberation Serif" w:hAnsi="Liberation Serif" w:eastAsia="Noto Serif CJK SC" w:cs="Noto Sans CJK SC"/>
+          <w:b w:val="false"/>
+          <w:b w:val="false"/>
+          <w:color w:val="auto"/>
+          <w:kern w:val="2"/>
+          <w:sz w:val="20"/>
+          <w:shd w:fill="auto" w:val="clear"/>
+          <w:lang w:val="en-US" w:eastAsia="zh-CN" w:bidi="hi-IN"/>
+        </w:rPr>
+      </w:pPr>
+      <w:r>
+        <w:rPr>
+          <w:rFonts w:eastAsia="Noto Serif CJK SC" w:cs="Noto Sans CJK SC"/>
+          <w:b w:val="false"/>
+          <w:color w:val="000000"/>
+          <w:kern w:val="2"/>
+          <w:sz w:val="20"/>
+          <w:shd w:fill="auto" w:val="clear"/>
+          <w:lang w:val="en-US" w:eastAsia="zh-CN" w:bidi="hi-IN"/>
+        </w:rPr>
+        <w:tab/>
+        <w:t>POLLPRI</w:t>
+      </w:r>
+      <w:r>
+        <w:rPr>
+          <w:rFonts w:ascii="Liberation Serif" w:hAnsi="Liberation Serif" w:cs="Noto Sans CJK SC"/>
+          <w:b w:val="false"/>
+          <w:color w:val="000000"/>
+          <w:kern w:val="2"/>
+          <w:sz w:val="20"/>
+          <w:shd w:fill="auto" w:val="clear"/>
+          <w:lang w:val="en-US" w:eastAsia="zh-CN" w:bidi="hi-IN"/>
+        </w:rPr>
+        <w:t>【</w:t>
+      </w:r>
+      <w:r>
+        <w:rPr>
+          <w:rFonts w:eastAsia="Noto Serif CJK SC" w:cs="Noto Sans CJK SC"/>
+          <w:b w:val="false"/>
+          <w:color w:val="000000"/>
+          <w:kern w:val="2"/>
+          <w:sz w:val="20"/>
+          <w:shd w:fill="auto" w:val="clear"/>
+          <w:lang w:val="en-US" w:eastAsia="zh-CN" w:bidi="hi-IN"/>
+        </w:rPr>
+        <w:t>GPIO</w:t>
+      </w:r>
+      <w:r>
+        <w:rPr>
+          <w:rFonts w:ascii="Liberation Serif" w:hAnsi="Liberation Serif" w:cs="Noto Sans CJK SC"/>
+          <w:b w:val="false"/>
+          <w:color w:val="000000"/>
+          <w:kern w:val="2"/>
+          <w:sz w:val="20"/>
+          <w:shd w:fill="auto" w:val="clear"/>
+          <w:lang w:val="en-US" w:eastAsia="zh-CN" w:bidi="hi-IN"/>
+        </w:rPr>
+        <w:t xml:space="preserve">常用】有高优先级或特殊事件。在旧版 </w:t>
+      </w:r>
+      <w:r>
+        <w:rPr>
+          <w:rFonts w:eastAsia="Noto Serif CJK SC" w:cs="Noto Sans CJK SC"/>
+          <w:b w:val="false"/>
+          <w:color w:val="000000"/>
+          <w:kern w:val="2"/>
+          <w:sz w:val="20"/>
+          <w:shd w:fill="auto" w:val="clear"/>
+          <w:lang w:val="en-US" w:eastAsia="zh-CN" w:bidi="hi-IN"/>
+        </w:rPr>
+        <w:t xml:space="preserve">GPIO sysfs </w:t>
+      </w:r>
+      <w:r>
+        <w:rPr>
+          <w:rFonts w:ascii="Liberation Serif" w:hAnsi="Liberation Serif" w:cs="Noto Sans CJK SC"/>
+          <w:b w:val="false"/>
+          <w:color w:val="000000"/>
+          <w:kern w:val="2"/>
+          <w:sz w:val="20"/>
+          <w:shd w:fill="auto" w:val="clear"/>
+          <w:lang w:val="en-US" w:eastAsia="zh-CN" w:bidi="hi-IN"/>
+        </w:rPr>
+        <w:t xml:space="preserve">中，表示 </w:t>
+      </w:r>
+      <w:r>
+        <w:rPr>
+          <w:rFonts w:eastAsia="Noto Serif CJK SC" w:cs="Noto Sans CJK SC"/>
+          <w:b w:val="false"/>
+          <w:color w:val="000000"/>
+          <w:kern w:val="2"/>
+          <w:sz w:val="20"/>
+          <w:shd w:fill="auto" w:val="clear"/>
+          <w:lang w:val="en-US" w:eastAsia="zh-CN" w:bidi="hi-IN"/>
+        </w:rPr>
+        <w:t xml:space="preserve">GPIO </w:t>
+      </w:r>
+      <w:r>
+        <w:rPr>
+          <w:rFonts w:ascii="Liberation Serif" w:hAnsi="Liberation Serif" w:cs="Noto Sans CJK SC"/>
+          <w:b w:val="false"/>
+          <w:color w:val="000000"/>
+          <w:kern w:val="2"/>
+          <w:sz w:val="20"/>
+          <w:shd w:fill="auto" w:val="clear"/>
+          <w:lang w:val="en-US" w:eastAsia="zh-CN" w:bidi="hi-IN"/>
+        </w:rPr>
+        <w:t>出现了设置好的</w:t>
+      </w:r>
+      <w:r>
+        <w:rPr>
+          <w:rFonts w:eastAsia="Noto Serif CJK SC" w:cs="Noto Sans CJK SC"/>
+          <w:b w:val="false"/>
+          <w:color w:val="000000"/>
+          <w:kern w:val="2"/>
+          <w:sz w:val="20"/>
+          <w:shd w:fill="auto" w:val="clear"/>
+          <w:lang w:val="en-US" w:eastAsia="zh-CN" w:bidi="hi-IN"/>
+        </w:rPr>
+        <w:tab/>
+        <w:tab/>
+        <w:tab/>
+        <w:tab/>
+        <w:tab/>
+        <w:tab/>
+        <w:tab/>
+      </w:r>
+      <w:r>
+        <w:rPr>
+          <w:rFonts w:ascii="Liberation Serif" w:hAnsi="Liberation Serif" w:cs="Noto Sans CJK SC"/>
+          <w:b w:val="false"/>
+          <w:color w:val="000000"/>
+          <w:kern w:val="2"/>
+          <w:sz w:val="20"/>
+          <w:shd w:fill="auto" w:val="clear"/>
+          <w:lang w:val="en-US" w:eastAsia="zh-CN" w:bidi="hi-IN"/>
+        </w:rPr>
+        <w:t>边沿变化。</w:t>
+      </w:r>
+    </w:p>
+    <w:p>
+      <w:pPr>
+        <w:pStyle w:val="Normal"/>
+        <w:bidi w:val="0"/>
+        <w:jc w:val="start"/>
+        <w:rPr>
+          <w:rFonts w:ascii="Liberation Serif" w:hAnsi="Liberation Serif" w:eastAsia="Noto Serif CJK SC" w:cs="Noto Sans CJK SC"/>
+          <w:b w:val="false"/>
+          <w:b w:val="false"/>
+          <w:color w:val="auto"/>
+          <w:kern w:val="2"/>
+          <w:sz w:val="20"/>
+          <w:shd w:fill="auto" w:val="clear"/>
+          <w:lang w:val="en-US" w:eastAsia="zh-CN" w:bidi="hi-IN"/>
+        </w:rPr>
+      </w:pPr>
+      <w:r>
+        <w:rPr>
+          <w:rFonts w:eastAsia="Noto Serif CJK SC" w:cs="Noto Sans CJK SC"/>
+          <w:b w:val="false"/>
+          <w:color w:val="000000"/>
+          <w:kern w:val="2"/>
+          <w:sz w:val="20"/>
+          <w:shd w:fill="auto" w:val="clear"/>
+          <w:lang w:val="en-US" w:eastAsia="zh-CN" w:bidi="hi-IN"/>
+        </w:rPr>
+        <w:tab/>
+        <w:t>POLLRDNORM</w:t>
+        <w:tab/>
+        <w:tab/>
+      </w:r>
+      <w:r>
+        <w:rPr>
+          <w:rFonts w:ascii="Liberation Serif" w:hAnsi="Liberation Serif" w:cs="Noto Sans CJK SC"/>
+          <w:b w:val="false"/>
+          <w:color w:val="000000"/>
+          <w:kern w:val="2"/>
+          <w:sz w:val="20"/>
+          <w:shd w:fill="auto" w:val="clear"/>
+          <w:lang w:val="en-US" w:eastAsia="zh-CN" w:bidi="hi-IN"/>
+        </w:rPr>
+        <w:t xml:space="preserve">有普通数据可以读取。在 </w:t>
+      </w:r>
+      <w:r>
+        <w:rPr>
+          <w:rFonts w:eastAsia="Noto Serif CJK SC" w:cs="Noto Sans CJK SC"/>
+          <w:b w:val="false"/>
+          <w:color w:val="000000"/>
+          <w:kern w:val="2"/>
+          <w:sz w:val="20"/>
+          <w:shd w:fill="auto" w:val="clear"/>
+          <w:lang w:val="en-US" w:eastAsia="zh-CN" w:bidi="hi-IN"/>
+        </w:rPr>
+        <w:t xml:space="preserve">Linux </w:t>
+      </w:r>
+      <w:r>
+        <w:rPr>
+          <w:rFonts w:ascii="Liberation Serif" w:hAnsi="Liberation Serif" w:cs="Noto Sans CJK SC"/>
+          <w:b w:val="false"/>
+          <w:color w:val="000000"/>
+          <w:kern w:val="2"/>
+          <w:sz w:val="20"/>
+          <w:shd w:fill="auto" w:val="clear"/>
+          <w:lang w:val="en-US" w:eastAsia="zh-CN" w:bidi="hi-IN"/>
+        </w:rPr>
+        <w:t xml:space="preserve">中通常等同于 </w:t>
+      </w:r>
+      <w:r>
+        <w:rPr>
+          <w:rFonts w:eastAsia="Noto Serif CJK SC" w:cs="Noto Sans CJK SC"/>
+          <w:b w:val="false"/>
+          <w:color w:val="000000"/>
+          <w:kern w:val="2"/>
+          <w:sz w:val="20"/>
+          <w:shd w:fill="auto" w:val="clear"/>
+          <w:lang w:val="en-US" w:eastAsia="zh-CN" w:bidi="hi-IN"/>
+        </w:rPr>
+        <w:t>POLLIN</w:t>
+      </w:r>
+      <w:r>
+        <w:rPr>
+          <w:rFonts w:ascii="Liberation Serif" w:hAnsi="Liberation Serif" w:cs="Noto Sans CJK SC"/>
+          <w:b w:val="false"/>
+          <w:color w:val="000000"/>
+          <w:kern w:val="2"/>
+          <w:sz w:val="20"/>
+          <w:shd w:fill="auto" w:val="clear"/>
+          <w:lang w:val="en-US" w:eastAsia="zh-CN" w:bidi="hi-IN"/>
+        </w:rPr>
+        <w:t>。</w:t>
+      </w:r>
+    </w:p>
+    <w:p>
+      <w:pPr>
+        <w:pStyle w:val="Normal"/>
+        <w:bidi w:val="0"/>
+        <w:jc w:val="start"/>
+        <w:rPr>
+          <w:rFonts w:ascii="Liberation Serif" w:hAnsi="Liberation Serif" w:eastAsia="Noto Serif CJK SC" w:cs="Noto Sans CJK SC"/>
+          <w:b w:val="false"/>
+          <w:b w:val="false"/>
+          <w:color w:val="auto"/>
+          <w:kern w:val="2"/>
+          <w:sz w:val="20"/>
+          <w:shd w:fill="auto" w:val="clear"/>
+          <w:lang w:val="en-US" w:eastAsia="zh-CN" w:bidi="hi-IN"/>
+        </w:rPr>
+      </w:pPr>
+      <w:r>
+        <w:rPr>
+          <w:rFonts w:eastAsia="Noto Serif CJK SC" w:cs="Noto Sans CJK SC"/>
+          <w:b w:val="false"/>
+          <w:color w:val="000000"/>
+          <w:kern w:val="2"/>
+          <w:sz w:val="20"/>
+          <w:shd w:fill="auto" w:val="clear"/>
+          <w:lang w:val="en-US" w:eastAsia="zh-CN" w:bidi="hi-IN"/>
+        </w:rPr>
+        <w:tab/>
+        <w:t>POLLWRNORM</w:t>
+        <w:tab/>
+        <w:tab/>
+      </w:r>
+      <w:r>
+        <w:rPr>
+          <w:rFonts w:ascii="Liberation Serif" w:hAnsi="Liberation Serif" w:cs="Noto Sans CJK SC"/>
+          <w:b w:val="false"/>
+          <w:color w:val="000000"/>
+          <w:kern w:val="2"/>
+          <w:sz w:val="20"/>
+          <w:shd w:fill="auto" w:val="clear"/>
+          <w:lang w:val="en-US" w:eastAsia="zh-CN" w:bidi="hi-IN"/>
+        </w:rPr>
+        <w:t xml:space="preserve">可以写入普通数据。在 </w:t>
+      </w:r>
+      <w:r>
+        <w:rPr>
+          <w:rFonts w:eastAsia="Noto Serif CJK SC" w:cs="Noto Sans CJK SC"/>
+          <w:b w:val="false"/>
+          <w:color w:val="000000"/>
+          <w:kern w:val="2"/>
+          <w:sz w:val="20"/>
+          <w:shd w:fill="auto" w:val="clear"/>
+          <w:lang w:val="en-US" w:eastAsia="zh-CN" w:bidi="hi-IN"/>
+        </w:rPr>
+        <w:t xml:space="preserve">Linux </w:t>
+      </w:r>
+      <w:r>
+        <w:rPr>
+          <w:rFonts w:ascii="Liberation Serif" w:hAnsi="Liberation Serif" w:cs="Noto Sans CJK SC"/>
+          <w:b w:val="false"/>
+          <w:color w:val="000000"/>
+          <w:kern w:val="2"/>
+          <w:sz w:val="20"/>
+          <w:shd w:fill="auto" w:val="clear"/>
+          <w:lang w:val="en-US" w:eastAsia="zh-CN" w:bidi="hi-IN"/>
+        </w:rPr>
+        <w:t xml:space="preserve">中通常等同于 </w:t>
+      </w:r>
+      <w:r>
+        <w:rPr>
+          <w:rFonts w:eastAsia="Noto Serif CJK SC" w:cs="Noto Sans CJK SC"/>
+          <w:b w:val="false"/>
+          <w:color w:val="000000"/>
+          <w:kern w:val="2"/>
+          <w:sz w:val="20"/>
+          <w:shd w:fill="auto" w:val="clear"/>
+          <w:lang w:val="en-US" w:eastAsia="zh-CN" w:bidi="hi-IN"/>
+        </w:rPr>
+        <w:t>POLLOUT</w:t>
+      </w:r>
+      <w:r>
+        <w:rPr>
+          <w:rFonts w:ascii="Liberation Serif" w:hAnsi="Liberation Serif" w:cs="Noto Sans CJK SC"/>
+          <w:b w:val="false"/>
+          <w:color w:val="000000"/>
+          <w:kern w:val="2"/>
+          <w:sz w:val="20"/>
+          <w:shd w:fill="auto" w:val="clear"/>
+          <w:lang w:val="en-US" w:eastAsia="zh-CN" w:bidi="hi-IN"/>
+        </w:rPr>
+        <w:t>。</w:t>
+      </w:r>
+    </w:p>
+    <w:p>
+      <w:pPr>
+        <w:pStyle w:val="Normal"/>
+        <w:bidi w:val="0"/>
+        <w:jc w:val="start"/>
+        <w:rPr>
+          <w:rFonts w:ascii="Liberation Serif" w:hAnsi="Liberation Serif" w:eastAsia="Noto Serif CJK SC" w:cs="Noto Sans CJK SC"/>
+          <w:b w:val="false"/>
+          <w:b w:val="false"/>
+          <w:color w:val="auto"/>
+          <w:kern w:val="2"/>
+          <w:sz w:val="20"/>
+          <w:shd w:fill="auto" w:val="clear"/>
+          <w:lang w:val="en-US" w:eastAsia="zh-CN" w:bidi="hi-IN"/>
+        </w:rPr>
+      </w:pPr>
+      <w:r>
+        <w:rPr>
+          <w:rFonts w:eastAsia="Noto Serif CJK SC" w:cs="Noto Sans CJK SC"/>
+          <w:b w:val="false"/>
+          <w:color w:val="000000"/>
+          <w:kern w:val="2"/>
+          <w:sz w:val="20"/>
+          <w:shd w:fill="auto" w:val="clear"/>
+          <w:lang w:val="en-US" w:eastAsia="zh-CN" w:bidi="hi-IN"/>
+        </w:rPr>
+        <w:tab/>
+        <w:t>POLLRDBAND</w:t>
+        <w:tab/>
+        <w:tab/>
+      </w:r>
+      <w:r>
+        <w:rPr>
+          <w:rFonts w:ascii="Liberation Serif" w:hAnsi="Liberation Serif" w:cs="Noto Sans CJK SC"/>
+          <w:b w:val="false"/>
+          <w:color w:val="000000"/>
+          <w:kern w:val="2"/>
+          <w:sz w:val="20"/>
+          <w:shd w:fill="auto" w:val="clear"/>
+          <w:lang w:val="en-US" w:eastAsia="zh-CN" w:bidi="hi-IN"/>
+        </w:rPr>
+        <w:t>有优先级数据可以读取，普通程序很少使用。</w:t>
+      </w:r>
+    </w:p>
+    <w:p>
+      <w:pPr>
+        <w:pStyle w:val="Normal"/>
+        <w:bidi w:val="0"/>
+        <w:jc w:val="start"/>
+        <w:rPr>
+          <w:rFonts w:ascii="Liberation Serif" w:hAnsi="Liberation Serif" w:eastAsia="Noto Serif CJK SC" w:cs="Noto Sans CJK SC"/>
+          <w:b w:val="false"/>
+          <w:b w:val="false"/>
+          <w:color w:val="auto"/>
+          <w:kern w:val="2"/>
+          <w:sz w:val="20"/>
+          <w:shd w:fill="auto" w:val="clear"/>
+          <w:lang w:val="en-US" w:eastAsia="zh-CN" w:bidi="hi-IN"/>
+        </w:rPr>
+      </w:pPr>
+      <w:r>
+        <w:rPr>
+          <w:rFonts w:eastAsia="Noto Serif CJK SC" w:cs="Noto Sans CJK SC"/>
+          <w:b w:val="false"/>
+          <w:color w:val="000000"/>
+          <w:kern w:val="2"/>
+          <w:sz w:val="20"/>
+          <w:shd w:fill="auto" w:val="clear"/>
+          <w:lang w:val="en-US" w:eastAsia="zh-CN" w:bidi="hi-IN"/>
+        </w:rPr>
+        <w:tab/>
+        <w:t>POLLWRBAND</w:t>
+        <w:tab/>
+        <w:tab/>
+      </w:r>
+      <w:r>
+        <w:rPr>
+          <w:rFonts w:ascii="Liberation Serif" w:hAnsi="Liberation Serif" w:cs="Noto Sans CJK SC"/>
+          <w:b w:val="false"/>
+          <w:color w:val="000000"/>
+          <w:kern w:val="2"/>
+          <w:sz w:val="20"/>
+          <w:shd w:fill="auto" w:val="clear"/>
+          <w:lang w:val="en-US" w:eastAsia="zh-CN" w:bidi="hi-IN"/>
+        </w:rPr>
+        <w:t>可以写入优先级数据，普通程序很少使用。</w:t>
+      </w:r>
+    </w:p>
+    <w:p>
+      <w:pPr>
+        <w:pStyle w:val="Normal"/>
+        <w:bidi w:val="0"/>
+        <w:jc w:val="start"/>
+        <w:rPr>
+          <w:rFonts w:ascii="Liberation Serif" w:hAnsi="Liberation Serif" w:eastAsia="Noto Serif CJK SC" w:cs="Noto Sans CJK SC"/>
+          <w:b w:val="false"/>
+          <w:b w:val="false"/>
+          <w:color w:val="auto"/>
+          <w:kern w:val="2"/>
+          <w:sz w:val="20"/>
+          <w:shd w:fill="auto" w:val="clear"/>
+          <w:lang w:val="en-US" w:eastAsia="zh-CN" w:bidi="hi-IN"/>
+        </w:rPr>
+      </w:pPr>
+      <w:r>
+        <w:rPr>
+          <w:rFonts w:eastAsia="Noto Serif CJK SC" w:cs="Noto Sans CJK SC"/>
+          <w:b w:val="false"/>
+          <w:color w:val="000000"/>
+          <w:kern w:val="2"/>
+          <w:sz w:val="20"/>
+          <w:shd w:fill="auto" w:val="clear"/>
+          <w:lang w:val="en-US" w:eastAsia="zh-CN" w:bidi="hi-IN"/>
+        </w:rPr>
+        <w:tab/>
+        <w:t>POLLRDHUP</w:t>
+        <w:tab/>
+        <w:tab/>
+        <w:tab/>
+      </w:r>
+      <w:r>
+        <w:rPr>
+          <w:rFonts w:ascii="Liberation Serif" w:hAnsi="Liberation Serif" w:cs="Noto Sans CJK SC"/>
+          <w:b w:val="false"/>
+          <w:color w:val="000000"/>
+          <w:kern w:val="2"/>
+          <w:sz w:val="20"/>
+          <w:shd w:fill="auto" w:val="clear"/>
+          <w:lang w:val="en-US" w:eastAsia="zh-CN" w:bidi="hi-IN"/>
+        </w:rPr>
+        <w:t xml:space="preserve">流式 </w:t>
+      </w:r>
+      <w:r>
+        <w:rPr>
+          <w:rFonts w:eastAsia="Noto Serif CJK SC" w:cs="Noto Sans CJK SC"/>
+          <w:b w:val="false"/>
+          <w:color w:val="000000"/>
+          <w:kern w:val="2"/>
+          <w:sz w:val="20"/>
+          <w:shd w:fill="auto" w:val="clear"/>
+          <w:lang w:val="en-US" w:eastAsia="zh-CN" w:bidi="hi-IN"/>
+        </w:rPr>
+        <w:t xml:space="preserve">socket </w:t>
+      </w:r>
+      <w:r>
+        <w:rPr>
+          <w:rFonts w:ascii="Liberation Serif" w:hAnsi="Liberation Serif" w:cs="Noto Sans CJK SC"/>
+          <w:b w:val="false"/>
+          <w:color w:val="000000"/>
+          <w:kern w:val="2"/>
+          <w:sz w:val="20"/>
+          <w:shd w:fill="auto" w:val="clear"/>
+          <w:lang w:val="en-US" w:eastAsia="zh-CN" w:bidi="hi-IN"/>
+        </w:rPr>
+        <w:t>的对端关闭了发送方向，主要用于网络通信。</w:t>
+      </w:r>
+    </w:p>
+    <w:p>
+      <w:pPr>
+        <w:pStyle w:val="Normal"/>
+        <w:bidi w:val="0"/>
+        <w:jc w:val="start"/>
+        <w:rPr>
+          <w:rFonts w:ascii="Liberation Serif" w:hAnsi="Liberation Serif" w:eastAsia="Noto Serif CJK SC" w:cs="Noto Sans CJK SC"/>
+          <w:b w:val="false"/>
+          <w:b w:val="false"/>
+          <w:color w:val="auto"/>
+          <w:kern w:val="2"/>
+          <w:sz w:val="20"/>
+          <w:shd w:fill="auto" w:val="clear"/>
+          <w:lang w:val="en-US" w:eastAsia="zh-CN" w:bidi="hi-IN"/>
+        </w:rPr>
+      </w:pPr>
+      <w:r>
+        <w:rPr>
+          <w:rFonts w:eastAsia="Noto Serif CJK SC" w:cs="Noto Sans CJK SC"/>
+          <w:b w:val="false"/>
+          <w:color w:val="000000"/>
+          <w:kern w:val="2"/>
+          <w:sz w:val="20"/>
+          <w:shd w:fill="auto" w:val="clear"/>
+          <w:lang w:val="en-US" w:eastAsia="zh-CN" w:bidi="hi-IN"/>
+        </w:rPr>
+        <w:tab/>
+      </w:r>
+    </w:p>
+    <w:p>
+      <w:pPr>
+        <w:pStyle w:val="Normal"/>
+        <w:bidi w:val="0"/>
+        <w:jc w:val="start"/>
+        <w:rPr>
+          <w:rFonts w:ascii="Liberation Serif" w:hAnsi="Liberation Serif" w:eastAsia="Noto Serif CJK SC" w:cs="Noto Sans CJK SC"/>
+          <w:b w:val="false"/>
+          <w:b w:val="false"/>
+          <w:color w:val="auto"/>
+          <w:kern w:val="2"/>
+          <w:sz w:val="20"/>
+          <w:shd w:fill="auto" w:val="clear"/>
+          <w:lang w:val="en-US" w:eastAsia="zh-CN" w:bidi="hi-IN"/>
+        </w:rPr>
+      </w:pPr>
+      <w:r>
+        <w:rPr>
+          <w:rFonts w:ascii="Liberation Serif" w:hAnsi="Liberation Serif" w:cs="Noto Sans CJK SC"/>
+          <w:b w:val="false"/>
+          <w:color w:val="000000"/>
+          <w:kern w:val="2"/>
+          <w:sz w:val="20"/>
+          <w:szCs w:val="24"/>
+          <w:shd w:fill="auto" w:val="clear"/>
+          <w:lang w:val="en-US" w:eastAsia="zh-CN" w:bidi="hi-IN"/>
+        </w:rPr>
+        <w:t>用到函数</w:t>
+      </w:r>
+      <w:r>
+        <w:rPr>
+          <w:rFonts w:ascii="Liberation Serif" w:hAnsi="Liberation Serif" w:cs="Noto Sans CJK SC"/>
+          <w:b w:val="false"/>
+          <w:color w:val="000000"/>
+          <w:kern w:val="2"/>
+          <w:sz w:val="20"/>
+          <w:szCs w:val="24"/>
+          <w:shd w:fill="auto" w:val="clear"/>
+          <w:lang w:val="en-US" w:eastAsia="zh-CN" w:bidi="hi-IN"/>
+        </w:rPr>
+        <w:t>：</w:t>
+      </w:r>
+      <w:r>
+        <w:rPr>
+          <w:rFonts w:eastAsia="Noto Serif CJK SC" w:cs="Noto Sans CJK SC"/>
+          <w:b w:val="false"/>
+          <w:color w:val="000000"/>
+          <w:kern w:val="2"/>
+          <w:sz w:val="20"/>
+          <w:szCs w:val="24"/>
+          <w:shd w:fill="auto" w:val="clear"/>
+          <w:lang w:val="en-US" w:eastAsia="zh-CN" w:bidi="hi-IN"/>
+        </w:rPr>
+        <w:t>int poll(struct pollfd *fds, nfds_t nfds, int timeout);</w:t>
+      </w:r>
+    </w:p>
+    <w:p>
+      <w:pPr>
+        <w:pStyle w:val="Normal"/>
+        <w:bidi w:val="0"/>
+        <w:jc w:val="start"/>
+        <w:rPr>
+          <w:rFonts w:ascii="Liberation Serif" w:hAnsi="Liberation Serif" w:eastAsia="Noto Serif CJK SC" w:cs="Noto Sans CJK SC"/>
+          <w:b w:val="false"/>
+          <w:b w:val="false"/>
+          <w:color w:val="auto"/>
+          <w:kern w:val="2"/>
+          <w:sz w:val="20"/>
+          <w:shd w:fill="auto" w:val="clear"/>
+          <w:lang w:val="en-US" w:eastAsia="zh-CN" w:bidi="hi-IN"/>
+        </w:rPr>
+      </w:pPr>
+      <w:r>
+        <w:rPr>
+          <w:rFonts w:eastAsia="Noto Serif CJK SC" w:cs="Noto Sans CJK SC"/>
+          <w:b w:val="false"/>
+          <w:color w:val="000000"/>
+          <w:kern w:val="2"/>
+          <w:sz w:val="20"/>
+          <w:shd w:fill="auto" w:val="clear"/>
+          <w:lang w:val="en-US" w:eastAsia="zh-CN" w:bidi="hi-IN"/>
+        </w:rPr>
+        <w:tab/>
+      </w:r>
+      <w:r>
+        <w:rPr>
+          <w:rFonts w:ascii="Liberation Serif" w:hAnsi="Liberation Serif" w:cs="Noto Sans CJK SC"/>
+          <w:b w:val="false"/>
+          <w:color w:val="000000"/>
+          <w:kern w:val="2"/>
+          <w:sz w:val="20"/>
+          <w:szCs w:val="24"/>
+          <w:shd w:fill="auto" w:val="clear"/>
+          <w:lang w:val="en-US" w:eastAsia="zh-CN" w:bidi="hi-IN"/>
+        </w:rPr>
+        <w:t>参数</w:t>
+      </w:r>
+      <w:r>
+        <w:rPr>
+          <w:rFonts w:ascii="Liberation Serif" w:hAnsi="Liberation Serif" w:cs="Noto Sans CJK SC"/>
+          <w:b w:val="false"/>
+          <w:color w:val="000000"/>
+          <w:kern w:val="2"/>
+          <w:sz w:val="20"/>
+          <w:szCs w:val="24"/>
+          <w:shd w:fill="auto" w:val="clear"/>
+          <w:lang w:val="en-US" w:eastAsia="zh-CN" w:bidi="hi-IN"/>
+        </w:rPr>
+        <w:t>：</w:t>
+      </w:r>
+      <w:r>
+        <w:rPr>
+          <w:rFonts w:eastAsia="Noto Serif CJK SC" w:cs="Noto Sans CJK SC"/>
+          <w:b w:val="false"/>
+          <w:color w:val="000000"/>
+          <w:kern w:val="2"/>
+          <w:sz w:val="20"/>
+          <w:shd w:fill="auto" w:val="clear"/>
+          <w:lang w:val="en-US" w:eastAsia="zh-CN" w:bidi="hi-IN"/>
+        </w:rPr>
+        <w:tab/>
+        <w:tab/>
+        <w:t xml:space="preserve">fds      </w:t>
+      </w:r>
+      <w:r>
+        <w:rPr>
+          <w:rFonts w:ascii="Liberation Serif" w:hAnsi="Liberation Serif" w:cs="Noto Sans CJK SC"/>
+          <w:b w:val="false"/>
+          <w:color w:val="000000"/>
+          <w:kern w:val="2"/>
+          <w:sz w:val="20"/>
+          <w:shd w:fill="auto" w:val="clear"/>
+          <w:lang w:val="en-US" w:eastAsia="zh-CN" w:bidi="hi-IN"/>
+        </w:rPr>
+        <w:t>要监控哪些文件描述符，以及监控什么事件</w:t>
+      </w:r>
+    </w:p>
+    <w:p>
+      <w:pPr>
+        <w:pStyle w:val="Normal"/>
+        <w:bidi w:val="0"/>
+        <w:jc w:val="start"/>
+        <w:rPr>
+          <w:rFonts w:ascii="Liberation Serif" w:hAnsi="Liberation Serif" w:eastAsia="Noto Serif CJK SC" w:cs="Noto Sans CJK SC"/>
+          <w:b w:val="false"/>
+          <w:b w:val="false"/>
+          <w:color w:val="auto"/>
+          <w:kern w:val="2"/>
+          <w:sz w:val="20"/>
+          <w:shd w:fill="auto" w:val="clear"/>
+          <w:lang w:val="en-US" w:eastAsia="zh-CN" w:bidi="hi-IN"/>
+        </w:rPr>
+      </w:pPr>
+      <w:r>
+        <w:rPr>
+          <w:rFonts w:eastAsia="Noto Serif CJK SC" w:cs="Noto Sans CJK SC"/>
+          <w:b w:val="false"/>
+          <w:color w:val="000000"/>
+          <w:kern w:val="2"/>
+          <w:sz w:val="20"/>
+          <w:shd w:fill="auto" w:val="clear"/>
+          <w:lang w:val="en-US" w:eastAsia="zh-CN" w:bidi="hi-IN"/>
+        </w:rPr>
+        <w:tab/>
+        <w:tab/>
+        <w:tab/>
+        <w:tab/>
+        <w:t xml:space="preserve">nfds     </w:t>
+      </w:r>
+      <w:r>
+        <w:rPr>
+          <w:rFonts w:ascii="Liberation Serif" w:hAnsi="Liberation Serif" w:cs="Noto Sans CJK SC"/>
+          <w:b w:val="false"/>
+          <w:color w:val="000000"/>
+          <w:kern w:val="2"/>
+          <w:sz w:val="20"/>
+          <w:shd w:fill="auto" w:val="clear"/>
+          <w:lang w:val="en-US" w:eastAsia="zh-CN" w:bidi="hi-IN"/>
+        </w:rPr>
+        <w:t>一共监控多少个文件描述符</w:t>
+      </w:r>
+    </w:p>
+    <w:p>
+      <w:pPr>
+        <w:pStyle w:val="Normal"/>
+        <w:bidi w:val="0"/>
+        <w:jc w:val="start"/>
+        <w:rPr>
+          <w:rFonts w:ascii="Liberation Serif" w:hAnsi="Liberation Serif" w:eastAsia="Noto Serif CJK SC" w:cs="Noto Sans CJK SC"/>
+          <w:b w:val="false"/>
+          <w:b w:val="false"/>
+          <w:color w:val="auto"/>
+          <w:kern w:val="2"/>
+          <w:sz w:val="20"/>
+          <w:shd w:fill="auto" w:val="clear"/>
+          <w:lang w:val="en-US" w:eastAsia="zh-CN" w:bidi="hi-IN"/>
+        </w:rPr>
+      </w:pPr>
+      <w:r>
+        <w:rPr>
+          <w:rFonts w:eastAsia="Noto Serif CJK SC" w:cs="Noto Sans CJK SC"/>
+          <w:b w:val="false"/>
+          <w:color w:val="000000"/>
+          <w:kern w:val="2"/>
+          <w:sz w:val="20"/>
+          <w:shd w:fill="auto" w:val="clear"/>
+          <w:lang w:val="en-US" w:eastAsia="zh-CN" w:bidi="hi-IN"/>
+        </w:rPr>
+        <w:tab/>
+        <w:tab/>
+        <w:tab/>
+        <w:tab/>
+        <w:t xml:space="preserve">timeout  </w:t>
+      </w:r>
+      <w:r>
+        <w:rPr>
+          <w:rFonts w:ascii="Liberation Serif" w:hAnsi="Liberation Serif" w:cs="Noto Sans CJK SC"/>
+          <w:b w:val="false"/>
+          <w:color w:val="000000"/>
+          <w:kern w:val="2"/>
+          <w:sz w:val="20"/>
+          <w:shd w:fill="auto" w:val="clear"/>
+          <w:lang w:val="en-US" w:eastAsia="zh-CN" w:bidi="hi-IN"/>
+        </w:rPr>
+        <w:t>最长等待多长时间</w:t>
+      </w:r>
+      <w:r>
+        <w:rPr>
+          <w:rFonts w:ascii="Liberation Serif" w:hAnsi="Liberation Serif" w:cs="Noto Sans CJK SC"/>
+          <w:b w:val="false"/>
+          <w:color w:val="000000"/>
+          <w:kern w:val="2"/>
+          <w:sz w:val="20"/>
+          <w:szCs w:val="24"/>
+          <w:shd w:fill="auto" w:val="clear"/>
+          <w:lang w:val="en-US" w:eastAsia="zh-CN" w:bidi="hi-IN"/>
+        </w:rPr>
+        <w:t>，</w:t>
+      </w:r>
+      <w:r>
+        <w:rPr>
+          <w:rFonts w:ascii="Liberation Serif" w:hAnsi="Liberation Serif" w:cs="Noto Sans CJK SC"/>
+          <w:b w:val="false"/>
+          <w:color w:val="000000"/>
+          <w:kern w:val="2"/>
+          <w:sz w:val="20"/>
+          <w:szCs w:val="24"/>
+          <w:shd w:fill="auto" w:val="clear"/>
+          <w:lang w:val="en-US" w:eastAsia="zh-CN" w:bidi="hi-IN"/>
+        </w:rPr>
+        <w:t>负数即为无限等待，</w:t>
+      </w:r>
+      <w:r>
+        <w:rPr>
+          <w:rFonts w:ascii="Liberation Serif" w:hAnsi="Liberation Serif" w:cs="Noto Sans CJK SC"/>
+          <w:b w:val="false"/>
+          <w:color w:val="000000"/>
+          <w:kern w:val="2"/>
+          <w:sz w:val="20"/>
+          <w:szCs w:val="24"/>
+          <w:shd w:fill="auto" w:val="clear"/>
+          <w:lang w:val="en-US" w:eastAsia="zh-CN" w:bidi="hi-IN"/>
+        </w:rPr>
+        <w:t>单位</w:t>
+      </w:r>
+      <w:r>
+        <w:rPr>
+          <w:rFonts w:eastAsia="Noto Serif CJK SC" w:cs="Noto Sans CJK SC"/>
+          <w:b w:val="false"/>
+          <w:color w:val="000000"/>
+          <w:kern w:val="2"/>
+          <w:sz w:val="20"/>
+          <w:szCs w:val="24"/>
+          <w:shd w:fill="auto" w:val="clear"/>
+          <w:lang w:val="en-US" w:eastAsia="zh-CN" w:bidi="hi-IN"/>
+        </w:rPr>
+        <w:t>ms</w:t>
+      </w:r>
+    </w:p>
+    <w:p>
+      <w:pPr>
+        <w:pStyle w:val="Normal"/>
+        <w:bidi w:val="0"/>
+        <w:jc w:val="start"/>
+        <w:rPr>
+          <w:rFonts w:ascii="Liberation Serif" w:hAnsi="Liberation Serif" w:eastAsia="Noto Serif CJK SC" w:cs="Noto Sans CJK SC"/>
+          <w:b w:val="false"/>
+          <w:b w:val="false"/>
+          <w:color w:val="auto"/>
+          <w:kern w:val="2"/>
+          <w:sz w:val="20"/>
+          <w:shd w:fill="auto" w:val="clear"/>
+          <w:lang w:val="en-US" w:eastAsia="zh-CN" w:bidi="hi-IN"/>
+        </w:rPr>
+      </w:pPr>
+      <w:r>
+        <w:rPr>
+          <w:rFonts w:eastAsia="Noto Serif CJK SC" w:cs="Noto Sans CJK SC"/>
+          <w:b w:val="false"/>
+          <w:color w:val="000000"/>
+          <w:kern w:val="2"/>
+          <w:sz w:val="20"/>
+          <w:shd w:fill="auto" w:val="clear"/>
+          <w:lang w:val="en-US" w:eastAsia="zh-CN" w:bidi="hi-IN"/>
+        </w:rPr>
+        <w:tab/>
+      </w:r>
+      <w:r>
+        <w:rPr>
+          <w:rFonts w:ascii="Liberation Serif" w:hAnsi="Liberation Serif" w:cs="Noto Sans CJK SC"/>
+          <w:b w:val="false"/>
+          <w:color w:val="000000"/>
+          <w:kern w:val="2"/>
+          <w:sz w:val="20"/>
+          <w:szCs w:val="24"/>
+          <w:shd w:fill="auto" w:val="clear"/>
+          <w:lang w:val="en-US" w:eastAsia="zh-CN" w:bidi="hi-IN"/>
+        </w:rPr>
+        <w:t>返回值</w:t>
+      </w:r>
+      <w:r>
+        <w:rPr>
+          <w:rFonts w:ascii="Liberation Serif" w:hAnsi="Liberation Serif" w:cs="Noto Sans CJK SC"/>
+          <w:b w:val="false"/>
+          <w:color w:val="000000"/>
+          <w:kern w:val="2"/>
+          <w:sz w:val="20"/>
+          <w:szCs w:val="24"/>
+          <w:shd w:fill="auto" w:val="clear"/>
+          <w:lang w:val="en-US" w:eastAsia="zh-CN" w:bidi="hi-IN"/>
+        </w:rPr>
+        <w:t>：</w:t>
+      </w:r>
+      <w:r>
+        <w:rPr>
+          <w:rFonts w:eastAsia="Noto Serif CJK SC" w:cs="Noto Sans CJK SC"/>
+          <w:b w:val="false"/>
+          <w:color w:val="000000"/>
+          <w:kern w:val="2"/>
+          <w:sz w:val="20"/>
+          <w:szCs w:val="24"/>
+          <w:shd w:fill="auto" w:val="clear"/>
+          <w:lang w:val="en-US" w:eastAsia="zh-CN" w:bidi="hi-IN"/>
+        </w:rPr>
+        <w:t>&lt; 0    poll</w:t>
+      </w:r>
+      <w:r>
+        <w:rPr>
+          <w:rFonts w:ascii="Liberation Serif" w:hAnsi="Liberation Serif" w:cs="Noto Sans CJK SC"/>
+          <w:b w:val="false"/>
+          <w:color w:val="000000"/>
+          <w:kern w:val="2"/>
+          <w:sz w:val="20"/>
+          <w:szCs w:val="24"/>
+          <w:shd w:fill="auto" w:val="clear"/>
+          <w:lang w:val="en-US" w:eastAsia="zh-CN" w:bidi="hi-IN"/>
+        </w:rPr>
+        <w:t>调用出错</w:t>
+      </w:r>
+    </w:p>
+    <w:p>
+      <w:pPr>
+        <w:pStyle w:val="Normal"/>
+        <w:bidi w:val="0"/>
+        <w:jc w:val="start"/>
+        <w:rPr>
+          <w:rFonts w:ascii="Liberation Serif" w:hAnsi="Liberation Serif" w:eastAsia="Noto Serif CJK SC" w:cs="Noto Sans CJK SC"/>
+          <w:b w:val="false"/>
+          <w:b w:val="false"/>
+          <w:color w:val="auto"/>
+          <w:kern w:val="2"/>
+          <w:sz w:val="20"/>
+          <w:szCs w:val="24"/>
+          <w:shd w:fill="auto" w:val="clear"/>
+          <w:lang w:val="en-US" w:eastAsia="zh-CN" w:bidi="hi-IN"/>
+        </w:rPr>
+      </w:pPr>
+      <w:r>
+        <w:rPr>
+          <w:rFonts w:eastAsia="Noto Serif CJK SC" w:cs="Noto Sans CJK SC"/>
+          <w:b w:val="false"/>
+          <w:color w:val="000000"/>
+          <w:kern w:val="2"/>
+          <w:sz w:val="20"/>
+          <w:szCs w:val="24"/>
+          <w:shd w:fill="auto" w:val="clear"/>
+          <w:lang w:val="en-US" w:eastAsia="zh-CN" w:bidi="hi-IN"/>
+        </w:rPr>
+        <w:tab/>
+        <w:tab/>
+        <w:tab/>
+        <w:t xml:space="preserve">= 0    </w:t>
+      </w:r>
+      <w:r>
+        <w:rPr>
+          <w:rFonts w:ascii="Liberation Serif" w:hAnsi="Liberation Serif" w:cs="Noto Sans CJK SC"/>
+          <w:b w:val="false"/>
+          <w:color w:val="000000"/>
+          <w:kern w:val="2"/>
+          <w:sz w:val="20"/>
+          <w:szCs w:val="24"/>
+          <w:shd w:fill="auto" w:val="clear"/>
+          <w:lang w:val="en-US" w:eastAsia="zh-CN" w:bidi="hi-IN"/>
+        </w:rPr>
+        <w:t>等待超时，没有事件</w:t>
+      </w:r>
+    </w:p>
+    <w:p>
+      <w:pPr>
+        <w:pStyle w:val="Normal"/>
+        <w:bidi w:val="0"/>
+        <w:jc w:val="start"/>
+        <w:rPr>
+          <w:rFonts w:ascii="Liberation Serif" w:hAnsi="Liberation Serif" w:eastAsia="Noto Serif CJK SC" w:cs="Noto Sans CJK SC"/>
+          <w:b w:val="false"/>
+          <w:b w:val="false"/>
+          <w:color w:val="auto"/>
+          <w:kern w:val="2"/>
+          <w:sz w:val="20"/>
+          <w:szCs w:val="24"/>
+          <w:shd w:fill="auto" w:val="clear"/>
+          <w:lang w:val="en-US" w:eastAsia="zh-CN" w:bidi="hi-IN"/>
+        </w:rPr>
+      </w:pPr>
+      <w:r>
+        <w:rPr>
+          <w:rFonts w:eastAsia="Noto Serif CJK SC" w:cs="Noto Sans CJK SC"/>
+          <w:b w:val="false"/>
+          <w:color w:val="000000"/>
+          <w:kern w:val="2"/>
+          <w:sz w:val="20"/>
+          <w:szCs w:val="24"/>
+          <w:shd w:fill="auto" w:val="clear"/>
+          <w:lang w:val="en-US" w:eastAsia="zh-CN" w:bidi="hi-IN"/>
+        </w:rPr>
+        <w:tab/>
+        <w:tab/>
+        <w:tab/>
+        <w:t xml:space="preserve">&gt; 0    </w:t>
+      </w:r>
+      <w:r>
+        <w:rPr>
+          <w:rFonts w:ascii="Liberation Serif" w:hAnsi="Liberation Serif" w:cs="Noto Sans CJK SC"/>
+          <w:b w:val="false"/>
+          <w:color w:val="000000"/>
+          <w:kern w:val="2"/>
+          <w:sz w:val="20"/>
+          <w:szCs w:val="24"/>
+          <w:shd w:fill="auto" w:val="clear"/>
+          <w:lang w:val="en-US" w:eastAsia="zh-CN" w:bidi="hi-IN"/>
+        </w:rPr>
+        <w:t>有一个或多个文件描述符发生事件</w:t>
+      </w:r>
+    </w:p>
+    <w:p>
+      <w:pPr>
+        <w:pStyle w:val="Normal"/>
+        <w:bidi w:val="0"/>
+        <w:jc w:val="start"/>
+        <w:rPr>
+          <w:rFonts w:ascii="Liberation Serif" w:hAnsi="Liberation Serif" w:eastAsia="Noto Serif CJK SC" w:cs="Noto Sans CJK SC"/>
+          <w:b w:val="false"/>
+          <w:b w:val="false"/>
+          <w:color w:val="auto"/>
+          <w:kern w:val="2"/>
+          <w:sz w:val="20"/>
+          <w:shd w:fill="auto" w:val="clear"/>
+          <w:lang w:val="en-US" w:eastAsia="zh-CN" w:bidi="hi-IN"/>
+        </w:rPr>
+      </w:pPr>
+      <w:r>
+        <w:rPr>
+          <w:rFonts w:eastAsia="Noto Serif CJK SC" w:cs="Noto Sans CJK SC"/>
+          <w:b w:val="false"/>
+          <w:color w:val="000000"/>
+          <w:kern w:val="2"/>
+          <w:sz w:val="20"/>
+          <w:shd w:fill="auto" w:val="clear"/>
+          <w:lang w:val="en-US" w:eastAsia="zh-CN" w:bidi="hi-IN"/>
+        </w:rPr>
+      </w:r>
+    </w:p>
+    <w:p>
+      <w:pPr>
+        <w:pStyle w:val="Normal"/>
+        <w:bidi w:val="0"/>
+        <w:jc w:val="start"/>
+        <w:rPr>
+          <w:rFonts w:ascii="Liberation Serif" w:hAnsi="Liberation Serif" w:eastAsia="Noto Serif CJK SC" w:cs="Noto Sans CJK SC"/>
+          <w:b w:val="false"/>
+          <w:b w:val="false"/>
+          <w:color w:val="auto"/>
+          <w:kern w:val="2"/>
+          <w:sz w:val="20"/>
+          <w:shd w:fill="auto" w:val="clear"/>
+          <w:lang w:val="en-US" w:eastAsia="zh-CN" w:bidi="hi-IN"/>
+        </w:rPr>
+      </w:pPr>
+      <w:r>
+        <w:rPr>
+          <w:rFonts w:ascii="Liberation Serif" w:hAnsi="Liberation Serif" w:cs="Noto Sans CJK SC"/>
+          <w:b w:val="false"/>
+          <w:color w:val="000000"/>
+          <w:kern w:val="2"/>
+          <w:sz w:val="20"/>
+          <w:szCs w:val="24"/>
+          <w:shd w:fill="auto" w:val="clear"/>
+          <w:lang w:val="en-US" w:eastAsia="zh-CN" w:bidi="hi-IN"/>
+        </w:rPr>
+        <w:t>注：在使用</w:t>
+      </w:r>
+      <w:r>
+        <w:rPr>
+          <w:rFonts w:eastAsia="Noto Serif CJK SC" w:cs="Noto Sans CJK SC"/>
+          <w:b w:val="false"/>
+          <w:color w:val="000000"/>
+          <w:kern w:val="2"/>
+          <w:sz w:val="20"/>
+          <w:szCs w:val="24"/>
+          <w:shd w:fill="auto" w:val="clear"/>
+          <w:lang w:val="en-US" w:eastAsia="zh-CN" w:bidi="hi-IN"/>
+        </w:rPr>
+        <w:t>poll</w:t>
+      </w:r>
+      <w:r>
+        <w:rPr>
+          <w:rFonts w:ascii="Liberation Serif" w:hAnsi="Liberation Serif" w:cs="Noto Sans CJK SC"/>
+          <w:b w:val="false"/>
+          <w:color w:val="000000"/>
+          <w:kern w:val="2"/>
+          <w:sz w:val="20"/>
+          <w:szCs w:val="24"/>
+          <w:shd w:fill="auto" w:val="clear"/>
+          <w:lang w:val="en-US" w:eastAsia="zh-CN" w:bidi="hi-IN"/>
+        </w:rPr>
+        <w:t>函数前要先使用一次</w:t>
+      </w:r>
+      <w:r>
+        <w:rPr>
+          <w:rFonts w:eastAsia="Noto Serif CJK SC" w:cs="Noto Sans CJK SC"/>
+          <w:b w:val="false"/>
+          <w:color w:val="000000"/>
+          <w:kern w:val="2"/>
+          <w:sz w:val="20"/>
+          <w:szCs w:val="24"/>
+          <w:shd w:fill="auto" w:val="clear"/>
+          <w:lang w:val="en-US" w:eastAsia="zh-CN" w:bidi="hi-IN"/>
+        </w:rPr>
+        <w:t>read</w:t>
+      </w:r>
+      <w:r>
+        <w:rPr>
+          <w:rFonts w:ascii="Liberation Serif" w:hAnsi="Liberation Serif" w:cs="Noto Sans CJK SC"/>
+          <w:b w:val="false"/>
+          <w:color w:val="000000"/>
+          <w:kern w:val="2"/>
+          <w:sz w:val="20"/>
+          <w:szCs w:val="24"/>
+          <w:shd w:fill="auto" w:val="clear"/>
+          <w:lang w:val="en-US" w:eastAsia="zh-CN" w:bidi="hi-IN"/>
+        </w:rPr>
+        <w:t>函数，这个</w:t>
+      </w:r>
+      <w:r>
+        <w:rPr>
+          <w:rFonts w:eastAsia="Noto Serif CJK SC" w:cs="Noto Sans CJK SC"/>
+          <w:b w:val="false"/>
+          <w:color w:val="000000"/>
+          <w:kern w:val="2"/>
+          <w:sz w:val="20"/>
+          <w:szCs w:val="24"/>
+          <w:shd w:fill="auto" w:val="clear"/>
+          <w:lang w:val="en-US" w:eastAsia="zh-CN" w:bidi="hi-IN"/>
+        </w:rPr>
+        <w:t>read</w:t>
+      </w:r>
+      <w:r>
+        <w:rPr>
+          <w:rFonts w:ascii="Liberation Serif" w:hAnsi="Liberation Serif" w:cs="Noto Sans CJK SC"/>
+          <w:b w:val="false"/>
+          <w:color w:val="000000"/>
+          <w:kern w:val="2"/>
+          <w:sz w:val="20"/>
+          <w:szCs w:val="24"/>
+          <w:shd w:fill="auto" w:val="clear"/>
+          <w:lang w:val="en-US" w:eastAsia="zh-CN" w:bidi="hi-IN"/>
+        </w:rPr>
+        <w:t>函数用于</w:t>
+      </w:r>
+      <w:r>
+        <w:rPr>
+          <w:rFonts w:ascii="Liberation Serif" w:hAnsi="Liberation Serif" w:cs="Noto Sans CJK SC" w:eastAsia="JetBrains Mono;Droid Sans Mono;monospace;monospace"/>
+          <w:b w:val="false"/>
+          <w:color w:val="000000"/>
+          <w:kern w:val="2"/>
+          <w:sz w:val="18"/>
+          <w:szCs w:val="18"/>
+          <w:shd w:fill="auto" w:val="clear"/>
+          <w:lang w:val="en-US" w:eastAsia="zh-CN" w:bidi="hi-IN"/>
+        </w:rPr>
+        <w:t>确认并处理此前已经存在的</w:t>
+      </w:r>
+      <w:r>
+        <w:rPr>
+          <w:rFonts w:eastAsia="JetBrains Mono;Droid Sans Mono;monospace;monospace" w:cs="Noto Sans CJK SC"/>
+          <w:b w:val="false"/>
+          <w:color w:val="000000"/>
+          <w:kern w:val="2"/>
+          <w:sz w:val="18"/>
+          <w:szCs w:val="18"/>
+          <w:shd w:fill="auto" w:val="clear"/>
+          <w:lang w:val="en-US" w:eastAsia="zh-CN" w:bidi="hi-IN"/>
+        </w:rPr>
+        <w:t>GPIO</w:t>
+      </w:r>
+      <w:r>
+        <w:rPr>
+          <w:rFonts w:ascii="Liberation Serif" w:hAnsi="Liberation Serif" w:cs="Noto Sans CJK SC" w:eastAsia="JetBrains Mono;Droid Sans Mono;monospace;monospace"/>
+          <w:b w:val="false"/>
+          <w:color w:val="000000"/>
+          <w:kern w:val="2"/>
+          <w:sz w:val="18"/>
+          <w:szCs w:val="18"/>
+          <w:shd w:fill="auto" w:val="clear"/>
+          <w:lang w:val="en-US" w:eastAsia="zh-CN" w:bidi="hi-IN"/>
+        </w:rPr>
+        <w:t>事件通知，防止第一次</w:t>
+      </w:r>
+      <w:r>
+        <w:rPr>
+          <w:rFonts w:eastAsia="JetBrains Mono;Droid Sans Mono;monospace;monospace" w:cs="Noto Sans CJK SC"/>
+          <w:b w:val="false"/>
+          <w:color w:val="000000"/>
+          <w:kern w:val="2"/>
+          <w:sz w:val="18"/>
+          <w:szCs w:val="18"/>
+          <w:shd w:fill="auto" w:val="clear"/>
+          <w:lang w:val="en-US" w:eastAsia="zh-CN" w:bidi="hi-IN"/>
+        </w:rPr>
+        <w:t>poll</w:t>
+      </w:r>
+      <w:r>
+        <w:rPr>
+          <w:rFonts w:ascii="Liberation Serif" w:hAnsi="Liberation Serif" w:cs="Noto Sans CJK SC" w:eastAsia="JetBrains Mono;Droid Sans Mono;monospace;monospace"/>
+          <w:b w:val="false"/>
+          <w:color w:val="000000"/>
+          <w:kern w:val="2"/>
+          <w:sz w:val="18"/>
+          <w:szCs w:val="18"/>
+          <w:shd w:fill="auto" w:val="clear"/>
+          <w:lang w:val="en-US" w:eastAsia="zh-CN" w:bidi="hi-IN"/>
+        </w:rPr>
+        <w:t>因为旧事件而立即返回</w:t>
+      </w:r>
+    </w:p>
+    <w:p>
+      <w:pPr>
+        <w:pStyle w:val="Normal"/>
+        <w:bidi w:val="0"/>
+        <w:jc w:val="start"/>
+        <w:rPr>
+          <w:rFonts w:ascii="Liberation Serif" w:hAnsi="Liberation Serif" w:eastAsia="Noto Serif CJK SC" w:cs="Noto Sans CJK SC"/>
+          <w:b w:val="false"/>
+          <w:b w:val="false"/>
+          <w:color w:val="auto"/>
+          <w:kern w:val="2"/>
+          <w:sz w:val="20"/>
+          <w:shd w:fill="auto" w:val="clear"/>
+          <w:lang w:val="en-US" w:eastAsia="zh-CN" w:bidi="hi-IN"/>
+        </w:rPr>
+      </w:pPr>
+      <w:r>
+        <w:rPr>
+          <w:rFonts w:eastAsia="Noto Serif CJK SC" w:cs="Noto Sans CJK SC"/>
+          <w:b w:val="false"/>
+          <w:color w:val="000000"/>
+          <w:kern w:val="2"/>
+          <w:sz w:val="20"/>
+          <w:shd w:fill="auto" w:val="clear"/>
+          <w:lang w:val="en-US" w:eastAsia="zh-CN" w:bidi="hi-IN"/>
+        </w:rPr>
+      </w:r>
+    </w:p>
+    <w:p>
+      <w:pPr>
+        <w:pStyle w:val="Normal"/>
+        <w:bidi w:val="0"/>
+        <w:jc w:val="start"/>
+        <w:rPr>
+          <w:rFonts w:ascii="Liberation Serif" w:hAnsi="Liberation Serif" w:eastAsia="Noto Serif CJK SC" w:cs="Noto Sans CJK SC"/>
+          <w:b w:val="false"/>
+          <w:b w:val="false"/>
+          <w:color w:val="auto"/>
+          <w:kern w:val="2"/>
+          <w:sz w:val="20"/>
+          <w:shd w:fill="auto" w:val="clear"/>
+          <w:lang w:val="en-US" w:eastAsia="zh-CN" w:bidi="hi-IN"/>
+        </w:rPr>
+      </w:pPr>
+      <w:r>
+        <w:rPr>
+          <w:rFonts w:eastAsia="Noto Serif CJK SC" w:cs="Noto Sans CJK SC"/>
+          <w:b w:val="false"/>
+          <w:color w:val="000000"/>
+          <w:kern w:val="2"/>
+          <w:sz w:val="20"/>
+          <w:shd w:fill="auto" w:val="clear"/>
+          <w:lang w:val="en-US" w:eastAsia="zh-CN" w:bidi="hi-IN"/>
+        </w:rPr>
+      </w:r>
+    </w:p>
+    <w:p>
+      <w:pPr>
+        <w:pStyle w:val="Normal"/>
+        <w:bidi w:val="0"/>
+        <w:jc w:val="start"/>
+        <w:rPr>
+          <w:rFonts w:ascii="Liberation Serif" w:hAnsi="Liberation Serif" w:eastAsia="Noto Serif CJK SC" w:cs="Noto Sans CJK SC"/>
+          <w:b w:val="false"/>
+          <w:b w:val="false"/>
+          <w:color w:val="auto"/>
+          <w:kern w:val="2"/>
+          <w:sz w:val="20"/>
+          <w:shd w:fill="auto" w:val="clear"/>
+          <w:lang w:val="en-US" w:eastAsia="zh-CN" w:bidi="hi-IN"/>
+        </w:rPr>
+      </w:pPr>
+      <w:r>
+        <w:rPr>
+          <w:rFonts w:eastAsia="Noto Serif CJK SC" w:cs="Noto Sans CJK SC"/>
+          <w:b w:val="false"/>
+          <w:color w:val="000000"/>
+          <w:kern w:val="2"/>
+          <w:sz w:val="20"/>
+          <w:shd w:fill="auto" w:val="clear"/>
+          <w:lang w:val="en-US" w:eastAsia="zh-CN" w:bidi="hi-IN"/>
+        </w:rPr>
+      </w:r>
+    </w:p>
+    <w:p>
+      <w:pPr>
+        <w:pStyle w:val="Normal"/>
+        <w:bidi w:val="0"/>
+        <w:jc w:val="start"/>
+        <w:rPr>
+          <w:rFonts w:ascii="Liberation Serif" w:hAnsi="Liberation Serif" w:eastAsia="Noto Serif CJK SC" w:cs="Noto Sans CJK SC"/>
+          <w:b w:val="false"/>
+          <w:b w:val="false"/>
+          <w:color w:val="auto"/>
+          <w:kern w:val="2"/>
+          <w:sz w:val="20"/>
+          <w:shd w:fill="auto" w:val="clear"/>
+          <w:lang w:val="en-US" w:eastAsia="zh-CN" w:bidi="hi-IN"/>
+        </w:rPr>
+      </w:pPr>
+      <w:r>
+        <w:rPr>
+          <w:rFonts w:eastAsia="Noto Serif CJK SC" w:cs="Noto Sans CJK SC"/>
+          <w:b w:val="false"/>
+          <w:color w:val="000000"/>
+          <w:kern w:val="2"/>
+          <w:sz w:val="20"/>
+          <w:shd w:fill="auto" w:val="clear"/>
+          <w:lang w:val="en-US" w:eastAsia="zh-CN" w:bidi="hi-IN"/>
+        </w:rPr>
+      </w:r>
+    </w:p>
+    <w:p>
+      <w:pPr>
+        <w:pStyle w:val="Normal"/>
+        <w:bidi w:val="0"/>
+        <w:jc w:val="start"/>
+        <w:rPr>
+          <w:rFonts w:ascii="Liberation Serif" w:hAnsi="Liberation Serif" w:eastAsia="Noto Serif CJK SC" w:cs="Noto Sans CJK SC"/>
+          <w:b w:val="false"/>
+          <w:b w:val="false"/>
+          <w:color w:val="auto"/>
+          <w:kern w:val="2"/>
+          <w:sz w:val="20"/>
+          <w:shd w:fill="auto" w:val="clear"/>
+          <w:lang w:val="en-US" w:eastAsia="zh-CN" w:bidi="hi-IN"/>
+        </w:rPr>
+      </w:pPr>
+      <w:r>
+        <w:rPr>
+          <w:rFonts w:eastAsia="Noto Serif CJK SC" w:cs="Noto Sans CJK SC"/>
+          <w:b w:val="false"/>
+          <w:color w:val="000000"/>
+          <w:kern w:val="2"/>
+          <w:sz w:val="20"/>
+          <w:shd w:fill="auto" w:val="clear"/>
+          <w:lang w:val="en-US" w:eastAsia="zh-CN" w:bidi="hi-IN"/>
+        </w:rPr>
+      </w:r>
+    </w:p>
+    <w:p>
+      <w:pPr>
+        <w:pStyle w:val="Normal"/>
+        <w:bidi w:val="0"/>
+        <w:jc w:val="start"/>
+        <w:rPr>
+          <w:rFonts w:ascii="Liberation Serif" w:hAnsi="Liberation Serif" w:eastAsia="Noto Serif CJK SC" w:cs="Noto Sans CJK SC"/>
+          <w:b w:val="false"/>
+          <w:b w:val="false"/>
+          <w:color w:val="auto"/>
+          <w:kern w:val="2"/>
+          <w:sz w:val="20"/>
+          <w:shd w:fill="auto" w:val="clear"/>
+          <w:lang w:val="en-US" w:eastAsia="zh-CN" w:bidi="hi-IN"/>
+        </w:rPr>
+      </w:pPr>
+      <w:r>
+        <w:rPr>
+          <w:rFonts w:eastAsia="Noto Serif CJK SC" w:cs="Noto Sans CJK SC"/>
+          <w:b w:val="false"/>
+          <w:color w:val="000000"/>
+          <w:kern w:val="2"/>
+          <w:sz w:val="20"/>
+          <w:shd w:fill="auto" w:val="clear"/>
+          <w:lang w:val="en-US" w:eastAsia="zh-CN" w:bidi="hi-IN"/>
+        </w:rPr>
+      </w:r>
+    </w:p>
+    <w:p>
+      <w:pPr>
+        <w:pStyle w:val="Normal"/>
+        <w:bidi w:val="0"/>
+        <w:jc w:val="start"/>
+        <w:rPr>
+          <w:rFonts w:ascii="Liberation Serif" w:hAnsi="Liberation Serif" w:eastAsia="Noto Serif CJK SC" w:cs="Noto Sans CJK SC"/>
+          <w:b w:val="false"/>
+          <w:b w:val="false"/>
+          <w:color w:val="auto"/>
+          <w:kern w:val="2"/>
+          <w:sz w:val="20"/>
+          <w:shd w:fill="auto" w:val="clear"/>
+          <w:lang w:val="en-US" w:eastAsia="zh-CN" w:bidi="hi-IN"/>
+        </w:rPr>
+      </w:pPr>
+      <w:r>
+        <w:rPr>
+          <w:rFonts w:eastAsia="Noto Serif CJK SC" w:cs="Noto Sans CJK SC"/>
+          <w:b w:val="false"/>
+          <w:color w:val="000000"/>
+          <w:kern w:val="2"/>
+          <w:sz w:val="20"/>
+          <w:shd w:fill="auto" w:val="clear"/>
+          <w:lang w:val="en-US" w:eastAsia="zh-CN" w:bidi="hi-IN"/>
+        </w:rPr>
+      </w:r>
+    </w:p>
+    <w:p>
+      <w:pPr>
+        <w:pStyle w:val="Normal"/>
+        <w:bidi w:val="0"/>
+        <w:jc w:val="start"/>
+        <w:rPr>
+          <w:rFonts w:ascii="Liberation Serif" w:hAnsi="Liberation Serif" w:eastAsia="Noto Serif CJK SC" w:cs="Noto Sans CJK SC"/>
+          <w:b w:val="false"/>
+          <w:b w:val="false"/>
+          <w:color w:val="auto"/>
+          <w:kern w:val="2"/>
+          <w:sz w:val="20"/>
+          <w:shd w:fill="auto" w:val="clear"/>
+          <w:lang w:val="en-US" w:eastAsia="zh-CN" w:bidi="hi-IN"/>
+        </w:rPr>
+      </w:pPr>
+      <w:r>
+        <w:rPr>
+          <w:rFonts w:eastAsia="Noto Serif CJK SC" w:cs="Noto Sans CJK SC"/>
+          <w:b w:val="false"/>
+          <w:color w:val="000000"/>
+          <w:kern w:val="2"/>
+          <w:sz w:val="20"/>
+          <w:shd w:fill="auto" w:val="clear"/>
+          <w:lang w:val="en-US" w:eastAsia="zh-CN" w:bidi="hi-IN"/>
+        </w:rPr>
+      </w:r>
+    </w:p>
+    <w:p>
+      <w:pPr>
+        <w:pStyle w:val="Normal"/>
+        <w:bidi w:val="0"/>
+        <w:jc w:val="start"/>
+        <w:rPr>
+          <w:rFonts w:ascii="Liberation Serif" w:hAnsi="Liberation Serif" w:eastAsia="Noto Serif CJK SC" w:cs="Noto Sans CJK SC"/>
+          <w:b w:val="false"/>
+          <w:b w:val="false"/>
+          <w:color w:val="auto"/>
+          <w:kern w:val="2"/>
+          <w:sz w:val="20"/>
+          <w:shd w:fill="auto" w:val="clear"/>
+          <w:lang w:val="en-US" w:eastAsia="zh-CN" w:bidi="hi-IN"/>
+        </w:rPr>
+      </w:pPr>
+      <w:r>
+        <w:rPr>
+          <w:rFonts w:eastAsia="Noto Serif CJK SC" w:cs="Noto Sans CJK SC"/>
+          <w:b w:val="false"/>
+          <w:color w:val="000000"/>
+          <w:kern w:val="2"/>
+          <w:sz w:val="20"/>
+          <w:shd w:fill="auto" w:val="clear"/>
+          <w:lang w:val="en-US" w:eastAsia="zh-CN" w:bidi="hi-IN"/>
+        </w:rPr>
+      </w:r>
+    </w:p>
+    <w:p>
+      <w:pPr>
+        <w:pStyle w:val="Normal"/>
+        <w:bidi w:val="0"/>
+        <w:jc w:val="start"/>
+        <w:rPr>
+          <w:rFonts w:ascii="Liberation Serif" w:hAnsi="Liberation Serif" w:eastAsia="Noto Serif CJK SC" w:cs="Noto Sans CJK SC"/>
+          <w:b w:val="false"/>
+          <w:b w:val="false"/>
+          <w:color w:val="auto"/>
+          <w:kern w:val="2"/>
+          <w:sz w:val="20"/>
+          <w:shd w:fill="auto" w:val="clear"/>
+          <w:lang w:val="en-US" w:eastAsia="zh-CN" w:bidi="hi-IN"/>
+        </w:rPr>
+      </w:pPr>
+      <w:r>
+        <w:rPr>
+          <w:rFonts w:eastAsia="Noto Serif CJK SC" w:cs="Noto Sans CJK SC"/>
+          <w:b w:val="false"/>
+          <w:color w:val="000000"/>
+          <w:kern w:val="2"/>
+          <w:sz w:val="20"/>
+          <w:shd w:fill="auto" w:val="clear"/>
+          <w:lang w:val="en-US" w:eastAsia="zh-CN" w:bidi="hi-IN"/>
+        </w:rPr>
+      </w:r>
+    </w:p>
+    <w:p>
+      <w:pPr>
+        <w:pStyle w:val="Normal"/>
+        <w:bidi w:val="0"/>
+        <w:jc w:val="start"/>
+        <w:rPr>
+          <w:rFonts w:ascii="Liberation Serif" w:hAnsi="Liberation Serif" w:eastAsia="Noto Serif CJK SC" w:cs="Noto Sans CJK SC"/>
+          <w:b w:val="false"/>
+          <w:b w:val="false"/>
+          <w:color w:val="auto"/>
+          <w:kern w:val="2"/>
+          <w:sz w:val="20"/>
+          <w:shd w:fill="auto" w:val="clear"/>
+          <w:lang w:val="en-US" w:eastAsia="zh-CN" w:bidi="hi-IN"/>
+        </w:rPr>
+      </w:pPr>
+      <w:r>
+        <w:rPr>
+          <w:rFonts w:eastAsia="Noto Serif CJK SC" w:cs="Noto Sans CJK SC"/>
+          <w:b w:val="false"/>
+          <w:color w:val="000000"/>
+          <w:kern w:val="2"/>
+          <w:sz w:val="20"/>
+          <w:shd w:fill="auto" w:val="clear"/>
+          <w:lang w:val="en-US" w:eastAsia="zh-CN" w:bidi="hi-IN"/>
+        </w:rPr>
+      </w:r>
+    </w:p>
+    <w:p>
+      <w:pPr>
+        <w:pStyle w:val="Normal"/>
+        <w:bidi w:val="0"/>
+        <w:jc w:val="start"/>
+        <w:rPr>
+          <w:rFonts w:ascii="Liberation Serif" w:hAnsi="Liberation Serif" w:eastAsia="Noto Serif CJK SC" w:cs="Noto Sans CJK SC"/>
+          <w:b w:val="false"/>
+          <w:b w:val="false"/>
+          <w:color w:val="auto"/>
+          <w:kern w:val="2"/>
+          <w:sz w:val="20"/>
+          <w:shd w:fill="auto" w:val="clear"/>
+          <w:lang w:val="en-US" w:eastAsia="zh-CN" w:bidi="hi-IN"/>
+        </w:rPr>
+      </w:pPr>
+      <w:r>
+        <w:rPr>
+          <w:rFonts w:eastAsia="Noto Serif CJK SC" w:cs="Noto Sans CJK SC"/>
+          <w:b w:val="false"/>
+          <w:color w:val="000000"/>
+          <w:kern w:val="2"/>
+          <w:sz w:val="20"/>
+          <w:shd w:fill="auto" w:val="clear"/>
+          <w:lang w:val="en-US" w:eastAsia="zh-CN" w:bidi="hi-IN"/>
+        </w:rPr>
+      </w:r>
+    </w:p>
+    <w:p>
+      <w:pPr>
+        <w:pStyle w:val="Normal"/>
+        <w:bidi w:val="0"/>
+        <w:jc w:val="start"/>
+        <w:rPr>
+          <w:rFonts w:ascii="Liberation Serif" w:hAnsi="Liberation Serif" w:eastAsia="Noto Serif CJK SC" w:cs="Noto Sans CJK SC"/>
+          <w:b w:val="false"/>
+          <w:b w:val="false"/>
+          <w:color w:val="auto"/>
+          <w:kern w:val="2"/>
+          <w:sz w:val="20"/>
+          <w:shd w:fill="auto" w:val="clear"/>
+          <w:lang w:val="en-US" w:eastAsia="zh-CN" w:bidi="hi-IN"/>
+        </w:rPr>
+      </w:pPr>
+      <w:r>
+        <w:rPr>
+          <w:rFonts w:eastAsia="Noto Serif CJK SC" w:cs="Noto Sans CJK SC"/>
+          <w:b w:val="false"/>
+          <w:color w:val="000000"/>
+          <w:kern w:val="2"/>
+          <w:sz w:val="20"/>
+          <w:shd w:fill="auto" w:val="clear"/>
+          <w:lang w:val="en-US" w:eastAsia="zh-CN" w:bidi="hi-IN"/>
+        </w:rPr>
+      </w:r>
+    </w:p>
+    <w:p>
+      <w:pPr>
+        <w:pStyle w:val="Normal"/>
+        <w:bidi w:val="0"/>
+        <w:jc w:val="start"/>
+        <w:rPr>
+          <w:rFonts w:ascii="Liberation Serif" w:hAnsi="Liberation Serif" w:eastAsia="Noto Serif CJK SC" w:cs="Noto Sans CJK SC"/>
+          <w:b w:val="false"/>
+          <w:b w:val="false"/>
+          <w:color w:val="auto"/>
+          <w:kern w:val="2"/>
+          <w:sz w:val="20"/>
+          <w:shd w:fill="auto" w:val="clear"/>
+          <w:lang w:val="en-US" w:eastAsia="zh-CN" w:bidi="hi-IN"/>
+        </w:rPr>
+      </w:pPr>
+      <w:r>
+        <w:rPr>
+          <w:rFonts w:eastAsia="Noto Serif CJK SC" w:cs="Noto Sans CJK SC"/>
+          <w:b w:val="false"/>
+          <w:color w:val="000000"/>
+          <w:kern w:val="2"/>
+          <w:sz w:val="20"/>
+          <w:shd w:fill="auto" w:val="clear"/>
+          <w:lang w:val="en-US" w:eastAsia="zh-CN" w:bidi="hi-IN"/>
+        </w:rPr>
+      </w:r>
+    </w:p>
+    <w:p>
+      <w:pPr>
+        <w:pStyle w:val="Normal"/>
+        <w:bidi w:val="0"/>
+        <w:jc w:val="start"/>
+        <w:rPr>
+          <w:rFonts w:ascii="Liberation Serif" w:hAnsi="Liberation Serif" w:eastAsia="Noto Serif CJK SC" w:cs="Noto Sans CJK SC"/>
+          <w:b w:val="false"/>
+          <w:b w:val="false"/>
+          <w:color w:val="auto"/>
+          <w:kern w:val="2"/>
+          <w:sz w:val="20"/>
+          <w:shd w:fill="auto" w:val="clear"/>
+          <w:lang w:val="en-US" w:eastAsia="zh-CN" w:bidi="hi-IN"/>
+        </w:rPr>
+      </w:pPr>
+      <w:r>
+        <w:rPr>
+          <w:rFonts w:eastAsia="Noto Serif CJK SC" w:cs="Noto Sans CJK SC"/>
+          <w:b w:val="false"/>
+          <w:color w:val="000000"/>
+          <w:kern w:val="2"/>
+          <w:sz w:val="20"/>
+          <w:shd w:fill="auto" w:val="clear"/>
+          <w:lang w:val="en-US" w:eastAsia="zh-CN" w:bidi="hi-IN"/>
+        </w:rPr>
+      </w:r>
+    </w:p>
+    <w:p>
+      <w:pPr>
+        <w:pStyle w:val="Normal"/>
+        <w:bidi w:val="0"/>
+        <w:jc w:val="start"/>
+        <w:rPr>
+          <w:rFonts w:ascii="Liberation Serif" w:hAnsi="Liberation Serif" w:eastAsia="Noto Serif CJK SC" w:cs="Noto Sans CJK SC"/>
+          <w:b w:val="false"/>
+          <w:b w:val="false"/>
+          <w:color w:val="auto"/>
+          <w:kern w:val="2"/>
+          <w:sz w:val="20"/>
+          <w:shd w:fill="auto" w:val="clear"/>
+          <w:lang w:val="en-US" w:eastAsia="zh-CN" w:bidi="hi-IN"/>
+        </w:rPr>
+      </w:pPr>
+      <w:r>
+        <w:rPr>
+          <w:rFonts w:eastAsia="Noto Serif CJK SC" w:cs="Noto Sans CJK SC"/>
+          <w:b w:val="false"/>
+          <w:color w:val="000000"/>
+          <w:kern w:val="2"/>
+          <w:sz w:val="20"/>
+          <w:shd w:fill="auto" w:val="clear"/>
+          <w:lang w:val="en-US" w:eastAsia="zh-CN" w:bidi="hi-IN"/>
+        </w:rPr>
+      </w:r>
+    </w:p>
+    <w:p>
+      <w:pPr>
+        <w:pStyle w:val="Normal"/>
+        <w:bidi w:val="0"/>
+        <w:jc w:val="start"/>
+        <w:rPr>
+          <w:rFonts w:ascii="Liberation Serif" w:hAnsi="Liberation Serif" w:eastAsia="Noto Serif CJK SC" w:cs="Noto Sans CJK SC"/>
+          <w:b w:val="false"/>
+          <w:b w:val="false"/>
+          <w:color w:val="auto"/>
+          <w:kern w:val="2"/>
+          <w:sz w:val="20"/>
+          <w:shd w:fill="auto" w:val="clear"/>
+          <w:lang w:val="en-US" w:eastAsia="zh-CN" w:bidi="hi-IN"/>
+        </w:rPr>
+      </w:pPr>
+      <w:r>
+        <w:rPr>
+          <w:rFonts w:eastAsia="Noto Serif CJK SC" w:cs="Noto Sans CJK SC"/>
+          <w:b w:val="false"/>
+          <w:color w:val="000000"/>
+          <w:kern w:val="2"/>
+          <w:sz w:val="20"/>
+          <w:shd w:fill="auto" w:val="clear"/>
+          <w:lang w:val="en-US" w:eastAsia="zh-CN" w:bidi="hi-IN"/>
+        </w:rPr>
+      </w:r>
+    </w:p>
+    <w:p>
+      <w:pPr>
+        <w:pStyle w:val="Normal"/>
+        <w:bidi w:val="0"/>
+        <w:jc w:val="start"/>
+        <w:rPr/>
+      </w:pPr>
+      <w:r>
+        <w:rPr/>
       </w:r>
     </w:p>
     <w:sectPr>
@@ -10464,7 +16444,126 @@
       <w:start w:val="1"/>
       <w:numFmt w:val="none"/>
       <w:suff w:val="nothing"/>
-      <w:lvlText w:val=""/>
+      <w:lvlText w:val="%1"/>
+      <w:lvlJc w:val="start"/>
+      <w:pPr>
+        <w:tabs>
+          <w:tab w:val="num" w:pos="0"/>
+        </w:tabs>
+        <w:ind w:start="0" w:hanging="0"/>
+      </w:pPr>
+    </w:lvl>
+    <w:lvl w:ilvl="1">
+      <w:start w:val="1"/>
+      <w:numFmt w:val="none"/>
+      <w:suff w:val="nothing"/>
+      <w:lvlText w:val="%2"/>
+      <w:lvlJc w:val="start"/>
+      <w:pPr>
+        <w:tabs>
+          <w:tab w:val="num" w:pos="0"/>
+        </w:tabs>
+        <w:ind w:start="0" w:hanging="0"/>
+      </w:pPr>
+    </w:lvl>
+    <w:lvl w:ilvl="2">
+      <w:start w:val="1"/>
+      <w:numFmt w:val="none"/>
+      <w:suff w:val="nothing"/>
+      <w:lvlText w:val="%3"/>
+      <w:lvlJc w:val="start"/>
+      <w:pPr>
+        <w:tabs>
+          <w:tab w:val="num" w:pos="0"/>
+        </w:tabs>
+        <w:ind w:start="0" w:hanging="0"/>
+      </w:pPr>
+    </w:lvl>
+    <w:lvl w:ilvl="3">
+      <w:start w:val="1"/>
+      <w:numFmt w:val="none"/>
+      <w:suff w:val="nothing"/>
+      <w:lvlText w:val="%4"/>
+      <w:lvlJc w:val="start"/>
+      <w:pPr>
+        <w:tabs>
+          <w:tab w:val="num" w:pos="0"/>
+        </w:tabs>
+        <w:ind w:start="0" w:hanging="0"/>
+      </w:pPr>
+    </w:lvl>
+    <w:lvl w:ilvl="4">
+      <w:start w:val="1"/>
+      <w:numFmt w:val="none"/>
+      <w:suff w:val="nothing"/>
+      <w:lvlText w:val="%5"/>
+      <w:lvlJc w:val="start"/>
+      <w:pPr>
+        <w:tabs>
+          <w:tab w:val="num" w:pos="0"/>
+        </w:tabs>
+        <w:ind w:start="0" w:hanging="0"/>
+      </w:pPr>
+    </w:lvl>
+    <w:lvl w:ilvl="5">
+      <w:start w:val="1"/>
+      <w:numFmt w:val="none"/>
+      <w:suff w:val="nothing"/>
+      <w:lvlText w:val="%6"/>
+      <w:lvlJc w:val="start"/>
+      <w:pPr>
+        <w:tabs>
+          <w:tab w:val="num" w:pos="0"/>
+        </w:tabs>
+        <w:ind w:start="0" w:hanging="0"/>
+      </w:pPr>
+    </w:lvl>
+    <w:lvl w:ilvl="6">
+      <w:start w:val="1"/>
+      <w:numFmt w:val="none"/>
+      <w:suff w:val="nothing"/>
+      <w:lvlText w:val="%7"/>
+      <w:lvlJc w:val="start"/>
+      <w:pPr>
+        <w:tabs>
+          <w:tab w:val="num" w:pos="0"/>
+        </w:tabs>
+        <w:ind w:start="0" w:hanging="0"/>
+      </w:pPr>
+    </w:lvl>
+    <w:lvl w:ilvl="7">
+      <w:start w:val="1"/>
+      <w:numFmt w:val="none"/>
+      <w:suff w:val="nothing"/>
+      <w:lvlText w:val="%8"/>
+      <w:lvlJc w:val="start"/>
+      <w:pPr>
+        <w:tabs>
+          <w:tab w:val="num" w:pos="0"/>
+        </w:tabs>
+        <w:ind w:start="0" w:hanging="0"/>
+      </w:pPr>
+    </w:lvl>
+    <w:lvl w:ilvl="8">
+      <w:start w:val="1"/>
+      <w:numFmt w:val="none"/>
+      <w:suff w:val="nothing"/>
+      <w:lvlText w:val="%9"/>
+      <w:lvlJc w:val="start"/>
+      <w:pPr>
+        <w:tabs>
+          <w:tab w:val="num" w:pos="0"/>
+        </w:tabs>
+        <w:ind w:start="0" w:hanging="0"/>
+      </w:pPr>
+    </w:lvl>
+  </w:abstractNum>
+  <w:abstractNum w:abstractNumId="2">
+    <w:lvl w:ilvl="0">
+      <w:start w:val="1"/>
+      <w:numFmt w:val="none"/>
+      <w:suff w:val="nothing"/>
+      <w:lvlText w:val="%1"/>
       <w:lvlJc w:val="start"/>
       <w:pPr>
         <w:tabs>
@@ -10478,7 +16577,7 @@
       <w:start w:val="1"/>
       <w:numFmt w:val="none"/>
       <w:suff w:val="nothing"/>
-      <w:lvlText w:val=""/>
+      <w:lvlText w:val="%2"/>
       <w:lvlJc w:val="start"/>
       <w:pPr>
         <w:tabs>
@@ -10492,7 +16591,7 @@
       <w:start w:val="1"/>
       <w:numFmt w:val="none"/>
       <w:suff w:val="nothing"/>
-      <w:lvlText w:val=""/>
+      <w:lvlText w:val="%3"/>
       <w:lvlJc w:val="start"/>
       <w:pPr>
         <w:tabs>
@@ -10506,7 +16605,7 @@
       <w:start w:val="1"/>
       <w:numFmt w:val="none"/>
       <w:suff w:val="nothing"/>
-      <w:lvlText w:val=""/>
+      <w:lvlText w:val="%4"/>
       <w:lvlJc w:val="start"/>
       <w:pPr>
         <w:tabs>
@@ -10520,7 +16619,7 @@
       <w:start w:val="1"/>
       <w:numFmt w:val="none"/>
       <w:suff w:val="nothing"/>
-      <w:lvlText w:val=""/>
+      <w:lvlText w:val="%5"/>
       <w:lvlJc w:val="start"/>
       <w:pPr>
         <w:tabs>
@@ -10534,7 +16633,7 @@
       <w:start w:val="1"/>
       <w:numFmt w:val="none"/>
       <w:suff w:val="nothing"/>
-      <w:lvlText w:val=""/>
+      <w:lvlText w:val="%6"/>
       <w:lvlJc w:val="start"/>
       <w:pPr>
         <w:tabs>
@@ -10548,7 +16647,7 @@
       <w:start w:val="1"/>
       <w:numFmt w:val="none"/>
       <w:suff w:val="nothing"/>
-      <w:lvlText w:val=""/>
+      <w:lvlText w:val="%7"/>
       <w:lvlJc w:val="start"/>
       <w:pPr>
         <w:tabs>
@@ -10562,7 +16661,7 @@
       <w:start w:val="1"/>
       <w:numFmt w:val="none"/>
       <w:suff w:val="nothing"/>
-      <w:lvlText w:val=""/>
+      <w:lvlText w:val="%8"/>
       <w:lvlJc w:val="start"/>
       <w:pPr>
         <w:tabs>
@@ -10576,7 +16675,7 @@
       <w:start w:val="1"/>
       <w:numFmt w:val="none"/>
       <w:suff w:val="nothing"/>
-      <w:lvlText w:val=""/>
+      <w:lvlText w:val="%9"/>
       <w:lvlJc w:val="start"/>
       <w:pPr>
         <w:tabs>
@@ -10587,7 +16686,7 @@
       <w:rPr/>
     </w:lvl>
   </w:abstractNum>
-  <w:abstractNum w:abstractNumId="2">
+  <w:abstractNum w:abstractNumId="3">
     <w:lvl w:ilvl="0">
       <w:start w:val="1"/>
       <w:numFmt w:val="decimal"/>
@@ -10704,125 +16803,6 @@
         <w:ind w:start="6381" w:hanging="283"/>
       </w:pPr>
       <w:rPr/>
-    </w:lvl>
-  </w:abstractNum>
-  <w:abstractNum w:abstractNumId="3">
-    <w:lvl w:ilvl="0">
-      <w:start w:val="1"/>
-      <w:numFmt w:val="none"/>
-      <w:suff w:val="nothing"/>
-      <w:lvlText w:val=""/>
-      <w:lvlJc w:val="start"/>
-      <w:pPr>
-        <w:tabs>
-          <w:tab w:val="num" w:pos="0"/>
-        </w:tabs>
-        <w:ind w:start="0" w:hanging="0"/>
-      </w:pPr>
-    </w:lvl>
-    <w:lvl w:ilvl="1">
-      <w:start w:val="1"/>
-      <w:numFmt w:val="none"/>
-      <w:suff w:val="nothing"/>
-      <w:lvlText w:val=""/>
-      <w:lvlJc w:val="start"/>
-      <w:pPr>
-        <w:tabs>
-          <w:tab w:val="num" w:pos="0"/>
-        </w:tabs>
-        <w:ind w:start="0" w:hanging="0"/>
-      </w:pPr>
-    </w:lvl>
-    <w:lvl w:ilvl="2">
-      <w:start w:val="1"/>
-      <w:numFmt w:val="none"/>
-      <w:suff w:val="nothing"/>
-      <w:lvlText w:val=""/>
-      <w:lvlJc w:val="start"/>
-      <w:pPr>
-        <w:tabs>
-          <w:tab w:val="num" w:pos="0"/>
-        </w:tabs>
-        <w:ind w:start="0" w:hanging="0"/>
-      </w:pPr>
-    </w:lvl>
-    <w:lvl w:ilvl="3">
-      <w:start w:val="1"/>
-      <w:numFmt w:val="none"/>
-      <w:suff w:val="nothing"/>
-      <w:lvlText w:val=""/>
-      <w:lvlJc w:val="start"/>
-      <w:pPr>
-        <w:tabs>
-          <w:tab w:val="num" w:pos="0"/>
-        </w:tabs>
-        <w:ind w:start="0" w:hanging="0"/>
-      </w:pPr>
-    </w:lvl>
-    <w:lvl w:ilvl="4">
-      <w:start w:val="1"/>
-      <w:numFmt w:val="none"/>
-      <w:suff w:val="nothing"/>
-      <w:lvlText w:val=""/>
-      <w:lvlJc w:val="start"/>
-      <w:pPr>
-        <w:tabs>
-          <w:tab w:val="num" w:pos="0"/>
-        </w:tabs>
-        <w:ind w:start="0" w:hanging="0"/>
-      </w:pPr>
-    </w:lvl>
-    <w:lvl w:ilvl="5">
-      <w:start w:val="1"/>
-      <w:numFmt w:val="none"/>
-      <w:suff w:val="nothing"/>
-      <w:lvlText w:val=""/>
-      <w:lvlJc w:val="start"/>
-      <w:pPr>
-        <w:tabs>
-          <w:tab w:val="num" w:pos="0"/>
-        </w:tabs>
-        <w:ind w:start="0" w:hanging="0"/>
-      </w:pPr>
-    </w:lvl>
-    <w:lvl w:ilvl="6">
-      <w:start w:val="1"/>
-      <w:numFmt w:val="none"/>
-      <w:suff w:val="nothing"/>
-      <w:lvlText w:val=""/>
-      <w:lvlJc w:val="start"/>
-      <w:pPr>
-        <w:tabs>
-          <w:tab w:val="num" w:pos="0"/>
-        </w:tabs>
-        <w:ind w:start="0" w:hanging="0"/>
-      </w:pPr>
-    </w:lvl>
-    <w:lvl w:ilvl="7">
-      <w:start w:val="1"/>
-      <w:numFmt w:val="none"/>
-      <w:suff w:val="nothing"/>
-      <w:lvlText w:val=""/>
-      <w:lvlJc w:val="start"/>
-      <w:pPr>
-        <w:tabs>
-          <w:tab w:val="num" w:pos="0"/>
-        </w:tabs>
-        <w:ind w:start="0" w:hanging="0"/>
-      </w:pPr>
-    </w:lvl>
-    <w:lvl w:ilvl="8">
-      <w:start w:val="1"/>
-      <w:numFmt w:val="none"/>
-      <w:suff w:val="nothing"/>
-      <w:lvlText w:val=""/>
-      <w:lvlJc w:val="start"/>
-      <w:pPr>
-        <w:tabs>
-          <w:tab w:val="num" w:pos="0"/>
-        </w:tabs>
-        <w:ind w:start="0" w:hanging="0"/>
-      </w:pPr>
     </w:lvl>
   </w:abstractNum>
   <w:num w:numId="1">
@@ -10861,6 +16841,9 @@
     <w:pPr>
       <w:widowControl/>
       <w:suppressAutoHyphens w:val="true"/>
+      <w:kinsoku w:val="true"/>
+      <w:overflowPunct w:val="true"/>
+      <w:autoSpaceDE w:val="true"/>
       <w:bidi w:val="0"/>
       <w:spacing w:before="0" w:after="0"/>
       <w:jc w:val="start"/>
@@ -10882,7 +16865,7 @@
     <w:pPr>
       <w:numPr>
         <w:ilvl w:val="0"/>
-        <w:numId w:val="1"/>
+        <w:numId w:val="2"/>
       </w:numPr>
       <w:spacing w:before="240" w:after="120"/>
       <w:outlineLvl w:val="0"/>
@@ -10902,7 +16885,7 @@
     <w:pPr>
       <w:numPr>
         <w:ilvl w:val="1"/>
-        <w:numId w:val="1"/>
+        <w:numId w:val="2"/>
       </w:numPr>
       <w:spacing w:before="200" w:after="120"/>
       <w:outlineLvl w:val="1"/>
@@ -10922,7 +16905,7 @@
     <w:pPr>
       <w:numPr>
         <w:ilvl w:val="2"/>
-        <w:numId w:val="1"/>
+        <w:numId w:val="2"/>
       </w:numPr>
       <w:spacing w:before="140" w:after="120"/>
       <w:outlineLvl w:val="2"/>
@@ -10942,7 +16925,7 @@
     <w:pPr>
       <w:numPr>
         <w:ilvl w:val="3"/>
-        <w:numId w:val="1"/>
+        <w:numId w:val="2"/>
       </w:numPr>
       <w:spacing w:before="120" w:after="120"/>
       <w:outlineLvl w:val="3"/>
@@ -11083,110 +17066,4 @@
     </w:rPr>
   </w:style>
 </w:styles>
-</file>
-
-<file path=word/theme/theme1.xml><?xml version="1.0" encoding="utf-8"?>
-<a:theme xmlns:a="http://schemas.openxmlformats.org/drawingml/2006/main" xmlns:r="http://schemas.openxmlformats.org/officeDocument/2006/relationships" name="Office">
-  <a:themeElements>
-    <a:clrScheme name="LibreOffice">
-      <a:dk1>
-        <a:srgbClr val="000000"/>
-      </a:dk1>
-      <a:lt1>
-        <a:srgbClr val="ffffff"/>
-      </a:lt1>
-      <a:dk2>
-        <a:srgbClr val="000000"/>
-      </a:dk2>
-      <a:lt2>
-        <a:srgbClr val="ffffff"/>
-      </a:lt2>
-      <a:accent1>
-        <a:srgbClr val="18a303"/>
-      </a:accent1>
-      <a:accent2>
-        <a:srgbClr val="0369a3"/>
-      </a:accent2>
-      <a:accent3>
-        <a:srgbClr val="a33e03"/>
-      </a:accent3>
-      <a:accent4>
-        <a:srgbClr val="8e03a3"/>
-      </a:accent4>
-      <a:accent5>
-        <a:srgbClr val="c99c00"/>
-      </a:accent5>
-      <a:accent6>
-        <a:srgbClr val="c9211e"/>
-      </a:accent6>
-      <a:hlink>
-        <a:srgbClr val="0000ee"/>
-      </a:hlink>
-      <a:folHlink>
-        <a:srgbClr val="551a8b"/>
-      </a:folHlink>
-    </a:clrScheme>
-    <a:fontScheme name="Office">
-      <a:majorFont>
-        <a:latin typeface="Arial" pitchFamily="0" charset="1"/>
-        <a:ea typeface="DejaVu Sans" pitchFamily="0" charset="1"/>
-        <a:cs typeface="DejaVu Sans" pitchFamily="0" charset="1"/>
-      </a:majorFont>
-      <a:minorFont>
-        <a:latin typeface="Arial" pitchFamily="0" charset="1"/>
-        <a:ea typeface="DejaVu Sans" pitchFamily="0" charset="1"/>
-        <a:cs typeface="DejaVu Sans" pitchFamily="0" charset="1"/>
-      </a:minorFont>
-    </a:fontScheme>
-    <a:fmtScheme>
-      <a:fillStyleLst>
-        <a:solidFill>
-          <a:schemeClr val="phClr"/>
-        </a:solidFill>
-        <a:solidFill>
-          <a:schemeClr val="phClr"/>
-        </a:solidFill>
-        <a:solidFill>
-          <a:schemeClr val="phClr"/>
-        </a:solidFill>
-      </a:fillStyleLst>
-      <a:lnStyleLst>
-        <a:ln w="6350" cap="flat" cmpd="sng" algn="ctr">
-          <a:prstDash val="solid"/>
-          <a:miter/>
-        </a:ln>
-        <a:ln w="6350" cap="flat" cmpd="sng" algn="ctr">
-          <a:prstDash val="solid"/>
-          <a:miter/>
-        </a:ln>
-        <a:ln w="6350" cap="flat" cmpd="sng" algn="ctr">
-          <a:prstDash val="solid"/>
-          <a:miter/>
-        </a:ln>
-      </a:lnStyleLst>
-      <a:effectStyleLst>
-        <a:effectStyle>
-          <a:effectLst/>
-        </a:effectStyle>
-        <a:effectStyle>
-          <a:effectLst/>
-        </a:effectStyle>
-        <a:effectStyle>
-          <a:effectLst/>
-        </a:effectStyle>
-      </a:effectStyleLst>
-      <a:bgFillStyleLst>
-        <a:solidFill>
-          <a:schemeClr val="phClr"/>
-        </a:solidFill>
-        <a:solidFill>
-          <a:schemeClr val="phClr"/>
-        </a:solidFill>
-        <a:solidFill>
-          <a:schemeClr val="phClr"/>
-        </a:solidFill>
-      </a:bgFillStyleLst>
-    </a:fmtScheme>
-  </a:themeElements>
-</a:theme>
 </file>
--- a/我的笔记.docx
+++ b/我的笔记.docx
@@ -7,7 +7,7 @@
         <w:pStyle w:val="2"/>
         <w:numPr>
           <w:ilvl w:val="1"/>
-          <w:numId w:val="2"/>
+          <w:numId w:val="1"/>
         </w:numPr>
         <w:bidi w:val="0"/>
         <w:spacing w:before="200" w:after="120"/>
@@ -2002,7 +2002,7 @@
         <w:pStyle w:val="2"/>
         <w:numPr>
           <w:ilvl w:val="1"/>
-          <w:numId w:val="2"/>
+          <w:numId w:val="1"/>
         </w:numPr>
         <w:bidi w:val="0"/>
         <w:ind w:start="0" w:end="0" w:hanging="0"/>
@@ -2513,7 +2513,7 @@
         <w:pStyle w:val="2"/>
         <w:numPr>
           <w:ilvl w:val="1"/>
-          <w:numId w:val="2"/>
+          <w:numId w:val="1"/>
         </w:numPr>
         <w:bidi w:val="0"/>
         <w:ind w:start="0" w:end="0" w:hanging="0"/>
@@ -3419,7 +3419,7 @@
         <w:pStyle w:val="2"/>
         <w:numPr>
           <w:ilvl w:val="1"/>
-          <w:numId w:val="2"/>
+          <w:numId w:val="1"/>
         </w:numPr>
         <w:bidi w:val="0"/>
         <w:ind w:start="0" w:end="0" w:hanging="0"/>
@@ -3456,7 +3456,7 @@
         <w:pStyle w:val="4"/>
         <w:numPr>
           <w:ilvl w:val="3"/>
-          <w:numId w:val="2"/>
+          <w:numId w:val="1"/>
         </w:numPr>
         <w:bidi w:val="0"/>
         <w:ind w:start="0" w:end="0" w:hanging="0"/>
@@ -3951,7 +3951,7 @@
         <w:pStyle w:val="4"/>
         <w:numPr>
           <w:ilvl w:val="3"/>
-          <w:numId w:val="2"/>
+          <w:numId w:val="1"/>
         </w:numPr>
         <w:bidi w:val="0"/>
         <w:ind w:start="0" w:end="0" w:hanging="0"/>
@@ -4307,7 +4307,7 @@
         <w:pStyle w:val="4"/>
         <w:numPr>
           <w:ilvl w:val="3"/>
-          <w:numId w:val="2"/>
+          <w:numId w:val="1"/>
         </w:numPr>
         <w:bidi w:val="0"/>
         <w:ind w:start="0" w:end="0" w:hanging="0"/>
@@ -4731,7 +4731,7 @@
         <w:pStyle w:val="4"/>
         <w:numPr>
           <w:ilvl w:val="3"/>
-          <w:numId w:val="2"/>
+          <w:numId w:val="1"/>
         </w:numPr>
         <w:bidi w:val="0"/>
         <w:ind w:start="0" w:end="0" w:hanging="0"/>
@@ -5083,7 +5083,7 @@
         <w:pStyle w:val="4"/>
         <w:numPr>
           <w:ilvl w:val="3"/>
-          <w:numId w:val="2"/>
+          <w:numId w:val="1"/>
         </w:numPr>
         <w:ind w:start="0" w:end="0" w:hanging="0"/>
         <w:rPr>
@@ -5430,7 +5430,7 @@
         <w:pStyle w:val="4"/>
         <w:numPr>
           <w:ilvl w:val="3"/>
-          <w:numId w:val="2"/>
+          <w:numId w:val="1"/>
         </w:numPr>
         <w:ind w:start="0" w:end="0" w:hanging="0"/>
         <w:rPr>
@@ -5603,7 +5603,7 @@
       <w:pPr>
         <w:pStyle w:val="Normal"/>
         <w:widowControl/>
-        <w:shd w:fill="ECECEC" w:val="clear"/>
+        <w:shd w:val="clear" w:fill="ECECEC"/>
         <w:spacing w:lineRule="atLeast" w:line="285"/>
         <w:rPr/>
       </w:pPr>
@@ -5750,7 +5750,7 @@
         <w:pStyle w:val="4"/>
         <w:numPr>
           <w:ilvl w:val="3"/>
-          <w:numId w:val="2"/>
+          <w:numId w:val="1"/>
         </w:numPr>
         <w:ind w:start="0" w:end="0" w:hanging="0"/>
         <w:rPr>
@@ -6045,7 +6045,7 @@
         <w:pStyle w:val="Normal"/>
         <w:numPr>
           <w:ilvl w:val="0"/>
-          <w:numId w:val="3"/>
+          <w:numId w:val="2"/>
         </w:numPr>
         <w:tabs>
           <w:tab w:val="clear" w:pos="420"/>
@@ -6098,7 +6098,7 @@
         <w:pStyle w:val="Normal"/>
         <w:numPr>
           <w:ilvl w:val="0"/>
-          <w:numId w:val="3"/>
+          <w:numId w:val="2"/>
         </w:numPr>
         <w:tabs>
           <w:tab w:val="clear" w:pos="420"/>
@@ -6132,7 +6132,7 @@
         <w:pStyle w:val="Normal"/>
         <w:numPr>
           <w:ilvl w:val="0"/>
-          <w:numId w:val="3"/>
+          <w:numId w:val="2"/>
         </w:numPr>
         <w:tabs>
           <w:tab w:val="clear" w:pos="420"/>
@@ -6221,7 +6221,7 @@
         <w:pStyle w:val="4"/>
         <w:numPr>
           <w:ilvl w:val="3"/>
-          <w:numId w:val="2"/>
+          <w:numId w:val="1"/>
         </w:numPr>
         <w:ind w:start="0" w:end="0" w:hanging="0"/>
         <w:rPr>
@@ -6575,11 +6575,11 @@
         </w:tblCellMar>
       </w:tblPr>
       <w:tblGrid>
-        <w:gridCol w:w="1020"/>
-        <w:gridCol w:w="621"/>
-        <w:gridCol w:w="1082"/>
+        <w:gridCol w:w="1018"/>
+        <w:gridCol w:w="623"/>
+        <w:gridCol w:w="1080"/>
         <w:gridCol w:w="2657"/>
-        <w:gridCol w:w="4258"/>
+        <w:gridCol w:w="4260"/>
       </w:tblGrid>
       <w:tr>
         <w:trPr>
@@ -6587,7 +6587,7 @@
         </w:trPr>
         <w:tc>
           <w:tcPr>
-            <w:tcW w:w="1020" w:type="dxa"/>
+            <w:tcW w:w="1018" w:type="dxa"/>
             <w:tcBorders/>
             <w:vAlign w:val="center"/>
           </w:tcPr>
@@ -6612,7 +6612,7 @@
         </w:tc>
         <w:tc>
           <w:tcPr>
-            <w:tcW w:w="621" w:type="dxa"/>
+            <w:tcW w:w="623" w:type="dxa"/>
             <w:tcBorders/>
             <w:vAlign w:val="center"/>
           </w:tcPr>
@@ -6650,7 +6650,7 @@
         </w:tc>
         <w:tc>
           <w:tcPr>
-            <w:tcW w:w="1082" w:type="dxa"/>
+            <w:tcW w:w="1080" w:type="dxa"/>
             <w:tcBorders/>
             <w:vAlign w:val="center"/>
           </w:tcPr>
@@ -6714,7 +6714,7 @@
         </w:tc>
         <w:tc>
           <w:tcPr>
-            <w:tcW w:w="4258" w:type="dxa"/>
+            <w:tcW w:w="4260" w:type="dxa"/>
             <w:tcBorders/>
             <w:vAlign w:val="center"/>
           </w:tcPr>
@@ -6742,7 +6742,7 @@
         <w:trPr/>
         <w:tc>
           <w:tcPr>
-            <w:tcW w:w="1020" w:type="dxa"/>
+            <w:tcW w:w="1018" w:type="dxa"/>
             <w:tcBorders/>
             <w:vAlign w:val="center"/>
           </w:tcPr>
@@ -6765,7 +6765,7 @@
         </w:tc>
         <w:tc>
           <w:tcPr>
-            <w:tcW w:w="621" w:type="dxa"/>
+            <w:tcW w:w="623" w:type="dxa"/>
             <w:tcBorders/>
             <w:vAlign w:val="center"/>
           </w:tcPr>
@@ -6788,7 +6788,7 @@
         </w:tc>
         <w:tc>
           <w:tcPr>
-            <w:tcW w:w="1082" w:type="dxa"/>
+            <w:tcW w:w="1080" w:type="dxa"/>
             <w:tcBorders/>
             <w:vAlign w:val="center"/>
           </w:tcPr>
@@ -6841,7 +6841,7 @@
         </w:tc>
         <w:tc>
           <w:tcPr>
-            <w:tcW w:w="4258" w:type="dxa"/>
+            <w:tcW w:w="4260" w:type="dxa"/>
             <w:tcBorders/>
             <w:vAlign w:val="center"/>
           </w:tcPr>
@@ -6882,7 +6882,7 @@
         <w:trPr/>
         <w:tc>
           <w:tcPr>
-            <w:tcW w:w="1020" w:type="dxa"/>
+            <w:tcW w:w="1018" w:type="dxa"/>
             <w:tcBorders/>
             <w:vAlign w:val="center"/>
           </w:tcPr>
@@ -6905,7 +6905,7 @@
         </w:tc>
         <w:tc>
           <w:tcPr>
-            <w:tcW w:w="621" w:type="dxa"/>
+            <w:tcW w:w="623" w:type="dxa"/>
             <w:tcBorders/>
             <w:vAlign w:val="center"/>
           </w:tcPr>
@@ -6928,7 +6928,7 @@
         </w:tc>
         <w:tc>
           <w:tcPr>
-            <w:tcW w:w="1082" w:type="dxa"/>
+            <w:tcW w:w="1080" w:type="dxa"/>
             <w:tcBorders/>
             <w:vAlign w:val="center"/>
           </w:tcPr>
@@ -6981,7 +6981,7 @@
         </w:tc>
         <w:tc>
           <w:tcPr>
-            <w:tcW w:w="4258" w:type="dxa"/>
+            <w:tcW w:w="4260" w:type="dxa"/>
             <w:tcBorders/>
             <w:vAlign w:val="center"/>
           </w:tcPr>
@@ -7022,7 +7022,7 @@
         <w:trPr/>
         <w:tc>
           <w:tcPr>
-            <w:tcW w:w="1020" w:type="dxa"/>
+            <w:tcW w:w="1018" w:type="dxa"/>
             <w:tcBorders/>
             <w:vAlign w:val="center"/>
           </w:tcPr>
@@ -7045,7 +7045,7 @@
         </w:tc>
         <w:tc>
           <w:tcPr>
-            <w:tcW w:w="621" w:type="dxa"/>
+            <w:tcW w:w="623" w:type="dxa"/>
             <w:tcBorders/>
             <w:vAlign w:val="center"/>
           </w:tcPr>
@@ -7068,7 +7068,7 @@
         </w:tc>
         <w:tc>
           <w:tcPr>
-            <w:tcW w:w="1082" w:type="dxa"/>
+            <w:tcW w:w="1080" w:type="dxa"/>
             <w:tcBorders/>
             <w:vAlign w:val="center"/>
           </w:tcPr>
@@ -7121,7 +7121,7 @@
         </w:tc>
         <w:tc>
           <w:tcPr>
-            <w:tcW w:w="4258" w:type="dxa"/>
+            <w:tcW w:w="4260" w:type="dxa"/>
             <w:tcBorders/>
             <w:vAlign w:val="center"/>
           </w:tcPr>
@@ -8233,7 +8233,7 @@
         <w:pStyle w:val="4"/>
         <w:numPr>
           <w:ilvl w:val="3"/>
-          <w:numId w:val="2"/>
+          <w:numId w:val="1"/>
         </w:numPr>
         <w:ind w:start="0" w:end="0" w:hanging="0"/>
         <w:rPr>
@@ -8476,7 +8476,7 @@
         <w:pStyle w:val="4"/>
         <w:numPr>
           <w:ilvl w:val="3"/>
-          <w:numId w:val="2"/>
+          <w:numId w:val="1"/>
         </w:numPr>
         <w:bidi w:val="0"/>
         <w:ind w:start="0" w:end="0" w:hanging="0"/>
@@ -8918,7 +8918,7 @@
         <w:pStyle w:val="4"/>
         <w:numPr>
           <w:ilvl w:val="3"/>
-          <w:numId w:val="2"/>
+          <w:numId w:val="1"/>
         </w:numPr>
         <w:bidi w:val="0"/>
         <w:ind w:start="0" w:end="0" w:hanging="0"/>
@@ -9359,7 +9359,7 @@
         <w:pStyle w:val="4"/>
         <w:numPr>
           <w:ilvl w:val="3"/>
-          <w:numId w:val="2"/>
+          <w:numId w:val="1"/>
         </w:numPr>
         <w:bidi w:val="0"/>
         <w:ind w:start="0" w:end="0" w:hanging="0"/>
@@ -12824,20 +12824,7 @@
           <w:shd w:fill="auto" w:val="clear"/>
           <w:lang w:val="en-US" w:eastAsia="zh-CN" w:bidi="hi-IN"/>
         </w:rPr>
-        <w:t>active_</w:t>
-      </w:r>
-      <w:r>
-        <w:rPr>
-          <w:rFonts w:eastAsia="Noto Serif CJK SC" w:cs="Noto Sans CJK SC"/>
-          <w:b w:val="false"/>
-          <w:color w:val="000000"/>
-          <w:kern w:val="2"/>
-          <w:sz w:val="20"/>
-          <w:szCs w:val="24"/>
-          <w:shd w:fill="auto" w:val="clear"/>
-          <w:lang w:val="en-US" w:eastAsia="zh-CN" w:bidi="hi-IN"/>
-        </w:rPr>
-        <w:t>low</w:t>
+        <w:t>active_low</w:t>
       </w:r>
       <w:r>
         <w:rPr>
@@ -13288,33 +13275,7 @@
           <w:shd w:fill="auto" w:val="clear"/>
           <w:lang w:val="en-US" w:eastAsia="zh-CN" w:bidi="hi-IN"/>
         </w:rPr>
-        <w:t>write(fd, "</w:t>
-      </w:r>
-      <w:r>
-        <w:rPr>
-          <w:rFonts w:eastAsia="Noto Serif CJK SC" w:cs="Noto Sans CJK SC" w:ascii="JetBrains Mono;Droid Sans Mono;monospace;monospace" w:hAnsi="JetBrains Mono;Droid Sans Mono;monospace;monospace"/>
-          <w:b w:val="false"/>
-          <w:color w:val="000000"/>
-          <w:kern w:val="2"/>
-          <w:sz w:val="18"/>
-          <w:szCs w:val="18"/>
-          <w:shd w:fill="auto" w:val="clear"/>
-          <w:lang w:val="en-US" w:eastAsia="zh-CN" w:bidi="hi-IN"/>
-        </w:rPr>
-        <w:t>0</w:t>
-      </w:r>
-      <w:r>
-        <w:rPr>
-          <w:rFonts w:eastAsia="Noto Serif CJK SC" w:cs="Noto Sans CJK SC" w:ascii="JetBrains Mono;Droid Sans Mono;monospace;monospace" w:hAnsi="JetBrains Mono;Droid Sans Mono;monospace;monospace"/>
-          <w:b w:val="false"/>
-          <w:color w:val="000000"/>
-          <w:kern w:val="2"/>
-          <w:sz w:val="18"/>
-          <w:szCs w:val="18"/>
-          <w:shd w:fill="auto" w:val="clear"/>
-          <w:lang w:val="en-US" w:eastAsia="zh-CN" w:bidi="hi-IN"/>
-        </w:rPr>
-        <w:t>", 1);</w:t>
+        <w:t>write(fd, "0", 1);</w:t>
       </w:r>
       <w:r>
         <w:rPr>
@@ -13370,20 +13331,7 @@
           <w:shd w:fill="auto" w:val="clear"/>
           <w:lang w:val="en-US" w:eastAsia="zh-CN" w:bidi="hi-IN"/>
         </w:rPr>
-        <w:t>输入</w:t>
-      </w:r>
-      <w:r>
-        <w:rPr>
-          <w:rFonts w:ascii="Liberation Serif" w:hAnsi="Liberation Serif" w:cs="Noto Sans CJK SC"/>
-          <w:b w:val="false"/>
-          <w:color w:val="000000"/>
-          <w:kern w:val="2"/>
-          <w:sz w:val="20"/>
-          <w:szCs w:val="24"/>
-          <w:shd w:fill="auto" w:val="clear"/>
-          <w:lang w:val="en-US" w:eastAsia="zh-CN" w:bidi="hi-IN"/>
-        </w:rPr>
-        <w:t>：同样打开</w:t>
+        <w:t>输入：同样打开</w:t>
       </w:r>
       <w:r>
         <w:rPr>
@@ -15309,11 +15257,11 @@
           <w:shd w:fill="auto" w:val="clear"/>
           <w:lang w:val="en-US" w:eastAsia="zh-CN" w:bidi="hi-IN"/>
         </w:rPr>
-        <w:t>用到函数</w:t>
-      </w:r>
-      <w:r>
-        <w:rPr>
-          <w:rFonts w:ascii="Liberation Serif" w:hAnsi="Liberation Serif" w:cs="Noto Sans CJK SC"/>
+        <w:t>用到函数：</w:t>
+      </w:r>
+      <w:r>
+        <w:rPr>
+          <w:rFonts w:eastAsia="Noto Serif CJK SC" w:cs="Noto Sans CJK SC"/>
           <w:b w:val="false"/>
           <w:color w:val="000000"/>
           <w:kern w:val="2"/>
@@ -15322,11 +15270,40 @@
           <w:shd w:fill="auto" w:val="clear"/>
           <w:lang w:val="en-US" w:eastAsia="zh-CN" w:bidi="hi-IN"/>
         </w:rPr>
-        <w:t>：</w:t>
-      </w:r>
-      <w:r>
-        <w:rPr>
-          <w:rFonts w:eastAsia="Noto Serif CJK SC" w:cs="Noto Sans CJK SC"/>
+        <w:t>int poll(struct pollfd *fds, nfds_t nfds, int timeout);</w:t>
+      </w:r>
+    </w:p>
+    <w:p>
+      <w:pPr>
+        <w:pStyle w:val="Normal"/>
+        <w:bidi w:val="0"/>
+        <w:jc w:val="start"/>
+        <w:rPr>
+          <w:rFonts w:ascii="Liberation Serif" w:hAnsi="Liberation Serif" w:eastAsia="Noto Serif CJK SC" w:cs="Noto Sans CJK SC"/>
+          <w:b w:val="false"/>
+          <w:b w:val="false"/>
+          <w:color w:val="auto"/>
+          <w:kern w:val="2"/>
+          <w:sz w:val="20"/>
+          <w:shd w:fill="auto" w:val="clear"/>
+          <w:lang w:val="en-US" w:eastAsia="zh-CN" w:bidi="hi-IN"/>
+        </w:rPr>
+      </w:pPr>
+      <w:r>
+        <w:rPr>
+          <w:rFonts w:eastAsia="Noto Serif CJK SC" w:cs="Noto Sans CJK SC"/>
+          <w:b w:val="false"/>
+          <w:color w:val="000000"/>
+          <w:kern w:val="2"/>
+          <w:sz w:val="20"/>
+          <w:shd w:fill="auto" w:val="clear"/>
+          <w:lang w:val="en-US" w:eastAsia="zh-CN" w:bidi="hi-IN"/>
+        </w:rPr>
+        <w:tab/>
+      </w:r>
+      <w:r>
+        <w:rPr>
+          <w:rFonts w:ascii="Liberation Serif" w:hAnsi="Liberation Serif" w:cs="Noto Sans CJK SC"/>
           <w:b w:val="false"/>
           <w:color w:val="000000"/>
           <w:kern w:val="2"/>
@@ -15335,62 +15312,7 @@
           <w:shd w:fill="auto" w:val="clear"/>
           <w:lang w:val="en-US" w:eastAsia="zh-CN" w:bidi="hi-IN"/>
         </w:rPr>
-        <w:t>int poll(struct pollfd *fds, nfds_t nfds, int timeout);</w:t>
-      </w:r>
-    </w:p>
-    <w:p>
-      <w:pPr>
-        <w:pStyle w:val="Normal"/>
-        <w:bidi w:val="0"/>
-        <w:jc w:val="start"/>
-        <w:rPr>
-          <w:rFonts w:ascii="Liberation Serif" w:hAnsi="Liberation Serif" w:eastAsia="Noto Serif CJK SC" w:cs="Noto Sans CJK SC"/>
-          <w:b w:val="false"/>
-          <w:b w:val="false"/>
-          <w:color w:val="auto"/>
-          <w:kern w:val="2"/>
-          <w:sz w:val="20"/>
-          <w:shd w:fill="auto" w:val="clear"/>
-          <w:lang w:val="en-US" w:eastAsia="zh-CN" w:bidi="hi-IN"/>
-        </w:rPr>
-      </w:pPr>
-      <w:r>
-        <w:rPr>
-          <w:rFonts w:eastAsia="Noto Serif CJK SC" w:cs="Noto Sans CJK SC"/>
-          <w:b w:val="false"/>
-          <w:color w:val="000000"/>
-          <w:kern w:val="2"/>
-          <w:sz w:val="20"/>
-          <w:shd w:fill="auto" w:val="clear"/>
-          <w:lang w:val="en-US" w:eastAsia="zh-CN" w:bidi="hi-IN"/>
-        </w:rPr>
-        <w:tab/>
-      </w:r>
-      <w:r>
-        <w:rPr>
-          <w:rFonts w:ascii="Liberation Serif" w:hAnsi="Liberation Serif" w:cs="Noto Sans CJK SC"/>
-          <w:b w:val="false"/>
-          <w:color w:val="000000"/>
-          <w:kern w:val="2"/>
-          <w:sz w:val="20"/>
-          <w:szCs w:val="24"/>
-          <w:shd w:fill="auto" w:val="clear"/>
-          <w:lang w:val="en-US" w:eastAsia="zh-CN" w:bidi="hi-IN"/>
-        </w:rPr>
-        <w:t>参数</w:t>
-      </w:r>
-      <w:r>
-        <w:rPr>
-          <w:rFonts w:ascii="Liberation Serif" w:hAnsi="Liberation Serif" w:cs="Noto Sans CJK SC"/>
-          <w:b w:val="false"/>
-          <w:color w:val="000000"/>
-          <w:kern w:val="2"/>
-          <w:sz w:val="20"/>
-          <w:szCs w:val="24"/>
-          <w:shd w:fill="auto" w:val="clear"/>
-          <w:lang w:val="en-US" w:eastAsia="zh-CN" w:bidi="hi-IN"/>
-        </w:rPr>
-        <w:t>：</w:t>
+        <w:t>参数：</w:t>
       </w:r>
       <w:r>
         <w:rPr>
@@ -15519,11 +15441,11 @@
           <w:shd w:fill="auto" w:val="clear"/>
           <w:lang w:val="en-US" w:eastAsia="zh-CN" w:bidi="hi-IN"/>
         </w:rPr>
-        <w:t>，</w:t>
-      </w:r>
-      <w:r>
-        <w:rPr>
-          <w:rFonts w:ascii="Liberation Serif" w:hAnsi="Liberation Serif" w:cs="Noto Sans CJK SC"/>
+        <w:t>，负数即为无限等待，单位</w:t>
+      </w:r>
+      <w:r>
+        <w:rPr>
+          <w:rFonts w:eastAsia="Noto Serif CJK SC" w:cs="Noto Sans CJK SC"/>
           <w:b w:val="false"/>
           <w:color w:val="000000"/>
           <w:kern w:val="2"/>
@@ -15532,7 +15454,36 @@
           <w:shd w:fill="auto" w:val="clear"/>
           <w:lang w:val="en-US" w:eastAsia="zh-CN" w:bidi="hi-IN"/>
         </w:rPr>
-        <w:t>负数即为无限等待，</w:t>
+        <w:t>ms</w:t>
+      </w:r>
+    </w:p>
+    <w:p>
+      <w:pPr>
+        <w:pStyle w:val="Normal"/>
+        <w:bidi w:val="0"/>
+        <w:jc w:val="start"/>
+        <w:rPr>
+          <w:rFonts w:ascii="Liberation Serif" w:hAnsi="Liberation Serif" w:eastAsia="Noto Serif CJK SC" w:cs="Noto Sans CJK SC"/>
+          <w:b w:val="false"/>
+          <w:b w:val="false"/>
+          <w:color w:val="auto"/>
+          <w:kern w:val="2"/>
+          <w:sz w:val="20"/>
+          <w:shd w:fill="auto" w:val="clear"/>
+          <w:lang w:val="en-US" w:eastAsia="zh-CN" w:bidi="hi-IN"/>
+        </w:rPr>
+      </w:pPr>
+      <w:r>
+        <w:rPr>
+          <w:rFonts w:eastAsia="Noto Serif CJK SC" w:cs="Noto Sans CJK SC"/>
+          <w:b w:val="false"/>
+          <w:color w:val="000000"/>
+          <w:kern w:val="2"/>
+          <w:sz w:val="20"/>
+          <w:shd w:fill="auto" w:val="clear"/>
+          <w:lang w:val="en-US" w:eastAsia="zh-CN" w:bidi="hi-IN"/>
+        </w:rPr>
+        <w:tab/>
       </w:r>
       <w:r>
         <w:rPr>
@@ -15545,75 +15496,7 @@
           <w:shd w:fill="auto" w:val="clear"/>
           <w:lang w:val="en-US" w:eastAsia="zh-CN" w:bidi="hi-IN"/>
         </w:rPr>
-        <w:t>单位</w:t>
-      </w:r>
-      <w:r>
-        <w:rPr>
-          <w:rFonts w:eastAsia="Noto Serif CJK SC" w:cs="Noto Sans CJK SC"/>
-          <w:b w:val="false"/>
-          <w:color w:val="000000"/>
-          <w:kern w:val="2"/>
-          <w:sz w:val="20"/>
-          <w:szCs w:val="24"/>
-          <w:shd w:fill="auto" w:val="clear"/>
-          <w:lang w:val="en-US" w:eastAsia="zh-CN" w:bidi="hi-IN"/>
-        </w:rPr>
-        <w:t>ms</w:t>
-      </w:r>
-    </w:p>
-    <w:p>
-      <w:pPr>
-        <w:pStyle w:val="Normal"/>
-        <w:bidi w:val="0"/>
-        <w:jc w:val="start"/>
-        <w:rPr>
-          <w:rFonts w:ascii="Liberation Serif" w:hAnsi="Liberation Serif" w:eastAsia="Noto Serif CJK SC" w:cs="Noto Sans CJK SC"/>
-          <w:b w:val="false"/>
-          <w:b w:val="false"/>
-          <w:color w:val="auto"/>
-          <w:kern w:val="2"/>
-          <w:sz w:val="20"/>
-          <w:shd w:fill="auto" w:val="clear"/>
-          <w:lang w:val="en-US" w:eastAsia="zh-CN" w:bidi="hi-IN"/>
-        </w:rPr>
-      </w:pPr>
-      <w:r>
-        <w:rPr>
-          <w:rFonts w:eastAsia="Noto Serif CJK SC" w:cs="Noto Sans CJK SC"/>
-          <w:b w:val="false"/>
-          <w:color w:val="000000"/>
-          <w:kern w:val="2"/>
-          <w:sz w:val="20"/>
-          <w:shd w:fill="auto" w:val="clear"/>
-          <w:lang w:val="en-US" w:eastAsia="zh-CN" w:bidi="hi-IN"/>
-        </w:rPr>
-        <w:tab/>
-      </w:r>
-      <w:r>
-        <w:rPr>
-          <w:rFonts w:ascii="Liberation Serif" w:hAnsi="Liberation Serif" w:cs="Noto Sans CJK SC"/>
-          <w:b w:val="false"/>
-          <w:color w:val="000000"/>
-          <w:kern w:val="2"/>
-          <w:sz w:val="20"/>
-          <w:szCs w:val="24"/>
-          <w:shd w:fill="auto" w:val="clear"/>
-          <w:lang w:val="en-US" w:eastAsia="zh-CN" w:bidi="hi-IN"/>
-        </w:rPr>
-        <w:t>返回值</w:t>
-      </w:r>
-      <w:r>
-        <w:rPr>
-          <w:rFonts w:ascii="Liberation Serif" w:hAnsi="Liberation Serif" w:cs="Noto Sans CJK SC"/>
-          <w:b w:val="false"/>
-          <w:color w:val="000000"/>
-          <w:kern w:val="2"/>
-          <w:sz w:val="20"/>
-          <w:szCs w:val="24"/>
-          <w:shd w:fill="auto" w:val="clear"/>
-          <w:lang w:val="en-US" w:eastAsia="zh-CN" w:bidi="hi-IN"/>
-        </w:rPr>
-        <w:t>：</w:t>
+        <w:t>返回值：</w:t>
       </w:r>
       <w:r>
         <w:rPr>
@@ -15948,18 +15831,20 @@
           <w:b w:val="false"/>
           <w:color w:val="auto"/>
           <w:kern w:val="2"/>
-          <w:sz w:val="20"/>
-          <w:shd w:fill="auto" w:val="clear"/>
-          <w:lang w:val="en-US" w:eastAsia="zh-CN" w:bidi="hi-IN"/>
-        </w:rPr>
-      </w:pPr>
-      <w:r>
-        <w:rPr>
-          <w:rFonts w:eastAsia="Noto Serif CJK SC" w:cs="Noto Sans CJK SC"/>
-          <w:b w:val="false"/>
-          <w:color w:val="000000"/>
-          <w:kern w:val="2"/>
-          <w:sz w:val="20"/>
+          <w:sz w:val="18"/>
+          <w:szCs w:val="18"/>
+          <w:shd w:fill="auto" w:val="clear"/>
+          <w:lang w:val="en-US" w:eastAsia="zh-CN" w:bidi="hi-IN"/>
+        </w:rPr>
+      </w:pPr>
+      <w:r>
+        <w:rPr>
+          <w:rFonts w:eastAsia="Noto Serif CJK SC" w:cs="Noto Sans CJK SC"/>
+          <w:b w:val="false"/>
+          <w:color w:val="000000"/>
+          <w:kern w:val="2"/>
+          <w:sz w:val="18"/>
+          <w:szCs w:val="18"/>
           <w:shd w:fill="auto" w:val="clear"/>
           <w:lang w:val="en-US" w:eastAsia="zh-CN" w:bidi="hi-IN"/>
         </w:rPr>
@@ -15976,18 +15861,20 @@
           <w:b w:val="false"/>
           <w:color w:val="auto"/>
           <w:kern w:val="2"/>
-          <w:sz w:val="20"/>
-          <w:shd w:fill="auto" w:val="clear"/>
-          <w:lang w:val="en-US" w:eastAsia="zh-CN" w:bidi="hi-IN"/>
-        </w:rPr>
-      </w:pPr>
-      <w:r>
-        <w:rPr>
-          <w:rFonts w:eastAsia="Noto Serif CJK SC" w:cs="Noto Sans CJK SC"/>
-          <w:b w:val="false"/>
-          <w:color w:val="000000"/>
-          <w:kern w:val="2"/>
-          <w:sz w:val="20"/>
+          <w:sz w:val="18"/>
+          <w:szCs w:val="18"/>
+          <w:shd w:fill="auto" w:val="clear"/>
+          <w:lang w:val="en-US" w:eastAsia="zh-CN" w:bidi="hi-IN"/>
+        </w:rPr>
+      </w:pPr>
+      <w:r>
+        <w:rPr>
+          <w:rFonts w:eastAsia="Noto Serif CJK SC" w:cs="Noto Sans CJK SC"/>
+          <w:b w:val="false"/>
+          <w:color w:val="000000"/>
+          <w:kern w:val="2"/>
+          <w:sz w:val="18"/>
+          <w:szCs w:val="18"/>
           <w:shd w:fill="auto" w:val="clear"/>
           <w:lang w:val="en-US" w:eastAsia="zh-CN" w:bidi="hi-IN"/>
         </w:rPr>
@@ -16004,21 +15891,24 @@
           <w:b w:val="false"/>
           <w:color w:val="auto"/>
           <w:kern w:val="2"/>
-          <w:sz w:val="20"/>
-          <w:shd w:fill="auto" w:val="clear"/>
-          <w:lang w:val="en-US" w:eastAsia="zh-CN" w:bidi="hi-IN"/>
-        </w:rPr>
-      </w:pPr>
-      <w:r>
-        <w:rPr>
-          <w:rFonts w:eastAsia="Noto Serif CJK SC" w:cs="Noto Sans CJK SC"/>
-          <w:b w:val="false"/>
-          <w:color w:val="000000"/>
-          <w:kern w:val="2"/>
-          <w:sz w:val="20"/>
-          <w:shd w:fill="auto" w:val="clear"/>
-          <w:lang w:val="en-US" w:eastAsia="zh-CN" w:bidi="hi-IN"/>
-        </w:rPr>
+          <w:sz w:val="24"/>
+          <w:szCs w:val="24"/>
+          <w:shd w:fill="auto" w:val="clear"/>
+          <w:lang w:val="en-US" w:eastAsia="zh-CN" w:bidi="hi-IN"/>
+        </w:rPr>
+      </w:pPr>
+      <w:r>
+        <w:rPr>
+          <w:rFonts w:ascii="Liberation Serif" w:hAnsi="Liberation Serif" w:cs="Noto Sans CJK SC"/>
+          <w:b w:val="false"/>
+          <w:color w:val="000000"/>
+          <w:kern w:val="2"/>
+          <w:sz w:val="24"/>
+          <w:szCs w:val="24"/>
+          <w:shd w:fill="auto" w:val="clear"/>
+          <w:lang w:val="en-US" w:eastAsia="zh-CN" w:bidi="hi-IN"/>
+        </w:rPr>
+        <w:t>输入设备</w:t>
       </w:r>
     </w:p>
     <w:p>
@@ -16032,21 +15922,63 @@
           <w:b w:val="false"/>
           <w:color w:val="auto"/>
           <w:kern w:val="2"/>
-          <w:sz w:val="20"/>
-          <w:shd w:fill="auto" w:val="clear"/>
-          <w:lang w:val="en-US" w:eastAsia="zh-CN" w:bidi="hi-IN"/>
-        </w:rPr>
-      </w:pPr>
-      <w:r>
-        <w:rPr>
-          <w:rFonts w:eastAsia="Noto Serif CJK SC" w:cs="Noto Sans CJK SC"/>
-          <w:b w:val="false"/>
-          <w:color w:val="000000"/>
-          <w:kern w:val="2"/>
-          <w:sz w:val="20"/>
-          <w:shd w:fill="auto" w:val="clear"/>
-          <w:lang w:val="en-US" w:eastAsia="zh-CN" w:bidi="hi-IN"/>
-        </w:rPr>
+          <w:sz w:val="18"/>
+          <w:szCs w:val="18"/>
+          <w:shd w:fill="auto" w:val="clear"/>
+          <w:lang w:val="en-US" w:eastAsia="zh-CN" w:bidi="hi-IN"/>
+        </w:rPr>
+      </w:pPr>
+      <w:r>
+        <w:rPr>
+          <w:rFonts w:eastAsia="Noto Serif CJK SC" w:cs="Noto Sans CJK SC"/>
+          <w:b w:val="false"/>
+          <w:color w:val="000000"/>
+          <w:kern w:val="2"/>
+          <w:sz w:val="18"/>
+          <w:szCs w:val="18"/>
+          <w:shd w:fill="auto" w:val="clear"/>
+          <w:lang w:val="en-US" w:eastAsia="zh-CN" w:bidi="hi-IN"/>
+        </w:rPr>
+        <w:t xml:space="preserve">Linux </w:t>
+      </w:r>
+      <w:r>
+        <w:rPr>
+          <w:rFonts w:ascii="Liberation Serif" w:hAnsi="Liberation Serif" w:cs="Noto Sans CJK SC"/>
+          <w:b w:val="false"/>
+          <w:color w:val="000000"/>
+          <w:kern w:val="2"/>
+          <w:sz w:val="18"/>
+          <w:szCs w:val="18"/>
+          <w:shd w:fill="auto" w:val="clear"/>
+          <w:lang w:val="en-US" w:eastAsia="zh-CN" w:bidi="hi-IN"/>
+        </w:rPr>
+        <w:t xml:space="preserve">将按键、键盘、鼠标、触摸屏等输入设备统一交给 </w:t>
+      </w:r>
+      <w:r>
+        <w:rPr>
+          <w:rFonts w:eastAsia="Noto Serif CJK SC" w:cs="Noto Sans CJK SC"/>
+          <w:b w:val="false"/>
+          <w:color w:val="000000"/>
+          <w:kern w:val="2"/>
+          <w:sz w:val="18"/>
+          <w:szCs w:val="18"/>
+          <w:shd w:fill="auto" w:val="clear"/>
+          <w:lang w:val="en-US" w:eastAsia="zh-CN" w:bidi="hi-IN"/>
+        </w:rPr>
+        <w:t xml:space="preserve">Input </w:t>
+      </w:r>
+      <w:r>
+        <w:rPr>
+          <w:rFonts w:ascii="Liberation Serif" w:hAnsi="Liberation Serif" w:cs="Noto Sans CJK SC"/>
+          <w:b w:val="false"/>
+          <w:color w:val="000000"/>
+          <w:kern w:val="2"/>
+          <w:sz w:val="18"/>
+          <w:szCs w:val="18"/>
+          <w:shd w:fill="auto" w:val="clear"/>
+          <w:lang w:val="en-US" w:eastAsia="zh-CN" w:bidi="hi-IN"/>
+        </w:rPr>
+        <w:t>子系统管理。</w:t>
       </w:r>
     </w:p>
     <w:p>
@@ -16060,21 +15992,89 @@
           <w:b w:val="false"/>
           <w:color w:val="auto"/>
           <w:kern w:val="2"/>
-          <w:sz w:val="20"/>
-          <w:shd w:fill="auto" w:val="clear"/>
-          <w:lang w:val="en-US" w:eastAsia="zh-CN" w:bidi="hi-IN"/>
-        </w:rPr>
-      </w:pPr>
-      <w:r>
-        <w:rPr>
-          <w:rFonts w:eastAsia="Noto Serif CJK SC" w:cs="Noto Sans CJK SC"/>
-          <w:b w:val="false"/>
-          <w:color w:val="000000"/>
-          <w:kern w:val="2"/>
-          <w:sz w:val="20"/>
-          <w:shd w:fill="auto" w:val="clear"/>
-          <w:lang w:val="en-US" w:eastAsia="zh-CN" w:bidi="hi-IN"/>
-        </w:rPr>
+          <w:sz w:val="18"/>
+          <w:szCs w:val="18"/>
+          <w:shd w:fill="auto" w:val="clear"/>
+          <w:lang w:val="en-US" w:eastAsia="zh-CN" w:bidi="hi-IN"/>
+        </w:rPr>
+      </w:pPr>
+      <w:r>
+        <w:rPr>
+          <w:rFonts w:ascii="Liberation Serif" w:hAnsi="Liberation Serif" w:cs="Noto Sans CJK SC"/>
+          <w:b w:val="false"/>
+          <w:color w:val="000000"/>
+          <w:kern w:val="2"/>
+          <w:sz w:val="18"/>
+          <w:szCs w:val="18"/>
+          <w:shd w:fill="auto" w:val="clear"/>
+          <w:lang w:val="en-US" w:eastAsia="zh-CN" w:bidi="hi-IN"/>
+        </w:rPr>
+        <w:t>应用程序被放在</w:t>
+      </w:r>
+      <w:r>
+        <w:rPr>
+          <w:rFonts w:eastAsia="Noto Serif CJK SC" w:cs="Noto Sans CJK SC"/>
+          <w:b w:val="false"/>
+          <w:color w:val="000000"/>
+          <w:kern w:val="2"/>
+          <w:sz w:val="18"/>
+          <w:szCs w:val="18"/>
+          <w:shd w:fill="auto" w:val="clear"/>
+          <w:lang w:val="en-US" w:eastAsia="zh-CN" w:bidi="hi-IN"/>
+        </w:rPr>
+        <w:t>/dev/input</w:t>
+      </w:r>
+      <w:r>
+        <w:rPr>
+          <w:rFonts w:ascii="Liberation Serif" w:hAnsi="Liberation Serif" w:cs="Noto Sans CJK SC"/>
+          <w:b w:val="false"/>
+          <w:color w:val="000000"/>
+          <w:kern w:val="2"/>
+          <w:sz w:val="18"/>
+          <w:szCs w:val="18"/>
+          <w:shd w:fill="auto" w:val="clear"/>
+          <w:lang w:val="en-US" w:eastAsia="zh-CN" w:bidi="hi-IN"/>
+        </w:rPr>
+        <w:t>目录下，包括</w:t>
+      </w:r>
+      <w:r>
+        <w:rPr>
+          <w:rFonts w:eastAsia="Noto Serif CJK SC" w:cs="Noto Sans CJK SC"/>
+          <w:b w:val="false"/>
+          <w:color w:val="000000"/>
+          <w:kern w:val="2"/>
+          <w:sz w:val="18"/>
+          <w:szCs w:val="18"/>
+          <w:shd w:fill="auto" w:val="clear"/>
+          <w:lang w:val="en-US" w:eastAsia="zh-CN" w:bidi="hi-IN"/>
+        </w:rPr>
+        <w:t>event0</w:t>
+      </w:r>
+      <w:r>
+        <w:rPr>
+          <w:rFonts w:ascii="Liberation Serif" w:hAnsi="Liberation Serif" w:cs="Noto Sans CJK SC"/>
+          <w:b w:val="false"/>
+          <w:color w:val="000000"/>
+          <w:kern w:val="2"/>
+          <w:sz w:val="18"/>
+          <w:szCs w:val="18"/>
+          <w:shd w:fill="auto" w:val="clear"/>
+          <w:lang w:val="en-US" w:eastAsia="zh-CN" w:bidi="hi-IN"/>
+        </w:rPr>
+        <w:t>，</w:t>
+      </w:r>
+      <w:r>
+        <w:rPr>
+          <w:rFonts w:eastAsia="Noto Serif CJK SC" w:cs="Noto Sans CJK SC"/>
+          <w:b w:val="false"/>
+          <w:color w:val="000000"/>
+          <w:kern w:val="2"/>
+          <w:sz w:val="18"/>
+          <w:szCs w:val="18"/>
+          <w:shd w:fill="auto" w:val="clear"/>
+          <w:lang w:val="en-US" w:eastAsia="zh-CN" w:bidi="hi-IN"/>
+        </w:rPr>
+        <w:t>event1…….</w:t>
       </w:r>
     </w:p>
     <w:p>
@@ -16088,18 +16088,20 @@
           <w:b w:val="false"/>
           <w:color w:val="auto"/>
           <w:kern w:val="2"/>
-          <w:sz w:val="20"/>
-          <w:shd w:fill="auto" w:val="clear"/>
-          <w:lang w:val="en-US" w:eastAsia="zh-CN" w:bidi="hi-IN"/>
-        </w:rPr>
-      </w:pPr>
-      <w:r>
-        <w:rPr>
-          <w:rFonts w:eastAsia="Noto Serif CJK SC" w:cs="Noto Sans CJK SC"/>
-          <w:b w:val="false"/>
-          <w:color w:val="000000"/>
-          <w:kern w:val="2"/>
-          <w:sz w:val="20"/>
+          <w:sz w:val="18"/>
+          <w:szCs w:val="18"/>
+          <w:shd w:fill="auto" w:val="clear"/>
+          <w:lang w:val="en-US" w:eastAsia="zh-CN" w:bidi="hi-IN"/>
+        </w:rPr>
+      </w:pPr>
+      <w:r>
+        <w:rPr>
+          <w:rFonts w:eastAsia="Noto Serif CJK SC" w:cs="Noto Sans CJK SC"/>
+          <w:b w:val="false"/>
+          <w:color w:val="000000"/>
+          <w:kern w:val="2"/>
+          <w:sz w:val="18"/>
+          <w:szCs w:val="18"/>
           <w:shd w:fill="auto" w:val="clear"/>
           <w:lang w:val="en-US" w:eastAsia="zh-CN" w:bidi="hi-IN"/>
         </w:rPr>
@@ -16116,21 +16118,76 @@
           <w:b w:val="false"/>
           <w:color w:val="auto"/>
           <w:kern w:val="2"/>
-          <w:sz w:val="20"/>
-          <w:shd w:fill="auto" w:val="clear"/>
-          <w:lang w:val="en-US" w:eastAsia="zh-CN" w:bidi="hi-IN"/>
-        </w:rPr>
-      </w:pPr>
-      <w:r>
-        <w:rPr>
-          <w:rFonts w:eastAsia="Noto Serif CJK SC" w:cs="Noto Sans CJK SC"/>
-          <w:b w:val="false"/>
-          <w:color w:val="000000"/>
-          <w:kern w:val="2"/>
-          <w:sz w:val="20"/>
-          <w:shd w:fill="auto" w:val="clear"/>
-          <w:lang w:val="en-US" w:eastAsia="zh-CN" w:bidi="hi-IN"/>
-        </w:rPr>
+          <w:sz w:val="18"/>
+          <w:szCs w:val="18"/>
+          <w:shd w:fill="auto" w:val="clear"/>
+          <w:lang w:val="en-US" w:eastAsia="zh-CN" w:bidi="hi-IN"/>
+        </w:rPr>
+      </w:pPr>
+      <w:r>
+        <w:rPr>
+          <w:rFonts w:ascii="Liberation Serif" w:hAnsi="Liberation Serif" w:cs="Noto Sans CJK SC"/>
+          <w:b w:val="false"/>
+          <w:color w:val="000000"/>
+          <w:kern w:val="2"/>
+          <w:sz w:val="18"/>
+          <w:szCs w:val="18"/>
+          <w:shd w:fill="auto" w:val="clear"/>
+          <w:lang w:val="en-US" w:eastAsia="zh-CN" w:bidi="hi-IN"/>
+        </w:rPr>
+        <w:t>输入指令</w:t>
+      </w:r>
+      <w:r>
+        <w:rPr>
+          <w:rFonts w:eastAsia="Noto Serif CJK SC" w:cs="Noto Sans CJK SC"/>
+          <w:b w:val="false"/>
+          <w:color w:val="000000"/>
+          <w:kern w:val="2"/>
+          <w:sz w:val="18"/>
+          <w:szCs w:val="18"/>
+          <w:shd w:fill="auto" w:val="clear"/>
+          <w:lang w:val="en-US" w:eastAsia="zh-CN" w:bidi="hi-IN"/>
+        </w:rPr>
+        <w:t>evtest</w:t>
+      </w:r>
+      <w:r>
+        <w:rPr>
+          <w:rFonts w:ascii="Liberation Serif" w:hAnsi="Liberation Serif" w:cs="Noto Sans CJK SC"/>
+          <w:b w:val="false"/>
+          <w:color w:val="000000"/>
+          <w:kern w:val="2"/>
+          <w:sz w:val="18"/>
+          <w:szCs w:val="18"/>
+          <w:shd w:fill="auto" w:val="clear"/>
+          <w:lang w:val="en-US" w:eastAsia="zh-CN" w:bidi="hi-IN"/>
+        </w:rPr>
+        <w:t>，监听指定</w:t>
+      </w:r>
+      <w:r>
+        <w:rPr>
+          <w:rFonts w:eastAsia="Noto Serif CJK SC" w:cs="Noto Sans CJK SC"/>
+          <w:b w:val="false"/>
+          <w:color w:val="000000"/>
+          <w:kern w:val="2"/>
+          <w:sz w:val="18"/>
+          <w:szCs w:val="18"/>
+          <w:shd w:fill="auto" w:val="clear"/>
+          <w:lang w:val="en-US" w:eastAsia="zh-CN" w:bidi="hi-IN"/>
+        </w:rPr>
+        <w:t>Input</w:t>
+      </w:r>
+      <w:r>
+        <w:rPr>
+          <w:rFonts w:ascii="Liberation Serif" w:hAnsi="Liberation Serif" w:cs="Noto Sans CJK SC"/>
+          <w:b w:val="false"/>
+          <w:color w:val="000000"/>
+          <w:kern w:val="2"/>
+          <w:sz w:val="18"/>
+          <w:szCs w:val="18"/>
+          <w:shd w:fill="auto" w:val="clear"/>
+          <w:lang w:val="en-US" w:eastAsia="zh-CN" w:bidi="hi-IN"/>
+        </w:rPr>
+        <w:t>设备，并把事件解析成人能直接看懂的形式。</w:t>
       </w:r>
     </w:p>
     <w:p>
@@ -16144,21 +16201,37 @@
           <w:b w:val="false"/>
           <w:color w:val="auto"/>
           <w:kern w:val="2"/>
-          <w:sz w:val="20"/>
-          <w:shd w:fill="auto" w:val="clear"/>
-          <w:lang w:val="en-US" w:eastAsia="zh-CN" w:bidi="hi-IN"/>
-        </w:rPr>
-      </w:pPr>
-      <w:r>
-        <w:rPr>
-          <w:rFonts w:eastAsia="Noto Serif CJK SC" w:cs="Noto Sans CJK SC"/>
-          <w:b w:val="false"/>
-          <w:color w:val="000000"/>
-          <w:kern w:val="2"/>
-          <w:sz w:val="20"/>
-          <w:shd w:fill="auto" w:val="clear"/>
-          <w:lang w:val="en-US" w:eastAsia="zh-CN" w:bidi="hi-IN"/>
-        </w:rPr>
+          <w:sz w:val="18"/>
+          <w:szCs w:val="18"/>
+          <w:shd w:fill="auto" w:val="clear"/>
+          <w:lang w:val="en-US" w:eastAsia="zh-CN" w:bidi="hi-IN"/>
+        </w:rPr>
+      </w:pPr>
+      <w:r>
+        <w:rPr>
+          <w:rFonts w:ascii="Liberation Serif" w:hAnsi="Liberation Serif" w:cs="Noto Sans CJK SC"/>
+          <w:b w:val="false"/>
+          <w:color w:val="000000"/>
+          <w:kern w:val="2"/>
+          <w:sz w:val="18"/>
+          <w:szCs w:val="18"/>
+          <w:shd w:fill="auto" w:val="clear"/>
+          <w:lang w:val="en-US" w:eastAsia="zh-CN" w:bidi="hi-IN"/>
+        </w:rPr>
+        <w:t>例如：</w:t>
+      </w:r>
+      <w:r>
+        <w:rPr>
+          <w:rFonts w:eastAsia="Noto Serif CJK SC" w:cs="Noto Sans CJK SC"/>
+          <w:b w:val="false"/>
+          <w:color w:val="000000"/>
+          <w:kern w:val="2"/>
+          <w:sz w:val="18"/>
+          <w:szCs w:val="18"/>
+          <w:shd w:fill="auto" w:val="clear"/>
+          <w:lang w:val="en-US" w:eastAsia="zh-CN" w:bidi="hi-IN"/>
+        </w:rPr>
+        <w:t>evtest /dev/input/event0</w:t>
       </w:r>
     </w:p>
     <w:p>
@@ -16172,18 +16245,20 @@
           <w:b w:val="false"/>
           <w:color w:val="auto"/>
           <w:kern w:val="2"/>
-          <w:sz w:val="20"/>
-          <w:shd w:fill="auto" w:val="clear"/>
-          <w:lang w:val="en-US" w:eastAsia="zh-CN" w:bidi="hi-IN"/>
-        </w:rPr>
-      </w:pPr>
-      <w:r>
-        <w:rPr>
-          <w:rFonts w:eastAsia="Noto Serif CJK SC" w:cs="Noto Sans CJK SC"/>
-          <w:b w:val="false"/>
-          <w:color w:val="000000"/>
-          <w:kern w:val="2"/>
-          <w:sz w:val="20"/>
+          <w:sz w:val="18"/>
+          <w:szCs w:val="18"/>
+          <w:shd w:fill="auto" w:val="clear"/>
+          <w:lang w:val="en-US" w:eastAsia="zh-CN" w:bidi="hi-IN"/>
+        </w:rPr>
+      </w:pPr>
+      <w:r>
+        <w:rPr>
+          <w:rFonts w:eastAsia="Noto Serif CJK SC" w:cs="Noto Sans CJK SC"/>
+          <w:b w:val="false"/>
+          <w:color w:val="000000"/>
+          <w:kern w:val="2"/>
+          <w:sz w:val="18"/>
+          <w:szCs w:val="18"/>
           <w:shd w:fill="auto" w:val="clear"/>
           <w:lang w:val="en-US" w:eastAsia="zh-CN" w:bidi="hi-IN"/>
         </w:rPr>
@@ -16200,21 +16275,158 @@
           <w:b w:val="false"/>
           <w:color w:val="auto"/>
           <w:kern w:val="2"/>
-          <w:sz w:val="20"/>
-          <w:shd w:fill="auto" w:val="clear"/>
-          <w:lang w:val="en-US" w:eastAsia="zh-CN" w:bidi="hi-IN"/>
-        </w:rPr>
-      </w:pPr>
-      <w:r>
-        <w:rPr>
-          <w:rFonts w:eastAsia="Noto Serif CJK SC" w:cs="Noto Sans CJK SC"/>
-          <w:b w:val="false"/>
-          <w:color w:val="000000"/>
-          <w:kern w:val="2"/>
-          <w:sz w:val="20"/>
-          <w:shd w:fill="auto" w:val="clear"/>
-          <w:lang w:val="en-US" w:eastAsia="zh-CN" w:bidi="hi-IN"/>
-        </w:rPr>
+          <w:sz w:val="18"/>
+          <w:szCs w:val="18"/>
+          <w:shd w:fill="auto" w:val="clear"/>
+          <w:lang w:val="en-US" w:eastAsia="zh-CN" w:bidi="hi-IN"/>
+        </w:rPr>
+      </w:pPr>
+      <w:r>
+        <w:rPr>
+          <w:rFonts w:ascii="Liberation Serif" w:hAnsi="Liberation Serif" w:cs="Noto Sans CJK SC"/>
+          <w:b w:val="false"/>
+          <w:color w:val="000000"/>
+          <w:kern w:val="2"/>
+          <w:sz w:val="18"/>
+          <w:szCs w:val="18"/>
+          <w:shd w:fill="auto" w:val="clear"/>
+          <w:lang w:val="en-US" w:eastAsia="zh-CN" w:bidi="hi-IN"/>
+        </w:rPr>
+        <w:t>程序执行步骤：</w:t>
+      </w:r>
+      <w:r>
+        <w:rPr>
+          <w:rFonts w:eastAsia="Noto Serif CJK SC" w:cs="Noto Sans CJK SC"/>
+          <w:b w:val="false"/>
+          <w:color w:val="000000"/>
+          <w:kern w:val="2"/>
+          <w:sz w:val="18"/>
+          <w:szCs w:val="18"/>
+          <w:shd w:fill="auto" w:val="clear"/>
+          <w:lang w:val="en-US" w:eastAsia="zh-CN" w:bidi="hi-IN"/>
+        </w:rPr>
+        <w:t>1.</w:t>
+      </w:r>
+      <w:r>
+        <w:rPr>
+          <w:rFonts w:ascii="Liberation Serif" w:hAnsi="Liberation Serif" w:cs="Noto Sans CJK SC"/>
+          <w:b w:val="false"/>
+          <w:color w:val="000000"/>
+          <w:kern w:val="2"/>
+          <w:sz w:val="18"/>
+          <w:szCs w:val="18"/>
+          <w:shd w:fill="auto" w:val="clear"/>
+          <w:lang w:val="en-US" w:eastAsia="zh-CN" w:bidi="hi-IN"/>
+        </w:rPr>
+        <w:t>打开设备文件</w:t>
+      </w:r>
+      <w:r>
+        <w:rPr>
+          <w:rFonts w:eastAsia="Noto Serif CJK SC" w:cs="Noto Sans CJK SC"/>
+          <w:b w:val="false"/>
+          <w:color w:val="000000"/>
+          <w:kern w:val="2"/>
+          <w:sz w:val="18"/>
+          <w:szCs w:val="18"/>
+          <w:shd w:fill="auto" w:val="clear"/>
+          <w:lang w:val="en-US" w:eastAsia="zh-CN" w:bidi="hi-IN"/>
+        </w:rPr>
+        <w:tab/>
+        <w:tab/>
+        <w:t>2.</w:t>
+      </w:r>
+      <w:r>
+        <w:rPr>
+          <w:rFonts w:ascii="Liberation Serif" w:hAnsi="Liberation Serif" w:cs="Noto Sans CJK SC"/>
+          <w:b w:val="false"/>
+          <w:color w:val="000000"/>
+          <w:kern w:val="2"/>
+          <w:sz w:val="18"/>
+          <w:szCs w:val="18"/>
+          <w:shd w:fill="auto" w:val="clear"/>
+          <w:lang w:val="en-US" w:eastAsia="zh-CN" w:bidi="hi-IN"/>
+        </w:rPr>
+        <w:t>读取数据（读取的数据是一个</w:t>
+      </w:r>
+      <w:r>
+        <w:rPr>
+          <w:rFonts w:ascii="Liberation Serif" w:hAnsi="Liberation Serif" w:cs="Noto Sans CJK SC"/>
+          <w:b w:val="false"/>
+          <w:color w:val="C9211E"/>
+          <w:kern w:val="2"/>
+          <w:sz w:val="18"/>
+          <w:szCs w:val="18"/>
+          <w:shd w:fill="auto" w:val="clear"/>
+          <w:lang w:val="en-US" w:eastAsia="zh-CN" w:bidi="hi-IN"/>
+        </w:rPr>
+        <w:t xml:space="preserve"> </w:t>
+      </w:r>
+      <w:r>
+        <w:rPr>
+          <w:rFonts w:eastAsia="Noto Serif CJK SC" w:cs="Noto Sans CJK SC"/>
+          <w:b w:val="false"/>
+          <w:color w:val="C9211E"/>
+          <w:kern w:val="2"/>
+          <w:sz w:val="18"/>
+          <w:szCs w:val="18"/>
+          <w:shd w:fill="auto" w:val="clear"/>
+          <w:lang w:val="en-US" w:eastAsia="zh-CN" w:bidi="hi-IN"/>
+        </w:rPr>
+        <w:t xml:space="preserve">struct input_event </w:t>
+      </w:r>
+      <w:r>
+        <w:rPr>
+          <w:rFonts w:ascii="Liberation Serif" w:hAnsi="Liberation Serif" w:cs="Noto Sans CJK SC"/>
+          <w:b w:val="false"/>
+          <w:color w:val="000000"/>
+          <w:kern w:val="2"/>
+          <w:sz w:val="18"/>
+          <w:szCs w:val="18"/>
+          <w:shd w:fill="auto" w:val="clear"/>
+          <w:lang w:val="en-US" w:eastAsia="zh-CN" w:bidi="hi-IN"/>
+        </w:rPr>
+        <w:t>结构体）</w:t>
+      </w:r>
+      <w:r>
+        <w:rPr>
+          <w:rFonts w:eastAsia="Noto Serif CJK SC" w:cs="Noto Sans CJK SC"/>
+          <w:b w:val="false"/>
+          <w:color w:val="000000"/>
+          <w:kern w:val="2"/>
+          <w:sz w:val="18"/>
+          <w:szCs w:val="18"/>
+          <w:shd w:fill="auto" w:val="clear"/>
+          <w:lang w:val="en-US" w:eastAsia="zh-CN" w:bidi="hi-IN"/>
+        </w:rPr>
+        <w:tab/>
+        <w:tab/>
+        <w:t>3.</w:t>
+      </w:r>
+      <w:r>
+        <w:rPr>
+          <w:rFonts w:ascii="Liberation Serif" w:hAnsi="Liberation Serif" w:cs="Noto Sans CJK SC"/>
+          <w:b w:val="false"/>
+          <w:color w:val="000000"/>
+          <w:kern w:val="2"/>
+          <w:sz w:val="18"/>
+          <w:szCs w:val="18"/>
+          <w:shd w:fill="auto" w:val="clear"/>
+          <w:lang w:val="en-US" w:eastAsia="zh-CN" w:bidi="hi-IN"/>
+        </w:rPr>
+        <w:t xml:space="preserve">解析 </w:t>
+      </w:r>
+      <w:r>
+        <w:rPr>
+          <w:rFonts w:eastAsia="Noto Serif CJK SC" w:cs="Noto Sans CJK SC"/>
+          <w:b w:val="false"/>
+          <w:color w:val="000000"/>
+          <w:kern w:val="2"/>
+          <w:sz w:val="18"/>
+          <w:szCs w:val="18"/>
+          <w:shd w:fill="auto" w:val="clear"/>
+          <w:lang w:val="en-US" w:eastAsia="zh-CN" w:bidi="hi-IN"/>
+        </w:rPr>
+        <w:t>input_event</w:t>
       </w:r>
     </w:p>
     <w:p>
@@ -16228,21 +16440,64 @@
           <w:b w:val="false"/>
           <w:color w:val="auto"/>
           <w:kern w:val="2"/>
-          <w:sz w:val="20"/>
-          <w:shd w:fill="auto" w:val="clear"/>
-          <w:lang w:val="en-US" w:eastAsia="zh-CN" w:bidi="hi-IN"/>
-        </w:rPr>
-      </w:pPr>
-      <w:r>
-        <w:rPr>
-          <w:rFonts w:eastAsia="Noto Serif CJK SC" w:cs="Noto Sans CJK SC"/>
-          <w:b w:val="false"/>
-          <w:color w:val="000000"/>
-          <w:kern w:val="2"/>
-          <w:sz w:val="20"/>
-          <w:shd w:fill="auto" w:val="clear"/>
-          <w:lang w:val="en-US" w:eastAsia="zh-CN" w:bidi="hi-IN"/>
-        </w:rPr>
+          <w:sz w:val="18"/>
+          <w:szCs w:val="18"/>
+          <w:shd w:fill="auto" w:val="clear"/>
+          <w:lang w:val="en-US" w:eastAsia="zh-CN" w:bidi="hi-IN"/>
+        </w:rPr>
+      </w:pPr>
+      <w:r>
+        <w:rPr>
+          <w:rFonts w:eastAsia="Noto Serif CJK SC" w:cs="Noto Sans CJK SC"/>
+          <w:b w:val="false"/>
+          <w:color w:val="000000"/>
+          <w:kern w:val="2"/>
+          <w:sz w:val="18"/>
+          <w:szCs w:val="18"/>
+          <w:shd w:fill="auto" w:val="clear"/>
+          <w:lang w:val="en-US" w:eastAsia="zh-CN" w:bidi="hi-IN"/>
+        </w:rPr>
+        <w:t>4.</w:t>
+      </w:r>
+      <w:r>
+        <w:rPr>
+          <w:rFonts w:ascii="Liberation Serif" w:hAnsi="Liberation Serif" w:cs="Noto Sans CJK SC"/>
+          <w:b w:val="false"/>
+          <w:color w:val="000000"/>
+          <w:kern w:val="2"/>
+          <w:sz w:val="18"/>
+          <w:szCs w:val="18"/>
+          <w:shd w:fill="auto" w:val="clear"/>
+          <w:lang w:val="en-US" w:eastAsia="zh-CN" w:bidi="hi-IN"/>
+        </w:rPr>
+        <w:t>处理事件</w:t>
+      </w:r>
+      <w:r>
+        <w:rPr>
+          <w:rFonts w:eastAsia="Noto Serif CJK SC" w:cs="Noto Sans CJK SC"/>
+          <w:b w:val="false"/>
+          <w:color w:val="000000"/>
+          <w:kern w:val="2"/>
+          <w:sz w:val="18"/>
+          <w:szCs w:val="18"/>
+          <w:shd w:fill="auto" w:val="clear"/>
+          <w:lang w:val="en-US" w:eastAsia="zh-CN" w:bidi="hi-IN"/>
+        </w:rPr>
+        <w:tab/>
+        <w:t>5.</w:t>
+      </w:r>
+      <w:r>
+        <w:rPr>
+          <w:rFonts w:ascii="Liberation Serif" w:hAnsi="Liberation Serif" w:cs="Noto Sans CJK SC"/>
+          <w:b w:val="false"/>
+          <w:color w:val="000000"/>
+          <w:kern w:val="2"/>
+          <w:sz w:val="18"/>
+          <w:szCs w:val="18"/>
+          <w:shd w:fill="auto" w:val="clear"/>
+          <w:lang w:val="en-US" w:eastAsia="zh-CN" w:bidi="hi-IN"/>
+        </w:rPr>
+        <w:t>关闭设备</w:t>
       </w:r>
     </w:p>
     <w:p>
@@ -16256,18 +16511,20 @@
           <w:b w:val="false"/>
           <w:color w:val="auto"/>
           <w:kern w:val="2"/>
-          <w:sz w:val="20"/>
-          <w:shd w:fill="auto" w:val="clear"/>
-          <w:lang w:val="en-US" w:eastAsia="zh-CN" w:bidi="hi-IN"/>
-        </w:rPr>
-      </w:pPr>
-      <w:r>
-        <w:rPr>
-          <w:rFonts w:eastAsia="Noto Serif CJK SC" w:cs="Noto Sans CJK SC"/>
-          <w:b w:val="false"/>
-          <w:color w:val="000000"/>
-          <w:kern w:val="2"/>
-          <w:sz w:val="20"/>
+          <w:sz w:val="18"/>
+          <w:szCs w:val="18"/>
+          <w:shd w:fill="auto" w:val="clear"/>
+          <w:lang w:val="en-US" w:eastAsia="zh-CN" w:bidi="hi-IN"/>
+        </w:rPr>
+      </w:pPr>
+      <w:r>
+        <w:rPr>
+          <w:rFonts w:eastAsia="Noto Serif CJK SC" w:cs="Noto Sans CJK SC"/>
+          <w:b w:val="false"/>
+          <w:color w:val="000000"/>
+          <w:kern w:val="2"/>
+          <w:sz w:val="18"/>
+          <w:szCs w:val="18"/>
           <w:shd w:fill="auto" w:val="clear"/>
           <w:lang w:val="en-US" w:eastAsia="zh-CN" w:bidi="hi-IN"/>
         </w:rPr>
@@ -16284,21 +16541,50 @@
           <w:b w:val="false"/>
           <w:color w:val="auto"/>
           <w:kern w:val="2"/>
-          <w:sz w:val="20"/>
-          <w:shd w:fill="auto" w:val="clear"/>
-          <w:lang w:val="en-US" w:eastAsia="zh-CN" w:bidi="hi-IN"/>
-        </w:rPr>
-      </w:pPr>
-      <w:r>
-        <w:rPr>
-          <w:rFonts w:eastAsia="Noto Serif CJK SC" w:cs="Noto Sans CJK SC"/>
-          <w:b w:val="false"/>
-          <w:color w:val="000000"/>
-          <w:kern w:val="2"/>
-          <w:sz w:val="20"/>
-          <w:shd w:fill="auto" w:val="clear"/>
-          <w:lang w:val="en-US" w:eastAsia="zh-CN" w:bidi="hi-IN"/>
-        </w:rPr>
+          <w:sz w:val="18"/>
+          <w:szCs w:val="18"/>
+          <w:shd w:fill="auto" w:val="clear"/>
+          <w:lang w:val="en-US" w:eastAsia="zh-CN" w:bidi="hi-IN"/>
+        </w:rPr>
+      </w:pPr>
+      <w:r>
+        <w:rPr>
+          <w:rFonts w:eastAsia="Noto Serif CJK SC" w:cs="Noto Sans CJK SC"/>
+          <w:b w:val="false"/>
+          <w:color w:val="C9211E"/>
+          <w:kern w:val="2"/>
+          <w:sz w:val="18"/>
+          <w:szCs w:val="18"/>
+          <w:shd w:fill="auto" w:val="clear"/>
+          <w:lang w:val="en-US" w:eastAsia="zh-CN" w:bidi="hi-IN"/>
+        </w:rPr>
+        <w:t>struct input_event</w:t>
+      </w:r>
+      <w:r>
+        <w:rPr>
+          <w:rFonts w:eastAsia="Noto Serif CJK SC" w:cs="Noto Sans CJK SC"/>
+          <w:b w:val="false"/>
+          <w:color w:val="000000"/>
+          <w:kern w:val="2"/>
+          <w:sz w:val="18"/>
+          <w:szCs w:val="18"/>
+          <w:shd w:fill="auto" w:val="clear"/>
+          <w:lang w:val="en-US" w:eastAsia="zh-CN" w:bidi="hi-IN"/>
+        </w:rPr>
+        <w:t xml:space="preserve"> </w:t>
+      </w:r>
+      <w:r>
+        <w:rPr>
+          <w:rFonts w:ascii="Liberation Serif" w:hAnsi="Liberation Serif" w:cs="Noto Sans CJK SC"/>
+          <w:b w:val="false"/>
+          <w:color w:val="000000"/>
+          <w:kern w:val="2"/>
+          <w:sz w:val="18"/>
+          <w:szCs w:val="18"/>
+          <w:shd w:fill="auto" w:val="clear"/>
+          <w:lang w:val="en-US" w:eastAsia="zh-CN" w:bidi="hi-IN"/>
+        </w:rPr>
+        <w:t>结构体：</w:t>
       </w:r>
     </w:p>
     <w:p>
@@ -16312,21 +16598,24 @@
           <w:b w:val="false"/>
           <w:color w:val="auto"/>
           <w:kern w:val="2"/>
-          <w:sz w:val="20"/>
-          <w:shd w:fill="auto" w:val="clear"/>
-          <w:lang w:val="en-US" w:eastAsia="zh-CN" w:bidi="hi-IN"/>
-        </w:rPr>
-      </w:pPr>
-      <w:r>
-        <w:rPr>
-          <w:rFonts w:eastAsia="Noto Serif CJK SC" w:cs="Noto Sans CJK SC"/>
-          <w:b w:val="false"/>
-          <w:color w:val="000000"/>
-          <w:kern w:val="2"/>
-          <w:sz w:val="20"/>
-          <w:shd w:fill="auto" w:val="clear"/>
-          <w:lang w:val="en-US" w:eastAsia="zh-CN" w:bidi="hi-IN"/>
-        </w:rPr>
+          <w:sz w:val="18"/>
+          <w:szCs w:val="18"/>
+          <w:shd w:fill="auto" w:val="clear"/>
+          <w:lang w:val="en-US" w:eastAsia="zh-CN" w:bidi="hi-IN"/>
+        </w:rPr>
+      </w:pPr>
+      <w:r>
+        <w:rPr>
+          <w:rFonts w:eastAsia="Noto Serif CJK SC" w:cs="Noto Sans CJK SC"/>
+          <w:b w:val="false"/>
+          <w:color w:val="000000"/>
+          <w:kern w:val="2"/>
+          <w:sz w:val="18"/>
+          <w:szCs w:val="18"/>
+          <w:shd w:fill="auto" w:val="clear"/>
+          <w:lang w:val="en-US" w:eastAsia="zh-CN" w:bidi="hi-IN"/>
+        </w:rPr>
+        <w:t>struct input_event {</w:t>
       </w:r>
     </w:p>
     <w:p>
@@ -16340,21 +16629,50 @@
           <w:b w:val="false"/>
           <w:color w:val="auto"/>
           <w:kern w:val="2"/>
-          <w:sz w:val="20"/>
-          <w:shd w:fill="auto" w:val="clear"/>
-          <w:lang w:val="en-US" w:eastAsia="zh-CN" w:bidi="hi-IN"/>
-        </w:rPr>
-      </w:pPr>
-      <w:r>
-        <w:rPr>
-          <w:rFonts w:eastAsia="Noto Serif CJK SC" w:cs="Noto Sans CJK SC"/>
-          <w:b w:val="false"/>
-          <w:color w:val="000000"/>
-          <w:kern w:val="2"/>
-          <w:sz w:val="20"/>
-          <w:shd w:fill="auto" w:val="clear"/>
-          <w:lang w:val="en-US" w:eastAsia="zh-CN" w:bidi="hi-IN"/>
-        </w:rPr>
+          <w:sz w:val="18"/>
+          <w:szCs w:val="18"/>
+          <w:shd w:fill="auto" w:val="clear"/>
+          <w:lang w:val="en-US" w:eastAsia="zh-CN" w:bidi="hi-IN"/>
+        </w:rPr>
+      </w:pPr>
+      <w:r>
+        <w:rPr>
+          <w:rFonts w:ascii="Liberation Serif" w:hAnsi="Liberation Serif" w:cs="Noto Sans CJK SC"/>
+          <w:b w:val="false"/>
+          <w:color w:val="000000"/>
+          <w:kern w:val="2"/>
+          <w:sz w:val="18"/>
+          <w:szCs w:val="18"/>
+          <w:shd w:fill="auto" w:val="clear"/>
+          <w:lang w:val="en-US" w:eastAsia="zh-CN" w:bidi="hi-IN"/>
+        </w:rPr>
+        <w:t xml:space="preserve">    </w:t>
+      </w:r>
+      <w:r>
+        <w:rPr>
+          <w:rFonts w:eastAsia="Noto Serif CJK SC" w:cs="Noto Sans CJK SC"/>
+          <w:b w:val="false"/>
+          <w:color w:val="000000"/>
+          <w:kern w:val="2"/>
+          <w:sz w:val="18"/>
+          <w:szCs w:val="18"/>
+          <w:shd w:fill="auto" w:val="clear"/>
+          <w:lang w:val="en-US" w:eastAsia="zh-CN" w:bidi="hi-IN"/>
+        </w:rPr>
+        <w:t xml:space="preserve">struct timeval time;   // </w:t>
+      </w:r>
+      <w:r>
+        <w:rPr>
+          <w:rFonts w:ascii="Liberation Serif" w:hAnsi="Liberation Serif" w:cs="Noto Sans CJK SC"/>
+          <w:b w:val="false"/>
+          <w:color w:val="000000"/>
+          <w:kern w:val="2"/>
+          <w:sz w:val="18"/>
+          <w:szCs w:val="18"/>
+          <w:shd w:fill="auto" w:val="clear"/>
+          <w:lang w:val="en-US" w:eastAsia="zh-CN" w:bidi="hi-IN"/>
+        </w:rPr>
+        <w:t>事件发生时间</w:t>
       </w:r>
     </w:p>
     <w:p>
@@ -16368,21 +16686,50 @@
           <w:b w:val="false"/>
           <w:color w:val="auto"/>
           <w:kern w:val="2"/>
-          <w:sz w:val="20"/>
-          <w:shd w:fill="auto" w:val="clear"/>
-          <w:lang w:val="en-US" w:eastAsia="zh-CN" w:bidi="hi-IN"/>
-        </w:rPr>
-      </w:pPr>
-      <w:r>
-        <w:rPr>
-          <w:rFonts w:eastAsia="Noto Serif CJK SC" w:cs="Noto Sans CJK SC"/>
-          <w:b w:val="false"/>
-          <w:color w:val="000000"/>
-          <w:kern w:val="2"/>
-          <w:sz w:val="20"/>
-          <w:shd w:fill="auto" w:val="clear"/>
-          <w:lang w:val="en-US" w:eastAsia="zh-CN" w:bidi="hi-IN"/>
-        </w:rPr>
+          <w:sz w:val="18"/>
+          <w:szCs w:val="18"/>
+          <w:shd w:fill="auto" w:val="clear"/>
+          <w:lang w:val="en-US" w:eastAsia="zh-CN" w:bidi="hi-IN"/>
+        </w:rPr>
+      </w:pPr>
+      <w:r>
+        <w:rPr>
+          <w:rFonts w:ascii="Liberation Serif" w:hAnsi="Liberation Serif" w:cs="Noto Sans CJK SC"/>
+          <w:b w:val="false"/>
+          <w:color w:val="000000"/>
+          <w:kern w:val="2"/>
+          <w:sz w:val="18"/>
+          <w:szCs w:val="18"/>
+          <w:shd w:fill="auto" w:val="clear"/>
+          <w:lang w:val="en-US" w:eastAsia="zh-CN" w:bidi="hi-IN"/>
+        </w:rPr>
+        <w:t xml:space="preserve">    </w:t>
+      </w:r>
+      <w:r>
+        <w:rPr>
+          <w:rFonts w:eastAsia="Noto Serif CJK SC" w:cs="Noto Sans CJK SC"/>
+          <w:b w:val="false"/>
+          <w:color w:val="000000"/>
+          <w:kern w:val="2"/>
+          <w:sz w:val="18"/>
+          <w:szCs w:val="18"/>
+          <w:shd w:fill="auto" w:val="clear"/>
+          <w:lang w:val="en-US" w:eastAsia="zh-CN" w:bidi="hi-IN"/>
+        </w:rPr>
+        <w:t xml:space="preserve">__u16 type;            // </w:t>
+      </w:r>
+      <w:r>
+        <w:rPr>
+          <w:rFonts w:ascii="Liberation Serif" w:hAnsi="Liberation Serif" w:cs="Noto Sans CJK SC"/>
+          <w:b w:val="false"/>
+          <w:color w:val="000000"/>
+          <w:kern w:val="2"/>
+          <w:sz w:val="18"/>
+          <w:szCs w:val="18"/>
+          <w:shd w:fill="auto" w:val="clear"/>
+          <w:lang w:val="en-US" w:eastAsia="zh-CN" w:bidi="hi-IN"/>
+        </w:rPr>
+        <w:t>事件类型</w:t>
       </w:r>
     </w:p>
     <w:p>
@@ -16396,29 +16743,1764 @@
           <w:b w:val="false"/>
           <w:color w:val="auto"/>
           <w:kern w:val="2"/>
-          <w:sz w:val="20"/>
-          <w:shd w:fill="auto" w:val="clear"/>
-          <w:lang w:val="en-US" w:eastAsia="zh-CN" w:bidi="hi-IN"/>
-        </w:rPr>
-      </w:pPr>
-      <w:r>
-        <w:rPr>
-          <w:rFonts w:eastAsia="Noto Serif CJK SC" w:cs="Noto Sans CJK SC"/>
-          <w:b w:val="false"/>
-          <w:color w:val="000000"/>
-          <w:kern w:val="2"/>
-          <w:sz w:val="20"/>
-          <w:shd w:fill="auto" w:val="clear"/>
-          <w:lang w:val="en-US" w:eastAsia="zh-CN" w:bidi="hi-IN"/>
-        </w:rPr>
-      </w:r>
-    </w:p>
-    <w:p>
-      <w:pPr>
-        <w:pStyle w:val="Normal"/>
-        <w:bidi w:val="0"/>
-        <w:jc w:val="start"/>
+          <w:sz w:val="18"/>
+          <w:szCs w:val="18"/>
+          <w:shd w:fill="auto" w:val="clear"/>
+          <w:lang w:val="en-US" w:eastAsia="zh-CN" w:bidi="hi-IN"/>
+        </w:rPr>
+      </w:pPr>
+      <w:r>
+        <w:rPr>
+          <w:rFonts w:ascii="Liberation Serif" w:hAnsi="Liberation Serif" w:cs="Noto Sans CJK SC"/>
+          <w:b w:val="false"/>
+          <w:color w:val="000000"/>
+          <w:kern w:val="2"/>
+          <w:sz w:val="18"/>
+          <w:szCs w:val="18"/>
+          <w:shd w:fill="auto" w:val="clear"/>
+          <w:lang w:val="en-US" w:eastAsia="zh-CN" w:bidi="hi-IN"/>
+        </w:rPr>
+        <w:t xml:space="preserve">    </w:t>
+      </w:r>
+      <w:r>
+        <w:rPr>
+          <w:rFonts w:eastAsia="Noto Serif CJK SC" w:cs="Noto Sans CJK SC"/>
+          <w:b w:val="false"/>
+          <w:color w:val="000000"/>
+          <w:kern w:val="2"/>
+          <w:sz w:val="18"/>
+          <w:szCs w:val="18"/>
+          <w:shd w:fill="auto" w:val="clear"/>
+          <w:lang w:val="en-US" w:eastAsia="zh-CN" w:bidi="hi-IN"/>
+        </w:rPr>
+        <w:t xml:space="preserve">__u16 code;            // </w:t>
+      </w:r>
+      <w:r>
+        <w:rPr>
+          <w:rFonts w:ascii="Liberation Serif" w:hAnsi="Liberation Serif" w:cs="Noto Sans CJK SC"/>
+          <w:b w:val="false"/>
+          <w:color w:val="000000"/>
+          <w:kern w:val="2"/>
+          <w:sz w:val="18"/>
+          <w:szCs w:val="18"/>
+          <w:shd w:fill="auto" w:val="clear"/>
+          <w:lang w:val="en-US" w:eastAsia="zh-CN" w:bidi="hi-IN"/>
+        </w:rPr>
+        <w:t>具体事件</w:t>
+      </w:r>
+    </w:p>
+    <w:p>
+      <w:pPr>
+        <w:pStyle w:val="Normal"/>
+        <w:bidi w:val="0"/>
+        <w:jc w:val="start"/>
+        <w:rPr>
+          <w:rFonts w:ascii="Liberation Serif" w:hAnsi="Liberation Serif" w:eastAsia="Noto Serif CJK SC" w:cs="Noto Sans CJK SC"/>
+          <w:b w:val="false"/>
+          <w:b w:val="false"/>
+          <w:color w:val="auto"/>
+          <w:kern w:val="2"/>
+          <w:sz w:val="18"/>
+          <w:szCs w:val="18"/>
+          <w:shd w:fill="auto" w:val="clear"/>
+          <w:lang w:val="en-US" w:eastAsia="zh-CN" w:bidi="hi-IN"/>
+        </w:rPr>
+      </w:pPr>
+      <w:r>
+        <w:rPr>
+          <w:rFonts w:ascii="Liberation Serif" w:hAnsi="Liberation Serif" w:cs="Noto Sans CJK SC"/>
+          <w:b w:val="false"/>
+          <w:color w:val="000000"/>
+          <w:kern w:val="2"/>
+          <w:sz w:val="18"/>
+          <w:szCs w:val="18"/>
+          <w:shd w:fill="auto" w:val="clear"/>
+          <w:lang w:val="en-US" w:eastAsia="zh-CN" w:bidi="hi-IN"/>
+        </w:rPr>
+        <w:t xml:space="preserve">    </w:t>
+      </w:r>
+      <w:r>
+        <w:rPr>
+          <w:rFonts w:eastAsia="Noto Serif CJK SC" w:cs="Noto Sans CJK SC"/>
+          <w:b w:val="false"/>
+          <w:color w:val="000000"/>
+          <w:kern w:val="2"/>
+          <w:sz w:val="18"/>
+          <w:szCs w:val="18"/>
+          <w:shd w:fill="auto" w:val="clear"/>
+          <w:lang w:val="en-US" w:eastAsia="zh-CN" w:bidi="hi-IN"/>
+        </w:rPr>
+        <w:t xml:space="preserve">__s32 value;           // </w:t>
+      </w:r>
+      <w:r>
+        <w:rPr>
+          <w:rFonts w:ascii="Liberation Serif" w:hAnsi="Liberation Serif" w:cs="Noto Sans CJK SC"/>
+          <w:b w:val="false"/>
+          <w:color w:val="000000"/>
+          <w:kern w:val="2"/>
+          <w:sz w:val="18"/>
+          <w:szCs w:val="18"/>
+          <w:shd w:fill="auto" w:val="clear"/>
+          <w:lang w:val="en-US" w:eastAsia="zh-CN" w:bidi="hi-IN"/>
+        </w:rPr>
+        <w:t>事件取值</w:t>
+      </w:r>
+    </w:p>
+    <w:p>
+      <w:pPr>
+        <w:pStyle w:val="Normal"/>
+        <w:bidi w:val="0"/>
+        <w:jc w:val="start"/>
+        <w:rPr>
+          <w:rFonts w:ascii="Liberation Serif" w:hAnsi="Liberation Serif" w:eastAsia="Noto Serif CJK SC" w:cs="Noto Sans CJK SC"/>
+          <w:b w:val="false"/>
+          <w:b w:val="false"/>
+          <w:color w:val="auto"/>
+          <w:kern w:val="2"/>
+          <w:sz w:val="18"/>
+          <w:szCs w:val="18"/>
+          <w:shd w:fill="auto" w:val="clear"/>
+          <w:lang w:val="en-US" w:eastAsia="zh-CN" w:bidi="hi-IN"/>
+        </w:rPr>
+      </w:pPr>
+      <w:r>
+        <w:rPr>
+          <w:rFonts w:eastAsia="Noto Serif CJK SC" w:cs="Noto Sans CJK SC"/>
+          <w:b w:val="false"/>
+          <w:color w:val="000000"/>
+          <w:kern w:val="2"/>
+          <w:sz w:val="18"/>
+          <w:szCs w:val="18"/>
+          <w:shd w:fill="auto" w:val="clear"/>
+          <w:lang w:val="en-US" w:eastAsia="zh-CN" w:bidi="hi-IN"/>
+        </w:rPr>
+        <w:t>};</w:t>
+      </w:r>
+    </w:p>
+    <w:p>
+      <w:pPr>
+        <w:pStyle w:val="Normal"/>
+        <w:bidi w:val="0"/>
+        <w:jc w:val="start"/>
+        <w:rPr>
+          <w:rFonts w:ascii="Liberation Serif" w:hAnsi="Liberation Serif" w:eastAsia="Noto Serif CJK SC" w:cs="Noto Sans CJK SC"/>
+          <w:b w:val="false"/>
+          <w:b w:val="false"/>
+          <w:color w:val="auto"/>
+          <w:kern w:val="2"/>
+          <w:sz w:val="18"/>
+          <w:szCs w:val="18"/>
+          <w:shd w:fill="auto" w:val="clear"/>
+          <w:lang w:val="en-US" w:eastAsia="zh-CN" w:bidi="hi-IN"/>
+        </w:rPr>
+      </w:pPr>
+      <w:r>
+        <w:rPr>
+          <w:rFonts w:eastAsia="Noto Serif CJK SC" w:cs="Noto Sans CJK SC"/>
+          <w:b w:val="false"/>
+          <w:color w:val="000000"/>
+          <w:kern w:val="2"/>
+          <w:sz w:val="18"/>
+          <w:szCs w:val="18"/>
+          <w:shd w:fill="auto" w:val="clear"/>
+          <w:lang w:val="en-US" w:eastAsia="zh-CN" w:bidi="hi-IN"/>
+        </w:rPr>
+      </w:r>
+    </w:p>
+    <w:p>
+      <w:pPr>
+        <w:pStyle w:val="Normal"/>
+        <w:bidi w:val="0"/>
+        <w:jc w:val="start"/>
+        <w:rPr>
+          <w:rFonts w:ascii="Liberation Serif" w:hAnsi="Liberation Serif" w:eastAsia="Noto Serif CJK SC" w:cs="Noto Sans CJK SC"/>
+          <w:b w:val="false"/>
+          <w:b w:val="false"/>
+          <w:color w:val="auto"/>
+          <w:kern w:val="2"/>
+          <w:sz w:val="18"/>
+          <w:szCs w:val="18"/>
+          <w:shd w:fill="auto" w:val="clear"/>
+          <w:lang w:val="en-US" w:eastAsia="zh-CN" w:bidi="hi-IN"/>
+        </w:rPr>
+      </w:pPr>
+      <w:r>
+        <w:rPr>
+          <w:rFonts w:eastAsia="Noto Serif CJK SC" w:cs="Noto Sans CJK SC"/>
+          <w:b w:val="false"/>
+          <w:color w:val="000000"/>
+          <w:kern w:val="2"/>
+          <w:sz w:val="18"/>
+          <w:szCs w:val="18"/>
+          <w:shd w:fill="auto" w:val="clear"/>
+          <w:lang w:val="en-US" w:eastAsia="zh-CN" w:bidi="hi-IN"/>
+        </w:rPr>
+        <w:t xml:space="preserve">type </w:t>
+      </w:r>
+      <w:r>
+        <w:rPr>
+          <w:rFonts w:ascii="Liberation Serif" w:hAnsi="Liberation Serif" w:cs="Noto Sans CJK SC"/>
+          <w:b w:val="false"/>
+          <w:color w:val="000000"/>
+          <w:kern w:val="2"/>
+          <w:sz w:val="18"/>
+          <w:szCs w:val="18"/>
+          <w:shd w:fill="auto" w:val="clear"/>
+          <w:lang w:val="en-US" w:eastAsia="zh-CN" w:bidi="hi-IN"/>
+        </w:rPr>
+        <w:t>表示类型的事件，</w:t>
+      </w:r>
+      <w:r>
+        <w:rPr>
+          <w:rFonts w:eastAsia="Noto Serif CJK SC" w:cs="Noto Sans CJK SC"/>
+          <w:b w:val="false"/>
+          <w:color w:val="000000"/>
+          <w:kern w:val="2"/>
+          <w:sz w:val="18"/>
+          <w:szCs w:val="18"/>
+          <w:shd w:fill="auto" w:val="clear"/>
+          <w:lang w:val="en-US" w:eastAsia="zh-CN" w:bidi="hi-IN"/>
+        </w:rPr>
+        <w:t>code</w:t>
+      </w:r>
+      <w:r>
+        <w:rPr>
+          <w:rFonts w:ascii="Liberation Serif" w:hAnsi="Liberation Serif" w:cs="Noto Sans CJK SC"/>
+          <w:b w:val="false"/>
+          <w:color w:val="000000"/>
+          <w:kern w:val="2"/>
+          <w:sz w:val="18"/>
+          <w:szCs w:val="18"/>
+          <w:shd w:fill="auto" w:val="clear"/>
+          <w:lang w:val="en-US" w:eastAsia="zh-CN" w:bidi="hi-IN"/>
+        </w:rPr>
+        <w:t>表示该类型下的一个具体事件，</w:t>
+      </w:r>
+      <w:r>
+        <w:rPr>
+          <w:rFonts w:eastAsia="Noto Serif CJK SC" w:cs="Noto Sans CJK SC"/>
+          <w:b w:val="false"/>
+          <w:color w:val="000000"/>
+          <w:kern w:val="2"/>
+          <w:sz w:val="18"/>
+          <w:szCs w:val="18"/>
+          <w:shd w:fill="auto" w:val="clear"/>
+          <w:lang w:val="en-US" w:eastAsia="zh-CN" w:bidi="hi-IN"/>
+        </w:rPr>
+        <w:t xml:space="preserve">value </w:t>
+      </w:r>
+      <w:r>
+        <w:rPr>
+          <w:rFonts w:ascii="Liberation Serif" w:hAnsi="Liberation Serif" w:cs="Noto Sans CJK SC"/>
+          <w:b w:val="false"/>
+          <w:color w:val="000000"/>
+          <w:kern w:val="2"/>
+          <w:sz w:val="18"/>
+          <w:szCs w:val="18"/>
+          <w:shd w:fill="auto" w:val="clear"/>
+          <w:lang w:val="en-US" w:eastAsia="zh-CN" w:bidi="hi-IN"/>
+        </w:rPr>
+        <w:t>表示事件当前是什么状态</w:t>
+      </w:r>
+      <w:r>
+        <w:rPr>
+          <w:rFonts w:eastAsia="Noto Serif CJK SC" w:cs="Noto Sans CJK SC"/>
+          <w:b w:val="false"/>
+          <w:color w:val="000000"/>
+          <w:kern w:val="2"/>
+          <w:sz w:val="18"/>
+          <w:szCs w:val="18"/>
+          <w:shd w:fill="auto" w:val="clear"/>
+          <w:lang w:val="en-US" w:eastAsia="zh-CN" w:bidi="hi-IN"/>
+        </w:rPr>
+        <w:t>/</w:t>
+      </w:r>
+      <w:r>
+        <w:rPr>
+          <w:rFonts w:ascii="Liberation Serif" w:hAnsi="Liberation Serif" w:cs="Noto Sans CJK SC"/>
+          <w:b w:val="false"/>
+          <w:color w:val="000000"/>
+          <w:kern w:val="2"/>
+          <w:sz w:val="18"/>
+          <w:szCs w:val="18"/>
+          <w:shd w:fill="auto" w:val="clear"/>
+          <w:lang w:val="en-US" w:eastAsia="zh-CN" w:bidi="hi-IN"/>
+        </w:rPr>
+        <w:t>数值</w:t>
+      </w:r>
+    </w:p>
+    <w:p>
+      <w:pPr>
+        <w:pStyle w:val="Normal"/>
+        <w:bidi w:val="0"/>
+        <w:jc w:val="start"/>
+        <w:rPr>
+          <w:rFonts w:ascii="Liberation Serif" w:hAnsi="Liberation Serif" w:eastAsia="Noto Serif CJK SC" w:cs="Noto Sans CJK SC"/>
+          <w:b w:val="false"/>
+          <w:b w:val="false"/>
+          <w:color w:val="auto"/>
+          <w:kern w:val="2"/>
+          <w:sz w:val="18"/>
+          <w:szCs w:val="18"/>
+          <w:shd w:fill="auto" w:val="clear"/>
+          <w:lang w:val="en-US" w:eastAsia="zh-CN" w:bidi="hi-IN"/>
+        </w:rPr>
+      </w:pPr>
+      <w:r>
+        <w:rPr>
+          <w:rFonts w:eastAsia="Noto Serif CJK SC" w:cs="Noto Sans CJK SC"/>
+          <w:b w:val="false"/>
+          <w:color w:val="000000"/>
+          <w:kern w:val="2"/>
+          <w:sz w:val="18"/>
+          <w:szCs w:val="18"/>
+          <w:shd w:fill="auto" w:val="clear"/>
+          <w:lang w:val="en-US" w:eastAsia="zh-CN" w:bidi="hi-IN"/>
+        </w:rPr>
+      </w:r>
+    </w:p>
+    <w:p>
+      <w:pPr>
+        <w:pStyle w:val="Normal"/>
+        <w:bidi w:val="0"/>
+        <w:jc w:val="start"/>
+        <w:rPr>
+          <w:rFonts w:ascii="Liberation Serif" w:hAnsi="Liberation Serif" w:eastAsia="Noto Serif CJK SC" w:cs="Noto Sans CJK SC"/>
+          <w:b w:val="false"/>
+          <w:b w:val="false"/>
+          <w:color w:val="auto"/>
+          <w:kern w:val="2"/>
+          <w:sz w:val="18"/>
+          <w:szCs w:val="18"/>
+          <w:shd w:fill="auto" w:val="clear"/>
+          <w:lang w:val="en-US" w:eastAsia="zh-CN" w:bidi="hi-IN"/>
+        </w:rPr>
+      </w:pPr>
+      <w:r>
+        <w:rPr>
+          <w:rFonts w:ascii="Liberation Serif" w:hAnsi="Liberation Serif" w:cs="Noto Sans CJK SC"/>
+          <w:b w:val="false"/>
+          <w:color w:val="000000"/>
+          <w:kern w:val="2"/>
+          <w:sz w:val="18"/>
+          <w:szCs w:val="18"/>
+          <w:shd w:fill="auto" w:val="clear"/>
+          <w:lang w:val="en-US" w:eastAsia="zh-CN" w:bidi="hi-IN"/>
+        </w:rPr>
+        <w:t>事件类型</w:t>
+      </w:r>
+      <w:r>
+        <w:rPr>
+          <w:rFonts w:eastAsia="Noto Serif CJK SC" w:cs="Noto Sans CJK SC"/>
+          <w:b w:val="false"/>
+          <w:color w:val="000000"/>
+          <w:kern w:val="2"/>
+          <w:sz w:val="18"/>
+          <w:szCs w:val="18"/>
+          <w:shd w:fill="auto" w:val="clear"/>
+          <w:lang w:val="en-US" w:eastAsia="zh-CN" w:bidi="hi-IN"/>
+        </w:rPr>
+        <w:t>type</w:t>
+      </w:r>
+      <w:r>
+        <w:rPr>
+          <w:rFonts w:ascii="Liberation Serif" w:hAnsi="Liberation Serif" w:cs="Noto Sans CJK SC"/>
+          <w:b w:val="false"/>
+          <w:color w:val="000000"/>
+          <w:kern w:val="2"/>
+          <w:sz w:val="18"/>
+          <w:szCs w:val="18"/>
+          <w:shd w:fill="auto" w:val="clear"/>
+          <w:lang w:val="en-US" w:eastAsia="zh-CN" w:bidi="hi-IN"/>
+        </w:rPr>
+        <w:t>：</w:t>
+      </w:r>
+    </w:p>
+    <w:p>
+      <w:pPr>
+        <w:pStyle w:val="Normal"/>
+        <w:bidi w:val="0"/>
+        <w:jc w:val="start"/>
+        <w:rPr>
+          <w:rFonts w:ascii="Liberation Serif" w:hAnsi="Liberation Serif" w:eastAsia="Noto Serif CJK SC" w:cs="Noto Sans CJK SC"/>
+          <w:b w:val="false"/>
+          <w:b w:val="false"/>
+          <w:color w:val="auto"/>
+          <w:kern w:val="2"/>
+          <w:sz w:val="18"/>
+          <w:szCs w:val="18"/>
+          <w:shd w:fill="auto" w:val="clear"/>
+          <w:lang w:val="en-US" w:eastAsia="zh-CN" w:bidi="hi-IN"/>
+        </w:rPr>
+      </w:pPr>
+      <w:r>
+        <w:rPr>
+          <w:rFonts w:eastAsia="Noto Serif CJK SC" w:cs="Noto Sans CJK SC"/>
+          <w:b w:val="false"/>
+          <w:color w:val="C9211E"/>
+          <w:kern w:val="2"/>
+          <w:sz w:val="18"/>
+          <w:szCs w:val="18"/>
+          <w:shd w:fill="auto" w:val="clear"/>
+          <w:lang w:val="en-US" w:eastAsia="zh-CN" w:bidi="hi-IN"/>
+        </w:rPr>
+        <w:t>EV_SYN</w:t>
+      </w:r>
+      <w:r>
+        <w:rPr>
+          <w:rFonts w:eastAsia="Noto Serif CJK SC" w:cs="Noto Sans CJK SC"/>
+          <w:b w:val="false"/>
+          <w:color w:val="000000"/>
+          <w:kern w:val="2"/>
+          <w:sz w:val="18"/>
+          <w:szCs w:val="18"/>
+          <w:shd w:fill="auto" w:val="clear"/>
+          <w:lang w:val="en-US" w:eastAsia="zh-CN" w:bidi="hi-IN"/>
+        </w:rPr>
+        <w:t xml:space="preserve">        </w:t>
+      </w:r>
+      <w:r>
+        <w:rPr>
+          <w:rFonts w:ascii="Liberation Serif" w:hAnsi="Liberation Serif" w:cs="Noto Sans CJK SC"/>
+          <w:b w:val="false"/>
+          <w:color w:val="000000"/>
+          <w:kern w:val="2"/>
+          <w:sz w:val="18"/>
+          <w:szCs w:val="18"/>
+          <w:shd w:fill="auto" w:val="clear"/>
+          <w:lang w:val="en-US" w:eastAsia="zh-CN" w:bidi="hi-IN"/>
+        </w:rPr>
+        <w:t>同步类事件，用于表示一组输入事件结束或同步（常见）</w:t>
+      </w:r>
+    </w:p>
+    <w:p>
+      <w:pPr>
+        <w:pStyle w:val="Normal"/>
+        <w:bidi w:val="0"/>
+        <w:jc w:val="start"/>
+        <w:rPr>
+          <w:rFonts w:ascii="Liberation Serif" w:hAnsi="Liberation Serif" w:eastAsia="Noto Serif CJK SC" w:cs="Noto Sans CJK SC"/>
+          <w:b w:val="false"/>
+          <w:b w:val="false"/>
+          <w:color w:val="auto"/>
+          <w:kern w:val="2"/>
+          <w:sz w:val="18"/>
+          <w:szCs w:val="18"/>
+          <w:shd w:fill="auto" w:val="clear"/>
+          <w:lang w:val="en-US" w:eastAsia="zh-CN" w:bidi="hi-IN"/>
+        </w:rPr>
+      </w:pPr>
+      <w:r>
+        <w:rPr>
+          <w:rFonts w:eastAsia="Noto Serif CJK SC" w:cs="Noto Sans CJK SC"/>
+          <w:b w:val="false"/>
+          <w:color w:val="C9211E"/>
+          <w:kern w:val="2"/>
+          <w:sz w:val="18"/>
+          <w:szCs w:val="18"/>
+          <w:shd w:fill="auto" w:val="clear"/>
+          <w:lang w:val="en-US" w:eastAsia="zh-CN" w:bidi="hi-IN"/>
+        </w:rPr>
+        <w:t>EV_KEY</w:t>
+      </w:r>
+      <w:r>
+        <w:rPr>
+          <w:rFonts w:eastAsia="Noto Serif CJK SC" w:cs="Noto Sans CJK SC"/>
+          <w:b w:val="false"/>
+          <w:color w:val="000000"/>
+          <w:kern w:val="2"/>
+          <w:sz w:val="18"/>
+          <w:szCs w:val="18"/>
+          <w:shd w:fill="auto" w:val="clear"/>
+          <w:lang w:val="en-US" w:eastAsia="zh-CN" w:bidi="hi-IN"/>
+        </w:rPr>
+        <w:t xml:space="preserve">        </w:t>
+      </w:r>
+      <w:r>
+        <w:rPr>
+          <w:rFonts w:ascii="Liberation Serif" w:hAnsi="Liberation Serif" w:cs="Noto Sans CJK SC"/>
+          <w:b w:val="false"/>
+          <w:color w:val="000000"/>
+          <w:kern w:val="2"/>
+          <w:sz w:val="18"/>
+          <w:szCs w:val="18"/>
+          <w:shd w:fill="auto" w:val="clear"/>
+          <w:lang w:val="en-US" w:eastAsia="zh-CN" w:bidi="hi-IN"/>
+        </w:rPr>
+        <w:t>按键类事件，例如键盘、按键、鼠标按键（常见）</w:t>
+      </w:r>
+    </w:p>
+    <w:p>
+      <w:pPr>
+        <w:pStyle w:val="Normal"/>
+        <w:bidi w:val="0"/>
+        <w:jc w:val="start"/>
+        <w:rPr>
+          <w:rFonts w:ascii="Liberation Serif" w:hAnsi="Liberation Serif" w:eastAsia="Noto Serif CJK SC" w:cs="Noto Sans CJK SC"/>
+          <w:b w:val="false"/>
+          <w:b w:val="false"/>
+          <w:color w:val="auto"/>
+          <w:kern w:val="2"/>
+          <w:sz w:val="18"/>
+          <w:szCs w:val="18"/>
+          <w:shd w:fill="auto" w:val="clear"/>
+          <w:lang w:val="en-US" w:eastAsia="zh-CN" w:bidi="hi-IN"/>
+        </w:rPr>
+      </w:pPr>
+      <w:r>
+        <w:rPr>
+          <w:rFonts w:eastAsia="Noto Serif CJK SC" w:cs="Noto Sans CJK SC"/>
+          <w:b w:val="false"/>
+          <w:color w:val="C9211E"/>
+          <w:kern w:val="2"/>
+          <w:sz w:val="18"/>
+          <w:szCs w:val="18"/>
+          <w:shd w:fill="auto" w:val="clear"/>
+          <w:lang w:val="en-US" w:eastAsia="zh-CN" w:bidi="hi-IN"/>
+        </w:rPr>
+        <w:t>EV_REL</w:t>
+      </w:r>
+      <w:r>
+        <w:rPr>
+          <w:rFonts w:eastAsia="Noto Serif CJK SC" w:cs="Noto Sans CJK SC"/>
+          <w:b w:val="false"/>
+          <w:color w:val="000000"/>
+          <w:kern w:val="2"/>
+          <w:sz w:val="18"/>
+          <w:szCs w:val="18"/>
+          <w:shd w:fill="auto" w:val="clear"/>
+          <w:lang w:val="en-US" w:eastAsia="zh-CN" w:bidi="hi-IN"/>
+        </w:rPr>
+        <w:t xml:space="preserve">        </w:t>
+      </w:r>
+      <w:r>
+        <w:rPr>
+          <w:rFonts w:ascii="Liberation Serif" w:hAnsi="Liberation Serif" w:cs="Noto Sans CJK SC"/>
+          <w:b w:val="false"/>
+          <w:color w:val="000000"/>
+          <w:kern w:val="2"/>
+          <w:sz w:val="18"/>
+          <w:szCs w:val="18"/>
+          <w:shd w:fill="auto" w:val="clear"/>
+          <w:lang w:val="en-US" w:eastAsia="zh-CN" w:bidi="hi-IN"/>
+        </w:rPr>
+        <w:t xml:space="preserve">相对位移类事件，例如鼠标 </w:t>
+      </w:r>
+      <w:r>
+        <w:rPr>
+          <w:rFonts w:eastAsia="Noto Serif CJK SC" w:cs="Noto Sans CJK SC"/>
+          <w:b w:val="false"/>
+          <w:color w:val="000000"/>
+          <w:kern w:val="2"/>
+          <w:sz w:val="18"/>
+          <w:szCs w:val="18"/>
+          <w:shd w:fill="auto" w:val="clear"/>
+          <w:lang w:val="en-US" w:eastAsia="zh-CN" w:bidi="hi-IN"/>
+        </w:rPr>
+        <w:t xml:space="preserve">X/Y </w:t>
+      </w:r>
+      <w:r>
+        <w:rPr>
+          <w:rFonts w:ascii="Liberation Serif" w:hAnsi="Liberation Serif" w:cs="Noto Sans CJK SC"/>
+          <w:b w:val="false"/>
+          <w:color w:val="000000"/>
+          <w:kern w:val="2"/>
+          <w:sz w:val="18"/>
+          <w:szCs w:val="18"/>
+          <w:shd w:fill="auto" w:val="clear"/>
+          <w:lang w:val="en-US" w:eastAsia="zh-CN" w:bidi="hi-IN"/>
+        </w:rPr>
+        <w:t>方向移动、滚轮（常见）</w:t>
+      </w:r>
+    </w:p>
+    <w:p>
+      <w:pPr>
+        <w:pStyle w:val="Normal"/>
+        <w:bidi w:val="0"/>
+        <w:jc w:val="start"/>
+        <w:rPr>
+          <w:rFonts w:ascii="Liberation Serif" w:hAnsi="Liberation Serif" w:eastAsia="Noto Serif CJK SC" w:cs="Noto Sans CJK SC"/>
+          <w:b w:val="false"/>
+          <w:b w:val="false"/>
+          <w:color w:val="auto"/>
+          <w:kern w:val="2"/>
+          <w:sz w:val="18"/>
+          <w:szCs w:val="18"/>
+          <w:shd w:fill="auto" w:val="clear"/>
+          <w:lang w:val="en-US" w:eastAsia="zh-CN" w:bidi="hi-IN"/>
+        </w:rPr>
+      </w:pPr>
+      <w:r>
+        <w:rPr>
+          <w:rFonts w:eastAsia="Noto Serif CJK SC" w:cs="Noto Sans CJK SC"/>
+          <w:b w:val="false"/>
+          <w:color w:val="C9211E"/>
+          <w:kern w:val="2"/>
+          <w:sz w:val="18"/>
+          <w:szCs w:val="18"/>
+          <w:shd w:fill="auto" w:val="clear"/>
+          <w:lang w:val="en-US" w:eastAsia="zh-CN" w:bidi="hi-IN"/>
+        </w:rPr>
+        <w:t>EV_ABS</w:t>
+      </w:r>
+      <w:r>
+        <w:rPr>
+          <w:rFonts w:eastAsia="Noto Serif CJK SC" w:cs="Noto Sans CJK SC"/>
+          <w:b w:val="false"/>
+          <w:color w:val="000000"/>
+          <w:kern w:val="2"/>
+          <w:sz w:val="18"/>
+          <w:szCs w:val="18"/>
+          <w:shd w:fill="auto" w:val="clear"/>
+          <w:lang w:val="en-US" w:eastAsia="zh-CN" w:bidi="hi-IN"/>
+        </w:rPr>
+        <w:t xml:space="preserve">        </w:t>
+      </w:r>
+      <w:r>
+        <w:rPr>
+          <w:rFonts w:ascii="Liberation Serif" w:hAnsi="Liberation Serif" w:cs="Noto Sans CJK SC"/>
+          <w:b w:val="false"/>
+          <w:color w:val="000000"/>
+          <w:kern w:val="2"/>
+          <w:sz w:val="18"/>
+          <w:szCs w:val="18"/>
+          <w:shd w:fill="auto" w:val="clear"/>
+          <w:lang w:val="en-US" w:eastAsia="zh-CN" w:bidi="hi-IN"/>
+        </w:rPr>
+        <w:t>绝对坐标类事件，例如触摸屏坐标、摇杆位置（常见）</w:t>
+      </w:r>
+    </w:p>
+    <w:p>
+      <w:pPr>
+        <w:pStyle w:val="Normal"/>
+        <w:bidi w:val="0"/>
+        <w:jc w:val="start"/>
+        <w:rPr>
+          <w:rFonts w:ascii="Liberation Serif" w:hAnsi="Liberation Serif" w:eastAsia="Noto Serif CJK SC" w:cs="Noto Sans CJK SC"/>
+          <w:b w:val="false"/>
+          <w:b w:val="false"/>
+          <w:color w:val="auto"/>
+          <w:kern w:val="2"/>
+          <w:sz w:val="18"/>
+          <w:szCs w:val="18"/>
+          <w:shd w:fill="auto" w:val="clear"/>
+          <w:lang w:val="en-US" w:eastAsia="zh-CN" w:bidi="hi-IN"/>
+        </w:rPr>
+      </w:pPr>
+      <w:r>
+        <w:rPr>
+          <w:rFonts w:eastAsia="Noto Serif CJK SC" w:cs="Noto Sans CJK SC"/>
+          <w:b w:val="false"/>
+          <w:color w:val="000000"/>
+          <w:kern w:val="2"/>
+          <w:sz w:val="18"/>
+          <w:szCs w:val="18"/>
+          <w:shd w:fill="auto" w:val="clear"/>
+          <w:lang w:val="en-US" w:eastAsia="zh-CN" w:bidi="hi-IN"/>
+        </w:rPr>
+        <w:t xml:space="preserve">EV_MSC        </w:t>
+      </w:r>
+      <w:r>
+        <w:rPr>
+          <w:rFonts w:ascii="Liberation Serif" w:hAnsi="Liberation Serif" w:cs="Noto Sans CJK SC"/>
+          <w:b w:val="false"/>
+          <w:color w:val="000000"/>
+          <w:kern w:val="2"/>
+          <w:sz w:val="18"/>
+          <w:szCs w:val="18"/>
+          <w:shd w:fill="auto" w:val="clear"/>
+          <w:lang w:val="en-US" w:eastAsia="zh-CN" w:bidi="hi-IN"/>
+        </w:rPr>
+        <w:t>杂项类事件，用于一些无法归入其他类别的数据</w:t>
+      </w:r>
+    </w:p>
+    <w:p>
+      <w:pPr>
+        <w:pStyle w:val="Normal"/>
+        <w:bidi w:val="0"/>
+        <w:jc w:val="start"/>
+        <w:rPr>
+          <w:rFonts w:ascii="Liberation Serif" w:hAnsi="Liberation Serif" w:eastAsia="Noto Serif CJK SC" w:cs="Noto Sans CJK SC"/>
+          <w:b w:val="false"/>
+          <w:b w:val="false"/>
+          <w:color w:val="auto"/>
+          <w:kern w:val="2"/>
+          <w:sz w:val="18"/>
+          <w:szCs w:val="18"/>
+          <w:shd w:fill="auto" w:val="clear"/>
+          <w:lang w:val="en-US" w:eastAsia="zh-CN" w:bidi="hi-IN"/>
+        </w:rPr>
+      </w:pPr>
+      <w:r>
+        <w:rPr>
+          <w:rFonts w:eastAsia="Noto Serif CJK SC" w:cs="Noto Sans CJK SC"/>
+          <w:b w:val="false"/>
+          <w:color w:val="000000"/>
+          <w:kern w:val="2"/>
+          <w:sz w:val="18"/>
+          <w:szCs w:val="18"/>
+          <w:shd w:fill="auto" w:val="clear"/>
+          <w:lang w:val="en-US" w:eastAsia="zh-CN" w:bidi="hi-IN"/>
+        </w:rPr>
+        <w:t xml:space="preserve">EV_SW         </w:t>
+      </w:r>
+      <w:r>
+        <w:rPr>
+          <w:rFonts w:ascii="Liberation Serif" w:hAnsi="Liberation Serif" w:cs="Noto Sans CJK SC"/>
+          <w:b w:val="false"/>
+          <w:color w:val="000000"/>
+          <w:kern w:val="2"/>
+          <w:sz w:val="18"/>
+          <w:szCs w:val="18"/>
+          <w:shd w:fill="auto" w:val="clear"/>
+          <w:lang w:val="en-US" w:eastAsia="zh-CN" w:bidi="hi-IN"/>
+        </w:rPr>
+        <w:t>开关类事件，例如合盖开关、耳机插入状态</w:t>
+      </w:r>
+    </w:p>
+    <w:p>
+      <w:pPr>
+        <w:pStyle w:val="Normal"/>
+        <w:bidi w:val="0"/>
+        <w:jc w:val="start"/>
+        <w:rPr>
+          <w:rFonts w:ascii="Liberation Serif" w:hAnsi="Liberation Serif" w:eastAsia="Noto Serif CJK SC" w:cs="Noto Sans CJK SC"/>
+          <w:b w:val="false"/>
+          <w:b w:val="false"/>
+          <w:color w:val="auto"/>
+          <w:kern w:val="2"/>
+          <w:sz w:val="18"/>
+          <w:szCs w:val="18"/>
+          <w:shd w:fill="auto" w:val="clear"/>
+          <w:lang w:val="en-US" w:eastAsia="zh-CN" w:bidi="hi-IN"/>
+        </w:rPr>
+      </w:pPr>
+      <w:r>
+        <w:rPr>
+          <w:rFonts w:eastAsia="Noto Serif CJK SC" w:cs="Noto Sans CJK SC"/>
+          <w:b w:val="false"/>
+          <w:color w:val="000000"/>
+          <w:kern w:val="2"/>
+          <w:sz w:val="18"/>
+          <w:szCs w:val="18"/>
+          <w:shd w:fill="auto" w:val="clear"/>
+          <w:lang w:val="en-US" w:eastAsia="zh-CN" w:bidi="hi-IN"/>
+        </w:rPr>
+        <w:t xml:space="preserve">EV_LED        LED </w:t>
+      </w:r>
+      <w:r>
+        <w:rPr>
+          <w:rFonts w:ascii="Liberation Serif" w:hAnsi="Liberation Serif" w:cs="Noto Sans CJK SC"/>
+          <w:b w:val="false"/>
+          <w:color w:val="000000"/>
+          <w:kern w:val="2"/>
+          <w:sz w:val="18"/>
+          <w:szCs w:val="18"/>
+          <w:shd w:fill="auto" w:val="clear"/>
+          <w:lang w:val="en-US" w:eastAsia="zh-CN" w:bidi="hi-IN"/>
+        </w:rPr>
+        <w:t>类事件，例如键盘指示灯</w:t>
+      </w:r>
+    </w:p>
+    <w:p>
+      <w:pPr>
+        <w:pStyle w:val="Normal"/>
+        <w:bidi w:val="0"/>
+        <w:jc w:val="start"/>
+        <w:rPr>
+          <w:rFonts w:ascii="Liberation Serif" w:hAnsi="Liberation Serif" w:eastAsia="Noto Serif CJK SC" w:cs="Noto Sans CJK SC"/>
+          <w:b w:val="false"/>
+          <w:b w:val="false"/>
+          <w:color w:val="auto"/>
+          <w:kern w:val="2"/>
+          <w:sz w:val="18"/>
+          <w:szCs w:val="18"/>
+          <w:shd w:fill="auto" w:val="clear"/>
+          <w:lang w:val="en-US" w:eastAsia="zh-CN" w:bidi="hi-IN"/>
+        </w:rPr>
+      </w:pPr>
+      <w:r>
+        <w:rPr>
+          <w:rFonts w:eastAsia="Noto Serif CJK SC" w:cs="Noto Sans CJK SC"/>
+          <w:b w:val="false"/>
+          <w:color w:val="000000"/>
+          <w:kern w:val="2"/>
+          <w:sz w:val="18"/>
+          <w:szCs w:val="18"/>
+          <w:shd w:fill="auto" w:val="clear"/>
+          <w:lang w:val="en-US" w:eastAsia="zh-CN" w:bidi="hi-IN"/>
+        </w:rPr>
+        <w:t xml:space="preserve">EV_SND        </w:t>
+      </w:r>
+      <w:r>
+        <w:rPr>
+          <w:rFonts w:ascii="Liberation Serif" w:hAnsi="Liberation Serif" w:cs="Noto Sans CJK SC"/>
+          <w:b w:val="false"/>
+          <w:color w:val="000000"/>
+          <w:kern w:val="2"/>
+          <w:sz w:val="18"/>
+          <w:szCs w:val="18"/>
+          <w:shd w:fill="auto" w:val="clear"/>
+          <w:lang w:val="en-US" w:eastAsia="zh-CN" w:bidi="hi-IN"/>
+        </w:rPr>
+        <w:t>声音类事件，例如简单蜂鸣器声音控制</w:t>
+      </w:r>
+    </w:p>
+    <w:p>
+      <w:pPr>
+        <w:pStyle w:val="Normal"/>
+        <w:bidi w:val="0"/>
+        <w:jc w:val="start"/>
+        <w:rPr>
+          <w:rFonts w:ascii="Liberation Serif" w:hAnsi="Liberation Serif" w:eastAsia="Noto Serif CJK SC" w:cs="Noto Sans CJK SC"/>
+          <w:b w:val="false"/>
+          <w:b w:val="false"/>
+          <w:color w:val="auto"/>
+          <w:kern w:val="2"/>
+          <w:sz w:val="18"/>
+          <w:szCs w:val="18"/>
+          <w:shd w:fill="auto" w:val="clear"/>
+          <w:lang w:val="en-US" w:eastAsia="zh-CN" w:bidi="hi-IN"/>
+        </w:rPr>
+      </w:pPr>
+      <w:r>
+        <w:rPr>
+          <w:rFonts w:eastAsia="Noto Serif CJK SC" w:cs="Noto Sans CJK SC"/>
+          <w:b w:val="false"/>
+          <w:color w:val="000000"/>
+          <w:kern w:val="2"/>
+          <w:sz w:val="18"/>
+          <w:szCs w:val="18"/>
+          <w:shd w:fill="auto" w:val="clear"/>
+          <w:lang w:val="en-US" w:eastAsia="zh-CN" w:bidi="hi-IN"/>
+        </w:rPr>
+        <w:t xml:space="preserve">EV_REP        </w:t>
+      </w:r>
+      <w:r>
+        <w:rPr>
+          <w:rFonts w:ascii="Liberation Serif" w:hAnsi="Liberation Serif" w:cs="Noto Sans CJK SC"/>
+          <w:b w:val="false"/>
+          <w:color w:val="000000"/>
+          <w:kern w:val="2"/>
+          <w:sz w:val="18"/>
+          <w:szCs w:val="18"/>
+          <w:shd w:fill="auto" w:val="clear"/>
+          <w:lang w:val="en-US" w:eastAsia="zh-CN" w:bidi="hi-IN"/>
+        </w:rPr>
+        <w:t>按键重复类事件，用于按键长按自动重复</w:t>
+      </w:r>
+    </w:p>
+    <w:p>
+      <w:pPr>
+        <w:pStyle w:val="Normal"/>
+        <w:bidi w:val="0"/>
+        <w:jc w:val="start"/>
+        <w:rPr>
+          <w:rFonts w:ascii="Liberation Serif" w:hAnsi="Liberation Serif" w:eastAsia="Noto Serif CJK SC" w:cs="Noto Sans CJK SC"/>
+          <w:b w:val="false"/>
+          <w:b w:val="false"/>
+          <w:color w:val="auto"/>
+          <w:kern w:val="2"/>
+          <w:sz w:val="18"/>
+          <w:szCs w:val="18"/>
+          <w:shd w:fill="auto" w:val="clear"/>
+          <w:lang w:val="en-US" w:eastAsia="zh-CN" w:bidi="hi-IN"/>
+        </w:rPr>
+      </w:pPr>
+      <w:r>
+        <w:rPr>
+          <w:rFonts w:eastAsia="Noto Serif CJK SC" w:cs="Noto Sans CJK SC"/>
+          <w:b w:val="false"/>
+          <w:color w:val="000000"/>
+          <w:kern w:val="2"/>
+          <w:sz w:val="18"/>
+          <w:szCs w:val="18"/>
+          <w:shd w:fill="auto" w:val="clear"/>
+          <w:lang w:val="en-US" w:eastAsia="zh-CN" w:bidi="hi-IN"/>
+        </w:rPr>
+        <w:t xml:space="preserve">EV_FF         </w:t>
+      </w:r>
+      <w:r>
+        <w:rPr>
+          <w:rFonts w:ascii="Liberation Serif" w:hAnsi="Liberation Serif" w:cs="Noto Sans CJK SC"/>
+          <w:b w:val="false"/>
+          <w:color w:val="000000"/>
+          <w:kern w:val="2"/>
+          <w:sz w:val="18"/>
+          <w:szCs w:val="18"/>
+          <w:shd w:fill="auto" w:val="clear"/>
+          <w:lang w:val="en-US" w:eastAsia="zh-CN" w:bidi="hi-IN"/>
+        </w:rPr>
+        <w:t>力反馈类事件，例如游戏手柄震动</w:t>
+      </w:r>
+    </w:p>
+    <w:p>
+      <w:pPr>
+        <w:pStyle w:val="Normal"/>
+        <w:bidi w:val="0"/>
+        <w:jc w:val="start"/>
+        <w:rPr>
+          <w:rFonts w:ascii="Liberation Serif" w:hAnsi="Liberation Serif" w:eastAsia="Noto Serif CJK SC" w:cs="Noto Sans CJK SC"/>
+          <w:b w:val="false"/>
+          <w:b w:val="false"/>
+          <w:color w:val="auto"/>
+          <w:kern w:val="2"/>
+          <w:sz w:val="18"/>
+          <w:szCs w:val="18"/>
+          <w:shd w:fill="auto" w:val="clear"/>
+          <w:lang w:val="en-US" w:eastAsia="zh-CN" w:bidi="hi-IN"/>
+        </w:rPr>
+      </w:pPr>
+      <w:r>
+        <w:rPr>
+          <w:rFonts w:eastAsia="Noto Serif CJK SC" w:cs="Noto Sans CJK SC"/>
+          <w:b w:val="false"/>
+          <w:color w:val="000000"/>
+          <w:kern w:val="2"/>
+          <w:sz w:val="18"/>
+          <w:szCs w:val="18"/>
+          <w:shd w:fill="auto" w:val="clear"/>
+          <w:lang w:val="en-US" w:eastAsia="zh-CN" w:bidi="hi-IN"/>
+        </w:rPr>
+        <w:t xml:space="preserve">EV_PWR        </w:t>
+      </w:r>
+      <w:r>
+        <w:rPr>
+          <w:rFonts w:ascii="Liberation Serif" w:hAnsi="Liberation Serif" w:cs="Noto Sans CJK SC"/>
+          <w:b w:val="false"/>
+          <w:color w:val="000000"/>
+          <w:kern w:val="2"/>
+          <w:sz w:val="18"/>
+          <w:szCs w:val="18"/>
+          <w:shd w:fill="auto" w:val="clear"/>
+          <w:lang w:val="en-US" w:eastAsia="zh-CN" w:bidi="hi-IN"/>
+        </w:rPr>
+        <w:t>电源相关事件</w:t>
+      </w:r>
+    </w:p>
+    <w:p>
+      <w:pPr>
+        <w:pStyle w:val="Normal"/>
+        <w:bidi w:val="0"/>
+        <w:jc w:val="start"/>
+        <w:rPr>
+          <w:rFonts w:ascii="Liberation Serif" w:hAnsi="Liberation Serif" w:eastAsia="Noto Serif CJK SC" w:cs="Noto Sans CJK SC"/>
+          <w:b w:val="false"/>
+          <w:b w:val="false"/>
+          <w:color w:val="auto"/>
+          <w:kern w:val="2"/>
+          <w:sz w:val="18"/>
+          <w:szCs w:val="18"/>
+          <w:shd w:fill="auto" w:val="clear"/>
+          <w:lang w:val="en-US" w:eastAsia="zh-CN" w:bidi="hi-IN"/>
+        </w:rPr>
+      </w:pPr>
+      <w:r>
+        <w:rPr>
+          <w:rFonts w:eastAsia="Noto Serif CJK SC" w:cs="Noto Sans CJK SC"/>
+          <w:b w:val="false"/>
+          <w:color w:val="000000"/>
+          <w:kern w:val="2"/>
+          <w:sz w:val="18"/>
+          <w:szCs w:val="18"/>
+          <w:shd w:fill="auto" w:val="clear"/>
+          <w:lang w:val="en-US" w:eastAsia="zh-CN" w:bidi="hi-IN"/>
+        </w:rPr>
+        <w:t xml:space="preserve">EV_FF_STATUS  </w:t>
+      </w:r>
+      <w:r>
+        <w:rPr>
+          <w:rFonts w:ascii="Liberation Serif" w:hAnsi="Liberation Serif" w:cs="Noto Sans CJK SC"/>
+          <w:b w:val="false"/>
+          <w:color w:val="000000"/>
+          <w:kern w:val="2"/>
+          <w:sz w:val="18"/>
+          <w:szCs w:val="18"/>
+          <w:shd w:fill="auto" w:val="clear"/>
+          <w:lang w:val="en-US" w:eastAsia="zh-CN" w:bidi="hi-IN"/>
+        </w:rPr>
+        <w:t>力反馈状态事件</w:t>
+      </w:r>
+    </w:p>
+    <w:p>
+      <w:pPr>
+        <w:pStyle w:val="Normal"/>
+        <w:bidi w:val="0"/>
+        <w:jc w:val="start"/>
+        <w:rPr>
+          <w:rFonts w:ascii="Liberation Serif" w:hAnsi="Liberation Serif" w:eastAsia="Noto Serif CJK SC" w:cs="Noto Sans CJK SC"/>
+          <w:b w:val="false"/>
+          <w:b w:val="false"/>
+          <w:color w:val="auto"/>
+          <w:kern w:val="2"/>
+          <w:sz w:val="18"/>
+          <w:szCs w:val="18"/>
+          <w:shd w:fill="auto" w:val="clear"/>
+          <w:lang w:val="en-US" w:eastAsia="zh-CN" w:bidi="hi-IN"/>
+        </w:rPr>
+      </w:pPr>
+      <w:r>
+        <w:rPr>
+          <w:rFonts w:eastAsia="Noto Serif CJK SC" w:cs="Noto Sans CJK SC"/>
+          <w:b w:val="false"/>
+          <w:color w:val="000000"/>
+          <w:kern w:val="2"/>
+          <w:sz w:val="18"/>
+          <w:szCs w:val="18"/>
+          <w:shd w:fill="auto" w:val="clear"/>
+          <w:lang w:val="en-US" w:eastAsia="zh-CN" w:bidi="hi-IN"/>
+        </w:rPr>
+        <w:t xml:space="preserve">EV_MAX        </w:t>
+      </w:r>
+      <w:r>
+        <w:rPr>
+          <w:rFonts w:ascii="Liberation Serif" w:hAnsi="Liberation Serif" w:cs="Noto Sans CJK SC"/>
+          <w:b w:val="false"/>
+          <w:color w:val="000000"/>
+          <w:kern w:val="2"/>
+          <w:sz w:val="18"/>
+          <w:szCs w:val="18"/>
+          <w:shd w:fill="auto" w:val="clear"/>
+          <w:lang w:val="en-US" w:eastAsia="zh-CN" w:bidi="hi-IN"/>
+        </w:rPr>
+        <w:t>事件类型编号的最大范围，不是真正的事件类型</w:t>
+      </w:r>
+    </w:p>
+    <w:p>
+      <w:pPr>
+        <w:pStyle w:val="Normal"/>
+        <w:bidi w:val="0"/>
+        <w:jc w:val="start"/>
+        <w:rPr>
+          <w:rFonts w:ascii="Liberation Serif" w:hAnsi="Liberation Serif" w:eastAsia="Noto Serif CJK SC" w:cs="Noto Sans CJK SC"/>
+          <w:b w:val="false"/>
+          <w:b w:val="false"/>
+          <w:color w:val="auto"/>
+          <w:kern w:val="2"/>
+          <w:sz w:val="18"/>
+          <w:szCs w:val="18"/>
+          <w:shd w:fill="auto" w:val="clear"/>
+          <w:lang w:val="en-US" w:eastAsia="zh-CN" w:bidi="hi-IN"/>
+        </w:rPr>
+      </w:pPr>
+      <w:r>
+        <w:rPr>
+          <w:rFonts w:eastAsia="Noto Serif CJK SC" w:cs="Noto Sans CJK SC"/>
+          <w:b w:val="false"/>
+          <w:color w:val="000000"/>
+          <w:kern w:val="2"/>
+          <w:sz w:val="18"/>
+          <w:szCs w:val="18"/>
+          <w:shd w:fill="auto" w:val="clear"/>
+          <w:lang w:val="en-US" w:eastAsia="zh-CN" w:bidi="hi-IN"/>
+        </w:rPr>
+        <w:t xml:space="preserve">EV_CNT        </w:t>
+      </w:r>
+      <w:r>
+        <w:rPr>
+          <w:rFonts w:ascii="Liberation Serif" w:hAnsi="Liberation Serif" w:cs="Noto Sans CJK SC"/>
+          <w:b w:val="false"/>
+          <w:color w:val="000000"/>
+          <w:kern w:val="2"/>
+          <w:sz w:val="18"/>
+          <w:szCs w:val="18"/>
+          <w:shd w:fill="auto" w:val="clear"/>
+          <w:lang w:val="en-US" w:eastAsia="zh-CN" w:bidi="hi-IN"/>
+        </w:rPr>
+        <w:t>事件类型数量范围，不是真正的事件类型</w:t>
+      </w:r>
+    </w:p>
+    <w:p>
+      <w:pPr>
+        <w:pStyle w:val="Normal"/>
+        <w:bidi w:val="0"/>
+        <w:jc w:val="start"/>
+        <w:rPr>
+          <w:rFonts w:ascii="Liberation Serif" w:hAnsi="Liberation Serif" w:eastAsia="Noto Serif CJK SC" w:cs="Noto Sans CJK SC"/>
+          <w:b w:val="false"/>
+          <w:b w:val="false"/>
+          <w:color w:val="auto"/>
+          <w:kern w:val="2"/>
+          <w:sz w:val="18"/>
+          <w:szCs w:val="18"/>
+          <w:shd w:fill="auto" w:val="clear"/>
+          <w:lang w:val="en-US" w:eastAsia="zh-CN" w:bidi="hi-IN"/>
+        </w:rPr>
+      </w:pPr>
+      <w:r>
+        <w:rPr>
+          <w:rFonts w:eastAsia="Noto Serif CJK SC" w:cs="Noto Sans CJK SC"/>
+          <w:b w:val="false"/>
+          <w:color w:val="000000"/>
+          <w:kern w:val="2"/>
+          <w:sz w:val="18"/>
+          <w:szCs w:val="18"/>
+          <w:shd w:fill="auto" w:val="clear"/>
+          <w:lang w:val="en-US" w:eastAsia="zh-CN" w:bidi="hi-IN"/>
+        </w:rPr>
+      </w:r>
+    </w:p>
+    <w:p>
+      <w:pPr>
+        <w:pStyle w:val="Normal"/>
+        <w:bidi w:val="0"/>
+        <w:jc w:val="start"/>
+        <w:rPr>
+          <w:rFonts w:ascii="Liberation Serif" w:hAnsi="Liberation Serif" w:eastAsia="Noto Serif CJK SC" w:cs="Noto Sans CJK SC"/>
+          <w:b w:val="false"/>
+          <w:b w:val="false"/>
+          <w:color w:val="auto"/>
+          <w:kern w:val="2"/>
+          <w:sz w:val="18"/>
+          <w:szCs w:val="18"/>
+          <w:shd w:fill="auto" w:val="clear"/>
+          <w:lang w:val="en-US" w:eastAsia="zh-CN" w:bidi="hi-IN"/>
+        </w:rPr>
+      </w:pPr>
+      <w:r>
+        <w:rPr>
+          <w:rFonts w:eastAsia="Noto Serif CJK SC" w:cs="Noto Sans CJK SC"/>
+          <w:b w:val="false"/>
+          <w:color w:val="000000"/>
+          <w:kern w:val="2"/>
+          <w:sz w:val="18"/>
+          <w:szCs w:val="18"/>
+          <w:shd w:fill="auto" w:val="clear"/>
+          <w:lang w:val="en-US" w:eastAsia="zh-CN" w:bidi="hi-IN"/>
+        </w:rPr>
+      </w:r>
+    </w:p>
+    <w:p>
+      <w:pPr>
+        <w:pStyle w:val="Normal"/>
+        <w:bidi w:val="0"/>
+        <w:jc w:val="start"/>
+        <w:rPr>
+          <w:rFonts w:ascii="Liberation Serif" w:hAnsi="Liberation Serif" w:eastAsia="Noto Serif CJK SC" w:cs="Noto Sans CJK SC"/>
+          <w:b w:val="false"/>
+          <w:b w:val="false"/>
+          <w:color w:val="auto"/>
+          <w:kern w:val="2"/>
+          <w:sz w:val="18"/>
+          <w:szCs w:val="18"/>
+          <w:shd w:fill="auto" w:val="clear"/>
+          <w:lang w:val="en-US" w:eastAsia="zh-CN" w:bidi="hi-IN"/>
+        </w:rPr>
+      </w:pPr>
+      <w:r>
+        <w:rPr>
+          <w:rFonts w:eastAsia="Noto Serif CJK SC" w:cs="Noto Sans CJK SC"/>
+          <w:b w:val="false"/>
+          <w:color w:val="000000"/>
+          <w:kern w:val="2"/>
+          <w:sz w:val="18"/>
+          <w:szCs w:val="18"/>
+          <w:shd w:fill="auto" w:val="clear"/>
+          <w:lang w:val="en-US" w:eastAsia="zh-CN" w:bidi="hi-IN"/>
+        </w:rPr>
+      </w:r>
+    </w:p>
+    <w:p>
+      <w:pPr>
+        <w:pStyle w:val="Normal"/>
+        <w:bidi w:val="0"/>
+        <w:jc w:val="start"/>
+        <w:rPr>
+          <w:rFonts w:ascii="Liberation Serif" w:hAnsi="Liberation Serif" w:eastAsia="Noto Serif CJK SC" w:cs="Noto Sans CJK SC"/>
+          <w:b w:val="false"/>
+          <w:b w:val="false"/>
+          <w:color w:val="auto"/>
+          <w:kern w:val="2"/>
+          <w:sz w:val="18"/>
+          <w:szCs w:val="18"/>
+          <w:shd w:fill="auto" w:val="clear"/>
+          <w:lang w:val="en-US" w:eastAsia="zh-CN" w:bidi="hi-IN"/>
+        </w:rPr>
+      </w:pPr>
+      <w:r>
+        <w:rPr>
+          <w:rFonts w:eastAsia="Noto Serif CJK SC" w:cs="Noto Sans CJK SC"/>
+          <w:b w:val="false"/>
+          <w:color w:val="000000"/>
+          <w:kern w:val="2"/>
+          <w:sz w:val="18"/>
+          <w:szCs w:val="18"/>
+          <w:shd w:fill="auto" w:val="clear"/>
+          <w:lang w:val="en-US" w:eastAsia="zh-CN" w:bidi="hi-IN"/>
+        </w:rPr>
+      </w:r>
+    </w:p>
+    <w:p>
+      <w:pPr>
+        <w:pStyle w:val="Normal"/>
+        <w:bidi w:val="0"/>
+        <w:jc w:val="start"/>
+        <w:rPr>
+          <w:rFonts w:ascii="Liberation Serif" w:hAnsi="Liberation Serif" w:eastAsia="Noto Serif CJK SC" w:cs="Noto Sans CJK SC"/>
+          <w:b w:val="false"/>
+          <w:b w:val="false"/>
+          <w:color w:val="auto"/>
+          <w:kern w:val="2"/>
+          <w:sz w:val="18"/>
+          <w:szCs w:val="18"/>
+          <w:shd w:fill="auto" w:val="clear"/>
+          <w:lang w:val="en-US" w:eastAsia="zh-CN" w:bidi="hi-IN"/>
+        </w:rPr>
+      </w:pPr>
+      <w:r>
+        <w:rPr>
+          <w:rFonts w:eastAsia="Noto Serif CJK SC" w:cs="Noto Sans CJK SC"/>
+          <w:b w:val="false"/>
+          <w:color w:val="000000"/>
+          <w:kern w:val="2"/>
+          <w:sz w:val="18"/>
+          <w:szCs w:val="18"/>
+          <w:shd w:fill="auto" w:val="clear"/>
+          <w:lang w:val="en-US" w:eastAsia="zh-CN" w:bidi="hi-IN"/>
+        </w:rPr>
+      </w:r>
+    </w:p>
+    <w:p>
+      <w:pPr>
+        <w:pStyle w:val="Normal"/>
+        <w:bidi w:val="0"/>
+        <w:jc w:val="start"/>
+        <w:rPr>
+          <w:rFonts w:ascii="Liberation Serif" w:hAnsi="Liberation Serif" w:eastAsia="Noto Serif CJK SC" w:cs="Noto Sans CJK SC"/>
+          <w:b w:val="false"/>
+          <w:b w:val="false"/>
+          <w:color w:val="auto"/>
+          <w:kern w:val="2"/>
+          <w:sz w:val="18"/>
+          <w:szCs w:val="18"/>
+          <w:shd w:fill="auto" w:val="clear"/>
+          <w:lang w:val="en-US" w:eastAsia="zh-CN" w:bidi="hi-IN"/>
+        </w:rPr>
+      </w:pPr>
+      <w:r>
+        <w:rPr>
+          <w:rFonts w:eastAsia="Noto Serif CJK SC" w:cs="Noto Sans CJK SC"/>
+          <w:b w:val="false"/>
+          <w:color w:val="000000"/>
+          <w:kern w:val="2"/>
+          <w:sz w:val="18"/>
+          <w:szCs w:val="18"/>
+          <w:shd w:fill="auto" w:val="clear"/>
+          <w:lang w:val="en-US" w:eastAsia="zh-CN" w:bidi="hi-IN"/>
+        </w:rPr>
+      </w:r>
+    </w:p>
+    <w:p>
+      <w:pPr>
+        <w:pStyle w:val="Normal"/>
+        <w:bidi w:val="0"/>
+        <w:jc w:val="start"/>
+        <w:rPr>
+          <w:rFonts w:ascii="Liberation Serif" w:hAnsi="Liberation Serif" w:eastAsia="Noto Serif CJK SC" w:cs="Noto Sans CJK SC"/>
+          <w:b w:val="false"/>
+          <w:b w:val="false"/>
+          <w:color w:val="auto"/>
+          <w:kern w:val="2"/>
+          <w:sz w:val="18"/>
+          <w:szCs w:val="18"/>
+          <w:shd w:fill="auto" w:val="clear"/>
+          <w:lang w:val="en-US" w:eastAsia="zh-CN" w:bidi="hi-IN"/>
+        </w:rPr>
+      </w:pPr>
+      <w:r>
+        <w:rPr>
+          <w:rFonts w:eastAsia="Noto Serif CJK SC" w:cs="Noto Sans CJK SC"/>
+          <w:b w:val="false"/>
+          <w:color w:val="000000"/>
+          <w:kern w:val="2"/>
+          <w:sz w:val="18"/>
+          <w:szCs w:val="18"/>
+          <w:shd w:fill="auto" w:val="clear"/>
+          <w:lang w:val="en-US" w:eastAsia="zh-CN" w:bidi="hi-IN"/>
+        </w:rPr>
+      </w:r>
+    </w:p>
+    <w:p>
+      <w:pPr>
+        <w:pStyle w:val="Normal"/>
+        <w:bidi w:val="0"/>
+        <w:jc w:val="start"/>
+        <w:rPr>
+          <w:rFonts w:ascii="Liberation Serif" w:hAnsi="Liberation Serif" w:eastAsia="Noto Serif CJK SC" w:cs="Noto Sans CJK SC"/>
+          <w:b w:val="false"/>
+          <w:b w:val="false"/>
+          <w:color w:val="auto"/>
+          <w:kern w:val="2"/>
+          <w:sz w:val="18"/>
+          <w:szCs w:val="18"/>
+          <w:shd w:fill="auto" w:val="clear"/>
+          <w:lang w:val="en-US" w:eastAsia="zh-CN" w:bidi="hi-IN"/>
+        </w:rPr>
+      </w:pPr>
+      <w:r>
+        <w:rPr>
+          <w:rFonts w:eastAsia="Noto Serif CJK SC" w:cs="Noto Sans CJK SC"/>
+          <w:b w:val="false"/>
+          <w:color w:val="000000"/>
+          <w:kern w:val="2"/>
+          <w:sz w:val="18"/>
+          <w:szCs w:val="18"/>
+          <w:shd w:fill="auto" w:val="clear"/>
+          <w:lang w:val="en-US" w:eastAsia="zh-CN" w:bidi="hi-IN"/>
+        </w:rPr>
+      </w:r>
+    </w:p>
+    <w:p>
+      <w:pPr>
+        <w:pStyle w:val="Normal"/>
+        <w:bidi w:val="0"/>
+        <w:jc w:val="start"/>
+        <w:rPr>
+          <w:rFonts w:ascii="Liberation Serif" w:hAnsi="Liberation Serif" w:eastAsia="Noto Serif CJK SC" w:cs="Noto Sans CJK SC"/>
+          <w:b w:val="false"/>
+          <w:b w:val="false"/>
+          <w:color w:val="auto"/>
+          <w:kern w:val="2"/>
+          <w:sz w:val="18"/>
+          <w:szCs w:val="18"/>
+          <w:shd w:fill="auto" w:val="clear"/>
+          <w:lang w:val="en-US" w:eastAsia="zh-CN" w:bidi="hi-IN"/>
+        </w:rPr>
+      </w:pPr>
+      <w:r>
+        <w:rPr>
+          <w:rFonts w:eastAsia="Noto Serif CJK SC" w:cs="Noto Sans CJK SC"/>
+          <w:b w:val="false"/>
+          <w:color w:val="000000"/>
+          <w:kern w:val="2"/>
+          <w:sz w:val="18"/>
+          <w:szCs w:val="18"/>
+          <w:shd w:fill="auto" w:val="clear"/>
+          <w:lang w:val="en-US" w:eastAsia="zh-CN" w:bidi="hi-IN"/>
+        </w:rPr>
+      </w:r>
+    </w:p>
+    <w:p>
+      <w:pPr>
+        <w:pStyle w:val="Normal"/>
+        <w:bidi w:val="0"/>
+        <w:jc w:val="start"/>
+        <w:rPr>
+          <w:rFonts w:ascii="Liberation Serif" w:hAnsi="Liberation Serif" w:eastAsia="Noto Serif CJK SC" w:cs="Noto Sans CJK SC"/>
+          <w:b w:val="false"/>
+          <w:b w:val="false"/>
+          <w:color w:val="auto"/>
+          <w:kern w:val="2"/>
+          <w:sz w:val="18"/>
+          <w:szCs w:val="18"/>
+          <w:shd w:fill="auto" w:val="clear"/>
+          <w:lang w:val="en-US" w:eastAsia="zh-CN" w:bidi="hi-IN"/>
+        </w:rPr>
+      </w:pPr>
+      <w:r>
+        <w:rPr>
+          <w:rFonts w:eastAsia="Noto Serif CJK SC" w:cs="Noto Sans CJK SC"/>
+          <w:b w:val="false"/>
+          <w:color w:val="000000"/>
+          <w:kern w:val="2"/>
+          <w:sz w:val="18"/>
+          <w:szCs w:val="18"/>
+          <w:shd w:fill="auto" w:val="clear"/>
+          <w:lang w:val="en-US" w:eastAsia="zh-CN" w:bidi="hi-IN"/>
+        </w:rPr>
+      </w:r>
+    </w:p>
+    <w:p>
+      <w:pPr>
+        <w:pStyle w:val="Normal"/>
+        <w:bidi w:val="0"/>
+        <w:jc w:val="start"/>
+        <w:rPr>
+          <w:rFonts w:ascii="Liberation Serif" w:hAnsi="Liberation Serif" w:eastAsia="Noto Serif CJK SC" w:cs="Noto Sans CJK SC"/>
+          <w:b w:val="false"/>
+          <w:b w:val="false"/>
+          <w:color w:val="auto"/>
+          <w:kern w:val="2"/>
+          <w:sz w:val="18"/>
+          <w:szCs w:val="18"/>
+          <w:shd w:fill="auto" w:val="clear"/>
+          <w:lang w:val="en-US" w:eastAsia="zh-CN" w:bidi="hi-IN"/>
+        </w:rPr>
+      </w:pPr>
+      <w:r>
+        <w:rPr>
+          <w:rFonts w:eastAsia="Noto Serif CJK SC" w:cs="Noto Sans CJK SC"/>
+          <w:b w:val="false"/>
+          <w:color w:val="000000"/>
+          <w:kern w:val="2"/>
+          <w:sz w:val="18"/>
+          <w:szCs w:val="18"/>
+          <w:shd w:fill="auto" w:val="clear"/>
+          <w:lang w:val="en-US" w:eastAsia="zh-CN" w:bidi="hi-IN"/>
+        </w:rPr>
+      </w:r>
+    </w:p>
+    <w:p>
+      <w:pPr>
+        <w:pStyle w:val="Normal"/>
+        <w:bidi w:val="0"/>
+        <w:jc w:val="start"/>
+        <w:rPr>
+          <w:rFonts w:ascii="Liberation Serif" w:hAnsi="Liberation Serif" w:eastAsia="Noto Serif CJK SC" w:cs="Noto Sans CJK SC"/>
+          <w:b w:val="false"/>
+          <w:b w:val="false"/>
+          <w:color w:val="auto"/>
+          <w:kern w:val="2"/>
+          <w:sz w:val="18"/>
+          <w:szCs w:val="18"/>
+          <w:shd w:fill="auto" w:val="clear"/>
+          <w:lang w:val="en-US" w:eastAsia="zh-CN" w:bidi="hi-IN"/>
+        </w:rPr>
+      </w:pPr>
+      <w:r>
+        <w:rPr>
+          <w:rFonts w:eastAsia="Noto Serif CJK SC" w:cs="Noto Sans CJK SC"/>
+          <w:b w:val="false"/>
+          <w:color w:val="000000"/>
+          <w:kern w:val="2"/>
+          <w:sz w:val="18"/>
+          <w:szCs w:val="18"/>
+          <w:shd w:fill="auto" w:val="clear"/>
+          <w:lang w:val="en-US" w:eastAsia="zh-CN" w:bidi="hi-IN"/>
+        </w:rPr>
+      </w:r>
+    </w:p>
+    <w:p>
+      <w:pPr>
+        <w:pStyle w:val="Normal"/>
+        <w:bidi w:val="0"/>
+        <w:jc w:val="start"/>
+        <w:rPr>
+          <w:rFonts w:ascii="Liberation Serif" w:hAnsi="Liberation Serif" w:eastAsia="Noto Serif CJK SC" w:cs="Noto Sans CJK SC"/>
+          <w:b w:val="false"/>
+          <w:b w:val="false"/>
+          <w:color w:val="auto"/>
+          <w:kern w:val="2"/>
+          <w:sz w:val="18"/>
+          <w:szCs w:val="18"/>
+          <w:shd w:fill="auto" w:val="clear"/>
+          <w:lang w:val="en-US" w:eastAsia="zh-CN" w:bidi="hi-IN"/>
+        </w:rPr>
+      </w:pPr>
+      <w:r>
         <w:rPr/>
+      </w:r>
+    </w:p>
+    <w:p>
+      <w:pPr>
+        <w:pStyle w:val="Normal"/>
+        <w:bidi w:val="0"/>
+        <w:jc w:val="start"/>
+        <w:rPr>
+          <w:rFonts w:ascii="Liberation Serif" w:hAnsi="Liberation Serif" w:eastAsia="Noto Serif CJK SC" w:cs="Noto Sans CJK SC"/>
+          <w:b w:val="false"/>
+          <w:b w:val="false"/>
+          <w:color w:val="auto"/>
+          <w:kern w:val="2"/>
+          <w:sz w:val="18"/>
+          <w:szCs w:val="18"/>
+          <w:shd w:fill="auto" w:val="clear"/>
+          <w:lang w:val="en-US" w:eastAsia="zh-CN" w:bidi="hi-IN"/>
+        </w:rPr>
+      </w:pPr>
+      <w:r>
+        <w:rPr/>
+      </w:r>
+    </w:p>
+    <w:p>
+      <w:pPr>
+        <w:pStyle w:val="Normal"/>
+        <w:bidi w:val="0"/>
+        <w:jc w:val="start"/>
+        <w:rPr>
+          <w:rFonts w:ascii="Liberation Serif" w:hAnsi="Liberation Serif" w:eastAsia="Noto Serif CJK SC" w:cs="Noto Sans CJK SC"/>
+          <w:b w:val="false"/>
+          <w:b w:val="false"/>
+          <w:color w:val="auto"/>
+          <w:kern w:val="2"/>
+          <w:sz w:val="18"/>
+          <w:szCs w:val="18"/>
+          <w:shd w:fill="auto" w:val="clear"/>
+          <w:lang w:val="en-US" w:eastAsia="zh-CN" w:bidi="hi-IN"/>
+        </w:rPr>
+      </w:pPr>
+      <w:r>
+        <w:rPr/>
+      </w:r>
+    </w:p>
+    <w:p>
+      <w:pPr>
+        <w:pStyle w:val="Normal"/>
+        <w:bidi w:val="0"/>
+        <w:jc w:val="start"/>
+        <w:rPr>
+          <w:rFonts w:ascii="Liberation Serif" w:hAnsi="Liberation Serif" w:eastAsia="Noto Serif CJK SC" w:cs="Noto Sans CJK SC"/>
+          <w:b w:val="false"/>
+          <w:b w:val="false"/>
+          <w:color w:val="auto"/>
+          <w:kern w:val="2"/>
+          <w:sz w:val="18"/>
+          <w:szCs w:val="18"/>
+          <w:shd w:fill="auto" w:val="clear"/>
+          <w:lang w:val="en-US" w:eastAsia="zh-CN" w:bidi="hi-IN"/>
+        </w:rPr>
+      </w:pPr>
+      <w:r>
+        <w:rPr/>
+      </w:r>
+    </w:p>
+    <w:p>
+      <w:pPr>
+        <w:pStyle w:val="Normal"/>
+        <w:bidi w:val="0"/>
+        <w:jc w:val="start"/>
+        <w:rPr>
+          <w:rFonts w:ascii="Liberation Serif" w:hAnsi="Liberation Serif" w:eastAsia="Noto Serif CJK SC" w:cs="Noto Sans CJK SC"/>
+          <w:b w:val="false"/>
+          <w:b w:val="false"/>
+          <w:color w:val="auto"/>
+          <w:kern w:val="2"/>
+          <w:sz w:val="18"/>
+          <w:szCs w:val="18"/>
+          <w:shd w:fill="auto" w:val="clear"/>
+          <w:lang w:val="en-US" w:eastAsia="zh-CN" w:bidi="hi-IN"/>
+        </w:rPr>
+      </w:pPr>
+      <w:r>
+        <w:rPr/>
+      </w:r>
+    </w:p>
+    <w:p>
+      <w:pPr>
+        <w:pStyle w:val="Normal"/>
+        <w:bidi w:val="0"/>
+        <w:jc w:val="start"/>
+        <w:rPr>
+          <w:rFonts w:ascii="Liberation Serif" w:hAnsi="Liberation Serif" w:eastAsia="Noto Serif CJK SC" w:cs="Noto Sans CJK SC"/>
+          <w:b w:val="false"/>
+          <w:b w:val="false"/>
+          <w:color w:val="auto"/>
+          <w:kern w:val="2"/>
+          <w:sz w:val="18"/>
+          <w:szCs w:val="18"/>
+          <w:shd w:fill="auto" w:val="clear"/>
+          <w:lang w:val="en-US" w:eastAsia="zh-CN" w:bidi="hi-IN"/>
+        </w:rPr>
+      </w:pPr>
+      <w:r>
+        <w:rPr/>
+      </w:r>
+    </w:p>
+    <w:p>
+      <w:pPr>
+        <w:pStyle w:val="Normal"/>
+        <w:bidi w:val="0"/>
+        <w:jc w:val="start"/>
+        <w:rPr>
+          <w:rFonts w:ascii="Liberation Serif" w:hAnsi="Liberation Serif" w:eastAsia="Noto Serif CJK SC" w:cs="Noto Sans CJK SC"/>
+          <w:b w:val="false"/>
+          <w:b w:val="false"/>
+          <w:color w:val="auto"/>
+          <w:kern w:val="2"/>
+          <w:sz w:val="18"/>
+          <w:szCs w:val="18"/>
+          <w:shd w:fill="auto" w:val="clear"/>
+          <w:lang w:val="en-US" w:eastAsia="zh-CN" w:bidi="hi-IN"/>
+        </w:rPr>
+      </w:pPr>
+      <w:r>
+        <w:rPr/>
+      </w:r>
+    </w:p>
+    <w:p>
+      <w:pPr>
+        <w:pStyle w:val="Normal"/>
+        <w:bidi w:val="0"/>
+        <w:jc w:val="start"/>
+        <w:rPr>
+          <w:rFonts w:ascii="Liberation Serif" w:hAnsi="Liberation Serif" w:eastAsia="Noto Serif CJK SC" w:cs="Noto Sans CJK SC"/>
+          <w:b w:val="false"/>
+          <w:b w:val="false"/>
+          <w:color w:val="auto"/>
+          <w:kern w:val="2"/>
+          <w:sz w:val="18"/>
+          <w:szCs w:val="18"/>
+          <w:shd w:fill="auto" w:val="clear"/>
+          <w:lang w:val="en-US" w:eastAsia="zh-CN" w:bidi="hi-IN"/>
+        </w:rPr>
+      </w:pPr>
+      <w:r>
+        <w:rPr/>
+      </w:r>
+    </w:p>
+    <w:p>
+      <w:pPr>
+        <w:pStyle w:val="Normal"/>
+        <w:bidi w:val="0"/>
+        <w:jc w:val="start"/>
+        <w:rPr>
+          <w:rFonts w:ascii="Liberation Serif" w:hAnsi="Liberation Serif" w:eastAsia="Noto Serif CJK SC" w:cs="Noto Sans CJK SC"/>
+          <w:b w:val="false"/>
+          <w:b w:val="false"/>
+          <w:color w:val="auto"/>
+          <w:kern w:val="2"/>
+          <w:sz w:val="18"/>
+          <w:szCs w:val="18"/>
+          <w:shd w:fill="auto" w:val="clear"/>
+          <w:lang w:val="en-US" w:eastAsia="zh-CN" w:bidi="hi-IN"/>
+        </w:rPr>
+      </w:pPr>
+      <w:r>
+        <w:rPr/>
+      </w:r>
+    </w:p>
+    <w:p>
+      <w:pPr>
+        <w:pStyle w:val="Normal"/>
+        <w:bidi w:val="0"/>
+        <w:jc w:val="start"/>
+        <w:rPr>
+          <w:rFonts w:ascii="Liberation Serif" w:hAnsi="Liberation Serif" w:eastAsia="Noto Serif CJK SC" w:cs="Noto Sans CJK SC"/>
+          <w:b w:val="false"/>
+          <w:b w:val="false"/>
+          <w:color w:val="auto"/>
+          <w:kern w:val="2"/>
+          <w:sz w:val="18"/>
+          <w:szCs w:val="18"/>
+          <w:shd w:fill="auto" w:val="clear"/>
+          <w:lang w:val="en-US" w:eastAsia="zh-CN" w:bidi="hi-IN"/>
+        </w:rPr>
+      </w:pPr>
+      <w:r>
+        <w:rPr/>
+      </w:r>
+    </w:p>
+    <w:p>
+      <w:pPr>
+        <w:pStyle w:val="Normal"/>
+        <w:bidi w:val="0"/>
+        <w:jc w:val="start"/>
+        <w:rPr>
+          <w:rFonts w:ascii="Liberation Serif" w:hAnsi="Liberation Serif" w:eastAsia="Noto Serif CJK SC" w:cs="Noto Sans CJK SC"/>
+          <w:b w:val="false"/>
+          <w:b w:val="false"/>
+          <w:color w:val="auto"/>
+          <w:kern w:val="2"/>
+          <w:sz w:val="18"/>
+          <w:szCs w:val="18"/>
+          <w:shd w:fill="auto" w:val="clear"/>
+          <w:lang w:val="en-US" w:eastAsia="zh-CN" w:bidi="hi-IN"/>
+        </w:rPr>
+      </w:pPr>
+      <w:r>
+        <w:rPr/>
+      </w:r>
+    </w:p>
+    <w:p>
+      <w:pPr>
+        <w:pStyle w:val="Normal"/>
+        <w:bidi w:val="0"/>
+        <w:jc w:val="start"/>
+        <w:rPr>
+          <w:rFonts w:ascii="Liberation Serif" w:hAnsi="Liberation Serif" w:eastAsia="Noto Serif CJK SC" w:cs="Noto Sans CJK SC"/>
+          <w:b w:val="false"/>
+          <w:b w:val="false"/>
+          <w:color w:val="auto"/>
+          <w:kern w:val="2"/>
+          <w:sz w:val="18"/>
+          <w:szCs w:val="18"/>
+          <w:shd w:fill="auto" w:val="clear"/>
+          <w:lang w:val="en-US" w:eastAsia="zh-CN" w:bidi="hi-IN"/>
+        </w:rPr>
+      </w:pPr>
+      <w:r>
+        <w:rPr/>
+      </w:r>
+    </w:p>
+    <w:p>
+      <w:pPr>
+        <w:pStyle w:val="Normal"/>
+        <w:bidi w:val="0"/>
+        <w:jc w:val="start"/>
+        <w:rPr>
+          <w:rFonts w:ascii="Liberation Serif" w:hAnsi="Liberation Serif" w:eastAsia="Noto Serif CJK SC" w:cs="Noto Sans CJK SC"/>
+          <w:b w:val="false"/>
+          <w:b w:val="false"/>
+          <w:color w:val="auto"/>
+          <w:kern w:val="2"/>
+          <w:sz w:val="18"/>
+          <w:szCs w:val="18"/>
+          <w:shd w:fill="auto" w:val="clear"/>
+          <w:lang w:val="en-US" w:eastAsia="zh-CN" w:bidi="hi-IN"/>
+        </w:rPr>
+      </w:pPr>
+      <w:r>
+        <w:rPr/>
+      </w:r>
+    </w:p>
+    <w:p>
+      <w:pPr>
+        <w:pStyle w:val="Normal"/>
+        <w:bidi w:val="0"/>
+        <w:jc w:val="start"/>
+        <w:rPr>
+          <w:rFonts w:ascii="Liberation Serif" w:hAnsi="Liberation Serif" w:eastAsia="Noto Serif CJK SC" w:cs="Noto Sans CJK SC"/>
+          <w:b w:val="false"/>
+          <w:b w:val="false"/>
+          <w:color w:val="auto"/>
+          <w:kern w:val="2"/>
+          <w:sz w:val="18"/>
+          <w:szCs w:val="18"/>
+          <w:shd w:fill="auto" w:val="clear"/>
+          <w:lang w:val="en-US" w:eastAsia="zh-CN" w:bidi="hi-IN"/>
+        </w:rPr>
+      </w:pPr>
+      <w:r>
+        <w:rPr/>
+      </w:r>
+    </w:p>
+    <w:p>
+      <w:pPr>
+        <w:pStyle w:val="Normal"/>
+        <w:bidi w:val="0"/>
+        <w:jc w:val="start"/>
+        <w:rPr>
+          <w:rFonts w:ascii="Liberation Serif" w:hAnsi="Liberation Serif" w:eastAsia="Noto Serif CJK SC" w:cs="Noto Sans CJK SC"/>
+          <w:b w:val="false"/>
+          <w:b w:val="false"/>
+          <w:color w:val="auto"/>
+          <w:kern w:val="2"/>
+          <w:sz w:val="18"/>
+          <w:szCs w:val="18"/>
+          <w:shd w:fill="auto" w:val="clear"/>
+          <w:lang w:val="en-US" w:eastAsia="zh-CN" w:bidi="hi-IN"/>
+        </w:rPr>
+      </w:pPr>
+      <w:r>
+        <w:rPr/>
+      </w:r>
+    </w:p>
+    <w:p>
+      <w:pPr>
+        <w:pStyle w:val="Normal"/>
+        <w:bidi w:val="0"/>
+        <w:jc w:val="start"/>
+        <w:rPr>
+          <w:rFonts w:ascii="Liberation Serif" w:hAnsi="Liberation Serif" w:eastAsia="Noto Serif CJK SC" w:cs="Noto Sans CJK SC"/>
+          <w:b w:val="false"/>
+          <w:b w:val="false"/>
+          <w:color w:val="auto"/>
+          <w:kern w:val="2"/>
+          <w:sz w:val="18"/>
+          <w:szCs w:val="18"/>
+          <w:shd w:fill="auto" w:val="clear"/>
+          <w:lang w:val="en-US" w:eastAsia="zh-CN" w:bidi="hi-IN"/>
+        </w:rPr>
       </w:pPr>
       <w:r>
         <w:rPr/>
@@ -16452,125 +18534,6 @@
         </w:tabs>
         <w:ind w:start="0" w:hanging="0"/>
       </w:pPr>
-    </w:lvl>
-    <w:lvl w:ilvl="1">
-      <w:start w:val="1"/>
-      <w:numFmt w:val="none"/>
-      <w:suff w:val="nothing"/>
-      <w:lvlText w:val="%2"/>
-      <w:lvlJc w:val="start"/>
-      <w:pPr>
-        <w:tabs>
-          <w:tab w:val="num" w:pos="0"/>
-        </w:tabs>
-        <w:ind w:start="0" w:hanging="0"/>
-      </w:pPr>
-    </w:lvl>
-    <w:lvl w:ilvl="2">
-      <w:start w:val="1"/>
-      <w:numFmt w:val="none"/>
-      <w:suff w:val="nothing"/>
-      <w:lvlText w:val="%3"/>
-      <w:lvlJc w:val="start"/>
-      <w:pPr>
-        <w:tabs>
-          <w:tab w:val="num" w:pos="0"/>
-        </w:tabs>
-        <w:ind w:start="0" w:hanging="0"/>
-      </w:pPr>
-    </w:lvl>
-    <w:lvl w:ilvl="3">
-      <w:start w:val="1"/>
-      <w:numFmt w:val="none"/>
-      <w:suff w:val="nothing"/>
-      <w:lvlText w:val="%4"/>
-      <w:lvlJc w:val="start"/>
-      <w:pPr>
-        <w:tabs>
-          <w:tab w:val="num" w:pos="0"/>
-        </w:tabs>
-        <w:ind w:start="0" w:hanging="0"/>
-      </w:pPr>
-    </w:lvl>
-    <w:lvl w:ilvl="4">
-      <w:start w:val="1"/>
-      <w:numFmt w:val="none"/>
-      <w:suff w:val="nothing"/>
-      <w:lvlText w:val="%5"/>
-      <w:lvlJc w:val="start"/>
-      <w:pPr>
-        <w:tabs>
-          <w:tab w:val="num" w:pos="0"/>
-        </w:tabs>
-        <w:ind w:start="0" w:hanging="0"/>
-      </w:pPr>
-    </w:lvl>
-    <w:lvl w:ilvl="5">
-      <w:start w:val="1"/>
-      <w:numFmt w:val="none"/>
-      <w:suff w:val="nothing"/>
-      <w:lvlText w:val="%6"/>
-      <w:lvlJc w:val="start"/>
-      <w:pPr>
-        <w:tabs>
-          <w:tab w:val="num" w:pos="0"/>
-        </w:tabs>
-        <w:ind w:start="0" w:hanging="0"/>
-      </w:pPr>
-    </w:lvl>
-    <w:lvl w:ilvl="6">
-      <w:start w:val="1"/>
-      <w:numFmt w:val="none"/>
-      <w:suff w:val="nothing"/>
-      <w:lvlText w:val="%7"/>
-      <w:lvlJc w:val="start"/>
-      <w:pPr>
-        <w:tabs>
-          <w:tab w:val="num" w:pos="0"/>
-        </w:tabs>
-        <w:ind w:start="0" w:hanging="0"/>
-      </w:pPr>
-    </w:lvl>
-    <w:lvl w:ilvl="7">
-      <w:start w:val="1"/>
-      <w:numFmt w:val="none"/>
-      <w:suff w:val="nothing"/>
-      <w:lvlText w:val="%8"/>
-      <w:lvlJc w:val="start"/>
-      <w:pPr>
-        <w:tabs>
-          <w:tab w:val="num" w:pos="0"/>
-        </w:tabs>
-        <w:ind w:start="0" w:hanging="0"/>
-      </w:pPr>
-    </w:lvl>
-    <w:lvl w:ilvl="8">
-      <w:start w:val="1"/>
-      <w:numFmt w:val="none"/>
-      <w:suff w:val="nothing"/>
-      <w:lvlText w:val="%9"/>
-      <w:lvlJc w:val="start"/>
-      <w:pPr>
-        <w:tabs>
-          <w:tab w:val="num" w:pos="0"/>
-        </w:tabs>
-        <w:ind w:start="0" w:hanging="0"/>
-      </w:pPr>
-    </w:lvl>
-  </w:abstractNum>
-  <w:abstractNum w:abstractNumId="2">
-    <w:lvl w:ilvl="0">
-      <w:start w:val="1"/>
-      <w:numFmt w:val="none"/>
-      <w:suff w:val="nothing"/>
-      <w:lvlText w:val="%1"/>
-      <w:lvlJc w:val="start"/>
-      <w:pPr>
-        <w:tabs>
-          <w:tab w:val="num" w:pos="0"/>
-        </w:tabs>
-        <w:ind w:start="0" w:hanging="0"/>
-      </w:pPr>
       <w:rPr/>
     </w:lvl>
     <w:lvl w:ilvl="1">
@@ -16686,7 +18649,7 @@
       <w:rPr/>
     </w:lvl>
   </w:abstractNum>
-  <w:abstractNum w:abstractNumId="3">
+  <w:abstractNum w:abstractNumId="2">
     <w:lvl w:ilvl="0">
       <w:start w:val="1"/>
       <w:numFmt w:val="decimal"/>
@@ -16803,6 +18766,125 @@
         <w:ind w:start="6381" w:hanging="283"/>
       </w:pPr>
       <w:rPr/>
+    </w:lvl>
+  </w:abstractNum>
+  <w:abstractNum w:abstractNumId="3">
+    <w:lvl w:ilvl="0">
+      <w:start w:val="1"/>
+      <w:numFmt w:val="none"/>
+      <w:suff w:val="nothing"/>
+      <w:lvlText w:val=""/>
+      <w:lvlJc w:val="start"/>
+      <w:pPr>
+        <w:tabs>
+          <w:tab w:val="num" w:pos="0"/>
+        </w:tabs>
+        <w:ind w:start="0" w:hanging="0"/>
+      </w:pPr>
+    </w:lvl>
+    <w:lvl w:ilvl="1">
+      <w:start w:val="1"/>
+      <w:numFmt w:val="none"/>
+      <w:suff w:val="nothing"/>
+      <w:lvlText w:val=""/>
+      <w:lvlJc w:val="start"/>
+      <w:pPr>
+        <w:tabs>
+          <w:tab w:val="num" w:pos="0"/>
+        </w:tabs>
+        <w:ind w:start="0" w:hanging="0"/>
+      </w:pPr>
+    </w:lvl>
+    <w:lvl w:ilvl="2">
+      <w:start w:val="1"/>
+      <w:numFmt w:val="none"/>
+      <w:suff w:val="nothing"/>
+      <w:lvlText w:val=""/>
+      <w:lvlJc w:val="start"/>
+      <w:pPr>
+        <w:tabs>
+          <w:tab w:val="num" w:pos="0"/>
+        </w:tabs>
+        <w:ind w:start="0" w:hanging="0"/>
+      </w:pPr>
+    </w:lvl>
+    <w:lvl w:ilvl="3">
+      <w:start w:val="1"/>
+      <w:numFmt w:val="none"/>
+      <w:suff w:val="nothing"/>
+      <w:lvlText w:val=""/>
+      <w:lvlJc w:val="start"/>
+      <w:pPr>
+        <w:tabs>
+          <w:tab w:val="num" w:pos="0"/>
+        </w:tabs>
+        <w:ind w:start="0" w:hanging="0"/>
+      </w:pPr>
+    </w:lvl>
+    <w:lvl w:ilvl="4">
+      <w:start w:val="1"/>
+      <w:numFmt w:val="none"/>
+      <w:suff w:val="nothing"/>
+      <w:lvlText w:val=""/>
+      <w:lvlJc w:val="start"/>
+      <w:pPr>
+        <w:tabs>
+          <w:tab w:val="num" w:pos="0"/>
+        </w:tabs>
+        <w:ind w:start="0" w:hanging="0"/>
+      </w:pPr>
+    </w:lvl>
+    <w:lvl w:ilvl="5">
+      <w:start w:val="1"/>
+      <w:numFmt w:val="none"/>
+      <w:suff w:val="nothing"/>
+      <w:lvlText w:val=""/>
+      <w:lvlJc w:val="start"/>
+      <w:pPr>
+        <w:tabs>
+          <w:tab w:val="num" w:pos="0"/>
+        </w:tabs>
+        <w:ind w:start="0" w:hanging="0"/>
+      </w:pPr>
+    </w:lvl>
+    <w:lvl w:ilvl="6">
+      <w:start w:val="1"/>
+      <w:numFmt w:val="none"/>
+      <w:suff w:val="nothing"/>
+      <w:lvlText w:val=""/>
+      <w:lvlJc w:val="start"/>
+      <w:pPr>
+        <w:tabs>
+          <w:tab w:val="num" w:pos="0"/>
+        </w:tabs>
+        <w:ind w:start="0" w:hanging="0"/>
+      </w:pPr>
+    </w:lvl>
+    <w:lvl w:ilvl="7">
+      <w:start w:val="1"/>
+      <w:numFmt w:val="none"/>
+      <w:suff w:val="nothing"/>
+      <w:lvlText w:val=""/>
+      <w:lvlJc w:val="start"/>
+      <w:pPr>
+        <w:tabs>
+          <w:tab w:val="num" w:pos="0"/>
+        </w:tabs>
+        <w:ind w:start="0" w:hanging="0"/>
+      </w:pPr>
+    </w:lvl>
+    <w:lvl w:ilvl="8">
+      <w:start w:val="1"/>
+      <w:numFmt w:val="none"/>
+      <w:suff w:val="nothing"/>
+      <w:lvlText w:val=""/>
+      <w:lvlJc w:val="start"/>
+      <w:pPr>
+        <w:tabs>
+          <w:tab w:val="num" w:pos="0"/>
+        </w:tabs>
+        <w:ind w:start="0" w:hanging="0"/>
+      </w:pPr>
     </w:lvl>
   </w:abstractNum>
   <w:num w:numId="1">
@@ -16841,9 +18923,7 @@
     <w:pPr>
       <w:widowControl/>
       <w:suppressAutoHyphens w:val="true"/>
-      <w:kinsoku w:val="true"/>
       <w:overflowPunct w:val="true"/>
-      <w:autoSpaceDE w:val="true"/>
       <w:bidi w:val="0"/>
       <w:spacing w:before="0" w:after="0"/>
       <w:jc w:val="start"/>
@@ -16865,7 +18945,7 @@
     <w:pPr>
       <w:numPr>
         <w:ilvl w:val="0"/>
-        <w:numId w:val="2"/>
+        <w:numId w:val="1"/>
       </w:numPr>
       <w:spacing w:before="240" w:after="120"/>
       <w:outlineLvl w:val="0"/>
@@ -16885,7 +18965,7 @@
     <w:pPr>
       <w:numPr>
         <w:ilvl w:val="1"/>
-        <w:numId w:val="2"/>
+        <w:numId w:val="1"/>
       </w:numPr>
       <w:spacing w:before="200" w:after="120"/>
       <w:outlineLvl w:val="1"/>
@@ -16905,7 +18985,7 @@
     <w:pPr>
       <w:numPr>
         <w:ilvl w:val="2"/>
-        <w:numId w:val="2"/>
+        <w:numId w:val="1"/>
       </w:numPr>
       <w:spacing w:before="140" w:after="120"/>
       <w:outlineLvl w:val="2"/>
@@ -16925,7 +19005,7 @@
     <w:pPr>
       <w:numPr>
         <w:ilvl w:val="3"/>
-        <w:numId w:val="2"/>
+        <w:numId w:val="1"/>
       </w:numPr>
       <w:spacing w:before="120" w:after="120"/>
       <w:outlineLvl w:val="3"/>

--- a/我的笔记.docx
+++ b/我的笔记.docx
@@ -1620,7 +1620,7 @@
     </w:p>
     <w:p>
       <w:pPr>
-        <w:pStyle w:val="Style13"/>
+        <w:pStyle w:val="Style14"/>
         <w:bidi w:val="0"/>
         <w:jc w:val="start"/>
         <w:rPr>
@@ -6575,10 +6575,10 @@
         </w:tblCellMar>
       </w:tblPr>
       <w:tblGrid>
-        <w:gridCol w:w="1018"/>
-        <w:gridCol w:w="623"/>
-        <w:gridCol w:w="1080"/>
-        <w:gridCol w:w="2657"/>
+        <w:gridCol w:w="1017"/>
+        <w:gridCol w:w="624"/>
+        <w:gridCol w:w="1079"/>
+        <w:gridCol w:w="2658"/>
         <w:gridCol w:w="4260"/>
       </w:tblGrid>
       <w:tr>
@@ -6587,13 +6587,13 @@
         </w:trPr>
         <w:tc>
           <w:tcPr>
-            <w:tcW w:w="1018" w:type="dxa"/>
+            <w:tcW w:w="1017" w:type="dxa"/>
             <w:tcBorders/>
             <w:vAlign w:val="center"/>
           </w:tcPr>
           <w:p>
             <w:pPr>
-              <w:pStyle w:val="Style20"/>
+              <w:pStyle w:val="Style21"/>
               <w:widowControl w:val="false"/>
               <w:jc w:val="center"/>
               <w:rPr>
@@ -6612,13 +6612,13 @@
         </w:tc>
         <w:tc>
           <w:tcPr>
-            <w:tcW w:w="623" w:type="dxa"/>
+            <w:tcW w:w="624" w:type="dxa"/>
             <w:tcBorders/>
             <w:vAlign w:val="center"/>
           </w:tcPr>
           <w:p>
             <w:pPr>
-              <w:pStyle w:val="Style20"/>
+              <w:pStyle w:val="Style21"/>
               <w:widowControl w:val="false"/>
               <w:jc w:val="center"/>
               <w:rPr>
@@ -6650,13 +6650,13 @@
         </w:tc>
         <w:tc>
           <w:tcPr>
-            <w:tcW w:w="1080" w:type="dxa"/>
+            <w:tcW w:w="1079" w:type="dxa"/>
             <w:tcBorders/>
             <w:vAlign w:val="center"/>
           </w:tcPr>
           <w:p>
             <w:pPr>
-              <w:pStyle w:val="Style20"/>
+              <w:pStyle w:val="Style21"/>
               <w:widowControl w:val="false"/>
               <w:jc w:val="center"/>
               <w:rPr>
@@ -6675,13 +6675,13 @@
         </w:tc>
         <w:tc>
           <w:tcPr>
-            <w:tcW w:w="2657" w:type="dxa"/>
+            <w:tcW w:w="2658" w:type="dxa"/>
             <w:tcBorders/>
             <w:vAlign w:val="center"/>
           </w:tcPr>
           <w:p>
             <w:pPr>
-              <w:pStyle w:val="Style20"/>
+              <w:pStyle w:val="Style21"/>
               <w:widowControl w:val="false"/>
               <w:jc w:val="center"/>
               <w:rPr>
@@ -6720,7 +6720,7 @@
           </w:tcPr>
           <w:p>
             <w:pPr>
-              <w:pStyle w:val="Style20"/>
+              <w:pStyle w:val="Style21"/>
               <w:widowControl w:val="false"/>
               <w:jc w:val="center"/>
               <w:rPr>
@@ -6742,13 +6742,13 @@
         <w:trPr/>
         <w:tc>
           <w:tcPr>
-            <w:tcW w:w="1018" w:type="dxa"/>
+            <w:tcW w:w="1017" w:type="dxa"/>
             <w:tcBorders/>
             <w:vAlign w:val="center"/>
           </w:tcPr>
           <w:p>
             <w:pPr>
-              <w:pStyle w:val="Style19"/>
+              <w:pStyle w:val="Style20"/>
               <w:widowControl w:val="false"/>
               <w:jc w:val="center"/>
               <w:rPr/>
@@ -6765,13 +6765,13 @@
         </w:tc>
         <w:tc>
           <w:tcPr>
-            <w:tcW w:w="623" w:type="dxa"/>
+            <w:tcW w:w="624" w:type="dxa"/>
             <w:tcBorders/>
             <w:vAlign w:val="center"/>
           </w:tcPr>
           <w:p>
             <w:pPr>
-              <w:pStyle w:val="Style19"/>
+              <w:pStyle w:val="Style20"/>
               <w:widowControl w:val="false"/>
               <w:jc w:val="center"/>
               <w:rPr/>
@@ -6788,13 +6788,13 @@
         </w:tc>
         <w:tc>
           <w:tcPr>
-            <w:tcW w:w="1080" w:type="dxa"/>
+            <w:tcW w:w="1079" w:type="dxa"/>
             <w:tcBorders/>
             <w:vAlign w:val="center"/>
           </w:tcPr>
           <w:p>
             <w:pPr>
-              <w:pStyle w:val="Style19"/>
+              <w:pStyle w:val="Style20"/>
               <w:widowControl w:val="false"/>
               <w:jc w:val="center"/>
               <w:rPr/>
@@ -6811,13 +6811,13 @@
         </w:tc>
         <w:tc>
           <w:tcPr>
-            <w:tcW w:w="2657" w:type="dxa"/>
+            <w:tcW w:w="2658" w:type="dxa"/>
             <w:tcBorders/>
             <w:vAlign w:val="center"/>
           </w:tcPr>
           <w:p>
             <w:pPr>
-              <w:pStyle w:val="Style19"/>
+              <w:pStyle w:val="Style20"/>
               <w:widowControl w:val="false"/>
               <w:jc w:val="center"/>
               <w:rPr/>
@@ -6847,7 +6847,7 @@
           </w:tcPr>
           <w:p>
             <w:pPr>
-              <w:pStyle w:val="Style19"/>
+              <w:pStyle w:val="Style20"/>
               <w:widowControl w:val="false"/>
               <w:jc w:val="center"/>
               <w:rPr/>
@@ -6882,13 +6882,13 @@
         <w:trPr/>
         <w:tc>
           <w:tcPr>
-            <w:tcW w:w="1018" w:type="dxa"/>
+            <w:tcW w:w="1017" w:type="dxa"/>
             <w:tcBorders/>
             <w:vAlign w:val="center"/>
           </w:tcPr>
           <w:p>
             <w:pPr>
-              <w:pStyle w:val="Style19"/>
+              <w:pStyle w:val="Style20"/>
               <w:widowControl w:val="false"/>
               <w:jc w:val="center"/>
               <w:rPr/>
@@ -6905,13 +6905,13 @@
         </w:tc>
         <w:tc>
           <w:tcPr>
-            <w:tcW w:w="623" w:type="dxa"/>
+            <w:tcW w:w="624" w:type="dxa"/>
             <w:tcBorders/>
             <w:vAlign w:val="center"/>
           </w:tcPr>
           <w:p>
             <w:pPr>
-              <w:pStyle w:val="Style19"/>
+              <w:pStyle w:val="Style20"/>
               <w:widowControl w:val="false"/>
               <w:jc w:val="center"/>
               <w:rPr/>
@@ -6928,13 +6928,13 @@
         </w:tc>
         <w:tc>
           <w:tcPr>
-            <w:tcW w:w="1080" w:type="dxa"/>
+            <w:tcW w:w="1079" w:type="dxa"/>
             <w:tcBorders/>
             <w:vAlign w:val="center"/>
           </w:tcPr>
           <w:p>
             <w:pPr>
-              <w:pStyle w:val="Style19"/>
+              <w:pStyle w:val="Style20"/>
               <w:widowControl w:val="false"/>
               <w:jc w:val="center"/>
               <w:rPr/>
@@ -6951,13 +6951,13 @@
         </w:tc>
         <w:tc>
           <w:tcPr>
-            <w:tcW w:w="2657" w:type="dxa"/>
+            <w:tcW w:w="2658" w:type="dxa"/>
             <w:tcBorders/>
             <w:vAlign w:val="center"/>
           </w:tcPr>
           <w:p>
             <w:pPr>
-              <w:pStyle w:val="Style19"/>
+              <w:pStyle w:val="Style20"/>
               <w:widowControl w:val="false"/>
               <w:jc w:val="center"/>
               <w:rPr/>
@@ -6987,7 +6987,7 @@
           </w:tcPr>
           <w:p>
             <w:pPr>
-              <w:pStyle w:val="Style19"/>
+              <w:pStyle w:val="Style20"/>
               <w:widowControl w:val="false"/>
               <w:jc w:val="center"/>
               <w:rPr/>
@@ -7022,13 +7022,13 @@
         <w:trPr/>
         <w:tc>
           <w:tcPr>
-            <w:tcW w:w="1018" w:type="dxa"/>
+            <w:tcW w:w="1017" w:type="dxa"/>
             <w:tcBorders/>
             <w:vAlign w:val="center"/>
           </w:tcPr>
           <w:p>
             <w:pPr>
-              <w:pStyle w:val="Style19"/>
+              <w:pStyle w:val="Style20"/>
               <w:widowControl w:val="false"/>
               <w:jc w:val="center"/>
               <w:rPr/>
@@ -7045,13 +7045,13 @@
         </w:tc>
         <w:tc>
           <w:tcPr>
-            <w:tcW w:w="623" w:type="dxa"/>
+            <w:tcW w:w="624" w:type="dxa"/>
             <w:tcBorders/>
             <w:vAlign w:val="center"/>
           </w:tcPr>
           <w:p>
             <w:pPr>
-              <w:pStyle w:val="Style19"/>
+              <w:pStyle w:val="Style20"/>
               <w:widowControl w:val="false"/>
               <w:jc w:val="center"/>
               <w:rPr/>
@@ -7068,13 +7068,13 @@
         </w:tc>
         <w:tc>
           <w:tcPr>
-            <w:tcW w:w="1080" w:type="dxa"/>
+            <w:tcW w:w="1079" w:type="dxa"/>
             <w:tcBorders/>
             <w:vAlign w:val="center"/>
           </w:tcPr>
           <w:p>
             <w:pPr>
-              <w:pStyle w:val="Style19"/>
+              <w:pStyle w:val="Style20"/>
               <w:widowControl w:val="false"/>
               <w:jc w:val="center"/>
               <w:rPr/>
@@ -7091,13 +7091,13 @@
         </w:tc>
         <w:tc>
           <w:tcPr>
-            <w:tcW w:w="2657" w:type="dxa"/>
+            <w:tcW w:w="2658" w:type="dxa"/>
             <w:tcBorders/>
             <w:vAlign w:val="center"/>
           </w:tcPr>
           <w:p>
             <w:pPr>
-              <w:pStyle w:val="Style19"/>
+              <w:pStyle w:val="Style20"/>
               <w:widowControl w:val="false"/>
               <w:jc w:val="center"/>
               <w:rPr/>
@@ -7127,7 +7127,7 @@
           </w:tcPr>
           <w:p>
             <w:pPr>
-              <w:pStyle w:val="Style19"/>
+              <w:pStyle w:val="Style20"/>
               <w:widowControl w:val="false"/>
               <w:jc w:val="center"/>
               <w:rPr/>
@@ -17859,15 +17859,81 @@
       </w:pPr>
       <w:r>
         <w:rPr>
-          <w:rFonts w:eastAsia="Noto Serif CJK SC" w:cs="Noto Sans CJK SC"/>
-          <w:b w:val="false"/>
-          <w:color w:val="000000"/>
-          <w:kern w:val="2"/>
-          <w:sz w:val="18"/>
-          <w:szCs w:val="18"/>
-          <w:shd w:fill="auto" w:val="clear"/>
-          <w:lang w:val="en-US" w:eastAsia="zh-CN" w:bidi="hi-IN"/>
-        </w:rPr>
+          <w:rFonts w:ascii="Liberation Serif" w:hAnsi="Liberation Serif" w:cs="Noto Sans CJK SC"/>
+          <w:b w:val="false"/>
+          <w:color w:val="000000"/>
+          <w:kern w:val="2"/>
+          <w:sz w:val="18"/>
+          <w:szCs w:val="18"/>
+          <w:shd w:fill="auto" w:val="clear"/>
+          <w:lang w:val="en-US" w:eastAsia="zh-CN" w:bidi="hi-IN"/>
+        </w:rPr>
+        <w:t>每个</w:t>
+      </w:r>
+      <w:r>
+        <w:rPr>
+          <w:rFonts w:eastAsia="Noto Serif CJK SC" w:cs="Noto Sans CJK SC"/>
+          <w:b w:val="false"/>
+          <w:color w:val="000000"/>
+          <w:kern w:val="2"/>
+          <w:sz w:val="18"/>
+          <w:szCs w:val="18"/>
+          <w:shd w:fill="auto" w:val="clear"/>
+          <w:lang w:val="en-US" w:eastAsia="zh-CN" w:bidi="hi-IN"/>
+        </w:rPr>
+        <w:t>type</w:t>
+      </w:r>
+      <w:r>
+        <w:rPr>
+          <w:rFonts w:ascii="Liberation Serif" w:hAnsi="Liberation Serif" w:cs="Noto Sans CJK SC"/>
+          <w:b w:val="false"/>
+          <w:color w:val="000000"/>
+          <w:kern w:val="2"/>
+          <w:sz w:val="18"/>
+          <w:szCs w:val="18"/>
+          <w:shd w:fill="auto" w:val="clear"/>
+          <w:lang w:val="en-US" w:eastAsia="zh-CN" w:bidi="hi-IN"/>
+        </w:rPr>
+        <w:t>下面都有对应的</w:t>
+      </w:r>
+      <w:r>
+        <w:rPr>
+          <w:rFonts w:eastAsia="Noto Serif CJK SC" w:cs="Noto Sans CJK SC"/>
+          <w:b w:val="false"/>
+          <w:color w:val="000000"/>
+          <w:kern w:val="2"/>
+          <w:sz w:val="18"/>
+          <w:szCs w:val="18"/>
+          <w:shd w:fill="auto" w:val="clear"/>
+          <w:lang w:val="en-US" w:eastAsia="zh-CN" w:bidi="hi-IN"/>
+        </w:rPr>
+        <w:t>code</w:t>
+      </w:r>
+      <w:r>
+        <w:rPr>
+          <w:rFonts w:ascii="Liberation Serif" w:hAnsi="Liberation Serif" w:cs="Noto Sans CJK SC"/>
+          <w:b w:val="false"/>
+          <w:color w:val="000000"/>
+          <w:kern w:val="2"/>
+          <w:sz w:val="18"/>
+          <w:szCs w:val="18"/>
+          <w:shd w:fill="auto" w:val="clear"/>
+          <w:lang w:val="en-US" w:eastAsia="zh-CN" w:bidi="hi-IN"/>
+        </w:rPr>
+        <w:t>宏</w:t>
+      </w:r>
+      <w:r>
+        <w:rPr>
+          <w:rFonts w:ascii="Liberation Serif" w:hAnsi="Liberation Serif" w:cs="Noto Sans CJK SC"/>
+          <w:b w:val="false"/>
+          <w:color w:val="000000"/>
+          <w:kern w:val="2"/>
+          <w:sz w:val="18"/>
+          <w:szCs w:val="18"/>
+          <w:shd w:fill="auto" w:val="clear"/>
+          <w:lang w:val="en-US" w:eastAsia="zh-CN" w:bidi="hi-IN"/>
+        </w:rPr>
+        <w:t>，这里不展示了</w:t>
       </w:r>
     </w:p>
     <w:p>
@@ -18181,14 +18247,24 @@
           <w:b w:val="false"/>
           <w:color w:val="auto"/>
           <w:kern w:val="2"/>
-          <w:sz w:val="18"/>
-          <w:szCs w:val="18"/>
-          <w:shd w:fill="auto" w:val="clear"/>
-          <w:lang w:val="en-US" w:eastAsia="zh-CN" w:bidi="hi-IN"/>
-        </w:rPr>
-      </w:pPr>
-      <w:r>
-        <w:rPr/>
+          <w:sz w:val="24"/>
+          <w:szCs w:val="24"/>
+          <w:shd w:fill="auto" w:val="clear"/>
+          <w:lang w:val="en-US" w:eastAsia="zh-CN" w:bidi="hi-IN"/>
+        </w:rPr>
+      </w:pPr>
+      <w:r>
+        <w:rPr>
+          <w:rFonts w:ascii="Liberation Serif" w:hAnsi="Liberation Serif" w:cs="Noto Sans CJK SC"/>
+          <w:b w:val="false"/>
+          <w:color w:val="000000"/>
+          <w:kern w:val="2"/>
+          <w:sz w:val="24"/>
+          <w:szCs w:val="24"/>
+          <w:shd w:fill="auto" w:val="clear"/>
+          <w:lang w:val="en-US" w:eastAsia="zh-CN" w:bidi="hi-IN"/>
+        </w:rPr>
+        <w:t>串口通讯</w:t>
       </w:r>
     </w:p>
     <w:p>
@@ -18209,7 +18285,57 @@
         </w:rPr>
       </w:pPr>
       <w:r>
-        <w:rPr/>
+        <w:rPr>
+          <w:rFonts w:ascii="Liberation Serif" w:hAnsi="Liberation Serif" w:cs="Noto Sans CJK SC"/>
+          <w:b w:val="false"/>
+          <w:color w:val="000000"/>
+          <w:kern w:val="2"/>
+          <w:sz w:val="18"/>
+          <w:szCs w:val="18"/>
+          <w:shd w:fill="auto" w:val="clear"/>
+          <w:lang w:val="en-US" w:eastAsia="zh-CN" w:bidi="hi-IN"/>
+        </w:rPr>
+        <w:t>由于</w:t>
+      </w:r>
+      <w:r>
+        <w:rPr>
+          <w:rFonts w:eastAsia="Noto Serif CJK SC" w:cs="Noto Sans CJK SC"/>
+          <w:b w:val="false"/>
+          <w:color w:val="000000"/>
+          <w:kern w:val="2"/>
+          <w:sz w:val="18"/>
+          <w:szCs w:val="18"/>
+          <w:shd w:fill="auto" w:val="clear"/>
+          <w:lang w:val="en-US" w:eastAsia="zh-CN" w:bidi="hi-IN"/>
+        </w:rPr>
+        <w:t>linux</w:t>
+      </w:r>
+      <w:r>
+        <w:rPr>
+          <w:rFonts w:ascii="Liberation Serif" w:hAnsi="Liberation Serif" w:cs="Noto Sans CJK SC"/>
+          <w:b w:val="false"/>
+          <w:color w:val="000000"/>
+          <w:kern w:val="2"/>
+          <w:sz w:val="18"/>
+          <w:szCs w:val="18"/>
+          <w:shd w:fill="auto" w:val="clear"/>
+          <w:lang w:val="en-US" w:eastAsia="zh-CN" w:bidi="hi-IN"/>
+        </w:rPr>
+        <w:t>把硬件外设都抽象成文件形式，所以串口的发送和接收也是同理，先打开文件，例如：</w:t>
+      </w:r>
+      <w:r>
+        <w:rPr>
+          <w:rFonts w:eastAsia="Noto Serif CJK SC" w:cs="Noto Sans CJK SC"/>
+          <w:b w:val="false"/>
+          <w:color w:val="000000"/>
+          <w:kern w:val="2"/>
+          <w:sz w:val="18"/>
+          <w:szCs w:val="18"/>
+          <w:shd w:fill="auto" w:val="clear"/>
+          <w:lang w:val="en-US" w:eastAsia="zh-CN" w:bidi="hi-IN"/>
+        </w:rPr>
+        <w:br/>
+        <w:t>fd = open("/dev/ttyS9", O_RDWR | O_NOCTTY | O_SYNC);</w:t>
       </w:r>
     </w:p>
     <w:p>
@@ -18230,7 +18356,30 @@
         </w:rPr>
       </w:pPr>
       <w:r>
-        <w:rPr/>
+        <w:rPr>
+          <w:rFonts w:ascii="Liberation Serif" w:hAnsi="Liberation Serif" w:cs="Noto Sans CJK SC"/>
+          <w:b w:val="false"/>
+          <w:color w:val="000000"/>
+          <w:kern w:val="2"/>
+          <w:sz w:val="18"/>
+          <w:szCs w:val="18"/>
+          <w:shd w:fill="auto" w:val="clear"/>
+          <w:lang w:val="en-US" w:eastAsia="zh-CN" w:bidi="hi-IN"/>
+        </w:rPr>
+        <w:t>发送：</w:t>
+      </w:r>
+      <w:r>
+        <w:rPr>
+          <w:rFonts w:eastAsia="Noto Serif CJK SC" w:cs="Noto Sans CJK SC" w:ascii="JetBrains Mono;Droid Sans Mono;monospace;monospace" w:hAnsi="JetBrains Mono;Droid Sans Mono;monospace;monospace"/>
+          <w:b w:val="false"/>
+          <w:color w:val="000000"/>
+          <w:kern w:val="2"/>
+          <w:sz w:val="20"/>
+          <w:szCs w:val="18"/>
+          <w:shd w:fill="auto" w:val="clear"/>
+          <w:lang w:val="en-US" w:eastAsia="zh-CN" w:bidi="hi-IN"/>
+        </w:rPr>
+        <w:t>write(fd, argv[1], strlen(argv[1]));</w:t>
       </w:r>
     </w:p>
     <w:p>
@@ -18251,7 +18400,27 @@
         </w:rPr>
       </w:pPr>
       <w:r>
-        <w:rPr/>
+        <w:rPr>
+          <w:rFonts w:ascii="Liberation Serif" w:hAnsi="Liberation Serif" w:cs="Noto Sans CJK SC"/>
+          <w:b w:val="false"/>
+          <w:color w:val="000000"/>
+          <w:kern w:val="2"/>
+          <w:sz w:val="18"/>
+          <w:szCs w:val="18"/>
+          <w:shd w:fill="auto" w:val="clear"/>
+          <w:lang w:val="en-US" w:eastAsia="zh-CN" w:bidi="hi-IN"/>
+        </w:rPr>
+        <w:t>接收：</w:t>
+      </w:r>
+      <w:r>
+        <w:rPr>
+          <w:rFonts w:ascii="JetBrains Mono;Droid Sans Mono;monospace;monospace" w:hAnsi="JetBrains Mono;Droid Sans Mono;monospace;monospace"/>
+          <w:b w:val="false"/>
+          <w:color w:val="000000"/>
+          <w:sz w:val="20"/>
+          <w:shd w:fill="auto" w:val="clear"/>
+        </w:rPr>
+        <w:t>read(fd, buf, sizeof(buf));</w:t>
       </w:r>
     </w:p>
     <w:p>
@@ -18272,7 +18441,30 @@
         </w:rPr>
       </w:pPr>
       <w:r>
-        <w:rPr/>
+        <w:rPr>
+          <w:rFonts w:ascii="Liberation Serif" w:hAnsi="Liberation Serif" w:cs="Noto Sans CJK SC"/>
+          <w:b w:val="false"/>
+          <w:color w:val="000000"/>
+          <w:kern w:val="2"/>
+          <w:sz w:val="18"/>
+          <w:szCs w:val="18"/>
+          <w:shd w:fill="auto" w:val="clear"/>
+          <w:lang w:val="en-US" w:eastAsia="zh-CN" w:bidi="hi-IN"/>
+        </w:rPr>
+        <w:t>内核会自动处理这些信息</w:t>
+      </w:r>
+      <w:r>
+        <w:rPr>
+          <w:rFonts w:ascii="Liberation Serif" w:hAnsi="Liberation Serif" w:cs="Noto Sans CJK SC"/>
+          <w:b w:val="false"/>
+          <w:color w:val="000000"/>
+          <w:kern w:val="2"/>
+          <w:sz w:val="18"/>
+          <w:szCs w:val="18"/>
+          <w:shd w:fill="auto" w:val="clear"/>
+          <w:lang w:val="en-US" w:eastAsia="zh-CN" w:bidi="hi-IN"/>
+        </w:rPr>
+        <w:t>，然后通过硬件模块处理发送和接收的串口消息。</w:t>
       </w:r>
     </w:p>
     <w:p>
@@ -18293,7 +18485,16 @@
         </w:rPr>
       </w:pPr>
       <w:r>
-        <w:rPr/>
+        <w:rPr>
+          <w:rFonts w:eastAsia="Noto Serif CJK SC" w:cs="Noto Sans CJK SC"/>
+          <w:b w:val="false"/>
+          <w:color w:val="000000"/>
+          <w:kern w:val="2"/>
+          <w:sz w:val="18"/>
+          <w:szCs w:val="18"/>
+          <w:shd w:fill="auto" w:val="clear"/>
+          <w:lang w:val="en-US" w:eastAsia="zh-CN" w:bidi="hi-IN"/>
+        </w:rPr>
       </w:r>
     </w:p>
     <w:p>
@@ -18314,7 +18515,17 @@
         </w:rPr>
       </w:pPr>
       <w:r>
-        <w:rPr/>
+        <w:rPr>
+          <w:rFonts w:ascii="Liberation Serif" w:hAnsi="Liberation Serif" w:cs="Noto Sans CJK SC"/>
+          <w:b w:val="false"/>
+          <w:color w:val="000000"/>
+          <w:kern w:val="2"/>
+          <w:sz w:val="18"/>
+          <w:szCs w:val="18"/>
+          <w:shd w:fill="auto" w:val="clear"/>
+          <w:lang w:val="en-US" w:eastAsia="zh-CN" w:bidi="hi-IN"/>
+        </w:rPr>
+        <w:t>本章难点在于串口的配置，先看串口配置的结构体：</w:t>
       </w:r>
     </w:p>
     <w:p>
@@ -18335,7 +18546,17 @@
         </w:rPr>
       </w:pPr>
       <w:r>
-        <w:rPr/>
+        <w:rPr>
+          <w:rFonts w:eastAsia="Noto Serif CJK SC" w:cs="Noto Sans CJK SC"/>
+          <w:b w:val="false"/>
+          <w:color w:val="000000"/>
+          <w:kern w:val="2"/>
+          <w:sz w:val="18"/>
+          <w:szCs w:val="18"/>
+          <w:shd w:fill="auto" w:val="clear"/>
+          <w:lang w:val="en-US" w:eastAsia="zh-CN" w:bidi="hi-IN"/>
+        </w:rPr>
+        <w:t>struct termios {</w:t>
       </w:r>
     </w:p>
     <w:p>
@@ -18356,7 +18577,43 @@
         </w:rPr>
       </w:pPr>
       <w:r>
-        <w:rPr/>
+        <w:rPr>
+          <w:rFonts w:ascii="Liberation Serif" w:hAnsi="Liberation Serif" w:cs="Noto Sans CJK SC"/>
+          <w:b w:val="false"/>
+          <w:color w:val="000000"/>
+          <w:kern w:val="2"/>
+          <w:sz w:val="18"/>
+          <w:szCs w:val="18"/>
+          <w:shd w:fill="auto" w:val="clear"/>
+          <w:lang w:val="en-US" w:eastAsia="zh-CN" w:bidi="hi-IN"/>
+        </w:rPr>
+        <w:t xml:space="preserve">    </w:t>
+      </w:r>
+      <w:r>
+        <w:rPr>
+          <w:rFonts w:eastAsia="Noto Serif CJK SC" w:cs="Noto Sans CJK SC"/>
+          <w:b w:val="false"/>
+          <w:color w:val="000000"/>
+          <w:kern w:val="2"/>
+          <w:sz w:val="18"/>
+          <w:szCs w:val="18"/>
+          <w:shd w:fill="auto" w:val="clear"/>
+          <w:lang w:val="en-US" w:eastAsia="zh-CN" w:bidi="hi-IN"/>
+        </w:rPr>
+        <w:t xml:space="preserve">tcflag_t c_iflag;      // </w:t>
+      </w:r>
+      <w:r>
+        <w:rPr>
+          <w:rFonts w:ascii="Liberation Serif" w:hAnsi="Liberation Serif" w:cs="Noto Sans CJK SC"/>
+          <w:b w:val="false"/>
+          <w:color w:val="000000"/>
+          <w:kern w:val="2"/>
+          <w:sz w:val="18"/>
+          <w:szCs w:val="18"/>
+          <w:shd w:fill="auto" w:val="clear"/>
+          <w:lang w:val="en-US" w:eastAsia="zh-CN" w:bidi="hi-IN"/>
+        </w:rPr>
+        <w:t>输入相关设置</w:t>
       </w:r>
     </w:p>
     <w:p>
@@ -18377,7 +18634,43 @@
         </w:rPr>
       </w:pPr>
       <w:r>
-        <w:rPr/>
+        <w:rPr>
+          <w:rFonts w:ascii="Liberation Serif" w:hAnsi="Liberation Serif" w:cs="Noto Sans CJK SC"/>
+          <w:b w:val="false"/>
+          <w:color w:val="000000"/>
+          <w:kern w:val="2"/>
+          <w:sz w:val="18"/>
+          <w:szCs w:val="18"/>
+          <w:shd w:fill="auto" w:val="clear"/>
+          <w:lang w:val="en-US" w:eastAsia="zh-CN" w:bidi="hi-IN"/>
+        </w:rPr>
+        <w:t xml:space="preserve">    </w:t>
+      </w:r>
+      <w:r>
+        <w:rPr>
+          <w:rFonts w:eastAsia="Noto Serif CJK SC" w:cs="Noto Sans CJK SC"/>
+          <w:b w:val="false"/>
+          <w:color w:val="000000"/>
+          <w:kern w:val="2"/>
+          <w:sz w:val="18"/>
+          <w:szCs w:val="18"/>
+          <w:shd w:fill="auto" w:val="clear"/>
+          <w:lang w:val="en-US" w:eastAsia="zh-CN" w:bidi="hi-IN"/>
+        </w:rPr>
+        <w:t xml:space="preserve">tcflag_t c_oflag;      // </w:t>
+      </w:r>
+      <w:r>
+        <w:rPr>
+          <w:rFonts w:ascii="Liberation Serif" w:hAnsi="Liberation Serif" w:cs="Noto Sans CJK SC"/>
+          <w:b w:val="false"/>
+          <w:color w:val="000000"/>
+          <w:kern w:val="2"/>
+          <w:sz w:val="18"/>
+          <w:szCs w:val="18"/>
+          <w:shd w:fill="auto" w:val="clear"/>
+          <w:lang w:val="en-US" w:eastAsia="zh-CN" w:bidi="hi-IN"/>
+        </w:rPr>
+        <w:t>输出相关设置</w:t>
       </w:r>
     </w:p>
     <w:p>
@@ -18398,7 +18691,69 @@
         </w:rPr>
       </w:pPr>
       <w:r>
-        <w:rPr/>
+        <w:rPr>
+          <w:rFonts w:ascii="Liberation Serif" w:hAnsi="Liberation Serif" w:cs="Noto Sans CJK SC"/>
+          <w:b w:val="false"/>
+          <w:color w:val="000000"/>
+          <w:kern w:val="2"/>
+          <w:sz w:val="18"/>
+          <w:szCs w:val="18"/>
+          <w:shd w:fill="auto" w:val="clear"/>
+          <w:lang w:val="en-US" w:eastAsia="zh-CN" w:bidi="hi-IN"/>
+        </w:rPr>
+        <w:t xml:space="preserve">    </w:t>
+      </w:r>
+      <w:r>
+        <w:rPr>
+          <w:rFonts w:eastAsia="Noto Serif CJK SC" w:cs="Noto Sans CJK SC"/>
+          <w:b w:val="false"/>
+          <w:color w:val="000000"/>
+          <w:kern w:val="2"/>
+          <w:sz w:val="18"/>
+          <w:szCs w:val="18"/>
+          <w:shd w:fill="auto" w:val="clear"/>
+          <w:lang w:val="en-US" w:eastAsia="zh-CN" w:bidi="hi-IN"/>
+        </w:rPr>
+        <w:t xml:space="preserve">tcflag_t c_cflag;      // </w:t>
+      </w:r>
+      <w:r>
+        <w:rPr>
+          <w:rFonts w:ascii="Liberation Serif" w:hAnsi="Liberation Serif" w:cs="Noto Sans CJK SC"/>
+          <w:b w:val="false"/>
+          <w:color w:val="000000"/>
+          <w:kern w:val="2"/>
+          <w:sz w:val="18"/>
+          <w:szCs w:val="18"/>
+          <w:shd w:fill="auto" w:val="clear"/>
+          <w:lang w:val="en-US" w:eastAsia="zh-CN" w:bidi="hi-IN"/>
+        </w:rPr>
+        <w:t>串口硬件</w:t>
+      </w:r>
+      <w:r>
+        <w:rPr>
+          <w:rFonts w:eastAsia="Noto Serif CJK SC" w:cs="Noto Sans CJK SC"/>
+          <w:b w:val="false"/>
+          <w:color w:val="000000"/>
+          <w:kern w:val="2"/>
+          <w:sz w:val="18"/>
+          <w:szCs w:val="18"/>
+          <w:shd w:fill="auto" w:val="clear"/>
+          <w:lang w:val="en-US" w:eastAsia="zh-CN" w:bidi="hi-IN"/>
+        </w:rPr>
+        <w:t>/</w:t>
+      </w:r>
+      <w:r>
+        <w:rPr>
+          <w:rFonts w:ascii="Liberation Serif" w:hAnsi="Liberation Serif" w:cs="Noto Sans CJK SC"/>
+          <w:b w:val="false"/>
+          <w:color w:val="000000"/>
+          <w:kern w:val="2"/>
+          <w:sz w:val="18"/>
+          <w:szCs w:val="18"/>
+          <w:shd w:fill="auto" w:val="clear"/>
+          <w:lang w:val="en-US" w:eastAsia="zh-CN" w:bidi="hi-IN"/>
+        </w:rPr>
+        <w:t>通信参数</w:t>
       </w:r>
     </w:p>
     <w:p>
@@ -18419,7 +18774,43 @@
         </w:rPr>
       </w:pPr>
       <w:r>
-        <w:rPr/>
+        <w:rPr>
+          <w:rFonts w:ascii="Liberation Serif" w:hAnsi="Liberation Serif" w:cs="Noto Sans CJK SC"/>
+          <w:b w:val="false"/>
+          <w:color w:val="000000"/>
+          <w:kern w:val="2"/>
+          <w:sz w:val="18"/>
+          <w:szCs w:val="18"/>
+          <w:shd w:fill="auto" w:val="clear"/>
+          <w:lang w:val="en-US" w:eastAsia="zh-CN" w:bidi="hi-IN"/>
+        </w:rPr>
+        <w:t xml:space="preserve">    </w:t>
+      </w:r>
+      <w:r>
+        <w:rPr>
+          <w:rFonts w:eastAsia="Noto Serif CJK SC" w:cs="Noto Sans CJK SC"/>
+          <w:b w:val="false"/>
+          <w:color w:val="000000"/>
+          <w:kern w:val="2"/>
+          <w:sz w:val="18"/>
+          <w:szCs w:val="18"/>
+          <w:shd w:fill="auto" w:val="clear"/>
+          <w:lang w:val="en-US" w:eastAsia="zh-CN" w:bidi="hi-IN"/>
+        </w:rPr>
+        <w:t xml:space="preserve">tcflag_t c_lflag;      // </w:t>
+      </w:r>
+      <w:r>
+        <w:rPr>
+          <w:rFonts w:ascii="Liberation Serif" w:hAnsi="Liberation Serif" w:cs="Noto Sans CJK SC"/>
+          <w:b w:val="false"/>
+          <w:color w:val="000000"/>
+          <w:kern w:val="2"/>
+          <w:sz w:val="18"/>
+          <w:szCs w:val="18"/>
+          <w:shd w:fill="auto" w:val="clear"/>
+          <w:lang w:val="en-US" w:eastAsia="zh-CN" w:bidi="hi-IN"/>
+        </w:rPr>
+        <w:t>本地处理方式</w:t>
       </w:r>
     </w:p>
     <w:p>
@@ -18440,7 +18831,43 @@
         </w:rPr>
       </w:pPr>
       <w:r>
-        <w:rPr/>
+        <w:rPr>
+          <w:rFonts w:ascii="Liberation Serif" w:hAnsi="Liberation Serif" w:cs="Noto Sans CJK SC"/>
+          <w:b w:val="false"/>
+          <w:color w:val="000000"/>
+          <w:kern w:val="2"/>
+          <w:sz w:val="18"/>
+          <w:szCs w:val="18"/>
+          <w:shd w:fill="auto" w:val="clear"/>
+          <w:lang w:val="en-US" w:eastAsia="zh-CN" w:bidi="hi-IN"/>
+        </w:rPr>
+        <w:t xml:space="preserve">    </w:t>
+      </w:r>
+      <w:r>
+        <w:rPr>
+          <w:rFonts w:eastAsia="Noto Serif CJK SC" w:cs="Noto Sans CJK SC"/>
+          <w:b w:val="false"/>
+          <w:color w:val="000000"/>
+          <w:kern w:val="2"/>
+          <w:sz w:val="18"/>
+          <w:szCs w:val="18"/>
+          <w:shd w:fill="auto" w:val="clear"/>
+          <w:lang w:val="en-US" w:eastAsia="zh-CN" w:bidi="hi-IN"/>
+        </w:rPr>
+        <w:t xml:space="preserve">cc_t     c_cc[NCCS];   // </w:t>
+      </w:r>
+      <w:r>
+        <w:rPr>
+          <w:rFonts w:ascii="Liberation Serif" w:hAnsi="Liberation Serif" w:cs="Noto Sans CJK SC"/>
+          <w:b w:val="false"/>
+          <w:color w:val="000000"/>
+          <w:kern w:val="2"/>
+          <w:sz w:val="18"/>
+          <w:szCs w:val="18"/>
+          <w:shd w:fill="auto" w:val="clear"/>
+          <w:lang w:val="en-US" w:eastAsia="zh-CN" w:bidi="hi-IN"/>
+        </w:rPr>
+        <w:t>特殊控制字符</w:t>
       </w:r>
     </w:p>
     <w:p>
@@ -18461,7 +18888,17 @@
         </w:rPr>
       </w:pPr>
       <w:r>
-        <w:rPr/>
+        <w:rPr>
+          <w:rFonts w:eastAsia="Noto Serif CJK SC" w:cs="Noto Sans CJK SC"/>
+          <w:b w:val="false"/>
+          <w:color w:val="000000"/>
+          <w:kern w:val="2"/>
+          <w:sz w:val="18"/>
+          <w:szCs w:val="18"/>
+          <w:shd w:fill="auto" w:val="clear"/>
+          <w:lang w:val="en-US" w:eastAsia="zh-CN" w:bidi="hi-IN"/>
+        </w:rPr>
+        <w:t>};</w:t>
       </w:r>
     </w:p>
     <w:p>
@@ -18482,7 +18919,851 @@
         </w:rPr>
       </w:pPr>
       <w:r>
-        <w:rPr/>
+        <w:rPr>
+          <w:rFonts w:ascii="Liberation Serif" w:hAnsi="Liberation Serif" w:cs="Noto Sans CJK SC"/>
+          <w:b w:val="false"/>
+          <w:color w:val="000000"/>
+          <w:kern w:val="2"/>
+          <w:sz w:val="18"/>
+          <w:szCs w:val="18"/>
+          <w:shd w:fill="auto" w:val="clear"/>
+          <w:lang w:val="en-US" w:eastAsia="zh-CN" w:bidi="hi-IN"/>
+        </w:rPr>
+        <w:t>这里先创建一个结构体：</w:t>
+      </w:r>
+      <w:r>
+        <w:rPr>
+          <w:rFonts w:eastAsia="Noto Serif CJK SC" w:cs="Noto Sans CJK SC" w:ascii="JetBrains Mono;Droid Sans Mono;monospace;monospace" w:hAnsi="JetBrains Mono;Droid Sans Mono;monospace;monospace"/>
+          <w:b w:val="false"/>
+          <w:color w:val="000000"/>
+          <w:kern w:val="2"/>
+          <w:sz w:val="18"/>
+          <w:szCs w:val="18"/>
+          <w:shd w:fill="auto" w:val="clear"/>
+          <w:lang w:val="en-US" w:eastAsia="zh-CN" w:bidi="hi-IN"/>
+        </w:rPr>
+        <w:t xml:space="preserve">struct termios </w:t>
+      </w:r>
+      <w:r>
+        <w:rPr>
+          <w:rFonts w:eastAsia="Noto Serif CJK SC" w:cs="Noto Sans CJK SC" w:ascii="JetBrains Mono;Droid Sans Mono;monospace;monospace" w:hAnsi="JetBrains Mono;Droid Sans Mono;monospace;monospace"/>
+          <w:b w:val="false"/>
+          <w:color w:val="FFBF00"/>
+          <w:kern w:val="2"/>
+          <w:sz w:val="18"/>
+          <w:szCs w:val="18"/>
+          <w:shd w:fill="auto" w:val="clear"/>
+          <w:lang w:val="en-US" w:eastAsia="zh-CN" w:bidi="hi-IN"/>
+        </w:rPr>
+        <w:t>options</w:t>
+      </w:r>
+      <w:r>
+        <w:rPr>
+          <w:rFonts w:eastAsia="Noto Serif CJK SC" w:cs="Noto Sans CJK SC" w:ascii="JetBrains Mono;Droid Sans Mono;monospace;monospace" w:hAnsi="JetBrains Mono;Droid Sans Mono;monospace;monospace"/>
+          <w:b w:val="false"/>
+          <w:color w:val="000000"/>
+          <w:kern w:val="2"/>
+          <w:sz w:val="20"/>
+          <w:szCs w:val="18"/>
+          <w:shd w:fill="auto" w:val="clear"/>
+          <w:lang w:val="en-US" w:eastAsia="zh-CN" w:bidi="hi-IN"/>
+        </w:rPr>
+        <w:t>;</w:t>
+      </w:r>
+    </w:p>
+    <w:p>
+      <w:pPr>
+        <w:pStyle w:val="Normal"/>
+        <w:bidi w:val="0"/>
+        <w:jc w:val="start"/>
+        <w:rPr>
+          <w:rFonts w:ascii="Liberation Serif" w:hAnsi="Liberation Serif" w:eastAsia="Noto Serif CJK SC" w:cs="Noto Sans CJK SC"/>
+          <w:b w:val="false"/>
+          <w:b w:val="false"/>
+          <w:color w:val="auto"/>
+          <w:kern w:val="2"/>
+          <w:sz w:val="18"/>
+          <w:szCs w:val="18"/>
+          <w:shd w:fill="auto" w:val="clear"/>
+          <w:lang w:val="en-US" w:eastAsia="zh-CN" w:bidi="hi-IN"/>
+        </w:rPr>
+      </w:pPr>
+      <w:r>
+        <w:rPr>
+          <w:rFonts w:eastAsia="Noto Serif CJK SC" w:cs="Noto Sans CJK SC"/>
+          <w:b w:val="false"/>
+          <w:color w:val="000000"/>
+          <w:kern w:val="2"/>
+          <w:sz w:val="18"/>
+          <w:szCs w:val="18"/>
+          <w:shd w:fill="auto" w:val="clear"/>
+          <w:lang w:val="en-US" w:eastAsia="zh-CN" w:bidi="hi-IN"/>
+        </w:rPr>
+        <w:t>termios</w:t>
+      </w:r>
+      <w:r>
+        <w:rPr>
+          <w:rFonts w:ascii="Liberation Serif" w:hAnsi="Liberation Serif" w:cs="Noto Sans CJK SC"/>
+          <w:b w:val="false"/>
+          <w:color w:val="000000"/>
+          <w:kern w:val="2"/>
+          <w:sz w:val="18"/>
+          <w:szCs w:val="18"/>
+          <w:shd w:fill="auto" w:val="clear"/>
+          <w:lang w:val="en-US" w:eastAsia="zh-CN" w:bidi="hi-IN"/>
+        </w:rPr>
+        <w:t>中的几个</w:t>
+      </w:r>
+      <w:r>
+        <w:rPr>
+          <w:rFonts w:eastAsia="Noto Serif CJK SC" w:cs="Noto Sans CJK SC"/>
+          <w:b w:val="false"/>
+          <w:color w:val="000000"/>
+          <w:kern w:val="2"/>
+          <w:sz w:val="18"/>
+          <w:szCs w:val="18"/>
+          <w:shd w:fill="auto" w:val="clear"/>
+          <w:lang w:val="en-US" w:eastAsia="zh-CN" w:bidi="hi-IN"/>
+        </w:rPr>
+        <w:t>flag</w:t>
+      </w:r>
+      <w:r>
+        <w:rPr>
+          <w:rFonts w:ascii="Liberation Serif" w:hAnsi="Liberation Serif" w:cs="Noto Sans CJK SC"/>
+          <w:b w:val="false"/>
+          <w:color w:val="000000"/>
+          <w:kern w:val="2"/>
+          <w:sz w:val="18"/>
+          <w:szCs w:val="18"/>
+          <w:shd w:fill="auto" w:val="clear"/>
+          <w:lang w:val="en-US" w:eastAsia="zh-CN" w:bidi="hi-IN"/>
+        </w:rPr>
+        <w:t>成员，本质上是整数，不同</w:t>
+      </w:r>
+      <w:r>
+        <w:rPr>
+          <w:rFonts w:eastAsia="Noto Serif CJK SC" w:cs="Noto Sans CJK SC"/>
+          <w:b w:val="false"/>
+          <w:color w:val="000000"/>
+          <w:kern w:val="2"/>
+          <w:sz w:val="18"/>
+          <w:szCs w:val="18"/>
+          <w:shd w:fill="auto" w:val="clear"/>
+          <w:lang w:val="en-US" w:eastAsia="zh-CN" w:bidi="hi-IN"/>
+        </w:rPr>
+        <w:t>bit</w:t>
+      </w:r>
+      <w:r>
+        <w:rPr>
+          <w:rFonts w:ascii="Liberation Serif" w:hAnsi="Liberation Serif" w:cs="Noto Sans CJK SC"/>
+          <w:b w:val="false"/>
+          <w:color w:val="000000"/>
+          <w:kern w:val="2"/>
+          <w:sz w:val="18"/>
+          <w:szCs w:val="18"/>
+          <w:shd w:fill="auto" w:val="clear"/>
+          <w:lang w:val="en-US" w:eastAsia="zh-CN" w:bidi="hi-IN"/>
+        </w:rPr>
+        <w:t>或</w:t>
+      </w:r>
+      <w:r>
+        <w:rPr>
+          <w:rFonts w:eastAsia="Noto Serif CJK SC" w:cs="Noto Sans CJK SC"/>
+          <w:b w:val="false"/>
+          <w:color w:val="000000"/>
+          <w:kern w:val="2"/>
+          <w:sz w:val="18"/>
+          <w:szCs w:val="18"/>
+          <w:shd w:fill="auto" w:val="clear"/>
+          <w:lang w:val="en-US" w:eastAsia="zh-CN" w:bidi="hi-IN"/>
+        </w:rPr>
+        <w:t>bit</w:t>
+      </w:r>
+      <w:r>
+        <w:rPr>
+          <w:rFonts w:ascii="Liberation Serif" w:hAnsi="Liberation Serif" w:cs="Noto Sans CJK SC"/>
+          <w:b w:val="false"/>
+          <w:color w:val="000000"/>
+          <w:kern w:val="2"/>
+          <w:sz w:val="18"/>
+          <w:szCs w:val="18"/>
+          <w:shd w:fill="auto" w:val="clear"/>
+          <w:lang w:val="en-US" w:eastAsia="zh-CN" w:bidi="hi-IN"/>
+        </w:rPr>
+        <w:t>组合代表不同配置</w:t>
+      </w:r>
+      <w:r>
+        <w:rPr>
+          <w:rFonts w:ascii="Liberation Serif" w:hAnsi="Liberation Serif" w:cs="Noto Sans CJK SC"/>
+          <w:b w:val="false"/>
+          <w:color w:val="000000"/>
+          <w:kern w:val="2"/>
+          <w:sz w:val="18"/>
+          <w:szCs w:val="18"/>
+          <w:shd w:fill="auto" w:val="clear"/>
+          <w:lang w:val="en-US" w:eastAsia="zh-CN" w:bidi="hi-IN"/>
+        </w:rPr>
+        <w:t>。</w:t>
+      </w:r>
+    </w:p>
+    <w:p>
+      <w:pPr>
+        <w:pStyle w:val="Normal"/>
+        <w:bidi w:val="0"/>
+        <w:jc w:val="start"/>
+        <w:rPr>
+          <w:rFonts w:ascii="Liberation Serif" w:hAnsi="Liberation Serif" w:eastAsia="Noto Serif CJK SC" w:cs="Noto Sans CJK SC"/>
+          <w:b w:val="false"/>
+          <w:b w:val="false"/>
+          <w:color w:val="auto"/>
+          <w:kern w:val="2"/>
+          <w:sz w:val="18"/>
+          <w:szCs w:val="18"/>
+          <w:shd w:fill="auto" w:val="clear"/>
+          <w:lang w:val="en-US" w:eastAsia="zh-CN" w:bidi="hi-IN"/>
+        </w:rPr>
+      </w:pPr>
+      <w:r>
+        <w:rPr>
+          <w:rFonts w:eastAsia="Noto Serif CJK SC" w:cs="Noto Sans CJK SC"/>
+          <w:b w:val="false"/>
+          <w:color w:val="000000"/>
+          <w:kern w:val="2"/>
+          <w:sz w:val="18"/>
+          <w:szCs w:val="18"/>
+          <w:shd w:fill="auto" w:val="clear"/>
+          <w:lang w:val="en-US" w:eastAsia="zh-CN" w:bidi="hi-IN"/>
+        </w:rPr>
+        <w:tab/>
+      </w:r>
+      <w:r>
+        <w:rPr>
+          <w:rFonts w:ascii="Liberation Serif" w:hAnsi="Liberation Serif" w:cs="Noto Sans CJK SC"/>
+          <w:b w:val="false"/>
+          <w:color w:val="000000"/>
+          <w:kern w:val="2"/>
+          <w:sz w:val="18"/>
+          <w:szCs w:val="18"/>
+          <w:shd w:fill="auto" w:val="clear"/>
+          <w:lang w:val="en-US" w:eastAsia="zh-CN" w:bidi="hi-IN"/>
+        </w:rPr>
+        <w:t>有的会有专门的函数调整配置，比如输出波特率为</w:t>
+      </w:r>
+      <w:r>
+        <w:rPr>
+          <w:rFonts w:eastAsia="Noto Serif CJK SC" w:cs="Noto Sans CJK SC"/>
+          <w:b w:val="false"/>
+          <w:color w:val="000000"/>
+          <w:kern w:val="2"/>
+          <w:sz w:val="18"/>
+          <w:szCs w:val="18"/>
+          <w:shd w:fill="auto" w:val="clear"/>
+          <w:lang w:val="en-US" w:eastAsia="zh-CN" w:bidi="hi-IN"/>
+        </w:rPr>
+        <w:t>115200</w:t>
+      </w:r>
+      <w:r>
+        <w:rPr>
+          <w:rFonts w:ascii="Liberation Serif" w:hAnsi="Liberation Serif" w:cs="Noto Sans CJK SC"/>
+          <w:b w:val="false"/>
+          <w:color w:val="000000"/>
+          <w:kern w:val="2"/>
+          <w:sz w:val="18"/>
+          <w:szCs w:val="18"/>
+          <w:shd w:fill="auto" w:val="clear"/>
+          <w:lang w:val="en-US" w:eastAsia="zh-CN" w:bidi="hi-IN"/>
+        </w:rPr>
+        <w:t>：</w:t>
+      </w:r>
+      <w:r>
+        <w:rPr>
+          <w:rFonts w:eastAsia="Noto Serif CJK SC" w:cs="Noto Sans CJK SC"/>
+          <w:b w:val="false"/>
+          <w:color w:val="000000"/>
+          <w:kern w:val="2"/>
+          <w:sz w:val="18"/>
+          <w:szCs w:val="18"/>
+          <w:shd w:fill="auto" w:val="clear"/>
+          <w:lang w:val="en-US" w:eastAsia="zh-CN" w:bidi="hi-IN"/>
+        </w:rPr>
+        <w:t>cfsetospeed(&amp;options, B115200);</w:t>
+      </w:r>
+    </w:p>
+    <w:p>
+      <w:pPr>
+        <w:pStyle w:val="Normal"/>
+        <w:bidi w:val="0"/>
+        <w:jc w:val="start"/>
+        <w:rPr>
+          <w:rFonts w:ascii="Liberation Serif" w:hAnsi="Liberation Serif" w:eastAsia="Noto Serif CJK SC" w:cs="Noto Sans CJK SC"/>
+          <w:b w:val="false"/>
+          <w:b w:val="false"/>
+          <w:color w:val="auto"/>
+          <w:kern w:val="2"/>
+          <w:sz w:val="18"/>
+          <w:szCs w:val="18"/>
+          <w:shd w:fill="auto" w:val="clear"/>
+          <w:lang w:val="en-US" w:eastAsia="zh-CN" w:bidi="hi-IN"/>
+        </w:rPr>
+      </w:pPr>
+      <w:r>
+        <w:rPr>
+          <w:rFonts w:eastAsia="Noto Serif CJK SC" w:cs="Noto Sans CJK SC"/>
+          <w:b w:val="false"/>
+          <w:color w:val="000000"/>
+          <w:kern w:val="2"/>
+          <w:sz w:val="18"/>
+          <w:szCs w:val="18"/>
+          <w:shd w:fill="auto" w:val="clear"/>
+          <w:lang w:val="en-US" w:eastAsia="zh-CN" w:bidi="hi-IN"/>
+        </w:rPr>
+        <w:tab/>
+      </w:r>
+      <w:r>
+        <w:rPr>
+          <w:rFonts w:ascii="Liberation Serif" w:hAnsi="Liberation Serif" w:cs="Noto Sans CJK SC"/>
+          <w:b w:val="false"/>
+          <w:color w:val="000000"/>
+          <w:kern w:val="2"/>
+          <w:sz w:val="18"/>
+          <w:szCs w:val="18"/>
+          <w:shd w:fill="auto" w:val="clear"/>
+          <w:lang w:val="en-US" w:eastAsia="zh-CN" w:bidi="hi-IN"/>
+        </w:rPr>
+        <w:t>有的则需要</w:t>
+      </w:r>
+      <w:r>
+        <w:rPr>
+          <w:rFonts w:eastAsia="Noto Serif CJK SC" w:cs="Noto Sans CJK SC"/>
+          <w:b w:val="false"/>
+          <w:color w:val="000000"/>
+          <w:kern w:val="2"/>
+          <w:sz w:val="18"/>
+          <w:szCs w:val="18"/>
+          <w:shd w:fill="auto" w:val="clear"/>
+          <w:lang w:val="en-US" w:eastAsia="zh-CN" w:bidi="hi-IN"/>
+        </w:rPr>
+        <w:t>|=</w:t>
+      </w:r>
+      <w:r>
+        <w:rPr>
+          <w:rFonts w:ascii="Liberation Serif" w:hAnsi="Liberation Serif" w:cs="Noto Sans CJK SC"/>
+          <w:b w:val="false"/>
+          <w:color w:val="000000"/>
+          <w:kern w:val="2"/>
+          <w:sz w:val="18"/>
+          <w:szCs w:val="18"/>
+          <w:shd w:fill="auto" w:val="clear"/>
+          <w:lang w:val="en-US" w:eastAsia="zh-CN" w:bidi="hi-IN"/>
+        </w:rPr>
+        <w:t>或者</w:t>
+      </w:r>
+      <w:r>
+        <w:rPr>
+          <w:rFonts w:eastAsia="Noto Serif CJK SC" w:cs="Noto Sans CJK SC"/>
+          <w:b w:val="false"/>
+          <w:color w:val="000000"/>
+          <w:kern w:val="2"/>
+          <w:sz w:val="18"/>
+          <w:szCs w:val="18"/>
+          <w:shd w:fill="auto" w:val="clear"/>
+          <w:lang w:val="en-US" w:eastAsia="zh-CN" w:bidi="hi-IN"/>
+        </w:rPr>
+        <w:t>&amp;=</w:t>
+      </w:r>
+      <w:r>
+        <w:rPr>
+          <w:rFonts w:ascii="Liberation Serif" w:hAnsi="Liberation Serif" w:cs="Noto Sans CJK SC"/>
+          <w:b w:val="false"/>
+          <w:color w:val="000000"/>
+          <w:kern w:val="2"/>
+          <w:sz w:val="18"/>
+          <w:szCs w:val="18"/>
+          <w:shd w:fill="auto" w:val="clear"/>
+          <w:lang w:val="en-US" w:eastAsia="zh-CN" w:bidi="hi-IN"/>
+        </w:rPr>
+        <w:t>，比如调整数据长度为</w:t>
+      </w:r>
+      <w:r>
+        <w:rPr>
+          <w:rFonts w:eastAsia="Noto Serif CJK SC" w:cs="Noto Sans CJK SC"/>
+          <w:b w:val="false"/>
+          <w:color w:val="000000"/>
+          <w:kern w:val="2"/>
+          <w:sz w:val="18"/>
+          <w:szCs w:val="18"/>
+          <w:shd w:fill="auto" w:val="clear"/>
+          <w:lang w:val="en-US" w:eastAsia="zh-CN" w:bidi="hi-IN"/>
+        </w:rPr>
+        <w:t>7</w:t>
+      </w:r>
+      <w:r>
+        <w:rPr>
+          <w:rFonts w:ascii="Liberation Serif" w:hAnsi="Liberation Serif" w:cs="Noto Sans CJK SC"/>
+          <w:b w:val="false"/>
+          <w:color w:val="000000"/>
+          <w:kern w:val="2"/>
+          <w:sz w:val="18"/>
+          <w:szCs w:val="18"/>
+          <w:shd w:fill="auto" w:val="clear"/>
+          <w:lang w:val="en-US" w:eastAsia="zh-CN" w:bidi="hi-IN"/>
+        </w:rPr>
+        <w:t>：</w:t>
+      </w:r>
+    </w:p>
+    <w:p>
+      <w:pPr>
+        <w:pStyle w:val="Normal"/>
+        <w:bidi w:val="0"/>
+        <w:jc w:val="start"/>
+        <w:rPr>
+          <w:rFonts w:ascii="Liberation Serif" w:hAnsi="Liberation Serif" w:eastAsia="Noto Serif CJK SC" w:cs="Noto Sans CJK SC"/>
+          <w:b w:val="false"/>
+          <w:b w:val="false"/>
+          <w:color w:val="auto"/>
+          <w:kern w:val="2"/>
+          <w:sz w:val="18"/>
+          <w:szCs w:val="18"/>
+          <w:shd w:fill="auto" w:val="clear"/>
+          <w:lang w:val="en-US" w:eastAsia="zh-CN" w:bidi="hi-IN"/>
+        </w:rPr>
+      </w:pPr>
+      <w:r>
+        <w:rPr>
+          <w:rFonts w:eastAsia="Noto Serif CJK SC" w:cs="Noto Sans CJK SC" w:ascii="JetBrains Mono;Droid Sans Mono;monospace;monospace" w:hAnsi="JetBrains Mono;Droid Sans Mono;monospace;monospace"/>
+          <w:b w:val="false"/>
+          <w:color w:val="000000"/>
+          <w:kern w:val="2"/>
+          <w:sz w:val="18"/>
+          <w:szCs w:val="18"/>
+          <w:shd w:fill="auto" w:val="clear"/>
+          <w:lang w:val="en-US" w:eastAsia="zh-CN" w:bidi="hi-IN"/>
+        </w:rPr>
+        <w:tab/>
+        <w:tab/>
+        <w:t>options.c_cflag &amp;= ~CSIZE;</w:t>
+        <w:tab/>
+        <w:t>//</w:t>
+      </w:r>
+      <w:r>
+        <w:rPr>
+          <w:rFonts w:ascii="JetBrains Mono;Droid Sans Mono;monospace;monospace" w:hAnsi="JetBrains Mono;Droid Sans Mono;monospace;monospace" w:cs="Noto Sans CJK SC"/>
+          <w:b w:val="false"/>
+          <w:color w:val="000000"/>
+          <w:kern w:val="2"/>
+          <w:sz w:val="18"/>
+          <w:szCs w:val="18"/>
+          <w:shd w:fill="auto" w:val="clear"/>
+          <w:lang w:val="en-US" w:eastAsia="zh-CN" w:bidi="hi-IN"/>
+        </w:rPr>
+        <w:t>先清空相关配置</w:t>
+      </w:r>
+    </w:p>
+    <w:p>
+      <w:pPr>
+        <w:pStyle w:val="Normal"/>
+        <w:bidi w:val="0"/>
+        <w:jc w:val="start"/>
+        <w:rPr>
+          <w:rFonts w:ascii="Liberation Serif" w:hAnsi="Liberation Serif" w:eastAsia="Noto Serif CJK SC" w:cs="Noto Sans CJK SC"/>
+          <w:b w:val="false"/>
+          <w:b w:val="false"/>
+          <w:color w:val="auto"/>
+          <w:kern w:val="2"/>
+          <w:sz w:val="18"/>
+          <w:szCs w:val="18"/>
+          <w:shd w:fill="auto" w:val="clear"/>
+          <w:lang w:val="en-US" w:eastAsia="zh-CN" w:bidi="hi-IN"/>
+        </w:rPr>
+      </w:pPr>
+      <w:r>
+        <w:rPr>
+          <w:rFonts w:eastAsia="Noto Serif CJK SC" w:cs="Noto Sans CJK SC" w:ascii="JetBrains Mono;Droid Sans Mono;monospace;monospace" w:hAnsi="JetBrains Mono;Droid Sans Mono;monospace;monospace"/>
+          <w:b w:val="false"/>
+          <w:color w:val="000000"/>
+          <w:kern w:val="2"/>
+          <w:sz w:val="18"/>
+          <w:szCs w:val="18"/>
+          <w:shd w:fill="auto" w:val="clear"/>
+          <w:lang w:val="en-US" w:eastAsia="zh-CN" w:bidi="hi-IN"/>
+        </w:rPr>
+        <w:tab/>
+        <w:tab/>
+        <w:t xml:space="preserve"> options.c_cflag |= CS7;</w:t>
+        <w:tab/>
+        <w:tab/>
+        <w:t>//</w:t>
+      </w:r>
+      <w:r>
+        <w:rPr>
+          <w:rFonts w:ascii="JetBrains Mono;Droid Sans Mono;monospace;monospace" w:hAnsi="JetBrains Mono;Droid Sans Mono;monospace;monospace" w:cs="Noto Sans CJK SC"/>
+          <w:b w:val="false"/>
+          <w:color w:val="000000"/>
+          <w:kern w:val="2"/>
+          <w:sz w:val="18"/>
+          <w:szCs w:val="18"/>
+          <w:shd w:fill="auto" w:val="clear"/>
+          <w:lang w:val="en-US" w:eastAsia="zh-CN" w:bidi="hi-IN"/>
+        </w:rPr>
+        <w:t>将想要的配置异或进去</w:t>
+      </w:r>
+    </w:p>
+    <w:p>
+      <w:pPr>
+        <w:pStyle w:val="Normal"/>
+        <w:bidi w:val="0"/>
+        <w:jc w:val="start"/>
+        <w:rPr>
+          <w:rFonts w:ascii="Liberation Serif" w:hAnsi="Liberation Serif" w:eastAsia="Noto Serif CJK SC" w:cs="Noto Sans CJK SC"/>
+          <w:b w:val="false"/>
+          <w:b w:val="false"/>
+          <w:color w:val="auto"/>
+          <w:kern w:val="2"/>
+          <w:sz w:val="18"/>
+          <w:szCs w:val="18"/>
+          <w:shd w:fill="auto" w:val="clear"/>
+          <w:lang w:val="en-US" w:eastAsia="zh-CN" w:bidi="hi-IN"/>
+        </w:rPr>
+      </w:pPr>
+      <w:r>
+        <w:rPr>
+          <w:rFonts w:eastAsia="Noto Serif CJK SC" w:cs="Noto Sans CJK SC"/>
+          <w:b w:val="false"/>
+          <w:color w:val="000000"/>
+          <w:kern w:val="2"/>
+          <w:sz w:val="18"/>
+          <w:szCs w:val="18"/>
+          <w:shd w:fill="auto" w:val="clear"/>
+          <w:lang w:val="en-US" w:eastAsia="zh-CN" w:bidi="hi-IN"/>
+        </w:rPr>
+      </w:r>
+    </w:p>
+    <w:p>
+      <w:pPr>
+        <w:pStyle w:val="Normal"/>
+        <w:bidi w:val="0"/>
+        <w:jc w:val="start"/>
+        <w:rPr>
+          <w:rFonts w:ascii="Liberation Serif" w:hAnsi="Liberation Serif" w:eastAsia="Noto Serif CJK SC" w:cs="Noto Sans CJK SC"/>
+          <w:b w:val="false"/>
+          <w:b w:val="false"/>
+          <w:color w:val="000000"/>
+          <w:kern w:val="2"/>
+          <w:sz w:val="18"/>
+          <w:szCs w:val="18"/>
+          <w:shd w:fill="auto" w:val="clear"/>
+          <w:lang w:val="en-US" w:eastAsia="zh-CN" w:bidi="hi-IN"/>
+        </w:rPr>
+      </w:pPr>
+      <w:r>
+        <w:rPr>
+          <w:rFonts w:ascii="Liberation Serif" w:hAnsi="Liberation Serif" w:cs="Noto Sans CJK SC"/>
+          <w:b w:val="false"/>
+          <w:color w:val="000000"/>
+          <w:kern w:val="2"/>
+          <w:sz w:val="18"/>
+          <w:szCs w:val="18"/>
+          <w:shd w:fill="auto" w:val="clear"/>
+          <w:lang w:val="en-US" w:eastAsia="zh-CN" w:bidi="hi-IN"/>
+        </w:rPr>
+        <w:t>有个规律</w:t>
+      </w:r>
+      <w:r>
+        <w:rPr>
+          <w:rFonts w:ascii="Liberation Serif" w:hAnsi="Liberation Serif" w:cs="Noto Sans CJK SC"/>
+          <w:b w:val="false"/>
+          <w:color w:val="000000"/>
+          <w:kern w:val="2"/>
+          <w:sz w:val="18"/>
+          <w:szCs w:val="18"/>
+          <w:shd w:fill="auto" w:val="clear"/>
+          <w:lang w:val="en-US" w:eastAsia="zh-CN" w:bidi="hi-IN"/>
+        </w:rPr>
+        <w:t>，需要用～（取反符号）的宏，前面用</w:t>
+      </w:r>
+      <w:r>
+        <w:rPr>
+          <w:rFonts w:eastAsia="Noto Serif CJK SC" w:cs="Noto Sans CJK SC"/>
+          <w:b w:val="false"/>
+          <w:color w:val="000000"/>
+          <w:kern w:val="2"/>
+          <w:sz w:val="18"/>
+          <w:szCs w:val="18"/>
+          <w:shd w:fill="auto" w:val="clear"/>
+          <w:lang w:val="en-US" w:eastAsia="zh-CN" w:bidi="hi-IN"/>
+        </w:rPr>
+        <w:t>&amp;=</w:t>
+      </w:r>
+      <w:r>
+        <w:rPr>
+          <w:rFonts w:ascii="Liberation Serif" w:hAnsi="Liberation Serif" w:cs="Noto Sans CJK SC"/>
+          <w:b w:val="false"/>
+          <w:color w:val="000000"/>
+          <w:kern w:val="2"/>
+          <w:sz w:val="18"/>
+          <w:szCs w:val="18"/>
+          <w:shd w:fill="auto" w:val="clear"/>
+          <w:lang w:val="en-US" w:eastAsia="zh-CN" w:bidi="hi-IN"/>
+        </w:rPr>
+        <w:t>，没有的用</w:t>
+      </w:r>
+      <w:r>
+        <w:rPr>
+          <w:rFonts w:eastAsia="Noto Serif CJK SC" w:cs="Noto Sans CJK SC"/>
+          <w:b w:val="false"/>
+          <w:color w:val="000000"/>
+          <w:kern w:val="2"/>
+          <w:sz w:val="18"/>
+          <w:szCs w:val="18"/>
+          <w:shd w:fill="auto" w:val="clear"/>
+          <w:lang w:val="en-US" w:eastAsia="zh-CN" w:bidi="hi-IN"/>
+        </w:rPr>
+        <w:t>|=</w:t>
+      </w:r>
+      <w:r>
+        <w:rPr>
+          <w:rFonts w:ascii="Liberation Serif" w:hAnsi="Liberation Serif" w:cs="Noto Sans CJK SC"/>
+          <w:b w:val="false"/>
+          <w:color w:val="000000"/>
+          <w:kern w:val="2"/>
+          <w:sz w:val="18"/>
+          <w:szCs w:val="18"/>
+          <w:shd w:fill="auto" w:val="clear"/>
+          <w:lang w:val="en-US" w:eastAsia="zh-CN" w:bidi="hi-IN"/>
+        </w:rPr>
+        <w:t>（原理是清零目标位要用</w:t>
+      </w:r>
+      <w:r>
+        <w:rPr>
+          <w:rFonts w:eastAsia="Noto Serif CJK SC" w:cs="Noto Sans CJK SC"/>
+          <w:b w:val="false"/>
+          <w:color w:val="000000"/>
+          <w:kern w:val="2"/>
+          <w:sz w:val="18"/>
+          <w:szCs w:val="18"/>
+          <w:shd w:fill="auto" w:val="clear"/>
+          <w:lang w:val="en-US" w:eastAsia="zh-CN" w:bidi="hi-IN"/>
+        </w:rPr>
+        <w:t>&amp;=</w:t>
+      </w:r>
+      <w:r>
+        <w:rPr>
+          <w:rFonts w:ascii="Liberation Serif" w:hAnsi="Liberation Serif" w:cs="Noto Sans CJK SC"/>
+          <w:b w:val="false"/>
+          <w:color w:val="000000"/>
+          <w:kern w:val="2"/>
+          <w:sz w:val="18"/>
+          <w:szCs w:val="18"/>
+          <w:shd w:fill="auto" w:val="clear"/>
+          <w:lang w:val="en-US" w:eastAsia="zh-CN" w:bidi="hi-IN"/>
+        </w:rPr>
+        <w:t>，否则用</w:t>
+      </w:r>
+      <w:r>
+        <w:rPr>
+          <w:rFonts w:eastAsia="Noto Serif CJK SC" w:cs="Noto Sans CJK SC"/>
+          <w:b w:val="false"/>
+          <w:color w:val="000000"/>
+          <w:kern w:val="2"/>
+          <w:sz w:val="18"/>
+          <w:szCs w:val="18"/>
+          <w:shd w:fill="auto" w:val="clear"/>
+          <w:lang w:val="en-US" w:eastAsia="zh-CN" w:bidi="hi-IN"/>
+        </w:rPr>
+        <w:t>|=</w:t>
+      </w:r>
+      <w:r>
+        <w:rPr>
+          <w:rFonts w:ascii="Liberation Serif" w:hAnsi="Liberation Serif" w:cs="Noto Sans CJK SC"/>
+          <w:b w:val="false"/>
+          <w:color w:val="000000"/>
+          <w:kern w:val="2"/>
+          <w:sz w:val="18"/>
+          <w:szCs w:val="18"/>
+          <w:shd w:fill="auto" w:val="clear"/>
+          <w:lang w:val="en-US" w:eastAsia="zh-CN" w:bidi="hi-IN"/>
+        </w:rPr>
+        <w:t>）</w:t>
+      </w:r>
+    </w:p>
+    <w:p>
+      <w:pPr>
+        <w:pStyle w:val="Normal"/>
+        <w:bidi w:val="0"/>
+        <w:jc w:val="start"/>
+        <w:rPr>
+          <w:rFonts w:ascii="Liberation Serif" w:hAnsi="Liberation Serif" w:eastAsia="Noto Serif CJK SC" w:cs="Noto Sans CJK SC"/>
+          <w:b w:val="false"/>
+          <w:b w:val="false"/>
+          <w:color w:val="auto"/>
+          <w:kern w:val="2"/>
+          <w:sz w:val="18"/>
+          <w:szCs w:val="18"/>
+          <w:shd w:fill="auto" w:val="clear"/>
+          <w:lang w:val="en-US" w:eastAsia="zh-CN" w:bidi="hi-IN"/>
+        </w:rPr>
+      </w:pPr>
+      <w:r>
+        <w:rPr>
+          <w:rFonts w:eastAsia="Noto Serif CJK SC" w:cs="Noto Sans CJK SC"/>
+          <w:b w:val="false"/>
+          <w:color w:val="000000"/>
+          <w:kern w:val="2"/>
+          <w:sz w:val="18"/>
+          <w:szCs w:val="18"/>
+          <w:shd w:fill="auto" w:val="clear"/>
+          <w:lang w:val="en-US" w:eastAsia="zh-CN" w:bidi="hi-IN"/>
+        </w:rPr>
+      </w:r>
+    </w:p>
+    <w:p>
+      <w:pPr>
+        <w:pStyle w:val="Normal"/>
+        <w:bidi w:val="0"/>
+        <w:jc w:val="start"/>
+        <w:rPr>
+          <w:rFonts w:ascii="Liberation Serif" w:hAnsi="Liberation Serif" w:eastAsia="Noto Serif CJK SC" w:cs="Noto Sans CJK SC"/>
+          <w:b w:val="false"/>
+          <w:b w:val="false"/>
+          <w:color w:val="auto"/>
+          <w:kern w:val="2"/>
+          <w:sz w:val="18"/>
+          <w:szCs w:val="18"/>
+          <w:shd w:fill="auto" w:val="clear"/>
+          <w:lang w:val="en-US" w:eastAsia="zh-CN" w:bidi="hi-IN"/>
+        </w:rPr>
+      </w:pPr>
+      <w:r>
+        <w:rPr>
+          <w:rFonts w:eastAsia="Noto Serif CJK SC" w:cs="Noto Sans CJK SC"/>
+          <w:b w:val="false"/>
+          <w:color w:val="000000"/>
+          <w:kern w:val="2"/>
+          <w:sz w:val="18"/>
+          <w:szCs w:val="18"/>
+          <w:shd w:fill="auto" w:val="clear"/>
+          <w:lang w:val="en-US" w:eastAsia="zh-CN" w:bidi="hi-IN"/>
+        </w:rPr>
+      </w:r>
+    </w:p>
+    <w:p>
+      <w:pPr>
+        <w:pStyle w:val="Normal"/>
+        <w:bidi w:val="0"/>
+        <w:jc w:val="start"/>
+        <w:rPr>
+          <w:rFonts w:ascii="Liberation Serif" w:hAnsi="Liberation Serif" w:eastAsia="Noto Serif CJK SC" w:cs="Noto Sans CJK SC"/>
+          <w:b w:val="false"/>
+          <w:b w:val="false"/>
+          <w:color w:val="auto"/>
+          <w:kern w:val="2"/>
+          <w:sz w:val="18"/>
+          <w:szCs w:val="18"/>
+          <w:shd w:fill="auto" w:val="clear"/>
+          <w:lang w:val="en-US" w:eastAsia="zh-CN" w:bidi="hi-IN"/>
+        </w:rPr>
+      </w:pPr>
+      <w:r>
+        <w:rPr>
+          <w:rFonts w:eastAsia="Noto Serif CJK SC" w:cs="Noto Sans CJK SC"/>
+          <w:b w:val="false"/>
+          <w:color w:val="000000"/>
+          <w:kern w:val="2"/>
+          <w:sz w:val="18"/>
+          <w:szCs w:val="18"/>
+          <w:shd w:fill="auto" w:val="clear"/>
+          <w:lang w:val="en-US" w:eastAsia="zh-CN" w:bidi="hi-IN"/>
+        </w:rPr>
+      </w:r>
+    </w:p>
+    <w:p>
+      <w:pPr>
+        <w:pStyle w:val="Normal"/>
+        <w:bidi w:val="0"/>
+        <w:jc w:val="start"/>
+        <w:rPr>
+          <w:rFonts w:ascii="Liberation Serif" w:hAnsi="Liberation Serif" w:eastAsia="Noto Serif CJK SC" w:cs="Noto Sans CJK SC"/>
+          <w:b w:val="false"/>
+          <w:b w:val="false"/>
+          <w:color w:val="auto"/>
+          <w:kern w:val="2"/>
+          <w:sz w:val="18"/>
+          <w:szCs w:val="18"/>
+          <w:shd w:fill="auto" w:val="clear"/>
+          <w:lang w:val="en-US" w:eastAsia="zh-CN" w:bidi="hi-IN"/>
+        </w:rPr>
+      </w:pPr>
+      <w:r>
+        <w:rPr>
+          <w:rFonts w:eastAsia="Noto Serif CJK SC" w:cs="Noto Sans CJK SC"/>
+          <w:b w:val="false"/>
+          <w:color w:val="000000"/>
+          <w:kern w:val="2"/>
+          <w:sz w:val="18"/>
+          <w:szCs w:val="18"/>
+          <w:shd w:fill="auto" w:val="clear"/>
+          <w:lang w:val="en-US" w:eastAsia="zh-CN" w:bidi="hi-IN"/>
+        </w:rPr>
+      </w:r>
+    </w:p>
+    <w:p>
+      <w:pPr>
+        <w:pStyle w:val="Normal"/>
+        <w:bidi w:val="0"/>
+        <w:jc w:val="start"/>
+        <w:rPr>
+          <w:rFonts w:ascii="Liberation Serif" w:hAnsi="Liberation Serif" w:eastAsia="Noto Serif CJK SC" w:cs="Noto Sans CJK SC"/>
+          <w:b w:val="false"/>
+          <w:b w:val="false"/>
+          <w:color w:val="auto"/>
+          <w:kern w:val="2"/>
+          <w:sz w:val="18"/>
+          <w:szCs w:val="18"/>
+          <w:shd w:fill="auto" w:val="clear"/>
+          <w:lang w:val="en-US" w:eastAsia="zh-CN" w:bidi="hi-IN"/>
+        </w:rPr>
+      </w:pPr>
+      <w:r>
+        <w:rPr>
+          <w:rFonts w:eastAsia="Noto Serif CJK SC" w:cs="Noto Sans CJK SC"/>
+          <w:b w:val="false"/>
+          <w:color w:val="000000"/>
+          <w:kern w:val="2"/>
+          <w:sz w:val="18"/>
+          <w:szCs w:val="18"/>
+          <w:shd w:fill="auto" w:val="clear"/>
+          <w:lang w:val="en-US" w:eastAsia="zh-CN" w:bidi="hi-IN"/>
+        </w:rPr>
+      </w:r>
+    </w:p>
+    <w:p>
+      <w:pPr>
+        <w:pStyle w:val="Normal"/>
+        <w:bidi w:val="0"/>
+        <w:jc w:val="start"/>
+        <w:rPr>
+          <w:rFonts w:ascii="Liberation Serif" w:hAnsi="Liberation Serif" w:eastAsia="Noto Serif CJK SC" w:cs="Noto Sans CJK SC"/>
+          <w:b w:val="false"/>
+          <w:b w:val="false"/>
+          <w:color w:val="auto"/>
+          <w:kern w:val="2"/>
+          <w:sz w:val="18"/>
+          <w:szCs w:val="18"/>
+          <w:shd w:fill="auto" w:val="clear"/>
+          <w:lang w:val="en-US" w:eastAsia="zh-CN" w:bidi="hi-IN"/>
+        </w:rPr>
+      </w:pPr>
+      <w:r>
+        <w:rPr>
+          <w:rFonts w:eastAsia="Noto Serif CJK SC" w:cs="Noto Sans CJK SC"/>
+          <w:b w:val="false"/>
+          <w:color w:val="000000"/>
+          <w:kern w:val="2"/>
+          <w:sz w:val="18"/>
+          <w:szCs w:val="18"/>
+          <w:shd w:fill="auto" w:val="clear"/>
+          <w:lang w:val="en-US" w:eastAsia="zh-CN" w:bidi="hi-IN"/>
+        </w:rPr>
       </w:r>
     </w:p>
     <w:p>
@@ -18923,7 +20204,7 @@
     <w:pPr>
       <w:widowControl/>
       <w:suppressAutoHyphens w:val="true"/>
-      <w:overflowPunct w:val="true"/>
+      <w:overflowPunct w:val="false"/>
       <w:bidi w:val="0"/>
       <w:spacing w:before="0" w:after="0"/>
       <w:jc w:val="start"/>
@@ -18939,8 +20220,8 @@
   </w:style>
   <w:style w:type="paragraph" w:styleId="1">
     <w:name w:val="Heading 1"/>
-    <w:basedOn w:val="Style12"/>
-    <w:next w:val="Style13"/>
+    <w:basedOn w:val="Style13"/>
+    <w:next w:val="Style14"/>
     <w:qFormat/>
     <w:pPr>
       <w:numPr>
@@ -18959,8 +20240,8 @@
   </w:style>
   <w:style w:type="paragraph" w:styleId="2">
     <w:name w:val="Heading 2"/>
-    <w:basedOn w:val="Style12"/>
-    <w:next w:val="Style13"/>
+    <w:basedOn w:val="Style13"/>
+    <w:next w:val="Style14"/>
     <w:qFormat/>
     <w:pPr>
       <w:numPr>
@@ -18979,8 +20260,8 @@
   </w:style>
   <w:style w:type="paragraph" w:styleId="3">
     <w:name w:val="Heading 3"/>
-    <w:basedOn w:val="Style12"/>
-    <w:next w:val="Style13"/>
+    <w:basedOn w:val="Style13"/>
+    <w:next w:val="Style14"/>
     <w:qFormat/>
     <w:pPr>
       <w:numPr>
@@ -18999,8 +20280,8 @@
   </w:style>
   <w:style w:type="paragraph" w:styleId="4">
     <w:name w:val="Heading 4"/>
-    <w:basedOn w:val="Style12"/>
-    <w:next w:val="Style13"/>
+    <w:basedOn w:val="Style13"/>
+    <w:next w:val="Style14"/>
     <w:qFormat/>
     <w:pPr>
       <w:numPr>
@@ -19039,10 +20320,17 @@
       <w:rFonts w:ascii="Liberation Mono" w:hAnsi="Liberation Mono" w:eastAsia="Noto Sans Mono CJK SC" w:cs="Liberation Mono"/>
     </w:rPr>
   </w:style>
-  <w:style w:type="paragraph" w:styleId="Style12">
+  <w:style w:type="character" w:styleId="Style12">
+    <w:name w:val="项目符号"/>
+    <w:qFormat/>
+    <w:rPr>
+      <w:rFonts w:ascii="OpenSymbol" w:hAnsi="OpenSymbol" w:eastAsia="OpenSymbol" w:cs="OpenSymbol"/>
+    </w:rPr>
+  </w:style>
+  <w:style w:type="paragraph" w:styleId="Style13">
     <w:name w:val="标题样式"/>
     <w:basedOn w:val="Normal"/>
-    <w:next w:val="Style13"/>
+    <w:next w:val="Style14"/>
     <w:qFormat/>
     <w:pPr>
       <w:keepNext w:val="true"/>
@@ -19054,7 +20342,7 @@
       <w:szCs w:val="28"/>
     </w:rPr>
   </w:style>
-  <w:style w:type="paragraph" w:styleId="Style13">
+  <w:style w:type="paragraph" w:styleId="Style14">
     <w:name w:val="Body Text"/>
     <w:basedOn w:val="Normal"/>
     <w:pPr>
@@ -19062,15 +20350,15 @@
     </w:pPr>
     <w:rPr/>
   </w:style>
-  <w:style w:type="paragraph" w:styleId="Style14">
+  <w:style w:type="paragraph" w:styleId="Style15">
     <w:name w:val="List"/>
-    <w:basedOn w:val="Style13"/>
+    <w:basedOn w:val="Style14"/>
     <w:pPr/>
     <w:rPr>
       <w:rFonts w:cs="Noto Sans CJK SC"/>
     </w:rPr>
   </w:style>
-  <w:style w:type="paragraph" w:styleId="Style15">
+  <w:style w:type="paragraph" w:styleId="Style16">
     <w:name w:val="Caption"/>
     <w:basedOn w:val="Normal"/>
     <w:qFormat/>
@@ -19086,7 +20374,7 @@
       <w:szCs w:val="24"/>
     </w:rPr>
   </w:style>
-  <w:style w:type="paragraph" w:styleId="Style16">
+  <w:style w:type="paragraph" w:styleId="Style17">
     <w:name w:val="索引"/>
     <w:basedOn w:val="Normal"/>
     <w:qFormat/>
@@ -19097,10 +20385,10 @@
       <w:rFonts w:cs="Noto Sans CJK SC"/>
     </w:rPr>
   </w:style>
-  <w:style w:type="paragraph" w:styleId="Style17">
+  <w:style w:type="paragraph" w:styleId="Style18">
     <w:name w:val="Title"/>
-    <w:basedOn w:val="Style12"/>
-    <w:next w:val="Style13"/>
+    <w:basedOn w:val="Style13"/>
+    <w:next w:val="Style14"/>
     <w:qFormat/>
     <w:pPr>
       <w:jc w:val="center"/>
@@ -19112,7 +20400,7 @@
       <w:szCs w:val="56"/>
     </w:rPr>
   </w:style>
-  <w:style w:type="paragraph" w:styleId="Style18">
+  <w:style w:type="paragraph" w:styleId="Style19">
     <w:name w:val="成段引文"/>
     <w:basedOn w:val="Normal"/>
     <w:qFormat/>
@@ -19122,7 +20410,7 @@
     </w:pPr>
     <w:rPr/>
   </w:style>
-  <w:style w:type="paragraph" w:styleId="Style19">
+  <w:style w:type="paragraph" w:styleId="Style20">
     <w:name w:val="表格内容"/>
     <w:basedOn w:val="Normal"/>
     <w:qFormat/>
@@ -19132,9 +20420,9 @@
     </w:pPr>
     <w:rPr/>
   </w:style>
-  <w:style w:type="paragraph" w:styleId="Style20">
+  <w:style w:type="paragraph" w:styleId="Style21">
     <w:name w:val="表格标题"/>
-    <w:basedOn w:val="Style19"/>
+    <w:basedOn w:val="Style20"/>
     <w:qFormat/>
     <w:pPr>
       <w:suppressLineNumbers/>

--- a/我的笔记.docx
+++ b/我的笔记.docx
@@ -6575,10 +6575,10 @@
         </w:tblCellMar>
       </w:tblPr>
       <w:tblGrid>
-        <w:gridCol w:w="1017"/>
-        <w:gridCol w:w="624"/>
-        <w:gridCol w:w="1079"/>
-        <w:gridCol w:w="2658"/>
+        <w:gridCol w:w="1016"/>
+        <w:gridCol w:w="625"/>
+        <w:gridCol w:w="1078"/>
+        <w:gridCol w:w="2659"/>
         <w:gridCol w:w="4260"/>
       </w:tblGrid>
       <w:tr>
@@ -6587,7 +6587,7 @@
         </w:trPr>
         <w:tc>
           <w:tcPr>
-            <w:tcW w:w="1017" w:type="dxa"/>
+            <w:tcW w:w="1016" w:type="dxa"/>
             <w:tcBorders/>
             <w:vAlign w:val="center"/>
           </w:tcPr>
@@ -6612,7 +6612,7 @@
         </w:tc>
         <w:tc>
           <w:tcPr>
-            <w:tcW w:w="624" w:type="dxa"/>
+            <w:tcW w:w="625" w:type="dxa"/>
             <w:tcBorders/>
             <w:vAlign w:val="center"/>
           </w:tcPr>
@@ -6650,7 +6650,7 @@
         </w:tc>
         <w:tc>
           <w:tcPr>
-            <w:tcW w:w="1079" w:type="dxa"/>
+            <w:tcW w:w="1078" w:type="dxa"/>
             <w:tcBorders/>
             <w:vAlign w:val="center"/>
           </w:tcPr>
@@ -6675,7 +6675,7 @@
         </w:tc>
         <w:tc>
           <w:tcPr>
-            <w:tcW w:w="2658" w:type="dxa"/>
+            <w:tcW w:w="2659" w:type="dxa"/>
             <w:tcBorders/>
             <w:vAlign w:val="center"/>
           </w:tcPr>
@@ -6742,7 +6742,7 @@
         <w:trPr/>
         <w:tc>
           <w:tcPr>
-            <w:tcW w:w="1017" w:type="dxa"/>
+            <w:tcW w:w="1016" w:type="dxa"/>
             <w:tcBorders/>
             <w:vAlign w:val="center"/>
           </w:tcPr>
@@ -6765,7 +6765,7 @@
         </w:tc>
         <w:tc>
           <w:tcPr>
-            <w:tcW w:w="624" w:type="dxa"/>
+            <w:tcW w:w="625" w:type="dxa"/>
             <w:tcBorders/>
             <w:vAlign w:val="center"/>
           </w:tcPr>
@@ -6788,7 +6788,7 @@
         </w:tc>
         <w:tc>
           <w:tcPr>
-            <w:tcW w:w="1079" w:type="dxa"/>
+            <w:tcW w:w="1078" w:type="dxa"/>
             <w:tcBorders/>
             <w:vAlign w:val="center"/>
           </w:tcPr>
@@ -6811,7 +6811,7 @@
         </w:tc>
         <w:tc>
           <w:tcPr>
-            <w:tcW w:w="2658" w:type="dxa"/>
+            <w:tcW w:w="2659" w:type="dxa"/>
             <w:tcBorders/>
             <w:vAlign w:val="center"/>
           </w:tcPr>
@@ -6882,7 +6882,7 @@
         <w:trPr/>
         <w:tc>
           <w:tcPr>
-            <w:tcW w:w="1017" w:type="dxa"/>
+            <w:tcW w:w="1016" w:type="dxa"/>
             <w:tcBorders/>
             <w:vAlign w:val="center"/>
           </w:tcPr>
@@ -6905,7 +6905,7 @@
         </w:tc>
         <w:tc>
           <w:tcPr>
-            <w:tcW w:w="624" w:type="dxa"/>
+            <w:tcW w:w="625" w:type="dxa"/>
             <w:tcBorders/>
             <w:vAlign w:val="center"/>
           </w:tcPr>
@@ -6928,7 +6928,7 @@
         </w:tc>
         <w:tc>
           <w:tcPr>
-            <w:tcW w:w="1079" w:type="dxa"/>
+            <w:tcW w:w="1078" w:type="dxa"/>
             <w:tcBorders/>
             <w:vAlign w:val="center"/>
           </w:tcPr>
@@ -6951,7 +6951,7 @@
         </w:tc>
         <w:tc>
           <w:tcPr>
-            <w:tcW w:w="2658" w:type="dxa"/>
+            <w:tcW w:w="2659" w:type="dxa"/>
             <w:tcBorders/>
             <w:vAlign w:val="center"/>
           </w:tcPr>
@@ -7022,7 +7022,7 @@
         <w:trPr/>
         <w:tc>
           <w:tcPr>
-            <w:tcW w:w="1017" w:type="dxa"/>
+            <w:tcW w:w="1016" w:type="dxa"/>
             <w:tcBorders/>
             <w:vAlign w:val="center"/>
           </w:tcPr>
@@ -7045,7 +7045,7 @@
         </w:tc>
         <w:tc>
           <w:tcPr>
-            <w:tcW w:w="624" w:type="dxa"/>
+            <w:tcW w:w="625" w:type="dxa"/>
             <w:tcBorders/>
             <w:vAlign w:val="center"/>
           </w:tcPr>
@@ -7068,7 +7068,7 @@
         </w:tc>
         <w:tc>
           <w:tcPr>
-            <w:tcW w:w="1079" w:type="dxa"/>
+            <w:tcW w:w="1078" w:type="dxa"/>
             <w:tcBorders/>
             <w:vAlign w:val="center"/>
           </w:tcPr>
@@ -7091,7 +7091,7 @@
         </w:tc>
         <w:tc>
           <w:tcPr>
-            <w:tcW w:w="2658" w:type="dxa"/>
+            <w:tcW w:w="2659" w:type="dxa"/>
             <w:tcBorders/>
             <w:vAlign w:val="center"/>
           </w:tcPr>
@@ -17920,20 +17920,7 @@
           <w:shd w:fill="auto" w:val="clear"/>
           <w:lang w:val="en-US" w:eastAsia="zh-CN" w:bidi="hi-IN"/>
         </w:rPr>
-        <w:t>宏</w:t>
-      </w:r>
-      <w:r>
-        <w:rPr>
-          <w:rFonts w:ascii="Liberation Serif" w:hAnsi="Liberation Serif" w:cs="Noto Sans CJK SC"/>
-          <w:b w:val="false"/>
-          <w:color w:val="000000"/>
-          <w:kern w:val="2"/>
-          <w:sz w:val="18"/>
-          <w:szCs w:val="18"/>
-          <w:shd w:fill="auto" w:val="clear"/>
-          <w:lang w:val="en-US" w:eastAsia="zh-CN" w:bidi="hi-IN"/>
-        </w:rPr>
-        <w:t>，这里不展示了</w:t>
+        <w:t>宏，这里不展示了</w:t>
       </w:r>
     </w:p>
     <w:p>
@@ -18451,20 +18438,7 @@
           <w:shd w:fill="auto" w:val="clear"/>
           <w:lang w:val="en-US" w:eastAsia="zh-CN" w:bidi="hi-IN"/>
         </w:rPr>
-        <w:t>内核会自动处理这些信息</w:t>
-      </w:r>
-      <w:r>
-        <w:rPr>
-          <w:rFonts w:ascii="Liberation Serif" w:hAnsi="Liberation Serif" w:cs="Noto Sans CJK SC"/>
-          <w:b w:val="false"/>
-          <w:color w:val="000000"/>
-          <w:kern w:val="2"/>
-          <w:sz w:val="18"/>
-          <w:szCs w:val="18"/>
-          <w:shd w:fill="auto" w:val="clear"/>
-          <w:lang w:val="en-US" w:eastAsia="zh-CN" w:bidi="hi-IN"/>
-        </w:rPr>
-        <w:t>，然后通过硬件模块处理发送和接收的串口消息。</w:t>
+        <w:t>内核会自动处理这些信息，然后通过硬件模块处理发送和接收的串口消息。</w:t>
       </w:r>
     </w:p>
     <w:p>
@@ -19090,20 +19064,7 @@
           <w:shd w:fill="auto" w:val="clear"/>
           <w:lang w:val="en-US" w:eastAsia="zh-CN" w:bidi="hi-IN"/>
         </w:rPr>
-        <w:t>组合代表不同配置</w:t>
-      </w:r>
-      <w:r>
-        <w:rPr>
-          <w:rFonts w:ascii="Liberation Serif" w:hAnsi="Liberation Serif" w:cs="Noto Sans CJK SC"/>
-          <w:b w:val="false"/>
-          <w:color w:val="000000"/>
-          <w:kern w:val="2"/>
-          <w:sz w:val="18"/>
-          <w:szCs w:val="18"/>
-          <w:shd w:fill="auto" w:val="clear"/>
-          <w:lang w:val="en-US" w:eastAsia="zh-CN" w:bidi="hi-IN"/>
-        </w:rPr>
-        <w:t>。</w:t>
+        <w:t>组合代表不同配置。</w:t>
       </w:r>
     </w:p>
     <w:p>
@@ -19466,20 +19427,7 @@
           <w:shd w:fill="auto" w:val="clear"/>
           <w:lang w:val="en-US" w:eastAsia="zh-CN" w:bidi="hi-IN"/>
         </w:rPr>
-        <w:t>有个规律</w:t>
-      </w:r>
-      <w:r>
-        <w:rPr>
-          <w:rFonts w:ascii="Liberation Serif" w:hAnsi="Liberation Serif" w:cs="Noto Sans CJK SC"/>
-          <w:b w:val="false"/>
-          <w:color w:val="000000"/>
-          <w:kern w:val="2"/>
-          <w:sz w:val="18"/>
-          <w:szCs w:val="18"/>
-          <w:shd w:fill="auto" w:val="clear"/>
-          <w:lang w:val="en-US" w:eastAsia="zh-CN" w:bidi="hi-IN"/>
-        </w:rPr>
-        <w:t>，需要用～（取反符号）的宏，前面用</w:t>
+        <w:t>有个规律，需要用～（取反符号）的宏，前面用</w:t>
       </w:r>
       <w:r>
         <w:rPr>
@@ -19657,23 +19605,24 @@
           <w:b w:val="false"/>
           <w:color w:val="auto"/>
           <w:kern w:val="2"/>
-          <w:sz w:val="18"/>
-          <w:szCs w:val="18"/>
-          <w:shd w:fill="auto" w:val="clear"/>
-          <w:lang w:val="en-US" w:eastAsia="zh-CN" w:bidi="hi-IN"/>
-        </w:rPr>
-      </w:pPr>
-      <w:r>
-        <w:rPr>
-          <w:rFonts w:eastAsia="Noto Serif CJK SC" w:cs="Noto Sans CJK SC"/>
-          <w:b w:val="false"/>
-          <w:color w:val="000000"/>
-          <w:kern w:val="2"/>
-          <w:sz w:val="18"/>
-          <w:szCs w:val="18"/>
-          <w:shd w:fill="auto" w:val="clear"/>
-          <w:lang w:val="en-US" w:eastAsia="zh-CN" w:bidi="hi-IN"/>
-        </w:rPr>
+          <w:sz w:val="24"/>
+          <w:szCs w:val="24"/>
+          <w:shd w:fill="auto" w:val="clear"/>
+          <w:lang w:val="en-US" w:eastAsia="zh-CN" w:bidi="hi-IN"/>
+        </w:rPr>
+      </w:pPr>
+      <w:r>
+        <w:rPr>
+          <w:rFonts w:eastAsia="Noto Serif CJK SC" w:cs="Noto Sans CJK SC"/>
+          <w:b w:val="false"/>
+          <w:color w:val="000000"/>
+          <w:kern w:val="2"/>
+          <w:sz w:val="24"/>
+          <w:szCs w:val="24"/>
+          <w:shd w:fill="auto" w:val="clear"/>
+          <w:lang w:val="en-US" w:eastAsia="zh-CN" w:bidi="hi-IN"/>
+        </w:rPr>
+        <w:t>PWM</w:t>
       </w:r>
     </w:p>
     <w:p>
@@ -19695,15 +19644,120 @@
       </w:pPr>
       <w:r>
         <w:rPr>
-          <w:rFonts w:eastAsia="Noto Serif CJK SC" w:cs="Noto Sans CJK SC"/>
-          <w:b w:val="false"/>
-          <w:color w:val="000000"/>
-          <w:kern w:val="2"/>
-          <w:sz w:val="18"/>
-          <w:szCs w:val="18"/>
-          <w:shd w:fill="auto" w:val="clear"/>
-          <w:lang w:val="en-US" w:eastAsia="zh-CN" w:bidi="hi-IN"/>
-        </w:rPr>
+          <w:rFonts w:ascii="Liberation Serif" w:hAnsi="Liberation Serif" w:cs="Noto Sans CJK SC"/>
+          <w:b w:val="false"/>
+          <w:color w:val="000000"/>
+          <w:kern w:val="2"/>
+          <w:sz w:val="18"/>
+          <w:szCs w:val="18"/>
+          <w:shd w:fill="auto" w:val="clear"/>
+          <w:lang w:val="en-US" w:eastAsia="zh-CN" w:bidi="hi-IN"/>
+        </w:rPr>
+        <w:t>本章和前面的</w:t>
+      </w:r>
+      <w:r>
+        <w:rPr>
+          <w:rFonts w:eastAsia="Noto Serif CJK SC" w:cs="Noto Sans CJK SC"/>
+          <w:b w:val="false"/>
+          <w:color w:val="000000"/>
+          <w:kern w:val="2"/>
+          <w:sz w:val="18"/>
+          <w:szCs w:val="18"/>
+          <w:shd w:fill="auto" w:val="clear"/>
+          <w:lang w:val="en-US" w:eastAsia="zh-CN" w:bidi="hi-IN"/>
+        </w:rPr>
+        <w:t>gpio</w:t>
+      </w:r>
+      <w:r>
+        <w:rPr>
+          <w:rFonts w:ascii="Liberation Serif" w:hAnsi="Liberation Serif" w:cs="Noto Sans CJK SC"/>
+          <w:b w:val="false"/>
+          <w:color w:val="000000"/>
+          <w:kern w:val="2"/>
+          <w:sz w:val="18"/>
+          <w:szCs w:val="18"/>
+          <w:shd w:fill="auto" w:val="clear"/>
+          <w:lang w:val="en-US" w:eastAsia="zh-CN" w:bidi="hi-IN"/>
+        </w:rPr>
+        <w:t>有点相似，需要先打开然后对应目录下的</w:t>
+      </w:r>
+      <w:r>
+        <w:rPr>
+          <w:rFonts w:eastAsia="Noto Serif CJK SC" w:cs="Noto Sans CJK SC"/>
+          <w:b w:val="false"/>
+          <w:color w:val="000000"/>
+          <w:kern w:val="2"/>
+          <w:sz w:val="18"/>
+          <w:szCs w:val="18"/>
+          <w:shd w:fill="auto" w:val="clear"/>
+          <w:lang w:val="en-US" w:eastAsia="zh-CN" w:bidi="hi-IN"/>
+        </w:rPr>
+        <w:t>export</w:t>
+      </w:r>
+      <w:r>
+        <w:rPr>
+          <w:rFonts w:ascii="Liberation Serif" w:hAnsi="Liberation Serif" w:cs="Noto Sans CJK SC"/>
+          <w:b w:val="false"/>
+          <w:color w:val="000000"/>
+          <w:kern w:val="2"/>
+          <w:sz w:val="18"/>
+          <w:szCs w:val="18"/>
+          <w:shd w:fill="auto" w:val="clear"/>
+          <w:lang w:val="en-US" w:eastAsia="zh-CN" w:bidi="hi-IN"/>
+        </w:rPr>
+        <w:t>文件，然后</w:t>
+      </w:r>
+      <w:r>
+        <w:rPr>
+          <w:rFonts w:eastAsia="Noto Serif CJK SC" w:cs="Noto Sans CJK SC"/>
+          <w:b w:val="false"/>
+          <w:color w:val="000000"/>
+          <w:kern w:val="2"/>
+          <w:sz w:val="18"/>
+          <w:szCs w:val="18"/>
+          <w:shd w:fill="auto" w:val="clear"/>
+          <w:lang w:val="en-US" w:eastAsia="zh-CN" w:bidi="hi-IN"/>
+        </w:rPr>
+        <w:t>write</w:t>
+      </w:r>
+      <w:r>
+        <w:rPr>
+          <w:rFonts w:ascii="Liberation Serif" w:hAnsi="Liberation Serif" w:cs="Noto Sans CJK SC"/>
+          <w:b w:val="false"/>
+          <w:color w:val="000000"/>
+          <w:kern w:val="2"/>
+          <w:sz w:val="18"/>
+          <w:szCs w:val="18"/>
+          <w:shd w:fill="auto" w:val="clear"/>
+          <w:lang w:val="en-US" w:eastAsia="zh-CN" w:bidi="hi-IN"/>
+        </w:rPr>
+        <w:t>进对应的数字来创建对应的</w:t>
+      </w:r>
+      <w:r>
+        <w:rPr>
+          <w:rFonts w:eastAsia="Noto Serif CJK SC" w:cs="Noto Sans CJK SC"/>
+          <w:b w:val="false"/>
+          <w:color w:val="000000"/>
+          <w:kern w:val="2"/>
+          <w:sz w:val="18"/>
+          <w:szCs w:val="18"/>
+          <w:shd w:fill="auto" w:val="clear"/>
+          <w:lang w:val="en-US" w:eastAsia="zh-CN" w:bidi="hi-IN"/>
+        </w:rPr>
+        <w:t>pwm</w:t>
+      </w:r>
+      <w:r>
+        <w:rPr>
+          <w:rFonts w:ascii="Liberation Serif" w:hAnsi="Liberation Serif" w:cs="Noto Sans CJK SC"/>
+          <w:b w:val="false"/>
+          <w:color w:val="000000"/>
+          <w:kern w:val="2"/>
+          <w:sz w:val="18"/>
+          <w:szCs w:val="18"/>
+          <w:shd w:fill="auto" w:val="clear"/>
+          <w:lang w:val="en-US" w:eastAsia="zh-CN" w:bidi="hi-IN"/>
+        </w:rPr>
+        <w:t>文件夹，该文件下会产生以下的文件</w:t>
       </w:r>
     </w:p>
     <w:p>
@@ -19734,6 +19788,51 @@
           <w:shd w:fill="auto" w:val="clear"/>
           <w:lang w:val="en-US" w:eastAsia="zh-CN" w:bidi="hi-IN"/>
         </w:rPr>
+        <w:drawing>
+          <wp:anchor behindDoc="0" distT="0" distB="0" distL="0" distR="0" simplePos="0" locked="0" layoutInCell="0" allowOverlap="1" relativeHeight="3">
+            <wp:simplePos x="0" y="0"/>
+            <wp:positionH relativeFrom="column">
+              <wp:posOffset>13970</wp:posOffset>
+            </wp:positionH>
+            <wp:positionV relativeFrom="paragraph">
+              <wp:posOffset>635</wp:posOffset>
+            </wp:positionV>
+            <wp:extent cx="5615305" cy="396875"/>
+            <wp:effectExtent l="0" t="0" r="0" b="0"/>
+            <wp:wrapSquare wrapText="largest"/>
+            <wp:docPr id="2" name="图像2" descr="" title=""/>
+            <wp:cNvGraphicFramePr>
+              <a:graphicFrameLocks xmlns:a="http://schemas.openxmlformats.org/drawingml/2006/main" noChangeAspect="1"/>
+            </wp:cNvGraphicFramePr>
+            <a:graphic xmlns:a="http://schemas.openxmlformats.org/drawingml/2006/main">
+              <a:graphicData uri="http://schemas.openxmlformats.org/drawingml/2006/picture">
+                <pic:pic xmlns:pic="http://schemas.openxmlformats.org/drawingml/2006/picture">
+                  <pic:nvPicPr>
+                    <pic:cNvPr id="2" name="图像2" descr="" title=""/>
+                    <pic:cNvPicPr>
+                      <a:picLocks noChangeAspect="1" noChangeArrowheads="1"/>
+                    </pic:cNvPicPr>
+                  </pic:nvPicPr>
+                  <pic:blipFill>
+                    <a:blip r:embed="rId3"/>
+                    <a:stretch>
+                      <a:fillRect/>
+                    </a:stretch>
+                  </pic:blipFill>
+                  <pic:spPr bwMode="auto">
+                    <a:xfrm>
+                      <a:off x="0" y="0"/>
+                      <a:ext cx="5615305" cy="396875"/>
+                    </a:xfrm>
+                    <a:prstGeom prst="rect">
+                      <a:avLst/>
+                    </a:prstGeom>
+                  </pic:spPr>
+                </pic:pic>
+              </a:graphicData>
+            </a:graphic>
+          </wp:anchor>
+        </w:drawing>
       </w:r>
     </w:p>
     <w:p>
@@ -19754,16 +19853,7 @@
         </w:rPr>
       </w:pPr>
       <w:r>
-        <w:rPr>
-          <w:rFonts w:eastAsia="Noto Serif CJK SC" w:cs="Noto Sans CJK SC"/>
-          <w:b w:val="false"/>
-          <w:color w:val="000000"/>
-          <w:kern w:val="2"/>
-          <w:sz w:val="18"/>
-          <w:szCs w:val="18"/>
-          <w:shd w:fill="auto" w:val="clear"/>
-          <w:lang w:val="en-US" w:eastAsia="zh-CN" w:bidi="hi-IN"/>
-        </w:rPr>
+        <w:rPr/>
       </w:r>
     </w:p>
     <w:p>
@@ -19785,6 +19875,442 @@
       </w:pPr>
       <w:r>
         <w:rPr/>
+      </w:r>
+    </w:p>
+    <w:p>
+      <w:pPr>
+        <w:pStyle w:val="Normal"/>
+        <w:bidi w:val="0"/>
+        <w:jc w:val="start"/>
+        <w:rPr>
+          <w:sz w:val="18"/>
+          <w:szCs w:val="18"/>
+        </w:rPr>
+      </w:pPr>
+      <w:r>
+        <w:rPr>
+          <w:rFonts w:ascii="Liberation Serif" w:hAnsi="Liberation Serif" w:cs="Noto Sans CJK SC"/>
+          <w:color w:val="auto"/>
+          <w:kern w:val="2"/>
+          <w:sz w:val="18"/>
+          <w:szCs w:val="18"/>
+          <w:lang w:val="en-US" w:eastAsia="zh-CN" w:bidi="hi-IN"/>
+        </w:rPr>
+        <w:t>主要了解</w:t>
+      </w:r>
+      <w:r>
+        <w:rPr>
+          <w:rFonts w:ascii="Liberation Serif" w:hAnsi="Liberation Serif" w:cs="Noto Sans CJK SC"/>
+          <w:color w:val="auto"/>
+          <w:kern w:val="2"/>
+          <w:sz w:val="18"/>
+          <w:szCs w:val="18"/>
+          <w:lang w:val="en-US" w:eastAsia="zh-CN" w:bidi="hi-IN"/>
+        </w:rPr>
+        <w:t>：</w:t>
+      </w:r>
+      <w:r>
+        <w:rPr>
+          <w:rFonts w:eastAsia="Noto Serif CJK SC" w:cs="Noto Sans CJK SC"/>
+          <w:color w:val="auto"/>
+          <w:kern w:val="2"/>
+          <w:sz w:val="18"/>
+          <w:szCs w:val="18"/>
+          <w:lang w:val="en-US" w:eastAsia="zh-CN" w:bidi="hi-IN"/>
+        </w:rPr>
+        <w:t>duty_cycle</w:t>
+      </w:r>
+      <w:r>
+        <w:rPr>
+          <w:rFonts w:ascii="Liberation Serif" w:hAnsi="Liberation Serif" w:cs="Noto Sans CJK SC"/>
+          <w:color w:val="auto"/>
+          <w:kern w:val="2"/>
+          <w:sz w:val="18"/>
+          <w:szCs w:val="18"/>
+          <w:lang w:val="en-US" w:eastAsia="zh-CN" w:bidi="hi-IN"/>
+        </w:rPr>
+        <w:t>有效电平时间，单位</w:t>
+      </w:r>
+      <w:r>
+        <w:rPr>
+          <w:rFonts w:eastAsia="Noto Serif CJK SC" w:cs="Noto Sans CJK SC"/>
+          <w:color w:val="auto"/>
+          <w:kern w:val="2"/>
+          <w:sz w:val="18"/>
+          <w:szCs w:val="18"/>
+          <w:lang w:val="en-US" w:eastAsia="zh-CN" w:bidi="hi-IN"/>
+        </w:rPr>
+        <w:t>(ns)</w:t>
+      </w:r>
+      <w:r>
+        <w:rPr>
+          <w:rFonts w:ascii="Liberation Serif" w:hAnsi="Liberation Serif" w:cs="Noto Sans CJK SC"/>
+          <w:color w:val="auto"/>
+          <w:kern w:val="2"/>
+          <w:sz w:val="18"/>
+          <w:szCs w:val="18"/>
+          <w:lang w:val="en-US" w:eastAsia="zh-CN" w:bidi="hi-IN"/>
+        </w:rPr>
+        <w:t>，</w:t>
+      </w:r>
+      <w:r>
+        <w:rPr>
+          <w:rFonts w:eastAsia="Noto Serif CJK SC" w:cs="Noto Sans CJK SC"/>
+          <w:color w:val="auto"/>
+          <w:kern w:val="2"/>
+          <w:sz w:val="18"/>
+          <w:szCs w:val="18"/>
+          <w:lang w:val="en-US" w:eastAsia="zh-CN" w:bidi="hi-IN"/>
+        </w:rPr>
+        <w:t>enable</w:t>
+      </w:r>
+      <w:r>
+        <w:rPr>
+          <w:rFonts w:ascii="Liberation Serif" w:hAnsi="Liberation Serif" w:cs="Noto Sans CJK SC"/>
+          <w:color w:val="auto"/>
+          <w:kern w:val="2"/>
+          <w:sz w:val="18"/>
+          <w:szCs w:val="18"/>
+          <w:lang w:val="en-US" w:eastAsia="zh-CN" w:bidi="hi-IN"/>
+        </w:rPr>
+        <w:t>使能，</w:t>
+      </w:r>
+      <w:r>
+        <w:rPr>
+          <w:rFonts w:eastAsia="Noto Serif CJK SC" w:cs="Noto Sans CJK SC"/>
+          <w:color w:val="auto"/>
+          <w:kern w:val="2"/>
+          <w:sz w:val="18"/>
+          <w:szCs w:val="18"/>
+          <w:lang w:val="en-US" w:eastAsia="zh-CN" w:bidi="hi-IN"/>
+        </w:rPr>
+        <w:t>period</w:t>
+      </w:r>
+      <w:r>
+        <w:rPr>
+          <w:rFonts w:ascii="Liberation Serif" w:hAnsi="Liberation Serif" w:cs="Noto Sans CJK SC"/>
+          <w:color w:val="auto"/>
+          <w:kern w:val="2"/>
+          <w:sz w:val="18"/>
+          <w:szCs w:val="18"/>
+          <w:lang w:val="en-US" w:eastAsia="zh-CN" w:bidi="hi-IN"/>
+        </w:rPr>
+        <w:t>周期，</w:t>
+      </w:r>
+      <w:r>
+        <w:rPr>
+          <w:rFonts w:eastAsia="Noto Serif CJK SC" w:cs="Noto Sans CJK SC"/>
+          <w:color w:val="auto"/>
+          <w:kern w:val="2"/>
+          <w:sz w:val="18"/>
+          <w:szCs w:val="18"/>
+          <w:lang w:val="en-US" w:eastAsia="zh-CN" w:bidi="hi-IN"/>
+        </w:rPr>
+        <w:t>polarity</w:t>
+      </w:r>
+      <w:r>
+        <w:rPr>
+          <w:rFonts w:ascii="Liberation Serif" w:hAnsi="Liberation Serif" w:cs="Noto Sans CJK SC"/>
+          <w:color w:val="auto"/>
+          <w:kern w:val="2"/>
+          <w:sz w:val="18"/>
+          <w:szCs w:val="18"/>
+          <w:lang w:val="en-US" w:eastAsia="zh-CN" w:bidi="hi-IN"/>
+        </w:rPr>
+        <w:t>极性（默认低电平有效）</w:t>
+      </w:r>
+    </w:p>
+    <w:p>
+      <w:pPr>
+        <w:pStyle w:val="Normal"/>
+        <w:bidi w:val="0"/>
+        <w:jc w:val="start"/>
+        <w:rPr>
+          <w:sz w:val="18"/>
+          <w:szCs w:val="18"/>
+        </w:rPr>
+      </w:pPr>
+      <w:r>
+        <w:rPr>
+          <w:rFonts w:ascii="Liberation Serif" w:hAnsi="Liberation Serif" w:cs="Noto Sans CJK SC"/>
+          <w:color w:val="auto"/>
+          <w:kern w:val="2"/>
+          <w:sz w:val="18"/>
+          <w:szCs w:val="18"/>
+          <w:lang w:val="en-US" w:eastAsia="zh-CN" w:bidi="hi-IN"/>
+        </w:rPr>
+        <w:t>本章和前面</w:t>
+      </w:r>
+      <w:r>
+        <w:rPr>
+          <w:rFonts w:eastAsia="Noto Serif CJK SC" w:cs="Noto Sans CJK SC"/>
+          <w:color w:val="auto"/>
+          <w:kern w:val="2"/>
+          <w:sz w:val="18"/>
+          <w:szCs w:val="18"/>
+          <w:lang w:val="en-US" w:eastAsia="zh-CN" w:bidi="hi-IN"/>
+        </w:rPr>
+        <w:t>gpio</w:t>
+      </w:r>
+      <w:r>
+        <w:rPr>
+          <w:rFonts w:ascii="Liberation Serif" w:hAnsi="Liberation Serif" w:cs="Noto Sans CJK SC"/>
+          <w:color w:val="auto"/>
+          <w:kern w:val="2"/>
+          <w:sz w:val="18"/>
+          <w:szCs w:val="18"/>
+          <w:lang w:val="en-US" w:eastAsia="zh-CN" w:bidi="hi-IN"/>
+        </w:rPr>
+        <w:t>输出极其相似</w:t>
+      </w:r>
+      <w:r>
+        <w:rPr>
+          <w:rFonts w:ascii="Liberation Serif" w:hAnsi="Liberation Serif" w:cs="Noto Sans CJK SC"/>
+          <w:color w:val="auto"/>
+          <w:kern w:val="2"/>
+          <w:sz w:val="18"/>
+          <w:szCs w:val="18"/>
+          <w:lang w:val="en-US" w:eastAsia="zh-CN" w:bidi="hi-IN"/>
+        </w:rPr>
+        <w:t>，看代码就能理解，这里不多赘述</w:t>
+      </w:r>
+    </w:p>
+    <w:p>
+      <w:pPr>
+        <w:pStyle w:val="Normal"/>
+        <w:bidi w:val="0"/>
+        <w:jc w:val="start"/>
+        <w:rPr>
+          <w:sz w:val="18"/>
+          <w:szCs w:val="18"/>
+        </w:rPr>
+      </w:pPr>
+      <w:r>
+        <w:rPr>
+          <w:sz w:val="18"/>
+          <w:szCs w:val="18"/>
+        </w:rPr>
+      </w:r>
+    </w:p>
+    <w:p>
+      <w:pPr>
+        <w:pStyle w:val="Normal"/>
+        <w:bidi w:val="0"/>
+        <w:jc w:val="start"/>
+        <w:rPr>
+          <w:sz w:val="18"/>
+          <w:szCs w:val="18"/>
+        </w:rPr>
+      </w:pPr>
+      <w:r>
+        <w:rPr>
+          <w:sz w:val="18"/>
+          <w:szCs w:val="18"/>
+        </w:rPr>
+      </w:r>
+    </w:p>
+    <w:p>
+      <w:pPr>
+        <w:pStyle w:val="Normal"/>
+        <w:bidi w:val="0"/>
+        <w:jc w:val="start"/>
+        <w:rPr>
+          <w:sz w:val="18"/>
+          <w:szCs w:val="18"/>
+        </w:rPr>
+      </w:pPr>
+      <w:r>
+        <w:rPr>
+          <w:sz w:val="18"/>
+          <w:szCs w:val="18"/>
+        </w:rPr>
+      </w:r>
+    </w:p>
+    <w:p>
+      <w:pPr>
+        <w:pStyle w:val="Normal"/>
+        <w:bidi w:val="0"/>
+        <w:jc w:val="start"/>
+        <w:rPr>
+          <w:sz w:val="18"/>
+          <w:szCs w:val="18"/>
+        </w:rPr>
+      </w:pPr>
+      <w:r>
+        <w:rPr>
+          <w:sz w:val="18"/>
+          <w:szCs w:val="18"/>
+        </w:rPr>
+      </w:r>
+    </w:p>
+    <w:p>
+      <w:pPr>
+        <w:pStyle w:val="Normal"/>
+        <w:bidi w:val="0"/>
+        <w:jc w:val="start"/>
+        <w:rPr>
+          <w:sz w:val="18"/>
+          <w:szCs w:val="18"/>
+        </w:rPr>
+      </w:pPr>
+      <w:r>
+        <w:rPr>
+          <w:sz w:val="18"/>
+          <w:szCs w:val="18"/>
+        </w:rPr>
+      </w:r>
+    </w:p>
+    <w:p>
+      <w:pPr>
+        <w:pStyle w:val="Normal"/>
+        <w:bidi w:val="0"/>
+        <w:jc w:val="start"/>
+        <w:rPr>
+          <w:sz w:val="18"/>
+          <w:szCs w:val="18"/>
+        </w:rPr>
+      </w:pPr>
+      <w:r>
+        <w:rPr>
+          <w:sz w:val="18"/>
+          <w:szCs w:val="18"/>
+        </w:rPr>
+      </w:r>
+    </w:p>
+    <w:p>
+      <w:pPr>
+        <w:pStyle w:val="Normal"/>
+        <w:bidi w:val="0"/>
+        <w:jc w:val="start"/>
+        <w:rPr>
+          <w:sz w:val="18"/>
+          <w:szCs w:val="18"/>
+        </w:rPr>
+      </w:pPr>
+      <w:r>
+        <w:rPr>
+          <w:sz w:val="18"/>
+          <w:szCs w:val="18"/>
+        </w:rPr>
+      </w:r>
+    </w:p>
+    <w:p>
+      <w:pPr>
+        <w:pStyle w:val="Normal"/>
+        <w:bidi w:val="0"/>
+        <w:jc w:val="start"/>
+        <w:rPr>
+          <w:sz w:val="18"/>
+          <w:szCs w:val="18"/>
+        </w:rPr>
+      </w:pPr>
+      <w:r>
+        <w:rPr>
+          <w:sz w:val="18"/>
+          <w:szCs w:val="18"/>
+        </w:rPr>
+      </w:r>
+    </w:p>
+    <w:p>
+      <w:pPr>
+        <w:pStyle w:val="Normal"/>
+        <w:bidi w:val="0"/>
+        <w:jc w:val="start"/>
+        <w:rPr>
+          <w:sz w:val="18"/>
+          <w:szCs w:val="18"/>
+        </w:rPr>
+      </w:pPr>
+      <w:r>
+        <w:rPr>
+          <w:sz w:val="18"/>
+          <w:szCs w:val="18"/>
+        </w:rPr>
+      </w:r>
+    </w:p>
+    <w:p>
+      <w:pPr>
+        <w:pStyle w:val="Normal"/>
+        <w:bidi w:val="0"/>
+        <w:jc w:val="start"/>
+        <w:rPr>
+          <w:sz w:val="18"/>
+          <w:szCs w:val="18"/>
+        </w:rPr>
+      </w:pPr>
+      <w:r>
+        <w:rPr>
+          <w:sz w:val="18"/>
+          <w:szCs w:val="18"/>
+        </w:rPr>
+      </w:r>
+    </w:p>
+    <w:p>
+      <w:pPr>
+        <w:pStyle w:val="Normal"/>
+        <w:bidi w:val="0"/>
+        <w:jc w:val="start"/>
+        <w:rPr>
+          <w:sz w:val="18"/>
+          <w:szCs w:val="18"/>
+        </w:rPr>
+      </w:pPr>
+      <w:r>
+        <w:rPr>
+          <w:sz w:val="18"/>
+          <w:szCs w:val="18"/>
+        </w:rPr>
+      </w:r>
+    </w:p>
+    <w:p>
+      <w:pPr>
+        <w:pStyle w:val="Normal"/>
+        <w:bidi w:val="0"/>
+        <w:jc w:val="start"/>
+        <w:rPr>
+          <w:sz w:val="18"/>
+          <w:szCs w:val="18"/>
+        </w:rPr>
+      </w:pPr>
+      <w:r>
+        <w:rPr>
+          <w:sz w:val="18"/>
+          <w:szCs w:val="18"/>
+        </w:rPr>
+      </w:r>
+    </w:p>
+    <w:p>
+      <w:pPr>
+        <w:pStyle w:val="Normal"/>
+        <w:bidi w:val="0"/>
+        <w:jc w:val="start"/>
+        <w:rPr>
+          <w:sz w:val="18"/>
+          <w:szCs w:val="18"/>
+        </w:rPr>
+      </w:pPr>
+      <w:r>
+        <w:rPr>
+          <w:sz w:val="18"/>
+          <w:szCs w:val="18"/>
+        </w:rPr>
+      </w:r>
+    </w:p>
+    <w:p>
+      <w:pPr>
+        <w:pStyle w:val="Normal"/>
+        <w:bidi w:val="0"/>
+        <w:jc w:val="start"/>
+        <w:rPr>
+          <w:sz w:val="18"/>
+          <w:szCs w:val="18"/>
+        </w:rPr>
+      </w:pPr>
+      <w:r>
+        <w:rPr>
+          <w:sz w:val="18"/>
+          <w:szCs w:val="18"/>
+        </w:rPr>
       </w:r>
     </w:p>
     <w:sectPr>
@@ -20204,7 +20730,7 @@
     <w:pPr>
       <w:widowControl/>
       <w:suppressAutoHyphens w:val="true"/>
-      <w:overflowPunct w:val="false"/>
+      <w:overflowPunct w:val="true"/>
       <w:bidi w:val="0"/>
       <w:spacing w:before="0" w:after="0"/>
       <w:jc w:val="start"/>

--- a/我的笔记.docx
+++ b/我的笔记.docx
@@ -6575,10 +6575,10 @@
         </w:tblCellMar>
       </w:tblPr>
       <w:tblGrid>
-        <w:gridCol w:w="1016"/>
-        <w:gridCol w:w="625"/>
-        <w:gridCol w:w="1078"/>
-        <w:gridCol w:w="2659"/>
+        <w:gridCol w:w="1015"/>
+        <w:gridCol w:w="626"/>
+        <w:gridCol w:w="1077"/>
+        <w:gridCol w:w="2660"/>
         <w:gridCol w:w="4260"/>
       </w:tblGrid>
       <w:tr>
@@ -6587,7 +6587,7 @@
         </w:trPr>
         <w:tc>
           <w:tcPr>
-            <w:tcW w:w="1016" w:type="dxa"/>
+            <w:tcW w:w="1015" w:type="dxa"/>
             <w:tcBorders/>
             <w:vAlign w:val="center"/>
           </w:tcPr>
@@ -6612,7 +6612,7 @@
         </w:tc>
         <w:tc>
           <w:tcPr>
-            <w:tcW w:w="625" w:type="dxa"/>
+            <w:tcW w:w="626" w:type="dxa"/>
             <w:tcBorders/>
             <w:vAlign w:val="center"/>
           </w:tcPr>
@@ -6650,7 +6650,7 @@
         </w:tc>
         <w:tc>
           <w:tcPr>
-            <w:tcW w:w="1078" w:type="dxa"/>
+            <w:tcW w:w="1077" w:type="dxa"/>
             <w:tcBorders/>
             <w:vAlign w:val="center"/>
           </w:tcPr>
@@ -6675,7 +6675,7 @@
         </w:tc>
         <w:tc>
           <w:tcPr>
-            <w:tcW w:w="2659" w:type="dxa"/>
+            <w:tcW w:w="2660" w:type="dxa"/>
             <w:tcBorders/>
             <w:vAlign w:val="center"/>
           </w:tcPr>
@@ -6742,7 +6742,7 @@
         <w:trPr/>
         <w:tc>
           <w:tcPr>
-            <w:tcW w:w="1016" w:type="dxa"/>
+            <w:tcW w:w="1015" w:type="dxa"/>
             <w:tcBorders/>
             <w:vAlign w:val="center"/>
           </w:tcPr>
@@ -6765,7 +6765,7 @@
         </w:tc>
         <w:tc>
           <w:tcPr>
-            <w:tcW w:w="625" w:type="dxa"/>
+            <w:tcW w:w="626" w:type="dxa"/>
             <w:tcBorders/>
             <w:vAlign w:val="center"/>
           </w:tcPr>
@@ -6788,7 +6788,7 @@
         </w:tc>
         <w:tc>
           <w:tcPr>
-            <w:tcW w:w="1078" w:type="dxa"/>
+            <w:tcW w:w="1077" w:type="dxa"/>
             <w:tcBorders/>
             <w:vAlign w:val="center"/>
           </w:tcPr>
@@ -6811,7 +6811,7 @@
         </w:tc>
         <w:tc>
           <w:tcPr>
-            <w:tcW w:w="2659" w:type="dxa"/>
+            <w:tcW w:w="2660" w:type="dxa"/>
             <w:tcBorders/>
             <w:vAlign w:val="center"/>
           </w:tcPr>
@@ -6882,7 +6882,7 @@
         <w:trPr/>
         <w:tc>
           <w:tcPr>
-            <w:tcW w:w="1016" w:type="dxa"/>
+            <w:tcW w:w="1015" w:type="dxa"/>
             <w:tcBorders/>
             <w:vAlign w:val="center"/>
           </w:tcPr>
@@ -6905,7 +6905,7 @@
         </w:tc>
         <w:tc>
           <w:tcPr>
-            <w:tcW w:w="625" w:type="dxa"/>
+            <w:tcW w:w="626" w:type="dxa"/>
             <w:tcBorders/>
             <w:vAlign w:val="center"/>
           </w:tcPr>
@@ -6928,7 +6928,7 @@
         </w:tc>
         <w:tc>
           <w:tcPr>
-            <w:tcW w:w="1078" w:type="dxa"/>
+            <w:tcW w:w="1077" w:type="dxa"/>
             <w:tcBorders/>
             <w:vAlign w:val="center"/>
           </w:tcPr>
@@ -6951,7 +6951,7 @@
         </w:tc>
         <w:tc>
           <w:tcPr>
-            <w:tcW w:w="2659" w:type="dxa"/>
+            <w:tcW w:w="2660" w:type="dxa"/>
             <w:tcBorders/>
             <w:vAlign w:val="center"/>
           </w:tcPr>
@@ -7022,7 +7022,7 @@
         <w:trPr/>
         <w:tc>
           <w:tcPr>
-            <w:tcW w:w="1016" w:type="dxa"/>
+            <w:tcW w:w="1015" w:type="dxa"/>
             <w:tcBorders/>
             <w:vAlign w:val="center"/>
           </w:tcPr>
@@ -7045,7 +7045,7 @@
         </w:tc>
         <w:tc>
           <w:tcPr>
-            <w:tcW w:w="625" w:type="dxa"/>
+            <w:tcW w:w="626" w:type="dxa"/>
             <w:tcBorders/>
             <w:vAlign w:val="center"/>
           </w:tcPr>
@@ -7068,7 +7068,7 @@
         </w:tc>
         <w:tc>
           <w:tcPr>
-            <w:tcW w:w="1078" w:type="dxa"/>
+            <w:tcW w:w="1077" w:type="dxa"/>
             <w:tcBorders/>
             <w:vAlign w:val="center"/>
           </w:tcPr>
@@ -7091,7 +7091,7 @@
         </w:tc>
         <w:tc>
           <w:tcPr>
-            <w:tcW w:w="2659" w:type="dxa"/>
+            <w:tcW w:w="2660" w:type="dxa"/>
             <w:tcBorders/>
             <w:vAlign w:val="center"/>
           </w:tcPr>
@@ -19853,6 +19853,235 @@
         </w:rPr>
       </w:pPr>
       <w:r>
+        <w:rPr>
+          <w:rFonts w:eastAsia="Noto Serif CJK SC" w:cs="Noto Sans CJK SC"/>
+          <w:b w:val="false"/>
+          <w:color w:val="000000"/>
+          <w:kern w:val="2"/>
+          <w:sz w:val="18"/>
+          <w:szCs w:val="18"/>
+          <w:shd w:fill="auto" w:val="clear"/>
+          <w:lang w:val="en-US" w:eastAsia="zh-CN" w:bidi="hi-IN"/>
+        </w:rPr>
+      </w:r>
+    </w:p>
+    <w:p>
+      <w:pPr>
+        <w:pStyle w:val="Normal"/>
+        <w:bidi w:val="0"/>
+        <w:jc w:val="start"/>
+        <w:rPr>
+          <w:rFonts w:ascii="Liberation Serif" w:hAnsi="Liberation Serif" w:eastAsia="Noto Serif CJK SC" w:cs="Noto Sans CJK SC"/>
+          <w:b w:val="false"/>
+          <w:b w:val="false"/>
+          <w:color w:val="auto"/>
+          <w:kern w:val="2"/>
+          <w:sz w:val="18"/>
+          <w:szCs w:val="18"/>
+          <w:shd w:fill="auto" w:val="clear"/>
+          <w:lang w:val="en-US" w:eastAsia="zh-CN" w:bidi="hi-IN"/>
+        </w:rPr>
+      </w:pPr>
+      <w:r>
+        <w:rPr>
+          <w:rFonts w:eastAsia="Noto Serif CJK SC" w:cs="Noto Sans CJK SC"/>
+          <w:b w:val="false"/>
+          <w:color w:val="000000"/>
+          <w:kern w:val="2"/>
+          <w:sz w:val="18"/>
+          <w:szCs w:val="18"/>
+          <w:shd w:fill="auto" w:val="clear"/>
+          <w:lang w:val="en-US" w:eastAsia="zh-CN" w:bidi="hi-IN"/>
+        </w:rPr>
+      </w:r>
+    </w:p>
+    <w:p>
+      <w:pPr>
+        <w:pStyle w:val="Normal"/>
+        <w:bidi w:val="0"/>
+        <w:jc w:val="start"/>
+        <w:rPr>
+          <w:sz w:val="18"/>
+          <w:szCs w:val="18"/>
+        </w:rPr>
+      </w:pPr>
+      <w:r>
+        <w:rPr>
+          <w:rFonts w:ascii="Liberation Serif" w:hAnsi="Liberation Serif" w:cs="Noto Sans CJK SC"/>
+          <w:color w:val="auto"/>
+          <w:kern w:val="2"/>
+          <w:sz w:val="18"/>
+          <w:szCs w:val="18"/>
+          <w:lang w:val="en-US" w:eastAsia="zh-CN" w:bidi="hi-IN"/>
+        </w:rPr>
+        <w:t>主要了解：</w:t>
+      </w:r>
+      <w:r>
+        <w:rPr>
+          <w:rFonts w:eastAsia="Noto Serif CJK SC" w:cs="Noto Sans CJK SC"/>
+          <w:color w:val="auto"/>
+          <w:kern w:val="2"/>
+          <w:sz w:val="18"/>
+          <w:szCs w:val="18"/>
+          <w:lang w:val="en-US" w:eastAsia="zh-CN" w:bidi="hi-IN"/>
+        </w:rPr>
+        <w:t>duty_cycle</w:t>
+      </w:r>
+      <w:r>
+        <w:rPr>
+          <w:rFonts w:ascii="Liberation Serif" w:hAnsi="Liberation Serif" w:cs="Noto Sans CJK SC"/>
+          <w:color w:val="auto"/>
+          <w:kern w:val="2"/>
+          <w:sz w:val="18"/>
+          <w:szCs w:val="18"/>
+          <w:lang w:val="en-US" w:eastAsia="zh-CN" w:bidi="hi-IN"/>
+        </w:rPr>
+        <w:t>有效电平时间，单位</w:t>
+      </w:r>
+      <w:r>
+        <w:rPr>
+          <w:rFonts w:eastAsia="Noto Serif CJK SC" w:cs="Noto Sans CJK SC"/>
+          <w:color w:val="auto"/>
+          <w:kern w:val="2"/>
+          <w:sz w:val="18"/>
+          <w:szCs w:val="18"/>
+          <w:lang w:val="en-US" w:eastAsia="zh-CN" w:bidi="hi-IN"/>
+        </w:rPr>
+        <w:t>(ns)</w:t>
+      </w:r>
+      <w:r>
+        <w:rPr>
+          <w:rFonts w:ascii="Liberation Serif" w:hAnsi="Liberation Serif" w:cs="Noto Sans CJK SC"/>
+          <w:color w:val="auto"/>
+          <w:kern w:val="2"/>
+          <w:sz w:val="18"/>
+          <w:szCs w:val="18"/>
+          <w:lang w:val="en-US" w:eastAsia="zh-CN" w:bidi="hi-IN"/>
+        </w:rPr>
+        <w:t>，</w:t>
+      </w:r>
+      <w:r>
+        <w:rPr>
+          <w:rFonts w:eastAsia="Noto Serif CJK SC" w:cs="Noto Sans CJK SC"/>
+          <w:color w:val="auto"/>
+          <w:kern w:val="2"/>
+          <w:sz w:val="18"/>
+          <w:szCs w:val="18"/>
+          <w:lang w:val="en-US" w:eastAsia="zh-CN" w:bidi="hi-IN"/>
+        </w:rPr>
+        <w:t>enable</w:t>
+      </w:r>
+      <w:r>
+        <w:rPr>
+          <w:rFonts w:ascii="Liberation Serif" w:hAnsi="Liberation Serif" w:cs="Noto Sans CJK SC"/>
+          <w:color w:val="auto"/>
+          <w:kern w:val="2"/>
+          <w:sz w:val="18"/>
+          <w:szCs w:val="18"/>
+          <w:lang w:val="en-US" w:eastAsia="zh-CN" w:bidi="hi-IN"/>
+        </w:rPr>
+        <w:t>使能，</w:t>
+      </w:r>
+      <w:r>
+        <w:rPr>
+          <w:rFonts w:eastAsia="Noto Serif CJK SC" w:cs="Noto Sans CJK SC"/>
+          <w:color w:val="auto"/>
+          <w:kern w:val="2"/>
+          <w:sz w:val="18"/>
+          <w:szCs w:val="18"/>
+          <w:lang w:val="en-US" w:eastAsia="zh-CN" w:bidi="hi-IN"/>
+        </w:rPr>
+        <w:t>period</w:t>
+      </w:r>
+      <w:r>
+        <w:rPr>
+          <w:rFonts w:ascii="Liberation Serif" w:hAnsi="Liberation Serif" w:cs="Noto Sans CJK SC"/>
+          <w:color w:val="auto"/>
+          <w:kern w:val="2"/>
+          <w:sz w:val="18"/>
+          <w:szCs w:val="18"/>
+          <w:lang w:val="en-US" w:eastAsia="zh-CN" w:bidi="hi-IN"/>
+        </w:rPr>
+        <w:t>周期，</w:t>
+      </w:r>
+      <w:r>
+        <w:rPr>
+          <w:rFonts w:eastAsia="Noto Serif CJK SC" w:cs="Noto Sans CJK SC"/>
+          <w:color w:val="auto"/>
+          <w:kern w:val="2"/>
+          <w:sz w:val="18"/>
+          <w:szCs w:val="18"/>
+          <w:lang w:val="en-US" w:eastAsia="zh-CN" w:bidi="hi-IN"/>
+        </w:rPr>
+        <w:t>polarity</w:t>
+      </w:r>
+      <w:r>
+        <w:rPr>
+          <w:rFonts w:ascii="Liberation Serif" w:hAnsi="Liberation Serif" w:cs="Noto Sans CJK SC"/>
+          <w:color w:val="auto"/>
+          <w:kern w:val="2"/>
+          <w:sz w:val="18"/>
+          <w:szCs w:val="18"/>
+          <w:lang w:val="en-US" w:eastAsia="zh-CN" w:bidi="hi-IN"/>
+        </w:rPr>
+        <w:t>极性（默认低电平有效）</w:t>
+      </w:r>
+    </w:p>
+    <w:p>
+      <w:pPr>
+        <w:pStyle w:val="Normal"/>
+        <w:bidi w:val="0"/>
+        <w:jc w:val="start"/>
+        <w:rPr>
+          <w:sz w:val="18"/>
+          <w:szCs w:val="18"/>
+        </w:rPr>
+      </w:pPr>
+      <w:r>
+        <w:rPr>
+          <w:rFonts w:ascii="Liberation Serif" w:hAnsi="Liberation Serif" w:cs="Noto Sans CJK SC"/>
+          <w:color w:val="auto"/>
+          <w:kern w:val="2"/>
+          <w:sz w:val="18"/>
+          <w:szCs w:val="18"/>
+          <w:lang w:val="en-US" w:eastAsia="zh-CN" w:bidi="hi-IN"/>
+        </w:rPr>
+        <w:t>本章和前面</w:t>
+      </w:r>
+      <w:r>
+        <w:rPr>
+          <w:rFonts w:eastAsia="Noto Serif CJK SC" w:cs="Noto Sans CJK SC"/>
+          <w:color w:val="auto"/>
+          <w:kern w:val="2"/>
+          <w:sz w:val="18"/>
+          <w:szCs w:val="18"/>
+          <w:lang w:val="en-US" w:eastAsia="zh-CN" w:bidi="hi-IN"/>
+        </w:rPr>
+        <w:t>gpio</w:t>
+      </w:r>
+      <w:r>
+        <w:rPr>
+          <w:rFonts w:ascii="Liberation Serif" w:hAnsi="Liberation Serif" w:cs="Noto Sans CJK SC"/>
+          <w:color w:val="auto"/>
+          <w:kern w:val="2"/>
+          <w:sz w:val="18"/>
+          <w:szCs w:val="18"/>
+          <w:lang w:val="en-US" w:eastAsia="zh-CN" w:bidi="hi-IN"/>
+        </w:rPr>
+        <w:t>输出极其相似，看代码就能理解，这里不多赘述</w:t>
+      </w:r>
+    </w:p>
+    <w:p>
+      <w:pPr>
+        <w:pStyle w:val="Normal"/>
+        <w:bidi w:val="0"/>
+        <w:jc w:val="start"/>
+        <w:rPr>
+          <w:sz w:val="18"/>
+          <w:szCs w:val="18"/>
+        </w:rPr>
+      </w:pPr>
+      <w:r>
         <w:rPr/>
       </w:r>
     </w:p>
@@ -19862,217 +20091,2756 @@
         <w:bidi w:val="0"/>
         <w:jc w:val="start"/>
         <w:rPr>
+          <w:sz w:val="18"/>
+          <w:szCs w:val="18"/>
+        </w:rPr>
+      </w:pPr>
+      <w:r>
+        <w:rPr/>
+      </w:r>
+    </w:p>
+    <w:p>
+      <w:pPr>
+        <w:pStyle w:val="Normal"/>
+        <w:bidi w:val="0"/>
+        <w:jc w:val="start"/>
+        <w:rPr>
+          <w:sz w:val="28"/>
+          <w:szCs w:val="28"/>
+        </w:rPr>
+      </w:pPr>
+      <w:r>
+        <w:rPr>
+          <w:rFonts w:cs="Noto Sans CJK SC"/>
+          <w:color w:val="auto"/>
+          <w:kern w:val="2"/>
+          <w:sz w:val="28"/>
+          <w:szCs w:val="28"/>
+          <w:lang w:val="en-US" w:eastAsia="zh-CN" w:bidi="hi-IN"/>
+        </w:rPr>
+        <w:t>I2C</w:t>
+      </w:r>
+    </w:p>
+    <w:p>
+      <w:pPr>
+        <w:pStyle w:val="Normal"/>
+        <w:bidi w:val="0"/>
+        <w:jc w:val="start"/>
+        <w:rPr>
+          <w:b/>
+          <w:b/>
+          <w:bCs/>
+          <w:sz w:val="18"/>
+          <w:szCs w:val="18"/>
+        </w:rPr>
+      </w:pPr>
+      <w:r>
+        <w:rPr>
+          <w:rFonts w:ascii="Liberation Serif" w:hAnsi="Liberation Serif" w:cs="Noto Sans CJK SC"/>
+          <w:b/>
+          <w:bCs/>
+          <w:color w:val="auto"/>
+          <w:kern w:val="2"/>
+          <w:sz w:val="18"/>
+          <w:szCs w:val="18"/>
+          <w:lang w:val="en-US" w:eastAsia="zh-CN" w:bidi="hi-IN"/>
+        </w:rPr>
+        <w:t>指令部分：</w:t>
+      </w:r>
+    </w:p>
+    <w:tbl>
+      <w:tblPr>
+        <w:tblW w:w="10772" w:type="dxa"/>
+        <w:jc w:val="start"/>
+        <w:tblInd w:w="-455" w:type="dxa"/>
+        <w:tblLayout w:type="fixed"/>
+        <w:tblCellMar>
+          <w:top w:w="55" w:type="dxa"/>
+          <w:start w:w="55" w:type="dxa"/>
+          <w:bottom w:w="55" w:type="dxa"/>
+          <w:end w:w="55" w:type="dxa"/>
+        </w:tblCellMar>
+      </w:tblPr>
+      <w:tblGrid>
+        <w:gridCol w:w="1191"/>
+        <w:gridCol w:w="5325"/>
+        <w:gridCol w:w="4256"/>
+      </w:tblGrid>
+      <w:tr>
+        <w:trPr/>
+        <w:tc>
+          <w:tcPr>
+            <w:tcW w:w="1191" w:type="dxa"/>
+            <w:tcBorders>
+              <w:top w:val="single" w:sz="4" w:space="0" w:color="000000"/>
+              <w:start w:val="single" w:sz="4" w:space="0" w:color="000000"/>
+              <w:bottom w:val="single" w:sz="4" w:space="0" w:color="000000"/>
+            </w:tcBorders>
+          </w:tcPr>
+          <w:p>
+            <w:pPr>
+              <w:pStyle w:val="Style20"/>
+              <w:jc w:val="center"/>
+              <w:rPr>
+                <w:sz w:val="18"/>
+                <w:szCs w:val="18"/>
+              </w:rPr>
+            </w:pPr>
+            <w:r>
+              <w:rPr>
+                <w:sz w:val="18"/>
+                <w:szCs w:val="18"/>
+              </w:rPr>
+              <w:t>工具名称</w:t>
+            </w:r>
+          </w:p>
+        </w:tc>
+        <w:tc>
+          <w:tcPr>
+            <w:tcW w:w="5325" w:type="dxa"/>
+            <w:tcBorders>
+              <w:top w:val="single" w:sz="4" w:space="0" w:color="000000"/>
+              <w:start w:val="single" w:sz="4" w:space="0" w:color="000000"/>
+              <w:bottom w:val="single" w:sz="4" w:space="0" w:color="000000"/>
+            </w:tcBorders>
+          </w:tcPr>
+          <w:p>
+            <w:pPr>
+              <w:pStyle w:val="Style20"/>
+              <w:jc w:val="center"/>
+              <w:rPr>
+                <w:sz w:val="18"/>
+                <w:szCs w:val="18"/>
+              </w:rPr>
+            </w:pPr>
+            <w:r>
+              <w:rPr>
+                <w:sz w:val="18"/>
+                <w:szCs w:val="18"/>
+              </w:rPr>
+              <w:t>功能描述</w:t>
+            </w:r>
+          </w:p>
+        </w:tc>
+        <w:tc>
+          <w:tcPr>
+            <w:tcW w:w="4256" w:type="dxa"/>
+            <w:tcBorders>
+              <w:top w:val="single" w:sz="4" w:space="0" w:color="000000"/>
+              <w:start w:val="single" w:sz="4" w:space="0" w:color="000000"/>
+              <w:bottom w:val="single" w:sz="4" w:space="0" w:color="000000"/>
+              <w:end w:val="single" w:sz="4" w:space="0" w:color="000000"/>
+            </w:tcBorders>
+          </w:tcPr>
+          <w:p>
+            <w:pPr>
+              <w:pStyle w:val="Style20"/>
+              <w:jc w:val="center"/>
+              <w:rPr>
+                <w:sz w:val="18"/>
+                <w:szCs w:val="18"/>
+              </w:rPr>
+            </w:pPr>
+            <w:r>
+              <w:rPr>
+                <w:sz w:val="18"/>
+                <w:szCs w:val="18"/>
+              </w:rPr>
+              <w:t>适用场景</w:t>
+            </w:r>
+          </w:p>
+        </w:tc>
+      </w:tr>
+      <w:tr>
+        <w:trPr/>
+        <w:tc>
+          <w:tcPr>
+            <w:tcW w:w="1191" w:type="dxa"/>
+            <w:tcBorders>
+              <w:start w:val="single" w:sz="4" w:space="0" w:color="000000"/>
+              <w:bottom w:val="single" w:sz="4" w:space="0" w:color="000000"/>
+            </w:tcBorders>
+          </w:tcPr>
+          <w:p>
+            <w:pPr>
+              <w:pStyle w:val="Style20"/>
+              <w:jc w:val="center"/>
+              <w:rPr>
+                <w:sz w:val="18"/>
+                <w:szCs w:val="18"/>
+              </w:rPr>
+            </w:pPr>
+            <w:r>
+              <w:rPr>
+                <w:sz w:val="18"/>
+                <w:szCs w:val="18"/>
+              </w:rPr>
+              <w:t>i2cdetect</w:t>
+            </w:r>
+          </w:p>
+        </w:tc>
+        <w:tc>
+          <w:tcPr>
+            <w:tcW w:w="5325" w:type="dxa"/>
+            <w:tcBorders>
+              <w:start w:val="single" w:sz="4" w:space="0" w:color="000000"/>
+              <w:bottom w:val="single" w:sz="4" w:space="0" w:color="000000"/>
+            </w:tcBorders>
+          </w:tcPr>
+          <w:p>
+            <w:pPr>
+              <w:pStyle w:val="Style20"/>
+              <w:jc w:val="center"/>
+              <w:rPr>
+                <w:sz w:val="18"/>
+                <w:szCs w:val="18"/>
+              </w:rPr>
+            </w:pPr>
+            <w:r>
+              <w:rPr>
+                <w:sz w:val="18"/>
+                <w:szCs w:val="18"/>
+              </w:rPr>
+              <w:t xml:space="preserve">扫描 </w:t>
+            </w:r>
+            <w:r>
+              <w:rPr>
+                <w:sz w:val="18"/>
+                <w:szCs w:val="18"/>
+              </w:rPr>
+              <w:t xml:space="preserve">I2C </w:t>
+            </w:r>
+            <w:r>
+              <w:rPr>
+                <w:sz w:val="18"/>
+                <w:szCs w:val="18"/>
+              </w:rPr>
+              <w:t>总线上的设备地址，列出连接的从机设备。</w:t>
+            </w:r>
+          </w:p>
+        </w:tc>
+        <w:tc>
+          <w:tcPr>
+            <w:tcW w:w="4256" w:type="dxa"/>
+            <w:tcBorders>
+              <w:start w:val="single" w:sz="4" w:space="0" w:color="000000"/>
+              <w:bottom w:val="single" w:sz="4" w:space="0" w:color="000000"/>
+              <w:end w:val="single" w:sz="4" w:space="0" w:color="000000"/>
+            </w:tcBorders>
+          </w:tcPr>
+          <w:p>
+            <w:pPr>
+              <w:pStyle w:val="Style20"/>
+              <w:jc w:val="center"/>
+              <w:rPr>
+                <w:sz w:val="18"/>
+                <w:szCs w:val="18"/>
+              </w:rPr>
+            </w:pPr>
+            <w:r>
+              <w:rPr>
+                <w:sz w:val="18"/>
+                <w:szCs w:val="18"/>
+              </w:rPr>
+              <w:t xml:space="preserve">快速检测 </w:t>
+            </w:r>
+            <w:r>
+              <w:rPr>
+                <w:sz w:val="18"/>
+                <w:szCs w:val="18"/>
+              </w:rPr>
+              <w:t xml:space="preserve">I2C </w:t>
+            </w:r>
+            <w:r>
+              <w:rPr>
+                <w:sz w:val="18"/>
+                <w:szCs w:val="18"/>
+              </w:rPr>
+              <w:t>总线上有哪些设备及其地址。</w:t>
+            </w:r>
+          </w:p>
+        </w:tc>
+      </w:tr>
+      <w:tr>
+        <w:trPr/>
+        <w:tc>
+          <w:tcPr>
+            <w:tcW w:w="1191" w:type="dxa"/>
+            <w:tcBorders>
+              <w:start w:val="single" w:sz="4" w:space="0" w:color="000000"/>
+              <w:bottom w:val="single" w:sz="4" w:space="0" w:color="000000"/>
+            </w:tcBorders>
+          </w:tcPr>
+          <w:p>
+            <w:pPr>
+              <w:pStyle w:val="Style20"/>
+              <w:jc w:val="center"/>
+              <w:rPr>
+                <w:sz w:val="18"/>
+                <w:szCs w:val="18"/>
+              </w:rPr>
+            </w:pPr>
+            <w:r>
+              <w:rPr>
+                <w:sz w:val="18"/>
+                <w:szCs w:val="18"/>
+              </w:rPr>
+              <w:t>i2cdump</w:t>
+            </w:r>
+          </w:p>
+        </w:tc>
+        <w:tc>
+          <w:tcPr>
+            <w:tcW w:w="5325" w:type="dxa"/>
+            <w:tcBorders>
+              <w:start w:val="single" w:sz="4" w:space="0" w:color="000000"/>
+              <w:bottom w:val="single" w:sz="4" w:space="0" w:color="000000"/>
+            </w:tcBorders>
+          </w:tcPr>
+          <w:p>
+            <w:pPr>
+              <w:pStyle w:val="Style20"/>
+              <w:jc w:val="center"/>
+              <w:rPr>
+                <w:sz w:val="18"/>
+                <w:szCs w:val="18"/>
+              </w:rPr>
+            </w:pPr>
+            <w:r>
+              <w:rPr>
+                <w:sz w:val="18"/>
+                <w:szCs w:val="18"/>
+              </w:rPr>
+              <w:t xml:space="preserve">读取指定 </w:t>
+            </w:r>
+            <w:r>
+              <w:rPr>
+                <w:sz w:val="18"/>
+                <w:szCs w:val="18"/>
+              </w:rPr>
+              <w:t xml:space="preserve">I2C </w:t>
+            </w:r>
+            <w:r>
+              <w:rPr>
+                <w:sz w:val="18"/>
+                <w:szCs w:val="18"/>
+              </w:rPr>
+              <w:t>设备的</w:t>
+            </w:r>
+            <w:r>
+              <w:rPr>
+                <w:rFonts w:ascii="Liberation Serif" w:hAnsi="Liberation Serif" w:cs="Noto Sans CJK SC"/>
+                <w:color w:val="auto"/>
+                <w:kern w:val="2"/>
+                <w:sz w:val="18"/>
+                <w:szCs w:val="18"/>
+                <w:lang w:val="en-US" w:eastAsia="zh-CN" w:bidi="hi-IN"/>
+              </w:rPr>
+              <w:t>指定</w:t>
+            </w:r>
+            <w:r>
+              <w:rPr>
+                <w:sz w:val="18"/>
+                <w:szCs w:val="18"/>
+              </w:rPr>
+              <w:t>寄存器内容</w:t>
+            </w:r>
+            <w:r>
+              <w:rPr>
+                <w:rFonts w:ascii="Liberation Serif" w:hAnsi="Liberation Serif" w:cs="Noto Sans CJK SC"/>
+                <w:color w:val="auto"/>
+                <w:kern w:val="2"/>
+                <w:sz w:val="18"/>
+                <w:szCs w:val="18"/>
+                <w:lang w:val="en-US" w:eastAsia="zh-CN" w:bidi="hi-IN"/>
+              </w:rPr>
+              <w:t>（默认读取所有）</w:t>
+            </w:r>
+            <w:r>
+              <w:rPr>
+                <w:sz w:val="18"/>
+                <w:szCs w:val="18"/>
+              </w:rPr>
+              <w:t>，并以十六进制格式输出。</w:t>
+            </w:r>
+          </w:p>
+        </w:tc>
+        <w:tc>
+          <w:tcPr>
+            <w:tcW w:w="4256" w:type="dxa"/>
+            <w:tcBorders>
+              <w:start w:val="single" w:sz="4" w:space="0" w:color="000000"/>
+              <w:bottom w:val="single" w:sz="4" w:space="0" w:color="000000"/>
+              <w:end w:val="single" w:sz="4" w:space="0" w:color="000000"/>
+            </w:tcBorders>
+          </w:tcPr>
+          <w:p>
+            <w:pPr>
+              <w:pStyle w:val="Style20"/>
+              <w:jc w:val="center"/>
+              <w:rPr>
+                <w:sz w:val="18"/>
+                <w:szCs w:val="18"/>
+              </w:rPr>
+            </w:pPr>
+            <w:r>
+              <w:rPr>
+                <w:sz w:val="18"/>
+                <w:szCs w:val="18"/>
+              </w:rPr>
+              <w:t>检查设备寄存器的当前状态，调试或分析设备行为。</w:t>
+            </w:r>
+          </w:p>
+        </w:tc>
+      </w:tr>
+      <w:tr>
+        <w:trPr/>
+        <w:tc>
+          <w:tcPr>
+            <w:tcW w:w="1191" w:type="dxa"/>
+            <w:tcBorders>
+              <w:start w:val="single" w:sz="4" w:space="0" w:color="000000"/>
+              <w:bottom w:val="single" w:sz="4" w:space="0" w:color="000000"/>
+            </w:tcBorders>
+          </w:tcPr>
+          <w:p>
+            <w:pPr>
+              <w:pStyle w:val="Style20"/>
+              <w:jc w:val="center"/>
+              <w:rPr>
+                <w:sz w:val="18"/>
+                <w:szCs w:val="18"/>
+              </w:rPr>
+            </w:pPr>
+            <w:r>
+              <w:rPr>
+                <w:sz w:val="18"/>
+                <w:szCs w:val="18"/>
+              </w:rPr>
+              <w:t>i2cset</w:t>
+            </w:r>
+          </w:p>
+        </w:tc>
+        <w:tc>
+          <w:tcPr>
+            <w:tcW w:w="5325" w:type="dxa"/>
+            <w:tcBorders>
+              <w:start w:val="single" w:sz="4" w:space="0" w:color="000000"/>
+              <w:bottom w:val="single" w:sz="4" w:space="0" w:color="000000"/>
+            </w:tcBorders>
+          </w:tcPr>
+          <w:p>
+            <w:pPr>
+              <w:pStyle w:val="Style20"/>
+              <w:jc w:val="center"/>
+              <w:rPr>
+                <w:sz w:val="18"/>
+                <w:szCs w:val="18"/>
+              </w:rPr>
+            </w:pPr>
+            <w:r>
+              <w:rPr>
+                <w:sz w:val="18"/>
+                <w:szCs w:val="18"/>
+              </w:rPr>
+              <w:t xml:space="preserve">向指定 </w:t>
+            </w:r>
+            <w:r>
+              <w:rPr>
+                <w:sz w:val="18"/>
+                <w:szCs w:val="18"/>
+              </w:rPr>
+              <w:t xml:space="preserve">I2C </w:t>
+            </w:r>
+            <w:r>
+              <w:rPr>
+                <w:sz w:val="18"/>
+                <w:szCs w:val="18"/>
+              </w:rPr>
+              <w:t>设备的某个寄存器写入数据。</w:t>
+            </w:r>
+          </w:p>
+        </w:tc>
+        <w:tc>
+          <w:tcPr>
+            <w:tcW w:w="4256" w:type="dxa"/>
+            <w:tcBorders>
+              <w:start w:val="single" w:sz="4" w:space="0" w:color="000000"/>
+              <w:bottom w:val="single" w:sz="4" w:space="0" w:color="000000"/>
+              <w:end w:val="single" w:sz="4" w:space="0" w:color="000000"/>
+            </w:tcBorders>
+          </w:tcPr>
+          <w:p>
+            <w:pPr>
+              <w:pStyle w:val="Style20"/>
+              <w:jc w:val="center"/>
+              <w:rPr>
+                <w:sz w:val="18"/>
+                <w:szCs w:val="18"/>
+              </w:rPr>
+            </w:pPr>
+            <w:r>
+              <w:rPr>
+                <w:sz w:val="18"/>
+                <w:szCs w:val="18"/>
+              </w:rPr>
+              <w:t>配置设备寄存器，控制硬件行为。</w:t>
+            </w:r>
+          </w:p>
+        </w:tc>
+      </w:tr>
+      <w:tr>
+        <w:trPr/>
+        <w:tc>
+          <w:tcPr>
+            <w:tcW w:w="1191" w:type="dxa"/>
+            <w:tcBorders>
+              <w:start w:val="single" w:sz="4" w:space="0" w:color="000000"/>
+              <w:bottom w:val="single" w:sz="4" w:space="0" w:color="000000"/>
+            </w:tcBorders>
+          </w:tcPr>
+          <w:p>
+            <w:pPr>
+              <w:pStyle w:val="Style20"/>
+              <w:jc w:val="center"/>
+              <w:rPr>
+                <w:sz w:val="18"/>
+                <w:szCs w:val="18"/>
+              </w:rPr>
+            </w:pPr>
+            <w:r>
+              <w:rPr>
+                <w:sz w:val="18"/>
+                <w:szCs w:val="18"/>
+              </w:rPr>
+              <w:t>i2cget</w:t>
+            </w:r>
+          </w:p>
+        </w:tc>
+        <w:tc>
+          <w:tcPr>
+            <w:tcW w:w="5325" w:type="dxa"/>
+            <w:tcBorders>
+              <w:start w:val="single" w:sz="4" w:space="0" w:color="000000"/>
+              <w:bottom w:val="single" w:sz="4" w:space="0" w:color="000000"/>
+            </w:tcBorders>
+          </w:tcPr>
+          <w:p>
+            <w:pPr>
+              <w:pStyle w:val="Style20"/>
+              <w:jc w:val="center"/>
+              <w:rPr>
+                <w:sz w:val="18"/>
+                <w:szCs w:val="18"/>
+              </w:rPr>
+            </w:pPr>
+            <w:r>
+              <w:rPr>
+                <w:sz w:val="18"/>
+                <w:szCs w:val="18"/>
+              </w:rPr>
+              <w:t xml:space="preserve">从指定 </w:t>
+            </w:r>
+            <w:r>
+              <w:rPr>
+                <w:sz w:val="18"/>
+                <w:szCs w:val="18"/>
+              </w:rPr>
+              <w:t xml:space="preserve">I2C </w:t>
+            </w:r>
+            <w:r>
+              <w:rPr>
+                <w:sz w:val="18"/>
+                <w:szCs w:val="18"/>
+              </w:rPr>
+              <w:t>设备的某个寄存器读取数据。</w:t>
+            </w:r>
+          </w:p>
+        </w:tc>
+        <w:tc>
+          <w:tcPr>
+            <w:tcW w:w="4256" w:type="dxa"/>
+            <w:tcBorders>
+              <w:start w:val="single" w:sz="4" w:space="0" w:color="000000"/>
+              <w:bottom w:val="single" w:sz="4" w:space="0" w:color="000000"/>
+              <w:end w:val="single" w:sz="4" w:space="0" w:color="000000"/>
+            </w:tcBorders>
+          </w:tcPr>
+          <w:p>
+            <w:pPr>
+              <w:pStyle w:val="Style20"/>
+              <w:jc w:val="center"/>
+              <w:rPr>
+                <w:sz w:val="18"/>
+                <w:szCs w:val="18"/>
+              </w:rPr>
+            </w:pPr>
+            <w:r>
+              <w:rPr>
+                <w:sz w:val="18"/>
+                <w:szCs w:val="18"/>
+              </w:rPr>
+              <w:t>获取设备寄存器的当前值，用于监控或调试。</w:t>
+            </w:r>
+          </w:p>
+        </w:tc>
+      </w:tr>
+    </w:tbl>
+    <w:p>
+      <w:pPr>
+        <w:pStyle w:val="Normal"/>
+        <w:bidi w:val="0"/>
+        <w:jc w:val="start"/>
+        <w:rPr>
+          <w:sz w:val="18"/>
+          <w:szCs w:val="18"/>
+        </w:rPr>
+      </w:pPr>
+      <w:r>
+        <w:rPr>
+          <w:sz w:val="18"/>
+          <w:szCs w:val="18"/>
+        </w:rPr>
+      </w:r>
+    </w:p>
+    <w:p>
+      <w:pPr>
+        <w:pStyle w:val="Normal"/>
+        <w:bidi w:val="0"/>
+        <w:jc w:val="start"/>
+        <w:rPr>
+          <w:sz w:val="18"/>
+          <w:szCs w:val="18"/>
+        </w:rPr>
+      </w:pPr>
+      <w:r>
+        <w:rPr>
+          <w:rFonts w:ascii="Liberation Serif" w:hAnsi="Liberation Serif" w:cs="Noto Sans CJK SC"/>
+          <w:color w:val="auto"/>
+          <w:kern w:val="2"/>
+          <w:sz w:val="18"/>
+          <w:szCs w:val="18"/>
+          <w:lang w:val="en-US" w:eastAsia="zh-CN" w:bidi="hi-IN"/>
+        </w:rPr>
+        <w:t>使用事例：</w:t>
+      </w:r>
+    </w:p>
+    <w:p>
+      <w:pPr>
+        <w:pStyle w:val="Normal"/>
+        <w:bidi w:val="0"/>
+        <w:jc w:val="start"/>
+        <w:rPr>
+          <w:sz w:val="18"/>
+          <w:szCs w:val="18"/>
+        </w:rPr>
+      </w:pPr>
+      <w:r>
+        <w:rPr>
+          <w:sz w:val="18"/>
+          <w:szCs w:val="18"/>
+        </w:rPr>
+        <w:t>i2cdetect -l</w:t>
+        <w:tab/>
+        <w:tab/>
+        <w:tab/>
+        <w:tab/>
+        <w:tab/>
+      </w:r>
+      <w:r>
+        <w:rPr>
+          <w:sz w:val="18"/>
+          <w:szCs w:val="18"/>
+        </w:rPr>
+        <w:t>列出</w:t>
+      </w:r>
+      <w:r>
+        <w:rPr>
+          <w:sz w:val="18"/>
+          <w:szCs w:val="18"/>
+        </w:rPr>
+        <w:t>Linux</w:t>
+      </w:r>
+      <w:r>
+        <w:rPr>
+          <w:sz w:val="18"/>
+          <w:szCs w:val="18"/>
+        </w:rPr>
+        <w:t>中注册的</w:t>
+      </w:r>
+      <w:r>
+        <w:rPr>
+          <w:sz w:val="18"/>
+          <w:szCs w:val="18"/>
+        </w:rPr>
+        <w:t>I2C</w:t>
+      </w:r>
+      <w:r>
+        <w:rPr>
+          <w:sz w:val="18"/>
+          <w:szCs w:val="18"/>
+        </w:rPr>
+        <w:t>总线。</w:t>
+      </w:r>
+    </w:p>
+    <w:p>
+      <w:pPr>
+        <w:pStyle w:val="Normal"/>
+        <w:bidi w:val="0"/>
+        <w:jc w:val="start"/>
+        <w:rPr>
+          <w:sz w:val="18"/>
+          <w:szCs w:val="18"/>
+        </w:rPr>
+      </w:pPr>
+      <w:r>
+        <w:rPr>
+          <w:sz w:val="18"/>
+          <w:szCs w:val="18"/>
+        </w:rPr>
+        <w:t xml:space="preserve">I2cdetect </w:t>
+      </w:r>
+      <w:r>
+        <w:rPr>
+          <w:sz w:val="18"/>
+          <w:szCs w:val="18"/>
+        </w:rPr>
+        <w:t>2</w:t>
+      </w:r>
+      <w:r>
+        <w:rPr>
+          <w:sz w:val="18"/>
+          <w:szCs w:val="18"/>
+        </w:rPr>
+        <w:tab/>
+        <w:tab/>
+        <w:tab/>
+        <w:tab/>
+        <w:tab/>
+      </w:r>
+      <w:r>
+        <w:rPr>
+          <w:sz w:val="18"/>
+          <w:szCs w:val="18"/>
+        </w:rPr>
+        <w:t>扫描</w:t>
+      </w:r>
+      <w:r>
+        <w:rPr>
+          <w:sz w:val="18"/>
+          <w:szCs w:val="18"/>
+        </w:rPr>
+        <w:t>/dev/i2c-</w:t>
+      </w:r>
+      <w:r>
+        <w:rPr>
+          <w:sz w:val="18"/>
+          <w:szCs w:val="18"/>
+        </w:rPr>
+        <w:t>2</w:t>
+      </w:r>
+      <w:r>
+        <w:rPr>
+          <w:sz w:val="18"/>
+          <w:szCs w:val="18"/>
+        </w:rPr>
+        <w:t>上的</w:t>
+      </w:r>
+      <w:r>
+        <w:rPr>
+          <w:sz w:val="18"/>
+          <w:szCs w:val="18"/>
+        </w:rPr>
+        <w:t>I2C</w:t>
+      </w:r>
+      <w:r>
+        <w:rPr>
+          <w:sz w:val="18"/>
+          <w:szCs w:val="18"/>
+        </w:rPr>
+        <w:t>设备地址</w:t>
+      </w:r>
+      <w:r>
+        <w:rPr>
+          <w:rFonts w:ascii="Liberation Serif" w:hAnsi="Liberation Serif" w:cs="Noto Sans CJK SC"/>
+          <w:color w:val="auto"/>
+          <w:kern w:val="2"/>
+          <w:sz w:val="18"/>
+          <w:szCs w:val="18"/>
+          <w:lang w:val="en-US" w:eastAsia="zh-CN" w:bidi="hi-IN"/>
+        </w:rPr>
+        <w:t>。</w:t>
+      </w:r>
+    </w:p>
+    <w:p>
+      <w:pPr>
+        <w:pStyle w:val="Normal"/>
+        <w:bidi w:val="0"/>
+        <w:jc w:val="start"/>
+        <w:rPr>
+          <w:sz w:val="18"/>
+          <w:szCs w:val="18"/>
+        </w:rPr>
+      </w:pPr>
+      <w:r>
+        <w:rPr>
+          <w:sz w:val="18"/>
+          <w:szCs w:val="18"/>
+        </w:rPr>
+        <w:t xml:space="preserve">i2cdetect -F </w:t>
+      </w:r>
+      <w:r>
+        <w:rPr>
+          <w:sz w:val="18"/>
+          <w:szCs w:val="18"/>
+        </w:rPr>
+        <w:t>2</w:t>
+      </w:r>
+      <w:r>
+        <w:rPr>
+          <w:sz w:val="18"/>
+          <w:szCs w:val="18"/>
+        </w:rPr>
+        <w:tab/>
+        <w:tab/>
+        <w:tab/>
+        <w:tab/>
+      </w:r>
+      <w:r>
+        <w:rPr>
+          <w:sz w:val="18"/>
+          <w:szCs w:val="18"/>
+        </w:rPr>
+        <w:t>查看</w:t>
+      </w:r>
+      <w:r>
+        <w:rPr>
+          <w:sz w:val="18"/>
+          <w:szCs w:val="18"/>
+        </w:rPr>
+        <w:t>I2C-</w:t>
+      </w:r>
+      <w:r>
+        <w:rPr>
+          <w:sz w:val="18"/>
+          <w:szCs w:val="18"/>
+        </w:rPr>
+        <w:t>2</w:t>
+      </w:r>
+      <w:r>
+        <w:rPr>
+          <w:sz w:val="18"/>
+          <w:szCs w:val="18"/>
+        </w:rPr>
+        <w:t>支持哪些</w:t>
+      </w:r>
+      <w:r>
+        <w:rPr>
+          <w:sz w:val="18"/>
+          <w:szCs w:val="18"/>
+        </w:rPr>
+        <w:t>I2C/SMBus</w:t>
+      </w:r>
+      <w:r>
+        <w:rPr>
+          <w:sz w:val="18"/>
+          <w:szCs w:val="18"/>
+        </w:rPr>
+        <w:t>通信功能。</w:t>
+      </w:r>
+    </w:p>
+    <w:p>
+      <w:pPr>
+        <w:pStyle w:val="Style20"/>
+        <w:bidi w:val="0"/>
+        <w:jc w:val="start"/>
+        <w:rPr>
+          <w:sz w:val="18"/>
+          <w:szCs w:val="18"/>
+        </w:rPr>
+      </w:pPr>
+      <w:r>
+        <w:rPr>
+          <w:sz w:val="18"/>
+          <w:szCs w:val="18"/>
+        </w:rPr>
+      </w:r>
+    </w:p>
+    <w:p>
+      <w:pPr>
+        <w:pStyle w:val="Style20"/>
+        <w:bidi w:val="0"/>
+        <w:jc w:val="start"/>
+        <w:rPr>
+          <w:sz w:val="18"/>
+          <w:szCs w:val="18"/>
+        </w:rPr>
+      </w:pPr>
+      <w:r>
+        <w:rPr>
+          <w:sz w:val="18"/>
+          <w:szCs w:val="18"/>
+        </w:rPr>
+        <w:t xml:space="preserve">I2cdump </w:t>
+      </w:r>
+      <w:r>
+        <w:rPr>
+          <w:sz w:val="18"/>
+          <w:szCs w:val="18"/>
+        </w:rPr>
+        <w:t>2 0</w:t>
+      </w:r>
+      <w:r>
+        <w:rPr>
+          <w:rFonts w:eastAsia="Noto Serif CJK SC" w:cs="Noto Sans CJK SC"/>
+          <w:color w:val="auto"/>
+          <w:kern w:val="2"/>
+          <w:sz w:val="18"/>
+          <w:szCs w:val="18"/>
+          <w:lang w:val="en-US" w:eastAsia="zh-CN" w:bidi="hi-IN"/>
+        </w:rPr>
+        <w:t xml:space="preserve">x38 </w:t>
+        <w:tab/>
+        <w:tab/>
+        <w:tab/>
+        <w:tab/>
+      </w:r>
+      <w:r>
+        <w:rPr>
+          <w:rFonts w:ascii="Liberation Serif" w:hAnsi="Liberation Serif" w:cs="Noto Sans CJK SC"/>
+          <w:color w:val="auto"/>
+          <w:kern w:val="2"/>
+          <w:sz w:val="18"/>
+          <w:szCs w:val="18"/>
+          <w:lang w:val="en-US" w:eastAsia="zh-CN" w:bidi="hi-IN"/>
+        </w:rPr>
+        <w:t>查看</w:t>
+      </w:r>
+      <w:r>
+        <w:rPr>
+          <w:rFonts w:eastAsia="Noto Serif CJK SC" w:cs="Noto Sans CJK SC"/>
+          <w:color w:val="auto"/>
+          <w:kern w:val="2"/>
+          <w:sz w:val="18"/>
+          <w:szCs w:val="18"/>
+          <w:lang w:val="en-US" w:eastAsia="zh-CN" w:bidi="hi-IN"/>
+        </w:rPr>
+        <w:t>i2c</w:t>
+      </w:r>
+      <w:r>
+        <w:rPr>
+          <w:rFonts w:ascii="Liberation Serif" w:hAnsi="Liberation Serif" w:cs="Noto Sans CJK SC"/>
+          <w:color w:val="auto"/>
+          <w:kern w:val="2"/>
+          <w:sz w:val="18"/>
+          <w:szCs w:val="18"/>
+          <w:lang w:val="en-US" w:eastAsia="zh-CN" w:bidi="hi-IN"/>
+        </w:rPr>
+        <w:t>总线</w:t>
+      </w:r>
+      <w:r>
+        <w:rPr>
+          <w:rFonts w:eastAsia="Noto Serif CJK SC" w:cs="Noto Sans CJK SC"/>
+          <w:color w:val="auto"/>
+          <w:kern w:val="2"/>
+          <w:sz w:val="18"/>
+          <w:szCs w:val="18"/>
+          <w:lang w:val="en-US" w:eastAsia="zh-CN" w:bidi="hi-IN"/>
+        </w:rPr>
+        <w:t>2</w:t>
+      </w:r>
+      <w:r>
+        <w:rPr>
+          <w:rFonts w:ascii="Liberation Serif" w:hAnsi="Liberation Serif" w:cs="Noto Sans CJK SC"/>
+          <w:color w:val="auto"/>
+          <w:kern w:val="2"/>
+          <w:sz w:val="18"/>
+          <w:szCs w:val="18"/>
+          <w:lang w:val="en-US" w:eastAsia="zh-CN" w:bidi="hi-IN"/>
+        </w:rPr>
+        <w:t>上，从机地址为</w:t>
+      </w:r>
+      <w:r>
+        <w:rPr>
+          <w:rFonts w:eastAsia="Noto Serif CJK SC" w:cs="Noto Sans CJK SC"/>
+          <w:color w:val="auto"/>
+          <w:kern w:val="2"/>
+          <w:sz w:val="18"/>
+          <w:szCs w:val="18"/>
+          <w:lang w:val="en-US" w:eastAsia="zh-CN" w:bidi="hi-IN"/>
+        </w:rPr>
+        <w:t>0x38</w:t>
+      </w:r>
+      <w:r>
+        <w:rPr>
+          <w:rFonts w:ascii="Liberation Serif" w:hAnsi="Liberation Serif" w:cs="Noto Sans CJK SC"/>
+          <w:color w:val="auto"/>
+          <w:kern w:val="2"/>
+          <w:sz w:val="18"/>
+          <w:szCs w:val="18"/>
+          <w:lang w:val="en-US" w:eastAsia="zh-CN" w:bidi="hi-IN"/>
+        </w:rPr>
+        <w:t>的设备寄存器内容</w:t>
+      </w:r>
+    </w:p>
+    <w:p>
+      <w:pPr>
+        <w:pStyle w:val="Normal"/>
+        <w:bidi w:val="0"/>
+        <w:jc w:val="start"/>
+        <w:rPr>
+          <w:sz w:val="18"/>
+          <w:szCs w:val="18"/>
+        </w:rPr>
+      </w:pPr>
+      <w:r>
+        <w:rPr>
+          <w:sz w:val="18"/>
+          <w:szCs w:val="18"/>
+        </w:rPr>
+      </w:r>
+    </w:p>
+    <w:p>
+      <w:pPr>
+        <w:pStyle w:val="Style20"/>
+        <w:bidi w:val="0"/>
+        <w:jc w:val="start"/>
+        <w:rPr>
+          <w:sz w:val="18"/>
+          <w:szCs w:val="18"/>
+        </w:rPr>
+      </w:pPr>
+      <w:r>
+        <w:rPr>
+          <w:sz w:val="18"/>
+          <w:szCs w:val="18"/>
+        </w:rPr>
+        <w:t xml:space="preserve">i2cset </w:t>
+      </w:r>
+      <w:r>
+        <w:rPr>
+          <w:sz w:val="18"/>
+          <w:szCs w:val="18"/>
+        </w:rPr>
+        <w:t>2 0</w:t>
+      </w:r>
+      <w:r>
+        <w:rPr>
+          <w:rFonts w:eastAsia="Noto Serif CJK SC" w:cs="Noto Sans CJK SC"/>
+          <w:color w:val="auto"/>
+          <w:kern w:val="2"/>
+          <w:sz w:val="18"/>
+          <w:szCs w:val="18"/>
+          <w:lang w:val="en-US" w:eastAsia="zh-CN" w:bidi="hi-IN"/>
+        </w:rPr>
+        <w:t xml:space="preserve">x38 0x80 0x55 </w:t>
+        <w:tab/>
+        <w:tab/>
+      </w:r>
+      <w:r>
+        <w:rPr>
+          <w:rFonts w:ascii="Liberation Serif" w:hAnsi="Liberation Serif" w:cs="Noto Sans CJK SC"/>
+          <w:color w:val="auto"/>
+          <w:kern w:val="2"/>
+          <w:sz w:val="18"/>
+          <w:szCs w:val="18"/>
+          <w:lang w:val="en-US" w:eastAsia="zh-CN" w:bidi="hi-IN"/>
+        </w:rPr>
+        <w:t>将</w:t>
+      </w:r>
+      <w:r>
+        <w:rPr>
+          <w:rFonts w:eastAsia="Noto Serif CJK SC" w:cs="Noto Sans CJK SC"/>
+          <w:color w:val="auto"/>
+          <w:kern w:val="2"/>
+          <w:sz w:val="18"/>
+          <w:szCs w:val="18"/>
+          <w:lang w:val="en-US" w:eastAsia="zh-CN" w:bidi="hi-IN"/>
+        </w:rPr>
+        <w:t>i2c</w:t>
+      </w:r>
+      <w:r>
+        <w:rPr>
+          <w:rFonts w:ascii="Liberation Serif" w:hAnsi="Liberation Serif" w:cs="Noto Sans CJK SC"/>
+          <w:color w:val="auto"/>
+          <w:kern w:val="2"/>
+          <w:sz w:val="18"/>
+          <w:szCs w:val="18"/>
+          <w:lang w:val="en-US" w:eastAsia="zh-CN" w:bidi="hi-IN"/>
+        </w:rPr>
+        <w:t>总线</w:t>
+      </w:r>
+      <w:r>
+        <w:rPr>
+          <w:rFonts w:eastAsia="Noto Serif CJK SC" w:cs="Noto Sans CJK SC"/>
+          <w:color w:val="auto"/>
+          <w:kern w:val="2"/>
+          <w:sz w:val="18"/>
+          <w:szCs w:val="18"/>
+          <w:lang w:val="en-US" w:eastAsia="zh-CN" w:bidi="hi-IN"/>
+        </w:rPr>
+        <w:t>2</w:t>
+      </w:r>
+      <w:r>
+        <w:rPr>
+          <w:rFonts w:ascii="Liberation Serif" w:hAnsi="Liberation Serif" w:cs="Noto Sans CJK SC"/>
+          <w:color w:val="auto"/>
+          <w:kern w:val="2"/>
+          <w:sz w:val="18"/>
+          <w:szCs w:val="18"/>
+          <w:lang w:val="en-US" w:eastAsia="zh-CN" w:bidi="hi-IN"/>
+        </w:rPr>
+        <w:t>上，从机地址为</w:t>
+      </w:r>
+      <w:r>
+        <w:rPr>
+          <w:rFonts w:eastAsia="Noto Serif CJK SC" w:cs="Noto Sans CJK SC"/>
+          <w:color w:val="auto"/>
+          <w:kern w:val="2"/>
+          <w:sz w:val="18"/>
+          <w:szCs w:val="18"/>
+          <w:lang w:val="en-US" w:eastAsia="zh-CN" w:bidi="hi-IN"/>
+        </w:rPr>
+        <w:t>0x38</w:t>
+      </w:r>
+      <w:r>
+        <w:rPr>
+          <w:rFonts w:ascii="Liberation Serif" w:hAnsi="Liberation Serif" w:cs="Noto Sans CJK SC"/>
+          <w:color w:val="auto"/>
+          <w:kern w:val="2"/>
+          <w:sz w:val="18"/>
+          <w:szCs w:val="18"/>
+          <w:lang w:val="en-US" w:eastAsia="zh-CN" w:bidi="hi-IN"/>
+        </w:rPr>
+        <w:t>，设备寄存器地址</w:t>
+      </w:r>
+      <w:r>
+        <w:rPr>
+          <w:rFonts w:eastAsia="Noto Serif CJK SC" w:cs="Noto Sans CJK SC"/>
+          <w:color w:val="auto"/>
+          <w:kern w:val="2"/>
+          <w:sz w:val="18"/>
+          <w:szCs w:val="18"/>
+          <w:lang w:val="en-US" w:eastAsia="zh-CN" w:bidi="hi-IN"/>
+        </w:rPr>
+        <w:t>0x80</w:t>
+      </w:r>
+      <w:r>
+        <w:rPr>
+          <w:rFonts w:ascii="Liberation Serif" w:hAnsi="Liberation Serif" w:cs="Noto Sans CJK SC"/>
+          <w:color w:val="auto"/>
+          <w:kern w:val="2"/>
+          <w:sz w:val="18"/>
+          <w:szCs w:val="18"/>
+          <w:lang w:val="en-US" w:eastAsia="zh-CN" w:bidi="hi-IN"/>
+        </w:rPr>
+        <w:t>的数据修改成</w:t>
+      </w:r>
+      <w:r>
+        <w:rPr>
+          <w:rFonts w:eastAsia="Noto Serif CJK SC" w:cs="Noto Sans CJK SC"/>
+          <w:color w:val="auto"/>
+          <w:kern w:val="2"/>
+          <w:sz w:val="18"/>
+          <w:szCs w:val="18"/>
+          <w:lang w:val="en-US" w:eastAsia="zh-CN" w:bidi="hi-IN"/>
+        </w:rPr>
+        <w:t>0x55</w:t>
+      </w:r>
+    </w:p>
+    <w:p>
+      <w:pPr>
+        <w:pStyle w:val="Normal"/>
+        <w:bidi w:val="0"/>
+        <w:jc w:val="start"/>
+        <w:rPr>
+          <w:sz w:val="18"/>
+          <w:szCs w:val="18"/>
+        </w:rPr>
+      </w:pPr>
+      <w:r>
+        <w:rPr>
+          <w:sz w:val="18"/>
+          <w:szCs w:val="18"/>
+        </w:rPr>
+      </w:r>
+    </w:p>
+    <w:p>
+      <w:pPr>
+        <w:pStyle w:val="Style20"/>
+        <w:bidi w:val="0"/>
+        <w:jc w:val="start"/>
+        <w:rPr>
+          <w:sz w:val="18"/>
+          <w:szCs w:val="18"/>
+        </w:rPr>
+      </w:pPr>
+      <w:r>
+        <w:rPr>
+          <w:sz w:val="18"/>
+          <w:szCs w:val="18"/>
+        </w:rPr>
+        <w:t>i2c</w:t>
+      </w:r>
+      <w:r>
+        <w:rPr>
+          <w:rFonts w:eastAsia="Noto Serif CJK SC" w:cs="Noto Sans CJK SC"/>
+          <w:color w:val="auto"/>
+          <w:kern w:val="2"/>
+          <w:sz w:val="18"/>
+          <w:szCs w:val="18"/>
+          <w:lang w:val="en-US" w:eastAsia="zh-CN" w:bidi="hi-IN"/>
+        </w:rPr>
+        <w:t>g</w:t>
+      </w:r>
+      <w:r>
+        <w:rPr>
+          <w:sz w:val="18"/>
+          <w:szCs w:val="18"/>
+        </w:rPr>
+        <w:t xml:space="preserve">et </w:t>
+      </w:r>
+      <w:r>
+        <w:rPr>
+          <w:sz w:val="18"/>
+          <w:szCs w:val="18"/>
+        </w:rPr>
+        <w:t>2 0</w:t>
+      </w:r>
+      <w:r>
+        <w:rPr>
+          <w:rFonts w:eastAsia="Noto Serif CJK SC" w:cs="Noto Sans CJK SC"/>
+          <w:color w:val="auto"/>
+          <w:kern w:val="2"/>
+          <w:sz w:val="18"/>
+          <w:szCs w:val="18"/>
+          <w:lang w:val="en-US" w:eastAsia="zh-CN" w:bidi="hi-IN"/>
+        </w:rPr>
+        <w:t>x38 0x80</w:t>
+        <w:tab/>
+        <w:tab/>
+        <w:tab/>
+      </w:r>
+      <w:r>
+        <w:rPr>
+          <w:rFonts w:ascii="Liberation Serif" w:hAnsi="Liberation Serif" w:cs="Noto Sans CJK SC"/>
+          <w:color w:val="auto"/>
+          <w:kern w:val="2"/>
+          <w:sz w:val="18"/>
+          <w:szCs w:val="18"/>
+          <w:lang w:val="en-US" w:eastAsia="zh-CN" w:bidi="hi-IN"/>
+        </w:rPr>
+        <w:t>查看</w:t>
+      </w:r>
+      <w:r>
+        <w:rPr>
+          <w:rFonts w:eastAsia="Noto Serif CJK SC" w:cs="Noto Sans CJK SC"/>
+          <w:color w:val="auto"/>
+          <w:kern w:val="2"/>
+          <w:sz w:val="18"/>
+          <w:szCs w:val="18"/>
+          <w:lang w:val="en-US" w:eastAsia="zh-CN" w:bidi="hi-IN"/>
+        </w:rPr>
+        <w:t>i2c</w:t>
+      </w:r>
+      <w:r>
+        <w:rPr>
+          <w:rFonts w:ascii="Liberation Serif" w:hAnsi="Liberation Serif" w:cs="Noto Sans CJK SC"/>
+          <w:color w:val="auto"/>
+          <w:kern w:val="2"/>
+          <w:sz w:val="18"/>
+          <w:szCs w:val="18"/>
+          <w:lang w:val="en-US" w:eastAsia="zh-CN" w:bidi="hi-IN"/>
+        </w:rPr>
+        <w:t>总线</w:t>
+      </w:r>
+      <w:r>
+        <w:rPr>
+          <w:rFonts w:eastAsia="Noto Serif CJK SC" w:cs="Noto Sans CJK SC"/>
+          <w:color w:val="auto"/>
+          <w:kern w:val="2"/>
+          <w:sz w:val="18"/>
+          <w:szCs w:val="18"/>
+          <w:lang w:val="en-US" w:eastAsia="zh-CN" w:bidi="hi-IN"/>
+        </w:rPr>
+        <w:t>2</w:t>
+      </w:r>
+      <w:r>
+        <w:rPr>
+          <w:rFonts w:ascii="Liberation Serif" w:hAnsi="Liberation Serif" w:cs="Noto Sans CJK SC"/>
+          <w:color w:val="auto"/>
+          <w:kern w:val="2"/>
+          <w:sz w:val="18"/>
+          <w:szCs w:val="18"/>
+          <w:lang w:val="en-US" w:eastAsia="zh-CN" w:bidi="hi-IN"/>
+        </w:rPr>
+        <w:t>上，从机地址为</w:t>
+      </w:r>
+      <w:r>
+        <w:rPr>
+          <w:rFonts w:eastAsia="Noto Serif CJK SC" w:cs="Noto Sans CJK SC"/>
+          <w:color w:val="auto"/>
+          <w:kern w:val="2"/>
+          <w:sz w:val="18"/>
+          <w:szCs w:val="18"/>
+          <w:lang w:val="en-US" w:eastAsia="zh-CN" w:bidi="hi-IN"/>
+        </w:rPr>
+        <w:t>0x38</w:t>
+      </w:r>
+      <w:r>
+        <w:rPr>
+          <w:rFonts w:ascii="Liberation Serif" w:hAnsi="Liberation Serif" w:cs="Noto Sans CJK SC"/>
+          <w:color w:val="auto"/>
+          <w:kern w:val="2"/>
+          <w:sz w:val="18"/>
+          <w:szCs w:val="18"/>
+          <w:lang w:val="en-US" w:eastAsia="zh-CN" w:bidi="hi-IN"/>
+        </w:rPr>
+        <w:t>，设备寄存器地址</w:t>
+      </w:r>
+      <w:r>
+        <w:rPr>
+          <w:rFonts w:eastAsia="Noto Serif CJK SC" w:cs="Noto Sans CJK SC"/>
+          <w:color w:val="auto"/>
+          <w:kern w:val="2"/>
+          <w:sz w:val="18"/>
+          <w:szCs w:val="18"/>
+          <w:lang w:val="en-US" w:eastAsia="zh-CN" w:bidi="hi-IN"/>
+        </w:rPr>
+        <w:t>0x80</w:t>
+      </w:r>
+      <w:r>
+        <w:rPr>
+          <w:rFonts w:ascii="Liberation Serif" w:hAnsi="Liberation Serif" w:cs="Noto Sans CJK SC"/>
+          <w:color w:val="auto"/>
+          <w:kern w:val="2"/>
+          <w:sz w:val="18"/>
+          <w:szCs w:val="18"/>
+          <w:lang w:val="en-US" w:eastAsia="zh-CN" w:bidi="hi-IN"/>
+        </w:rPr>
+        <w:t>的数据</w:t>
+      </w:r>
+    </w:p>
+    <w:p>
+      <w:pPr>
+        <w:pStyle w:val="Normal"/>
+        <w:bidi w:val="0"/>
+        <w:jc w:val="start"/>
+        <w:rPr>
+          <w:b/>
+          <w:b/>
+          <w:bCs/>
+          <w:sz w:val="18"/>
+          <w:szCs w:val="18"/>
+        </w:rPr>
+      </w:pPr>
+      <w:r>
+        <w:rPr>
+          <w:rFonts w:ascii="Liberation Serif" w:hAnsi="Liberation Serif" w:cs="Noto Sans CJK SC"/>
+          <w:b/>
+          <w:bCs/>
+          <w:color w:val="auto"/>
+          <w:kern w:val="2"/>
+          <w:sz w:val="18"/>
+          <w:szCs w:val="18"/>
+          <w:lang w:val="en-US" w:eastAsia="zh-CN" w:bidi="hi-IN"/>
+        </w:rPr>
+        <w:t>代码部分：</w:t>
+      </w:r>
+    </w:p>
+    <w:p>
+      <w:pPr>
+        <w:pStyle w:val="Normal"/>
+        <w:bidi w:val="0"/>
+        <w:jc w:val="start"/>
+        <w:rPr>
+          <w:sz w:val="18"/>
+          <w:szCs w:val="18"/>
+        </w:rPr>
+      </w:pPr>
+      <w:r>
+        <w:rPr>
+          <w:rFonts w:ascii="Liberation Serif" w:hAnsi="Liberation Serif" w:cs="Noto Sans CJK SC"/>
+          <w:color w:val="auto"/>
+          <w:kern w:val="2"/>
+          <w:sz w:val="18"/>
+          <w:szCs w:val="18"/>
+          <w:lang w:val="en-US" w:eastAsia="zh-CN" w:bidi="hi-IN"/>
+        </w:rPr>
+        <w:t>有两个关键结构体：</w:t>
+      </w:r>
+    </w:p>
+    <w:p>
+      <w:pPr>
+        <w:pStyle w:val="Normal"/>
+        <w:bidi w:val="0"/>
+        <w:jc w:val="start"/>
+        <w:rPr>
+          <w:sz w:val="18"/>
+          <w:szCs w:val="18"/>
+        </w:rPr>
+      </w:pPr>
+      <w:r>
+        <w:rPr>
+          <w:sz w:val="18"/>
+          <w:szCs w:val="18"/>
+        </w:rPr>
+        <w:t>struct i2c_rdwr_ioctl_data {</w:t>
+      </w:r>
+    </w:p>
+    <w:p>
+      <w:pPr>
+        <w:pStyle w:val="Normal"/>
+        <w:bidi w:val="0"/>
+        <w:jc w:val="start"/>
+        <w:rPr>
+          <w:sz w:val="18"/>
+          <w:szCs w:val="18"/>
+        </w:rPr>
+      </w:pPr>
+      <w:r>
+        <w:rPr>
+          <w:sz w:val="18"/>
+          <w:szCs w:val="18"/>
+        </w:rPr>
+        <w:t xml:space="preserve">    </w:t>
+      </w:r>
+      <w:r>
+        <w:rPr>
+          <w:sz w:val="18"/>
+          <w:szCs w:val="18"/>
+        </w:rPr>
+        <w:t xml:space="preserve">struct i2c_msg *msgs;   </w:t>
+        <w:tab/>
+        <w:t xml:space="preserve">// </w:t>
+      </w:r>
+      <w:r>
+        <w:rPr>
+          <w:sz w:val="18"/>
+          <w:szCs w:val="18"/>
+        </w:rPr>
+        <w:t xml:space="preserve">指向 </w:t>
+      </w:r>
+      <w:r>
+        <w:rPr>
+          <w:sz w:val="18"/>
+          <w:szCs w:val="18"/>
+        </w:rPr>
+        <w:t xml:space="preserve">i2c_msg </w:t>
+      </w:r>
+      <w:r>
+        <w:rPr>
+          <w:sz w:val="18"/>
+          <w:szCs w:val="18"/>
+        </w:rPr>
+        <w:t>数组的指针</w:t>
+      </w:r>
+    </w:p>
+    <w:p>
+      <w:pPr>
+        <w:pStyle w:val="Normal"/>
+        <w:bidi w:val="0"/>
+        <w:jc w:val="start"/>
+        <w:rPr>
+          <w:sz w:val="18"/>
+          <w:szCs w:val="18"/>
+        </w:rPr>
+      </w:pPr>
+      <w:r>
+        <w:rPr>
+          <w:sz w:val="18"/>
+          <w:szCs w:val="18"/>
+        </w:rPr>
+        <w:t xml:space="preserve">    </w:t>
+      </w:r>
+      <w:r>
+        <w:rPr>
+          <w:sz w:val="18"/>
+          <w:szCs w:val="18"/>
+        </w:rPr>
+        <w:t xml:space="preserve">int nmsgs;              </w:t>
+        <w:tab/>
+        <w:tab/>
+        <w:t xml:space="preserve">// </w:t>
+      </w:r>
+      <w:r>
+        <w:rPr>
+          <w:sz w:val="18"/>
+          <w:szCs w:val="18"/>
+        </w:rPr>
+        <w:t>数组中的消息数量</w:t>
+      </w:r>
+    </w:p>
+    <w:p>
+      <w:pPr>
+        <w:pStyle w:val="Normal"/>
+        <w:bidi w:val="0"/>
+        <w:jc w:val="start"/>
+        <w:rPr>
+          <w:sz w:val="18"/>
+          <w:szCs w:val="18"/>
+        </w:rPr>
+      </w:pPr>
+      <w:r>
+        <w:rPr>
+          <w:sz w:val="18"/>
+          <w:szCs w:val="18"/>
+        </w:rPr>
+        <w:t>};</w:t>
+      </w:r>
+    </w:p>
+    <w:p>
+      <w:pPr>
+        <w:pStyle w:val="Normal"/>
+        <w:bidi w:val="0"/>
+        <w:jc w:val="start"/>
+        <w:rPr>
+          <w:sz w:val="18"/>
+          <w:szCs w:val="18"/>
+        </w:rPr>
+      </w:pPr>
+      <w:r>
+        <w:rPr>
+          <w:color w:val="C9211E"/>
+          <w:sz w:val="18"/>
+          <w:szCs w:val="18"/>
+        </w:rPr>
+        <w:t>i2c_rdwr_ioctl_data</w:t>
+      </w:r>
+      <w:r>
+        <w:rPr>
+          <w:rFonts w:ascii="Liberation Serif" w:hAnsi="Liberation Serif" w:cs="Noto Sans CJK SC"/>
+          <w:color w:val="auto"/>
+          <w:kern w:val="2"/>
+          <w:sz w:val="18"/>
+          <w:szCs w:val="18"/>
+          <w:lang w:val="en-US" w:eastAsia="zh-CN" w:bidi="hi-IN"/>
+        </w:rPr>
+        <w:t>该结构体描述“一组</w:t>
+      </w:r>
+      <w:r>
+        <w:rPr>
+          <w:rFonts w:eastAsia="Noto Serif CJK SC" w:cs="Noto Sans CJK SC"/>
+          <w:color w:val="auto"/>
+          <w:kern w:val="2"/>
+          <w:sz w:val="18"/>
+          <w:szCs w:val="18"/>
+          <w:lang w:val="en-US" w:eastAsia="zh-CN" w:bidi="hi-IN"/>
+        </w:rPr>
+        <w:t>I2C</w:t>
+      </w:r>
+      <w:r>
+        <w:rPr>
+          <w:rFonts w:ascii="Liberation Serif" w:hAnsi="Liberation Serif" w:cs="Noto Sans CJK SC"/>
+          <w:color w:val="auto"/>
+          <w:kern w:val="2"/>
+          <w:sz w:val="18"/>
+          <w:szCs w:val="18"/>
+          <w:lang w:val="en-US" w:eastAsia="zh-CN" w:bidi="hi-IN"/>
+        </w:rPr>
+        <w:t>消息”：</w:t>
+      </w:r>
+      <w:r>
+        <w:rPr>
+          <w:rFonts w:eastAsia="Noto Serif CJK SC" w:cs="Noto Sans CJK SC"/>
+          <w:color w:val="auto"/>
+          <w:kern w:val="2"/>
+          <w:sz w:val="18"/>
+          <w:szCs w:val="18"/>
+          <w:lang w:val="en-US" w:eastAsia="zh-CN" w:bidi="hi-IN"/>
+        </w:rPr>
+        <w:t>msgs</w:t>
+      </w:r>
+      <w:r>
+        <w:rPr>
+          <w:rFonts w:ascii="Liberation Serif" w:hAnsi="Liberation Serif" w:cs="Noto Sans CJK SC"/>
+          <w:color w:val="auto"/>
+          <w:kern w:val="2"/>
+          <w:sz w:val="18"/>
+          <w:szCs w:val="18"/>
+          <w:lang w:val="en-US" w:eastAsia="zh-CN" w:bidi="hi-IN"/>
+        </w:rPr>
+        <w:t>指向</w:t>
+      </w:r>
+      <w:r>
+        <w:rPr>
+          <w:rFonts w:eastAsia="Noto Serif CJK SC" w:cs="Noto Sans CJK SC"/>
+          <w:color w:val="auto"/>
+          <w:kern w:val="2"/>
+          <w:sz w:val="18"/>
+          <w:szCs w:val="18"/>
+          <w:lang w:val="en-US" w:eastAsia="zh-CN" w:bidi="hi-IN"/>
+        </w:rPr>
+        <w:t>i2c_msg</w:t>
+      </w:r>
+      <w:r>
+        <w:rPr>
+          <w:rFonts w:ascii="Liberation Serif" w:hAnsi="Liberation Serif" w:cs="Noto Sans CJK SC"/>
+          <w:color w:val="auto"/>
+          <w:kern w:val="2"/>
+          <w:sz w:val="18"/>
+          <w:szCs w:val="18"/>
+          <w:lang w:val="en-US" w:eastAsia="zh-CN" w:bidi="hi-IN"/>
+        </w:rPr>
+        <w:t>数组，</w:t>
+      </w:r>
+      <w:r>
+        <w:rPr>
+          <w:rFonts w:eastAsia="Noto Serif CJK SC" w:cs="Noto Sans CJK SC"/>
+          <w:color w:val="auto"/>
+          <w:kern w:val="2"/>
+          <w:sz w:val="18"/>
+          <w:szCs w:val="18"/>
+          <w:lang w:val="en-US" w:eastAsia="zh-CN" w:bidi="hi-IN"/>
+        </w:rPr>
+        <w:t>nmsgs</w:t>
+      </w:r>
+      <w:r>
+        <w:rPr>
+          <w:rFonts w:ascii="Liberation Serif" w:hAnsi="Liberation Serif" w:cs="Noto Sans CJK SC"/>
+          <w:color w:val="auto"/>
+          <w:kern w:val="2"/>
+          <w:sz w:val="18"/>
+          <w:szCs w:val="18"/>
+          <w:lang w:val="en-US" w:eastAsia="zh-CN" w:bidi="hi-IN"/>
+        </w:rPr>
+        <w:t>表示数组中有几条消息。</w:t>
+      </w:r>
+    </w:p>
+    <w:p>
+      <w:pPr>
+        <w:pStyle w:val="Normal"/>
+        <w:bidi w:val="0"/>
+        <w:jc w:val="start"/>
+        <w:rPr>
+          <w:sz w:val="18"/>
+          <w:szCs w:val="18"/>
+        </w:rPr>
+      </w:pPr>
+      <w:r>
+        <w:rPr>
+          <w:sz w:val="18"/>
+          <w:szCs w:val="18"/>
+        </w:rPr>
+      </w:r>
+    </w:p>
+    <w:p>
+      <w:pPr>
+        <w:pStyle w:val="Normal"/>
+        <w:bidi w:val="0"/>
+        <w:jc w:val="start"/>
+        <w:rPr>
+          <w:sz w:val="18"/>
+          <w:szCs w:val="18"/>
+        </w:rPr>
+      </w:pPr>
+      <w:r>
+        <w:rPr>
+          <w:sz w:val="18"/>
+          <w:szCs w:val="18"/>
+        </w:rPr>
+        <w:t>struct i2c_msg {</w:t>
+      </w:r>
+    </w:p>
+    <w:p>
+      <w:pPr>
+        <w:pStyle w:val="Normal"/>
+        <w:bidi w:val="0"/>
+        <w:jc w:val="start"/>
+        <w:rPr>
+          <w:sz w:val="18"/>
+          <w:szCs w:val="18"/>
+        </w:rPr>
+      </w:pPr>
+      <w:r>
+        <w:rPr>
+          <w:sz w:val="18"/>
+          <w:szCs w:val="18"/>
+        </w:rPr>
+        <w:t xml:space="preserve">    </w:t>
+      </w:r>
+      <w:r>
+        <w:rPr>
+          <w:sz w:val="18"/>
+          <w:szCs w:val="18"/>
+        </w:rPr>
+        <w:t xml:space="preserve">__u16 addr; </w:t>
+        <w:tab/>
+        <w:tab/>
+        <w:tab/>
+        <w:t xml:space="preserve">/* </w:t>
+      </w:r>
+      <w:r>
+        <w:rPr>
+          <w:sz w:val="18"/>
+          <w:szCs w:val="18"/>
+        </w:rPr>
+        <w:t>从设备地址（</w:t>
+      </w:r>
+      <w:r>
+        <w:rPr>
+          <w:sz w:val="18"/>
+          <w:szCs w:val="18"/>
+        </w:rPr>
+        <w:t>7</w:t>
+      </w:r>
+      <w:r>
+        <w:rPr>
+          <w:sz w:val="18"/>
+          <w:szCs w:val="18"/>
+        </w:rPr>
+        <w:t>位或</w:t>
+      </w:r>
+      <w:r>
+        <w:rPr>
+          <w:sz w:val="18"/>
+          <w:szCs w:val="18"/>
+        </w:rPr>
+        <w:t>10</w:t>
+      </w:r>
+      <w:r>
+        <w:rPr>
+          <w:sz w:val="18"/>
+          <w:szCs w:val="18"/>
+        </w:rPr>
+        <w:t xml:space="preserve">位） </w:t>
+      </w:r>
+      <w:r>
+        <w:rPr>
+          <w:sz w:val="18"/>
+          <w:szCs w:val="18"/>
+        </w:rPr>
+        <w:t>*/</w:t>
+      </w:r>
+    </w:p>
+    <w:p>
+      <w:pPr>
+        <w:pStyle w:val="Normal"/>
+        <w:bidi w:val="0"/>
+        <w:jc w:val="start"/>
+        <w:rPr>
+          <w:sz w:val="18"/>
+          <w:szCs w:val="18"/>
+        </w:rPr>
+      </w:pPr>
+      <w:r>
+        <w:rPr>
+          <w:sz w:val="18"/>
+          <w:szCs w:val="18"/>
+        </w:rPr>
+        <w:t xml:space="preserve">    </w:t>
+      </w:r>
+      <w:r>
+        <w:rPr>
+          <w:sz w:val="18"/>
+          <w:szCs w:val="18"/>
+        </w:rPr>
+        <w:t xml:space="preserve">__u16 flags; </w:t>
+        <w:tab/>
+        <w:tab/>
+        <w:tab/>
+        <w:t xml:space="preserve">/* </w:t>
+      </w:r>
+      <w:r>
+        <w:rPr>
+          <w:sz w:val="18"/>
+          <w:szCs w:val="18"/>
+        </w:rPr>
+        <w:t>消息标志位</w:t>
+      </w:r>
+      <w:r>
+        <w:rPr>
+          <w:sz w:val="18"/>
+          <w:szCs w:val="18"/>
+        </w:rPr>
+        <w:t>*/</w:t>
+      </w:r>
+    </w:p>
+    <w:p>
+      <w:pPr>
+        <w:pStyle w:val="Normal"/>
+        <w:bidi w:val="0"/>
+        <w:jc w:val="start"/>
+        <w:rPr>
+          <w:sz w:val="18"/>
+          <w:szCs w:val="18"/>
+        </w:rPr>
+      </w:pPr>
+      <w:r>
+        <w:rPr>
+          <w:sz w:val="18"/>
+          <w:szCs w:val="18"/>
+        </w:rPr>
+        <w:t xml:space="preserve">    </w:t>
+      </w:r>
+      <w:r>
+        <w:rPr>
+          <w:sz w:val="18"/>
+          <w:szCs w:val="18"/>
+        </w:rPr>
+        <w:t xml:space="preserve">__u16 len;      </w:t>
+        <w:tab/>
+        <w:tab/>
+        <w:tab/>
+        <w:t xml:space="preserve">/* </w:t>
+      </w:r>
+      <w:r>
+        <w:rPr>
+          <w:sz w:val="18"/>
+          <w:szCs w:val="18"/>
+        </w:rPr>
+        <w:t xml:space="preserve">消息数据长度（字节数） </w:t>
+      </w:r>
+      <w:r>
+        <w:rPr>
+          <w:sz w:val="18"/>
+          <w:szCs w:val="18"/>
+        </w:rPr>
+        <w:t>*/</w:t>
+      </w:r>
+    </w:p>
+    <w:p>
+      <w:pPr>
+        <w:pStyle w:val="Normal"/>
+        <w:bidi w:val="0"/>
+        <w:jc w:val="start"/>
+        <w:rPr>
+          <w:sz w:val="18"/>
+          <w:szCs w:val="18"/>
+        </w:rPr>
+      </w:pPr>
+      <w:r>
+        <w:rPr>
+          <w:sz w:val="18"/>
+          <w:szCs w:val="18"/>
+        </w:rPr>
+        <w:t xml:space="preserve">    </w:t>
+      </w:r>
+      <w:r>
+        <w:rPr>
+          <w:sz w:val="18"/>
+          <w:szCs w:val="18"/>
+        </w:rPr>
+        <w:t xml:space="preserve">__u8 *buf;     </w:t>
+        <w:tab/>
+        <w:tab/>
+        <w:tab/>
+        <w:t xml:space="preserve"> /* </w:t>
+      </w:r>
+      <w:r>
+        <w:rPr>
+          <w:sz w:val="18"/>
+          <w:szCs w:val="18"/>
+        </w:rPr>
+        <w:t>指向消息数据缓冲区的指针</w:t>
+      </w:r>
+      <w:r>
+        <w:rPr>
+          <w:sz w:val="18"/>
+          <w:szCs w:val="18"/>
+        </w:rPr>
+        <w:t>*/</w:t>
+      </w:r>
+    </w:p>
+    <w:p>
+      <w:pPr>
+        <w:pStyle w:val="Normal"/>
+        <w:bidi w:val="0"/>
+        <w:jc w:val="start"/>
+        <w:rPr>
+          <w:sz w:val="18"/>
+          <w:szCs w:val="18"/>
+        </w:rPr>
+      </w:pPr>
+      <w:r>
+        <w:rPr>
+          <w:sz w:val="18"/>
+          <w:szCs w:val="18"/>
+        </w:rPr>
+        <w:t>};</w:t>
+      </w:r>
+    </w:p>
+    <w:p>
+      <w:pPr>
+        <w:pStyle w:val="Normal"/>
+        <w:bidi w:val="0"/>
+        <w:jc w:val="start"/>
+        <w:rPr>
+          <w:sz w:val="18"/>
+          <w:szCs w:val="18"/>
+        </w:rPr>
+      </w:pPr>
+      <w:r>
+        <w:rPr>
+          <w:color w:val="C9211E"/>
+          <w:sz w:val="18"/>
+          <w:szCs w:val="18"/>
+        </w:rPr>
+        <w:t>i2c_msg</w:t>
+      </w:r>
+      <w:r>
+        <w:rPr>
+          <w:sz w:val="18"/>
+          <w:szCs w:val="18"/>
+        </w:rPr>
+        <w:t xml:space="preserve"> </w:t>
+      </w:r>
+      <w:r>
+        <w:rPr>
+          <w:rFonts w:ascii="Liberation Serif" w:hAnsi="Liberation Serif" w:cs="Noto Sans CJK SC"/>
+          <w:color w:val="auto"/>
+          <w:kern w:val="2"/>
+          <w:sz w:val="18"/>
+          <w:szCs w:val="18"/>
+          <w:lang w:val="en-US" w:eastAsia="zh-CN" w:bidi="hi-IN"/>
+        </w:rPr>
+        <w:t>该结构体</w:t>
+      </w:r>
+      <w:r>
+        <w:rPr>
+          <w:sz w:val="18"/>
+          <w:szCs w:val="18"/>
+        </w:rPr>
+        <w:t>描述“一条</w:t>
+      </w:r>
+      <w:r>
+        <w:rPr>
+          <w:sz w:val="18"/>
+          <w:szCs w:val="18"/>
+        </w:rPr>
+        <w:t>I2C</w:t>
+      </w:r>
+      <w:r>
+        <w:rPr>
+          <w:sz w:val="18"/>
+          <w:szCs w:val="18"/>
+        </w:rPr>
+        <w:t>消息”：和谁通信、读还是写、多少字节、数据在哪里。</w:t>
+      </w:r>
+    </w:p>
+    <w:p>
+      <w:pPr>
+        <w:pStyle w:val="Normal"/>
+        <w:bidi w:val="0"/>
+        <w:jc w:val="start"/>
+        <w:rPr>
+          <w:sz w:val="18"/>
+          <w:szCs w:val="18"/>
+        </w:rPr>
+      </w:pPr>
+      <w:r>
+        <w:rPr>
+          <w:sz w:val="18"/>
+          <w:szCs w:val="18"/>
+        </w:rPr>
+      </w:r>
+    </w:p>
+    <w:p>
+      <w:pPr>
+        <w:pStyle w:val="Normal"/>
+        <w:bidi w:val="0"/>
+        <w:jc w:val="start"/>
+        <w:rPr>
+          <w:sz w:val="18"/>
+          <w:szCs w:val="18"/>
+        </w:rPr>
+      </w:pPr>
+      <w:r>
+        <w:rPr>
+          <w:rFonts w:ascii="Liberation Serif" w:hAnsi="Liberation Serif" w:cs="Noto Sans CJK SC"/>
+          <w:color w:val="auto"/>
+          <w:kern w:val="2"/>
+          <w:sz w:val="18"/>
+          <w:szCs w:val="18"/>
+          <w:lang w:val="en-US" w:eastAsia="zh-CN" w:bidi="hi-IN"/>
+        </w:rPr>
+        <w:t>其中</w:t>
+      </w:r>
+      <w:r>
+        <w:rPr>
+          <w:rFonts w:eastAsia="Noto Serif CJK SC" w:cs="Noto Sans CJK SC"/>
+          <w:color w:val="auto"/>
+          <w:kern w:val="2"/>
+          <w:sz w:val="18"/>
+          <w:szCs w:val="18"/>
+          <w:lang w:val="en-US" w:eastAsia="zh-CN" w:bidi="hi-IN"/>
+        </w:rPr>
+        <w:t>flag</w:t>
+      </w:r>
+      <w:r>
+        <w:rPr>
+          <w:rFonts w:ascii="Liberation Serif" w:hAnsi="Liberation Serif" w:cs="Noto Sans CJK SC"/>
+          <w:color w:val="auto"/>
+          <w:kern w:val="2"/>
+          <w:sz w:val="18"/>
+          <w:szCs w:val="18"/>
+          <w:lang w:val="en-US" w:eastAsia="zh-CN" w:bidi="hi-IN"/>
+        </w:rPr>
+        <w:t>有以下宏定义：</w:t>
+      </w:r>
+    </w:p>
+    <w:p>
+      <w:pPr>
+        <w:pStyle w:val="Normal"/>
+        <w:bidi w:val="0"/>
+        <w:jc w:val="start"/>
+        <w:rPr>
+          <w:sz w:val="18"/>
+          <w:szCs w:val="18"/>
+        </w:rPr>
+      </w:pPr>
+      <w:r>
+        <w:rPr>
+          <w:rFonts w:eastAsia="Noto Serif CJK SC" w:cs="Noto Sans CJK SC"/>
+          <w:color w:val="auto"/>
+          <w:kern w:val="2"/>
+          <w:sz w:val="18"/>
+          <w:szCs w:val="18"/>
+          <w:lang w:val="en-US" w:eastAsia="zh-CN" w:bidi="hi-IN"/>
+        </w:rPr>
+        <w:t>#define I2C_M_RD</w:t>
+        <w:tab/>
+        <w:tab/>
+        <w:tab/>
+        <w:t xml:space="preserve">  0x0001  /* </w:t>
+      </w:r>
+      <w:r>
+        <w:rPr>
+          <w:rFonts w:ascii="Liberation Serif" w:hAnsi="Liberation Serif" w:cs="Noto Sans CJK SC"/>
+          <w:color w:val="auto"/>
+          <w:kern w:val="2"/>
+          <w:sz w:val="18"/>
+          <w:szCs w:val="18"/>
+          <w:lang w:val="en-US" w:eastAsia="zh-CN" w:bidi="hi-IN"/>
+        </w:rPr>
+        <w:t xml:space="preserve">读操作标志（数据从从设备到主设备） </w:t>
+      </w:r>
+      <w:r>
+        <w:rPr>
+          <w:rFonts w:eastAsia="Noto Serif CJK SC" w:cs="Noto Sans CJK SC"/>
+          <w:color w:val="auto"/>
+          <w:kern w:val="2"/>
+          <w:sz w:val="18"/>
+          <w:szCs w:val="18"/>
+          <w:lang w:val="en-US" w:eastAsia="zh-CN" w:bidi="hi-IN"/>
+        </w:rPr>
+        <w:t>*/</w:t>
+      </w:r>
+    </w:p>
+    <w:p>
+      <w:pPr>
+        <w:pStyle w:val="Normal"/>
+        <w:bidi w:val="0"/>
+        <w:jc w:val="start"/>
+        <w:rPr>
+          <w:sz w:val="18"/>
+          <w:szCs w:val="18"/>
+        </w:rPr>
+      </w:pPr>
+      <w:r>
+        <w:rPr>
+          <w:sz w:val="18"/>
+          <w:szCs w:val="18"/>
+        </w:rPr>
+        <w:t>#define I2C_M_TEN</w:t>
+        <w:tab/>
+        <w:tab/>
+        <w:tab/>
+        <w:t xml:space="preserve">  0x0010  /* </w:t>
+      </w:r>
+      <w:r>
+        <w:rPr>
+          <w:sz w:val="18"/>
+          <w:szCs w:val="18"/>
+        </w:rPr>
+        <w:t>使用</w:t>
+      </w:r>
+      <w:r>
+        <w:rPr>
+          <w:sz w:val="18"/>
+          <w:szCs w:val="18"/>
+        </w:rPr>
+        <w:t>10</w:t>
+      </w:r>
+      <w:r>
+        <w:rPr>
+          <w:sz w:val="18"/>
+          <w:szCs w:val="18"/>
+        </w:rPr>
+        <w:t>位芯片地址模式</w:t>
+      </w:r>
+      <w:r>
+        <w:rPr>
+          <w:sz w:val="18"/>
+          <w:szCs w:val="18"/>
+        </w:rPr>
+        <w:t>*/</w:t>
+      </w:r>
+    </w:p>
+    <w:p>
+      <w:pPr>
+        <w:pStyle w:val="Normal"/>
+        <w:bidi w:val="0"/>
+        <w:jc w:val="start"/>
+        <w:rPr>
+          <w:sz w:val="18"/>
+          <w:szCs w:val="18"/>
+        </w:rPr>
+      </w:pPr>
+      <w:r>
+        <w:rPr>
+          <w:sz w:val="18"/>
+          <w:szCs w:val="18"/>
+        </w:rPr>
+        <w:t xml:space="preserve">#define I2C_M_DMA_SAFE    </w:t>
+        <w:tab/>
+        <w:t xml:space="preserve">  0x0200  /* </w:t>
+      </w:r>
+      <w:r>
+        <w:rPr>
+          <w:sz w:val="18"/>
+          <w:szCs w:val="18"/>
+        </w:rPr>
+        <w:t>此消息的缓冲区支持</w:t>
+      </w:r>
+      <w:r>
+        <w:rPr>
+          <w:sz w:val="18"/>
+          <w:szCs w:val="18"/>
+        </w:rPr>
+        <w:t>DMA</w:t>
+      </w:r>
+      <w:r>
+        <w:rPr>
+          <w:sz w:val="18"/>
+          <w:szCs w:val="18"/>
+        </w:rPr>
+        <w:t>安全访问</w:t>
+      </w:r>
+      <w:r>
+        <w:rPr>
+          <w:sz w:val="18"/>
+          <w:szCs w:val="18"/>
+        </w:rPr>
+        <w:t>*/</w:t>
+      </w:r>
+    </w:p>
+    <w:p>
+      <w:pPr>
+        <w:pStyle w:val="Normal"/>
+        <w:bidi w:val="0"/>
+        <w:jc w:val="start"/>
+        <w:rPr>
+          <w:sz w:val="18"/>
+          <w:szCs w:val="18"/>
+        </w:rPr>
+      </w:pPr>
+      <w:r>
+        <w:rPr>
+          <w:sz w:val="18"/>
+          <w:szCs w:val="18"/>
+        </w:rPr>
+        <w:t xml:space="preserve">#define I2C_M_RECV_LEN    </w:t>
+        <w:tab/>
+        <w:t xml:space="preserve">  0x0400  /* </w:t>
+      </w:r>
+      <w:r>
+        <w:rPr>
+          <w:sz w:val="18"/>
+          <w:szCs w:val="18"/>
+        </w:rPr>
+        <w:t>接收的第一个字节作为数据长度</w:t>
+      </w:r>
+      <w:r>
+        <w:rPr>
+          <w:sz w:val="18"/>
+          <w:szCs w:val="18"/>
+        </w:rPr>
+        <w:t>*/</w:t>
+      </w:r>
+    </w:p>
+    <w:p>
+      <w:pPr>
+        <w:pStyle w:val="Normal"/>
+        <w:bidi w:val="0"/>
+        <w:jc w:val="start"/>
+        <w:rPr>
+          <w:sz w:val="18"/>
+          <w:szCs w:val="18"/>
+        </w:rPr>
+      </w:pPr>
+      <w:r>
+        <w:rPr>
+          <w:sz w:val="18"/>
+          <w:szCs w:val="18"/>
+        </w:rPr>
+        <w:t xml:space="preserve">#define I2C_M_NO_RD_ACK     </w:t>
+        <w:tab/>
+        <w:t xml:space="preserve">  0x0800  /* </w:t>
+      </w:r>
+      <w:r>
+        <w:rPr>
+          <w:sz w:val="18"/>
+          <w:szCs w:val="18"/>
+        </w:rPr>
+        <w:t>读操作时不发送</w:t>
+      </w:r>
+      <w:r>
+        <w:rPr>
+          <w:sz w:val="18"/>
+          <w:szCs w:val="18"/>
+        </w:rPr>
+        <w:t>ACK</w:t>
+      </w:r>
+      <w:r>
+        <w:rPr>
+          <w:sz w:val="18"/>
+          <w:szCs w:val="18"/>
+        </w:rPr>
+        <w:t>应答（需</w:t>
+      </w:r>
+      <w:r>
+        <w:rPr>
+          <w:sz w:val="18"/>
+          <w:szCs w:val="18"/>
+        </w:rPr>
+        <w:t>I2C_FUNC_PROTOCOL_MANGLING</w:t>
+      </w:r>
+      <w:r>
+        <w:rPr>
+          <w:sz w:val="18"/>
+          <w:szCs w:val="18"/>
+        </w:rPr>
+        <w:t xml:space="preserve">支持） </w:t>
+      </w:r>
+      <w:r>
+        <w:rPr>
+          <w:sz w:val="18"/>
+          <w:szCs w:val="18"/>
+        </w:rPr>
+        <w:t>*/</w:t>
+      </w:r>
+    </w:p>
+    <w:p>
+      <w:pPr>
+        <w:pStyle w:val="Normal"/>
+        <w:bidi w:val="0"/>
+        <w:jc w:val="start"/>
+        <w:rPr>
+          <w:sz w:val="18"/>
+          <w:szCs w:val="18"/>
+        </w:rPr>
+      </w:pPr>
+      <w:r>
+        <w:rPr>
+          <w:sz w:val="18"/>
+          <w:szCs w:val="18"/>
+        </w:rPr>
+        <w:t xml:space="preserve">#define I2C_M_IGNORE_NAK  </w:t>
+        <w:tab/>
+        <w:t xml:space="preserve">  0x1000  /* </w:t>
+      </w:r>
+      <w:r>
+        <w:rPr>
+          <w:sz w:val="18"/>
+          <w:szCs w:val="18"/>
+        </w:rPr>
+        <w:t>忽略</w:t>
+      </w:r>
+      <w:r>
+        <w:rPr>
+          <w:sz w:val="18"/>
+          <w:szCs w:val="18"/>
+        </w:rPr>
+        <w:t>NAK</w:t>
+      </w:r>
+      <w:r>
+        <w:rPr>
+          <w:sz w:val="18"/>
+          <w:szCs w:val="18"/>
+        </w:rPr>
+        <w:t>应答（需</w:t>
+      </w:r>
+      <w:r>
+        <w:rPr>
+          <w:sz w:val="18"/>
+          <w:szCs w:val="18"/>
+        </w:rPr>
+        <w:t>I2C_FUNC_PROTOCOL_MANGLING</w:t>
+      </w:r>
+      <w:r>
+        <w:rPr>
+          <w:sz w:val="18"/>
+          <w:szCs w:val="18"/>
+        </w:rPr>
+        <w:t xml:space="preserve">支持） </w:t>
+      </w:r>
+      <w:r>
+        <w:rPr>
+          <w:sz w:val="18"/>
+          <w:szCs w:val="18"/>
+        </w:rPr>
+        <w:t>*/</w:t>
+      </w:r>
+    </w:p>
+    <w:p>
+      <w:pPr>
+        <w:pStyle w:val="Normal"/>
+        <w:bidi w:val="0"/>
+        <w:jc w:val="start"/>
+        <w:rPr>
+          <w:sz w:val="18"/>
+          <w:szCs w:val="18"/>
+        </w:rPr>
+      </w:pPr>
+      <w:r>
+        <w:rPr>
+          <w:sz w:val="18"/>
+          <w:szCs w:val="18"/>
+        </w:rPr>
+        <w:t xml:space="preserve">#define I2C_M_REV_DIR_ADDR 0x2000 /* </w:t>
+      </w:r>
+      <w:r>
+        <w:rPr>
+          <w:sz w:val="18"/>
+          <w:szCs w:val="18"/>
+        </w:rPr>
+        <w:t>在重复</w:t>
+      </w:r>
+      <w:r>
+        <w:rPr>
+          <w:sz w:val="18"/>
+          <w:szCs w:val="18"/>
+        </w:rPr>
+        <w:t>START</w:t>
+      </w:r>
+      <w:r>
+        <w:rPr>
+          <w:sz w:val="18"/>
+          <w:szCs w:val="18"/>
+        </w:rPr>
+        <w:t>条件下反转地址方向（需</w:t>
+      </w:r>
+      <w:r>
+        <w:rPr>
+          <w:sz w:val="18"/>
+          <w:szCs w:val="18"/>
+        </w:rPr>
+        <w:t>I2C_FUNC_PROTOCOL_MANGLING</w:t>
+      </w:r>
+      <w:r>
+        <w:rPr>
+          <w:sz w:val="18"/>
+          <w:szCs w:val="18"/>
+        </w:rPr>
+        <w:t xml:space="preserve">支持） </w:t>
+      </w:r>
+      <w:r>
+        <w:rPr>
+          <w:sz w:val="18"/>
+          <w:szCs w:val="18"/>
+        </w:rPr>
+        <w:t>*/</w:t>
+      </w:r>
+    </w:p>
+    <w:p>
+      <w:pPr>
+        <w:pStyle w:val="Normal"/>
+        <w:bidi w:val="0"/>
+        <w:jc w:val="start"/>
+        <w:rPr>
+          <w:sz w:val="18"/>
+          <w:szCs w:val="18"/>
+        </w:rPr>
+      </w:pPr>
+      <w:r>
+        <w:rPr>
+          <w:sz w:val="18"/>
+          <w:szCs w:val="18"/>
+        </w:rPr>
+        <w:t xml:space="preserve">#define I2C_M_NOSTART     </w:t>
+        <w:tab/>
+        <w:t xml:space="preserve">  0x4000  /* </w:t>
+      </w:r>
+      <w:r>
+        <w:rPr>
+          <w:sz w:val="18"/>
+          <w:szCs w:val="18"/>
+        </w:rPr>
+        <w:t>不发送</w:t>
+      </w:r>
+      <w:r>
+        <w:rPr>
+          <w:sz w:val="18"/>
+          <w:szCs w:val="18"/>
+        </w:rPr>
+        <w:t>START</w:t>
+      </w:r>
+      <w:r>
+        <w:rPr>
+          <w:sz w:val="18"/>
+          <w:szCs w:val="18"/>
+        </w:rPr>
+        <w:t>条件（需</w:t>
+      </w:r>
+      <w:r>
+        <w:rPr>
+          <w:sz w:val="18"/>
+          <w:szCs w:val="18"/>
+        </w:rPr>
+        <w:t>I2C_FUNC_NOSTART</w:t>
+      </w:r>
+      <w:r>
+        <w:rPr>
+          <w:sz w:val="18"/>
+          <w:szCs w:val="18"/>
+        </w:rPr>
+        <w:t xml:space="preserve">支持） </w:t>
+      </w:r>
+      <w:r>
+        <w:rPr>
+          <w:sz w:val="18"/>
+          <w:szCs w:val="18"/>
+        </w:rPr>
+        <w:t>*/</w:t>
+      </w:r>
+    </w:p>
+    <w:p>
+      <w:pPr>
+        <w:pStyle w:val="Normal"/>
+        <w:bidi w:val="0"/>
+        <w:jc w:val="start"/>
+        <w:rPr>
+          <w:sz w:val="18"/>
+          <w:szCs w:val="18"/>
+        </w:rPr>
+      </w:pPr>
+      <w:r>
+        <w:rPr>
+          <w:rFonts w:eastAsia="Noto Serif CJK SC" w:cs="Noto Sans CJK SC"/>
+          <w:color w:val="auto"/>
+          <w:kern w:val="2"/>
+          <w:sz w:val="18"/>
+          <w:szCs w:val="18"/>
+          <w:lang w:val="en-US" w:eastAsia="zh-CN" w:bidi="hi-IN"/>
+        </w:rPr>
+        <w:t xml:space="preserve">#define I2C_M_STOP        </w:t>
+        <w:tab/>
+        <w:tab/>
+        <w:t xml:space="preserve">  0x8000  /* </w:t>
+      </w:r>
+      <w:r>
+        <w:rPr>
+          <w:rFonts w:ascii="Liberation Serif" w:hAnsi="Liberation Serif" w:cs="Noto Sans CJK SC"/>
+          <w:color w:val="auto"/>
+          <w:kern w:val="2"/>
+          <w:sz w:val="18"/>
+          <w:szCs w:val="18"/>
+          <w:lang w:val="en-US" w:eastAsia="zh-CN" w:bidi="hi-IN"/>
+        </w:rPr>
+        <w:t>在消息结束时发送</w:t>
+      </w:r>
+      <w:r>
+        <w:rPr>
+          <w:rFonts w:eastAsia="Noto Serif CJK SC" w:cs="Noto Sans CJK SC"/>
+          <w:color w:val="auto"/>
+          <w:kern w:val="2"/>
+          <w:sz w:val="18"/>
+          <w:szCs w:val="18"/>
+          <w:lang w:val="en-US" w:eastAsia="zh-CN" w:bidi="hi-IN"/>
+        </w:rPr>
+        <w:t>STOP</w:t>
+      </w:r>
+      <w:r>
+        <w:rPr>
+          <w:rFonts w:ascii="Liberation Serif" w:hAnsi="Liberation Serif" w:cs="Noto Sans CJK SC"/>
+          <w:color w:val="auto"/>
+          <w:kern w:val="2"/>
+          <w:sz w:val="18"/>
+          <w:szCs w:val="18"/>
+          <w:lang w:val="en-US" w:eastAsia="zh-CN" w:bidi="hi-IN"/>
+        </w:rPr>
+        <w:t>条件（需</w:t>
+      </w:r>
+      <w:r>
+        <w:rPr>
+          <w:rFonts w:eastAsia="Noto Serif CJK SC" w:cs="Noto Sans CJK SC"/>
+          <w:color w:val="auto"/>
+          <w:kern w:val="2"/>
+          <w:sz w:val="18"/>
+          <w:szCs w:val="18"/>
+          <w:lang w:val="en-US" w:eastAsia="zh-CN" w:bidi="hi-IN"/>
+        </w:rPr>
+        <w:t>I2C_FUNC_PROTOCOL_MANGLING</w:t>
+      </w:r>
+      <w:r>
+        <w:rPr>
+          <w:rFonts w:ascii="Liberation Serif" w:hAnsi="Liberation Serif" w:cs="Noto Sans CJK SC"/>
+          <w:color w:val="auto"/>
+          <w:kern w:val="2"/>
+          <w:sz w:val="18"/>
+          <w:szCs w:val="18"/>
+          <w:lang w:val="en-US" w:eastAsia="zh-CN" w:bidi="hi-IN"/>
+        </w:rPr>
+        <w:t xml:space="preserve">支持） </w:t>
+      </w:r>
+      <w:r>
+        <w:rPr>
+          <w:rFonts w:eastAsia="Noto Serif CJK SC" w:cs="Noto Sans CJK SC"/>
+          <w:color w:val="auto"/>
+          <w:kern w:val="2"/>
+          <w:sz w:val="18"/>
+          <w:szCs w:val="18"/>
+          <w:lang w:val="en-US" w:eastAsia="zh-CN" w:bidi="hi-IN"/>
+        </w:rPr>
+        <w:t>*/</w:t>
+      </w:r>
+    </w:p>
+    <w:p>
+      <w:pPr>
+        <w:pStyle w:val="Normal"/>
+        <w:bidi w:val="0"/>
+        <w:jc w:val="start"/>
+        <w:rPr>
+          <w:color w:val="C9211E"/>
+          <w:sz w:val="18"/>
+          <w:szCs w:val="18"/>
+        </w:rPr>
+      </w:pPr>
+      <w:r>
+        <w:rPr>
+          <w:rFonts w:ascii="Liberation Serif" w:hAnsi="Liberation Serif" w:cs="Noto Sans CJK SC"/>
+          <w:color w:val="C9211E"/>
+          <w:kern w:val="2"/>
+          <w:sz w:val="18"/>
+          <w:szCs w:val="18"/>
+          <w:lang w:val="en-US" w:eastAsia="zh-CN" w:bidi="hi-IN"/>
+        </w:rPr>
+        <w:t>注：</w:t>
+      </w:r>
+      <w:r>
+        <w:rPr>
+          <w:rFonts w:eastAsia="Noto Serif CJK SC" w:cs="Noto Sans CJK SC"/>
+          <w:color w:val="C9211E"/>
+          <w:kern w:val="2"/>
+          <w:sz w:val="18"/>
+          <w:szCs w:val="18"/>
+          <w:lang w:val="en-US" w:eastAsia="zh-CN" w:bidi="hi-IN"/>
+        </w:rPr>
+        <w:t>flag</w:t>
+      </w:r>
+      <w:r>
+        <w:rPr>
+          <w:rFonts w:ascii="Liberation Serif" w:hAnsi="Liberation Serif" w:cs="Noto Sans CJK SC"/>
+          <w:color w:val="C9211E"/>
+          <w:kern w:val="2"/>
+          <w:sz w:val="18"/>
+          <w:szCs w:val="18"/>
+          <w:lang w:val="en-US" w:eastAsia="zh-CN" w:bidi="hi-IN"/>
+        </w:rPr>
+        <w:t>为</w:t>
+      </w:r>
+      <w:r>
+        <w:rPr>
+          <w:rFonts w:eastAsia="Noto Serif CJK SC" w:cs="Noto Sans CJK SC"/>
+          <w:color w:val="C9211E"/>
+          <w:kern w:val="2"/>
+          <w:sz w:val="18"/>
+          <w:szCs w:val="18"/>
+          <w:lang w:val="en-US" w:eastAsia="zh-CN" w:bidi="hi-IN"/>
+        </w:rPr>
+        <w:t>0</w:t>
+      </w:r>
+      <w:r>
+        <w:rPr>
+          <w:rFonts w:ascii="Liberation Serif" w:hAnsi="Liberation Serif" w:cs="Noto Sans CJK SC"/>
+          <w:color w:val="C9211E"/>
+          <w:kern w:val="2"/>
+          <w:sz w:val="18"/>
+          <w:szCs w:val="18"/>
+          <w:lang w:val="en-US" w:eastAsia="zh-CN" w:bidi="hi-IN"/>
+        </w:rPr>
+        <w:t>则为写操作，这里没有专门定义一个宏</w:t>
+      </w:r>
+    </w:p>
+    <w:p>
+      <w:pPr>
+        <w:pStyle w:val="Normal"/>
+        <w:bidi w:val="0"/>
+        <w:jc w:val="start"/>
+        <w:rPr>
           <w:rFonts w:ascii="Liberation Serif" w:hAnsi="Liberation Serif" w:eastAsia="Noto Serif CJK SC" w:cs="Noto Sans CJK SC"/>
-          <w:b w:val="false"/>
-          <w:b w:val="false"/>
-          <w:color w:val="auto"/>
-          <w:kern w:val="2"/>
-          <w:sz w:val="18"/>
-          <w:szCs w:val="18"/>
-          <w:shd w:fill="auto" w:val="clear"/>
-          <w:lang w:val="en-US" w:eastAsia="zh-CN" w:bidi="hi-IN"/>
-        </w:rPr>
-      </w:pPr>
-      <w:r>
-        <w:rPr/>
-      </w:r>
-    </w:p>
-    <w:p>
-      <w:pPr>
-        <w:pStyle w:val="Normal"/>
-        <w:bidi w:val="0"/>
-        <w:jc w:val="start"/>
-        <w:rPr>
-          <w:sz w:val="18"/>
-          <w:szCs w:val="18"/>
-        </w:rPr>
-      </w:pPr>
-      <w:r>
-        <w:rPr>
-          <w:rFonts w:ascii="Liberation Serif" w:hAnsi="Liberation Serif" w:cs="Noto Sans CJK SC"/>
-          <w:color w:val="auto"/>
-          <w:kern w:val="2"/>
-          <w:sz w:val="18"/>
-          <w:szCs w:val="18"/>
-          <w:lang w:val="en-US" w:eastAsia="zh-CN" w:bidi="hi-IN"/>
-        </w:rPr>
-        <w:t>主要了解</w:t>
-      </w:r>
-      <w:r>
-        <w:rPr>
-          <w:rFonts w:ascii="Liberation Serif" w:hAnsi="Liberation Serif" w:cs="Noto Sans CJK SC"/>
-          <w:color w:val="auto"/>
-          <w:kern w:val="2"/>
-          <w:sz w:val="18"/>
-          <w:szCs w:val="18"/>
-          <w:lang w:val="en-US" w:eastAsia="zh-CN" w:bidi="hi-IN"/>
-        </w:rPr>
-        <w:t>：</w:t>
-      </w:r>
-      <w:r>
-        <w:rPr>
-          <w:rFonts w:eastAsia="Noto Serif CJK SC" w:cs="Noto Sans CJK SC"/>
-          <w:color w:val="auto"/>
-          <w:kern w:val="2"/>
-          <w:sz w:val="18"/>
-          <w:szCs w:val="18"/>
-          <w:lang w:val="en-US" w:eastAsia="zh-CN" w:bidi="hi-IN"/>
-        </w:rPr>
-        <w:t>duty_cycle</w:t>
-      </w:r>
-      <w:r>
-        <w:rPr>
-          <w:rFonts w:ascii="Liberation Serif" w:hAnsi="Liberation Serif" w:cs="Noto Sans CJK SC"/>
-          <w:color w:val="auto"/>
-          <w:kern w:val="2"/>
-          <w:sz w:val="18"/>
-          <w:szCs w:val="18"/>
-          <w:lang w:val="en-US" w:eastAsia="zh-CN" w:bidi="hi-IN"/>
-        </w:rPr>
-        <w:t>有效电平时间，单位</w:t>
-      </w:r>
-      <w:r>
-        <w:rPr>
-          <w:rFonts w:eastAsia="Noto Serif CJK SC" w:cs="Noto Sans CJK SC"/>
-          <w:color w:val="auto"/>
-          <w:kern w:val="2"/>
-          <w:sz w:val="18"/>
-          <w:szCs w:val="18"/>
-          <w:lang w:val="en-US" w:eastAsia="zh-CN" w:bidi="hi-IN"/>
-        </w:rPr>
-        <w:t>(ns)</w:t>
-      </w:r>
-      <w:r>
-        <w:rPr>
-          <w:rFonts w:ascii="Liberation Serif" w:hAnsi="Liberation Serif" w:cs="Noto Sans CJK SC"/>
-          <w:color w:val="auto"/>
-          <w:kern w:val="2"/>
-          <w:sz w:val="18"/>
-          <w:szCs w:val="18"/>
-          <w:lang w:val="en-US" w:eastAsia="zh-CN" w:bidi="hi-IN"/>
-        </w:rPr>
-        <w:t>，</w:t>
-      </w:r>
-      <w:r>
-        <w:rPr>
-          <w:rFonts w:eastAsia="Noto Serif CJK SC" w:cs="Noto Sans CJK SC"/>
-          <w:color w:val="auto"/>
-          <w:kern w:val="2"/>
-          <w:sz w:val="18"/>
-          <w:szCs w:val="18"/>
-          <w:lang w:val="en-US" w:eastAsia="zh-CN" w:bidi="hi-IN"/>
-        </w:rPr>
-        <w:t>enable</w:t>
-      </w:r>
-      <w:r>
-        <w:rPr>
-          <w:rFonts w:ascii="Liberation Serif" w:hAnsi="Liberation Serif" w:cs="Noto Sans CJK SC"/>
-          <w:color w:val="auto"/>
-          <w:kern w:val="2"/>
-          <w:sz w:val="18"/>
-          <w:szCs w:val="18"/>
-          <w:lang w:val="en-US" w:eastAsia="zh-CN" w:bidi="hi-IN"/>
-        </w:rPr>
-        <w:t>使能，</w:t>
-      </w:r>
-      <w:r>
-        <w:rPr>
-          <w:rFonts w:eastAsia="Noto Serif CJK SC" w:cs="Noto Sans CJK SC"/>
-          <w:color w:val="auto"/>
-          <w:kern w:val="2"/>
-          <w:sz w:val="18"/>
-          <w:szCs w:val="18"/>
-          <w:lang w:val="en-US" w:eastAsia="zh-CN" w:bidi="hi-IN"/>
-        </w:rPr>
-        <w:t>period</w:t>
-      </w:r>
-      <w:r>
-        <w:rPr>
-          <w:rFonts w:ascii="Liberation Serif" w:hAnsi="Liberation Serif" w:cs="Noto Sans CJK SC"/>
-          <w:color w:val="auto"/>
-          <w:kern w:val="2"/>
-          <w:sz w:val="18"/>
-          <w:szCs w:val="18"/>
-          <w:lang w:val="en-US" w:eastAsia="zh-CN" w:bidi="hi-IN"/>
-        </w:rPr>
-        <w:t>周期，</w:t>
-      </w:r>
-      <w:r>
-        <w:rPr>
-          <w:rFonts w:eastAsia="Noto Serif CJK SC" w:cs="Noto Sans CJK SC"/>
-          <w:color w:val="auto"/>
-          <w:kern w:val="2"/>
-          <w:sz w:val="18"/>
-          <w:szCs w:val="18"/>
-          <w:lang w:val="en-US" w:eastAsia="zh-CN" w:bidi="hi-IN"/>
-        </w:rPr>
-        <w:t>polarity</w:t>
-      </w:r>
-      <w:r>
-        <w:rPr>
-          <w:rFonts w:ascii="Liberation Serif" w:hAnsi="Liberation Serif" w:cs="Noto Sans CJK SC"/>
-          <w:color w:val="auto"/>
-          <w:kern w:val="2"/>
-          <w:sz w:val="18"/>
-          <w:szCs w:val="18"/>
-          <w:lang w:val="en-US" w:eastAsia="zh-CN" w:bidi="hi-IN"/>
-        </w:rPr>
-        <w:t>极性（默认低电平有效）</w:t>
-      </w:r>
-    </w:p>
-    <w:p>
-      <w:pPr>
-        <w:pStyle w:val="Normal"/>
-        <w:bidi w:val="0"/>
-        <w:jc w:val="start"/>
-        <w:rPr>
-          <w:sz w:val="18"/>
-          <w:szCs w:val="18"/>
-        </w:rPr>
-      </w:pPr>
-      <w:r>
-        <w:rPr>
-          <w:rFonts w:ascii="Liberation Serif" w:hAnsi="Liberation Serif" w:cs="Noto Sans CJK SC"/>
-          <w:color w:val="auto"/>
-          <w:kern w:val="2"/>
-          <w:sz w:val="18"/>
-          <w:szCs w:val="18"/>
-          <w:lang w:val="en-US" w:eastAsia="zh-CN" w:bidi="hi-IN"/>
-        </w:rPr>
-        <w:t>本章和前面</w:t>
-      </w:r>
-      <w:r>
-        <w:rPr>
-          <w:rFonts w:eastAsia="Noto Serif CJK SC" w:cs="Noto Sans CJK SC"/>
-          <w:color w:val="auto"/>
-          <w:kern w:val="2"/>
-          <w:sz w:val="18"/>
-          <w:szCs w:val="18"/>
-          <w:lang w:val="en-US" w:eastAsia="zh-CN" w:bidi="hi-IN"/>
-        </w:rPr>
-        <w:t>gpio</w:t>
-      </w:r>
-      <w:r>
-        <w:rPr>
-          <w:rFonts w:ascii="Liberation Serif" w:hAnsi="Liberation Serif" w:cs="Noto Sans CJK SC"/>
-          <w:color w:val="auto"/>
-          <w:kern w:val="2"/>
-          <w:sz w:val="18"/>
-          <w:szCs w:val="18"/>
-          <w:lang w:val="en-US" w:eastAsia="zh-CN" w:bidi="hi-IN"/>
-        </w:rPr>
-        <w:t>输出极其相似</w:t>
-      </w:r>
-      <w:r>
-        <w:rPr>
-          <w:rFonts w:ascii="Liberation Serif" w:hAnsi="Liberation Serif" w:cs="Noto Sans CJK SC"/>
-          <w:color w:val="auto"/>
-          <w:kern w:val="2"/>
-          <w:sz w:val="18"/>
-          <w:szCs w:val="18"/>
-          <w:lang w:val="en-US" w:eastAsia="zh-CN" w:bidi="hi-IN"/>
-        </w:rPr>
-        <w:t>，看代码就能理解，这里不多赘述</w:t>
+          <w:color w:val="auto"/>
+          <w:kern w:val="2"/>
+          <w:lang w:val="en-US" w:eastAsia="zh-CN" w:bidi="hi-IN"/>
+        </w:rPr>
+      </w:pPr>
+      <w:r>
+        <w:rPr>
+          <w:sz w:val="18"/>
+          <w:szCs w:val="18"/>
+        </w:rPr>
+      </w:r>
+    </w:p>
+    <w:p>
+      <w:pPr>
+        <w:pStyle w:val="Normal"/>
+        <w:bidi w:val="0"/>
+        <w:jc w:val="start"/>
+        <w:rPr>
+          <w:sz w:val="18"/>
+          <w:szCs w:val="18"/>
+        </w:rPr>
+      </w:pPr>
+      <w:r>
+        <w:rPr>
+          <w:sz w:val="18"/>
+          <w:szCs w:val="18"/>
+        </w:rPr>
+        <w:t>int ioctl(int fd, unsigned long request, ...);</w:t>
+        <w:tab/>
+        <w:t xml:space="preserve">ioctl </w:t>
+      </w:r>
+      <w:r>
+        <w:rPr>
+          <w:rFonts w:ascii="Liberation Serif" w:hAnsi="Liberation Serif" w:cs="Noto Sans CJK SC"/>
+          <w:color w:val="auto"/>
+          <w:kern w:val="2"/>
+          <w:sz w:val="18"/>
+          <w:szCs w:val="18"/>
+          <w:lang w:val="en-US" w:eastAsia="zh-CN" w:bidi="hi-IN"/>
+        </w:rPr>
+        <w:t>函数是</w:t>
+      </w:r>
+      <w:r>
+        <w:rPr>
+          <w:sz w:val="18"/>
+          <w:szCs w:val="18"/>
+        </w:rPr>
+        <w:t>Linux</w:t>
+      </w:r>
+      <w:r>
+        <w:rPr>
+          <w:sz w:val="18"/>
+          <w:szCs w:val="18"/>
+        </w:rPr>
+        <w:t>设备控制接口，用于执行</w:t>
+      </w:r>
+      <w:r>
+        <w:rPr>
+          <w:sz w:val="18"/>
+          <w:szCs w:val="18"/>
+        </w:rPr>
+        <w:t>read/write</w:t>
+      </w:r>
+      <w:r>
+        <w:rPr>
+          <w:sz w:val="18"/>
+          <w:szCs w:val="18"/>
+        </w:rPr>
+        <w:t>无法方便表达的特殊设备操作。用于执行普通</w:t>
+      </w:r>
+      <w:r>
+        <w:rPr>
+          <w:sz w:val="18"/>
+          <w:szCs w:val="18"/>
+        </w:rPr>
+        <w:t>read()/write()</w:t>
+      </w:r>
+      <w:r>
+        <w:rPr>
+          <w:sz w:val="18"/>
+          <w:szCs w:val="18"/>
+        </w:rPr>
+        <w:t>不方便表达的设备特定操作</w:t>
+      </w:r>
+      <w:r>
+        <w:rPr>
+          <w:rFonts w:ascii="Liberation Serif" w:hAnsi="Liberation Serif" w:cs="Noto Sans CJK SC"/>
+          <w:color w:val="auto"/>
+          <w:kern w:val="2"/>
+          <w:sz w:val="18"/>
+          <w:szCs w:val="18"/>
+          <w:lang w:val="en-US" w:eastAsia="zh-CN" w:bidi="hi-IN"/>
+        </w:rPr>
+        <w:t>，比如当前的</w:t>
+      </w:r>
+      <w:r>
+        <w:rPr>
+          <w:rFonts w:eastAsia="Noto Serif CJK SC" w:cs="Noto Sans CJK SC"/>
+          <w:color w:val="auto"/>
+          <w:kern w:val="2"/>
+          <w:sz w:val="18"/>
+          <w:szCs w:val="18"/>
+          <w:lang w:val="en-US" w:eastAsia="zh-CN" w:bidi="hi-IN"/>
+        </w:rPr>
+        <w:t>i</w:t>
+      </w:r>
+      <w:r>
+        <w:rPr>
+          <w:rFonts w:eastAsia="Noto Serif CJK SC" w:cs="Noto Sans CJK SC"/>
+          <w:color w:val="auto"/>
+          <w:kern w:val="2"/>
+          <w:sz w:val="18"/>
+          <w:szCs w:val="18"/>
+          <w:lang w:val="en-US" w:eastAsia="zh-CN" w:bidi="hi-IN"/>
+        </w:rPr>
+        <w:t>2c</w:t>
+      </w:r>
+      <w:r>
+        <w:rPr>
+          <w:rFonts w:ascii="Liberation Serif" w:hAnsi="Liberation Serif" w:cs="Noto Sans CJK SC"/>
+          <w:color w:val="auto"/>
+          <w:kern w:val="2"/>
+          <w:sz w:val="18"/>
+          <w:szCs w:val="18"/>
+          <w:lang w:val="en-US" w:eastAsia="zh-CN" w:bidi="hi-IN"/>
+        </w:rPr>
+        <w:t>，常用宏为</w:t>
+      </w:r>
+      <w:r>
+        <w:rPr>
+          <w:rFonts w:eastAsia="Noto Serif CJK SC" w:cs="Noto Sans CJK SC"/>
+          <w:color w:val="auto"/>
+          <w:kern w:val="2"/>
+          <w:sz w:val="18"/>
+          <w:szCs w:val="18"/>
+          <w:lang w:val="en-US" w:eastAsia="zh-CN" w:bidi="hi-IN"/>
+        </w:rPr>
+        <w:t>I2C_RDWR</w:t>
+      </w:r>
+      <w:r>
+        <w:rPr>
+          <w:rFonts w:ascii="Liberation Serif" w:hAnsi="Liberation Serif" w:cs="Noto Sans CJK SC"/>
+          <w:color w:val="auto"/>
+          <w:kern w:val="2"/>
+          <w:sz w:val="18"/>
+          <w:szCs w:val="18"/>
+          <w:lang w:val="en-US" w:eastAsia="zh-CN" w:bidi="hi-IN"/>
+        </w:rPr>
+        <w:t>（执行</w:t>
+      </w:r>
+      <w:r>
+        <w:rPr>
+          <w:rFonts w:eastAsia="Noto Serif CJK SC" w:cs="Noto Sans CJK SC"/>
+          <w:color w:val="auto"/>
+          <w:kern w:val="2"/>
+          <w:sz w:val="18"/>
+          <w:szCs w:val="18"/>
+          <w:lang w:val="en-US" w:eastAsia="zh-CN" w:bidi="hi-IN"/>
+        </w:rPr>
+        <w:t>I2C</w:t>
+      </w:r>
+      <w:r>
+        <w:rPr>
+          <w:rFonts w:ascii="Liberation Serif" w:hAnsi="Liberation Serif" w:cs="Noto Sans CJK SC"/>
+          <w:color w:val="auto"/>
+          <w:kern w:val="2"/>
+          <w:sz w:val="18"/>
+          <w:szCs w:val="18"/>
+          <w:lang w:val="en-US" w:eastAsia="zh-CN" w:bidi="hi-IN"/>
+        </w:rPr>
+        <w:t>组合读写），具体使用方法可以参照代码。</w:t>
       </w:r>
     </w:p>
     <w:p>
@@ -20730,7 +23498,7 @@
     <w:pPr>
       <w:widowControl/>
       <w:suppressAutoHyphens w:val="true"/>
-      <w:overflowPunct w:val="true"/>
+      <w:overflowPunct w:val="false"/>
       <w:bidi w:val="0"/>
       <w:spacing w:before="0" w:after="0"/>
       <w:jc w:val="start"/>
